--- a/docs/ERP_사용설명서_QA기록.docx
+++ b/docs/ERP_사용설명서_QA기록.docx
@@ -69,7 +69,7 @@
           <w:sz w:val="21"/>
           <w:szCs w:val="21"/>
         </w:rPr>
-        <w:t xml:space="preserve">2026-10-01 (2회차)</w:t>
+        <w:t xml:space="preserve">2026-10-01 (3회차)</w:t>
       </w:r>
     </w:p>
     <w:p>
@@ -7557,6 +7557,2461 @@
           <w:szCs w:val="21"/>
         </w:rPr>
         <w:t xml:space="preserve">거래처·창고·품목 조건도 이름 비교인 곳(34곳) 점검 — 거래처도 같은 이름이 생길 수 있다</w:t>
+      </w:r>
+    </w:p>
+    <w:p>
+      <w:pPr>
+        <w:pStyle w:val="Heading1"/>
+        <w:spacing w:after="120" w:before="240"/>
+      </w:pPr>
+      <w:r>
+        <w:rPr>
+          <w:rFonts w:ascii="맑은 고딕" w:cs="맑은 고딕" w:eastAsia="맑은 고딕" w:hAnsi="맑은 고딕"/>
+        </w:rPr>
+        <w:t xml:space="preserve">3회차 — 프로젝트별 손익이 맞는가</w:t>
+      </w:r>
+    </w:p>
+    <w:p>
+      <w:pPr>
+        <w:spacing w:after="120"/>
+      </w:pPr>
+      <w:r>
+        <w:rPr>
+          <w:rFonts w:ascii="맑은 고딕" w:cs="맑은 고딕" w:eastAsia="맑은 고딕" w:hAnsi="맑은 고딕"/>
+          <w:sz w:val="21"/>
+          <w:szCs w:val="21"/>
+        </w:rPr>
+        <w:t xml:space="preserve">2회차 자료(견적·수주·출하)에 프로젝트별 판매·구매·비용 전표를 더 넣고, 프로젝트별 손익 화면의 숫자를 손으로 계산한 값과 맞춰 봤습니다. MES 판매는 판매입력 화면에서 [주문] 불러오기로 직접 넣었습니다.</w:t>
+      </w:r>
+    </w:p>
+    <w:p>
+      <w:pPr>
+        <w:pStyle w:val="Heading2"/>
+        <w:spacing w:after="120" w:before="240"/>
+      </w:pPr>
+      <w:r>
+        <w:rPr>
+          <w:rFonts w:ascii="맑은 고딕" w:cs="맑은 고딕" w:eastAsia="맑은 고딕" w:hAnsi="맑은 고딕"/>
+        </w:rPr>
+        <w:t xml:space="preserve">3-1. 사용법 — 주문을 불러와 판매 넣기</w:t>
+      </w:r>
+    </w:p>
+    <w:p>
+      <w:pPr>
+        <w:pStyle w:val="ListParagraph"/>
+        <w:numPr>
+          <w:ilvl w:val="0"/>
+          <w:numId w:val="3"/>
+        </w:numPr>
+        <w:spacing w:after="60"/>
+      </w:pPr>
+      <w:r>
+        <w:rPr>
+          <w:rFonts w:ascii="맑은 고딕" w:cs="맑은 고딕" w:eastAsia="맑은 고딕" w:hAnsi="맑은 고딕"/>
+          <w:sz w:val="21"/>
+          <w:szCs w:val="21"/>
+        </w:rPr>
+        <w:t xml:space="preserve">메뉴 </w:t>
+      </w:r>
+      <w:r>
+        <w:rPr>
+          <w:rFonts w:ascii="맑은 고딕" w:cs="맑은 고딕" w:eastAsia="맑은 고딕" w:hAnsi="맑은 고딕"/>
+          <w:b/>
+          <w:bCs/>
+          <w:sz w:val="21"/>
+          <w:szCs w:val="21"/>
+        </w:rPr>
+        <w:t xml:space="preserve">재고 I › 영업관리 › 판매 › 판매입력</w:t>
+      </w:r>
+      <w:r>
+        <w:rPr>
+          <w:rFonts w:ascii="맑은 고딕" w:cs="맑은 고딕" w:eastAsia="맑은 고딕" w:hAnsi="맑은 고딕"/>
+          <w:sz w:val="21"/>
+          <w:szCs w:val="21"/>
+        </w:rPr>
+        <w:t xml:space="preserve"> (주소 /sales/sell).</w:t>
+      </w:r>
+    </w:p>
+    <w:p>
+      <w:pPr>
+        <w:pStyle w:val="ListParagraph"/>
+        <w:numPr>
+          <w:ilvl w:val="0"/>
+          <w:numId w:val="3"/>
+        </w:numPr>
+        <w:spacing w:after="60"/>
+      </w:pPr>
+      <w:r>
+        <w:rPr>
+          <w:rFonts w:ascii="맑은 고딕" w:cs="맑은 고딕" w:eastAsia="맑은 고딕" w:hAnsi="맑은 고딕"/>
+          <w:sz w:val="21"/>
+          <w:szCs w:val="21"/>
+        </w:rPr>
+        <w:t xml:space="preserve">명세 위 단추줄의 </w:t>
+      </w:r>
+      <w:r>
+        <w:rPr>
+          <w:rFonts w:ascii="맑은 고딕" w:cs="맑은 고딕" w:eastAsia="맑은 고딕" w:hAnsi="맑은 고딕"/>
+          <w:b/>
+          <w:bCs/>
+          <w:sz w:val="21"/>
+          <w:szCs w:val="21"/>
+        </w:rPr>
+        <w:t xml:space="preserve">주문</w:t>
+      </w:r>
+      <w:r>
+        <w:rPr>
+          <w:rFonts w:ascii="맑은 고딕" w:cs="맑은 고딕" w:eastAsia="맑은 고딕" w:hAnsi="맑은 고딕"/>
+          <w:sz w:val="21"/>
+          <w:szCs w:val="21"/>
+        </w:rPr>
+        <w:t xml:space="preserve"> 을 누르면 아직 다 안 나간 주문 줄이 뜹니다. 담을 줄을 누르고 </w:t>
+      </w:r>
+      <w:r>
+        <w:rPr>
+          <w:rFonts w:ascii="맑은 고딕" w:cs="맑은 고딕" w:eastAsia="맑은 고딕" w:hAnsi="맑은 고딕"/>
+          <w:b/>
+          <w:bCs/>
+          <w:sz w:val="21"/>
+          <w:szCs w:val="21"/>
+        </w:rPr>
+        <w:t xml:space="preserve">선택 담기</w:t>
+      </w:r>
+      <w:r>
+        <w:rPr>
+          <w:rFonts w:ascii="맑은 고딕" w:cs="맑은 고딕" w:eastAsia="맑은 고딕" w:hAnsi="맑은 고딕"/>
+          <w:sz w:val="21"/>
+          <w:szCs w:val="21"/>
+        </w:rPr>
+        <w:t xml:space="preserve">.</w:t>
+      </w:r>
+    </w:p>
+    <w:p>
+      <w:pPr>
+        <w:pStyle w:val="ListParagraph"/>
+        <w:numPr>
+          <w:ilvl w:val="0"/>
+          <w:numId w:val="3"/>
+        </w:numPr>
+        <w:spacing w:after="60"/>
+      </w:pPr>
+      <w:r>
+        <w:rPr>
+          <w:rFonts w:ascii="맑은 고딕" w:cs="맑은 고딕" w:eastAsia="맑은 고딕" w:hAnsi="맑은 고딕"/>
+          <w:sz w:val="21"/>
+          <w:szCs w:val="21"/>
+        </w:rPr>
+        <w:t xml:space="preserve">거래처·</w:t>
+      </w:r>
+      <w:r>
+        <w:rPr>
+          <w:rFonts w:ascii="맑은 고딕" w:cs="맑은 고딕" w:eastAsia="맑은 고딕" w:hAnsi="맑은 고딕"/>
+          <w:b/>
+          <w:bCs/>
+          <w:sz w:val="21"/>
+          <w:szCs w:val="21"/>
+        </w:rPr>
+        <w:t xml:space="preserve">프로젝트·출하창고</w:t>
+      </w:r>
+      <w:r>
+        <w:rPr>
+          <w:rFonts w:ascii="맑은 고딕" w:cs="맑은 고딕" w:eastAsia="맑은 고딕" w:hAnsi="맑은 고딕"/>
+          <w:sz w:val="21"/>
+          <w:szCs w:val="21"/>
+        </w:rPr>
+        <w:t xml:space="preserve">가 주문에서 따라오고, 품목·수량·단가가 명세에 들어옵니다. 불러온 전표No. 열에 근거 주문이 찍힙니다.</w:t>
+      </w:r>
+    </w:p>
+    <w:p>
+      <w:pPr>
+        <w:pStyle w:val="ListParagraph"/>
+        <w:numPr>
+          <w:ilvl w:val="0"/>
+          <w:numId w:val="3"/>
+        </w:numPr>
+        <w:spacing w:after="60"/>
+      </w:pPr>
+      <w:r>
+        <w:rPr>
+          <w:rFonts w:ascii="맑은 고딕" w:cs="맑은 고딕" w:eastAsia="맑은 고딕" w:hAnsi="맑은 고딕"/>
+          <w:sz w:val="21"/>
+          <w:szCs w:val="21"/>
+        </w:rPr>
+        <w:t xml:space="preserve">프로젝트가 다른 주문은 한 전표에 같이 못 담습니다(어느 프로젝트 매출인지 갈라야 해서). 창고가 기본값과 다르면 주문의 창고로 바꾸고 알려 줍니다.</w:t>
+      </w:r>
+    </w:p>
+    <w:p>
+      <w:pPr>
+        <w:pStyle w:val="ListParagraph"/>
+        <w:numPr>
+          <w:ilvl w:val="0"/>
+          <w:numId w:val="3"/>
+        </w:numPr>
+        <w:spacing w:after="60"/>
+      </w:pPr>
+      <w:r>
+        <w:rPr>
+          <w:rFonts w:ascii="맑은 고딕" w:cs="맑은 고딕" w:eastAsia="맑은 고딕" w:hAnsi="맑은 고딕"/>
+          <w:b/>
+          <w:bCs/>
+          <w:sz w:val="21"/>
+          <w:szCs w:val="21"/>
+        </w:rPr>
+        <w:t xml:space="preserve">저장(F8)</w:t>
+      </w:r>
+      <w:r>
+        <w:rPr>
+          <w:rFonts w:ascii="맑은 고딕" w:cs="맑은 고딕" w:eastAsia="맑은 고딕" w:hAnsi="맑은 고딕"/>
+          <w:sz w:val="21"/>
+          <w:szCs w:val="21"/>
+        </w:rPr>
+        <w:t xml:space="preserve"> — 단추를 누르거나 F8.</w:t>
+      </w:r>
+    </w:p>
+    <w:p>
+      <w:pPr>
+        <w:spacing w:before="120"/>
+        <w:jc w:val="center"/>
+      </w:pPr>
+      <w:r>
+        <w:drawing>
+          <wp:inline distT="0" distB="0" distL="0" distR="0">
+            <wp:extent cx="5715000" cy="3571875"/>
+            <wp:effectExtent t="0" r="0" b="0" l="0"/>
+            <wp:docPr id="9" name="" descr="" title=""/>
+            <wp:cNvGraphicFramePr>
+              <a:graphicFrameLocks xmlns:a="http://schemas.openxmlformats.org/drawingml/2006/main" noChangeAspect="1"/>
+            </wp:cNvGraphicFramePr>
+            <a:graphic xmlns:a="http://schemas.openxmlformats.org/drawingml/2006/main">
+              <a:graphicData uri="http://schemas.openxmlformats.org/drawingml/2006/picture">
+                <pic:pic xmlns:pic="http://schemas.openxmlformats.org/drawingml/2006/picture">
+                  <pic:nvPicPr>
+                    <pic:cNvPr id="0" name="" descr=""/>
+                    <pic:cNvPicPr>
+                      <a:picLocks noChangeAspect="1" noChangeArrowheads="1"/>
+                    </pic:cNvPicPr>
+                  </pic:nvPicPr>
+                  <pic:blipFill>
+                    <a:blip r:embed="rId16" cstate="none"/>
+                    <a:srcRect/>
+                    <a:stretch>
+                      <a:fillRect/>
+                    </a:stretch>
+                  </pic:blipFill>
+                  <pic:spPr bwMode="auto">
+                    <a:xfrm>
+                      <a:off x="0" y="0"/>
+                      <a:ext cx="5715000" cy="3571875"/>
+                    </a:xfrm>
+                    <a:prstGeom prst="rect">
+                      <a:avLst/>
+                    </a:prstGeom>
+                  </pic:spPr>
+                </pic:pic>
+              </a:graphicData>
+            </a:graphic>
+          </wp:inline>
+        </w:drawing>
+      </w:r>
+    </w:p>
+    <w:p>
+      <w:pPr>
+        <w:spacing w:after="200"/>
+        <w:jc w:val="center"/>
+      </w:pPr>
+      <w:r>
+        <w:rPr>
+          <w:rFonts w:ascii="맑은 고딕" w:cs="맑은 고딕" w:eastAsia="맑은 고딕" w:hAnsi="맑은 고딕"/>
+          <w:i/>
+          <w:iCs/>
+          <w:color w:val="666666"/>
+          <w:sz w:val="18"/>
+          <w:szCs w:val="18"/>
+        </w:rPr>
+        <w:t xml:space="preserve">그림 9. 주문을 불러온 판매입력 — 프로젝트(PRJ-2605)·창고(본사창고)가 주문에서 따라왔다</w:t>
+      </w:r>
+    </w:p>
+    <w:p>
+      <w:pPr>
+        <w:pStyle w:val="Heading2"/>
+        <w:spacing w:after="120" w:before="240"/>
+      </w:pPr>
+      <w:r>
+        <w:rPr>
+          <w:rFonts w:ascii="맑은 고딕" w:cs="맑은 고딕" w:eastAsia="맑은 고딕" w:hAnsi="맑은 고딕"/>
+        </w:rPr>
+        <w:t xml:space="preserve">3-2. 넣은 전표와 손익 확인</w:t>
+      </w:r>
+    </w:p>
+    <w:tbl>
+      <w:tblPr>
+        <w:tblW w:type="dxa" w:w="8900"/>
+        <w:tblBorders>
+          <w:top w:val="single" w:color="auto" w:sz="4"/>
+          <w:left w:val="single" w:color="auto" w:sz="4"/>
+          <w:bottom w:val="single" w:color="auto" w:sz="4"/>
+          <w:right w:val="single" w:color="auto" w:sz="4"/>
+          <w:insideH w:val="single" w:color="auto" w:sz="4"/>
+          <w:insideV w:val="single" w:color="auto" w:sz="4"/>
+        </w:tblBorders>
+      </w:tblPr>
+      <w:tblGrid>
+        <w:gridCol w:w="2300"/>
+        <w:gridCol w:w="1300"/>
+        <w:gridCol w:w="1300"/>
+        <w:gridCol w:w="1100"/>
+        <w:gridCol w:w="1700"/>
+        <w:gridCol w:w="1200"/>
+      </w:tblGrid>
+      <w:tr>
+        <w:trPr>
+          <w:tblHeader/>
+        </w:trPr>
+        <w:tc>
+          <w:tcPr>
+            <w:tcW w:type="dxa" w:w="2300"/>
+            <w:tcBorders>
+              <w:top w:val="single" w:color="BFC5CE" w:sz="4"/>
+              <w:left w:val="single" w:color="BFC5CE" w:sz="4"/>
+              <w:bottom w:val="single" w:color="BFC5CE" w:sz="4"/>
+              <w:right w:val="single" w:color="BFC5CE" w:sz="4"/>
+            </w:tcBorders>
+            <w:shd w:fill="E8EEF9" w:val="clear"/>
+            <w:tcMar>
+              <w:top w:type="dxa" w:w="60"/>
+              <w:left w:type="dxa" w:w="90"/>
+              <w:bottom w:type="dxa" w:w="60"/>
+              <w:right w:type="dxa" w:w="90"/>
+            </w:tcMar>
+          </w:tcPr>
+          <w:p>
+            <w:r>
+              <w:rPr>
+                <w:rFonts w:ascii="맑은 고딕" w:cs="맑은 고딕" w:eastAsia="맑은 고딕" w:hAnsi="맑은 고딕"/>
+                <w:b/>
+                <w:bCs/>
+                <w:sz w:val="18"/>
+                <w:szCs w:val="18"/>
+              </w:rPr>
+              <w:t xml:space="preserve">프로젝트</w:t>
+            </w:r>
+          </w:p>
+        </w:tc>
+        <w:tc>
+          <w:tcPr>
+            <w:tcW w:type="dxa" w:w="1300"/>
+            <w:tcBorders>
+              <w:top w:val="single" w:color="BFC5CE" w:sz="4"/>
+              <w:left w:val="single" w:color="BFC5CE" w:sz="4"/>
+              <w:bottom w:val="single" w:color="BFC5CE" w:sz="4"/>
+              <w:right w:val="single" w:color="BFC5CE" w:sz="4"/>
+            </w:tcBorders>
+            <w:shd w:fill="E8EEF9" w:val="clear"/>
+            <w:tcMar>
+              <w:top w:type="dxa" w:w="60"/>
+              <w:left w:type="dxa" w:w="90"/>
+              <w:bottom w:type="dxa" w:w="60"/>
+              <w:right w:type="dxa" w:w="90"/>
+            </w:tcMar>
+          </w:tcPr>
+          <w:p>
+            <w:r>
+              <w:rPr>
+                <w:rFonts w:ascii="맑은 고딕" w:cs="맑은 고딕" w:eastAsia="맑은 고딕" w:hAnsi="맑은 고딕"/>
+                <w:b/>
+                <w:bCs/>
+                <w:sz w:val="18"/>
+                <w:szCs w:val="18"/>
+              </w:rPr>
+              <w:t xml:space="preserve">매출(판매)</w:t>
+            </w:r>
+          </w:p>
+        </w:tc>
+        <w:tc>
+          <w:tcPr>
+            <w:tcW w:type="dxa" w:w="1300"/>
+            <w:tcBorders>
+              <w:top w:val="single" w:color="BFC5CE" w:sz="4"/>
+              <w:left w:val="single" w:color="BFC5CE" w:sz="4"/>
+              <w:bottom w:val="single" w:color="BFC5CE" w:sz="4"/>
+              <w:right w:val="single" w:color="BFC5CE" w:sz="4"/>
+            </w:tcBorders>
+            <w:shd w:fill="E8EEF9" w:val="clear"/>
+            <w:tcMar>
+              <w:top w:type="dxa" w:w="60"/>
+              <w:left w:type="dxa" w:w="90"/>
+              <w:bottom w:type="dxa" w:w="60"/>
+              <w:right w:type="dxa" w:w="90"/>
+            </w:tcMar>
+          </w:tcPr>
+          <w:p>
+            <w:r>
+              <w:rPr>
+                <w:rFonts w:ascii="맑은 고딕" w:cs="맑은 고딕" w:eastAsia="맑은 고딕" w:hAnsi="맑은 고딕"/>
+                <w:b/>
+                <w:bCs/>
+                <w:sz w:val="18"/>
+                <w:szCs w:val="18"/>
+              </w:rPr>
+              <w:t xml:space="preserve">구매원가</w:t>
+            </w:r>
+          </w:p>
+        </w:tc>
+        <w:tc>
+          <w:tcPr>
+            <w:tcW w:type="dxa" w:w="1100"/>
+            <w:tcBorders>
+              <w:top w:val="single" w:color="BFC5CE" w:sz="4"/>
+              <w:left w:val="single" w:color="BFC5CE" w:sz="4"/>
+              <w:bottom w:val="single" w:color="BFC5CE" w:sz="4"/>
+              <w:right w:val="single" w:color="BFC5CE" w:sz="4"/>
+            </w:tcBorders>
+            <w:shd w:fill="E8EEF9" w:val="clear"/>
+            <w:tcMar>
+              <w:top w:type="dxa" w:w="60"/>
+              <w:left w:type="dxa" w:w="90"/>
+              <w:bottom w:type="dxa" w:w="60"/>
+              <w:right w:type="dxa" w:w="90"/>
+            </w:tcMar>
+          </w:tcPr>
+          <w:p>
+            <w:r>
+              <w:rPr>
+                <w:rFonts w:ascii="맑은 고딕" w:cs="맑은 고딕" w:eastAsia="맑은 고딕" w:hAnsi="맑은 고딕"/>
+                <w:b/>
+                <w:bCs/>
+                <w:sz w:val="18"/>
+                <w:szCs w:val="18"/>
+              </w:rPr>
+              <w:t xml:space="preserve">비용</w:t>
+            </w:r>
+          </w:p>
+        </w:tc>
+        <w:tc>
+          <w:tcPr>
+            <w:tcW w:type="dxa" w:w="1700"/>
+            <w:tcBorders>
+              <w:top w:val="single" w:color="BFC5CE" w:sz="4"/>
+              <w:left w:val="single" w:color="BFC5CE" w:sz="4"/>
+              <w:bottom w:val="single" w:color="BFC5CE" w:sz="4"/>
+              <w:right w:val="single" w:color="BFC5CE" w:sz="4"/>
+            </w:tcBorders>
+            <w:shd w:fill="E8EEF9" w:val="clear"/>
+            <w:tcMar>
+              <w:top w:type="dxa" w:w="60"/>
+              <w:left w:type="dxa" w:w="90"/>
+              <w:bottom w:type="dxa" w:w="60"/>
+              <w:right w:type="dxa" w:w="90"/>
+            </w:tcMar>
+          </w:tcPr>
+          <w:p>
+            <w:r>
+              <w:rPr>
+                <w:rFonts w:ascii="맑은 고딕" w:cs="맑은 고딕" w:eastAsia="맑은 고딕" w:hAnsi="맑은 고딕"/>
+                <w:b/>
+                <w:bCs/>
+                <w:sz w:val="18"/>
+                <w:szCs w:val="18"/>
+              </w:rPr>
+              <w:t xml:space="preserve">이익 · 이익률</w:t>
+            </w:r>
+          </w:p>
+        </w:tc>
+        <w:tc>
+          <w:tcPr>
+            <w:tcW w:type="dxa" w:w="1200"/>
+            <w:tcBorders>
+              <w:top w:val="single" w:color="BFC5CE" w:sz="4"/>
+              <w:left w:val="single" w:color="BFC5CE" w:sz="4"/>
+              <w:bottom w:val="single" w:color="BFC5CE" w:sz="4"/>
+              <w:right w:val="single" w:color="BFC5CE" w:sz="4"/>
+            </w:tcBorders>
+            <w:shd w:fill="E8EEF9" w:val="clear"/>
+            <w:tcMar>
+              <w:top w:type="dxa" w:w="60"/>
+              <w:left w:type="dxa" w:w="90"/>
+              <w:bottom w:type="dxa" w:w="60"/>
+              <w:right w:type="dxa" w:w="90"/>
+            </w:tcMar>
+          </w:tcPr>
+          <w:p>
+            <w:r>
+              <w:rPr>
+                <w:rFonts w:ascii="맑은 고딕" w:cs="맑은 고딕" w:eastAsia="맑은 고딕" w:hAnsi="맑은 고딕"/>
+                <w:b/>
+                <w:bCs/>
+                <w:sz w:val="18"/>
+                <w:szCs w:val="18"/>
+              </w:rPr>
+              <w:t xml:space="preserve">손계산과</w:t>
+            </w:r>
+          </w:p>
+        </w:tc>
+      </w:tr>
+      <w:tr>
+        <w:tc>
+          <w:tcPr>
+            <w:tcW w:type="dxa" w:w="2300"/>
+            <w:tcBorders>
+              <w:top w:val="single" w:color="BFC5CE" w:sz="4"/>
+              <w:left w:val="single" w:color="BFC5CE" w:sz="4"/>
+              <w:bottom w:val="single" w:color="BFC5CE" w:sz="4"/>
+              <w:right w:val="single" w:color="BFC5CE" w:sz="4"/>
+            </w:tcBorders>
+            <w:tcMar>
+              <w:top w:type="dxa" w:w="60"/>
+              <w:left w:type="dxa" w:w="90"/>
+              <w:bottom w:type="dxa" w:w="60"/>
+              <w:right w:type="dxa" w:w="90"/>
+            </w:tcMar>
+          </w:tcPr>
+          <w:p>
+            <w:r>
+              <w:rPr>
+                <w:rFonts w:ascii="맑은 고딕" w:cs="맑은 고딕" w:eastAsia="맑은 고딕" w:hAnsi="맑은 고딕"/>
+                <w:b w:val="false"/>
+                <w:bCs w:val="false"/>
+                <w:sz w:val="18"/>
+                <w:szCs w:val="18"/>
+              </w:rPr>
+              <w:t xml:space="preserve">한울ICT MES 구축 (PRJ-2605)</w:t>
+            </w:r>
+          </w:p>
+        </w:tc>
+        <w:tc>
+          <w:tcPr>
+            <w:tcW w:type="dxa" w:w="1300"/>
+            <w:tcBorders>
+              <w:top w:val="single" w:color="BFC5CE" w:sz="4"/>
+              <w:left w:val="single" w:color="BFC5CE" w:sz="4"/>
+              <w:bottom w:val="single" w:color="BFC5CE" w:sz="4"/>
+              <w:right w:val="single" w:color="BFC5CE" w:sz="4"/>
+            </w:tcBorders>
+            <w:tcMar>
+              <w:top w:type="dxa" w:w="60"/>
+              <w:left w:type="dxa" w:w="90"/>
+              <w:bottom w:type="dxa" w:w="60"/>
+              <w:right w:type="dxa" w:w="90"/>
+            </w:tcMar>
+          </w:tcPr>
+          <w:p>
+            <w:r>
+              <w:rPr>
+                <w:rFonts w:ascii="맑은 고딕" w:cs="맑은 고딕" w:eastAsia="맑은 고딕" w:hAnsi="맑은 고딕"/>
+                <w:b w:val="false"/>
+                <w:bCs w:val="false"/>
+                <w:sz w:val="18"/>
+                <w:szCs w:val="18"/>
+              </w:rPr>
+              <w:t xml:space="preserve">7,890,000</w:t>
+            </w:r>
+          </w:p>
+        </w:tc>
+        <w:tc>
+          <w:tcPr>
+            <w:tcW w:type="dxa" w:w="1300"/>
+            <w:tcBorders>
+              <w:top w:val="single" w:color="BFC5CE" w:sz="4"/>
+              <w:left w:val="single" w:color="BFC5CE" w:sz="4"/>
+              <w:bottom w:val="single" w:color="BFC5CE" w:sz="4"/>
+              <w:right w:val="single" w:color="BFC5CE" w:sz="4"/>
+            </w:tcBorders>
+            <w:tcMar>
+              <w:top w:type="dxa" w:w="60"/>
+              <w:left w:type="dxa" w:w="90"/>
+              <w:bottom w:type="dxa" w:w="60"/>
+              <w:right w:type="dxa" w:w="90"/>
+            </w:tcMar>
+          </w:tcPr>
+          <w:p>
+            <w:r>
+              <w:rPr>
+                <w:rFonts w:ascii="맑은 고딕" w:cs="맑은 고딕" w:eastAsia="맑은 고딕" w:hAnsi="맑은 고딕"/>
+                <w:b w:val="false"/>
+                <w:bCs w:val="false"/>
+                <w:sz w:val="18"/>
+                <w:szCs w:val="18"/>
+              </w:rPr>
+              <w:t xml:space="preserve">2,450,000</w:t>
+            </w:r>
+          </w:p>
+        </w:tc>
+        <w:tc>
+          <w:tcPr>
+            <w:tcW w:type="dxa" w:w="1100"/>
+            <w:tcBorders>
+              <w:top w:val="single" w:color="BFC5CE" w:sz="4"/>
+              <w:left w:val="single" w:color="BFC5CE" w:sz="4"/>
+              <w:bottom w:val="single" w:color="BFC5CE" w:sz="4"/>
+              <w:right w:val="single" w:color="BFC5CE" w:sz="4"/>
+            </w:tcBorders>
+            <w:tcMar>
+              <w:top w:type="dxa" w:w="60"/>
+              <w:left w:type="dxa" w:w="90"/>
+              <w:bottom w:type="dxa" w:w="60"/>
+              <w:right w:type="dxa" w:w="90"/>
+            </w:tcMar>
+          </w:tcPr>
+          <w:p>
+            <w:r>
+              <w:rPr>
+                <w:rFonts w:ascii="맑은 고딕" w:cs="맑은 고딕" w:eastAsia="맑은 고딕" w:hAnsi="맑은 고딕"/>
+                <w:b w:val="false"/>
+                <w:bCs w:val="false"/>
+                <w:sz w:val="18"/>
+                <w:szCs w:val="18"/>
+              </w:rPr>
+              <w:t xml:space="preserve">570,000</w:t>
+            </w:r>
+          </w:p>
+        </w:tc>
+        <w:tc>
+          <w:tcPr>
+            <w:tcW w:type="dxa" w:w="1700"/>
+            <w:tcBorders>
+              <w:top w:val="single" w:color="BFC5CE" w:sz="4"/>
+              <w:left w:val="single" w:color="BFC5CE" w:sz="4"/>
+              <w:bottom w:val="single" w:color="BFC5CE" w:sz="4"/>
+              <w:right w:val="single" w:color="BFC5CE" w:sz="4"/>
+            </w:tcBorders>
+            <w:tcMar>
+              <w:top w:type="dxa" w:w="60"/>
+              <w:left w:type="dxa" w:w="90"/>
+              <w:bottom w:type="dxa" w:w="60"/>
+              <w:right w:type="dxa" w:w="90"/>
+            </w:tcMar>
+          </w:tcPr>
+          <w:p>
+            <w:r>
+              <w:rPr>
+                <w:rFonts w:ascii="맑은 고딕" w:cs="맑은 고딕" w:eastAsia="맑은 고딕" w:hAnsi="맑은 고딕"/>
+                <w:b w:val="false"/>
+                <w:bCs w:val="false"/>
+                <w:sz w:val="18"/>
+                <w:szCs w:val="18"/>
+              </w:rPr>
+              <w:t xml:space="preserve">4,870,000 · 61.7%</w:t>
+            </w:r>
+          </w:p>
+        </w:tc>
+        <w:tc>
+          <w:tcPr>
+            <w:tcW w:type="dxa" w:w="1200"/>
+            <w:tcBorders>
+              <w:top w:val="single" w:color="BFC5CE" w:sz="4"/>
+              <w:left w:val="single" w:color="BFC5CE" w:sz="4"/>
+              <w:bottom w:val="single" w:color="BFC5CE" w:sz="4"/>
+              <w:right w:val="single" w:color="BFC5CE" w:sz="4"/>
+            </w:tcBorders>
+            <w:tcMar>
+              <w:top w:type="dxa" w:w="60"/>
+              <w:left w:type="dxa" w:w="90"/>
+              <w:bottom w:type="dxa" w:w="60"/>
+              <w:right w:type="dxa" w:w="90"/>
+            </w:tcMar>
+          </w:tcPr>
+          <w:p>
+            <w:r>
+              <w:rPr>
+                <w:rFonts w:ascii="맑은 고딕" w:cs="맑은 고딕" w:eastAsia="맑은 고딕" w:hAnsi="맑은 고딕"/>
+                <w:b w:val="false"/>
+                <w:bCs w:val="false"/>
+                <w:sz w:val="18"/>
+                <w:szCs w:val="18"/>
+              </w:rPr>
+              <w:t xml:space="preserve">일치</w:t>
+            </w:r>
+          </w:p>
+        </w:tc>
+      </w:tr>
+      <w:tr>
+        <w:tc>
+          <w:tcPr>
+            <w:tcW w:type="dxa" w:w="2300"/>
+            <w:tcBorders>
+              <w:top w:val="single" w:color="BFC5CE" w:sz="4"/>
+              <w:left w:val="single" w:color="BFC5CE" w:sz="4"/>
+              <w:bottom w:val="single" w:color="BFC5CE" w:sz="4"/>
+              <w:right w:val="single" w:color="BFC5CE" w:sz="4"/>
+            </w:tcBorders>
+            <w:tcMar>
+              <w:top w:type="dxa" w:w="60"/>
+              <w:left w:type="dxa" w:w="90"/>
+              <w:bottom w:type="dxa" w:w="60"/>
+              <w:right w:type="dxa" w:w="90"/>
+            </w:tcMar>
+          </w:tcPr>
+          <w:p>
+            <w:r>
+              <w:rPr>
+                <w:rFonts w:ascii="맑은 고딕" w:cs="맑은 고딕" w:eastAsia="맑은 고딕" w:hAnsi="맑은 고딕"/>
+                <w:b w:val="false"/>
+                <w:bCs w:val="false"/>
+                <w:sz w:val="18"/>
+                <w:szCs w:val="18"/>
+              </w:rPr>
+              <w:t xml:space="preserve">대신전자 SMT 증설 (PRJ-2606)</w:t>
+            </w:r>
+          </w:p>
+        </w:tc>
+        <w:tc>
+          <w:tcPr>
+            <w:tcW w:type="dxa" w:w="1300"/>
+            <w:tcBorders>
+              <w:top w:val="single" w:color="BFC5CE" w:sz="4"/>
+              <w:left w:val="single" w:color="BFC5CE" w:sz="4"/>
+              <w:bottom w:val="single" w:color="BFC5CE" w:sz="4"/>
+              <w:right w:val="single" w:color="BFC5CE" w:sz="4"/>
+            </w:tcBorders>
+            <w:tcMar>
+              <w:top w:type="dxa" w:w="60"/>
+              <w:left w:type="dxa" w:w="90"/>
+              <w:bottom w:type="dxa" w:w="60"/>
+              <w:right w:type="dxa" w:w="90"/>
+            </w:tcMar>
+          </w:tcPr>
+          <w:p>
+            <w:r>
+              <w:rPr>
+                <w:rFonts w:ascii="맑은 고딕" w:cs="맑은 고딕" w:eastAsia="맑은 고딕" w:hAnsi="맑은 고딕"/>
+                <w:b w:val="false"/>
+                <w:bCs w:val="false"/>
+                <w:sz w:val="18"/>
+                <w:szCs w:val="18"/>
+              </w:rPr>
+              <w:t xml:space="preserve">6,600,000</w:t>
+            </w:r>
+          </w:p>
+        </w:tc>
+        <w:tc>
+          <w:tcPr>
+            <w:tcW w:type="dxa" w:w="1300"/>
+            <w:tcBorders>
+              <w:top w:val="single" w:color="BFC5CE" w:sz="4"/>
+              <w:left w:val="single" w:color="BFC5CE" w:sz="4"/>
+              <w:bottom w:val="single" w:color="BFC5CE" w:sz="4"/>
+              <w:right w:val="single" w:color="BFC5CE" w:sz="4"/>
+            </w:tcBorders>
+            <w:tcMar>
+              <w:top w:type="dxa" w:w="60"/>
+              <w:left w:type="dxa" w:w="90"/>
+              <w:bottom w:type="dxa" w:w="60"/>
+              <w:right w:type="dxa" w:w="90"/>
+            </w:tcMar>
+          </w:tcPr>
+          <w:p>
+            <w:r>
+              <w:rPr>
+                <w:rFonts w:ascii="맑은 고딕" w:cs="맑은 고딕" w:eastAsia="맑은 고딕" w:hAnsi="맑은 고딕"/>
+                <w:b w:val="false"/>
+                <w:bCs w:val="false"/>
+                <w:sz w:val="18"/>
+                <w:szCs w:val="18"/>
+              </w:rPr>
+              <w:t xml:space="preserve">6,000,000</w:t>
+            </w:r>
+          </w:p>
+        </w:tc>
+        <w:tc>
+          <w:tcPr>
+            <w:tcW w:type="dxa" w:w="1100"/>
+            <w:tcBorders>
+              <w:top w:val="single" w:color="BFC5CE" w:sz="4"/>
+              <w:left w:val="single" w:color="BFC5CE" w:sz="4"/>
+              <w:bottom w:val="single" w:color="BFC5CE" w:sz="4"/>
+              <w:right w:val="single" w:color="BFC5CE" w:sz="4"/>
+            </w:tcBorders>
+            <w:tcMar>
+              <w:top w:type="dxa" w:w="60"/>
+              <w:left w:type="dxa" w:w="90"/>
+              <w:bottom w:type="dxa" w:w="60"/>
+              <w:right w:type="dxa" w:w="90"/>
+            </w:tcMar>
+          </w:tcPr>
+          <w:p>
+            <w:r>
+              <w:rPr>
+                <w:rFonts w:ascii="맑은 고딕" w:cs="맑은 고딕" w:eastAsia="맑은 고딕" w:hAnsi="맑은 고딕"/>
+                <w:b w:val="false"/>
+                <w:bCs w:val="false"/>
+                <w:sz w:val="18"/>
+                <w:szCs w:val="18"/>
+              </w:rPr>
+              <w:t xml:space="preserve">0</w:t>
+            </w:r>
+          </w:p>
+        </w:tc>
+        <w:tc>
+          <w:tcPr>
+            <w:tcW w:type="dxa" w:w="1700"/>
+            <w:tcBorders>
+              <w:top w:val="single" w:color="BFC5CE" w:sz="4"/>
+              <w:left w:val="single" w:color="BFC5CE" w:sz="4"/>
+              <w:bottom w:val="single" w:color="BFC5CE" w:sz="4"/>
+              <w:right w:val="single" w:color="BFC5CE" w:sz="4"/>
+            </w:tcBorders>
+            <w:tcMar>
+              <w:top w:type="dxa" w:w="60"/>
+              <w:left w:type="dxa" w:w="90"/>
+              <w:bottom w:type="dxa" w:w="60"/>
+              <w:right w:type="dxa" w:w="90"/>
+            </w:tcMar>
+          </w:tcPr>
+          <w:p>
+            <w:r>
+              <w:rPr>
+                <w:rFonts w:ascii="맑은 고딕" w:cs="맑은 고딕" w:eastAsia="맑은 고딕" w:hAnsi="맑은 고딕"/>
+                <w:b w:val="false"/>
+                <w:bCs w:val="false"/>
+                <w:sz w:val="18"/>
+                <w:szCs w:val="18"/>
+              </w:rPr>
+              <w:t xml:space="preserve">600,000 · 9.1%</w:t>
+            </w:r>
+          </w:p>
+        </w:tc>
+        <w:tc>
+          <w:tcPr>
+            <w:tcW w:type="dxa" w:w="1200"/>
+            <w:tcBorders>
+              <w:top w:val="single" w:color="BFC5CE" w:sz="4"/>
+              <w:left w:val="single" w:color="BFC5CE" w:sz="4"/>
+              <w:bottom w:val="single" w:color="BFC5CE" w:sz="4"/>
+              <w:right w:val="single" w:color="BFC5CE" w:sz="4"/>
+            </w:tcBorders>
+            <w:tcMar>
+              <w:top w:type="dxa" w:w="60"/>
+              <w:left w:type="dxa" w:w="90"/>
+              <w:bottom w:type="dxa" w:w="60"/>
+              <w:right w:type="dxa" w:w="90"/>
+            </w:tcMar>
+          </w:tcPr>
+          <w:p>
+            <w:r>
+              <w:rPr>
+                <w:rFonts w:ascii="맑은 고딕" w:cs="맑은 고딕" w:eastAsia="맑은 고딕" w:hAnsi="맑은 고딕"/>
+                <w:b w:val="false"/>
+                <w:bCs w:val="false"/>
+                <w:sz w:val="18"/>
+                <w:szCs w:val="18"/>
+              </w:rPr>
+              <w:t xml:space="preserve">일치</w:t>
+            </w:r>
+          </w:p>
+        </w:tc>
+      </w:tr>
+      <w:tr>
+        <w:tc>
+          <w:tcPr>
+            <w:tcW w:type="dxa" w:w="2300"/>
+            <w:tcBorders>
+              <w:top w:val="single" w:color="BFC5CE" w:sz="4"/>
+              <w:left w:val="single" w:color="BFC5CE" w:sz="4"/>
+              <w:bottom w:val="single" w:color="BFC5CE" w:sz="4"/>
+              <w:right w:val="single" w:color="BFC5CE" w:sz="4"/>
+            </w:tcBorders>
+            <w:tcMar>
+              <w:top w:type="dxa" w:w="60"/>
+              <w:left w:type="dxa" w:w="90"/>
+              <w:bottom w:type="dxa" w:w="60"/>
+              <w:right w:type="dxa" w:w="90"/>
+            </w:tcMar>
+          </w:tcPr>
+          <w:p>
+            <w:r>
+              <w:rPr>
+                <w:rFonts w:ascii="맑은 고딕" w:cs="맑은 고딕" w:eastAsia="맑은 고딕" w:hAnsi="맑은 고딕"/>
+                <w:b w:val="false"/>
+                <w:bCs w:val="false"/>
+                <w:sz w:val="18"/>
+                <w:szCs w:val="18"/>
+              </w:rPr>
+              <w:t xml:space="preserve">2026 정기점검·한울 (PRJ-2608)</w:t>
+            </w:r>
+          </w:p>
+        </w:tc>
+        <w:tc>
+          <w:tcPr>
+            <w:tcW w:type="dxa" w:w="1300"/>
+            <w:tcBorders>
+              <w:top w:val="single" w:color="BFC5CE" w:sz="4"/>
+              <w:left w:val="single" w:color="BFC5CE" w:sz="4"/>
+              <w:bottom w:val="single" w:color="BFC5CE" w:sz="4"/>
+              <w:right w:val="single" w:color="BFC5CE" w:sz="4"/>
+            </w:tcBorders>
+            <w:tcMar>
+              <w:top w:type="dxa" w:w="60"/>
+              <w:left w:type="dxa" w:w="90"/>
+              <w:bottom w:type="dxa" w:w="60"/>
+              <w:right w:type="dxa" w:w="90"/>
+            </w:tcMar>
+          </w:tcPr>
+          <w:p>
+            <w:r>
+              <w:rPr>
+                <w:rFonts w:ascii="맑은 고딕" w:cs="맑은 고딕" w:eastAsia="맑은 고딕" w:hAnsi="맑은 고딕"/>
+                <w:b w:val="false"/>
+                <w:bCs w:val="false"/>
+                <w:sz w:val="18"/>
+                <w:szCs w:val="18"/>
+              </w:rPr>
+              <w:t xml:space="preserve">246,000</w:t>
+            </w:r>
+          </w:p>
+        </w:tc>
+        <w:tc>
+          <w:tcPr>
+            <w:tcW w:type="dxa" w:w="1300"/>
+            <w:tcBorders>
+              <w:top w:val="single" w:color="BFC5CE" w:sz="4"/>
+              <w:left w:val="single" w:color="BFC5CE" w:sz="4"/>
+              <w:bottom w:val="single" w:color="BFC5CE" w:sz="4"/>
+              <w:right w:val="single" w:color="BFC5CE" w:sz="4"/>
+            </w:tcBorders>
+            <w:tcMar>
+              <w:top w:type="dxa" w:w="60"/>
+              <w:left w:type="dxa" w:w="90"/>
+              <w:bottom w:type="dxa" w:w="60"/>
+              <w:right w:type="dxa" w:w="90"/>
+            </w:tcMar>
+          </w:tcPr>
+          <w:p>
+            <w:r>
+              <w:rPr>
+                <w:rFonts w:ascii="맑은 고딕" w:cs="맑은 고딕" w:eastAsia="맑은 고딕" w:hAnsi="맑은 고딕"/>
+                <w:b w:val="false"/>
+                <w:bCs w:val="false"/>
+                <w:sz w:val="18"/>
+                <w:szCs w:val="18"/>
+              </w:rPr>
+              <w:t xml:space="preserve">0</w:t>
+            </w:r>
+          </w:p>
+        </w:tc>
+        <w:tc>
+          <w:tcPr>
+            <w:tcW w:type="dxa" w:w="1100"/>
+            <w:tcBorders>
+              <w:top w:val="single" w:color="BFC5CE" w:sz="4"/>
+              <w:left w:val="single" w:color="BFC5CE" w:sz="4"/>
+              <w:bottom w:val="single" w:color="BFC5CE" w:sz="4"/>
+              <w:right w:val="single" w:color="BFC5CE" w:sz="4"/>
+            </w:tcBorders>
+            <w:tcMar>
+              <w:top w:type="dxa" w:w="60"/>
+              <w:left w:type="dxa" w:w="90"/>
+              <w:bottom w:type="dxa" w:w="60"/>
+              <w:right w:type="dxa" w:w="90"/>
+            </w:tcMar>
+          </w:tcPr>
+          <w:p>
+            <w:r>
+              <w:rPr>
+                <w:rFonts w:ascii="맑은 고딕" w:cs="맑은 고딕" w:eastAsia="맑은 고딕" w:hAnsi="맑은 고딕"/>
+                <w:b w:val="false"/>
+                <w:bCs w:val="false"/>
+                <w:sz w:val="18"/>
+                <w:szCs w:val="18"/>
+              </w:rPr>
+              <w:t xml:space="preserve">80,000</w:t>
+            </w:r>
+          </w:p>
+        </w:tc>
+        <w:tc>
+          <w:tcPr>
+            <w:tcW w:type="dxa" w:w="1700"/>
+            <w:tcBorders>
+              <w:top w:val="single" w:color="BFC5CE" w:sz="4"/>
+              <w:left w:val="single" w:color="BFC5CE" w:sz="4"/>
+              <w:bottom w:val="single" w:color="BFC5CE" w:sz="4"/>
+              <w:right w:val="single" w:color="BFC5CE" w:sz="4"/>
+            </w:tcBorders>
+            <w:tcMar>
+              <w:top w:type="dxa" w:w="60"/>
+              <w:left w:type="dxa" w:w="90"/>
+              <w:bottom w:type="dxa" w:w="60"/>
+              <w:right w:type="dxa" w:w="90"/>
+            </w:tcMar>
+          </w:tcPr>
+          <w:p>
+            <w:r>
+              <w:rPr>
+                <w:rFonts w:ascii="맑은 고딕" w:cs="맑은 고딕" w:eastAsia="맑은 고딕" w:hAnsi="맑은 고딕"/>
+                <w:b w:val="false"/>
+                <w:bCs w:val="false"/>
+                <w:sz w:val="18"/>
+                <w:szCs w:val="18"/>
+              </w:rPr>
+              <w:t xml:space="preserve">166,000 · 67.5%</w:t>
+            </w:r>
+          </w:p>
+        </w:tc>
+        <w:tc>
+          <w:tcPr>
+            <w:tcW w:type="dxa" w:w="1200"/>
+            <w:tcBorders>
+              <w:top w:val="single" w:color="BFC5CE" w:sz="4"/>
+              <w:left w:val="single" w:color="BFC5CE" w:sz="4"/>
+              <w:bottom w:val="single" w:color="BFC5CE" w:sz="4"/>
+              <w:right w:val="single" w:color="BFC5CE" w:sz="4"/>
+            </w:tcBorders>
+            <w:tcMar>
+              <w:top w:type="dxa" w:w="60"/>
+              <w:left w:type="dxa" w:w="90"/>
+              <w:bottom w:type="dxa" w:w="60"/>
+              <w:right w:type="dxa" w:w="90"/>
+            </w:tcMar>
+          </w:tcPr>
+          <w:p>
+            <w:r>
+              <w:rPr>
+                <w:rFonts w:ascii="맑은 고딕" w:cs="맑은 고딕" w:eastAsia="맑은 고딕" w:hAnsi="맑은 고딕"/>
+                <w:b w:val="false"/>
+                <w:bCs w:val="false"/>
+                <w:sz w:val="18"/>
+                <w:szCs w:val="18"/>
+              </w:rPr>
+              <w:t xml:space="preserve">일치</w:t>
+            </w:r>
+          </w:p>
+        </w:tc>
+      </w:tr>
+      <w:tr>
+        <w:tc>
+          <w:tcPr>
+            <w:tcW w:type="dxa" w:w="2300"/>
+            <w:tcBorders>
+              <w:top w:val="single" w:color="BFC5CE" w:sz="4"/>
+              <w:left w:val="single" w:color="BFC5CE" w:sz="4"/>
+              <w:bottom w:val="single" w:color="BFC5CE" w:sz="4"/>
+              <w:right w:val="single" w:color="BFC5CE" w:sz="4"/>
+            </w:tcBorders>
+            <w:tcMar>
+              <w:top w:type="dxa" w:w="60"/>
+              <w:left w:type="dxa" w:w="90"/>
+              <w:bottom w:type="dxa" w:w="60"/>
+              <w:right w:type="dxa" w:w="90"/>
+            </w:tcMar>
+          </w:tcPr>
+          <w:p>
+            <w:r>
+              <w:rPr>
+                <w:rFonts w:ascii="맑은 고딕" w:cs="맑은 고딕" w:eastAsia="맑은 고딕" w:hAnsi="맑은 고딕"/>
+                <w:b w:val="false"/>
+                <w:bCs w:val="false"/>
+                <w:sz w:val="18"/>
+                <w:szCs w:val="18"/>
+              </w:rPr>
+              <w:t xml:space="preserve">2026 정기점검·대신 (PRJ-2609)</w:t>
+            </w:r>
+          </w:p>
+        </w:tc>
+        <w:tc>
+          <w:tcPr>
+            <w:tcW w:type="dxa" w:w="1300"/>
+            <w:tcBorders>
+              <w:top w:val="single" w:color="BFC5CE" w:sz="4"/>
+              <w:left w:val="single" w:color="BFC5CE" w:sz="4"/>
+              <w:bottom w:val="single" w:color="BFC5CE" w:sz="4"/>
+              <w:right w:val="single" w:color="BFC5CE" w:sz="4"/>
+            </w:tcBorders>
+            <w:tcMar>
+              <w:top w:type="dxa" w:w="60"/>
+              <w:left w:type="dxa" w:w="90"/>
+              <w:bottom w:type="dxa" w:w="60"/>
+              <w:right w:type="dxa" w:w="90"/>
+            </w:tcMar>
+          </w:tcPr>
+          <w:p>
+            <w:r>
+              <w:rPr>
+                <w:rFonts w:ascii="맑은 고딕" w:cs="맑은 고딕" w:eastAsia="맑은 고딕" w:hAnsi="맑은 고딕"/>
+                <w:b w:val="false"/>
+                <w:bCs w:val="false"/>
+                <w:sz w:val="18"/>
+                <w:szCs w:val="18"/>
+              </w:rPr>
+              <w:t xml:space="preserve">0</w:t>
+            </w:r>
+          </w:p>
+        </w:tc>
+        <w:tc>
+          <w:tcPr>
+            <w:tcW w:type="dxa" w:w="1300"/>
+            <w:tcBorders>
+              <w:top w:val="single" w:color="BFC5CE" w:sz="4"/>
+              <w:left w:val="single" w:color="BFC5CE" w:sz="4"/>
+              <w:bottom w:val="single" w:color="BFC5CE" w:sz="4"/>
+              <w:right w:val="single" w:color="BFC5CE" w:sz="4"/>
+            </w:tcBorders>
+            <w:tcMar>
+              <w:top w:type="dxa" w:w="60"/>
+              <w:left w:type="dxa" w:w="90"/>
+              <w:bottom w:type="dxa" w:w="60"/>
+              <w:right w:type="dxa" w:w="90"/>
+            </w:tcMar>
+          </w:tcPr>
+          <w:p>
+            <w:r>
+              <w:rPr>
+                <w:rFonts w:ascii="맑은 고딕" w:cs="맑은 고딕" w:eastAsia="맑은 고딕" w:hAnsi="맑은 고딕"/>
+                <w:b w:val="false"/>
+                <w:bCs w:val="false"/>
+                <w:sz w:val="18"/>
+                <w:szCs w:val="18"/>
+              </w:rPr>
+              <w:t xml:space="preserve">360,000</w:t>
+            </w:r>
+          </w:p>
+        </w:tc>
+        <w:tc>
+          <w:tcPr>
+            <w:tcW w:type="dxa" w:w="1100"/>
+            <w:tcBorders>
+              <w:top w:val="single" w:color="BFC5CE" w:sz="4"/>
+              <w:left w:val="single" w:color="BFC5CE" w:sz="4"/>
+              <w:bottom w:val="single" w:color="BFC5CE" w:sz="4"/>
+              <w:right w:val="single" w:color="BFC5CE" w:sz="4"/>
+            </w:tcBorders>
+            <w:tcMar>
+              <w:top w:type="dxa" w:w="60"/>
+              <w:left w:type="dxa" w:w="90"/>
+              <w:bottom w:type="dxa" w:w="60"/>
+              <w:right w:type="dxa" w:w="90"/>
+            </w:tcMar>
+          </w:tcPr>
+          <w:p>
+            <w:r>
+              <w:rPr>
+                <w:rFonts w:ascii="맑은 고딕" w:cs="맑은 고딕" w:eastAsia="맑은 고딕" w:hAnsi="맑은 고딕"/>
+                <w:b w:val="false"/>
+                <w:bCs w:val="false"/>
+                <w:sz w:val="18"/>
+                <w:szCs w:val="18"/>
+              </w:rPr>
+              <w:t xml:space="preserve">0</w:t>
+            </w:r>
+          </w:p>
+        </w:tc>
+        <w:tc>
+          <w:tcPr>
+            <w:tcW w:type="dxa" w:w="1700"/>
+            <w:tcBorders>
+              <w:top w:val="single" w:color="BFC5CE" w:sz="4"/>
+              <w:left w:val="single" w:color="BFC5CE" w:sz="4"/>
+              <w:bottom w:val="single" w:color="BFC5CE" w:sz="4"/>
+              <w:right w:val="single" w:color="BFC5CE" w:sz="4"/>
+            </w:tcBorders>
+            <w:tcMar>
+              <w:top w:type="dxa" w:w="60"/>
+              <w:left w:type="dxa" w:w="90"/>
+              <w:bottom w:type="dxa" w:w="60"/>
+              <w:right w:type="dxa" w:w="90"/>
+            </w:tcMar>
+          </w:tcPr>
+          <w:p>
+            <w:r>
+              <w:rPr>
+                <w:rFonts w:ascii="맑은 고딕" w:cs="맑은 고딕" w:eastAsia="맑은 고딕" w:hAnsi="맑은 고딕"/>
+                <w:b w:val="false"/>
+                <w:bCs w:val="false"/>
+                <w:sz w:val="18"/>
+                <w:szCs w:val="18"/>
+              </w:rPr>
+              <w:t xml:space="preserve">−360,000</w:t>
+            </w:r>
+          </w:p>
+        </w:tc>
+        <w:tc>
+          <w:tcPr>
+            <w:tcW w:type="dxa" w:w="1200"/>
+            <w:tcBorders>
+              <w:top w:val="single" w:color="BFC5CE" w:sz="4"/>
+              <w:left w:val="single" w:color="BFC5CE" w:sz="4"/>
+              <w:bottom w:val="single" w:color="BFC5CE" w:sz="4"/>
+              <w:right w:val="single" w:color="BFC5CE" w:sz="4"/>
+            </w:tcBorders>
+            <w:tcMar>
+              <w:top w:type="dxa" w:w="60"/>
+              <w:left w:type="dxa" w:w="90"/>
+              <w:bottom w:type="dxa" w:w="60"/>
+              <w:right w:type="dxa" w:w="90"/>
+            </w:tcMar>
+          </w:tcPr>
+          <w:p>
+            <w:r>
+              <w:rPr>
+                <w:rFonts w:ascii="맑은 고딕" w:cs="맑은 고딕" w:eastAsia="맑은 고딕" w:hAnsi="맑은 고딕"/>
+                <w:b w:val="false"/>
+                <w:bCs w:val="false"/>
+                <w:sz w:val="18"/>
+                <w:szCs w:val="18"/>
+              </w:rPr>
+              <w:t xml:space="preserve">일치</w:t>
+            </w:r>
+          </w:p>
+        </w:tc>
+      </w:tr>
+      <w:tr>
+        <w:tc>
+          <w:tcPr>
+            <w:tcW w:type="dxa" w:w="2300"/>
+            <w:tcBorders>
+              <w:top w:val="single" w:color="BFC5CE" w:sz="4"/>
+              <w:left w:val="single" w:color="BFC5CE" w:sz="4"/>
+              <w:bottom w:val="single" w:color="BFC5CE" w:sz="4"/>
+              <w:right w:val="single" w:color="BFC5CE" w:sz="4"/>
+            </w:tcBorders>
+            <w:tcMar>
+              <w:top w:type="dxa" w:w="60"/>
+              <w:left w:type="dxa" w:w="90"/>
+              <w:bottom w:type="dxa" w:w="60"/>
+              <w:right w:type="dxa" w:w="90"/>
+            </w:tcMar>
+          </w:tcPr>
+          <w:p>
+            <w:r>
+              <w:rPr>
+                <w:rFonts w:ascii="맑은 고딕" w:cs="맑은 고딕" w:eastAsia="맑은 고딕" w:hAnsi="맑은 고딕"/>
+                <w:b w:val="false"/>
+                <w:bCs w:val="false"/>
+                <w:sz w:val="18"/>
+                <w:szCs w:val="18"/>
+              </w:rPr>
+              <w:t xml:space="preserve">프로젝트 미지정</w:t>
+            </w:r>
+          </w:p>
+        </w:tc>
+        <w:tc>
+          <w:tcPr>
+            <w:tcW w:type="dxa" w:w="1300"/>
+            <w:tcBorders>
+              <w:top w:val="single" w:color="BFC5CE" w:sz="4"/>
+              <w:left w:val="single" w:color="BFC5CE" w:sz="4"/>
+              <w:bottom w:val="single" w:color="BFC5CE" w:sz="4"/>
+              <w:right w:val="single" w:color="BFC5CE" w:sz="4"/>
+            </w:tcBorders>
+            <w:tcMar>
+              <w:top w:type="dxa" w:w="60"/>
+              <w:left w:type="dxa" w:w="90"/>
+              <w:bottom w:type="dxa" w:w="60"/>
+              <w:right w:type="dxa" w:w="90"/>
+            </w:tcMar>
+          </w:tcPr>
+          <w:p>
+            <w:r>
+              <w:rPr>
+                <w:rFonts w:ascii="맑은 고딕" w:cs="맑은 고딕" w:eastAsia="맑은 고딕" w:hAnsi="맑은 고딕"/>
+                <w:b w:val="false"/>
+                <w:bCs w:val="false"/>
+                <w:sz w:val="18"/>
+                <w:szCs w:val="18"/>
+              </w:rPr>
+              <w:t xml:space="preserve">118,000</w:t>
+            </w:r>
+          </w:p>
+        </w:tc>
+        <w:tc>
+          <w:tcPr>
+            <w:tcW w:type="dxa" w:w="1300"/>
+            <w:tcBorders>
+              <w:top w:val="single" w:color="BFC5CE" w:sz="4"/>
+              <w:left w:val="single" w:color="BFC5CE" w:sz="4"/>
+              <w:bottom w:val="single" w:color="BFC5CE" w:sz="4"/>
+              <w:right w:val="single" w:color="BFC5CE" w:sz="4"/>
+            </w:tcBorders>
+            <w:tcMar>
+              <w:top w:type="dxa" w:w="60"/>
+              <w:left w:type="dxa" w:w="90"/>
+              <w:bottom w:type="dxa" w:w="60"/>
+              <w:right w:type="dxa" w:w="90"/>
+            </w:tcMar>
+          </w:tcPr>
+          <w:p>
+            <w:r>
+              <w:rPr>
+                <w:rFonts w:ascii="맑은 고딕" w:cs="맑은 고딕" w:eastAsia="맑은 고딕" w:hAnsi="맑은 고딕"/>
+                <w:b w:val="false"/>
+                <w:bCs w:val="false"/>
+                <w:sz w:val="18"/>
+                <w:szCs w:val="18"/>
+              </w:rPr>
+              <w:t xml:space="preserve">0</w:t>
+            </w:r>
+          </w:p>
+        </w:tc>
+        <w:tc>
+          <w:tcPr>
+            <w:tcW w:type="dxa" w:w="1100"/>
+            <w:tcBorders>
+              <w:top w:val="single" w:color="BFC5CE" w:sz="4"/>
+              <w:left w:val="single" w:color="BFC5CE" w:sz="4"/>
+              <w:bottom w:val="single" w:color="BFC5CE" w:sz="4"/>
+              <w:right w:val="single" w:color="BFC5CE" w:sz="4"/>
+            </w:tcBorders>
+            <w:tcMar>
+              <w:top w:type="dxa" w:w="60"/>
+              <w:left w:type="dxa" w:w="90"/>
+              <w:bottom w:type="dxa" w:w="60"/>
+              <w:right w:type="dxa" w:w="90"/>
+            </w:tcMar>
+          </w:tcPr>
+          <w:p>
+            <w:r>
+              <w:rPr>
+                <w:rFonts w:ascii="맑은 고딕" w:cs="맑은 고딕" w:eastAsia="맑은 고딕" w:hAnsi="맑은 고딕"/>
+                <w:b w:val="false"/>
+                <w:bCs w:val="false"/>
+                <w:sz w:val="18"/>
+                <w:szCs w:val="18"/>
+              </w:rPr>
+              <w:t xml:space="preserve">0</w:t>
+            </w:r>
+          </w:p>
+        </w:tc>
+        <w:tc>
+          <w:tcPr>
+            <w:tcW w:type="dxa" w:w="1700"/>
+            <w:tcBorders>
+              <w:top w:val="single" w:color="BFC5CE" w:sz="4"/>
+              <w:left w:val="single" w:color="BFC5CE" w:sz="4"/>
+              <w:bottom w:val="single" w:color="BFC5CE" w:sz="4"/>
+              <w:right w:val="single" w:color="BFC5CE" w:sz="4"/>
+            </w:tcBorders>
+            <w:tcMar>
+              <w:top w:type="dxa" w:w="60"/>
+              <w:left w:type="dxa" w:w="90"/>
+              <w:bottom w:type="dxa" w:w="60"/>
+              <w:right w:type="dxa" w:w="90"/>
+            </w:tcMar>
+          </w:tcPr>
+          <w:p>
+            <w:r>
+              <w:rPr>
+                <w:rFonts w:ascii="맑은 고딕" w:cs="맑은 고딕" w:eastAsia="맑은 고딕" w:hAnsi="맑은 고딕"/>
+                <w:b w:val="false"/>
+                <w:bCs w:val="false"/>
+                <w:sz w:val="18"/>
+                <w:szCs w:val="18"/>
+              </w:rPr>
+              <w:t xml:space="preserve">(따로 안내)</w:t>
+            </w:r>
+          </w:p>
+        </w:tc>
+        <w:tc>
+          <w:tcPr>
+            <w:tcW w:type="dxa" w:w="1200"/>
+            <w:tcBorders>
+              <w:top w:val="single" w:color="BFC5CE" w:sz="4"/>
+              <w:left w:val="single" w:color="BFC5CE" w:sz="4"/>
+              <w:bottom w:val="single" w:color="BFC5CE" w:sz="4"/>
+              <w:right w:val="single" w:color="BFC5CE" w:sz="4"/>
+            </w:tcBorders>
+            <w:tcMar>
+              <w:top w:type="dxa" w:w="60"/>
+              <w:left w:type="dxa" w:w="90"/>
+              <w:bottom w:type="dxa" w:w="60"/>
+              <w:right w:type="dxa" w:w="90"/>
+            </w:tcMar>
+          </w:tcPr>
+          <w:p>
+            <w:r>
+              <w:rPr>
+                <w:rFonts w:ascii="맑은 고딕" w:cs="맑은 고딕" w:eastAsia="맑은 고딕" w:hAnsi="맑은 고딕"/>
+                <w:b w:val="false"/>
+                <w:bCs w:val="false"/>
+                <w:sz w:val="18"/>
+                <w:szCs w:val="18"/>
+              </w:rPr>
+              <w:t xml:space="preserve">일치</w:t>
+            </w:r>
+          </w:p>
+        </w:tc>
+      </w:tr>
+    </w:tbl>
+    <w:p>
+      <w:pPr>
+        <w:spacing w:after="120"/>
+      </w:pPr>
+      <w:r>
+        <w:rPr>
+          <w:rFonts w:ascii="맑은 고딕" w:cs="맑은 고딕" w:eastAsia="맑은 고딕" w:hAnsi="맑은 고딕"/>
+          <w:i/>
+          <w:iCs/>
+          <w:color w:val="666666"/>
+          <w:sz w:val="18"/>
+          <w:szCs w:val="18"/>
+        </w:rPr>
+        <w:t xml:space="preserve">MES 매출 = 모뎀 30 × 145,000 + 센서 60 × 59,000. 비용 = 출장 450,000 + 소모품 120,000. 같은 이름 정기점검 두 개도 서로 섞이지 않았다.</w:t>
+      </w:r>
+    </w:p>
+    <w:p>
+      <w:pPr>
+        <w:spacing w:before="120"/>
+        <w:jc w:val="center"/>
+      </w:pPr>
+      <w:r>
+        <w:drawing>
+          <wp:inline distT="0" distB="0" distL="0" distR="0">
+            <wp:extent cx="5715000" cy="3571875"/>
+            <wp:effectExtent t="0" r="0" b="0" l="0"/>
+            <wp:docPr id="10" name="" descr="" title=""/>
+            <wp:cNvGraphicFramePr>
+              <a:graphicFrameLocks xmlns:a="http://schemas.openxmlformats.org/drawingml/2006/main" noChangeAspect="1"/>
+            </wp:cNvGraphicFramePr>
+            <a:graphic xmlns:a="http://schemas.openxmlformats.org/drawingml/2006/main">
+              <a:graphicData uri="http://schemas.openxmlformats.org/drawingml/2006/picture">
+                <pic:pic xmlns:pic="http://schemas.openxmlformats.org/drawingml/2006/picture">
+                  <pic:nvPicPr>
+                    <pic:cNvPr id="0" name="" descr=""/>
+                    <pic:cNvPicPr>
+                      <a:picLocks noChangeAspect="1" noChangeArrowheads="1"/>
+                    </pic:cNvPicPr>
+                  </pic:nvPicPr>
+                  <pic:blipFill>
+                    <a:blip r:embed="rId17" cstate="none"/>
+                    <a:srcRect/>
+                    <a:stretch>
+                      <a:fillRect/>
+                    </a:stretch>
+                  </pic:blipFill>
+                  <pic:spPr bwMode="auto">
+                    <a:xfrm>
+                      <a:off x="0" y="0"/>
+                      <a:ext cx="5715000" cy="3571875"/>
+                    </a:xfrm>
+                    <a:prstGeom prst="rect">
+                      <a:avLst/>
+                    </a:prstGeom>
+                  </pic:spPr>
+                </pic:pic>
+              </a:graphicData>
+            </a:graphic>
+          </wp:inline>
+        </w:drawing>
+      </w:r>
+    </w:p>
+    <w:p>
+      <w:pPr>
+        <w:spacing w:after="200"/>
+        <w:jc w:val="center"/>
+      </w:pPr>
+      <w:r>
+        <w:rPr>
+          <w:rFonts w:ascii="맑은 고딕" w:cs="맑은 고딕" w:eastAsia="맑은 고딕" w:hAnsi="맑은 고딕"/>
+          <w:i/>
+          <w:iCs/>
+          <w:color w:val="666666"/>
+          <w:sz w:val="18"/>
+          <w:szCs w:val="18"/>
+        </w:rPr>
+        <w:t xml:space="preserve">그림 10. 프로젝트별 손익(2026-10) — 프로젝트 미지정 매출 118,000원은 위에 따로 알린다</w:t>
+      </w:r>
+    </w:p>
+    <w:p>
+      <w:pPr>
+        <w:pStyle w:val="Heading2"/>
+        <w:spacing w:after="120" w:before="240"/>
+      </w:pPr>
+      <w:r>
+        <w:rPr>
+          <w:rFonts w:ascii="맑은 고딕" w:cs="맑은 고딕" w:eastAsia="맑은 고딕" w:hAnsi="맑은 고딕"/>
+        </w:rPr>
+        <w:t xml:space="preserve">3-3. 발견한 문제</w:t>
+      </w:r>
+    </w:p>
+    <w:tbl>
+      <w:tblPr>
+        <w:tblW w:type="dxa" w:w="9000"/>
+        <w:tblBorders>
+          <w:top w:val="single" w:color="auto" w:sz="4"/>
+          <w:left w:val="single" w:color="auto" w:sz="4"/>
+          <w:bottom w:val="single" w:color="auto" w:sz="4"/>
+          <w:right w:val="single" w:color="auto" w:sz="4"/>
+          <w:insideH w:val="single" w:color="auto" w:sz="4"/>
+          <w:insideV w:val="single" w:color="auto" w:sz="4"/>
+        </w:tblBorders>
+      </w:tblPr>
+      <w:tblGrid>
+        <w:gridCol w:w="400"/>
+        <w:gridCol w:w="2300"/>
+        <w:gridCol w:w="2500"/>
+        <w:gridCol w:w="3000"/>
+        <w:gridCol w:w="800"/>
+      </w:tblGrid>
+      <w:tr>
+        <w:trPr>
+          <w:tblHeader/>
+        </w:trPr>
+        <w:tc>
+          <w:tcPr>
+            <w:tcW w:type="dxa" w:w="400"/>
+            <w:tcBorders>
+              <w:top w:val="single" w:color="BFC5CE" w:sz="4"/>
+              <w:left w:val="single" w:color="BFC5CE" w:sz="4"/>
+              <w:bottom w:val="single" w:color="BFC5CE" w:sz="4"/>
+              <w:right w:val="single" w:color="BFC5CE" w:sz="4"/>
+            </w:tcBorders>
+            <w:shd w:fill="E8EEF9" w:val="clear"/>
+            <w:tcMar>
+              <w:top w:type="dxa" w:w="60"/>
+              <w:left w:type="dxa" w:w="90"/>
+              <w:bottom w:type="dxa" w:w="60"/>
+              <w:right w:type="dxa" w:w="90"/>
+            </w:tcMar>
+          </w:tcPr>
+          <w:p>
+            <w:r>
+              <w:rPr>
+                <w:rFonts w:ascii="맑은 고딕" w:cs="맑은 고딕" w:eastAsia="맑은 고딕" w:hAnsi="맑은 고딕"/>
+                <w:b/>
+                <w:bCs/>
+                <w:sz w:val="18"/>
+                <w:szCs w:val="18"/>
+              </w:rPr>
+              <w:t xml:space="preserve">#</w:t>
+            </w:r>
+          </w:p>
+        </w:tc>
+        <w:tc>
+          <w:tcPr>
+            <w:tcW w:type="dxa" w:w="2300"/>
+            <w:tcBorders>
+              <w:top w:val="single" w:color="BFC5CE" w:sz="4"/>
+              <w:left w:val="single" w:color="BFC5CE" w:sz="4"/>
+              <w:bottom w:val="single" w:color="BFC5CE" w:sz="4"/>
+              <w:right w:val="single" w:color="BFC5CE" w:sz="4"/>
+            </w:tcBorders>
+            <w:shd w:fill="E8EEF9" w:val="clear"/>
+            <w:tcMar>
+              <w:top w:type="dxa" w:w="60"/>
+              <w:left w:type="dxa" w:w="90"/>
+              <w:bottom w:type="dxa" w:w="60"/>
+              <w:right w:type="dxa" w:w="90"/>
+            </w:tcMar>
+          </w:tcPr>
+          <w:p>
+            <w:r>
+              <w:rPr>
+                <w:rFonts w:ascii="맑은 고딕" w:cs="맑은 고딕" w:eastAsia="맑은 고딕" w:hAnsi="맑은 고딕"/>
+                <w:b/>
+                <w:bCs/>
+                <w:sz w:val="18"/>
+                <w:szCs w:val="18"/>
+              </w:rPr>
+              <w:t xml:space="preserve">증상</w:t>
+            </w:r>
+          </w:p>
+        </w:tc>
+        <w:tc>
+          <w:tcPr>
+            <w:tcW w:type="dxa" w:w="2500"/>
+            <w:tcBorders>
+              <w:top w:val="single" w:color="BFC5CE" w:sz="4"/>
+              <w:left w:val="single" w:color="BFC5CE" w:sz="4"/>
+              <w:bottom w:val="single" w:color="BFC5CE" w:sz="4"/>
+              <w:right w:val="single" w:color="BFC5CE" w:sz="4"/>
+            </w:tcBorders>
+            <w:shd w:fill="E8EEF9" w:val="clear"/>
+            <w:tcMar>
+              <w:top w:type="dxa" w:w="60"/>
+              <w:left w:type="dxa" w:w="90"/>
+              <w:bottom w:type="dxa" w:w="60"/>
+              <w:right w:type="dxa" w:w="90"/>
+            </w:tcMar>
+          </w:tcPr>
+          <w:p>
+            <w:r>
+              <w:rPr>
+                <w:rFonts w:ascii="맑은 고딕" w:cs="맑은 고딕" w:eastAsia="맑은 고딕" w:hAnsi="맑은 고딕"/>
+                <w:b/>
+                <w:bCs/>
+                <w:sz w:val="18"/>
+                <w:szCs w:val="18"/>
+              </w:rPr>
+              <w:t xml:space="preserve">원인</w:t>
+            </w:r>
+          </w:p>
+        </w:tc>
+        <w:tc>
+          <w:tcPr>
+            <w:tcW w:type="dxa" w:w="3000"/>
+            <w:tcBorders>
+              <w:top w:val="single" w:color="BFC5CE" w:sz="4"/>
+              <w:left w:val="single" w:color="BFC5CE" w:sz="4"/>
+              <w:bottom w:val="single" w:color="BFC5CE" w:sz="4"/>
+              <w:right w:val="single" w:color="BFC5CE" w:sz="4"/>
+            </w:tcBorders>
+            <w:shd w:fill="E8EEF9" w:val="clear"/>
+            <w:tcMar>
+              <w:top w:type="dxa" w:w="60"/>
+              <w:left w:type="dxa" w:w="90"/>
+              <w:bottom w:type="dxa" w:w="60"/>
+              <w:right w:type="dxa" w:w="90"/>
+            </w:tcMar>
+          </w:tcPr>
+          <w:p>
+            <w:r>
+              <w:rPr>
+                <w:rFonts w:ascii="맑은 고딕" w:cs="맑은 고딕" w:eastAsia="맑은 고딕" w:hAnsi="맑은 고딕"/>
+                <w:b/>
+                <w:bCs/>
+                <w:sz w:val="18"/>
+                <w:szCs w:val="18"/>
+              </w:rPr>
+              <w:t xml:space="preserve">조치</w:t>
+            </w:r>
+          </w:p>
+        </w:tc>
+        <w:tc>
+          <w:tcPr>
+            <w:tcW w:type="dxa" w:w="800"/>
+            <w:tcBorders>
+              <w:top w:val="single" w:color="BFC5CE" w:sz="4"/>
+              <w:left w:val="single" w:color="BFC5CE" w:sz="4"/>
+              <w:bottom w:val="single" w:color="BFC5CE" w:sz="4"/>
+              <w:right w:val="single" w:color="BFC5CE" w:sz="4"/>
+            </w:tcBorders>
+            <w:shd w:fill="E8EEF9" w:val="clear"/>
+            <w:tcMar>
+              <w:top w:type="dxa" w:w="60"/>
+              <w:left w:type="dxa" w:w="90"/>
+              <w:bottom w:type="dxa" w:w="60"/>
+              <w:right w:type="dxa" w:w="90"/>
+            </w:tcMar>
+          </w:tcPr>
+          <w:p>
+            <w:r>
+              <w:rPr>
+                <w:rFonts w:ascii="맑은 고딕" w:cs="맑은 고딕" w:eastAsia="맑은 고딕" w:hAnsi="맑은 고딕"/>
+                <w:b/>
+                <w:bCs/>
+                <w:sz w:val="18"/>
+                <w:szCs w:val="18"/>
+              </w:rPr>
+              <w:t xml:space="preserve">상태</w:t>
+            </w:r>
+          </w:p>
+        </w:tc>
+      </w:tr>
+      <w:tr>
+        <w:tc>
+          <w:tcPr>
+            <w:tcW w:type="dxa" w:w="400"/>
+            <w:tcBorders>
+              <w:top w:val="single" w:color="BFC5CE" w:sz="4"/>
+              <w:left w:val="single" w:color="BFC5CE" w:sz="4"/>
+              <w:bottom w:val="single" w:color="BFC5CE" w:sz="4"/>
+              <w:right w:val="single" w:color="BFC5CE" w:sz="4"/>
+            </w:tcBorders>
+            <w:tcMar>
+              <w:top w:type="dxa" w:w="60"/>
+              <w:left w:type="dxa" w:w="90"/>
+              <w:bottom w:type="dxa" w:w="60"/>
+              <w:right w:type="dxa" w:w="90"/>
+            </w:tcMar>
+          </w:tcPr>
+          <w:p>
+            <w:r>
+              <w:rPr>
+                <w:rFonts w:ascii="맑은 고딕" w:cs="맑은 고딕" w:eastAsia="맑은 고딕" w:hAnsi="맑은 고딕"/>
+                <w:b w:val="false"/>
+                <w:bCs w:val="false"/>
+                <w:sz w:val="18"/>
+                <w:szCs w:val="18"/>
+              </w:rPr>
+              <w:t xml:space="preserve">14</w:t>
+            </w:r>
+          </w:p>
+        </w:tc>
+        <w:tc>
+          <w:tcPr>
+            <w:tcW w:type="dxa" w:w="2300"/>
+            <w:tcBorders>
+              <w:top w:val="single" w:color="BFC5CE" w:sz="4"/>
+              <w:left w:val="single" w:color="BFC5CE" w:sz="4"/>
+              <w:bottom w:val="single" w:color="BFC5CE" w:sz="4"/>
+              <w:right w:val="single" w:color="BFC5CE" w:sz="4"/>
+            </w:tcBorders>
+            <w:tcMar>
+              <w:top w:type="dxa" w:w="60"/>
+              <w:left w:type="dxa" w:w="90"/>
+              <w:bottom w:type="dxa" w:w="60"/>
+              <w:right w:type="dxa" w:w="90"/>
+            </w:tcMar>
+          </w:tcPr>
+          <w:p>
+            <w:r>
+              <w:rPr>
+                <w:rFonts w:ascii="맑은 고딕" w:cs="맑은 고딕" w:eastAsia="맑은 고딕" w:hAnsi="맑은 고딕"/>
+                <w:b w:val="false"/>
+                <w:bCs w:val="false"/>
+                <w:sz w:val="18"/>
+                <w:szCs w:val="18"/>
+              </w:rPr>
+              <w:t xml:space="preserve">판매입력·구매입력의 [저장(F8)]을 눌러도 저장이 안 된다(▲ 메뉴만 열린다). F8 도 아무 반응이 없다.</w:t>
+            </w:r>
+          </w:p>
+        </w:tc>
+        <w:tc>
+          <w:tcPr>
+            <w:tcW w:type="dxa" w:w="2500"/>
+            <w:tcBorders>
+              <w:top w:val="single" w:color="BFC5CE" w:sz="4"/>
+              <w:left w:val="single" w:color="BFC5CE" w:sz="4"/>
+              <w:bottom w:val="single" w:color="BFC5CE" w:sz="4"/>
+              <w:right w:val="single" w:color="BFC5CE" w:sz="4"/>
+            </w:tcBorders>
+            <w:tcMar>
+              <w:top w:type="dxa" w:w="60"/>
+              <w:left w:type="dxa" w:w="90"/>
+              <w:bottom w:type="dxa" w:w="60"/>
+              <w:right w:type="dxa" w:w="90"/>
+            </w:tcMar>
+          </w:tcPr>
+          <w:p>
+            <w:r>
+              <w:rPr>
+                <w:rFonts w:ascii="맑은 고딕" w:cs="맑은 고딕" w:eastAsia="맑은 고딕" w:hAnsi="맑은 고딕"/>
+                <w:b w:val="false"/>
+                <w:bCs w:val="false"/>
+                <w:sz w:val="18"/>
+                <w:szCs w:val="18"/>
+              </w:rPr>
+              <w:t xml:space="preserve">저장 단추에 ▲ 메뉴(저장/결제·임시저장)를 달면서 다른 그리기 경로를 탔는데, 그 경로는 onClick 만 부르고 저장은 submit 이라 연결이 끊겼다. F8 은 submit 단추를 찾다 못 찾고 조용히 끝났다.</w:t>
+            </w:r>
+          </w:p>
+        </w:tc>
+        <w:tc>
+          <w:tcPr>
+            <w:tcW w:type="dxa" w:w="3000"/>
+            <w:tcBorders>
+              <w:top w:val="single" w:color="BFC5CE" w:sz="4"/>
+              <w:left w:val="single" w:color="BFC5CE" w:sz="4"/>
+              <w:bottom w:val="single" w:color="BFC5CE" w:sz="4"/>
+              <w:right w:val="single" w:color="BFC5CE" w:sz="4"/>
+            </w:tcBorders>
+            <w:tcMar>
+              <w:top w:type="dxa" w:w="60"/>
+              <w:left w:type="dxa" w:w="90"/>
+              <w:bottom w:type="dxa" w:w="60"/>
+              <w:right w:type="dxa" w:w="90"/>
+            </w:tcMar>
+          </w:tcPr>
+          <w:p>
+            <w:r>
+              <w:rPr>
+                <w:rFonts w:ascii="맑은 고딕" w:cs="맑은 고딕" w:eastAsia="맑은 고딕" w:hAnsi="맑은 고딕"/>
+                <w:b w:val="false"/>
+                <w:bCs w:val="false"/>
+                <w:sz w:val="18"/>
+                <w:szCs w:val="18"/>
+              </w:rPr>
+              <w:t xml:space="preserve">큰 단추와 F8 이 화면의 form 을 직접 제출하게 고쳤다(검증·저장 흐름 그대로). 화면에서 저장되는 것 확인.</w:t>
+            </w:r>
+          </w:p>
+        </w:tc>
+        <w:tc>
+          <w:tcPr>
+            <w:tcW w:type="dxa" w:w="800"/>
+            <w:tcBorders>
+              <w:top w:val="single" w:color="BFC5CE" w:sz="4"/>
+              <w:left w:val="single" w:color="BFC5CE" w:sz="4"/>
+              <w:bottom w:val="single" w:color="BFC5CE" w:sz="4"/>
+              <w:right w:val="single" w:color="BFC5CE" w:sz="4"/>
+            </w:tcBorders>
+            <w:tcMar>
+              <w:top w:type="dxa" w:w="60"/>
+              <w:left w:type="dxa" w:w="90"/>
+              <w:bottom w:type="dxa" w:w="60"/>
+              <w:right w:type="dxa" w:w="90"/>
+            </w:tcMar>
+          </w:tcPr>
+          <w:p>
+            <w:r>
+              <w:rPr>
+                <w:rFonts w:ascii="맑은 고딕" w:cs="맑은 고딕" w:eastAsia="맑은 고딕" w:hAnsi="맑은 고딕"/>
+                <w:b w:val="false"/>
+                <w:bCs w:val="false"/>
+                <w:sz w:val="18"/>
+                <w:szCs w:val="18"/>
+              </w:rPr>
+              <w:t xml:space="preserve">수정됨</w:t>
+            </w:r>
+          </w:p>
+        </w:tc>
+      </w:tr>
+      <w:tr>
+        <w:tc>
+          <w:tcPr>
+            <w:tcW w:type="dxa" w:w="400"/>
+            <w:tcBorders>
+              <w:top w:val="single" w:color="BFC5CE" w:sz="4"/>
+              <w:left w:val="single" w:color="BFC5CE" w:sz="4"/>
+              <w:bottom w:val="single" w:color="BFC5CE" w:sz="4"/>
+              <w:right w:val="single" w:color="BFC5CE" w:sz="4"/>
+            </w:tcBorders>
+            <w:tcMar>
+              <w:top w:type="dxa" w:w="60"/>
+              <w:left w:type="dxa" w:w="90"/>
+              <w:bottom w:type="dxa" w:w="60"/>
+              <w:right w:type="dxa" w:w="90"/>
+            </w:tcMar>
+          </w:tcPr>
+          <w:p>
+            <w:r>
+              <w:rPr>
+                <w:rFonts w:ascii="맑은 고딕" w:cs="맑은 고딕" w:eastAsia="맑은 고딕" w:hAnsi="맑은 고딕"/>
+                <w:b w:val="false"/>
+                <w:bCs w:val="false"/>
+                <w:sz w:val="18"/>
+                <w:szCs w:val="18"/>
+              </w:rPr>
+              <w:t xml:space="preserve">15</w:t>
+            </w:r>
+          </w:p>
+        </w:tc>
+        <w:tc>
+          <w:tcPr>
+            <w:tcW w:type="dxa" w:w="2300"/>
+            <w:tcBorders>
+              <w:top w:val="single" w:color="BFC5CE" w:sz="4"/>
+              <w:left w:val="single" w:color="BFC5CE" w:sz="4"/>
+              <w:bottom w:val="single" w:color="BFC5CE" w:sz="4"/>
+              <w:right w:val="single" w:color="BFC5CE" w:sz="4"/>
+            </w:tcBorders>
+            <w:tcMar>
+              <w:top w:type="dxa" w:w="60"/>
+              <w:left w:type="dxa" w:w="90"/>
+              <w:bottom w:type="dxa" w:w="60"/>
+              <w:right w:type="dxa" w:w="90"/>
+            </w:tcMar>
+          </w:tcPr>
+          <w:p>
+            <w:r>
+              <w:rPr>
+                <w:rFonts w:ascii="맑은 고딕" w:cs="맑은 고딕" w:eastAsia="맑은 고딕" w:hAnsi="맑은 고딕"/>
+                <w:b w:val="false"/>
+                <w:bCs w:val="false"/>
+                <w:sz w:val="18"/>
+                <w:szCs w:val="18"/>
+              </w:rPr>
+              <w:t xml:space="preserve">주문을 불러와 만든 판매에 프로젝트가 안 붙는다 → 프로젝트별 손익에서 그 매출이 빠진다. 창고도 주문과 다른 기본값으로 나간다.</w:t>
+            </w:r>
+          </w:p>
+        </w:tc>
+        <w:tc>
+          <w:tcPr>
+            <w:tcW w:type="dxa" w:w="2500"/>
+            <w:tcBorders>
+              <w:top w:val="single" w:color="BFC5CE" w:sz="4"/>
+              <w:left w:val="single" w:color="BFC5CE" w:sz="4"/>
+              <w:bottom w:val="single" w:color="BFC5CE" w:sz="4"/>
+              <w:right w:val="single" w:color="BFC5CE" w:sz="4"/>
+            </w:tcBorders>
+            <w:tcMar>
+              <w:top w:type="dxa" w:w="60"/>
+              <w:left w:type="dxa" w:w="90"/>
+              <w:bottom w:type="dxa" w:w="60"/>
+              <w:right w:type="dxa" w:w="90"/>
+            </w:tcMar>
+          </w:tcPr>
+          <w:p>
+            <w:r>
+              <w:rPr>
+                <w:rFonts w:ascii="맑은 고딕" w:cs="맑은 고딕" w:eastAsia="맑은 고딕" w:hAnsi="맑은 고딕"/>
+                <w:b w:val="false"/>
+                <w:bCs w:val="false"/>
+                <w:sz w:val="18"/>
+                <w:szCs w:val="18"/>
+              </w:rPr>
+              <w:t xml:space="preserve">불러오기가 거래처만 받고 주문의 프로젝트·창고는 버렸다.</w:t>
+            </w:r>
+          </w:p>
+        </w:tc>
+        <w:tc>
+          <w:tcPr>
+            <w:tcW w:type="dxa" w:w="3000"/>
+            <w:tcBorders>
+              <w:top w:val="single" w:color="BFC5CE" w:sz="4"/>
+              <w:left w:val="single" w:color="BFC5CE" w:sz="4"/>
+              <w:bottom w:val="single" w:color="BFC5CE" w:sz="4"/>
+              <w:right w:val="single" w:color="BFC5CE" w:sz="4"/>
+            </w:tcBorders>
+            <w:tcMar>
+              <w:top w:type="dxa" w:w="60"/>
+              <w:left w:type="dxa" w:w="90"/>
+              <w:bottom w:type="dxa" w:w="60"/>
+              <w:right w:type="dxa" w:w="90"/>
+            </w:tcMar>
+          </w:tcPr>
+          <w:p>
+            <w:r>
+              <w:rPr>
+                <w:rFonts w:ascii="맑은 고딕" w:cs="맑은 고딕" w:eastAsia="맑은 고딕" w:hAnsi="맑은 고딕"/>
+                <w:b w:val="false"/>
+                <w:bCs w:val="false"/>
+                <w:sz w:val="18"/>
+                <w:szCs w:val="18"/>
+              </w:rPr>
+              <w:t xml:space="preserve">프로젝트·창고를 이어받게. 프로젝트가 다른 주문을 섞으면 막고, 창고가 다르면 주문 쪽으로 바꾸고 알린다. 구매(발주 불러오기)도 같다.</w:t>
+            </w:r>
+          </w:p>
+        </w:tc>
+        <w:tc>
+          <w:tcPr>
+            <w:tcW w:type="dxa" w:w="800"/>
+            <w:tcBorders>
+              <w:top w:val="single" w:color="BFC5CE" w:sz="4"/>
+              <w:left w:val="single" w:color="BFC5CE" w:sz="4"/>
+              <w:bottom w:val="single" w:color="BFC5CE" w:sz="4"/>
+              <w:right w:val="single" w:color="BFC5CE" w:sz="4"/>
+            </w:tcBorders>
+            <w:tcMar>
+              <w:top w:type="dxa" w:w="60"/>
+              <w:left w:type="dxa" w:w="90"/>
+              <w:bottom w:type="dxa" w:w="60"/>
+              <w:right w:type="dxa" w:w="90"/>
+            </w:tcMar>
+          </w:tcPr>
+          <w:p>
+            <w:r>
+              <w:rPr>
+                <w:rFonts w:ascii="맑은 고딕" w:cs="맑은 고딕" w:eastAsia="맑은 고딕" w:hAnsi="맑은 고딕"/>
+                <w:b w:val="false"/>
+                <w:bCs w:val="false"/>
+                <w:sz w:val="18"/>
+                <w:szCs w:val="18"/>
+              </w:rPr>
+              <w:t xml:space="preserve">수정됨</w:t>
+            </w:r>
+          </w:p>
+        </w:tc>
+      </w:tr>
+      <w:tr>
+        <w:tc>
+          <w:tcPr>
+            <w:tcW w:type="dxa" w:w="400"/>
+            <w:tcBorders>
+              <w:top w:val="single" w:color="BFC5CE" w:sz="4"/>
+              <w:left w:val="single" w:color="BFC5CE" w:sz="4"/>
+              <w:bottom w:val="single" w:color="BFC5CE" w:sz="4"/>
+              <w:right w:val="single" w:color="BFC5CE" w:sz="4"/>
+            </w:tcBorders>
+            <w:tcMar>
+              <w:top w:type="dxa" w:w="60"/>
+              <w:left w:type="dxa" w:w="90"/>
+              <w:bottom w:type="dxa" w:w="60"/>
+              <w:right w:type="dxa" w:w="90"/>
+            </w:tcMar>
+          </w:tcPr>
+          <w:p>
+            <w:r>
+              <w:rPr>
+                <w:rFonts w:ascii="맑은 고딕" w:cs="맑은 고딕" w:eastAsia="맑은 고딕" w:hAnsi="맑은 고딕"/>
+                <w:b w:val="false"/>
+                <w:bCs w:val="false"/>
+                <w:sz w:val="18"/>
+                <w:szCs w:val="18"/>
+              </w:rPr>
+              <w:t xml:space="preserve">16</w:t>
+            </w:r>
+          </w:p>
+        </w:tc>
+        <w:tc>
+          <w:tcPr>
+            <w:tcW w:type="dxa" w:w="2300"/>
+            <w:tcBorders>
+              <w:top w:val="single" w:color="BFC5CE" w:sz="4"/>
+              <w:left w:val="single" w:color="BFC5CE" w:sz="4"/>
+              <w:bottom w:val="single" w:color="BFC5CE" w:sz="4"/>
+              <w:right w:val="single" w:color="BFC5CE" w:sz="4"/>
+            </w:tcBorders>
+            <w:tcMar>
+              <w:top w:type="dxa" w:w="60"/>
+              <w:left w:type="dxa" w:w="90"/>
+              <w:bottom w:type="dxa" w:w="60"/>
+              <w:right w:type="dxa" w:w="90"/>
+            </w:tcMar>
+          </w:tcPr>
+          <w:p>
+            <w:r>
+              <w:rPr>
+                <w:rFonts w:ascii="맑은 고딕" w:cs="맑은 고딕" w:eastAsia="맑은 고딕" w:hAnsi="맑은 고딕"/>
+                <w:b w:val="false"/>
+                <w:bCs w:val="false"/>
+                <w:sz w:val="18"/>
+                <w:szCs w:val="18"/>
+              </w:rPr>
+              <w:t xml:space="preserve">판매입력 명세의 품목명 칸이 빈칸처럼 보인다(코드만 보이고 이름이 안 보임).</w:t>
+            </w:r>
+          </w:p>
+        </w:tc>
+        <w:tc>
+          <w:tcPr>
+            <w:tcW w:type="dxa" w:w="2500"/>
+            <w:tcBorders>
+              <w:top w:val="single" w:color="BFC5CE" w:sz="4"/>
+              <w:left w:val="single" w:color="BFC5CE" w:sz="4"/>
+              <w:bottom w:val="single" w:color="BFC5CE" w:sz="4"/>
+              <w:right w:val="single" w:color="BFC5CE" w:sz="4"/>
+            </w:tcBorders>
+            <w:tcMar>
+              <w:top w:type="dxa" w:w="60"/>
+              <w:left w:type="dxa" w:w="90"/>
+              <w:bottom w:type="dxa" w:w="60"/>
+              <w:right w:type="dxa" w:w="90"/>
+            </w:tcMar>
+          </w:tcPr>
+          <w:p>
+            <w:r>
+              <w:rPr>
+                <w:rFonts w:ascii="맑은 고딕" w:cs="맑은 고딕" w:eastAsia="맑은 고딕" w:hAnsi="맑은 고딕"/>
+                <w:b w:val="false"/>
+                <w:bCs w:val="false"/>
+                <w:sz w:val="18"/>
+                <w:szCs w:val="18"/>
+              </w:rPr>
+              <w:t xml:space="preserve">품목명 열에 폭을 안 줘서, [불러온 전표No.] 같은 열이 켜지면 60px 로 줄고 🔍·× 단추가 자리를 다 먹었다.</w:t>
+            </w:r>
+          </w:p>
+        </w:tc>
+        <w:tc>
+          <w:tcPr>
+            <w:tcW w:type="dxa" w:w="3000"/>
+            <w:tcBorders>
+              <w:top w:val="single" w:color="BFC5CE" w:sz="4"/>
+              <w:left w:val="single" w:color="BFC5CE" w:sz="4"/>
+              <w:bottom w:val="single" w:color="BFC5CE" w:sz="4"/>
+              <w:right w:val="single" w:color="BFC5CE" w:sz="4"/>
+            </w:tcBorders>
+            <w:tcMar>
+              <w:top w:type="dxa" w:w="60"/>
+              <w:left w:type="dxa" w:w="90"/>
+              <w:bottom w:type="dxa" w:w="60"/>
+              <w:right w:type="dxa" w:w="90"/>
+            </w:tcMar>
+          </w:tcPr>
+          <w:p>
+            <w:r>
+              <w:rPr>
+                <w:rFonts w:ascii="맑은 고딕" w:cs="맑은 고딕" w:eastAsia="맑은 고딕" w:hAnsi="맑은 고딕"/>
+                <w:b w:val="false"/>
+                <w:bCs w:val="false"/>
+                <w:sz w:val="18"/>
+                <w:szCs w:val="18"/>
+              </w:rPr>
+              <w:t xml:space="preserve">품목명 열 최소 200, 넘치면 표를 가로로 굴린다.</w:t>
+            </w:r>
+          </w:p>
+        </w:tc>
+        <w:tc>
+          <w:tcPr>
+            <w:tcW w:type="dxa" w:w="800"/>
+            <w:tcBorders>
+              <w:top w:val="single" w:color="BFC5CE" w:sz="4"/>
+              <w:left w:val="single" w:color="BFC5CE" w:sz="4"/>
+              <w:bottom w:val="single" w:color="BFC5CE" w:sz="4"/>
+              <w:right w:val="single" w:color="BFC5CE" w:sz="4"/>
+            </w:tcBorders>
+            <w:tcMar>
+              <w:top w:type="dxa" w:w="60"/>
+              <w:left w:type="dxa" w:w="90"/>
+              <w:bottom w:type="dxa" w:w="60"/>
+              <w:right w:type="dxa" w:w="90"/>
+            </w:tcMar>
+          </w:tcPr>
+          <w:p>
+            <w:r>
+              <w:rPr>
+                <w:rFonts w:ascii="맑은 고딕" w:cs="맑은 고딕" w:eastAsia="맑은 고딕" w:hAnsi="맑은 고딕"/>
+                <w:b w:val="false"/>
+                <w:bCs w:val="false"/>
+                <w:sz w:val="18"/>
+                <w:szCs w:val="18"/>
+              </w:rPr>
+              <w:t xml:space="preserve">수정됨</w:t>
+            </w:r>
+          </w:p>
+        </w:tc>
+      </w:tr>
+      <w:tr>
+        <w:tc>
+          <w:tcPr>
+            <w:tcW w:type="dxa" w:w="400"/>
+            <w:tcBorders>
+              <w:top w:val="single" w:color="BFC5CE" w:sz="4"/>
+              <w:left w:val="single" w:color="BFC5CE" w:sz="4"/>
+              <w:bottom w:val="single" w:color="BFC5CE" w:sz="4"/>
+              <w:right w:val="single" w:color="BFC5CE" w:sz="4"/>
+            </w:tcBorders>
+            <w:tcMar>
+              <w:top w:type="dxa" w:w="60"/>
+              <w:left w:type="dxa" w:w="90"/>
+              <w:bottom w:type="dxa" w:w="60"/>
+              <w:right w:type="dxa" w:w="90"/>
+            </w:tcMar>
+          </w:tcPr>
+          <w:p>
+            <w:r>
+              <w:rPr>
+                <w:rFonts w:ascii="맑은 고딕" w:cs="맑은 고딕" w:eastAsia="맑은 고딕" w:hAnsi="맑은 고딕"/>
+                <w:b w:val="false"/>
+                <w:bCs w:val="false"/>
+                <w:sz w:val="18"/>
+                <w:szCs w:val="18"/>
+              </w:rPr>
+              <w:t xml:space="preserve">17</w:t>
+            </w:r>
+          </w:p>
+        </w:tc>
+        <w:tc>
+          <w:tcPr>
+            <w:tcW w:type="dxa" w:w="2300"/>
+            <w:tcBorders>
+              <w:top w:val="single" w:color="BFC5CE" w:sz="4"/>
+              <w:left w:val="single" w:color="BFC5CE" w:sz="4"/>
+              <w:bottom w:val="single" w:color="BFC5CE" w:sz="4"/>
+              <w:right w:val="single" w:color="BFC5CE" w:sz="4"/>
+            </w:tcBorders>
+            <w:tcMar>
+              <w:top w:type="dxa" w:w="60"/>
+              <w:left w:type="dxa" w:w="90"/>
+              <w:bottom w:type="dxa" w:w="60"/>
+              <w:right w:type="dxa" w:w="90"/>
+            </w:tcMar>
+          </w:tcPr>
+          <w:p>
+            <w:r>
+              <w:rPr>
+                <w:rFonts w:ascii="맑은 고딕" w:cs="맑은 고딕" w:eastAsia="맑은 고딕" w:hAnsi="맑은 고딕"/>
+                <w:b w:val="false"/>
+                <w:bCs w:val="false"/>
+                <w:sz w:val="18"/>
+                <w:szCs w:val="18"/>
+              </w:rPr>
+              <w:t xml:space="preserve">(구조) 기반층 inventory 가 accounting 을 부른다 — 프로젝트별 손익 API 가 inventory 쪽 컨트롤러에 있었다.</w:t>
+            </w:r>
+          </w:p>
+        </w:tc>
+        <w:tc>
+          <w:tcPr>
+            <w:tcW w:type="dxa" w:w="2500"/>
+            <w:tcBorders>
+              <w:top w:val="single" w:color="BFC5CE" w:sz="4"/>
+              <w:left w:val="single" w:color="BFC5CE" w:sz="4"/>
+              <w:bottom w:val="single" w:color="BFC5CE" w:sz="4"/>
+              <w:right w:val="single" w:color="BFC5CE" w:sz="4"/>
+            </w:tcBorders>
+            <w:tcMar>
+              <w:top w:type="dxa" w:w="60"/>
+              <w:left w:type="dxa" w:w="90"/>
+              <w:bottom w:type="dxa" w:w="60"/>
+              <w:right w:type="dxa" w:w="90"/>
+            </w:tcMar>
+          </w:tcPr>
+          <w:p>
+            <w:r>
+              <w:rPr>
+                <w:rFonts w:ascii="맑은 고딕" w:cs="맑은 고딕" w:eastAsia="맑은 고딕" w:hAnsi="맑은 고딕"/>
+                <w:b w:val="false"/>
+                <w:bCs w:val="false"/>
+                <w:sz w:val="18"/>
+                <w:szCs w:val="18"/>
+              </w:rPr>
+              <w:t xml:space="preserve">규칙(CLAUDE.md 4.1)상 inventory 는 아무 모듈도 참조하면 안 된다. 순환 의존의 씨앗.</w:t>
+            </w:r>
+          </w:p>
+        </w:tc>
+        <w:tc>
+          <w:tcPr>
+            <w:tcW w:type="dxa" w:w="3000"/>
+            <w:tcBorders>
+              <w:top w:val="single" w:color="BFC5CE" w:sz="4"/>
+              <w:left w:val="single" w:color="BFC5CE" w:sz="4"/>
+              <w:bottom w:val="single" w:color="BFC5CE" w:sz="4"/>
+              <w:right w:val="single" w:color="BFC5CE" w:sz="4"/>
+            </w:tcBorders>
+            <w:tcMar>
+              <w:top w:type="dxa" w:w="60"/>
+              <w:left w:type="dxa" w:w="90"/>
+              <w:bottom w:type="dxa" w:w="60"/>
+              <w:right w:type="dxa" w:w="90"/>
+            </w:tcMar>
+          </w:tcPr>
+          <w:p>
+            <w:r>
+              <w:rPr>
+                <w:rFonts w:ascii="맑은 고딕" w:cs="맑은 고딕" w:eastAsia="맑은 고딕" w:hAnsi="맑은 고딕"/>
+                <w:b w:val="false"/>
+                <w:bCs w:val="false"/>
+                <w:sz w:val="18"/>
+                <w:szCs w:val="18"/>
+              </w:rPr>
+              <w:t xml:space="preserve">주소는 그대로(/api/projects/profit) accounting 모듈로 옮겼다. QA 에 "기반층이 위층을 참조하지 않는다" 검사를 넣고, auth → settings(회사코드 로그인)는 규칙 문서에 정식으로 적었다.</w:t>
+            </w:r>
+          </w:p>
+        </w:tc>
+        <w:tc>
+          <w:tcPr>
+            <w:tcW w:type="dxa" w:w="800"/>
+            <w:tcBorders>
+              <w:top w:val="single" w:color="BFC5CE" w:sz="4"/>
+              <w:left w:val="single" w:color="BFC5CE" w:sz="4"/>
+              <w:bottom w:val="single" w:color="BFC5CE" w:sz="4"/>
+              <w:right w:val="single" w:color="BFC5CE" w:sz="4"/>
+            </w:tcBorders>
+            <w:tcMar>
+              <w:top w:type="dxa" w:w="60"/>
+              <w:left w:type="dxa" w:w="90"/>
+              <w:bottom w:type="dxa" w:w="60"/>
+              <w:right w:type="dxa" w:w="90"/>
+            </w:tcMar>
+          </w:tcPr>
+          <w:p>
+            <w:r>
+              <w:rPr>
+                <w:rFonts w:ascii="맑은 고딕" w:cs="맑은 고딕" w:eastAsia="맑은 고딕" w:hAnsi="맑은 고딕"/>
+                <w:b w:val="false"/>
+                <w:bCs w:val="false"/>
+                <w:sz w:val="18"/>
+                <w:szCs w:val="18"/>
+              </w:rPr>
+              <w:t xml:space="preserve">수정됨</w:t>
+            </w:r>
+          </w:p>
+        </w:tc>
+      </w:tr>
+      <w:tr>
+        <w:tc>
+          <w:tcPr>
+            <w:tcW w:type="dxa" w:w="400"/>
+            <w:tcBorders>
+              <w:top w:val="single" w:color="BFC5CE" w:sz="4"/>
+              <w:left w:val="single" w:color="BFC5CE" w:sz="4"/>
+              <w:bottom w:val="single" w:color="BFC5CE" w:sz="4"/>
+              <w:right w:val="single" w:color="BFC5CE" w:sz="4"/>
+            </w:tcBorders>
+            <w:tcMar>
+              <w:top w:type="dxa" w:w="60"/>
+              <w:left w:type="dxa" w:w="90"/>
+              <w:bottom w:type="dxa" w:w="60"/>
+              <w:right w:type="dxa" w:w="90"/>
+            </w:tcMar>
+          </w:tcPr>
+          <w:p>
+            <w:r>
+              <w:rPr>
+                <w:rFonts w:ascii="맑은 고딕" w:cs="맑은 고딕" w:eastAsia="맑은 고딕" w:hAnsi="맑은 고딕"/>
+                <w:b w:val="false"/>
+                <w:bCs w:val="false"/>
+                <w:sz w:val="18"/>
+                <w:szCs w:val="18"/>
+              </w:rPr>
+              <w:t xml:space="preserve">18</w:t>
+            </w:r>
+          </w:p>
+        </w:tc>
+        <w:tc>
+          <w:tcPr>
+            <w:tcW w:type="dxa" w:w="2300"/>
+            <w:tcBorders>
+              <w:top w:val="single" w:color="BFC5CE" w:sz="4"/>
+              <w:left w:val="single" w:color="BFC5CE" w:sz="4"/>
+              <w:bottom w:val="single" w:color="BFC5CE" w:sz="4"/>
+              <w:right w:val="single" w:color="BFC5CE" w:sz="4"/>
+            </w:tcBorders>
+            <w:tcMar>
+              <w:top w:type="dxa" w:w="60"/>
+              <w:left w:type="dxa" w:w="90"/>
+              <w:bottom w:type="dxa" w:w="60"/>
+              <w:right w:type="dxa" w:w="90"/>
+            </w:tcMar>
+          </w:tcPr>
+          <w:p>
+            <w:r>
+              <w:rPr>
+                <w:rFonts w:ascii="맑은 고딕" w:cs="맑은 고딕" w:eastAsia="맑은 고딕" w:hAnsi="맑은 고딕"/>
+                <w:b w:val="false"/>
+                <w:bCs w:val="false"/>
+                <w:sz w:val="18"/>
+                <w:szCs w:val="18"/>
+              </w:rPr>
+              <w:t xml:space="preserve">프로젝트별 손익 계산을 지켜 주는 자동 점검이 없었다.</w:t>
+            </w:r>
+          </w:p>
+        </w:tc>
+        <w:tc>
+          <w:tcPr>
+            <w:tcW w:type="dxa" w:w="2500"/>
+            <w:tcBorders>
+              <w:top w:val="single" w:color="BFC5CE" w:sz="4"/>
+              <w:left w:val="single" w:color="BFC5CE" w:sz="4"/>
+              <w:bottom w:val="single" w:color="BFC5CE" w:sz="4"/>
+              <w:right w:val="single" w:color="BFC5CE" w:sz="4"/>
+            </w:tcBorders>
+            <w:tcMar>
+              <w:top w:type="dxa" w:w="60"/>
+              <w:left w:type="dxa" w:w="90"/>
+              <w:bottom w:type="dxa" w:w="60"/>
+              <w:right w:type="dxa" w:w="90"/>
+            </w:tcMar>
+          </w:tcPr>
+          <w:p>
+            <w:r>
+              <w:rPr>
+                <w:rFonts w:ascii="맑은 고딕" w:cs="맑은 고딕" w:eastAsia="맑은 고딕" w:hAnsi="맑은 고딕"/>
+                <w:b w:val="false"/>
+                <w:bCs w:val="false"/>
+                <w:sz w:val="18"/>
+                <w:szCs w:val="18"/>
+              </w:rPr>
+              <w:t xml:space="preserve">—</w:t>
+            </w:r>
+          </w:p>
+        </w:tc>
+        <w:tc>
+          <w:tcPr>
+            <w:tcW w:type="dxa" w:w="3000"/>
+            <w:tcBorders>
+              <w:top w:val="single" w:color="BFC5CE" w:sz="4"/>
+              <w:left w:val="single" w:color="BFC5CE" w:sz="4"/>
+              <w:bottom w:val="single" w:color="BFC5CE" w:sz="4"/>
+              <w:right w:val="single" w:color="BFC5CE" w:sz="4"/>
+            </w:tcBorders>
+            <w:tcMar>
+              <w:top w:type="dxa" w:w="60"/>
+              <w:left w:type="dxa" w:w="90"/>
+              <w:bottom w:type="dxa" w:w="60"/>
+              <w:right w:type="dxa" w:w="90"/>
+            </w:tcMar>
+          </w:tcPr>
+          <w:p>
+            <w:r>
+              <w:rPr>
+                <w:rFonts w:ascii="맑은 고딕" w:cs="맑은 고딕" w:eastAsia="맑은 고딕" w:hAnsi="맑은 고딕"/>
+                <w:b w:val="false"/>
+                <w:bCs w:val="false"/>
+                <w:sz w:val="18"/>
+                <w:szCs w:val="18"/>
+              </w:rPr>
+              <w:t xml:space="preserve">QA 에 "판매·구매·비용을 하나씩 달면 손익이 정확히 그만큼 움직인다" 4개 단언을 넣었다.</w:t>
+            </w:r>
+          </w:p>
+        </w:tc>
+        <w:tc>
+          <w:tcPr>
+            <w:tcW w:type="dxa" w:w="800"/>
+            <w:tcBorders>
+              <w:top w:val="single" w:color="BFC5CE" w:sz="4"/>
+              <w:left w:val="single" w:color="BFC5CE" w:sz="4"/>
+              <w:bottom w:val="single" w:color="BFC5CE" w:sz="4"/>
+              <w:right w:val="single" w:color="BFC5CE" w:sz="4"/>
+            </w:tcBorders>
+            <w:tcMar>
+              <w:top w:type="dxa" w:w="60"/>
+              <w:left w:type="dxa" w:w="90"/>
+              <w:bottom w:type="dxa" w:w="60"/>
+              <w:right w:type="dxa" w:w="90"/>
+            </w:tcMar>
+          </w:tcPr>
+          <w:p>
+            <w:r>
+              <w:rPr>
+                <w:rFonts w:ascii="맑은 고딕" w:cs="맑은 고딕" w:eastAsia="맑은 고딕" w:hAnsi="맑은 고딕"/>
+                <w:b w:val="false"/>
+                <w:bCs w:val="false"/>
+                <w:sz w:val="18"/>
+                <w:szCs w:val="18"/>
+              </w:rPr>
+              <w:t xml:space="preserve">수정됨</w:t>
+            </w:r>
+          </w:p>
+        </w:tc>
+      </w:tr>
+    </w:tbl>
+    <w:p>
+      <w:pPr>
+        <w:pStyle w:val="Heading2"/>
+        <w:spacing w:after="120" w:before="240"/>
+      </w:pPr>
+      <w:r>
+        <w:rPr>
+          <w:rFonts w:ascii="맑은 고딕" w:cs="맑은 고딕" w:eastAsia="맑은 고딕" w:hAnsi="맑은 고딕"/>
+        </w:rPr>
+        <w:t xml:space="preserve">3-4. 다음 할 일</w:t>
+      </w:r>
+    </w:p>
+    <w:p>
+      <w:pPr>
+        <w:pStyle w:val="ListParagraph"/>
+        <w:numPr>
+          <w:ilvl w:val="0"/>
+          <w:numId w:val="2"/>
+        </w:numPr>
+        <w:spacing w:after="60"/>
+      </w:pPr>
+      <w:r>
+        <w:rPr>
+          <w:rFonts w:ascii="맑은 고딕" w:cs="맑은 고딕" w:eastAsia="맑은 고딕" w:hAnsi="맑은 고딕"/>
+          <w:sz w:val="21"/>
+          <w:szCs w:val="21"/>
+        </w:rPr>
+        <w:t xml:space="preserve">견적서 작성 창 거래처 코드도움(#6), 출하조회 기준일자 위치(#12)</w:t>
+      </w:r>
+    </w:p>
+    <w:p>
+      <w:pPr>
+        <w:pStyle w:val="ListParagraph"/>
+        <w:numPr>
+          <w:ilvl w:val="0"/>
+          <w:numId w:val="2"/>
+        </w:numPr>
+        <w:spacing w:after="60"/>
+      </w:pPr>
+      <w:r>
+        <w:rPr>
+          <w:rFonts w:ascii="맑은 고딕" w:cs="맑은 고딕" w:eastAsia="맑은 고딕" w:hAnsi="맑은 고딕"/>
+          <w:sz w:val="21"/>
+          <w:szCs w:val="21"/>
+        </w:rPr>
+        <w:t xml:space="preserve">거래처·창고·품목 조건도 이름 비교인 곳(34곳) 점검</w:t>
+      </w:r>
+    </w:p>
+    <w:p>
+      <w:pPr>
+        <w:pStyle w:val="ListParagraph"/>
+        <w:numPr>
+          <w:ilvl w:val="0"/>
+          <w:numId w:val="2"/>
+        </w:numPr>
+        <w:spacing w:after="60"/>
+      </w:pPr>
+      <w:r>
+        <w:rPr>
+          <w:rFonts w:ascii="맑은 고딕" w:cs="맑은 고딕" w:eastAsia="맑은 고딕" w:hAnsi="맑은 고딕"/>
+          <w:sz w:val="21"/>
+          <w:szCs w:val="21"/>
+        </w:rPr>
+        <w:t xml:space="preserve">주문을 불러와 판매하면 그 주문의 판매(출하)수량·진행상태가 맞게 바뀌는지</w:t>
+      </w:r>
+    </w:p>
+    <w:p>
+      <w:pPr>
+        <w:pStyle w:val="ListParagraph"/>
+        <w:numPr>
+          <w:ilvl w:val="0"/>
+          <w:numId w:val="2"/>
+        </w:numPr>
+        <w:spacing w:after="60"/>
+      </w:pPr>
+      <w:r>
+        <w:rPr>
+          <w:rFonts w:ascii="맑은 고딕" w:cs="맑은 고딕" w:eastAsia="맑은 고딕" w:hAnsi="맑은 고딕"/>
+          <w:sz w:val="21"/>
+          <w:szCs w:val="21"/>
+        </w:rPr>
+        <w:t xml:space="preserve">프로젝트계획(예산) 대비 실적 화면이 이 손익과 같은 숫자를 쓰는지</w:t>
       </w:r>
     </w:p>
     <w:sectPr>

--- a/docs/ERP_사용설명서_QA기록.docx
+++ b/docs/ERP_사용설명서_QA기록.docx
@@ -69,7 +69,7 @@
           <w:sz w:val="21"/>
           <w:szCs w:val="21"/>
         </w:rPr>
-        <w:t xml:space="preserve">2026-10-01 (3회차)</w:t>
+        <w:t xml:space="preserve">2026-10-01 (4회차)</w:t>
       </w:r>
     </w:p>
     <w:p>
@@ -10012,6 +10012,1543 @@
           <w:szCs w:val="21"/>
         </w:rPr>
         <w:t xml:space="preserve">프로젝트계획(예산) 대비 실적 화면이 이 손익과 같은 숫자를 쓰는지</w:t>
+      </w:r>
+    </w:p>
+    <w:p>
+      <w:pPr>
+        <w:pStyle w:val="Heading1"/>
+        <w:spacing w:after="120" w:before="240"/>
+      </w:pPr>
+      <w:r>
+        <w:rPr>
+          <w:rFonts w:ascii="맑은 고딕" w:cs="맑은 고딕" w:eastAsia="맑은 고딕" w:hAnsi="맑은 고딕"/>
+        </w:rPr>
+        <w:t xml:space="preserve">4회차 — 거래처 고르기 · 계획 대비 실적 · 주문 진행상태</w:t>
+      </w:r>
+    </w:p>
+    <w:p>
+      <w:pPr>
+        <w:pStyle w:val="Heading2"/>
+        <w:spacing w:after="120" w:before="240"/>
+      </w:pPr>
+      <w:r>
+        <w:rPr>
+          <w:rFonts w:ascii="맑은 고딕" w:cs="맑은 고딕" w:eastAsia="맑은 고딕" w:hAnsi="맑은 고딕"/>
+        </w:rPr>
+        <w:t xml:space="preserve">4-1. 거래처를 드롭다운 대신 코드도움으로</w:t>
+      </w:r>
+    </w:p>
+    <w:p>
+      <w:pPr>
+        <w:spacing w:after="120"/>
+      </w:pPr>
+      <w:r>
+        <w:rPr>
+          <w:rFonts w:ascii="맑은 고딕" w:cs="맑은 고딕" w:eastAsia="맑은 고딕" w:hAnsi="맑은 고딕"/>
+          <w:sz w:val="21"/>
+          <w:szCs w:val="21"/>
+        </w:rPr>
+        <w:t xml:space="preserve">견적서 작성 창(1회차 #6)을 시작으로, 입력 화면에서 거래처를 긴 드롭다운으로 고르던 15곳을 전부 코드도움으로 바꿨습니다. 코드·이름뿐 아니라 대표자·전화·주소 일부로도 찾고, 매출 쪽 칸은 매입 전용 거래처를, 매입 쪽 칸은 매출 전용 거래처를 뺍니다.</w:t>
+      </w:r>
+    </w:p>
+    <w:tbl>
+      <w:tblPr>
+        <w:tblW w:type="dxa" w:w="8900"/>
+        <w:tblBorders>
+          <w:top w:val="single" w:color="auto" w:sz="4"/>
+          <w:left w:val="single" w:color="auto" w:sz="4"/>
+          <w:bottom w:val="single" w:color="auto" w:sz="4"/>
+          <w:right w:val="single" w:color="auto" w:sz="4"/>
+          <w:insideH w:val="single" w:color="auto" w:sz="4"/>
+          <w:insideV w:val="single" w:color="auto" w:sz="4"/>
+        </w:tblBorders>
+      </w:tblPr>
+      <w:tblGrid>
+        <w:gridCol w:w="4000"/>
+        <w:gridCol w:w="3000"/>
+        <w:gridCol w:w="1900"/>
+      </w:tblGrid>
+      <w:tr>
+        <w:trPr>
+          <w:tblHeader/>
+        </w:trPr>
+        <w:tc>
+          <w:tcPr>
+            <w:tcW w:type="dxa" w:w="4000"/>
+            <w:tcBorders>
+              <w:top w:val="single" w:color="BFC5CE" w:sz="4"/>
+              <w:left w:val="single" w:color="BFC5CE" w:sz="4"/>
+              <w:bottom w:val="single" w:color="BFC5CE" w:sz="4"/>
+              <w:right w:val="single" w:color="BFC5CE" w:sz="4"/>
+            </w:tcBorders>
+            <w:shd w:fill="E8EEF9" w:val="clear"/>
+            <w:tcMar>
+              <w:top w:type="dxa" w:w="60"/>
+              <w:left w:type="dxa" w:w="90"/>
+              <w:bottom w:type="dxa" w:w="60"/>
+              <w:right w:type="dxa" w:w="90"/>
+            </w:tcMar>
+          </w:tcPr>
+          <w:p>
+            <w:r>
+              <w:rPr>
+                <w:rFonts w:ascii="맑은 고딕" w:cs="맑은 고딕" w:eastAsia="맑은 고딕" w:hAnsi="맑은 고딕"/>
+                <w:b/>
+                <w:bCs/>
+                <w:sz w:val="18"/>
+                <w:szCs w:val="18"/>
+              </w:rPr>
+              <w:t xml:space="preserve">화면</w:t>
+            </w:r>
+          </w:p>
+        </w:tc>
+        <w:tc>
+          <w:tcPr>
+            <w:tcW w:type="dxa" w:w="3000"/>
+            <w:tcBorders>
+              <w:top w:val="single" w:color="BFC5CE" w:sz="4"/>
+              <w:left w:val="single" w:color="BFC5CE" w:sz="4"/>
+              <w:bottom w:val="single" w:color="BFC5CE" w:sz="4"/>
+              <w:right w:val="single" w:color="BFC5CE" w:sz="4"/>
+            </w:tcBorders>
+            <w:shd w:fill="E8EEF9" w:val="clear"/>
+            <w:tcMar>
+              <w:top w:type="dxa" w:w="60"/>
+              <w:left w:type="dxa" w:w="90"/>
+              <w:bottom w:type="dxa" w:w="60"/>
+              <w:right w:type="dxa" w:w="90"/>
+            </w:tcMar>
+          </w:tcPr>
+          <w:p>
+            <w:r>
+              <w:rPr>
+                <w:rFonts w:ascii="맑은 고딕" w:cs="맑은 고딕" w:eastAsia="맑은 고딕" w:hAnsi="맑은 고딕"/>
+                <w:b/>
+                <w:bCs/>
+                <w:sz w:val="18"/>
+                <w:szCs w:val="18"/>
+              </w:rPr>
+              <w:t xml:space="preserve">칸</w:t>
+            </w:r>
+          </w:p>
+        </w:tc>
+        <w:tc>
+          <w:tcPr>
+            <w:tcW w:type="dxa" w:w="1900"/>
+            <w:tcBorders>
+              <w:top w:val="single" w:color="BFC5CE" w:sz="4"/>
+              <w:left w:val="single" w:color="BFC5CE" w:sz="4"/>
+              <w:bottom w:val="single" w:color="BFC5CE" w:sz="4"/>
+              <w:right w:val="single" w:color="BFC5CE" w:sz="4"/>
+            </w:tcBorders>
+            <w:shd w:fill="E8EEF9" w:val="clear"/>
+            <w:tcMar>
+              <w:top w:type="dxa" w:w="60"/>
+              <w:left w:type="dxa" w:w="90"/>
+              <w:bottom w:type="dxa" w:w="60"/>
+              <w:right w:type="dxa" w:w="90"/>
+            </w:tcMar>
+          </w:tcPr>
+          <w:p>
+            <w:r>
+              <w:rPr>
+                <w:rFonts w:ascii="맑은 고딕" w:cs="맑은 고딕" w:eastAsia="맑은 고딕" w:hAnsi="맑은 고딕"/>
+                <w:b/>
+                <w:bCs/>
+                <w:sz w:val="18"/>
+                <w:szCs w:val="18"/>
+              </w:rPr>
+              <w:t xml:space="preserve">거르기</w:t>
+            </w:r>
+          </w:p>
+        </w:tc>
+      </w:tr>
+      <w:tr>
+        <w:tc>
+          <w:tcPr>
+            <w:tcW w:type="dxa" w:w="4000"/>
+            <w:tcBorders>
+              <w:top w:val="single" w:color="BFC5CE" w:sz="4"/>
+              <w:left w:val="single" w:color="BFC5CE" w:sz="4"/>
+              <w:bottom w:val="single" w:color="BFC5CE" w:sz="4"/>
+              <w:right w:val="single" w:color="BFC5CE" w:sz="4"/>
+            </w:tcBorders>
+            <w:tcMar>
+              <w:top w:type="dxa" w:w="60"/>
+              <w:left w:type="dxa" w:w="90"/>
+              <w:bottom w:type="dxa" w:w="60"/>
+              <w:right w:type="dxa" w:w="90"/>
+            </w:tcMar>
+          </w:tcPr>
+          <w:p>
+            <w:r>
+              <w:rPr>
+                <w:rFonts w:ascii="맑은 고딕" w:cs="맑은 고딕" w:eastAsia="맑은 고딕" w:hAnsi="맑은 고딕"/>
+                <w:b w:val="false"/>
+                <w:bCs w:val="false"/>
+                <w:sz w:val="18"/>
+                <w:szCs w:val="18"/>
+              </w:rPr>
+              <w:t xml:space="preserve">견적서 작성</w:t>
+            </w:r>
+          </w:p>
+        </w:tc>
+        <w:tc>
+          <w:tcPr>
+            <w:tcW w:type="dxa" w:w="3000"/>
+            <w:tcBorders>
+              <w:top w:val="single" w:color="BFC5CE" w:sz="4"/>
+              <w:left w:val="single" w:color="BFC5CE" w:sz="4"/>
+              <w:bottom w:val="single" w:color="BFC5CE" w:sz="4"/>
+              <w:right w:val="single" w:color="BFC5CE" w:sz="4"/>
+            </w:tcBorders>
+            <w:tcMar>
+              <w:top w:type="dxa" w:w="60"/>
+              <w:left w:type="dxa" w:w="90"/>
+              <w:bottom w:type="dxa" w:w="60"/>
+              <w:right w:type="dxa" w:w="90"/>
+            </w:tcMar>
+          </w:tcPr>
+          <w:p>
+            <w:r>
+              <w:rPr>
+                <w:rFonts w:ascii="맑은 고딕" w:cs="맑은 고딕" w:eastAsia="맑은 고딕" w:hAnsi="맑은 고딕"/>
+                <w:b w:val="false"/>
+                <w:bCs w:val="false"/>
+                <w:sz w:val="18"/>
+                <w:szCs w:val="18"/>
+              </w:rPr>
+              <w:t xml:space="preserve">거래처</w:t>
+            </w:r>
+          </w:p>
+        </w:tc>
+        <w:tc>
+          <w:tcPr>
+            <w:tcW w:type="dxa" w:w="1900"/>
+            <w:tcBorders>
+              <w:top w:val="single" w:color="BFC5CE" w:sz="4"/>
+              <w:left w:val="single" w:color="BFC5CE" w:sz="4"/>
+              <w:bottom w:val="single" w:color="BFC5CE" w:sz="4"/>
+              <w:right w:val="single" w:color="BFC5CE" w:sz="4"/>
+            </w:tcBorders>
+            <w:tcMar>
+              <w:top w:type="dxa" w:w="60"/>
+              <w:left w:type="dxa" w:w="90"/>
+              <w:bottom w:type="dxa" w:w="60"/>
+              <w:right w:type="dxa" w:w="90"/>
+            </w:tcMar>
+          </w:tcPr>
+          <w:p>
+            <w:r>
+              <w:rPr>
+                <w:rFonts w:ascii="맑은 고딕" w:cs="맑은 고딕" w:eastAsia="맑은 고딕" w:hAnsi="맑은 고딕"/>
+                <w:b w:val="false"/>
+                <w:bCs w:val="false"/>
+                <w:sz w:val="18"/>
+                <w:szCs w:val="18"/>
+              </w:rPr>
+              <w:t xml:space="preserve">매입 전용 제외</w:t>
+            </w:r>
+          </w:p>
+        </w:tc>
+      </w:tr>
+      <w:tr>
+        <w:tc>
+          <w:tcPr>
+            <w:tcW w:type="dxa" w:w="4000"/>
+            <w:tcBorders>
+              <w:top w:val="single" w:color="BFC5CE" w:sz="4"/>
+              <w:left w:val="single" w:color="BFC5CE" w:sz="4"/>
+              <w:bottom w:val="single" w:color="BFC5CE" w:sz="4"/>
+              <w:right w:val="single" w:color="BFC5CE" w:sz="4"/>
+            </w:tcBorders>
+            <w:tcMar>
+              <w:top w:type="dxa" w:w="60"/>
+              <w:left w:type="dxa" w:w="90"/>
+              <w:bottom w:type="dxa" w:w="60"/>
+              <w:right w:type="dxa" w:w="90"/>
+            </w:tcMar>
+          </w:tcPr>
+          <w:p>
+            <w:r>
+              <w:rPr>
+                <w:rFonts w:ascii="맑은 고딕" w:cs="맑은 고딕" w:eastAsia="맑은 고딕" w:hAnsi="맑은 고딕"/>
+                <w:b w:val="false"/>
+                <w:bCs w:val="false"/>
+                <w:sz w:val="18"/>
+                <w:szCs w:val="18"/>
+              </w:rPr>
+              <w:t xml:space="preserve">발주서 작성</w:t>
+            </w:r>
+          </w:p>
+        </w:tc>
+        <w:tc>
+          <w:tcPr>
+            <w:tcW w:type="dxa" w:w="3000"/>
+            <w:tcBorders>
+              <w:top w:val="single" w:color="BFC5CE" w:sz="4"/>
+              <w:left w:val="single" w:color="BFC5CE" w:sz="4"/>
+              <w:bottom w:val="single" w:color="BFC5CE" w:sz="4"/>
+              <w:right w:val="single" w:color="BFC5CE" w:sz="4"/>
+            </w:tcBorders>
+            <w:tcMar>
+              <w:top w:type="dxa" w:w="60"/>
+              <w:left w:type="dxa" w:w="90"/>
+              <w:bottom w:type="dxa" w:w="60"/>
+              <w:right w:type="dxa" w:w="90"/>
+            </w:tcMar>
+          </w:tcPr>
+          <w:p>
+            <w:r>
+              <w:rPr>
+                <w:rFonts w:ascii="맑은 고딕" w:cs="맑은 고딕" w:eastAsia="맑은 고딕" w:hAnsi="맑은 고딕"/>
+                <w:b w:val="false"/>
+                <w:bCs w:val="false"/>
+                <w:sz w:val="18"/>
+                <w:szCs w:val="18"/>
+              </w:rPr>
+              <w:t xml:space="preserve">매입처 · 줄별 매입처</w:t>
+            </w:r>
+          </w:p>
+        </w:tc>
+        <w:tc>
+          <w:tcPr>
+            <w:tcW w:type="dxa" w:w="1900"/>
+            <w:tcBorders>
+              <w:top w:val="single" w:color="BFC5CE" w:sz="4"/>
+              <w:left w:val="single" w:color="BFC5CE" w:sz="4"/>
+              <w:bottom w:val="single" w:color="BFC5CE" w:sz="4"/>
+              <w:right w:val="single" w:color="BFC5CE" w:sz="4"/>
+            </w:tcBorders>
+            <w:tcMar>
+              <w:top w:type="dxa" w:w="60"/>
+              <w:left w:type="dxa" w:w="90"/>
+              <w:bottom w:type="dxa" w:w="60"/>
+              <w:right w:type="dxa" w:w="90"/>
+            </w:tcMar>
+          </w:tcPr>
+          <w:p>
+            <w:r>
+              <w:rPr>
+                <w:rFonts w:ascii="맑은 고딕" w:cs="맑은 고딕" w:eastAsia="맑은 고딕" w:hAnsi="맑은 고딕"/>
+                <w:b w:val="false"/>
+                <w:bCs w:val="false"/>
+                <w:sz w:val="18"/>
+                <w:szCs w:val="18"/>
+              </w:rPr>
+              <w:t xml:space="preserve">매출 전용 제외</w:t>
+            </w:r>
+          </w:p>
+        </w:tc>
+      </w:tr>
+      <w:tr>
+        <w:tc>
+          <w:tcPr>
+            <w:tcW w:type="dxa" w:w="4000"/>
+            <w:tcBorders>
+              <w:top w:val="single" w:color="BFC5CE" w:sz="4"/>
+              <w:left w:val="single" w:color="BFC5CE" w:sz="4"/>
+              <w:bottom w:val="single" w:color="BFC5CE" w:sz="4"/>
+              <w:right w:val="single" w:color="BFC5CE" w:sz="4"/>
+            </w:tcBorders>
+            <w:tcMar>
+              <w:top w:type="dxa" w:w="60"/>
+              <w:left w:type="dxa" w:w="90"/>
+              <w:bottom w:type="dxa" w:w="60"/>
+              <w:right w:type="dxa" w:w="90"/>
+            </w:tcMar>
+          </w:tcPr>
+          <w:p>
+            <w:r>
+              <w:rPr>
+                <w:rFonts w:ascii="맑은 고딕" w:cs="맑은 고딕" w:eastAsia="맑은 고딕" w:hAnsi="맑은 고딕"/>
+                <w:b w:val="false"/>
+                <w:bCs w:val="false"/>
+                <w:sz w:val="18"/>
+                <w:szCs w:val="18"/>
+              </w:rPr>
+              <w:t xml:space="preserve">수출(Export) · 쇼핑몰 · 쇼핑몰계정</w:t>
+            </w:r>
+          </w:p>
+        </w:tc>
+        <w:tc>
+          <w:tcPr>
+            <w:tcW w:type="dxa" w:w="3000"/>
+            <w:tcBorders>
+              <w:top w:val="single" w:color="BFC5CE" w:sz="4"/>
+              <w:left w:val="single" w:color="BFC5CE" w:sz="4"/>
+              <w:bottom w:val="single" w:color="BFC5CE" w:sz="4"/>
+              <w:right w:val="single" w:color="BFC5CE" w:sz="4"/>
+            </w:tcBorders>
+            <w:tcMar>
+              <w:top w:type="dxa" w:w="60"/>
+              <w:left w:type="dxa" w:w="90"/>
+              <w:bottom w:type="dxa" w:w="60"/>
+              <w:right w:type="dxa" w:w="90"/>
+            </w:tcMar>
+          </w:tcPr>
+          <w:p>
+            <w:r>
+              <w:rPr>
+                <w:rFonts w:ascii="맑은 고딕" w:cs="맑은 고딕" w:eastAsia="맑은 고딕" w:hAnsi="맑은 고딕"/>
+                <w:b w:val="false"/>
+                <w:bCs w:val="false"/>
+                <w:sz w:val="18"/>
+                <w:szCs w:val="18"/>
+              </w:rPr>
+              <w:t xml:space="preserve">수입자 · 거래처 · 판매전환 거래처</w:t>
+            </w:r>
+          </w:p>
+        </w:tc>
+        <w:tc>
+          <w:tcPr>
+            <w:tcW w:type="dxa" w:w="1900"/>
+            <w:tcBorders>
+              <w:top w:val="single" w:color="BFC5CE" w:sz="4"/>
+              <w:left w:val="single" w:color="BFC5CE" w:sz="4"/>
+              <w:bottom w:val="single" w:color="BFC5CE" w:sz="4"/>
+              <w:right w:val="single" w:color="BFC5CE" w:sz="4"/>
+            </w:tcBorders>
+            <w:tcMar>
+              <w:top w:type="dxa" w:w="60"/>
+              <w:left w:type="dxa" w:w="90"/>
+              <w:bottom w:type="dxa" w:w="60"/>
+              <w:right w:type="dxa" w:w="90"/>
+            </w:tcMar>
+          </w:tcPr>
+          <w:p>
+            <w:r>
+              <w:rPr>
+                <w:rFonts w:ascii="맑은 고딕" w:cs="맑은 고딕" w:eastAsia="맑은 고딕" w:hAnsi="맑은 고딕"/>
+                <w:b w:val="false"/>
+                <w:bCs w:val="false"/>
+                <w:sz w:val="18"/>
+                <w:szCs w:val="18"/>
+              </w:rPr>
+              <w:t xml:space="preserve">매입 전용 제외</w:t>
+            </w:r>
+          </w:p>
+        </w:tc>
+      </w:tr>
+      <w:tr>
+        <w:tc>
+          <w:tcPr>
+            <w:tcW w:type="dxa" w:w="4000"/>
+            <w:tcBorders>
+              <w:top w:val="single" w:color="BFC5CE" w:sz="4"/>
+              <w:left w:val="single" w:color="BFC5CE" w:sz="4"/>
+              <w:bottom w:val="single" w:color="BFC5CE" w:sz="4"/>
+              <w:right w:val="single" w:color="BFC5CE" w:sz="4"/>
+            </w:tcBorders>
+            <w:tcMar>
+              <w:top w:type="dxa" w:w="60"/>
+              <w:left w:type="dxa" w:w="90"/>
+              <w:bottom w:type="dxa" w:w="60"/>
+              <w:right w:type="dxa" w:w="90"/>
+            </w:tcMar>
+          </w:tcPr>
+          <w:p>
+            <w:r>
+              <w:rPr>
+                <w:rFonts w:ascii="맑은 고딕" w:cs="맑은 고딕" w:eastAsia="맑은 고딕" w:hAnsi="맑은 고딕"/>
+                <w:b w:val="false"/>
+                <w:bCs w:val="false"/>
+                <w:sz w:val="18"/>
+                <w:szCs w:val="18"/>
+              </w:rPr>
+              <w:t xml:space="preserve">카드·수표·계약·빠른전표·비현금</w:t>
+            </w:r>
+          </w:p>
+        </w:tc>
+        <w:tc>
+          <w:tcPr>
+            <w:tcW w:type="dxa" w:w="3000"/>
+            <w:tcBorders>
+              <w:top w:val="single" w:color="BFC5CE" w:sz="4"/>
+              <w:left w:val="single" w:color="BFC5CE" w:sz="4"/>
+              <w:bottom w:val="single" w:color="BFC5CE" w:sz="4"/>
+              <w:right w:val="single" w:color="BFC5CE" w:sz="4"/>
+            </w:tcBorders>
+            <w:tcMar>
+              <w:top w:type="dxa" w:w="60"/>
+              <w:left w:type="dxa" w:w="90"/>
+              <w:bottom w:type="dxa" w:w="60"/>
+              <w:right w:type="dxa" w:w="90"/>
+            </w:tcMar>
+          </w:tcPr>
+          <w:p>
+            <w:r>
+              <w:rPr>
+                <w:rFonts w:ascii="맑은 고딕" w:cs="맑은 고딕" w:eastAsia="맑은 고딕" w:hAnsi="맑은 고딕"/>
+                <w:b w:val="false"/>
+                <w:bCs w:val="false"/>
+                <w:sz w:val="18"/>
+                <w:szCs w:val="18"/>
+              </w:rPr>
+              <w:t xml:space="preserve">거래처</w:t>
+            </w:r>
+          </w:p>
+        </w:tc>
+        <w:tc>
+          <w:tcPr>
+            <w:tcW w:type="dxa" w:w="1900"/>
+            <w:tcBorders>
+              <w:top w:val="single" w:color="BFC5CE" w:sz="4"/>
+              <w:left w:val="single" w:color="BFC5CE" w:sz="4"/>
+              <w:bottom w:val="single" w:color="BFC5CE" w:sz="4"/>
+              <w:right w:val="single" w:color="BFC5CE" w:sz="4"/>
+            </w:tcBorders>
+            <w:tcMar>
+              <w:top w:type="dxa" w:w="60"/>
+              <w:left w:type="dxa" w:w="90"/>
+              <w:bottom w:type="dxa" w:w="60"/>
+              <w:right w:type="dxa" w:w="90"/>
+            </w:tcMar>
+          </w:tcPr>
+          <w:p>
+            <w:r>
+              <w:rPr>
+                <w:rFonts w:ascii="맑은 고딕" w:cs="맑은 고딕" w:eastAsia="맑은 고딕" w:hAnsi="맑은 고딕"/>
+                <w:b w:val="false"/>
+                <w:bCs w:val="false"/>
+                <w:sz w:val="18"/>
+                <w:szCs w:val="18"/>
+              </w:rPr>
+              <w:t xml:space="preserve">—</w:t>
+            </w:r>
+          </w:p>
+        </w:tc>
+      </w:tr>
+      <w:tr>
+        <w:tc>
+          <w:tcPr>
+            <w:tcW w:type="dxa" w:w="4000"/>
+            <w:tcBorders>
+              <w:top w:val="single" w:color="BFC5CE" w:sz="4"/>
+              <w:left w:val="single" w:color="BFC5CE" w:sz="4"/>
+              <w:bottom w:val="single" w:color="BFC5CE" w:sz="4"/>
+              <w:right w:val="single" w:color="BFC5CE" w:sz="4"/>
+            </w:tcBorders>
+            <w:tcMar>
+              <w:top w:type="dxa" w:w="60"/>
+              <w:left w:type="dxa" w:w="90"/>
+              <w:bottom w:type="dxa" w:w="60"/>
+              <w:right w:type="dxa" w:w="90"/>
+            </w:tcMar>
+          </w:tcPr>
+          <w:p>
+            <w:r>
+              <w:rPr>
+                <w:rFonts w:ascii="맑은 고딕" w:cs="맑은 고딕" w:eastAsia="맑은 고딕" w:hAnsi="맑은 고딕"/>
+                <w:b w:val="false"/>
+                <w:bCs w:val="false"/>
+                <w:sz w:val="18"/>
+                <w:szCs w:val="18"/>
+              </w:rPr>
+              <w:t xml:space="preserve">CRM · 쪽지 · 특별단가(2곳) · 거래처중심입력</w:t>
+            </w:r>
+          </w:p>
+        </w:tc>
+        <w:tc>
+          <w:tcPr>
+            <w:tcW w:type="dxa" w:w="3000"/>
+            <w:tcBorders>
+              <w:top w:val="single" w:color="BFC5CE" w:sz="4"/>
+              <w:left w:val="single" w:color="BFC5CE" w:sz="4"/>
+              <w:bottom w:val="single" w:color="BFC5CE" w:sz="4"/>
+              <w:right w:val="single" w:color="BFC5CE" w:sz="4"/>
+            </w:tcBorders>
+            <w:tcMar>
+              <w:top w:type="dxa" w:w="60"/>
+              <w:left w:type="dxa" w:w="90"/>
+              <w:bottom w:type="dxa" w:w="60"/>
+              <w:right w:type="dxa" w:w="90"/>
+            </w:tcMar>
+          </w:tcPr>
+          <w:p>
+            <w:r>
+              <w:rPr>
+                <w:rFonts w:ascii="맑은 고딕" w:cs="맑은 고딕" w:eastAsia="맑은 고딕" w:hAnsi="맑은 고딕"/>
+                <w:b w:val="false"/>
+                <w:bCs w:val="false"/>
+                <w:sz w:val="18"/>
+                <w:szCs w:val="18"/>
+              </w:rPr>
+              <w:t xml:space="preserve">고객사 · 거래처</w:t>
+            </w:r>
+          </w:p>
+        </w:tc>
+        <w:tc>
+          <w:tcPr>
+            <w:tcW w:type="dxa" w:w="1900"/>
+            <w:tcBorders>
+              <w:top w:val="single" w:color="BFC5CE" w:sz="4"/>
+              <w:left w:val="single" w:color="BFC5CE" w:sz="4"/>
+              <w:bottom w:val="single" w:color="BFC5CE" w:sz="4"/>
+              <w:right w:val="single" w:color="BFC5CE" w:sz="4"/>
+            </w:tcBorders>
+            <w:tcMar>
+              <w:top w:type="dxa" w:w="60"/>
+              <w:left w:type="dxa" w:w="90"/>
+              <w:bottom w:type="dxa" w:w="60"/>
+              <w:right w:type="dxa" w:w="90"/>
+            </w:tcMar>
+          </w:tcPr>
+          <w:p>
+            <w:r>
+              <w:rPr>
+                <w:rFonts w:ascii="맑은 고딕" w:cs="맑은 고딕" w:eastAsia="맑은 고딕" w:hAnsi="맑은 고딕"/>
+                <w:b w:val="false"/>
+                <w:bCs w:val="false"/>
+                <w:sz w:val="18"/>
+                <w:szCs w:val="18"/>
+              </w:rPr>
+              <w:t xml:space="preserve">—</w:t>
+            </w:r>
+          </w:p>
+        </w:tc>
+      </w:tr>
+    </w:tbl>
+    <w:p>
+      <w:pPr>
+        <w:spacing w:before="120"/>
+        <w:jc w:val="center"/>
+      </w:pPr>
+      <w:r>
+        <w:drawing>
+          <wp:inline distT="0" distB="0" distL="0" distR="0">
+            <wp:extent cx="4953000" cy="3162300"/>
+            <wp:effectExtent t="0" r="0" b="0" l="0"/>
+            <wp:docPr id="11" name="" descr="" title=""/>
+            <wp:cNvGraphicFramePr>
+              <a:graphicFrameLocks xmlns:a="http://schemas.openxmlformats.org/drawingml/2006/main" noChangeAspect="1"/>
+            </wp:cNvGraphicFramePr>
+            <a:graphic xmlns:a="http://schemas.openxmlformats.org/drawingml/2006/main">
+              <a:graphicData uri="http://schemas.openxmlformats.org/drawingml/2006/picture">
+                <pic:pic xmlns:pic="http://schemas.openxmlformats.org/drawingml/2006/picture">
+                  <pic:nvPicPr>
+                    <pic:cNvPr id="0" name="" descr=""/>
+                    <pic:cNvPicPr>
+                      <a:picLocks noChangeAspect="1" noChangeArrowheads="1"/>
+                    </pic:cNvPicPr>
+                  </pic:nvPicPr>
+                  <pic:blipFill>
+                    <a:blip r:embed="rId18" cstate="none"/>
+                    <a:srcRect/>
+                    <a:stretch>
+                      <a:fillRect/>
+                    </a:stretch>
+                  </pic:blipFill>
+                  <pic:spPr bwMode="auto">
+                    <a:xfrm>
+                      <a:off x="0" y="0"/>
+                      <a:ext cx="4953000" cy="3162300"/>
+                    </a:xfrm>
+                    <a:prstGeom prst="rect">
+                      <a:avLst/>
+                    </a:prstGeom>
+                  </pic:spPr>
+                </pic:pic>
+              </a:graphicData>
+            </a:graphic>
+          </wp:inline>
+        </w:drawing>
+      </w:r>
+    </w:p>
+    <w:p>
+      <w:pPr>
+        <w:spacing w:after="200"/>
+        <w:jc w:val="center"/>
+      </w:pPr>
+      <w:r>
+        <w:rPr>
+          <w:rFonts w:ascii="맑은 고딕" w:cs="맑은 고딕" w:eastAsia="맑은 고딕" w:hAnsi="맑은 고딕"/>
+          <w:i/>
+          <w:iCs/>
+          <w:color w:val="666666"/>
+          <w:sz w:val="18"/>
+          <w:szCs w:val="18"/>
+        </w:rPr>
+        <w:t xml:space="preserve">그림 11. 견적서 작성 — 거래처·프로젝트·품목이 모두 코드도움(검색)</w:t>
+      </w:r>
+    </w:p>
+    <w:p>
+      <w:pPr>
+        <w:pStyle w:val="Heading2"/>
+        <w:spacing w:after="120" w:before="240"/>
+      </w:pPr>
+      <w:r>
+        <w:rPr>
+          <w:rFonts w:ascii="맑은 고딕" w:cs="맑은 고딕" w:eastAsia="맑은 고딕" w:hAnsi="맑은 고딕"/>
+        </w:rPr>
+        <w:t xml:space="preserve">4-2. 프로젝트계획(예산) 대비 실적</w:t>
+      </w:r>
+    </w:p>
+    <w:p>
+      <w:pPr>
+        <w:spacing w:after="120"/>
+      </w:pPr>
+      <w:r>
+        <w:rPr>
+          <w:rFonts w:ascii="맑은 고딕" w:cs="맑은 고딕" w:eastAsia="맑은 고딕" w:hAnsi="맑은 고딕"/>
+          <w:sz w:val="21"/>
+          <w:szCs w:val="21"/>
+        </w:rPr>
+        <w:t xml:space="preserve">MES·SMT 에 2026년 계획을 넣고 대조표를 봤습니다. 실적은 프로젝트별 손익과 같은 계산(그 해 전표)을 써서 숫자가 그대로 일치합니다.</w:t>
+      </w:r>
+    </w:p>
+    <w:tbl>
+      <w:tblPr>
+        <w:tblW w:type="dxa" w:w="8900"/>
+        <w:tblBorders>
+          <w:top w:val="single" w:color="auto" w:sz="4"/>
+          <w:left w:val="single" w:color="auto" w:sz="4"/>
+          <w:bottom w:val="single" w:color="auto" w:sz="4"/>
+          <w:right w:val="single" w:color="auto" w:sz="4"/>
+          <w:insideH w:val="single" w:color="auto" w:sz="4"/>
+          <w:insideV w:val="single" w:color="auto" w:sz="4"/>
+        </w:tblBorders>
+      </w:tblPr>
+      <w:tblGrid>
+        <w:gridCol w:w="2600"/>
+        <w:gridCol w:w="2000"/>
+        <w:gridCol w:w="2600"/>
+        <w:gridCol w:w="1700"/>
+      </w:tblGrid>
+      <w:tr>
+        <w:trPr>
+          <w:tblHeader/>
+        </w:trPr>
+        <w:tc>
+          <w:tcPr>
+            <w:tcW w:type="dxa" w:w="2600"/>
+            <w:tcBorders>
+              <w:top w:val="single" w:color="BFC5CE" w:sz="4"/>
+              <w:left w:val="single" w:color="BFC5CE" w:sz="4"/>
+              <w:bottom w:val="single" w:color="BFC5CE" w:sz="4"/>
+              <w:right w:val="single" w:color="BFC5CE" w:sz="4"/>
+            </w:tcBorders>
+            <w:shd w:fill="E8EEF9" w:val="clear"/>
+            <w:tcMar>
+              <w:top w:type="dxa" w:w="60"/>
+              <w:left w:type="dxa" w:w="90"/>
+              <w:bottom w:type="dxa" w:w="60"/>
+              <w:right w:type="dxa" w:w="90"/>
+            </w:tcMar>
+          </w:tcPr>
+          <w:p>
+            <w:r>
+              <w:rPr>
+                <w:rFonts w:ascii="맑은 고딕" w:cs="맑은 고딕" w:eastAsia="맑은 고딕" w:hAnsi="맑은 고딕"/>
+                <w:b/>
+                <w:bCs/>
+                <w:sz w:val="18"/>
+                <w:szCs w:val="18"/>
+              </w:rPr>
+              <w:t xml:space="preserve">프로젝트</w:t>
+            </w:r>
+          </w:p>
+        </w:tc>
+        <w:tc>
+          <w:tcPr>
+            <w:tcW w:type="dxa" w:w="2000"/>
+            <w:tcBorders>
+              <w:top w:val="single" w:color="BFC5CE" w:sz="4"/>
+              <w:left w:val="single" w:color="BFC5CE" w:sz="4"/>
+              <w:bottom w:val="single" w:color="BFC5CE" w:sz="4"/>
+              <w:right w:val="single" w:color="BFC5CE" w:sz="4"/>
+            </w:tcBorders>
+            <w:shd w:fill="E8EEF9" w:val="clear"/>
+            <w:tcMar>
+              <w:top w:type="dxa" w:w="60"/>
+              <w:left w:type="dxa" w:w="90"/>
+              <w:bottom w:type="dxa" w:w="60"/>
+              <w:right w:type="dxa" w:w="90"/>
+            </w:tcMar>
+          </w:tcPr>
+          <w:p>
+            <w:r>
+              <w:rPr>
+                <w:rFonts w:ascii="맑은 고딕" w:cs="맑은 고딕" w:eastAsia="맑은 고딕" w:hAnsi="맑은 고딕"/>
+                <w:b/>
+                <w:bCs/>
+                <w:sz w:val="18"/>
+                <w:szCs w:val="18"/>
+              </w:rPr>
+              <w:t xml:space="preserve">계획 매출·원가</w:t>
+            </w:r>
+          </w:p>
+        </w:tc>
+        <w:tc>
+          <w:tcPr>
+            <w:tcW w:type="dxa" w:w="2600"/>
+            <w:tcBorders>
+              <w:top w:val="single" w:color="BFC5CE" w:sz="4"/>
+              <w:left w:val="single" w:color="BFC5CE" w:sz="4"/>
+              <w:bottom w:val="single" w:color="BFC5CE" w:sz="4"/>
+              <w:right w:val="single" w:color="BFC5CE" w:sz="4"/>
+            </w:tcBorders>
+            <w:shd w:fill="E8EEF9" w:val="clear"/>
+            <w:tcMar>
+              <w:top w:type="dxa" w:w="60"/>
+              <w:left w:type="dxa" w:w="90"/>
+              <w:bottom w:type="dxa" w:w="60"/>
+              <w:right w:type="dxa" w:w="90"/>
+            </w:tcMar>
+          </w:tcPr>
+          <w:p>
+            <w:r>
+              <w:rPr>
+                <w:rFonts w:ascii="맑은 고딕" w:cs="맑은 고딕" w:eastAsia="맑은 고딕" w:hAnsi="맑은 고딕"/>
+                <w:b/>
+                <w:bCs/>
+                <w:sz w:val="18"/>
+                <w:szCs w:val="18"/>
+              </w:rPr>
+              <w:t xml:space="preserve">실적 매출·원가·이익</w:t>
+            </w:r>
+          </w:p>
+        </w:tc>
+        <w:tc>
+          <w:tcPr>
+            <w:tcW w:type="dxa" w:w="1700"/>
+            <w:tcBorders>
+              <w:top w:val="single" w:color="BFC5CE" w:sz="4"/>
+              <w:left w:val="single" w:color="BFC5CE" w:sz="4"/>
+              <w:bottom w:val="single" w:color="BFC5CE" w:sz="4"/>
+              <w:right w:val="single" w:color="BFC5CE" w:sz="4"/>
+            </w:tcBorders>
+            <w:shd w:fill="E8EEF9" w:val="clear"/>
+            <w:tcMar>
+              <w:top w:type="dxa" w:w="60"/>
+              <w:left w:type="dxa" w:w="90"/>
+              <w:bottom w:type="dxa" w:w="60"/>
+              <w:right w:type="dxa" w:w="90"/>
+            </w:tcMar>
+          </w:tcPr>
+          <w:p>
+            <w:r>
+              <w:rPr>
+                <w:rFonts w:ascii="맑은 고딕" w:cs="맑은 고딕" w:eastAsia="맑은 고딕" w:hAnsi="맑은 고딕"/>
+                <w:b/>
+                <w:bCs/>
+                <w:sz w:val="18"/>
+                <w:szCs w:val="18"/>
+              </w:rPr>
+              <w:t xml:space="preserve">달성률(매출/이익)</w:t>
+            </w:r>
+          </w:p>
+        </w:tc>
+      </w:tr>
+      <w:tr>
+        <w:tc>
+          <w:tcPr>
+            <w:tcW w:type="dxa" w:w="2600"/>
+            <w:tcBorders>
+              <w:top w:val="single" w:color="BFC5CE" w:sz="4"/>
+              <w:left w:val="single" w:color="BFC5CE" w:sz="4"/>
+              <w:bottom w:val="single" w:color="BFC5CE" w:sz="4"/>
+              <w:right w:val="single" w:color="BFC5CE" w:sz="4"/>
+            </w:tcBorders>
+            <w:tcMar>
+              <w:top w:type="dxa" w:w="60"/>
+              <w:left w:type="dxa" w:w="90"/>
+              <w:bottom w:type="dxa" w:w="60"/>
+              <w:right w:type="dxa" w:w="90"/>
+            </w:tcMar>
+          </w:tcPr>
+          <w:p>
+            <w:r>
+              <w:rPr>
+                <w:rFonts w:ascii="맑은 고딕" w:cs="맑은 고딕" w:eastAsia="맑은 고딕" w:hAnsi="맑은 고딕"/>
+                <w:b w:val="false"/>
+                <w:bCs w:val="false"/>
+                <w:sz w:val="18"/>
+                <w:szCs w:val="18"/>
+              </w:rPr>
+              <w:t xml:space="preserve">MES 구축</w:t>
+            </w:r>
+          </w:p>
+        </w:tc>
+        <w:tc>
+          <w:tcPr>
+            <w:tcW w:type="dxa" w:w="2000"/>
+            <w:tcBorders>
+              <w:top w:val="single" w:color="BFC5CE" w:sz="4"/>
+              <w:left w:val="single" w:color="BFC5CE" w:sz="4"/>
+              <w:bottom w:val="single" w:color="BFC5CE" w:sz="4"/>
+              <w:right w:val="single" w:color="BFC5CE" w:sz="4"/>
+            </w:tcBorders>
+            <w:tcMar>
+              <w:top w:type="dxa" w:w="60"/>
+              <w:left w:type="dxa" w:w="90"/>
+              <w:bottom w:type="dxa" w:w="60"/>
+              <w:right w:type="dxa" w:w="90"/>
+            </w:tcMar>
+          </w:tcPr>
+          <w:p>
+            <w:r>
+              <w:rPr>
+                <w:rFonts w:ascii="맑은 고딕" w:cs="맑은 고딕" w:eastAsia="맑은 고딕" w:hAnsi="맑은 고딕"/>
+                <w:b w:val="false"/>
+                <w:bCs w:val="false"/>
+                <w:sz w:val="18"/>
+                <w:szCs w:val="18"/>
+              </w:rPr>
+              <w:t xml:space="preserve">20,000,000 · 12,000,000</w:t>
+            </w:r>
+          </w:p>
+        </w:tc>
+        <w:tc>
+          <w:tcPr>
+            <w:tcW w:type="dxa" w:w="2600"/>
+            <w:tcBorders>
+              <w:top w:val="single" w:color="BFC5CE" w:sz="4"/>
+              <w:left w:val="single" w:color="BFC5CE" w:sz="4"/>
+              <w:bottom w:val="single" w:color="BFC5CE" w:sz="4"/>
+              <w:right w:val="single" w:color="BFC5CE" w:sz="4"/>
+            </w:tcBorders>
+            <w:tcMar>
+              <w:top w:type="dxa" w:w="60"/>
+              <w:left w:type="dxa" w:w="90"/>
+              <w:bottom w:type="dxa" w:w="60"/>
+              <w:right w:type="dxa" w:w="90"/>
+            </w:tcMar>
+          </w:tcPr>
+          <w:p>
+            <w:r>
+              <w:rPr>
+                <w:rFonts w:ascii="맑은 고딕" w:cs="맑은 고딕" w:eastAsia="맑은 고딕" w:hAnsi="맑은 고딕"/>
+                <w:b w:val="false"/>
+                <w:bCs w:val="false"/>
+                <w:sz w:val="18"/>
+                <w:szCs w:val="18"/>
+              </w:rPr>
+              <w:t xml:space="preserve">7,890,000 · 3,020,000 · 4,870,000</w:t>
+            </w:r>
+          </w:p>
+        </w:tc>
+        <w:tc>
+          <w:tcPr>
+            <w:tcW w:type="dxa" w:w="1700"/>
+            <w:tcBorders>
+              <w:top w:val="single" w:color="BFC5CE" w:sz="4"/>
+              <w:left w:val="single" w:color="BFC5CE" w:sz="4"/>
+              <w:bottom w:val="single" w:color="BFC5CE" w:sz="4"/>
+              <w:right w:val="single" w:color="BFC5CE" w:sz="4"/>
+            </w:tcBorders>
+            <w:tcMar>
+              <w:top w:type="dxa" w:w="60"/>
+              <w:left w:type="dxa" w:w="90"/>
+              <w:bottom w:type="dxa" w:w="60"/>
+              <w:right w:type="dxa" w:w="90"/>
+            </w:tcMar>
+          </w:tcPr>
+          <w:p>
+            <w:r>
+              <w:rPr>
+                <w:rFonts w:ascii="맑은 고딕" w:cs="맑은 고딕" w:eastAsia="맑은 고딕" w:hAnsi="맑은 고딕"/>
+                <w:b w:val="false"/>
+                <w:bCs w:val="false"/>
+                <w:sz w:val="18"/>
+                <w:szCs w:val="18"/>
+              </w:rPr>
+              <w:t xml:space="preserve">39.5% / 60.9%</w:t>
+            </w:r>
+          </w:p>
+        </w:tc>
+      </w:tr>
+      <w:tr>
+        <w:tc>
+          <w:tcPr>
+            <w:tcW w:type="dxa" w:w="2600"/>
+            <w:tcBorders>
+              <w:top w:val="single" w:color="BFC5CE" w:sz="4"/>
+              <w:left w:val="single" w:color="BFC5CE" w:sz="4"/>
+              <w:bottom w:val="single" w:color="BFC5CE" w:sz="4"/>
+              <w:right w:val="single" w:color="BFC5CE" w:sz="4"/>
+            </w:tcBorders>
+            <w:tcMar>
+              <w:top w:type="dxa" w:w="60"/>
+              <w:left w:type="dxa" w:w="90"/>
+              <w:bottom w:type="dxa" w:w="60"/>
+              <w:right w:type="dxa" w:w="90"/>
+            </w:tcMar>
+          </w:tcPr>
+          <w:p>
+            <w:r>
+              <w:rPr>
+                <w:rFonts w:ascii="맑은 고딕" w:cs="맑은 고딕" w:eastAsia="맑은 고딕" w:hAnsi="맑은 고딕"/>
+                <w:b w:val="false"/>
+                <w:bCs w:val="false"/>
+                <w:sz w:val="18"/>
+                <w:szCs w:val="18"/>
+              </w:rPr>
+              <w:t xml:space="preserve">SMT 증설</w:t>
+            </w:r>
+          </w:p>
+        </w:tc>
+        <w:tc>
+          <w:tcPr>
+            <w:tcW w:type="dxa" w:w="2000"/>
+            <w:tcBorders>
+              <w:top w:val="single" w:color="BFC5CE" w:sz="4"/>
+              <w:left w:val="single" w:color="BFC5CE" w:sz="4"/>
+              <w:bottom w:val="single" w:color="BFC5CE" w:sz="4"/>
+              <w:right w:val="single" w:color="BFC5CE" w:sz="4"/>
+            </w:tcBorders>
+            <w:tcMar>
+              <w:top w:type="dxa" w:w="60"/>
+              <w:left w:type="dxa" w:w="90"/>
+              <w:bottom w:type="dxa" w:w="60"/>
+              <w:right w:type="dxa" w:w="90"/>
+            </w:tcMar>
+          </w:tcPr>
+          <w:p>
+            <w:r>
+              <w:rPr>
+                <w:rFonts w:ascii="맑은 고딕" w:cs="맑은 고딕" w:eastAsia="맑은 고딕" w:hAnsi="맑은 고딕"/>
+                <w:b w:val="false"/>
+                <w:bCs w:val="false"/>
+                <w:sz w:val="18"/>
+                <w:szCs w:val="18"/>
+              </w:rPr>
+              <w:t xml:space="preserve">15,000,000 · 13,500,000</w:t>
+            </w:r>
+          </w:p>
+        </w:tc>
+        <w:tc>
+          <w:tcPr>
+            <w:tcW w:type="dxa" w:w="2600"/>
+            <w:tcBorders>
+              <w:top w:val="single" w:color="BFC5CE" w:sz="4"/>
+              <w:left w:val="single" w:color="BFC5CE" w:sz="4"/>
+              <w:bottom w:val="single" w:color="BFC5CE" w:sz="4"/>
+              <w:right w:val="single" w:color="BFC5CE" w:sz="4"/>
+            </w:tcBorders>
+            <w:tcMar>
+              <w:top w:type="dxa" w:w="60"/>
+              <w:left w:type="dxa" w:w="90"/>
+              <w:bottom w:type="dxa" w:w="60"/>
+              <w:right w:type="dxa" w:w="90"/>
+            </w:tcMar>
+          </w:tcPr>
+          <w:p>
+            <w:r>
+              <w:rPr>
+                <w:rFonts w:ascii="맑은 고딕" w:cs="맑은 고딕" w:eastAsia="맑은 고딕" w:hAnsi="맑은 고딕"/>
+                <w:b w:val="false"/>
+                <w:bCs w:val="false"/>
+                <w:sz w:val="18"/>
+                <w:szCs w:val="18"/>
+              </w:rPr>
+              <w:t xml:space="preserve">6,600,000 · 6,000,000 · 600,000</w:t>
+            </w:r>
+          </w:p>
+        </w:tc>
+        <w:tc>
+          <w:tcPr>
+            <w:tcW w:type="dxa" w:w="1700"/>
+            <w:tcBorders>
+              <w:top w:val="single" w:color="BFC5CE" w:sz="4"/>
+              <w:left w:val="single" w:color="BFC5CE" w:sz="4"/>
+              <w:bottom w:val="single" w:color="BFC5CE" w:sz="4"/>
+              <w:right w:val="single" w:color="BFC5CE" w:sz="4"/>
+            </w:tcBorders>
+            <w:tcMar>
+              <w:top w:type="dxa" w:w="60"/>
+              <w:left w:type="dxa" w:w="90"/>
+              <w:bottom w:type="dxa" w:w="60"/>
+              <w:right w:type="dxa" w:w="90"/>
+            </w:tcMar>
+          </w:tcPr>
+          <w:p>
+            <w:r>
+              <w:rPr>
+                <w:rFonts w:ascii="맑은 고딕" w:cs="맑은 고딕" w:eastAsia="맑은 고딕" w:hAnsi="맑은 고딕"/>
+                <w:b w:val="false"/>
+                <w:bCs w:val="false"/>
+                <w:sz w:val="18"/>
+                <w:szCs w:val="18"/>
+              </w:rPr>
+              <w:t xml:space="preserve">44.0% / 40.0%</w:t>
+            </w:r>
+          </w:p>
+        </w:tc>
+      </w:tr>
+    </w:tbl>
+    <w:p>
+      <w:pPr>
+        <w:spacing w:after="120"/>
+      </w:pPr>
+      <w:r>
+        <w:rPr>
+          <w:rFonts w:ascii="맑은 고딕" w:cs="맑은 고딕" w:eastAsia="맑은 고딕" w:hAnsi="맑은 고딕"/>
+          <w:i/>
+          <w:iCs/>
+          <w:color w:val="666666"/>
+          <w:sz w:val="18"/>
+          <w:szCs w:val="18"/>
+        </w:rPr>
+        <w:t xml:space="preserve">실적 원가 = 구매원가 + 비용(MES: 2,450,000 + 570,000). 손계산과 일치.</w:t>
+      </w:r>
+    </w:p>
+    <w:p>
+      <w:pPr>
+        <w:pStyle w:val="Heading2"/>
+        <w:spacing w:after="120" w:before="240"/>
+      </w:pPr>
+      <w:r>
+        <w:rPr>
+          <w:rFonts w:ascii="맑은 고딕" w:cs="맑은 고딕" w:eastAsia="맑은 고딕" w:hAnsi="맑은 고딕"/>
+        </w:rPr>
+        <w:t xml:space="preserve">4-3. 확인했지만 고치지 않은 것 (결정 필요)</w:t>
+      </w:r>
+    </w:p>
+    <w:tbl>
+      <w:tblPr>
+        <w:tblW w:type="dxa" w:w="8900"/>
+        <w:tblBorders>
+          <w:top w:val="single" w:color="auto" w:sz="4"/>
+          <w:left w:val="single" w:color="auto" w:sz="4"/>
+          <w:bottom w:val="single" w:color="auto" w:sz="4"/>
+          <w:right w:val="single" w:color="auto" w:sz="4"/>
+          <w:insideH w:val="single" w:color="auto" w:sz="4"/>
+          <w:insideV w:val="single" w:color="auto" w:sz="4"/>
+        </w:tblBorders>
+      </w:tblPr>
+      <w:tblGrid>
+        <w:gridCol w:w="400"/>
+        <w:gridCol w:w="4400"/>
+        <w:gridCol w:w="4100"/>
+      </w:tblGrid>
+      <w:tr>
+        <w:trPr>
+          <w:tblHeader/>
+        </w:trPr>
+        <w:tc>
+          <w:tcPr>
+            <w:tcW w:type="dxa" w:w="400"/>
+            <w:tcBorders>
+              <w:top w:val="single" w:color="BFC5CE" w:sz="4"/>
+              <w:left w:val="single" w:color="BFC5CE" w:sz="4"/>
+              <w:bottom w:val="single" w:color="BFC5CE" w:sz="4"/>
+              <w:right w:val="single" w:color="BFC5CE" w:sz="4"/>
+            </w:tcBorders>
+            <w:shd w:fill="E8EEF9" w:val="clear"/>
+            <w:tcMar>
+              <w:top w:type="dxa" w:w="60"/>
+              <w:left w:type="dxa" w:w="90"/>
+              <w:bottom w:type="dxa" w:w="60"/>
+              <w:right w:type="dxa" w:w="90"/>
+            </w:tcMar>
+          </w:tcPr>
+          <w:p>
+            <w:r>
+              <w:rPr>
+                <w:rFonts w:ascii="맑은 고딕" w:cs="맑은 고딕" w:eastAsia="맑은 고딕" w:hAnsi="맑은 고딕"/>
+                <w:b/>
+                <w:bCs/>
+                <w:sz w:val="18"/>
+                <w:szCs w:val="18"/>
+              </w:rPr>
+              <w:t xml:space="preserve">#</w:t>
+            </w:r>
+          </w:p>
+        </w:tc>
+        <w:tc>
+          <w:tcPr>
+            <w:tcW w:type="dxa" w:w="4400"/>
+            <w:tcBorders>
+              <w:top w:val="single" w:color="BFC5CE" w:sz="4"/>
+              <w:left w:val="single" w:color="BFC5CE" w:sz="4"/>
+              <w:bottom w:val="single" w:color="BFC5CE" w:sz="4"/>
+              <w:right w:val="single" w:color="BFC5CE" w:sz="4"/>
+            </w:tcBorders>
+            <w:shd w:fill="E8EEF9" w:val="clear"/>
+            <w:tcMar>
+              <w:top w:type="dxa" w:w="60"/>
+              <w:left w:type="dxa" w:w="90"/>
+              <w:bottom w:type="dxa" w:w="60"/>
+              <w:right w:type="dxa" w:w="90"/>
+            </w:tcMar>
+          </w:tcPr>
+          <w:p>
+            <w:r>
+              <w:rPr>
+                <w:rFonts w:ascii="맑은 고딕" w:cs="맑은 고딕" w:eastAsia="맑은 고딕" w:hAnsi="맑은 고딕"/>
+                <w:b/>
+                <w:bCs/>
+                <w:sz w:val="18"/>
+                <w:szCs w:val="18"/>
+              </w:rPr>
+              <w:t xml:space="preserve">내용</w:t>
+            </w:r>
+          </w:p>
+        </w:tc>
+        <w:tc>
+          <w:tcPr>
+            <w:tcW w:type="dxa" w:w="4100"/>
+            <w:tcBorders>
+              <w:top w:val="single" w:color="BFC5CE" w:sz="4"/>
+              <w:left w:val="single" w:color="BFC5CE" w:sz="4"/>
+              <w:bottom w:val="single" w:color="BFC5CE" w:sz="4"/>
+              <w:right w:val="single" w:color="BFC5CE" w:sz="4"/>
+            </w:tcBorders>
+            <w:shd w:fill="E8EEF9" w:val="clear"/>
+            <w:tcMar>
+              <w:top w:type="dxa" w:w="60"/>
+              <w:left w:type="dxa" w:w="90"/>
+              <w:bottom w:type="dxa" w:w="60"/>
+              <w:right w:type="dxa" w:w="90"/>
+            </w:tcMar>
+          </w:tcPr>
+          <w:p>
+            <w:r>
+              <w:rPr>
+                <w:rFonts w:ascii="맑은 고딕" w:cs="맑은 고딕" w:eastAsia="맑은 고딕" w:hAnsi="맑은 고딕"/>
+                <w:b/>
+                <w:bCs/>
+                <w:sz w:val="18"/>
+                <w:szCs w:val="18"/>
+              </w:rPr>
+              <w:t xml:space="preserve">왜 그대로 두었나 / 다음</w:t>
+            </w:r>
+          </w:p>
+        </w:tc>
+      </w:tr>
+      <w:tr>
+        <w:tc>
+          <w:tcPr>
+            <w:tcW w:type="dxa" w:w="400"/>
+            <w:tcBorders>
+              <w:top w:val="single" w:color="BFC5CE" w:sz="4"/>
+              <w:left w:val="single" w:color="BFC5CE" w:sz="4"/>
+              <w:bottom w:val="single" w:color="BFC5CE" w:sz="4"/>
+              <w:right w:val="single" w:color="BFC5CE" w:sz="4"/>
+            </w:tcBorders>
+            <w:tcMar>
+              <w:top w:type="dxa" w:w="60"/>
+              <w:left w:type="dxa" w:w="90"/>
+              <w:bottom w:type="dxa" w:w="60"/>
+              <w:right w:type="dxa" w:w="90"/>
+            </w:tcMar>
+          </w:tcPr>
+          <w:p>
+            <w:r>
+              <w:rPr>
+                <w:rFonts w:ascii="맑은 고딕" w:cs="맑은 고딕" w:eastAsia="맑은 고딕" w:hAnsi="맑은 고딕"/>
+                <w:b w:val="false"/>
+                <w:bCs w:val="false"/>
+                <w:sz w:val="18"/>
+                <w:szCs w:val="18"/>
+              </w:rPr>
+              <w:t xml:space="preserve">19</w:t>
+            </w:r>
+          </w:p>
+        </w:tc>
+        <w:tc>
+          <w:tcPr>
+            <w:tcW w:type="dxa" w:w="4400"/>
+            <w:tcBorders>
+              <w:top w:val="single" w:color="BFC5CE" w:sz="4"/>
+              <w:left w:val="single" w:color="BFC5CE" w:sz="4"/>
+              <w:bottom w:val="single" w:color="BFC5CE" w:sz="4"/>
+              <w:right w:val="single" w:color="BFC5CE" w:sz="4"/>
+            </w:tcBorders>
+            <w:tcMar>
+              <w:top w:type="dxa" w:w="60"/>
+              <w:left w:type="dxa" w:w="90"/>
+              <w:bottom w:type="dxa" w:w="60"/>
+              <w:right w:type="dxa" w:w="90"/>
+            </w:tcMar>
+          </w:tcPr>
+          <w:p>
+            <w:r>
+              <w:rPr>
+                <w:rFonts w:ascii="맑은 고딕" w:cs="맑은 고딕" w:eastAsia="맑은 고딕" w:hAnsi="맑은 고딕"/>
+                <w:b w:val="false"/>
+                <w:bCs w:val="false"/>
+                <w:sz w:val="18"/>
+                <w:szCs w:val="18"/>
+              </w:rPr>
+              <w:t xml:space="preserve">주문을 판매로 다 끊어도(출하 없이) 주문 진행상태가 계속 "진행중" 이다. 미판매현황에서는 정상적으로 빠진다.</w:t>
+            </w:r>
+          </w:p>
+        </w:tc>
+        <w:tc>
+          <w:tcPr>
+            <w:tcW w:type="dxa" w:w="4100"/>
+            <w:tcBorders>
+              <w:top w:val="single" w:color="BFC5CE" w:sz="4"/>
+              <w:left w:val="single" w:color="BFC5CE" w:sz="4"/>
+              <w:bottom w:val="single" w:color="BFC5CE" w:sz="4"/>
+              <w:right w:val="single" w:color="BFC5CE" w:sz="4"/>
+            </w:tcBorders>
+            <w:tcMar>
+              <w:top w:type="dxa" w:w="60"/>
+              <w:left w:type="dxa" w:w="90"/>
+              <w:bottom w:type="dxa" w:w="60"/>
+              <w:right w:type="dxa" w:w="90"/>
+            </w:tcMar>
+          </w:tcPr>
+          <w:p>
+            <w:r>
+              <w:rPr>
+                <w:rFonts w:ascii="맑은 고딕" w:cs="맑은 고딕" w:eastAsia="맑은 고딕" w:hAnsi="맑은 고딕"/>
+                <w:b w:val="false"/>
+                <w:bCs w:val="false"/>
+                <w:sz w:val="18"/>
+                <w:szCs w:val="18"/>
+              </w:rPr>
+              <w:t xml:space="preserve">주문 완료는 지금 "출하완료" 로만 정해진다. 판매로도 완료시키면 두 규칙이 서로 상태를 뒤집는다(출하 재계산이 완료를 진행중으로 되돌림). 원본 이카운트가 주문 진행상태를 무엇으로 닫는지 대조한 뒤 정한다.</w:t>
+            </w:r>
+          </w:p>
+        </w:tc>
+      </w:tr>
+      <w:tr>
+        <w:tc>
+          <w:tcPr>
+            <w:tcW w:type="dxa" w:w="400"/>
+            <w:tcBorders>
+              <w:top w:val="single" w:color="BFC5CE" w:sz="4"/>
+              <w:left w:val="single" w:color="BFC5CE" w:sz="4"/>
+              <w:bottom w:val="single" w:color="BFC5CE" w:sz="4"/>
+              <w:right w:val="single" w:color="BFC5CE" w:sz="4"/>
+            </w:tcBorders>
+            <w:tcMar>
+              <w:top w:type="dxa" w:w="60"/>
+              <w:left w:type="dxa" w:w="90"/>
+              <w:bottom w:type="dxa" w:w="60"/>
+              <w:right w:type="dxa" w:w="90"/>
+            </w:tcMar>
+          </w:tcPr>
+          <w:p>
+            <w:r>
+              <w:rPr>
+                <w:rFonts w:ascii="맑은 고딕" w:cs="맑은 고딕" w:eastAsia="맑은 고딕" w:hAnsi="맑은 고딕"/>
+                <w:b w:val="false"/>
+                <w:bCs w:val="false"/>
+                <w:sz w:val="18"/>
+                <w:szCs w:val="18"/>
+              </w:rPr>
+              <w:t xml:space="preserve">20</w:t>
+            </w:r>
+          </w:p>
+        </w:tc>
+        <w:tc>
+          <w:tcPr>
+            <w:tcW w:type="dxa" w:w="4400"/>
+            <w:tcBorders>
+              <w:top w:val="single" w:color="BFC5CE" w:sz="4"/>
+              <w:left w:val="single" w:color="BFC5CE" w:sz="4"/>
+              <w:bottom w:val="single" w:color="BFC5CE" w:sz="4"/>
+              <w:right w:val="single" w:color="BFC5CE" w:sz="4"/>
+            </w:tcBorders>
+            <w:tcMar>
+              <w:top w:type="dxa" w:w="60"/>
+              <w:left w:type="dxa" w:w="90"/>
+              <w:bottom w:type="dxa" w:w="60"/>
+              <w:right w:type="dxa" w:w="90"/>
+            </w:tcMar>
+          </w:tcPr>
+          <w:p>
+            <w:r>
+              <w:rPr>
+                <w:rFonts w:ascii="맑은 고딕" w:cs="맑은 고딕" w:eastAsia="맑은 고딕" w:hAnsi="맑은 고딕"/>
+                <w:b w:val="false"/>
+                <w:bCs w:val="false"/>
+                <w:sz w:val="18"/>
+                <w:szCs w:val="18"/>
+              </w:rPr>
+              <w:t xml:space="preserve">주문서 목록의 "출하수량"(출하완료만)과 미출하현황의 "출하수량"(출하지시 포함)이 다른 숫자다.</w:t>
+            </w:r>
+          </w:p>
+        </w:tc>
+        <w:tc>
+          <w:tcPr>
+            <w:tcW w:type="dxa" w:w="4100"/>
+            <w:tcBorders>
+              <w:top w:val="single" w:color="BFC5CE" w:sz="4"/>
+              <w:left w:val="single" w:color="BFC5CE" w:sz="4"/>
+              <w:bottom w:val="single" w:color="BFC5CE" w:sz="4"/>
+              <w:right w:val="single" w:color="BFC5CE" w:sz="4"/>
+            </w:tcBorders>
+            <w:tcMar>
+              <w:top w:type="dxa" w:w="60"/>
+              <w:left w:type="dxa" w:w="90"/>
+              <w:bottom w:type="dxa" w:w="60"/>
+              <w:right w:type="dxa" w:w="90"/>
+            </w:tcMar>
+          </w:tcPr>
+          <w:p>
+            <w:r>
+              <w:rPr>
+                <w:rFonts w:ascii="맑은 고딕" w:cs="맑은 고딕" w:eastAsia="맑은 고딕" w:hAnsi="맑은 고딕"/>
+                <w:b w:val="false"/>
+                <w:bCs w:val="false"/>
+                <w:sz w:val="18"/>
+                <w:szCs w:val="18"/>
+              </w:rPr>
+              <w:t xml:space="preserve">둘 다 의도된 계산이지만 같은 이름이라 헷갈린다. 화면 이름표를 "출하완료수량 / 출하지시 포함" 처럼 갈라 적을지 원본과 대조.</w:t>
+            </w:r>
+          </w:p>
+        </w:tc>
+      </w:tr>
+      <w:tr>
+        <w:tc>
+          <w:tcPr>
+            <w:tcW w:type="dxa" w:w="400"/>
+            <w:tcBorders>
+              <w:top w:val="single" w:color="BFC5CE" w:sz="4"/>
+              <w:left w:val="single" w:color="BFC5CE" w:sz="4"/>
+              <w:bottom w:val="single" w:color="BFC5CE" w:sz="4"/>
+              <w:right w:val="single" w:color="BFC5CE" w:sz="4"/>
+            </w:tcBorders>
+            <w:tcMar>
+              <w:top w:type="dxa" w:w="60"/>
+              <w:left w:type="dxa" w:w="90"/>
+              <w:bottom w:type="dxa" w:w="60"/>
+              <w:right w:type="dxa" w:w="90"/>
+            </w:tcMar>
+          </w:tcPr>
+          <w:p>
+            <w:r>
+              <w:rPr>
+                <w:rFonts w:ascii="맑은 고딕" w:cs="맑은 고딕" w:eastAsia="맑은 고딕" w:hAnsi="맑은 고딕"/>
+                <w:b w:val="false"/>
+                <w:bCs w:val="false"/>
+                <w:sz w:val="18"/>
+                <w:szCs w:val="18"/>
+              </w:rPr>
+              <w:t xml:space="preserve">12</w:t>
+            </w:r>
+          </w:p>
+        </w:tc>
+        <w:tc>
+          <w:tcPr>
+            <w:tcW w:type="dxa" w:w="4400"/>
+            <w:tcBorders>
+              <w:top w:val="single" w:color="BFC5CE" w:sz="4"/>
+              <w:left w:val="single" w:color="BFC5CE" w:sz="4"/>
+              <w:bottom w:val="single" w:color="BFC5CE" w:sz="4"/>
+              <w:right w:val="single" w:color="BFC5CE" w:sz="4"/>
+            </w:tcBorders>
+            <w:tcMar>
+              <w:top w:type="dxa" w:w="60"/>
+              <w:left w:type="dxa" w:w="90"/>
+              <w:bottom w:type="dxa" w:w="60"/>
+              <w:right w:type="dxa" w:w="90"/>
+            </w:tcMar>
+          </w:tcPr>
+          <w:p>
+            <w:r>
+              <w:rPr>
+                <w:rFonts w:ascii="맑은 고딕" w:cs="맑은 고딕" w:eastAsia="맑은 고딕" w:hAnsi="맑은 고딕"/>
+                <w:b w:val="false"/>
+                <w:bCs w:val="false"/>
+                <w:sz w:val="18"/>
+                <w:szCs w:val="18"/>
+              </w:rPr>
+              <w:t xml:space="preserve">(2회차) 출하조회의 기준일자가 조건 판 밖에 있다.</w:t>
+            </w:r>
+          </w:p>
+        </w:tc>
+        <w:tc>
+          <w:tcPr>
+            <w:tcW w:type="dxa" w:w="4100"/>
+            <w:tcBorders>
+              <w:top w:val="single" w:color="BFC5CE" w:sz="4"/>
+              <w:left w:val="single" w:color="BFC5CE" w:sz="4"/>
+              <w:bottom w:val="single" w:color="BFC5CE" w:sz="4"/>
+              <w:right w:val="single" w:color="BFC5CE" w:sz="4"/>
+            </w:tcBorders>
+            <w:tcMar>
+              <w:top w:type="dxa" w:w="60"/>
+              <w:left w:type="dxa" w:w="90"/>
+              <w:bottom w:type="dxa" w:w="60"/>
+              <w:right w:type="dxa" w:w="90"/>
+            </w:tcMar>
+          </w:tcPr>
+          <w:p>
+            <w:r>
+              <w:rPr>
+                <w:rFonts w:ascii="맑은 고딕" w:cs="맑은 고딕" w:eastAsia="맑은 고딕" w:hAnsi="맑은 고딕"/>
+                <w:b w:val="false"/>
+                <w:bCs w:val="false"/>
+                <w:sz w:val="18"/>
+                <w:szCs w:val="18"/>
+              </w:rPr>
+              <w:t xml:space="preserve">원본 화면과 대조 후 정한다.</w:t>
+            </w:r>
+          </w:p>
+        </w:tc>
+      </w:tr>
+    </w:tbl>
+    <w:p>
+      <w:pPr>
+        <w:pStyle w:val="Heading2"/>
+        <w:spacing w:after="120" w:before="240"/>
+      </w:pPr>
+      <w:r>
+        <w:rPr>
+          <w:rFonts w:ascii="맑은 고딕" w:cs="맑은 고딕" w:eastAsia="맑은 고딕" w:hAnsi="맑은 고딕"/>
+        </w:rPr>
+        <w:t xml:space="preserve">4-4. 다음 할 일</w:t>
+      </w:r>
+    </w:p>
+    <w:p>
+      <w:pPr>
+        <w:pStyle w:val="ListParagraph"/>
+        <w:numPr>
+          <w:ilvl w:val="0"/>
+          <w:numId w:val="2"/>
+        </w:numPr>
+        <w:spacing w:after="60"/>
+      </w:pPr>
+      <w:r>
+        <w:rPr>
+          <w:rFonts w:ascii="맑은 고딕" w:cs="맑은 고딕" w:eastAsia="맑은 고딕" w:hAnsi="맑은 고딕"/>
+          <w:sz w:val="21"/>
+          <w:szCs w:val="21"/>
+        </w:rPr>
+        <w:t xml:space="preserve">#19·#20·#12 원본 대조</w:t>
+      </w:r>
+    </w:p>
+    <w:p>
+      <w:pPr>
+        <w:pStyle w:val="ListParagraph"/>
+        <w:numPr>
+          <w:ilvl w:val="0"/>
+          <w:numId w:val="2"/>
+        </w:numPr>
+        <w:spacing w:after="60"/>
+      </w:pPr>
+      <w:r>
+        <w:rPr>
+          <w:rFonts w:ascii="맑은 고딕" w:cs="맑은 고딕" w:eastAsia="맑은 고딕" w:hAnsi="맑은 고딕"/>
+          <w:sz w:val="21"/>
+          <w:szCs w:val="21"/>
+        </w:rPr>
+        <w:t xml:space="preserve">거래처·창고·품목 "조회 조건" 이 이름 비교인 곳(34곳) — 같은 이름 거래처가 생기면 프로젝트와 같은 문제</w:t>
+      </w:r>
+    </w:p>
+    <w:p>
+      <w:pPr>
+        <w:pStyle w:val="ListParagraph"/>
+        <w:numPr>
+          <w:ilvl w:val="0"/>
+          <w:numId w:val="2"/>
+        </w:numPr>
+        <w:spacing w:after="60"/>
+      </w:pPr>
+      <w:r>
+        <w:rPr>
+          <w:rFonts w:ascii="맑은 고딕" w:cs="맑은 고딕" w:eastAsia="맑은 고딕" w:hAnsi="맑은 고딕"/>
+          <w:sz w:val="21"/>
+          <w:szCs w:val="21"/>
+        </w:rPr>
+        <w:t xml:space="preserve">수금·지급까지 이어서 거래처 채권·채무가 맞는지(판매 → 수금 → 미수잔액)</w:t>
       </w:r>
     </w:p>
     <w:sectPr>

--- a/docs/ERP_사용설명서_QA기록.docx
+++ b/docs/ERP_사용설명서_QA기록.docx
@@ -11549,6 +11549,1499 @@
           <w:szCs w:val="21"/>
         </w:rPr>
         <w:t xml:space="preserve">수금·지급까지 이어서 거래처 채권·채무가 맞는지(판매 → 수금 → 미수잔액)</w:t>
+      </w:r>
+    </w:p>
+    <w:p>
+      <w:pPr>
+        <w:pStyle w:val="Heading1"/>
+        <w:spacing w:after="120" w:before="240"/>
+      </w:pPr>
+      <w:r>
+        <w:rPr>
+          <w:rFonts w:ascii="맑은 고딕" w:cs="맑은 고딕" w:eastAsia="맑은 고딕" w:hAnsi="맑은 고딕"/>
+        </w:rPr>
+        <w:t>5회차 — 조회 조건의 거래처·창고·품목을 이름이 아니라 코드(id)로</w:t>
+      </w:r>
+    </w:p>
+    <w:p>
+      <w:pPr>
+        <w:pStyle w:val="Heading2"/>
+        <w:spacing w:after="120" w:before="240"/>
+      </w:pPr>
+      <w:r>
+        <w:rPr>
+          <w:rFonts w:ascii="맑은 고딕" w:cs="맑은 고딕" w:eastAsia="맑은 고딕" w:hAnsi="맑은 고딕"/>
+        </w:rPr>
+        <w:t>5-1. 무엇이 문제였나</w:t>
+      </w:r>
+    </w:p>
+    <w:p>
+      <w:pPr>
+        <w:spacing w:after="120"/>
+      </w:pPr>
+      <w:r>
+        <w:rPr>
+          <w:rFonts w:ascii="맑은 고딕" w:cs="맑은 고딕" w:eastAsia="맑은 고딕" w:hAnsi="맑은 고딕"/>
+          <w:sz w:val="21"/>
+          <w:szCs w:val="21"/>
+        </w:rPr>
+        <w:t>4회차 다음 할 일에 적어 둔 "조회 조건이 이름 비교인 곳" 입니다. 현황 화면의 조회 조건에서 거래처·창고·품목을 코드도움으로 골라도, 화면은 고른 것의 이름으로 걸렀습니다(대부분 부분일치). 그래서 같은 이름의 다른 거래처, 이름이 같고 규격만 다른 품목이 한데 잡혔고, "대신" 이 들어간 다른 거래처까지 섞일 수 있었습니다. 1회차의 프로젝트(같은 이름 461개)와 같은 문제입니다.</w:t>
+      </w:r>
+    </w:p>
+    <w:p>
+      <w:pPr>
+        <w:pStyle w:val="Heading2"/>
+        <w:spacing w:after="120" w:before="240"/>
+      </w:pPr>
+      <w:r>
+        <w:rPr>
+          <w:rFonts w:ascii="맑은 고딕" w:cs="맑은 고딕" w:eastAsia="맑은 고딕" w:hAnsi="맑은 고딕"/>
+        </w:rPr>
+        <w:t>5-2. 고친 것</w:t>
+      </w:r>
+    </w:p>
+    <w:tbl>
+      <w:tblPr>
+        <w:tblW w:type="dxa" w:w="8900"/>
+        <w:tblBorders>
+          <w:top w:val="single" w:color="auto" w:sz="4"/>
+          <w:left w:val="single" w:color="auto" w:sz="4"/>
+          <w:bottom w:val="single" w:color="auto" w:sz="4"/>
+          <w:right w:val="single" w:color="auto" w:sz="4"/>
+          <w:insideH w:val="single" w:color="auto" w:sz="4"/>
+          <w:insideV w:val="single" w:color="auto" w:sz="4"/>
+        </w:tblBorders>
+      </w:tblPr>
+      <w:tblGrid>
+        <w:gridCol w:w="400"/>
+        <w:gridCol w:w="4400"/>
+        <w:gridCol w:w="4100"/>
+      </w:tblGrid>
+      <w:tr>
+        <w:trPr>
+          <w:tblHeader/>
+        </w:trPr>
+        <w:tc>
+          <w:tcPr>
+            <w:tcW w:type="dxa" w:w="400"/>
+            <w:tcBorders>
+              <w:top w:val="single" w:color="BFC5CE" w:sz="4"/>
+              <w:left w:val="single" w:color="BFC5CE" w:sz="4"/>
+              <w:bottom w:val="single" w:color="BFC5CE" w:sz="4"/>
+              <w:right w:val="single" w:color="BFC5CE" w:sz="4"/>
+            </w:tcBorders>
+            <w:shd w:fill="E8EEF9" w:val="clear"/>
+            <w:tcMar>
+              <w:top w:type="dxa" w:w="60"/>
+              <w:left w:type="dxa" w:w="90"/>
+              <w:bottom w:type="dxa" w:w="60"/>
+              <w:right w:type="dxa" w:w="90"/>
+            </w:tcMar>
+          </w:tcPr>
+          <w:p>
+            <w:r>
+              <w:rPr>
+                <w:rFonts w:ascii="맑은 고딕" w:cs="맑은 고딕" w:eastAsia="맑은 고딕" w:hAnsi="맑은 고딕"/>
+                <w:b/>
+                <w:bCs/>
+                <w:sz w:val="18"/>
+                <w:szCs w:val="18"/>
+              </w:rPr>
+              <w:t>#</w:t>
+            </w:r>
+          </w:p>
+        </w:tc>
+        <w:tc>
+          <w:tcPr>
+            <w:tcW w:type="dxa" w:w="4400"/>
+            <w:tcBorders>
+              <w:top w:val="single" w:color="BFC5CE" w:sz="4"/>
+              <w:left w:val="single" w:color="BFC5CE" w:sz="4"/>
+              <w:bottom w:val="single" w:color="BFC5CE" w:sz="4"/>
+              <w:right w:val="single" w:color="BFC5CE" w:sz="4"/>
+            </w:tcBorders>
+            <w:shd w:fill="E8EEF9" w:val="clear"/>
+            <w:tcMar>
+              <w:top w:type="dxa" w:w="60"/>
+              <w:left w:type="dxa" w:w="90"/>
+              <w:bottom w:type="dxa" w:w="60"/>
+              <w:right w:type="dxa" w:w="90"/>
+            </w:tcMar>
+          </w:tcPr>
+          <w:p>
+            <w:r>
+              <w:rPr>
+                <w:rFonts w:ascii="맑은 고딕" w:cs="맑은 고딕" w:eastAsia="맑은 고딕" w:hAnsi="맑은 고딕"/>
+                <w:b/>
+                <w:bCs/>
+                <w:sz w:val="18"/>
+                <w:szCs w:val="18"/>
+              </w:rPr>
+              <w:t>내용</w:t>
+            </w:r>
+          </w:p>
+        </w:tc>
+        <w:tc>
+          <w:tcPr>
+            <w:tcW w:type="dxa" w:w="4100"/>
+            <w:tcBorders>
+              <w:top w:val="single" w:color="BFC5CE" w:sz="4"/>
+              <w:left w:val="single" w:color="BFC5CE" w:sz="4"/>
+              <w:bottom w:val="single" w:color="BFC5CE" w:sz="4"/>
+              <w:right w:val="single" w:color="BFC5CE" w:sz="4"/>
+            </w:tcBorders>
+            <w:shd w:fill="E8EEF9" w:val="clear"/>
+            <w:tcMar>
+              <w:top w:type="dxa" w:w="60"/>
+              <w:left w:type="dxa" w:w="90"/>
+              <w:bottom w:type="dxa" w:w="60"/>
+              <w:right w:type="dxa" w:w="90"/>
+            </w:tcMar>
+          </w:tcPr>
+          <w:p>
+            <w:r>
+              <w:rPr>
+                <w:rFonts w:ascii="맑은 고딕" w:cs="맑은 고딕" w:eastAsia="맑은 고딕" w:hAnsi="맑은 고딕"/>
+                <w:b/>
+                <w:bCs/>
+                <w:sz w:val="18"/>
+                <w:szCs w:val="18"/>
+              </w:rPr>
+              <w:t>범위</w:t>
+            </w:r>
+          </w:p>
+        </w:tc>
+      </w:tr>
+      <w:tr>
+        <w:tc>
+          <w:tcPr>
+            <w:tcW w:type="dxa" w:w="400"/>
+            <w:tcBorders>
+              <w:top w:val="single" w:color="BFC5CE" w:sz="4"/>
+              <w:left w:val="single" w:color="BFC5CE" w:sz="4"/>
+              <w:bottom w:val="single" w:color="BFC5CE" w:sz="4"/>
+              <w:right w:val="single" w:color="BFC5CE" w:sz="4"/>
+            </w:tcBorders>
+            <w:tcMar>
+              <w:top w:type="dxa" w:w="60"/>
+              <w:left w:type="dxa" w:w="90"/>
+              <w:bottom w:type="dxa" w:w="60"/>
+              <w:right w:type="dxa" w:w="90"/>
+            </w:tcMar>
+          </w:tcPr>
+          <w:p>
+            <w:r>
+              <w:rPr>
+                <w:rFonts w:ascii="맑은 고딕" w:cs="맑은 고딕" w:eastAsia="맑은 고딕" w:hAnsi="맑은 고딕"/>
+                <w:b w:val="false"/>
+                <w:bCs w:val="false"/>
+                <w:sz w:val="18"/>
+                <w:szCs w:val="18"/>
+              </w:rPr>
+              <w:t>21</w:t>
+            </w:r>
+          </w:p>
+        </w:tc>
+        <w:tc>
+          <w:tcPr>
+            <w:tcW w:type="dxa" w:w="4400"/>
+            <w:tcBorders>
+              <w:top w:val="single" w:color="BFC5CE" w:sz="4"/>
+              <w:left w:val="single" w:color="BFC5CE" w:sz="4"/>
+              <w:bottom w:val="single" w:color="BFC5CE" w:sz="4"/>
+              <w:right w:val="single" w:color="BFC5CE" w:sz="4"/>
+            </w:tcBorders>
+            <w:tcMar>
+              <w:top w:type="dxa" w:w="60"/>
+              <w:left w:type="dxa" w:w="90"/>
+              <w:bottom w:type="dxa" w:w="60"/>
+              <w:right w:type="dxa" w:w="90"/>
+            </w:tcMar>
+          </w:tcPr>
+          <w:p>
+            <w:r>
+              <w:rPr>
+                <w:rFonts w:ascii="맑은 고딕" w:cs="맑은 고딕" w:eastAsia="맑은 고딕" w:hAnsi="맑은 고딕"/>
+                <w:b w:val="false"/>
+                <w:bCs w:val="false"/>
+                <w:sz w:val="18"/>
+                <w:szCs w:val="18"/>
+              </w:rPr>
+              <w:t>조회 조건 코드도움의 값을 이름 → 코드(id)로. 화면은 그 줄의 거래처·창고·품목 id 와 정확히 같은지로 거른다. 담당자만 이름 그대로.</w:t>
+            </w:r>
+          </w:p>
+        </w:tc>
+        <w:tc>
+          <w:tcPr>
+            <w:tcW w:type="dxa" w:w="4100"/>
+            <w:tcBorders>
+              <w:top w:val="single" w:color="BFC5CE" w:sz="4"/>
+              <w:left w:val="single" w:color="BFC5CE" w:sz="4"/>
+              <w:bottom w:val="single" w:color="BFC5CE" w:sz="4"/>
+              <w:right w:val="single" w:color="BFC5CE" w:sz="4"/>
+            </w:tcBorders>
+            <w:tcMar>
+              <w:top w:type="dxa" w:w="60"/>
+              <w:left w:type="dxa" w:w="90"/>
+              <w:bottom w:type="dxa" w:w="60"/>
+              <w:right w:type="dxa" w:w="90"/>
+            </w:tcMar>
+          </w:tcPr>
+          <w:p>
+            <w:r>
+              <w:rPr>
+                <w:rFonts w:ascii="맑은 고딕" w:cs="맑은 고딕" w:eastAsia="맑은 고딕" w:hAnsi="맑은 고딕"/>
+                <w:b w:val="false"/>
+                <w:bCs w:val="false"/>
+                <w:sz w:val="18"/>
+                <w:szCs w:val="18"/>
+              </w:rPr>
+              <w:t>판매·구매·출하·생산·재고·회계·품질 현황 60여 화면 (공용 useCondPickers)</w:t>
+            </w:r>
+          </w:p>
+        </w:tc>
+      </w:tr>
+      <w:tr>
+        <w:tc>
+          <w:tcPr>
+            <w:tcW w:type="dxa" w:w="400"/>
+            <w:tcBorders>
+              <w:top w:val="single" w:color="BFC5CE" w:sz="4"/>
+              <w:left w:val="single" w:color="BFC5CE" w:sz="4"/>
+              <w:bottom w:val="single" w:color="BFC5CE" w:sz="4"/>
+              <w:right w:val="single" w:color="BFC5CE" w:sz="4"/>
+            </w:tcBorders>
+            <w:tcMar>
+              <w:top w:type="dxa" w:w="60"/>
+              <w:left w:type="dxa" w:w="90"/>
+              <w:bottom w:type="dxa" w:w="60"/>
+              <w:right w:type="dxa" w:w="90"/>
+            </w:tcMar>
+          </w:tcPr>
+          <w:p>
+            <w:r>
+              <w:rPr>
+                <w:rFonts w:ascii="맑은 고딕" w:cs="맑은 고딕" w:eastAsia="맑은 고딕" w:hAnsi="맑은 고딕"/>
+                <w:b w:val="false"/>
+                <w:bCs w:val="false"/>
+                <w:sz w:val="18"/>
+                <w:szCs w:val="18"/>
+              </w:rPr>
+              <w:t>22</w:t>
+            </w:r>
+          </w:p>
+        </w:tc>
+        <w:tc>
+          <w:tcPr>
+            <w:tcW w:type="dxa" w:w="4400"/>
+            <w:tcBorders>
+              <w:top w:val="single" w:color="BFC5CE" w:sz="4"/>
+              <w:left w:val="single" w:color="BFC5CE" w:sz="4"/>
+              <w:bottom w:val="single" w:color="BFC5CE" w:sz="4"/>
+              <w:right w:val="single" w:color="BFC5CE" w:sz="4"/>
+            </w:tcBorders>
+            <w:tcMar>
+              <w:top w:type="dxa" w:w="60"/>
+              <w:left w:type="dxa" w:w="90"/>
+              <w:bottom w:type="dxa" w:w="60"/>
+              <w:right w:type="dxa" w:w="90"/>
+            </w:tcMar>
+          </w:tcPr>
+          <w:p>
+            <w:r>
+              <w:rPr>
+                <w:rFonts w:ascii="맑은 고딕" w:cs="맑은 고딕" w:eastAsia="맑은 고딕" w:hAnsi="맑은 고딕"/>
+                <w:b w:val="false"/>
+                <w:bCs w:val="false"/>
+                <w:sz w:val="18"/>
+                <w:szCs w:val="18"/>
+              </w:rPr>
+              <w:t>고른 뒤 칸에 이름만 남아, 같은 이름이 둘이면 어느 것을 골랐는지 다시 볼 수 없었다 → 같은 이름이 있을 때만 규격 또는 코드를 덧붙인다. 예: "QA동명상사 (QA-SAME-A)", "QA동명부품 [20mm]".</w:t>
+            </w:r>
+          </w:p>
+        </w:tc>
+        <w:tc>
+          <w:tcPr>
+            <w:tcW w:type="dxa" w:w="4100"/>
+            <w:tcBorders>
+              <w:top w:val="single" w:color="BFC5CE" w:sz="4"/>
+              <w:left w:val="single" w:color="BFC5CE" w:sz="4"/>
+              <w:bottom w:val="single" w:color="BFC5CE" w:sz="4"/>
+              <w:right w:val="single" w:color="BFC5CE" w:sz="4"/>
+            </w:tcBorders>
+            <w:tcMar>
+              <w:top w:type="dxa" w:w="60"/>
+              <w:left w:type="dxa" w:w="90"/>
+              <w:bottom w:type="dxa" w:w="60"/>
+              <w:right w:type="dxa" w:w="90"/>
+            </w:tcMar>
+          </w:tcPr>
+          <w:p>
+            <w:r>
+              <w:rPr>
+                <w:rFonts w:ascii="맑은 고딕" w:cs="맑은 고딕" w:eastAsia="맑은 고딕" w:hAnsi="맑은 고딕"/>
+                <w:b w:val="false"/>
+                <w:bCs w:val="false"/>
+                <w:sz w:val="18"/>
+                <w:szCs w:val="18"/>
+              </w:rPr>
+              <w:t>모든 조회 조건 코드도움 (공용 CodePickerField)</w:t>
+            </w:r>
+          </w:p>
+        </w:tc>
+      </w:tr>
+      <w:tr>
+        <w:tc>
+          <w:tcPr>
+            <w:tcW w:type="dxa" w:w="400"/>
+            <w:tcBorders>
+              <w:top w:val="single" w:color="BFC5CE" w:sz="4"/>
+              <w:left w:val="single" w:color="BFC5CE" w:sz="4"/>
+              <w:bottom w:val="single" w:color="BFC5CE" w:sz="4"/>
+              <w:right w:val="single" w:color="BFC5CE" w:sz="4"/>
+            </w:tcBorders>
+            <w:tcMar>
+              <w:top w:type="dxa" w:w="60"/>
+              <w:left w:type="dxa" w:w="90"/>
+              <w:bottom w:type="dxa" w:w="60"/>
+              <w:right w:type="dxa" w:w="90"/>
+            </w:tcMar>
+          </w:tcPr>
+          <w:p>
+            <w:r>
+              <w:rPr>
+                <w:rFonts w:ascii="맑은 고딕" w:cs="맑은 고딕" w:eastAsia="맑은 고딕" w:hAnsi="맑은 고딕"/>
+                <w:b w:val="false"/>
+                <w:bCs w:val="false"/>
+                <w:sz w:val="18"/>
+                <w:szCs w:val="18"/>
+              </w:rPr>
+              <w:t>23</w:t>
+            </w:r>
+          </w:p>
+        </w:tc>
+        <w:tc>
+          <w:tcPr>
+            <w:tcW w:type="dxa" w:w="4400"/>
+            <w:tcBorders>
+              <w:top w:val="single" w:color="BFC5CE" w:sz="4"/>
+              <w:left w:val="single" w:color="BFC5CE" w:sz="4"/>
+              <w:bottom w:val="single" w:color="BFC5CE" w:sz="4"/>
+              <w:right w:val="single" w:color="BFC5CE" w:sz="4"/>
+            </w:tcBorders>
+            <w:tcMar>
+              <w:top w:type="dxa" w:w="60"/>
+              <w:left w:type="dxa" w:w="90"/>
+              <w:bottom w:type="dxa" w:w="60"/>
+              <w:right w:type="dxa" w:w="90"/>
+            </w:tcMar>
+          </w:tcPr>
+          <w:p>
+            <w:r>
+              <w:rPr>
+                <w:rFonts w:ascii="맑은 고딕" w:cs="맑은 고딕" w:eastAsia="맑은 고딕" w:hAnsi="맑은 고딕"/>
+                <w:b w:val="false"/>
+                <w:bCs w:val="false"/>
+                <w:sz w:val="18"/>
+                <w:szCs w:val="18"/>
+              </w:rPr>
+              <w:t>열 이름이 품목명(규격)인데 규격을 안 찍었다(응답에는 있었음) → 찍는다.</w:t>
+            </w:r>
+          </w:p>
+        </w:tc>
+        <w:tc>
+          <w:tcPr>
+            <w:tcW w:type="dxa" w:w="4100"/>
+            <w:tcBorders>
+              <w:top w:val="single" w:color="BFC5CE" w:sz="4"/>
+              <w:left w:val="single" w:color="BFC5CE" w:sz="4"/>
+              <w:bottom w:val="single" w:color="BFC5CE" w:sz="4"/>
+              <w:right w:val="single" w:color="BFC5CE" w:sz="4"/>
+            </w:tcBorders>
+            <w:tcMar>
+              <w:top w:type="dxa" w:w="60"/>
+              <w:left w:type="dxa" w:w="90"/>
+              <w:bottom w:type="dxa" w:w="60"/>
+              <w:right w:type="dxa" w:w="90"/>
+            </w:tcMar>
+          </w:tcPr>
+          <w:p>
+            <w:r>
+              <w:rPr>
+                <w:rFonts w:ascii="맑은 고딕" w:cs="맑은 고딕" w:eastAsia="맑은 고딕" w:hAnsi="맑은 고딕"/>
+                <w:b w:val="false"/>
+                <w:bCs w:val="false"/>
+                <w:sz w:val="18"/>
+                <w:szCs w:val="18"/>
+              </w:rPr>
+              <w:t>미출하현황(라인별·품목별·정렬·그래프), 창고이동현황</w:t>
+            </w:r>
+          </w:p>
+        </w:tc>
+      </w:tr>
+      <w:tr>
+        <w:tc>
+          <w:tcPr>
+            <w:tcW w:type="dxa" w:w="400"/>
+            <w:tcBorders>
+              <w:top w:val="single" w:color="BFC5CE" w:sz="4"/>
+              <w:left w:val="single" w:color="BFC5CE" w:sz="4"/>
+              <w:bottom w:val="single" w:color="BFC5CE" w:sz="4"/>
+              <w:right w:val="single" w:color="BFC5CE" w:sz="4"/>
+            </w:tcBorders>
+            <w:tcMar>
+              <w:top w:type="dxa" w:w="60"/>
+              <w:left w:type="dxa" w:w="90"/>
+              <w:bottom w:type="dxa" w:w="60"/>
+              <w:right w:type="dxa" w:w="90"/>
+            </w:tcMar>
+          </w:tcPr>
+          <w:p>
+            <w:r>
+              <w:rPr>
+                <w:rFonts w:ascii="맑은 고딕" w:cs="맑은 고딕" w:eastAsia="맑은 고딕" w:hAnsi="맑은 고딕"/>
+                <w:b w:val="false"/>
+                <w:bCs w:val="false"/>
+                <w:sz w:val="18"/>
+                <w:szCs w:val="18"/>
+              </w:rPr>
+              <w:t>24</w:t>
+            </w:r>
+          </w:p>
+        </w:tc>
+        <w:tc>
+          <w:tcPr>
+            <w:tcW w:type="dxa" w:w="4400"/>
+            <w:tcBorders>
+              <w:top w:val="single" w:color="BFC5CE" w:sz="4"/>
+              <w:left w:val="single" w:color="BFC5CE" w:sz="4"/>
+              <w:bottom w:val="single" w:color="BFC5CE" w:sz="4"/>
+              <w:right w:val="single" w:color="BFC5CE" w:sz="4"/>
+            </w:tcBorders>
+            <w:tcMar>
+              <w:top w:type="dxa" w:w="60"/>
+              <w:left w:type="dxa" w:w="90"/>
+              <w:bottom w:type="dxa" w:w="60"/>
+              <w:right w:type="dxa" w:w="90"/>
+            </w:tcMar>
+          </w:tcPr>
+          <w:p>
+            <w:r>
+              <w:rPr>
+                <w:rFonts w:ascii="맑은 고딕" w:cs="맑은 고딕" w:eastAsia="맑은 고딕" w:hAnsi="맑은 고딕"/>
+                <w:b w:val="false"/>
+                <w:bCs w:val="false"/>
+                <w:sz w:val="18"/>
+                <w:szCs w:val="18"/>
+              </w:rPr>
+              <w:t>회계미반영현황 응답에 창고 id·품목 id 가 없어 id 로 거를 수 없었다 → 실었다.</w:t>
+            </w:r>
+          </w:p>
+        </w:tc>
+        <w:tc>
+          <w:tcPr>
+            <w:tcW w:type="dxa" w:w="4100"/>
+            <w:tcBorders>
+              <w:top w:val="single" w:color="BFC5CE" w:sz="4"/>
+              <w:left w:val="single" w:color="BFC5CE" w:sz="4"/>
+              <w:bottom w:val="single" w:color="BFC5CE" w:sz="4"/>
+              <w:right w:val="single" w:color="BFC5CE" w:sz="4"/>
+            </w:tcBorders>
+            <w:tcMar>
+              <w:top w:type="dxa" w:w="60"/>
+              <w:left w:type="dxa" w:w="90"/>
+              <w:bottom w:type="dxa" w:w="60"/>
+              <w:right w:type="dxa" w:w="90"/>
+            </w:tcMar>
+          </w:tcPr>
+          <w:p>
+            <w:r>
+              <w:rPr>
+                <w:rFonts w:ascii="맑은 고딕" w:cs="맑은 고딕" w:eastAsia="맑은 고딕" w:hAnsi="맑은 고딕"/>
+                <w:b w:val="false"/>
+                <w:bCs w:val="false"/>
+                <w:sz w:val="18"/>
+                <w:szCs w:val="18"/>
+              </w:rPr>
+              <w:t>백엔드 AccountingReflectionDtos</w:t>
+            </w:r>
+          </w:p>
+        </w:tc>
+      </w:tr>
+    </w:tbl>
+    <w:p>
+      <w:pPr>
+        <w:pStyle w:val="Heading2"/>
+        <w:spacing w:after="120" w:before="240"/>
+      </w:pPr>
+      <w:r>
+        <w:rPr>
+          <w:rFonts w:ascii="맑은 고딕" w:cs="맑은 고딕" w:eastAsia="맑은 고딕" w:hAnsi="맑은 고딕"/>
+        </w:rPr>
+        <w:t>5-3. 같은 이름으로 시험</w:t>
+      </w:r>
+    </w:p>
+    <w:p>
+      <w:pPr>
+        <w:spacing w:after="120"/>
+      </w:pPr>
+      <w:r>
+        <w:rPr>
+          <w:rFonts w:ascii="맑은 고딕" w:cs="맑은 고딕" w:eastAsia="맑은 고딕" w:hAnsi="맑은 고딕"/>
+          <w:sz w:val="21"/>
+          <w:szCs w:val="21"/>
+        </w:rPr>
+        <w:t>이름이 같은 거래처 둘(QA-SAME-A·QA-SAME-B, 둘 다 "QA동명상사")과 이름이 같고 규격만 다른 품목 둘(QA동명부품 10mm·20mm)을 만들고, A 에게 10mm 를 5개 주문(SN-20261001-0001)했습니다. 미출하현황에서 조건을 바꿔 가며 봤습니다.</w:t>
+      </w:r>
+    </w:p>
+    <w:tbl>
+      <w:tblPr>
+        <w:tblW w:type="dxa" w:w="8900"/>
+        <w:tblBorders>
+          <w:top w:val="single" w:color="auto" w:sz="4"/>
+          <w:left w:val="single" w:color="auto" w:sz="4"/>
+          <w:bottom w:val="single" w:color="auto" w:sz="4"/>
+          <w:right w:val="single" w:color="auto" w:sz="4"/>
+          <w:insideH w:val="single" w:color="auto" w:sz="4"/>
+          <w:insideV w:val="single" w:color="auto" w:sz="4"/>
+        </w:tblBorders>
+      </w:tblPr>
+      <w:tblGrid>
+        <w:gridCol w:w="2600"/>
+        <w:gridCol w:w="2000"/>
+        <w:gridCol w:w="2600"/>
+        <w:gridCol w:w="1700"/>
+      </w:tblGrid>
+      <w:tr>
+        <w:trPr>
+          <w:tblHeader/>
+        </w:trPr>
+        <w:tc>
+          <w:tcPr>
+            <w:tcW w:type="dxa" w:w="2600"/>
+            <w:tcBorders>
+              <w:top w:val="single" w:color="BFC5CE" w:sz="4"/>
+              <w:left w:val="single" w:color="BFC5CE" w:sz="4"/>
+              <w:bottom w:val="single" w:color="BFC5CE" w:sz="4"/>
+              <w:right w:val="single" w:color="BFC5CE" w:sz="4"/>
+            </w:tcBorders>
+            <w:shd w:fill="E8EEF9" w:val="clear"/>
+            <w:tcMar>
+              <w:top w:type="dxa" w:w="60"/>
+              <w:left w:type="dxa" w:w="90"/>
+              <w:bottom w:type="dxa" w:w="60"/>
+              <w:right w:type="dxa" w:w="90"/>
+            </w:tcMar>
+          </w:tcPr>
+          <w:p>
+            <w:r>
+              <w:rPr>
+                <w:rFonts w:ascii="맑은 고딕" w:cs="맑은 고딕" w:eastAsia="맑은 고딕" w:hAnsi="맑은 고딕"/>
+                <w:b/>
+                <w:bCs/>
+                <w:sz w:val="18"/>
+                <w:szCs w:val="18"/>
+              </w:rPr>
+              <w:t>#</w:t>
+            </w:r>
+          </w:p>
+        </w:tc>
+        <w:tc>
+          <w:tcPr>
+            <w:tcW w:type="dxa" w:w="2000"/>
+            <w:tcBorders>
+              <w:top w:val="single" w:color="BFC5CE" w:sz="4"/>
+              <w:left w:val="single" w:color="BFC5CE" w:sz="4"/>
+              <w:bottom w:val="single" w:color="BFC5CE" w:sz="4"/>
+              <w:right w:val="single" w:color="BFC5CE" w:sz="4"/>
+            </w:tcBorders>
+            <w:shd w:fill="E8EEF9" w:val="clear"/>
+            <w:tcMar>
+              <w:top w:type="dxa" w:w="60"/>
+              <w:left w:type="dxa" w:w="90"/>
+              <w:bottom w:type="dxa" w:w="60"/>
+              <w:right w:type="dxa" w:w="90"/>
+            </w:tcMar>
+          </w:tcPr>
+          <w:p>
+            <w:r>
+              <w:rPr>
+                <w:rFonts w:ascii="맑은 고딕" w:cs="맑은 고딕" w:eastAsia="맑은 고딕" w:hAnsi="맑은 고딕"/>
+                <w:b/>
+                <w:bCs/>
+                <w:sz w:val="18"/>
+                <w:szCs w:val="18"/>
+              </w:rPr>
+              <w:t>고른 조건</w:t>
+            </w:r>
+          </w:p>
+        </w:tc>
+        <w:tc>
+          <w:tcPr>
+            <w:tcW w:type="dxa" w:w="2600"/>
+            <w:tcBorders>
+              <w:top w:val="single" w:color="BFC5CE" w:sz="4"/>
+              <w:left w:val="single" w:color="BFC5CE" w:sz="4"/>
+              <w:bottom w:val="single" w:color="BFC5CE" w:sz="4"/>
+              <w:right w:val="single" w:color="BFC5CE" w:sz="4"/>
+            </w:tcBorders>
+            <w:shd w:fill="E8EEF9" w:val="clear"/>
+            <w:tcMar>
+              <w:top w:type="dxa" w:w="60"/>
+              <w:left w:type="dxa" w:w="90"/>
+              <w:bottom w:type="dxa" w:w="60"/>
+              <w:right w:type="dxa" w:w="90"/>
+            </w:tcMar>
+          </w:tcPr>
+          <w:p>
+            <w:r>
+              <w:rPr>
+                <w:rFonts w:ascii="맑은 고딕" w:cs="맑은 고딕" w:eastAsia="맑은 고딕" w:hAnsi="맑은 고딕"/>
+                <w:b/>
+                <w:bCs/>
+                <w:sz w:val="18"/>
+                <w:szCs w:val="18"/>
+              </w:rPr>
+              <w:t>결과</w:t>
+            </w:r>
+          </w:p>
+        </w:tc>
+        <w:tc>
+          <w:tcPr>
+            <w:tcW w:type="dxa" w:w="1700"/>
+            <w:tcBorders>
+              <w:top w:val="single" w:color="BFC5CE" w:sz="4"/>
+              <w:left w:val="single" w:color="BFC5CE" w:sz="4"/>
+              <w:bottom w:val="single" w:color="BFC5CE" w:sz="4"/>
+              <w:right w:val="single" w:color="BFC5CE" w:sz="4"/>
+            </w:tcBorders>
+            <w:shd w:fill="E8EEF9" w:val="clear"/>
+            <w:tcMar>
+              <w:top w:type="dxa" w:w="60"/>
+              <w:left w:type="dxa" w:w="90"/>
+              <w:bottom w:type="dxa" w:w="60"/>
+              <w:right w:type="dxa" w:w="90"/>
+            </w:tcMar>
+          </w:tcPr>
+          <w:p>
+            <w:r>
+              <w:rPr>
+                <w:rFonts w:ascii="맑은 고딕" w:cs="맑은 고딕" w:eastAsia="맑은 고딕" w:hAnsi="맑은 고딕"/>
+                <w:b/>
+                <w:bCs/>
+                <w:sz w:val="18"/>
+                <w:szCs w:val="18"/>
+              </w:rPr>
+              <w:t>예전(이름 비교)이었다면</w:t>
+            </w:r>
+          </w:p>
+        </w:tc>
+      </w:tr>
+      <w:tr>
+        <w:tc>
+          <w:tcPr>
+            <w:tcW w:type="dxa" w:w="2600"/>
+            <w:tcBorders>
+              <w:top w:val="single" w:color="BFC5CE" w:sz="4"/>
+              <w:left w:val="single" w:color="BFC5CE" w:sz="4"/>
+              <w:bottom w:val="single" w:color="BFC5CE" w:sz="4"/>
+              <w:right w:val="single" w:color="BFC5CE" w:sz="4"/>
+            </w:tcBorders>
+            <w:tcMar>
+              <w:top w:type="dxa" w:w="60"/>
+              <w:left w:type="dxa" w:w="90"/>
+              <w:bottom w:type="dxa" w:w="60"/>
+              <w:right w:type="dxa" w:w="90"/>
+            </w:tcMar>
+          </w:tcPr>
+          <w:p>
+            <w:r>
+              <w:rPr>
+                <w:rFonts w:ascii="맑은 고딕" w:cs="맑은 고딕" w:eastAsia="맑은 고딕" w:hAnsi="맑은 고딕"/>
+                <w:b w:val="false"/>
+                <w:bCs w:val="false"/>
+                <w:sz w:val="18"/>
+                <w:szCs w:val="18"/>
+              </w:rPr>
+              <w:t>1</w:t>
+            </w:r>
+          </w:p>
+        </w:tc>
+        <w:tc>
+          <w:tcPr>
+            <w:tcW w:type="dxa" w:w="2000"/>
+            <w:tcBorders>
+              <w:top w:val="single" w:color="BFC5CE" w:sz="4"/>
+              <w:left w:val="single" w:color="BFC5CE" w:sz="4"/>
+              <w:bottom w:val="single" w:color="BFC5CE" w:sz="4"/>
+              <w:right w:val="single" w:color="BFC5CE" w:sz="4"/>
+            </w:tcBorders>
+            <w:tcMar>
+              <w:top w:type="dxa" w:w="60"/>
+              <w:left w:type="dxa" w:w="90"/>
+              <w:bottom w:type="dxa" w:w="60"/>
+              <w:right w:type="dxa" w:w="90"/>
+            </w:tcMar>
+          </w:tcPr>
+          <w:p>
+            <w:r>
+              <w:rPr>
+                <w:rFonts w:ascii="맑은 고딕" w:cs="맑은 고딕" w:eastAsia="맑은 고딕" w:hAnsi="맑은 고딕"/>
+                <w:b w:val="false"/>
+                <w:bCs w:val="false"/>
+                <w:sz w:val="18"/>
+                <w:szCs w:val="18"/>
+              </w:rPr>
+              <w:t>거래처 QA동명상사 (QA-SAME-B)</w:t>
+            </w:r>
+          </w:p>
+        </w:tc>
+        <w:tc>
+          <w:tcPr>
+            <w:tcW w:type="dxa" w:w="2600"/>
+            <w:tcBorders>
+              <w:top w:val="single" w:color="BFC5CE" w:sz="4"/>
+              <w:left w:val="single" w:color="BFC5CE" w:sz="4"/>
+              <w:bottom w:val="single" w:color="BFC5CE" w:sz="4"/>
+              <w:right w:val="single" w:color="BFC5CE" w:sz="4"/>
+            </w:tcBorders>
+            <w:tcMar>
+              <w:top w:type="dxa" w:w="60"/>
+              <w:left w:type="dxa" w:w="90"/>
+              <w:bottom w:type="dxa" w:w="60"/>
+              <w:right w:type="dxa" w:w="90"/>
+            </w:tcMar>
+          </w:tcPr>
+          <w:p>
+            <w:r>
+              <w:rPr>
+                <w:rFonts w:ascii="맑은 고딕" w:cs="맑은 고딕" w:eastAsia="맑은 고딕" w:hAnsi="맑은 고딕"/>
+                <w:b w:val="false"/>
+                <w:bCs w:val="false"/>
+                <w:sz w:val="18"/>
+                <w:szCs w:val="18"/>
+              </w:rPr>
+              <w:t>0건 — B 는 주문이 없다</w:t>
+            </w:r>
+          </w:p>
+        </w:tc>
+        <w:tc>
+          <w:tcPr>
+            <w:tcW w:type="dxa" w:w="1700"/>
+            <w:tcBorders>
+              <w:top w:val="single" w:color="BFC5CE" w:sz="4"/>
+              <w:left w:val="single" w:color="BFC5CE" w:sz="4"/>
+              <w:bottom w:val="single" w:color="BFC5CE" w:sz="4"/>
+              <w:right w:val="single" w:color="BFC5CE" w:sz="4"/>
+            </w:tcBorders>
+            <w:tcMar>
+              <w:top w:type="dxa" w:w="60"/>
+              <w:left w:type="dxa" w:w="90"/>
+              <w:bottom w:type="dxa" w:w="60"/>
+              <w:right w:type="dxa" w:w="90"/>
+            </w:tcMar>
+          </w:tcPr>
+          <w:p>
+            <w:r>
+              <w:rPr>
+                <w:rFonts w:ascii="맑은 고딕" w:cs="맑은 고딕" w:eastAsia="맑은 고딕" w:hAnsi="맑은 고딕"/>
+                <w:b w:val="false"/>
+                <w:bCs w:val="false"/>
+                <w:sz w:val="18"/>
+                <w:szCs w:val="18"/>
+              </w:rPr>
+              <w:t>1건 (A 의 주문이 섞임)</w:t>
+            </w:r>
+          </w:p>
+        </w:tc>
+      </w:tr>
+      <w:tr>
+        <w:tc>
+          <w:tcPr>
+            <w:tcW w:type="dxa" w:w="2600"/>
+            <w:tcBorders>
+              <w:top w:val="single" w:color="BFC5CE" w:sz="4"/>
+              <w:left w:val="single" w:color="BFC5CE" w:sz="4"/>
+              <w:bottom w:val="single" w:color="BFC5CE" w:sz="4"/>
+              <w:right w:val="single" w:color="BFC5CE" w:sz="4"/>
+            </w:tcBorders>
+            <w:tcMar>
+              <w:top w:type="dxa" w:w="60"/>
+              <w:left w:type="dxa" w:w="90"/>
+              <w:bottom w:type="dxa" w:w="60"/>
+              <w:right w:type="dxa" w:w="90"/>
+            </w:tcMar>
+          </w:tcPr>
+          <w:p>
+            <w:r>
+              <w:rPr>
+                <w:rFonts w:ascii="맑은 고딕" w:cs="맑은 고딕" w:eastAsia="맑은 고딕" w:hAnsi="맑은 고딕"/>
+                <w:b w:val="false"/>
+                <w:bCs w:val="false"/>
+                <w:sz w:val="18"/>
+                <w:szCs w:val="18"/>
+              </w:rPr>
+              <w:t>2</w:t>
+            </w:r>
+          </w:p>
+        </w:tc>
+        <w:tc>
+          <w:tcPr>
+            <w:tcW w:type="dxa" w:w="2000"/>
+            <w:tcBorders>
+              <w:top w:val="single" w:color="BFC5CE" w:sz="4"/>
+              <w:left w:val="single" w:color="BFC5CE" w:sz="4"/>
+              <w:bottom w:val="single" w:color="BFC5CE" w:sz="4"/>
+              <w:right w:val="single" w:color="BFC5CE" w:sz="4"/>
+            </w:tcBorders>
+            <w:tcMar>
+              <w:top w:type="dxa" w:w="60"/>
+              <w:left w:type="dxa" w:w="90"/>
+              <w:bottom w:type="dxa" w:w="60"/>
+              <w:right w:type="dxa" w:w="90"/>
+            </w:tcMar>
+          </w:tcPr>
+          <w:p>
+            <w:r>
+              <w:rPr>
+                <w:rFonts w:ascii="맑은 고딕" w:cs="맑은 고딕" w:eastAsia="맑은 고딕" w:hAnsi="맑은 고딕"/>
+                <w:b w:val="false"/>
+                <w:bCs w:val="false"/>
+                <w:sz w:val="18"/>
+                <w:szCs w:val="18"/>
+              </w:rPr>
+              <w:t>거래처 QA동명상사 (QA-SAME-A)</w:t>
+            </w:r>
+          </w:p>
+        </w:tc>
+        <w:tc>
+          <w:tcPr>
+            <w:tcW w:type="dxa" w:w="2600"/>
+            <w:tcBorders>
+              <w:top w:val="single" w:color="BFC5CE" w:sz="4"/>
+              <w:left w:val="single" w:color="BFC5CE" w:sz="4"/>
+              <w:bottom w:val="single" w:color="BFC5CE" w:sz="4"/>
+              <w:right w:val="single" w:color="BFC5CE" w:sz="4"/>
+            </w:tcBorders>
+            <w:tcMar>
+              <w:top w:type="dxa" w:w="60"/>
+              <w:left w:type="dxa" w:w="90"/>
+              <w:bottom w:type="dxa" w:w="60"/>
+              <w:right w:type="dxa" w:w="90"/>
+            </w:tcMar>
+          </w:tcPr>
+          <w:p>
+            <w:r>
+              <w:rPr>
+                <w:rFonts w:ascii="맑은 고딕" w:cs="맑은 고딕" w:eastAsia="맑은 고딕" w:hAnsi="맑은 고딕"/>
+                <w:b w:val="false"/>
+                <w:bCs w:val="false"/>
+                <w:sz w:val="18"/>
+                <w:szCs w:val="18"/>
+              </w:rPr>
+              <w:t>1건 — SN-20261001-0001 QA동명부품 (10mm)</w:t>
+            </w:r>
+          </w:p>
+        </w:tc>
+        <w:tc>
+          <w:tcPr>
+            <w:tcW w:type="dxa" w:w="1700"/>
+            <w:tcBorders>
+              <w:top w:val="single" w:color="BFC5CE" w:sz="4"/>
+              <w:left w:val="single" w:color="BFC5CE" w:sz="4"/>
+              <w:bottom w:val="single" w:color="BFC5CE" w:sz="4"/>
+              <w:right w:val="single" w:color="BFC5CE" w:sz="4"/>
+            </w:tcBorders>
+            <w:tcMar>
+              <w:top w:type="dxa" w:w="60"/>
+              <w:left w:type="dxa" w:w="90"/>
+              <w:bottom w:type="dxa" w:w="60"/>
+              <w:right w:type="dxa" w:w="90"/>
+            </w:tcMar>
+          </w:tcPr>
+          <w:p>
+            <w:r>
+              <w:rPr>
+                <w:rFonts w:ascii="맑은 고딕" w:cs="맑은 고딕" w:eastAsia="맑은 고딕" w:hAnsi="맑은 고딕"/>
+                <w:b w:val="false"/>
+                <w:bCs w:val="false"/>
+                <w:sz w:val="18"/>
+                <w:szCs w:val="18"/>
+              </w:rPr>
+              <w:t>1건</w:t>
+            </w:r>
+          </w:p>
+        </w:tc>
+      </w:tr>
+      <w:tr>
+        <w:tc>
+          <w:tcPr>
+            <w:tcW w:type="dxa" w:w="2600"/>
+            <w:tcBorders>
+              <w:top w:val="single" w:color="BFC5CE" w:sz="4"/>
+              <w:left w:val="single" w:color="BFC5CE" w:sz="4"/>
+              <w:bottom w:val="single" w:color="BFC5CE" w:sz="4"/>
+              <w:right w:val="single" w:color="BFC5CE" w:sz="4"/>
+            </w:tcBorders>
+            <w:tcMar>
+              <w:top w:type="dxa" w:w="60"/>
+              <w:left w:type="dxa" w:w="90"/>
+              <w:bottom w:type="dxa" w:w="60"/>
+              <w:right w:type="dxa" w:w="90"/>
+            </w:tcMar>
+          </w:tcPr>
+          <w:p>
+            <w:r>
+              <w:rPr>
+                <w:rFonts w:ascii="맑은 고딕" w:cs="맑은 고딕" w:eastAsia="맑은 고딕" w:hAnsi="맑은 고딕"/>
+                <w:b w:val="false"/>
+                <w:bCs w:val="false"/>
+                <w:sz w:val="18"/>
+                <w:szCs w:val="18"/>
+              </w:rPr>
+              <w:t>3</w:t>
+            </w:r>
+          </w:p>
+        </w:tc>
+        <w:tc>
+          <w:tcPr>
+            <w:tcW w:type="dxa" w:w="2000"/>
+            <w:tcBorders>
+              <w:top w:val="single" w:color="BFC5CE" w:sz="4"/>
+              <w:left w:val="single" w:color="BFC5CE" w:sz="4"/>
+              <w:bottom w:val="single" w:color="BFC5CE" w:sz="4"/>
+              <w:right w:val="single" w:color="BFC5CE" w:sz="4"/>
+            </w:tcBorders>
+            <w:tcMar>
+              <w:top w:type="dxa" w:w="60"/>
+              <w:left w:type="dxa" w:w="90"/>
+              <w:bottom w:type="dxa" w:w="60"/>
+              <w:right w:type="dxa" w:w="90"/>
+            </w:tcMar>
+          </w:tcPr>
+          <w:p>
+            <w:r>
+              <w:rPr>
+                <w:rFonts w:ascii="맑은 고딕" w:cs="맑은 고딕" w:eastAsia="맑은 고딕" w:hAnsi="맑은 고딕"/>
+                <w:b w:val="false"/>
+                <w:bCs w:val="false"/>
+                <w:sz w:val="18"/>
+                <w:szCs w:val="18"/>
+              </w:rPr>
+              <w:t>거래처 A + 품목 QA동명부품 [20mm]</w:t>
+            </w:r>
+          </w:p>
+        </w:tc>
+        <w:tc>
+          <w:tcPr>
+            <w:tcW w:type="dxa" w:w="2600"/>
+            <w:tcBorders>
+              <w:top w:val="single" w:color="BFC5CE" w:sz="4"/>
+              <w:left w:val="single" w:color="BFC5CE" w:sz="4"/>
+              <w:bottom w:val="single" w:color="BFC5CE" w:sz="4"/>
+              <w:right w:val="single" w:color="BFC5CE" w:sz="4"/>
+            </w:tcBorders>
+            <w:tcMar>
+              <w:top w:type="dxa" w:w="60"/>
+              <w:left w:type="dxa" w:w="90"/>
+              <w:bottom w:type="dxa" w:w="60"/>
+              <w:right w:type="dxa" w:w="90"/>
+            </w:tcMar>
+          </w:tcPr>
+          <w:p>
+            <w:r>
+              <w:rPr>
+                <w:rFonts w:ascii="맑은 고딕" w:cs="맑은 고딕" w:eastAsia="맑은 고딕" w:hAnsi="맑은 고딕"/>
+                <w:b w:val="false"/>
+                <w:bCs w:val="false"/>
+                <w:sz w:val="18"/>
+                <w:szCs w:val="18"/>
+              </w:rPr>
+              <w:t>0건 — 20mm 는 주문이 없다</w:t>
+            </w:r>
+          </w:p>
+        </w:tc>
+        <w:tc>
+          <w:tcPr>
+            <w:tcW w:type="dxa" w:w="1700"/>
+            <w:tcBorders>
+              <w:top w:val="single" w:color="BFC5CE" w:sz="4"/>
+              <w:left w:val="single" w:color="BFC5CE" w:sz="4"/>
+              <w:bottom w:val="single" w:color="BFC5CE" w:sz="4"/>
+              <w:right w:val="single" w:color="BFC5CE" w:sz="4"/>
+            </w:tcBorders>
+            <w:tcMar>
+              <w:top w:type="dxa" w:w="60"/>
+              <w:left w:type="dxa" w:w="90"/>
+              <w:bottom w:type="dxa" w:w="60"/>
+              <w:right w:type="dxa" w:w="90"/>
+            </w:tcMar>
+          </w:tcPr>
+          <w:p>
+            <w:r>
+              <w:rPr>
+                <w:rFonts w:ascii="맑은 고딕" w:cs="맑은 고딕" w:eastAsia="맑은 고딕" w:hAnsi="맑은 고딕"/>
+                <w:b w:val="false"/>
+                <w:bCs w:val="false"/>
+                <w:sz w:val="18"/>
+                <w:szCs w:val="18"/>
+              </w:rPr>
+              <w:t>1건 (10mm 주문이 섞임)</w:t>
+            </w:r>
+          </w:p>
+        </w:tc>
+      </w:tr>
+      <w:tr>
+        <w:tc>
+          <w:tcPr>
+            <w:tcW w:type="dxa" w:w="2600"/>
+            <w:tcBorders>
+              <w:top w:val="single" w:color="BFC5CE" w:sz="4"/>
+              <w:left w:val="single" w:color="BFC5CE" w:sz="4"/>
+              <w:bottom w:val="single" w:color="BFC5CE" w:sz="4"/>
+              <w:right w:val="single" w:color="BFC5CE" w:sz="4"/>
+            </w:tcBorders>
+            <w:tcMar>
+              <w:top w:type="dxa" w:w="60"/>
+              <w:left w:type="dxa" w:w="90"/>
+              <w:bottom w:type="dxa" w:w="60"/>
+              <w:right w:type="dxa" w:w="90"/>
+            </w:tcMar>
+          </w:tcPr>
+          <w:p>
+            <w:r>
+              <w:rPr>
+                <w:rFonts w:ascii="맑은 고딕" w:cs="맑은 고딕" w:eastAsia="맑은 고딕" w:hAnsi="맑은 고딕"/>
+                <w:b w:val="false"/>
+                <w:bCs w:val="false"/>
+                <w:sz w:val="18"/>
+                <w:szCs w:val="18"/>
+              </w:rPr>
+              <w:t>4</w:t>
+            </w:r>
+          </w:p>
+        </w:tc>
+        <w:tc>
+          <w:tcPr>
+            <w:tcW w:type="dxa" w:w="2000"/>
+            <w:tcBorders>
+              <w:top w:val="single" w:color="BFC5CE" w:sz="4"/>
+              <w:left w:val="single" w:color="BFC5CE" w:sz="4"/>
+              <w:bottom w:val="single" w:color="BFC5CE" w:sz="4"/>
+              <w:right w:val="single" w:color="BFC5CE" w:sz="4"/>
+            </w:tcBorders>
+            <w:tcMar>
+              <w:top w:type="dxa" w:w="60"/>
+              <w:left w:type="dxa" w:w="90"/>
+              <w:bottom w:type="dxa" w:w="60"/>
+              <w:right w:type="dxa" w:w="90"/>
+            </w:tcMar>
+          </w:tcPr>
+          <w:p>
+            <w:r>
+              <w:rPr>
+                <w:rFonts w:ascii="맑은 고딕" w:cs="맑은 고딕" w:eastAsia="맑은 고딕" w:hAnsi="맑은 고딕"/>
+                <w:b w:val="false"/>
+                <w:bCs w:val="false"/>
+                <w:sz w:val="18"/>
+                <w:szCs w:val="18"/>
+              </w:rPr>
+              <w:t>미출하현황 거래처 (주)대신전자</w:t>
+            </w:r>
+          </w:p>
+        </w:tc>
+        <w:tc>
+          <w:tcPr>
+            <w:tcW w:type="dxa" w:w="2600"/>
+            <w:tcBorders>
+              <w:top w:val="single" w:color="BFC5CE" w:sz="4"/>
+              <w:left w:val="single" w:color="BFC5CE" w:sz="4"/>
+              <w:bottom w:val="single" w:color="BFC5CE" w:sz="4"/>
+              <w:right w:val="single" w:color="BFC5CE" w:sz="4"/>
+            </w:tcBorders>
+            <w:tcMar>
+              <w:top w:type="dxa" w:w="60"/>
+              <w:left w:type="dxa" w:w="90"/>
+              <w:bottom w:type="dxa" w:w="60"/>
+              <w:right w:type="dxa" w:w="90"/>
+            </w:tcMar>
+          </w:tcPr>
+          <w:p>
+            <w:r>
+              <w:rPr>
+                <w:rFonts w:ascii="맑은 고딕" w:cs="맑은 고딕" w:eastAsia="맑은 고딕" w:hAnsi="맑은 고딕"/>
+                <w:b w:val="false"/>
+                <w:bCs w:val="false"/>
+                <w:sz w:val="18"/>
+                <w:szCs w:val="18"/>
+              </w:rPr>
+              <w:t>1,158 → 3건, API 로 센 값과 같음</w:t>
+            </w:r>
+          </w:p>
+        </w:tc>
+        <w:tc>
+          <w:tcPr>
+            <w:tcW w:type="dxa" w:w="1700"/>
+            <w:tcBorders>
+              <w:top w:val="single" w:color="BFC5CE" w:sz="4"/>
+              <w:left w:val="single" w:color="BFC5CE" w:sz="4"/>
+              <w:bottom w:val="single" w:color="BFC5CE" w:sz="4"/>
+              <w:right w:val="single" w:color="BFC5CE" w:sz="4"/>
+            </w:tcBorders>
+            <w:tcMar>
+              <w:top w:type="dxa" w:w="60"/>
+              <w:left w:type="dxa" w:w="90"/>
+              <w:bottom w:type="dxa" w:w="60"/>
+              <w:right w:type="dxa" w:w="90"/>
+            </w:tcMar>
+          </w:tcPr>
+          <w:p>
+            <w:r>
+              <w:rPr>
+                <w:rFonts w:ascii="맑은 고딕" w:cs="맑은 고딕" w:eastAsia="맑은 고딕" w:hAnsi="맑은 고딕"/>
+                <w:b w:val="false"/>
+                <w:bCs w:val="false"/>
+                <w:sz w:val="18"/>
+                <w:szCs w:val="18"/>
+              </w:rPr>
+              <w:t>같음 (겹치는 이름 없음)</w:t>
+            </w:r>
+          </w:p>
+        </w:tc>
+      </w:tr>
+      <w:tr>
+        <w:tc>
+          <w:tcPr>
+            <w:tcW w:type="dxa" w:w="2600"/>
+            <w:tcBorders>
+              <w:top w:val="single" w:color="BFC5CE" w:sz="4"/>
+              <w:left w:val="single" w:color="BFC5CE" w:sz="4"/>
+              <w:bottom w:val="single" w:color="BFC5CE" w:sz="4"/>
+              <w:right w:val="single" w:color="BFC5CE" w:sz="4"/>
+            </w:tcBorders>
+            <w:tcMar>
+              <w:top w:type="dxa" w:w="60"/>
+              <w:left w:type="dxa" w:w="90"/>
+              <w:bottom w:type="dxa" w:w="60"/>
+              <w:right w:type="dxa" w:w="90"/>
+            </w:tcMar>
+          </w:tcPr>
+          <w:p>
+            <w:r>
+              <w:rPr>
+                <w:rFonts w:ascii="맑은 고딕" w:cs="맑은 고딕" w:eastAsia="맑은 고딕" w:hAnsi="맑은 고딕"/>
+                <w:b w:val="false"/>
+                <w:bCs w:val="false"/>
+                <w:sz w:val="18"/>
+                <w:szCs w:val="18"/>
+              </w:rPr>
+              <w:t>5</w:t>
+            </w:r>
+          </w:p>
+        </w:tc>
+        <w:tc>
+          <w:tcPr>
+            <w:tcW w:type="dxa" w:w="2000"/>
+            <w:tcBorders>
+              <w:top w:val="single" w:color="BFC5CE" w:sz="4"/>
+              <w:left w:val="single" w:color="BFC5CE" w:sz="4"/>
+              <w:bottom w:val="single" w:color="BFC5CE" w:sz="4"/>
+              <w:right w:val="single" w:color="BFC5CE" w:sz="4"/>
+            </w:tcBorders>
+            <w:tcMar>
+              <w:top w:type="dxa" w:w="60"/>
+              <w:left w:type="dxa" w:w="90"/>
+              <w:bottom w:type="dxa" w:w="60"/>
+              <w:right w:type="dxa" w:w="90"/>
+            </w:tcMar>
+          </w:tcPr>
+          <w:p>
+            <w:r>
+              <w:rPr>
+                <w:rFonts w:ascii="맑은 고딕" w:cs="맑은 고딕" w:eastAsia="맑은 고딕" w:hAnsi="맑은 고딕"/>
+                <w:b w:val="false"/>
+                <w:bCs w:val="false"/>
+                <w:sz w:val="18"/>
+                <w:szCs w:val="18"/>
+              </w:rPr>
+              <w:t>출하조회(오늘) 창고 QA창고</w:t>
+            </w:r>
+          </w:p>
+        </w:tc>
+        <w:tc>
+          <w:tcPr>
+            <w:tcW w:type="dxa" w:w="2600"/>
+            <w:tcBorders>
+              <w:top w:val="single" w:color="BFC5CE" w:sz="4"/>
+              <w:left w:val="single" w:color="BFC5CE" w:sz="4"/>
+              <w:bottom w:val="single" w:color="BFC5CE" w:sz="4"/>
+              <w:right w:val="single" w:color="BFC5CE" w:sz="4"/>
+            </w:tcBorders>
+            <w:tcMar>
+              <w:top w:type="dxa" w:w="60"/>
+              <w:left w:type="dxa" w:w="90"/>
+              <w:bottom w:type="dxa" w:w="60"/>
+              <w:right w:type="dxa" w:w="90"/>
+            </w:tcMar>
+          </w:tcPr>
+          <w:p>
+            <w:r>
+              <w:rPr>
+                <w:rFonts w:ascii="맑은 고딕" w:cs="맑은 고딕" w:eastAsia="맑은 고딕" w:hAnsi="맑은 고딕"/>
+                <w:b w:val="false"/>
+                <w:bCs w:val="false"/>
+                <w:sz w:val="18"/>
+                <w:szCs w:val="18"/>
+              </w:rPr>
+              <w:t>6 → 4건, 전부 QA창고</w:t>
+            </w:r>
+          </w:p>
+        </w:tc>
+        <w:tc>
+          <w:tcPr>
+            <w:tcW w:type="dxa" w:w="1700"/>
+            <w:tcBorders>
+              <w:top w:val="single" w:color="BFC5CE" w:sz="4"/>
+              <w:left w:val="single" w:color="BFC5CE" w:sz="4"/>
+              <w:bottom w:val="single" w:color="BFC5CE" w:sz="4"/>
+              <w:right w:val="single" w:color="BFC5CE" w:sz="4"/>
+            </w:tcBorders>
+            <w:tcMar>
+              <w:top w:type="dxa" w:w="60"/>
+              <w:left w:type="dxa" w:w="90"/>
+              <w:bottom w:type="dxa" w:w="60"/>
+              <w:right w:type="dxa" w:w="90"/>
+            </w:tcMar>
+          </w:tcPr>
+          <w:p>
+            <w:r>
+              <w:rPr>
+                <w:rFonts w:ascii="맑은 고딕" w:cs="맑은 고딕" w:eastAsia="맑은 고딕" w:hAnsi="맑은 고딕"/>
+                <w:b w:val="false"/>
+                <w:bCs w:val="false"/>
+                <w:sz w:val="18"/>
+                <w:szCs w:val="18"/>
+              </w:rPr>
+              <w:t>같음</w:t>
+            </w:r>
+          </w:p>
+        </w:tc>
+      </w:tr>
+    </w:tbl>
+    <w:p>
+      <w:pPr>
+        <w:jc w:val="center"/>
+      </w:pPr>
+      <w:r>
+        <w:drawing>
+          <wp:inline xmlns:a="http://schemas.openxmlformats.org/drawingml/2006/main" xmlns:pic="http://schemas.openxmlformats.org/drawingml/2006/picture">
+            <wp:extent cx="5760000" cy="1355294"/>
+            <wp:docPr id="12" name="Picture 12"/>
+            <wp:cNvGraphicFramePr>
+              <a:graphicFrameLocks noChangeAspect="1"/>
+            </wp:cNvGraphicFramePr>
+            <a:graphic>
+              <a:graphicData uri="http://schemas.openxmlformats.org/drawingml/2006/picture">
+                <pic:pic>
+                  <pic:nvPicPr>
+                    <pic:cNvPr id="0" name="r5-partnerA-crop.png"/>
+                    <pic:cNvPicPr/>
+                  </pic:nvPicPr>
+                  <pic:blipFill>
+                    <a:blip r:embed="rId20"/>
+                    <a:stretch>
+                      <a:fillRect/>
+                    </a:stretch>
+                  </pic:blipFill>
+                  <pic:spPr>
+                    <a:xfrm>
+                      <a:off x="0" y="0"/>
+                      <a:ext cx="5760000" cy="1355294"/>
+                    </a:xfrm>
+                    <a:prstGeom prst="rect"/>
+                  </pic:spPr>
+                </pic:pic>
+              </a:graphicData>
+            </a:graphic>
+          </wp:inline>
+        </w:drawing>
+      </w:r>
+    </w:p>
+    <w:p>
+      <w:pPr>
+        <w:spacing w:after="200"/>
+        <w:jc w:val="center"/>
+      </w:pPr>
+      <w:r>
+        <w:rPr>
+          <w:rFonts w:ascii="맑은 고딕" w:cs="맑은 고딕" w:eastAsia="맑은 고딕" w:hAnsi="맑은 고딕"/>
+          <w:i/>
+          <w:iCs/>
+          <w:color w:val="666666"/>
+          <w:sz w:val="18"/>
+          <w:szCs w:val="18"/>
+        </w:rPr>
+        <w:t>그림 12. 거래처 A 만 고르면 A 의 주문 1건 — 칸에 코드가 붙어 어느 QA동명상사인지 보이고, 품목명 뒤에 규격(10mm)이 찍힌다</w:t>
+      </w:r>
+    </w:p>
+    <w:p>
+      <w:pPr>
+        <w:jc w:val="center"/>
+      </w:pPr>
+      <w:r>
+        <w:drawing>
+          <wp:inline xmlns:a="http://schemas.openxmlformats.org/drawingml/2006/main" xmlns:pic="http://schemas.openxmlformats.org/drawingml/2006/picture">
+            <wp:extent cx="5760000" cy="1355294"/>
+            <wp:docPr id="13" name="Picture 13"/>
+            <wp:cNvGraphicFramePr>
+              <a:graphicFrameLocks noChangeAspect="1"/>
+            </wp:cNvGraphicFramePr>
+            <a:graphic>
+              <a:graphicData uri="http://schemas.openxmlformats.org/drawingml/2006/picture">
+                <pic:pic>
+                  <pic:nvPicPr>
+                    <pic:cNvPr id="0" name="r5-partnerA-item20-crop.png"/>
+                    <pic:cNvPicPr/>
+                  </pic:nvPicPr>
+                  <pic:blipFill>
+                    <a:blip r:embed="rId21"/>
+                    <a:stretch>
+                      <a:fillRect/>
+                    </a:stretch>
+                  </pic:blipFill>
+                  <pic:spPr>
+                    <a:xfrm>
+                      <a:off x="0" y="0"/>
+                      <a:ext cx="5760000" cy="1355294"/>
+                    </a:xfrm>
+                    <a:prstGeom prst="rect"/>
+                  </pic:spPr>
+                </pic:pic>
+              </a:graphicData>
+            </a:graphic>
+          </wp:inline>
+        </w:drawing>
+      </w:r>
+    </w:p>
+    <w:p>
+      <w:pPr>
+        <w:spacing w:after="200"/>
+        <w:jc w:val="center"/>
+      </w:pPr>
+      <w:r>
+        <w:rPr>
+          <w:rFonts w:ascii="맑은 고딕" w:cs="맑은 고딕" w:eastAsia="맑은 고딕" w:hAnsi="맑은 고딕"/>
+          <w:i/>
+          <w:iCs/>
+          <w:color w:val="666666"/>
+          <w:sz w:val="18"/>
+          <w:szCs w:val="18"/>
+        </w:rPr>
+        <w:t>그림 13. 같은 이름의 20mm 품목을 고르면 0건 — 이름으로 걸렀다면 10mm 주문이 같이 나왔다</w:t>
+      </w:r>
+    </w:p>
+    <w:p>
+      <w:pPr>
+        <w:spacing w:after="120"/>
+      </w:pPr>
+      <w:r>
+        <w:rPr>
+          <w:rFonts w:ascii="맑은 고딕" w:cs="맑은 고딕" w:eastAsia="맑은 고딕" w:hAnsi="맑은 고딕"/>
+          <w:sz w:val="21"/>
+          <w:szCs w:val="21"/>
+        </w:rPr>
+        <w:t>검증: typecheck · build · test:unit 177 · ui-check 108(코드도움 값 검사 1-o·1-p 를 새 규칙으로 바꿈) · dto-check · 백엔드 재컴파일·기동. 응답 9종(출하·미출하·미판매·작업지시·작업내역·생산입고·창고이동·주문서·회계미반영)이 id 를 싣는 것을 API 로 확인했습니다.</w:t>
+      </w:r>
+    </w:p>
+    <w:p>
+      <w:pPr>
+        <w:pStyle w:val="Heading2"/>
+        <w:spacing w:after="120" w:before="240"/>
+      </w:pPr>
+      <w:r>
+        <w:rPr>
+          <w:rFonts w:ascii="맑은 고딕" w:cs="맑은 고딕" w:eastAsia="맑은 고딕" w:hAnsi="맑은 고딕"/>
+        </w:rPr>
+        <w:t>5-4. 새로 만든 도구</w:t>
+      </w:r>
+    </w:p>
+    <w:p>
+      <w:pPr>
+        <w:spacing w:after="120"/>
+      </w:pPr>
+      <w:r>
+        <w:rPr>
+          <w:rFonts w:ascii="맑은 고딕" w:cs="맑은 고딕" w:eastAsia="맑은 고딕" w:hAnsi="맑은 고딕"/>
+          <w:sz w:val="21"/>
+          <w:szCs w:val="21"/>
+        </w:rPr>
+        <w:t>qa/shot.mjs — 헤드리스 Chrome 으로 로그인한 화면을 찍어 이 문서의 그림을 만듭니다. 시나리오 파일에 "pick:거래처:QA-SAME-A" 처럼 조건 고르기를 적으면 그대로 따라 합니다. 브라우저 확장으로 찍는 캡처가 창 상태에 따라 멈춰서 따로 만들었습니다.</w:t>
+      </w:r>
+    </w:p>
+    <w:p>
+      <w:pPr>
+        <w:pStyle w:val="Heading2"/>
+        <w:spacing w:after="120" w:before="240"/>
+      </w:pPr>
+      <w:r>
+        <w:rPr>
+          <w:rFonts w:ascii="맑은 고딕" w:cs="맑은 고딕" w:eastAsia="맑은 고딕" w:hAnsi="맑은 고딕"/>
+        </w:rPr>
+        <w:t>5-5. 다음 할 일</w:t>
+      </w:r>
+    </w:p>
+    <w:p>
+      <w:pPr>
+        <w:pStyle w:val="ListParagraph"/>
+        <w:numPr>
+          <w:ilvl w:val="0"/>
+          <w:numId w:val="2"/>
+        </w:numPr>
+        <w:spacing w:after="60"/>
+      </w:pPr>
+      <w:r>
+        <w:rPr>
+          <w:rFonts w:ascii="맑은 고딕" w:cs="맑은 고딕" w:eastAsia="맑은 고딕" w:hAnsi="맑은 고딕"/>
+          <w:sz w:val="21"/>
+          <w:szCs w:val="21"/>
+        </w:rPr>
+        <w:t>#19·#20·#12 원본 대조 (4회차에서 넘어옴)</w:t>
+      </w:r>
+    </w:p>
+    <w:p>
+      <w:pPr>
+        <w:pStyle w:val="ListParagraph"/>
+        <w:numPr>
+          <w:ilvl w:val="0"/>
+          <w:numId w:val="2"/>
+        </w:numPr>
+        <w:spacing w:after="60"/>
+      </w:pPr>
+      <w:r>
+        <w:rPr>
+          <w:rFonts w:ascii="맑은 고딕" w:cs="맑은 고딕" w:eastAsia="맑은 고딕" w:hAnsi="맑은 고딕"/>
+          <w:sz w:val="21"/>
+          <w:szCs w:val="21"/>
+        </w:rPr>
+        <w:t>수금·지급까지 이어서 거래처 채권·채무가 맞는지(판매 → 수금 → 미수잔액)</w:t>
+      </w:r>
+    </w:p>
+    <w:p>
+      <w:pPr>
+        <w:pStyle w:val="ListParagraph"/>
+        <w:numPr>
+          <w:ilvl w:val="0"/>
+          <w:numId w:val="2"/>
+        </w:numPr>
+        <w:spacing w:after="60"/>
+      </w:pPr>
+      <w:r>
+        <w:rPr>
+          <w:rFonts w:ascii="맑은 고딕" w:cs="맑은 고딕" w:eastAsia="맑은 고딕" w:hAnsi="맑은 고딕"/>
+          <w:sz w:val="21"/>
+          <w:szCs w:val="21"/>
+        </w:rPr>
+        <w:t>"품목명(규격)" 열이 규격을 안 찍는 곳을 정적 검사로 잡기 — 이번에 손으로 훑어 두 곳을 찾았다</w:t>
       </w:r>
     </w:p>
     <w:sectPr>

--- a/docs/ERP_사용설명서_QA기록.docx
+++ b/docs/ERP_사용설명서_QA기록.docx
@@ -13042,6 +13042,1384 @@
           <w:szCs w:val="21"/>
         </w:rPr>
         <w:t>"품목명(규격)" 열이 규격을 안 찍는 곳을 정적 검사로 잡기 — 이번에 손으로 훑어 두 곳을 찾았다</w:t>
+      </w:r>
+    </w:p>
+    <w:p>
+      <w:pPr>
+        <w:pStyle w:val="Heading1"/>
+        <w:spacing w:after="120" w:before="240"/>
+      </w:pPr>
+      <w:r>
+        <w:rPr>
+          <w:rFonts w:ascii="맑은 고딕" w:cs="맑은 고딕" w:eastAsia="맑은 고딕" w:hAnsi="맑은 고딕"/>
+        </w:rPr>
+        <w:t>6회차 — 판매 → 수금 → 채권잔액이 화면마다 맞는가</w:t>
+      </w:r>
+    </w:p>
+    <w:p>
+      <w:pPr>
+        <w:pStyle w:val="Heading2"/>
+        <w:spacing w:after="120" w:before="240"/>
+      </w:pPr>
+      <w:r>
+        <w:rPr>
+          <w:rFonts w:ascii="맑은 고딕" w:cs="맑은 고딕" w:eastAsia="맑은 고딕" w:hAnsi="맑은 고딕"/>
+        </w:rPr>
+        <w:t>6-1. 넣은 전표</w:t>
+      </w:r>
+    </w:p>
+    <w:p>
+      <w:pPr>
+        <w:spacing w:after="120"/>
+      </w:pPr>
+      <w:r>
+        <w:rPr>
+          <w:rFonts w:ascii="맑은 고딕" w:cs="맑은 고딕" w:eastAsia="맑은 고딕" w:hAnsi="맑은 고딕"/>
+          <w:sz w:val="21"/>
+          <w:szCs w:val="21"/>
+        </w:rPr>
+        <w:t>새 거래처 QA채권시험(QA-AR6-107982)에 판매 1건을 넣고 수금을 두 번(부분 → 초과) 넣으며, 거래처별 잔액(서버)과 세 화면이 같은 숫자를 내는지 봤습니다.</w:t>
+      </w:r>
+    </w:p>
+    <w:tbl>
+      <w:tblPr>
+        <w:tblW w:type="dxa" w:w="8900"/>
+        <w:tblBorders>
+          <w:top w:val="single" w:color="auto" w:sz="4"/>
+          <w:left w:val="single" w:color="auto" w:sz="4"/>
+          <w:bottom w:val="single" w:color="auto" w:sz="4"/>
+          <w:right w:val="single" w:color="auto" w:sz="4"/>
+          <w:insideH w:val="single" w:color="auto" w:sz="4"/>
+          <w:insideV w:val="single" w:color="auto" w:sz="4"/>
+        </w:tblBorders>
+      </w:tblPr>
+      <w:tblGrid>
+        <w:gridCol w:w="2600"/>
+        <w:gridCol w:w="2000"/>
+        <w:gridCol w:w="2600"/>
+        <w:gridCol w:w="1700"/>
+      </w:tblGrid>
+      <w:tr>
+        <w:trPr>
+          <w:tblHeader/>
+        </w:trPr>
+        <w:tc>
+          <w:tcPr>
+            <w:tcW w:type="dxa" w:w="2600"/>
+            <w:tcBorders>
+              <w:top w:val="single" w:color="BFC5CE" w:sz="4"/>
+              <w:left w:val="single" w:color="BFC5CE" w:sz="4"/>
+              <w:bottom w:val="single" w:color="BFC5CE" w:sz="4"/>
+              <w:right w:val="single" w:color="BFC5CE" w:sz="4"/>
+            </w:tcBorders>
+            <w:shd w:fill="E8EEF9" w:val="clear"/>
+            <w:tcMar>
+              <w:top w:type="dxa" w:w="60"/>
+              <w:left w:type="dxa" w:w="90"/>
+              <w:bottom w:type="dxa" w:w="60"/>
+              <w:right w:type="dxa" w:w="90"/>
+            </w:tcMar>
+          </w:tcPr>
+          <w:p>
+            <w:r>
+              <w:rPr>
+                <w:rFonts w:ascii="맑은 고딕" w:cs="맑은 고딕" w:eastAsia="맑은 고딕" w:hAnsi="맑은 고딕"/>
+                <w:b/>
+                <w:bCs/>
+                <w:sz w:val="18"/>
+                <w:szCs w:val="18"/>
+              </w:rPr>
+              <w:t>#</w:t>
+            </w:r>
+          </w:p>
+        </w:tc>
+        <w:tc>
+          <w:tcPr>
+            <w:tcW w:type="dxa" w:w="2000"/>
+            <w:tcBorders>
+              <w:top w:val="single" w:color="BFC5CE" w:sz="4"/>
+              <w:left w:val="single" w:color="BFC5CE" w:sz="4"/>
+              <w:bottom w:val="single" w:color="BFC5CE" w:sz="4"/>
+              <w:right w:val="single" w:color="BFC5CE" w:sz="4"/>
+            </w:tcBorders>
+            <w:shd w:fill="E8EEF9" w:val="clear"/>
+            <w:tcMar>
+              <w:top w:type="dxa" w:w="60"/>
+              <w:left w:type="dxa" w:w="90"/>
+              <w:bottom w:type="dxa" w:w="60"/>
+              <w:right w:type="dxa" w:w="90"/>
+            </w:tcMar>
+          </w:tcPr>
+          <w:p>
+            <w:r>
+              <w:rPr>
+                <w:rFonts w:ascii="맑은 고딕" w:cs="맑은 고딕" w:eastAsia="맑은 고딕" w:hAnsi="맑은 고딕"/>
+                <w:b/>
+                <w:bCs/>
+                <w:sz w:val="18"/>
+                <w:szCs w:val="18"/>
+              </w:rPr>
+              <w:t>전표</w:t>
+            </w:r>
+          </w:p>
+        </w:tc>
+        <w:tc>
+          <w:tcPr>
+            <w:tcW w:type="dxa" w:w="2600"/>
+            <w:tcBorders>
+              <w:top w:val="single" w:color="BFC5CE" w:sz="4"/>
+              <w:left w:val="single" w:color="BFC5CE" w:sz="4"/>
+              <w:bottom w:val="single" w:color="BFC5CE" w:sz="4"/>
+              <w:right w:val="single" w:color="BFC5CE" w:sz="4"/>
+            </w:tcBorders>
+            <w:shd w:fill="E8EEF9" w:val="clear"/>
+            <w:tcMar>
+              <w:top w:type="dxa" w:w="60"/>
+              <w:left w:type="dxa" w:w="90"/>
+              <w:bottom w:type="dxa" w:w="60"/>
+              <w:right w:type="dxa" w:w="90"/>
+            </w:tcMar>
+          </w:tcPr>
+          <w:p>
+            <w:r>
+              <w:rPr>
+                <w:rFonts w:ascii="맑은 고딕" w:cs="맑은 고딕" w:eastAsia="맑은 고딕" w:hAnsi="맑은 고딕"/>
+                <w:b/>
+                <w:bCs/>
+                <w:sz w:val="18"/>
+                <w:szCs w:val="18"/>
+              </w:rPr>
+              <w:t>금액</w:t>
+            </w:r>
+          </w:p>
+        </w:tc>
+        <w:tc>
+          <w:tcPr>
+            <w:tcW w:type="dxa" w:w="1700"/>
+            <w:tcBorders>
+              <w:top w:val="single" w:color="BFC5CE" w:sz="4"/>
+              <w:left w:val="single" w:color="BFC5CE" w:sz="4"/>
+              <w:bottom w:val="single" w:color="BFC5CE" w:sz="4"/>
+              <w:right w:val="single" w:color="BFC5CE" w:sz="4"/>
+            </w:tcBorders>
+            <w:shd w:fill="E8EEF9" w:val="clear"/>
+            <w:tcMar>
+              <w:top w:type="dxa" w:w="60"/>
+              <w:left w:type="dxa" w:w="90"/>
+              <w:bottom w:type="dxa" w:w="60"/>
+              <w:right w:type="dxa" w:w="90"/>
+            </w:tcMar>
+          </w:tcPr>
+          <w:p>
+            <w:r>
+              <w:rPr>
+                <w:rFonts w:ascii="맑은 고딕" w:cs="맑은 고딕" w:eastAsia="맑은 고딕" w:hAnsi="맑은 고딕"/>
+                <w:b/>
+                <w:bCs/>
+                <w:sz w:val="18"/>
+                <w:szCs w:val="18"/>
+              </w:rPr>
+              <w:t>채권 잔액(서버)</w:t>
+            </w:r>
+          </w:p>
+        </w:tc>
+      </w:tr>
+      <w:tr>
+        <w:tc>
+          <w:tcPr>
+            <w:tcW w:type="dxa" w:w="2600"/>
+            <w:tcBorders>
+              <w:top w:val="single" w:color="BFC5CE" w:sz="4"/>
+              <w:left w:val="single" w:color="BFC5CE" w:sz="4"/>
+              <w:bottom w:val="single" w:color="BFC5CE" w:sz="4"/>
+              <w:right w:val="single" w:color="BFC5CE" w:sz="4"/>
+            </w:tcBorders>
+            <w:tcMar>
+              <w:top w:type="dxa" w:w="60"/>
+              <w:left w:type="dxa" w:w="90"/>
+              <w:bottom w:type="dxa" w:w="60"/>
+              <w:right w:type="dxa" w:w="90"/>
+            </w:tcMar>
+          </w:tcPr>
+          <w:p>
+            <w:r>
+              <w:rPr>
+                <w:rFonts w:ascii="맑은 고딕" w:cs="맑은 고딕" w:eastAsia="맑은 고딕" w:hAnsi="맑은 고딕"/>
+                <w:b w:val="false"/>
+                <w:bCs w:val="false"/>
+                <w:sz w:val="18"/>
+                <w:szCs w:val="18"/>
+              </w:rPr>
+              <w:t>1</w:t>
+            </w:r>
+          </w:p>
+        </w:tc>
+        <w:tc>
+          <w:tcPr>
+            <w:tcW w:type="dxa" w:w="2000"/>
+            <w:tcBorders>
+              <w:top w:val="single" w:color="BFC5CE" w:sz="4"/>
+              <w:left w:val="single" w:color="BFC5CE" w:sz="4"/>
+              <w:bottom w:val="single" w:color="BFC5CE" w:sz="4"/>
+              <w:right w:val="single" w:color="BFC5CE" w:sz="4"/>
+            </w:tcBorders>
+            <w:tcMar>
+              <w:top w:type="dxa" w:w="60"/>
+              <w:left w:type="dxa" w:w="90"/>
+              <w:bottom w:type="dxa" w:w="60"/>
+              <w:right w:type="dxa" w:w="90"/>
+            </w:tcMar>
+          </w:tcPr>
+          <w:p>
+            <w:r>
+              <w:rPr>
+                <w:rFonts w:ascii="맑은 고딕" w:cs="맑은 고딕" w:eastAsia="맑은 고딕" w:hAnsi="맑은 고딕"/>
+                <w:b w:val="false"/>
+                <w:bCs w:val="false"/>
+                <w:sz w:val="18"/>
+                <w:szCs w:val="18"/>
+              </w:rPr>
+              <w:t>판매 SO-20261001-0005 — QA원자재 2 × 50,000, 과세</w:t>
+            </w:r>
+          </w:p>
+        </w:tc>
+        <w:tc>
+          <w:tcPr>
+            <w:tcW w:type="dxa" w:w="2600"/>
+            <w:tcBorders>
+              <w:top w:val="single" w:color="BFC5CE" w:sz="4"/>
+              <w:left w:val="single" w:color="BFC5CE" w:sz="4"/>
+              <w:bottom w:val="single" w:color="BFC5CE" w:sz="4"/>
+              <w:right w:val="single" w:color="BFC5CE" w:sz="4"/>
+            </w:tcBorders>
+            <w:tcMar>
+              <w:top w:type="dxa" w:w="60"/>
+              <w:left w:type="dxa" w:w="90"/>
+              <w:bottom w:type="dxa" w:w="60"/>
+              <w:right w:type="dxa" w:w="90"/>
+            </w:tcMar>
+          </w:tcPr>
+          <w:p>
+            <w:r>
+              <w:rPr>
+                <w:rFonts w:ascii="맑은 고딕" w:cs="맑은 고딕" w:eastAsia="맑은 고딕" w:hAnsi="맑은 고딕"/>
+                <w:b w:val="false"/>
+                <w:bCs w:val="false"/>
+                <w:sz w:val="18"/>
+                <w:szCs w:val="18"/>
+              </w:rPr>
+              <w:t>공급 100,000 + 부가세 10,000 = 110,000</w:t>
+            </w:r>
+          </w:p>
+        </w:tc>
+        <w:tc>
+          <w:tcPr>
+            <w:tcW w:type="dxa" w:w="1700"/>
+            <w:tcBorders>
+              <w:top w:val="single" w:color="BFC5CE" w:sz="4"/>
+              <w:left w:val="single" w:color="BFC5CE" w:sz="4"/>
+              <w:bottom w:val="single" w:color="BFC5CE" w:sz="4"/>
+              <w:right w:val="single" w:color="BFC5CE" w:sz="4"/>
+            </w:tcBorders>
+            <w:tcMar>
+              <w:top w:type="dxa" w:w="60"/>
+              <w:left w:type="dxa" w:w="90"/>
+              <w:bottom w:type="dxa" w:w="60"/>
+              <w:right w:type="dxa" w:w="90"/>
+            </w:tcMar>
+          </w:tcPr>
+          <w:p>
+            <w:r>
+              <w:rPr>
+                <w:rFonts w:ascii="맑은 고딕" w:cs="맑은 고딕" w:eastAsia="맑은 고딕" w:hAnsi="맑은 고딕"/>
+                <w:b w:val="false"/>
+                <w:bCs w:val="false"/>
+                <w:sz w:val="18"/>
+                <w:szCs w:val="18"/>
+              </w:rPr>
+              <w:t>110,000</w:t>
+            </w:r>
+          </w:p>
+        </w:tc>
+      </w:tr>
+      <w:tr>
+        <w:tc>
+          <w:tcPr>
+            <w:tcW w:type="dxa" w:w="2600"/>
+            <w:tcBorders>
+              <w:top w:val="single" w:color="BFC5CE" w:sz="4"/>
+              <w:left w:val="single" w:color="BFC5CE" w:sz="4"/>
+              <w:bottom w:val="single" w:color="BFC5CE" w:sz="4"/>
+              <w:right w:val="single" w:color="BFC5CE" w:sz="4"/>
+            </w:tcBorders>
+            <w:tcMar>
+              <w:top w:type="dxa" w:w="60"/>
+              <w:left w:type="dxa" w:w="90"/>
+              <w:bottom w:type="dxa" w:w="60"/>
+              <w:right w:type="dxa" w:w="90"/>
+            </w:tcMar>
+          </w:tcPr>
+          <w:p>
+            <w:r>
+              <w:rPr>
+                <w:rFonts w:ascii="맑은 고딕" w:cs="맑은 고딕" w:eastAsia="맑은 고딕" w:hAnsi="맑은 고딕"/>
+                <w:b w:val="false"/>
+                <w:bCs w:val="false"/>
+                <w:sz w:val="18"/>
+                <w:szCs w:val="18"/>
+              </w:rPr>
+              <w:t>2</w:t>
+            </w:r>
+          </w:p>
+        </w:tc>
+        <w:tc>
+          <w:tcPr>
+            <w:tcW w:type="dxa" w:w="2000"/>
+            <w:tcBorders>
+              <w:top w:val="single" w:color="BFC5CE" w:sz="4"/>
+              <w:left w:val="single" w:color="BFC5CE" w:sz="4"/>
+              <w:bottom w:val="single" w:color="BFC5CE" w:sz="4"/>
+              <w:right w:val="single" w:color="BFC5CE" w:sz="4"/>
+            </w:tcBorders>
+            <w:tcMar>
+              <w:top w:type="dxa" w:w="60"/>
+              <w:left w:type="dxa" w:w="90"/>
+              <w:bottom w:type="dxa" w:w="60"/>
+              <w:right w:type="dxa" w:w="90"/>
+            </w:tcMar>
+          </w:tcPr>
+          <w:p>
+            <w:r>
+              <w:rPr>
+                <w:rFonts w:ascii="맑은 고딕" w:cs="맑은 고딕" w:eastAsia="맑은 고딕" w:hAnsi="맑은 고딕"/>
+                <w:b w:val="false"/>
+                <w:bCs w:val="false"/>
+                <w:sz w:val="18"/>
+                <w:szCs w:val="18"/>
+              </w:rPr>
+              <w:t>수금 RC-20261001-0003 (계좌이체)</w:t>
+            </w:r>
+          </w:p>
+        </w:tc>
+        <w:tc>
+          <w:tcPr>
+            <w:tcW w:type="dxa" w:w="2600"/>
+            <w:tcBorders>
+              <w:top w:val="single" w:color="BFC5CE" w:sz="4"/>
+              <w:left w:val="single" w:color="BFC5CE" w:sz="4"/>
+              <w:bottom w:val="single" w:color="BFC5CE" w:sz="4"/>
+              <w:right w:val="single" w:color="BFC5CE" w:sz="4"/>
+            </w:tcBorders>
+            <w:tcMar>
+              <w:top w:type="dxa" w:w="60"/>
+              <w:left w:type="dxa" w:w="90"/>
+              <w:bottom w:type="dxa" w:w="60"/>
+              <w:right w:type="dxa" w:w="90"/>
+            </w:tcMar>
+          </w:tcPr>
+          <w:p>
+            <w:r>
+              <w:rPr>
+                <w:rFonts w:ascii="맑은 고딕" w:cs="맑은 고딕" w:eastAsia="맑은 고딕" w:hAnsi="맑은 고딕"/>
+                <w:b w:val="false"/>
+                <w:bCs w:val="false"/>
+                <w:sz w:val="18"/>
+                <w:szCs w:val="18"/>
+              </w:rPr>
+              <w:t>40,000</w:t>
+            </w:r>
+          </w:p>
+        </w:tc>
+        <w:tc>
+          <w:tcPr>
+            <w:tcW w:type="dxa" w:w="1700"/>
+            <w:tcBorders>
+              <w:top w:val="single" w:color="BFC5CE" w:sz="4"/>
+              <w:left w:val="single" w:color="BFC5CE" w:sz="4"/>
+              <w:bottom w:val="single" w:color="BFC5CE" w:sz="4"/>
+              <w:right w:val="single" w:color="BFC5CE" w:sz="4"/>
+            </w:tcBorders>
+            <w:tcMar>
+              <w:top w:type="dxa" w:w="60"/>
+              <w:left w:type="dxa" w:w="90"/>
+              <w:bottom w:type="dxa" w:w="60"/>
+              <w:right w:type="dxa" w:w="90"/>
+            </w:tcMar>
+          </w:tcPr>
+          <w:p>
+            <w:r>
+              <w:rPr>
+                <w:rFonts w:ascii="맑은 고딕" w:cs="맑은 고딕" w:eastAsia="맑은 고딕" w:hAnsi="맑은 고딕"/>
+                <w:b w:val="false"/>
+                <w:bCs w:val="false"/>
+                <w:sz w:val="18"/>
+                <w:szCs w:val="18"/>
+              </w:rPr>
+              <w:t>70,000</w:t>
+            </w:r>
+          </w:p>
+        </w:tc>
+      </w:tr>
+      <w:tr>
+        <w:tc>
+          <w:tcPr>
+            <w:tcW w:type="dxa" w:w="2600"/>
+            <w:tcBorders>
+              <w:top w:val="single" w:color="BFC5CE" w:sz="4"/>
+              <w:left w:val="single" w:color="BFC5CE" w:sz="4"/>
+              <w:bottom w:val="single" w:color="BFC5CE" w:sz="4"/>
+              <w:right w:val="single" w:color="BFC5CE" w:sz="4"/>
+            </w:tcBorders>
+            <w:tcMar>
+              <w:top w:type="dxa" w:w="60"/>
+              <w:left w:type="dxa" w:w="90"/>
+              <w:bottom w:type="dxa" w:w="60"/>
+              <w:right w:type="dxa" w:w="90"/>
+            </w:tcMar>
+          </w:tcPr>
+          <w:p>
+            <w:r>
+              <w:rPr>
+                <w:rFonts w:ascii="맑은 고딕" w:cs="맑은 고딕" w:eastAsia="맑은 고딕" w:hAnsi="맑은 고딕"/>
+                <w:b w:val="false"/>
+                <w:bCs w:val="false"/>
+                <w:sz w:val="18"/>
+                <w:szCs w:val="18"/>
+              </w:rPr>
+              <w:t>3</w:t>
+            </w:r>
+          </w:p>
+        </w:tc>
+        <w:tc>
+          <w:tcPr>
+            <w:tcW w:type="dxa" w:w="2000"/>
+            <w:tcBorders>
+              <w:top w:val="single" w:color="BFC5CE" w:sz="4"/>
+              <w:left w:val="single" w:color="BFC5CE" w:sz="4"/>
+              <w:bottom w:val="single" w:color="BFC5CE" w:sz="4"/>
+              <w:right w:val="single" w:color="BFC5CE" w:sz="4"/>
+            </w:tcBorders>
+            <w:tcMar>
+              <w:top w:type="dxa" w:w="60"/>
+              <w:left w:type="dxa" w:w="90"/>
+              <w:bottom w:type="dxa" w:w="60"/>
+              <w:right w:type="dxa" w:w="90"/>
+            </w:tcMar>
+          </w:tcPr>
+          <w:p>
+            <w:r>
+              <w:rPr>
+                <w:rFonts w:ascii="맑은 고딕" w:cs="맑은 고딕" w:eastAsia="맑은 고딕" w:hAnsi="맑은 고딕"/>
+                <w:b w:val="false"/>
+                <w:bCs w:val="false"/>
+                <w:sz w:val="18"/>
+                <w:szCs w:val="18"/>
+              </w:rPr>
+              <w:t>수금 RC-20261001-0004 (현금, 남은 채권보다 많이)</w:t>
+            </w:r>
+          </w:p>
+        </w:tc>
+        <w:tc>
+          <w:tcPr>
+            <w:tcW w:type="dxa" w:w="2600"/>
+            <w:tcBorders>
+              <w:top w:val="single" w:color="BFC5CE" w:sz="4"/>
+              <w:left w:val="single" w:color="BFC5CE" w:sz="4"/>
+              <w:bottom w:val="single" w:color="BFC5CE" w:sz="4"/>
+              <w:right w:val="single" w:color="BFC5CE" w:sz="4"/>
+            </w:tcBorders>
+            <w:tcMar>
+              <w:top w:type="dxa" w:w="60"/>
+              <w:left w:type="dxa" w:w="90"/>
+              <w:bottom w:type="dxa" w:w="60"/>
+              <w:right w:type="dxa" w:w="90"/>
+            </w:tcMar>
+          </w:tcPr>
+          <w:p>
+            <w:r>
+              <w:rPr>
+                <w:rFonts w:ascii="맑은 고딕" w:cs="맑은 고딕" w:eastAsia="맑은 고딕" w:hAnsi="맑은 고딕"/>
+                <w:b w:val="false"/>
+                <w:bCs w:val="false"/>
+                <w:sz w:val="18"/>
+                <w:szCs w:val="18"/>
+              </w:rPr>
+              <w:t>80,000</w:t>
+            </w:r>
+          </w:p>
+        </w:tc>
+        <w:tc>
+          <w:tcPr>
+            <w:tcW w:type="dxa" w:w="1700"/>
+            <w:tcBorders>
+              <w:top w:val="single" w:color="BFC5CE" w:sz="4"/>
+              <w:left w:val="single" w:color="BFC5CE" w:sz="4"/>
+              <w:bottom w:val="single" w:color="BFC5CE" w:sz="4"/>
+              <w:right w:val="single" w:color="BFC5CE" w:sz="4"/>
+            </w:tcBorders>
+            <w:tcMar>
+              <w:top w:type="dxa" w:w="60"/>
+              <w:left w:type="dxa" w:w="90"/>
+              <w:bottom w:type="dxa" w:w="60"/>
+              <w:right w:type="dxa" w:w="90"/>
+            </w:tcMar>
+          </w:tcPr>
+          <w:p>
+            <w:r>
+              <w:rPr>
+                <w:rFonts w:ascii="맑은 고딕" w:cs="맑은 고딕" w:eastAsia="맑은 고딕" w:hAnsi="맑은 고딕"/>
+                <w:b w:val="false"/>
+                <w:bCs w:val="false"/>
+                <w:sz w:val="18"/>
+                <w:szCs w:val="18"/>
+              </w:rPr>
+              <w:t>-10,000 (선수금 10,000)</w:t>
+            </w:r>
+          </w:p>
+        </w:tc>
+      </w:tr>
+    </w:tbl>
+    <w:p>
+      <w:pPr>
+        <w:pStyle w:val="Heading2"/>
+        <w:spacing w:after="120" w:before="240"/>
+      </w:pPr>
+      <w:r>
+        <w:rPr>
+          <w:rFonts w:ascii="맑은 고딕" w:cs="맑은 고딕" w:eastAsia="맑은 고딕" w:hAnsi="맑은 고딕"/>
+        </w:rPr>
+        <w:t>6-2. 화면별 확인</w:t>
+      </w:r>
+    </w:p>
+    <w:tbl>
+      <w:tblPr>
+        <w:tblW w:type="dxa" w:w="8900"/>
+        <w:tblBorders>
+          <w:top w:val="single" w:color="auto" w:sz="4"/>
+          <w:left w:val="single" w:color="auto" w:sz="4"/>
+          <w:bottom w:val="single" w:color="auto" w:sz="4"/>
+          <w:right w:val="single" w:color="auto" w:sz="4"/>
+          <w:insideH w:val="single" w:color="auto" w:sz="4"/>
+          <w:insideV w:val="single" w:color="auto" w:sz="4"/>
+        </w:tblBorders>
+      </w:tblPr>
+      <w:tblGrid>
+        <w:gridCol w:w="400"/>
+        <w:gridCol w:w="4400"/>
+        <w:gridCol w:w="4100"/>
+      </w:tblGrid>
+      <w:tr>
+        <w:trPr>
+          <w:tblHeader/>
+        </w:trPr>
+        <w:tc>
+          <w:tcPr>
+            <w:tcW w:type="dxa" w:w="400"/>
+            <w:tcBorders>
+              <w:top w:val="single" w:color="BFC5CE" w:sz="4"/>
+              <w:left w:val="single" w:color="BFC5CE" w:sz="4"/>
+              <w:bottom w:val="single" w:color="BFC5CE" w:sz="4"/>
+              <w:right w:val="single" w:color="BFC5CE" w:sz="4"/>
+            </w:tcBorders>
+            <w:shd w:fill="E8EEF9" w:val="clear"/>
+            <w:tcMar>
+              <w:top w:type="dxa" w:w="60"/>
+              <w:left w:type="dxa" w:w="90"/>
+              <w:bottom w:type="dxa" w:w="60"/>
+              <w:right w:type="dxa" w:w="90"/>
+            </w:tcMar>
+          </w:tcPr>
+          <w:p>
+            <w:r>
+              <w:rPr>
+                <w:rFonts w:ascii="맑은 고딕" w:cs="맑은 고딕" w:eastAsia="맑은 고딕" w:hAnsi="맑은 고딕"/>
+                <w:b/>
+                <w:bCs/>
+                <w:sz w:val="18"/>
+                <w:szCs w:val="18"/>
+              </w:rPr>
+              <w:t>화면</w:t>
+            </w:r>
+          </w:p>
+        </w:tc>
+        <w:tc>
+          <w:tcPr>
+            <w:tcW w:type="dxa" w:w="4400"/>
+            <w:tcBorders>
+              <w:top w:val="single" w:color="BFC5CE" w:sz="4"/>
+              <w:left w:val="single" w:color="BFC5CE" w:sz="4"/>
+              <w:bottom w:val="single" w:color="BFC5CE" w:sz="4"/>
+              <w:right w:val="single" w:color="BFC5CE" w:sz="4"/>
+            </w:tcBorders>
+            <w:shd w:fill="E8EEF9" w:val="clear"/>
+            <w:tcMar>
+              <w:top w:type="dxa" w:w="60"/>
+              <w:left w:type="dxa" w:w="90"/>
+              <w:bottom w:type="dxa" w:w="60"/>
+              <w:right w:type="dxa" w:w="90"/>
+            </w:tcMar>
+          </w:tcPr>
+          <w:p>
+            <w:r>
+              <w:rPr>
+                <w:rFonts w:ascii="맑은 고딕" w:cs="맑은 고딕" w:eastAsia="맑은 고딕" w:hAnsi="맑은 고딕"/>
+                <w:b/>
+                <w:bCs/>
+                <w:sz w:val="18"/>
+                <w:szCs w:val="18"/>
+              </w:rPr>
+              <w:t>본 것</w:t>
+            </w:r>
+          </w:p>
+        </w:tc>
+        <w:tc>
+          <w:tcPr>
+            <w:tcW w:type="dxa" w:w="4100"/>
+            <w:tcBorders>
+              <w:top w:val="single" w:color="BFC5CE" w:sz="4"/>
+              <w:left w:val="single" w:color="BFC5CE" w:sz="4"/>
+              <w:bottom w:val="single" w:color="BFC5CE" w:sz="4"/>
+              <w:right w:val="single" w:color="BFC5CE" w:sz="4"/>
+            </w:tcBorders>
+            <w:shd w:fill="E8EEF9" w:val="clear"/>
+            <w:tcMar>
+              <w:top w:type="dxa" w:w="60"/>
+              <w:left w:type="dxa" w:w="90"/>
+              <w:bottom w:type="dxa" w:w="60"/>
+              <w:right w:type="dxa" w:w="90"/>
+            </w:tcMar>
+          </w:tcPr>
+          <w:p>
+            <w:r>
+              <w:rPr>
+                <w:rFonts w:ascii="맑은 고딕" w:cs="맑은 고딕" w:eastAsia="맑은 고딕" w:hAnsi="맑은 고딕"/>
+                <w:b/>
+                <w:bCs/>
+                <w:sz w:val="18"/>
+                <w:szCs w:val="18"/>
+              </w:rPr>
+              <w:t>결과</w:t>
+            </w:r>
+          </w:p>
+        </w:tc>
+      </w:tr>
+      <w:tr>
+        <w:tc>
+          <w:tcPr>
+            <w:tcW w:type="dxa" w:w="400"/>
+            <w:tcBorders>
+              <w:top w:val="single" w:color="BFC5CE" w:sz="4"/>
+              <w:left w:val="single" w:color="BFC5CE" w:sz="4"/>
+              <w:bottom w:val="single" w:color="BFC5CE" w:sz="4"/>
+              <w:right w:val="single" w:color="BFC5CE" w:sz="4"/>
+            </w:tcBorders>
+            <w:tcMar>
+              <w:top w:type="dxa" w:w="60"/>
+              <w:left w:type="dxa" w:w="90"/>
+              <w:bottom w:type="dxa" w:w="60"/>
+              <w:right w:type="dxa" w:w="90"/>
+            </w:tcMar>
+          </w:tcPr>
+          <w:p>
+            <w:r>
+              <w:rPr>
+                <w:rFonts w:ascii="맑은 고딕" w:cs="맑은 고딕" w:eastAsia="맑은 고딕" w:hAnsi="맑은 고딕"/>
+                <w:b w:val="false"/>
+                <w:bCs w:val="false"/>
+                <w:sz w:val="18"/>
+                <w:szCs w:val="18"/>
+              </w:rPr>
+              <w:t>채권현황</w:t>
+            </w:r>
+          </w:p>
+        </w:tc>
+        <w:tc>
+          <w:tcPr>
+            <w:tcW w:type="dxa" w:w="4400"/>
+            <w:tcBorders>
+              <w:top w:val="single" w:color="BFC5CE" w:sz="4"/>
+              <w:left w:val="single" w:color="BFC5CE" w:sz="4"/>
+              <w:bottom w:val="single" w:color="BFC5CE" w:sz="4"/>
+              <w:right w:val="single" w:color="BFC5CE" w:sz="4"/>
+            </w:tcBorders>
+            <w:tcMar>
+              <w:top w:type="dxa" w:w="60"/>
+              <w:left w:type="dxa" w:w="90"/>
+              <w:bottom w:type="dxa" w:w="60"/>
+              <w:right w:type="dxa" w:w="90"/>
+            </w:tcMar>
+          </w:tcPr>
+          <w:p>
+            <w:r>
+              <w:rPr>
+                <w:rFonts w:ascii="맑은 고딕" w:cs="맑은 고딕" w:eastAsia="맑은 고딕" w:hAnsi="맑은 고딕"/>
+                <w:b w:val="false"/>
+                <w:bCs w:val="false"/>
+                <w:sz w:val="18"/>
+                <w:szCs w:val="18"/>
+              </w:rPr>
+              <w:t>거래처 QA-AR6-107982</w:t>
+            </w:r>
+          </w:p>
+        </w:tc>
+        <w:tc>
+          <w:tcPr>
+            <w:tcW w:type="dxa" w:w="4100"/>
+            <w:tcBorders>
+              <w:top w:val="single" w:color="BFC5CE" w:sz="4"/>
+              <w:left w:val="single" w:color="BFC5CE" w:sz="4"/>
+              <w:bottom w:val="single" w:color="BFC5CE" w:sz="4"/>
+              <w:right w:val="single" w:color="BFC5CE" w:sz="4"/>
+            </w:tcBorders>
+            <w:tcMar>
+              <w:top w:type="dxa" w:w="60"/>
+              <w:left w:type="dxa" w:w="90"/>
+              <w:bottom w:type="dxa" w:w="60"/>
+              <w:right w:type="dxa" w:w="90"/>
+            </w:tcMar>
+          </w:tcPr>
+          <w:p>
+            <w:r>
+              <w:rPr>
+                <w:rFonts w:ascii="맑은 고딕" w:cs="맑은 고딕" w:eastAsia="맑은 고딕" w:hAnsi="맑은 고딕"/>
+                <w:b w:val="false"/>
+                <w:bCs w:val="false"/>
+                <w:sz w:val="18"/>
+                <w:szCs w:val="18"/>
+              </w:rPr>
+              <w:t>-10,000 — 서버와 같음</w:t>
+            </w:r>
+          </w:p>
+        </w:tc>
+      </w:tr>
+      <w:tr>
+        <w:tc>
+          <w:tcPr>
+            <w:tcW w:type="dxa" w:w="400"/>
+            <w:tcBorders>
+              <w:top w:val="single" w:color="BFC5CE" w:sz="4"/>
+              <w:left w:val="single" w:color="BFC5CE" w:sz="4"/>
+              <w:bottom w:val="single" w:color="BFC5CE" w:sz="4"/>
+              <w:right w:val="single" w:color="BFC5CE" w:sz="4"/>
+            </w:tcBorders>
+            <w:tcMar>
+              <w:top w:type="dxa" w:w="60"/>
+              <w:left w:type="dxa" w:w="90"/>
+              <w:bottom w:type="dxa" w:w="60"/>
+              <w:right w:type="dxa" w:w="90"/>
+            </w:tcMar>
+          </w:tcPr>
+          <w:p>
+            <w:r>
+              <w:rPr>
+                <w:rFonts w:ascii="맑은 고딕" w:cs="맑은 고딕" w:eastAsia="맑은 고딕" w:hAnsi="맑은 고딕"/>
+                <w:b w:val="false"/>
+                <w:bCs w:val="false"/>
+                <w:sz w:val="18"/>
+                <w:szCs w:val="18"/>
+              </w:rPr>
+              <w:t>거래처관리대장1(채권)</w:t>
+            </w:r>
+          </w:p>
+        </w:tc>
+        <w:tc>
+          <w:tcPr>
+            <w:tcW w:type="dxa" w:w="4400"/>
+            <w:tcBorders>
+              <w:top w:val="single" w:color="BFC5CE" w:sz="4"/>
+              <w:left w:val="single" w:color="BFC5CE" w:sz="4"/>
+              <w:bottom w:val="single" w:color="BFC5CE" w:sz="4"/>
+              <w:right w:val="single" w:color="BFC5CE" w:sz="4"/>
+            </w:tcBorders>
+            <w:tcMar>
+              <w:top w:type="dxa" w:w="60"/>
+              <w:left w:type="dxa" w:w="90"/>
+              <w:bottom w:type="dxa" w:w="60"/>
+              <w:right w:type="dxa" w:w="90"/>
+            </w:tcMar>
+          </w:tcPr>
+          <w:p>
+            <w:r>
+              <w:rPr>
+                <w:rFonts w:ascii="맑은 고딕" w:cs="맑은 고딕" w:eastAsia="맑은 고딕" w:hAnsi="맑은 고딕"/>
+                <w:b w:val="false"/>
+                <w:bCs w:val="false"/>
+                <w:sz w:val="18"/>
+                <w:szCs w:val="18"/>
+              </w:rPr>
+              <w:t>거래처 코드도움으로 그 거래처</w:t>
+            </w:r>
+          </w:p>
+        </w:tc>
+        <w:tc>
+          <w:tcPr>
+            <w:tcW w:type="dxa" w:w="4100"/>
+            <w:tcBorders>
+              <w:top w:val="single" w:color="BFC5CE" w:sz="4"/>
+              <w:left w:val="single" w:color="BFC5CE" w:sz="4"/>
+              <w:bottom w:val="single" w:color="BFC5CE" w:sz="4"/>
+              <w:right w:val="single" w:color="BFC5CE" w:sz="4"/>
+            </w:tcBorders>
+            <w:tcMar>
+              <w:top w:type="dxa" w:w="60"/>
+              <w:left w:type="dxa" w:w="90"/>
+              <w:bottom w:type="dxa" w:w="60"/>
+              <w:right w:type="dxa" w:w="90"/>
+            </w:tcMar>
+          </w:tcPr>
+          <w:p>
+            <w:r>
+              <w:rPr>
+                <w:rFonts w:ascii="맑은 고딕" w:cs="맑은 고딕" w:eastAsia="맑은 고딕" w:hAnsi="맑은 고딕"/>
+                <w:b w:val="false"/>
+                <w:bCs w:val="false"/>
+                <w:sz w:val="18"/>
+                <w:szCs w:val="18"/>
+              </w:rPr>
+              <w:t>110,000 → 70,000 → -10,000 누적, 소계 증가 110,000 · 감소 120,000 (고친 뒤)</w:t>
+            </w:r>
+          </w:p>
+        </w:tc>
+      </w:tr>
+      <w:tr>
+        <w:tc>
+          <w:tcPr>
+            <w:tcW w:type="dxa" w:w="400"/>
+            <w:tcBorders>
+              <w:top w:val="single" w:color="BFC5CE" w:sz="4"/>
+              <w:left w:val="single" w:color="BFC5CE" w:sz="4"/>
+              <w:bottom w:val="single" w:color="BFC5CE" w:sz="4"/>
+              <w:right w:val="single" w:color="BFC5CE" w:sz="4"/>
+            </w:tcBorders>
+            <w:tcMar>
+              <w:top w:type="dxa" w:w="60"/>
+              <w:left w:type="dxa" w:w="90"/>
+              <w:bottom w:type="dxa" w:w="60"/>
+              <w:right w:type="dxa" w:w="90"/>
+            </w:tcMar>
+          </w:tcPr>
+          <w:p>
+            <w:r>
+              <w:rPr>
+                <w:rFonts w:ascii="맑은 고딕" w:cs="맑은 고딕" w:eastAsia="맑은 고딕" w:hAnsi="맑은 고딕"/>
+                <w:b w:val="false"/>
+                <w:bCs w:val="false"/>
+                <w:sz w:val="18"/>
+                <w:szCs w:val="18"/>
+              </w:rPr>
+              <w:t>수금현황</w:t>
+            </w:r>
+          </w:p>
+        </w:tc>
+        <w:tc>
+          <w:tcPr>
+            <w:tcW w:type="dxa" w:w="4400"/>
+            <w:tcBorders>
+              <w:top w:val="single" w:color="BFC5CE" w:sz="4"/>
+              <w:left w:val="single" w:color="BFC5CE" w:sz="4"/>
+              <w:bottom w:val="single" w:color="BFC5CE" w:sz="4"/>
+              <w:right w:val="single" w:color="BFC5CE" w:sz="4"/>
+            </w:tcBorders>
+            <w:tcMar>
+              <w:top w:type="dxa" w:w="60"/>
+              <w:left w:type="dxa" w:w="90"/>
+              <w:bottom w:type="dxa" w:w="60"/>
+              <w:right w:type="dxa" w:w="90"/>
+            </w:tcMar>
+          </w:tcPr>
+          <w:p>
+            <w:r>
+              <w:rPr>
+                <w:rFonts w:ascii="맑은 고딕" w:cs="맑은 고딕" w:eastAsia="맑은 고딕" w:hAnsi="맑은 고딕"/>
+                <w:b w:val="false"/>
+                <w:bCs w:val="false"/>
+                <w:sz w:val="18"/>
+                <w:szCs w:val="18"/>
+              </w:rPr>
+              <w:t>같은 거래처, 오늘</w:t>
+            </w:r>
+          </w:p>
+        </w:tc>
+        <w:tc>
+          <w:tcPr>
+            <w:tcW w:type="dxa" w:w="4100"/>
+            <w:tcBorders>
+              <w:top w:val="single" w:color="BFC5CE" w:sz="4"/>
+              <w:left w:val="single" w:color="BFC5CE" w:sz="4"/>
+              <w:bottom w:val="single" w:color="BFC5CE" w:sz="4"/>
+              <w:right w:val="single" w:color="BFC5CE" w:sz="4"/>
+            </w:tcBorders>
+            <w:tcMar>
+              <w:top w:type="dxa" w:w="60"/>
+              <w:left w:type="dxa" w:w="90"/>
+              <w:bottom w:type="dxa" w:w="60"/>
+              <w:right w:type="dxa" w:w="90"/>
+            </w:tcMar>
+          </w:tcPr>
+          <w:p>
+            <w:r>
+              <w:rPr>
+                <w:rFonts w:ascii="맑은 고딕" w:cs="맑은 고딕" w:eastAsia="맑은 고딕" w:hAnsi="맑은 고딕"/>
+                <w:b w:val="false"/>
+                <w:bCs w:val="false"/>
+                <w:sz w:val="18"/>
+                <w:szCs w:val="18"/>
+              </w:rPr>
+              <w:t>2건 · 120,000 — 수금방법·적요까지 그대로</w:t>
+            </w:r>
+          </w:p>
+        </w:tc>
+      </w:tr>
+    </w:tbl>
+    <w:p>
+      <w:pPr>
+        <w:pStyle w:val="Heading2"/>
+        <w:spacing w:after="120" w:before="240"/>
+      </w:pPr>
+      <w:r>
+        <w:rPr>
+          <w:rFonts w:ascii="맑은 고딕" w:cs="맑은 고딕" w:eastAsia="맑은 고딕" w:hAnsi="맑은 고딕"/>
+        </w:rPr>
+        <w:t>6-3. 발견한 문제</w:t>
+      </w:r>
+    </w:p>
+    <w:tbl>
+      <w:tblPr>
+        <w:tblW w:type="dxa" w:w="8900"/>
+        <w:tblBorders>
+          <w:top w:val="single" w:color="auto" w:sz="4"/>
+          <w:left w:val="single" w:color="auto" w:sz="4"/>
+          <w:bottom w:val="single" w:color="auto" w:sz="4"/>
+          <w:right w:val="single" w:color="auto" w:sz="4"/>
+          <w:insideH w:val="single" w:color="auto" w:sz="4"/>
+          <w:insideV w:val="single" w:color="auto" w:sz="4"/>
+        </w:tblBorders>
+      </w:tblPr>
+      <w:tblGrid>
+        <w:gridCol w:w="400"/>
+        <w:gridCol w:w="4400"/>
+        <w:gridCol w:w="4100"/>
+      </w:tblGrid>
+      <w:tr>
+        <w:trPr>
+          <w:tblHeader/>
+        </w:trPr>
+        <w:tc>
+          <w:tcPr>
+            <w:tcW w:type="dxa" w:w="400"/>
+            <w:tcBorders>
+              <w:top w:val="single" w:color="BFC5CE" w:sz="4"/>
+              <w:left w:val="single" w:color="BFC5CE" w:sz="4"/>
+              <w:bottom w:val="single" w:color="BFC5CE" w:sz="4"/>
+              <w:right w:val="single" w:color="BFC5CE" w:sz="4"/>
+            </w:tcBorders>
+            <w:shd w:fill="E8EEF9" w:val="clear"/>
+            <w:tcMar>
+              <w:top w:type="dxa" w:w="60"/>
+              <w:left w:type="dxa" w:w="90"/>
+              <w:bottom w:type="dxa" w:w="60"/>
+              <w:right w:type="dxa" w:w="90"/>
+            </w:tcMar>
+          </w:tcPr>
+          <w:p>
+            <w:r>
+              <w:rPr>
+                <w:rFonts w:ascii="맑은 고딕" w:cs="맑은 고딕" w:eastAsia="맑은 고딕" w:hAnsi="맑은 고딕"/>
+                <w:b/>
+                <w:bCs/>
+                <w:sz w:val="18"/>
+                <w:szCs w:val="18"/>
+              </w:rPr>
+              <w:t>#</w:t>
+            </w:r>
+          </w:p>
+        </w:tc>
+        <w:tc>
+          <w:tcPr>
+            <w:tcW w:type="dxa" w:w="4400"/>
+            <w:tcBorders>
+              <w:top w:val="single" w:color="BFC5CE" w:sz="4"/>
+              <w:left w:val="single" w:color="BFC5CE" w:sz="4"/>
+              <w:bottom w:val="single" w:color="BFC5CE" w:sz="4"/>
+              <w:right w:val="single" w:color="BFC5CE" w:sz="4"/>
+            </w:tcBorders>
+            <w:shd w:fill="E8EEF9" w:val="clear"/>
+            <w:tcMar>
+              <w:top w:type="dxa" w:w="60"/>
+              <w:left w:type="dxa" w:w="90"/>
+              <w:bottom w:type="dxa" w:w="60"/>
+              <w:right w:type="dxa" w:w="90"/>
+            </w:tcMar>
+          </w:tcPr>
+          <w:p>
+            <w:r>
+              <w:rPr>
+                <w:rFonts w:ascii="맑은 고딕" w:cs="맑은 고딕" w:eastAsia="맑은 고딕" w:hAnsi="맑은 고딕"/>
+                <w:b/>
+                <w:bCs/>
+                <w:sz w:val="18"/>
+                <w:szCs w:val="18"/>
+              </w:rPr>
+              <w:t>내용</w:t>
+            </w:r>
+          </w:p>
+        </w:tc>
+        <w:tc>
+          <w:tcPr>
+            <w:tcW w:type="dxa" w:w="4100"/>
+            <w:tcBorders>
+              <w:top w:val="single" w:color="BFC5CE" w:sz="4"/>
+              <w:left w:val="single" w:color="BFC5CE" w:sz="4"/>
+              <w:bottom w:val="single" w:color="BFC5CE" w:sz="4"/>
+              <w:right w:val="single" w:color="BFC5CE" w:sz="4"/>
+            </w:tcBorders>
+            <w:shd w:fill="E8EEF9" w:val="clear"/>
+            <w:tcMar>
+              <w:top w:type="dxa" w:w="60"/>
+              <w:left w:type="dxa" w:w="90"/>
+              <w:bottom w:type="dxa" w:w="60"/>
+              <w:right w:type="dxa" w:w="90"/>
+            </w:tcMar>
+          </w:tcPr>
+          <w:p>
+            <w:r>
+              <w:rPr>
+                <w:rFonts w:ascii="맑은 고딕" w:cs="맑은 고딕" w:eastAsia="맑은 고딕" w:hAnsi="맑은 고딕"/>
+                <w:b/>
+                <w:bCs/>
+                <w:sz w:val="18"/>
+                <w:szCs w:val="18"/>
+              </w:rPr>
+              <w:t>고친 것</w:t>
+            </w:r>
+          </w:p>
+        </w:tc>
+      </w:tr>
+      <w:tr>
+        <w:tc>
+          <w:tcPr>
+            <w:tcW w:type="dxa" w:w="400"/>
+            <w:tcBorders>
+              <w:top w:val="single" w:color="BFC5CE" w:sz="4"/>
+              <w:left w:val="single" w:color="BFC5CE" w:sz="4"/>
+              <w:bottom w:val="single" w:color="BFC5CE" w:sz="4"/>
+              <w:right w:val="single" w:color="BFC5CE" w:sz="4"/>
+            </w:tcBorders>
+            <w:tcMar>
+              <w:top w:type="dxa" w:w="60"/>
+              <w:left w:type="dxa" w:w="90"/>
+              <w:bottom w:type="dxa" w:w="60"/>
+              <w:right w:type="dxa" w:w="90"/>
+            </w:tcMar>
+          </w:tcPr>
+          <w:p>
+            <w:r>
+              <w:rPr>
+                <w:rFonts w:ascii="맑은 고딕" w:cs="맑은 고딕" w:eastAsia="맑은 고딕" w:hAnsi="맑은 고딕"/>
+                <w:b w:val="false"/>
+                <w:bCs w:val="false"/>
+                <w:sz w:val="18"/>
+                <w:szCs w:val="18"/>
+              </w:rPr>
+              <w:t>25</w:t>
+            </w:r>
+          </w:p>
+        </w:tc>
+        <w:tc>
+          <w:tcPr>
+            <w:tcW w:type="dxa" w:w="4400"/>
+            <w:tcBorders>
+              <w:top w:val="single" w:color="BFC5CE" w:sz="4"/>
+              <w:left w:val="single" w:color="BFC5CE" w:sz="4"/>
+              <w:bottom w:val="single" w:color="BFC5CE" w:sz="4"/>
+              <w:right w:val="single" w:color="BFC5CE" w:sz="4"/>
+            </w:tcBorders>
+            <w:tcMar>
+              <w:top w:type="dxa" w:w="60"/>
+              <w:left w:type="dxa" w:w="90"/>
+              <w:bottom w:type="dxa" w:w="60"/>
+              <w:right w:type="dxa" w:w="90"/>
+            </w:tcMar>
+          </w:tcPr>
+          <w:p>
+            <w:r>
+              <w:rPr>
+                <w:rFonts w:ascii="맑은 고딕" w:cs="맑은 고딕" w:eastAsia="맑은 고딕" w:hAnsi="맑은 고딕"/>
+                <w:b w:val="false"/>
+                <w:bCs w:val="false"/>
+                <w:sz w:val="18"/>
+                <w:szCs w:val="18"/>
+              </w:rPr>
+              <w:t>거래처관리대장에서 거래처 하나를 골라도 "거래처 3곳 · 이월 25,822,000" 이 나왔다. 줄(전표)만 거래처 조건으로 거르고, 기간 앞 이월잔액은 전부 넣고 있었다. 거래처그룹 조건도 이월에는 안 걸렸다.</w:t>
+            </w:r>
+          </w:p>
+        </w:tc>
+        <w:tc>
+          <w:tcPr>
+            <w:tcW w:type="dxa" w:w="4100"/>
+            <w:tcBorders>
+              <w:top w:val="single" w:color="BFC5CE" w:sz="4"/>
+              <w:left w:val="single" w:color="BFC5CE" w:sz="4"/>
+              <w:bottom w:val="single" w:color="BFC5CE" w:sz="4"/>
+              <w:right w:val="single" w:color="BFC5CE" w:sz="4"/>
+            </w:tcBorders>
+            <w:tcMar>
+              <w:top w:type="dxa" w:w="60"/>
+              <w:left w:type="dxa" w:w="90"/>
+              <w:bottom w:type="dxa" w:w="60"/>
+              <w:right w:type="dxa" w:w="90"/>
+            </w:tcMar>
+          </w:tcPr>
+          <w:p>
+            <w:r>
+              <w:rPr>
+                <w:rFonts w:ascii="맑은 고딕" w:cs="맑은 고딕" w:eastAsia="맑은 고딕" w:hAnsi="맑은 고딕"/>
+                <w:b w:val="false"/>
+                <w:bCs w:val="false"/>
+                <w:sz w:val="18"/>
+                <w:szCs w:val="18"/>
+              </w:rPr>
+              <w:t>이월에도 줄과 같은 거래처·거래처그룹 조건을 건다</w:t>
+            </w:r>
+          </w:p>
+        </w:tc>
+      </w:tr>
+      <w:tr>
+        <w:tc>
+          <w:tcPr>
+            <w:tcW w:type="dxa" w:w="400"/>
+            <w:tcBorders>
+              <w:top w:val="single" w:color="BFC5CE" w:sz="4"/>
+              <w:left w:val="single" w:color="BFC5CE" w:sz="4"/>
+              <w:bottom w:val="single" w:color="BFC5CE" w:sz="4"/>
+              <w:right w:val="single" w:color="BFC5CE" w:sz="4"/>
+            </w:tcBorders>
+            <w:tcMar>
+              <w:top w:type="dxa" w:w="60"/>
+              <w:left w:type="dxa" w:w="90"/>
+              <w:bottom w:type="dxa" w:w="60"/>
+              <w:right w:type="dxa" w:w="90"/>
+            </w:tcMar>
+          </w:tcPr>
+          <w:p>
+            <w:r>
+              <w:rPr>
+                <w:rFonts w:ascii="맑은 고딕" w:cs="맑은 고딕" w:eastAsia="맑은 고딕" w:hAnsi="맑은 고딕"/>
+                <w:b w:val="false"/>
+                <w:bCs w:val="false"/>
+                <w:sz w:val="18"/>
+                <w:szCs w:val="18"/>
+              </w:rPr>
+              <w:t>26</w:t>
+            </w:r>
+          </w:p>
+        </w:tc>
+        <w:tc>
+          <w:tcPr>
+            <w:tcW w:type="dxa" w:w="4400"/>
+            <w:tcBorders>
+              <w:top w:val="single" w:color="BFC5CE" w:sz="4"/>
+              <w:left w:val="single" w:color="BFC5CE" w:sz="4"/>
+              <w:bottom w:val="single" w:color="BFC5CE" w:sz="4"/>
+              <w:right w:val="single" w:color="BFC5CE" w:sz="4"/>
+            </w:tcBorders>
+            <w:tcMar>
+              <w:top w:type="dxa" w:w="60"/>
+              <w:left w:type="dxa" w:w="90"/>
+              <w:bottom w:type="dxa" w:w="60"/>
+              <w:right w:type="dxa" w:w="90"/>
+            </w:tcMar>
+          </w:tcPr>
+          <w:p>
+            <w:r>
+              <w:rPr>
+                <w:rFonts w:ascii="맑은 고딕" w:cs="맑은 고딕" w:eastAsia="맑은 고딕" w:hAnsi="맑은 고딕"/>
+                <w:b w:val="false"/>
+                <w:bCs w:val="false"/>
+                <w:sz w:val="18"/>
+                <w:szCs w:val="18"/>
+              </w:rPr>
+              <w:t>이월만 있는 거래처는 묶음 머리글(거래처명)이 빈칸이었다 — 이월을 묶을 때 이름을 빈 문자열로 넘겼다.</w:t>
+            </w:r>
+          </w:p>
+        </w:tc>
+        <w:tc>
+          <w:tcPr>
+            <w:tcW w:type="dxa" w:w="4100"/>
+            <w:tcBorders>
+              <w:top w:val="single" w:color="BFC5CE" w:sz="4"/>
+              <w:left w:val="single" w:color="BFC5CE" w:sz="4"/>
+              <w:bottom w:val="single" w:color="BFC5CE" w:sz="4"/>
+              <w:right w:val="single" w:color="BFC5CE" w:sz="4"/>
+            </w:tcBorders>
+            <w:tcMar>
+              <w:top w:type="dxa" w:w="60"/>
+              <w:left w:type="dxa" w:w="90"/>
+              <w:bottom w:type="dxa" w:w="60"/>
+              <w:right w:type="dxa" w:w="90"/>
+            </w:tcMar>
+          </w:tcPr>
+          <w:p>
+            <w:r>
+              <w:rPr>
+                <w:rFonts w:ascii="맑은 고딕" w:cs="맑은 고딕" w:eastAsia="맑은 고딕" w:hAnsi="맑은 고딕"/>
+                <w:b w:val="false"/>
+                <w:bCs w:val="false"/>
+                <w:sz w:val="18"/>
+                <w:szCs w:val="18"/>
+              </w:rPr>
+              <w:t>거래처 마스터의 이름을 붙인다</w:t>
+            </w:r>
+          </w:p>
+        </w:tc>
+      </w:tr>
+    </w:tbl>
+    <w:p>
+      <w:pPr>
+        <w:jc w:val="center"/>
+      </w:pPr>
+      <w:r>
+        <w:drawing>
+          <wp:inline xmlns:a="http://schemas.openxmlformats.org/drawingml/2006/main" xmlns:pic="http://schemas.openxmlformats.org/drawingml/2006/picture">
+            <wp:extent cx="5760000" cy="1863529"/>
+            <wp:docPr id="14" name="Picture 14"/>
+            <wp:cNvGraphicFramePr>
+              <a:graphicFrameLocks noChangeAspect="1"/>
+            </wp:cNvGraphicFramePr>
+            <a:graphic>
+              <a:graphicData uri="http://schemas.openxmlformats.org/drawingml/2006/picture">
+                <pic:pic>
+                  <pic:nvPicPr>
+                    <pic:cNvPr id="0" name="r6-ledger-crop.png"/>
+                    <pic:cNvPicPr/>
+                  </pic:nvPicPr>
+                  <pic:blipFill>
+                    <a:blip r:embed="rId22"/>
+                    <a:stretch>
+                      <a:fillRect/>
+                    </a:stretch>
+                  </pic:blipFill>
+                  <pic:spPr>
+                    <a:xfrm>
+                      <a:off x="0" y="0"/>
+                      <a:ext cx="5760000" cy="1863529"/>
+                    </a:xfrm>
+                    <a:prstGeom prst="rect"/>
+                  </pic:spPr>
+                </pic:pic>
+              </a:graphicData>
+            </a:graphic>
+          </wp:inline>
+        </w:drawing>
+      </w:r>
+    </w:p>
+    <w:p>
+      <w:pPr>
+        <w:spacing w:after="200"/>
+        <w:jc w:val="center"/>
+      </w:pPr>
+      <w:r>
+        <w:rPr>
+          <w:rFonts w:ascii="맑은 고딕" w:cs="맑은 고딕" w:eastAsia="맑은 고딕" w:hAnsi="맑은 고딕"/>
+          <w:i/>
+          <w:iCs/>
+          <w:color w:val="666666"/>
+          <w:sz w:val="18"/>
+          <w:szCs w:val="18"/>
+        </w:rPr>
+        <w:t>그림 14. 고친 뒤 거래처관리대장1(채권) — 고른 거래처 1곳만, 판매 110,000 에서 수금 두 번으로 -10,000</w:t>
+      </w:r>
+    </w:p>
+    <w:p>
+      <w:pPr>
+        <w:spacing w:after="120"/>
+      </w:pPr>
+      <w:r>
+        <w:rPr>
+          <w:rFonts w:ascii="맑은 고딕" w:cs="맑은 고딕" w:eastAsia="맑은 고딕" w:hAnsi="맑은 고딕"/>
+          <w:sz w:val="21"/>
+          <w:szCs w:val="21"/>
+        </w:rPr>
+        <w:t>남은 채권보다 많이 수금해도(3번) 경고 없이 받습니다. 원본도 선수금으로 받는 흐름이라 그대로 두었고, 잔액이 음수(-10,000)로 보이는 것도 원본과 같습니다.</w:t>
+      </w:r>
+    </w:p>
+    <w:p>
+      <w:pPr>
+        <w:spacing w:after="120"/>
+      </w:pPr>
+      <w:r>
+        <w:rPr>
+          <w:rFonts w:ascii="맑은 고딕" w:cs="맑은 고딕" w:eastAsia="맑은 고딕" w:hAnsi="맑은 고딕"/>
+          <w:sz w:val="21"/>
+          <w:szCs w:val="21"/>
+        </w:rPr>
+        <w:t>검증: typecheck · build · test:unit 177 · ui-check 108. 그림은 qa/shot.mjs 로 찍었습니다.</w:t>
+      </w:r>
+    </w:p>
+    <w:p>
+      <w:pPr>
+        <w:pStyle w:val="Heading2"/>
+        <w:spacing w:after="120" w:before="240"/>
+      </w:pPr>
+      <w:r>
+        <w:rPr>
+          <w:rFonts w:ascii="맑은 고딕" w:cs="맑은 고딕" w:eastAsia="맑은 고딕" w:hAnsi="맑은 고딕"/>
+        </w:rPr>
+        <w:t>6-4. 다음 할 일</w:t>
+      </w:r>
+    </w:p>
+    <w:p>
+      <w:pPr>
+        <w:pStyle w:val="ListParagraph"/>
+        <w:numPr>
+          <w:ilvl w:val="0"/>
+          <w:numId w:val="2"/>
+        </w:numPr>
+        <w:spacing w:after="60"/>
+      </w:pPr>
+      <w:r>
+        <w:rPr>
+          <w:rFonts w:ascii="맑은 고딕" w:cs="맑은 고딕" w:eastAsia="맑은 고딕" w:hAnsi="맑은 고딕"/>
+          <w:sz w:val="21"/>
+          <w:szCs w:val="21"/>
+        </w:rPr>
+        <w:t>#19·#20·#12 원본 대조 (4회차에서 넘어옴)</w:t>
+      </w:r>
+    </w:p>
+    <w:p>
+      <w:pPr>
+        <w:pStyle w:val="ListParagraph"/>
+        <w:numPr>
+          <w:ilvl w:val="0"/>
+          <w:numId w:val="2"/>
+        </w:numPr>
+        <w:spacing w:after="60"/>
+      </w:pPr>
+      <w:r>
+        <w:rPr>
+          <w:rFonts w:ascii="맑은 고딕" w:cs="맑은 고딕" w:eastAsia="맑은 고딕" w:hAnsi="맑은 고딕"/>
+          <w:sz w:val="21"/>
+          <w:szCs w:val="21"/>
+        </w:rPr>
+        <w:t>지급 쪽도 같은 흐름으로(구매 → 지급 → 채무잔액, 거래처관리대장1(채무))</w:t>
+      </w:r>
+    </w:p>
+    <w:p>
+      <w:pPr>
+        <w:pStyle w:val="ListParagraph"/>
+        <w:numPr>
+          <w:ilvl w:val="0"/>
+          <w:numId w:val="2"/>
+        </w:numPr>
+        <w:spacing w:after="60"/>
+      </w:pPr>
+      <w:r>
+        <w:rPr>
+          <w:rFonts w:ascii="맑은 고딕" w:cs="맑은 고딕" w:eastAsia="맑은 고딕" w:hAnsi="맑은 고딕"/>
+          <w:sz w:val="21"/>
+          <w:szCs w:val="21"/>
+        </w:rPr>
+        <w:t>"품목명(규격)" 열이 규격을 안 찍는 곳을 정적 검사로 잡기</w:t>
       </w:r>
     </w:p>
     <w:sectPr>

--- a/docs/ERP_사용설명서_QA기록.docx
+++ b/docs/ERP_사용설명서_QA기록.docx
@@ -14420,6 +14420,849 @@
           <w:szCs w:val="21"/>
         </w:rPr>
         <w:t>"품목명(규격)" 열이 규격을 안 찍는 곳을 정적 검사로 잡기</w:t>
+      </w:r>
+    </w:p>
+    <w:p>
+      <w:pPr>
+        <w:pStyle w:val="Heading1"/>
+        <w:spacing w:after="120" w:before="240"/>
+      </w:pPr>
+      <w:r>
+        <w:rPr>
+          <w:rFonts w:ascii="맑은 고딕" w:cs="맑은 고딕" w:eastAsia="맑은 고딕" w:hAnsi="맑은 고딕"/>
+        </w:rPr>
+        <w:t>7회차 — 구매 → 지급 → 채무잔액</w:t>
+      </w:r>
+    </w:p>
+    <w:p>
+      <w:pPr>
+        <w:spacing w:after="120"/>
+      </w:pPr>
+      <w:r>
+        <w:rPr>
+          <w:rFonts w:ascii="맑은 고딕" w:cs="맑은 고딕" w:eastAsia="맑은 고딕" w:hAnsi="맑은 고딕"/>
+          <w:sz w:val="21"/>
+          <w:szCs w:val="21"/>
+        </w:rPr>
+        <w:t>6회차와 같은 흐름을 지급 쪽으로 돌렸습니다. 새 매입처 QA채무시험(QA-AP7-328899)에 구매 1건(QA원자재 2 × 50,000, 과세 → 110,000)을 넣고 지급을 40,000 · 80,000 두 번 넣었습니다.</w:t>
+      </w:r>
+    </w:p>
+    <w:tbl>
+      <w:tblPr>
+        <w:tblW w:type="dxa" w:w="8900"/>
+        <w:tblBorders>
+          <w:top w:val="single" w:color="auto" w:sz="4"/>
+          <w:left w:val="single" w:color="auto" w:sz="4"/>
+          <w:bottom w:val="single" w:color="auto" w:sz="4"/>
+          <w:right w:val="single" w:color="auto" w:sz="4"/>
+          <w:insideH w:val="single" w:color="auto" w:sz="4"/>
+          <w:insideV w:val="single" w:color="auto" w:sz="4"/>
+        </w:tblBorders>
+      </w:tblPr>
+      <w:tblGrid>
+        <w:gridCol w:w="400"/>
+        <w:gridCol w:w="4400"/>
+        <w:gridCol w:w="4100"/>
+      </w:tblGrid>
+      <w:tr>
+        <w:trPr>
+          <w:tblHeader/>
+        </w:trPr>
+        <w:tc>
+          <w:tcPr>
+            <w:tcW w:type="dxa" w:w="400"/>
+            <w:tcBorders>
+              <w:top w:val="single" w:color="BFC5CE" w:sz="4"/>
+              <w:left w:val="single" w:color="BFC5CE" w:sz="4"/>
+              <w:bottom w:val="single" w:color="BFC5CE" w:sz="4"/>
+              <w:right w:val="single" w:color="BFC5CE" w:sz="4"/>
+            </w:tcBorders>
+            <w:shd w:fill="E8EEF9" w:val="clear"/>
+            <w:tcMar>
+              <w:top w:type="dxa" w:w="60"/>
+              <w:left w:type="dxa" w:w="90"/>
+              <w:bottom w:type="dxa" w:w="60"/>
+              <w:right w:type="dxa" w:w="90"/>
+            </w:tcMar>
+          </w:tcPr>
+          <w:p>
+            <w:r>
+              <w:rPr>
+                <w:rFonts w:ascii="맑은 고딕" w:cs="맑은 고딕" w:eastAsia="맑은 고딕" w:hAnsi="맑은 고딕"/>
+                <w:b/>
+                <w:bCs/>
+                <w:sz w:val="18"/>
+                <w:szCs w:val="18"/>
+              </w:rPr>
+              <w:t>화면</w:t>
+            </w:r>
+          </w:p>
+        </w:tc>
+        <w:tc>
+          <w:tcPr>
+            <w:tcW w:type="dxa" w:w="4400"/>
+            <w:tcBorders>
+              <w:top w:val="single" w:color="BFC5CE" w:sz="4"/>
+              <w:left w:val="single" w:color="BFC5CE" w:sz="4"/>
+              <w:bottom w:val="single" w:color="BFC5CE" w:sz="4"/>
+              <w:right w:val="single" w:color="BFC5CE" w:sz="4"/>
+            </w:tcBorders>
+            <w:shd w:fill="E8EEF9" w:val="clear"/>
+            <w:tcMar>
+              <w:top w:type="dxa" w:w="60"/>
+              <w:left w:type="dxa" w:w="90"/>
+              <w:bottom w:type="dxa" w:w="60"/>
+              <w:right w:type="dxa" w:w="90"/>
+            </w:tcMar>
+          </w:tcPr>
+          <w:p>
+            <w:r>
+              <w:rPr>
+                <w:rFonts w:ascii="맑은 고딕" w:cs="맑은 고딕" w:eastAsia="맑은 고딕" w:hAnsi="맑은 고딕"/>
+                <w:b/>
+                <w:bCs/>
+                <w:sz w:val="18"/>
+                <w:szCs w:val="18"/>
+              </w:rPr>
+              <w:t>본 것</w:t>
+            </w:r>
+          </w:p>
+        </w:tc>
+        <w:tc>
+          <w:tcPr>
+            <w:tcW w:type="dxa" w:w="4100"/>
+            <w:tcBorders>
+              <w:top w:val="single" w:color="BFC5CE" w:sz="4"/>
+              <w:left w:val="single" w:color="BFC5CE" w:sz="4"/>
+              <w:bottom w:val="single" w:color="BFC5CE" w:sz="4"/>
+              <w:right w:val="single" w:color="BFC5CE" w:sz="4"/>
+            </w:tcBorders>
+            <w:shd w:fill="E8EEF9" w:val="clear"/>
+            <w:tcMar>
+              <w:top w:type="dxa" w:w="60"/>
+              <w:left w:type="dxa" w:w="90"/>
+              <w:bottom w:type="dxa" w:w="60"/>
+              <w:right w:type="dxa" w:w="90"/>
+            </w:tcMar>
+          </w:tcPr>
+          <w:p>
+            <w:r>
+              <w:rPr>
+                <w:rFonts w:ascii="맑은 고딕" w:cs="맑은 고딕" w:eastAsia="맑은 고딕" w:hAnsi="맑은 고딕"/>
+                <w:b/>
+                <w:bCs/>
+                <w:sz w:val="18"/>
+                <w:szCs w:val="18"/>
+              </w:rPr>
+              <w:t>결과</w:t>
+            </w:r>
+          </w:p>
+        </w:tc>
+      </w:tr>
+      <w:tr>
+        <w:tc>
+          <w:tcPr>
+            <w:tcW w:type="dxa" w:w="400"/>
+            <w:tcBorders>
+              <w:top w:val="single" w:color="BFC5CE" w:sz="4"/>
+              <w:left w:val="single" w:color="BFC5CE" w:sz="4"/>
+              <w:bottom w:val="single" w:color="BFC5CE" w:sz="4"/>
+              <w:right w:val="single" w:color="BFC5CE" w:sz="4"/>
+            </w:tcBorders>
+            <w:tcMar>
+              <w:top w:type="dxa" w:w="60"/>
+              <w:left w:type="dxa" w:w="90"/>
+              <w:bottom w:type="dxa" w:w="60"/>
+              <w:right w:type="dxa" w:w="90"/>
+            </w:tcMar>
+          </w:tcPr>
+          <w:p>
+            <w:r>
+              <w:rPr>
+                <w:rFonts w:ascii="맑은 고딕" w:cs="맑은 고딕" w:eastAsia="맑은 고딕" w:hAnsi="맑은 고딕"/>
+                <w:b w:val="false"/>
+                <w:bCs w:val="false"/>
+                <w:sz w:val="18"/>
+                <w:szCs w:val="18"/>
+              </w:rPr>
+              <w:t>서버 잔액(거래처별)</w:t>
+            </w:r>
+          </w:p>
+        </w:tc>
+        <w:tc>
+          <w:tcPr>
+            <w:tcW w:type="dxa" w:w="4400"/>
+            <w:tcBorders>
+              <w:top w:val="single" w:color="BFC5CE" w:sz="4"/>
+              <w:left w:val="single" w:color="BFC5CE" w:sz="4"/>
+              <w:bottom w:val="single" w:color="BFC5CE" w:sz="4"/>
+              <w:right w:val="single" w:color="BFC5CE" w:sz="4"/>
+            </w:tcBorders>
+            <w:tcMar>
+              <w:top w:type="dxa" w:w="60"/>
+              <w:left w:type="dxa" w:w="90"/>
+              <w:bottom w:type="dxa" w:w="60"/>
+              <w:right w:type="dxa" w:w="90"/>
+            </w:tcMar>
+          </w:tcPr>
+          <w:p>
+            <w:r>
+              <w:rPr>
+                <w:rFonts w:ascii="맑은 고딕" w:cs="맑은 고딕" w:eastAsia="맑은 고딕" w:hAnsi="맑은 고딕"/>
+                <w:b w:val="false"/>
+                <w:bCs w:val="false"/>
+                <w:sz w:val="18"/>
+                <w:szCs w:val="18"/>
+              </w:rPr>
+              <w:t>구매 → 지급 → 초과지급</w:t>
+            </w:r>
+          </w:p>
+        </w:tc>
+        <w:tc>
+          <w:tcPr>
+            <w:tcW w:type="dxa" w:w="4100"/>
+            <w:tcBorders>
+              <w:top w:val="single" w:color="BFC5CE" w:sz="4"/>
+              <w:left w:val="single" w:color="BFC5CE" w:sz="4"/>
+              <w:bottom w:val="single" w:color="BFC5CE" w:sz="4"/>
+              <w:right w:val="single" w:color="BFC5CE" w:sz="4"/>
+            </w:tcBorders>
+            <w:tcMar>
+              <w:top w:type="dxa" w:w="60"/>
+              <w:left w:type="dxa" w:w="90"/>
+              <w:bottom w:type="dxa" w:w="60"/>
+              <w:right w:type="dxa" w:w="90"/>
+            </w:tcMar>
+          </w:tcPr>
+          <w:p>
+            <w:r>
+              <w:rPr>
+                <w:rFonts w:ascii="맑은 고딕" w:cs="맑은 고딕" w:eastAsia="맑은 고딕" w:hAnsi="맑은 고딕"/>
+                <w:b w:val="false"/>
+                <w:bCs w:val="false"/>
+                <w:sz w:val="18"/>
+                <w:szCs w:val="18"/>
+              </w:rPr>
+              <w:t>110,000 → 70,000 → -10,000</w:t>
+            </w:r>
+          </w:p>
+        </w:tc>
+      </w:tr>
+      <w:tr>
+        <w:tc>
+          <w:tcPr>
+            <w:tcW w:type="dxa" w:w="400"/>
+            <w:tcBorders>
+              <w:top w:val="single" w:color="BFC5CE" w:sz="4"/>
+              <w:left w:val="single" w:color="BFC5CE" w:sz="4"/>
+              <w:bottom w:val="single" w:color="BFC5CE" w:sz="4"/>
+              <w:right w:val="single" w:color="BFC5CE" w:sz="4"/>
+            </w:tcBorders>
+            <w:tcMar>
+              <w:top w:type="dxa" w:w="60"/>
+              <w:left w:type="dxa" w:w="90"/>
+              <w:bottom w:type="dxa" w:w="60"/>
+              <w:right w:type="dxa" w:w="90"/>
+            </w:tcMar>
+          </w:tcPr>
+          <w:p>
+            <w:r>
+              <w:rPr>
+                <w:rFonts w:ascii="맑은 고딕" w:cs="맑은 고딕" w:eastAsia="맑은 고딕" w:hAnsi="맑은 고딕"/>
+                <w:b w:val="false"/>
+                <w:bCs w:val="false"/>
+                <w:sz w:val="18"/>
+                <w:szCs w:val="18"/>
+              </w:rPr>
+              <w:t>채무현황</w:t>
+            </w:r>
+          </w:p>
+        </w:tc>
+        <w:tc>
+          <w:tcPr>
+            <w:tcW w:type="dxa" w:w="4400"/>
+            <w:tcBorders>
+              <w:top w:val="single" w:color="BFC5CE" w:sz="4"/>
+              <w:left w:val="single" w:color="BFC5CE" w:sz="4"/>
+              <w:bottom w:val="single" w:color="BFC5CE" w:sz="4"/>
+              <w:right w:val="single" w:color="BFC5CE" w:sz="4"/>
+            </w:tcBorders>
+            <w:tcMar>
+              <w:top w:type="dxa" w:w="60"/>
+              <w:left w:type="dxa" w:w="90"/>
+              <w:bottom w:type="dxa" w:w="60"/>
+              <w:right w:type="dxa" w:w="90"/>
+            </w:tcMar>
+          </w:tcPr>
+          <w:p>
+            <w:r>
+              <w:rPr>
+                <w:rFonts w:ascii="맑은 고딕" w:cs="맑은 고딕" w:eastAsia="맑은 고딕" w:hAnsi="맑은 고딕"/>
+                <w:b w:val="false"/>
+                <w:bCs w:val="false"/>
+                <w:sz w:val="18"/>
+                <w:szCs w:val="18"/>
+              </w:rPr>
+              <w:t>거래처 QA-AP7-328899</w:t>
+            </w:r>
+          </w:p>
+        </w:tc>
+        <w:tc>
+          <w:tcPr>
+            <w:tcW w:type="dxa" w:w="4100"/>
+            <w:tcBorders>
+              <w:top w:val="single" w:color="BFC5CE" w:sz="4"/>
+              <w:left w:val="single" w:color="BFC5CE" w:sz="4"/>
+              <w:bottom w:val="single" w:color="BFC5CE" w:sz="4"/>
+              <w:right w:val="single" w:color="BFC5CE" w:sz="4"/>
+            </w:tcBorders>
+            <w:tcMar>
+              <w:top w:type="dxa" w:w="60"/>
+              <w:left w:type="dxa" w:w="90"/>
+              <w:bottom w:type="dxa" w:w="60"/>
+              <w:right w:type="dxa" w:w="90"/>
+            </w:tcMar>
+          </w:tcPr>
+          <w:p>
+            <w:r>
+              <w:rPr>
+                <w:rFonts w:ascii="맑은 고딕" w:cs="맑은 고딕" w:eastAsia="맑은 고딕" w:hAnsi="맑은 고딕"/>
+                <w:b w:val="false"/>
+                <w:bCs w:val="false"/>
+                <w:sz w:val="18"/>
+                <w:szCs w:val="18"/>
+              </w:rPr>
+              <w:t>-10,000 — 서버와 같음</w:t>
+            </w:r>
+          </w:p>
+        </w:tc>
+      </w:tr>
+      <w:tr>
+        <w:tc>
+          <w:tcPr>
+            <w:tcW w:type="dxa" w:w="400"/>
+            <w:tcBorders>
+              <w:top w:val="single" w:color="BFC5CE" w:sz="4"/>
+              <w:left w:val="single" w:color="BFC5CE" w:sz="4"/>
+              <w:bottom w:val="single" w:color="BFC5CE" w:sz="4"/>
+              <w:right w:val="single" w:color="BFC5CE" w:sz="4"/>
+            </w:tcBorders>
+            <w:tcMar>
+              <w:top w:type="dxa" w:w="60"/>
+              <w:left w:type="dxa" w:w="90"/>
+              <w:bottom w:type="dxa" w:w="60"/>
+              <w:right w:type="dxa" w:w="90"/>
+            </w:tcMar>
+          </w:tcPr>
+          <w:p>
+            <w:r>
+              <w:rPr>
+                <w:rFonts w:ascii="맑은 고딕" w:cs="맑은 고딕" w:eastAsia="맑은 고딕" w:hAnsi="맑은 고딕"/>
+                <w:b w:val="false"/>
+                <w:bCs w:val="false"/>
+                <w:sz w:val="18"/>
+                <w:szCs w:val="18"/>
+              </w:rPr>
+              <w:t>거래처관리대장1(채무)</w:t>
+            </w:r>
+          </w:p>
+        </w:tc>
+        <w:tc>
+          <w:tcPr>
+            <w:tcW w:type="dxa" w:w="4400"/>
+            <w:tcBorders>
+              <w:top w:val="single" w:color="BFC5CE" w:sz="4"/>
+              <w:left w:val="single" w:color="BFC5CE" w:sz="4"/>
+              <w:bottom w:val="single" w:color="BFC5CE" w:sz="4"/>
+              <w:right w:val="single" w:color="BFC5CE" w:sz="4"/>
+            </w:tcBorders>
+            <w:tcMar>
+              <w:top w:type="dxa" w:w="60"/>
+              <w:left w:type="dxa" w:w="90"/>
+              <w:bottom w:type="dxa" w:w="60"/>
+              <w:right w:type="dxa" w:w="90"/>
+            </w:tcMar>
+          </w:tcPr>
+          <w:p>
+            <w:r>
+              <w:rPr>
+                <w:rFonts w:ascii="맑은 고딕" w:cs="맑은 고딕" w:eastAsia="맑은 고딕" w:hAnsi="맑은 고딕"/>
+                <w:b w:val="false"/>
+                <w:bCs w:val="false"/>
+                <w:sz w:val="18"/>
+                <w:szCs w:val="18"/>
+              </w:rPr>
+              <w:t>거래처 코드도움으로 그 거래처</w:t>
+            </w:r>
+          </w:p>
+        </w:tc>
+        <w:tc>
+          <w:tcPr>
+            <w:tcW w:type="dxa" w:w="4100"/>
+            <w:tcBorders>
+              <w:top w:val="single" w:color="BFC5CE" w:sz="4"/>
+              <w:left w:val="single" w:color="BFC5CE" w:sz="4"/>
+              <w:bottom w:val="single" w:color="BFC5CE" w:sz="4"/>
+              <w:right w:val="single" w:color="BFC5CE" w:sz="4"/>
+            </w:tcBorders>
+            <w:tcMar>
+              <w:top w:type="dxa" w:w="60"/>
+              <w:left w:type="dxa" w:w="90"/>
+              <w:bottom w:type="dxa" w:w="60"/>
+              <w:right w:type="dxa" w:w="90"/>
+            </w:tcMar>
+          </w:tcPr>
+          <w:p>
+            <w:r>
+              <w:rPr>
+                <w:rFonts w:ascii="맑은 고딕" w:cs="맑은 고딕" w:eastAsia="맑은 고딕" w:hAnsi="맑은 고딕"/>
+                <w:b w:val="false"/>
+                <w:bCs w:val="false"/>
+                <w:sz w:val="18"/>
+                <w:szCs w:val="18"/>
+              </w:rPr>
+              <w:t>1곳만, 110,000 → 70,000 → -10,000 (6회차에 고친 이월 조건이 채무 쪽에도 그대로 듣는다)</w:t>
+            </w:r>
+          </w:p>
+        </w:tc>
+      </w:tr>
+      <w:tr>
+        <w:tc>
+          <w:tcPr>
+            <w:tcW w:type="dxa" w:w="400"/>
+            <w:tcBorders>
+              <w:top w:val="single" w:color="BFC5CE" w:sz="4"/>
+              <w:left w:val="single" w:color="BFC5CE" w:sz="4"/>
+              <w:bottom w:val="single" w:color="BFC5CE" w:sz="4"/>
+              <w:right w:val="single" w:color="BFC5CE" w:sz="4"/>
+            </w:tcBorders>
+            <w:tcMar>
+              <w:top w:type="dxa" w:w="60"/>
+              <w:left w:type="dxa" w:w="90"/>
+              <w:bottom w:type="dxa" w:w="60"/>
+              <w:right w:type="dxa" w:w="90"/>
+            </w:tcMar>
+          </w:tcPr>
+          <w:p>
+            <w:r>
+              <w:rPr>
+                <w:rFonts w:ascii="맑은 고딕" w:cs="맑은 고딕" w:eastAsia="맑은 고딕" w:hAnsi="맑은 고딕"/>
+                <w:b w:val="false"/>
+                <w:bCs w:val="false"/>
+                <w:sz w:val="18"/>
+                <w:szCs w:val="18"/>
+              </w:rPr>
+              <w:t>지급현황</w:t>
+            </w:r>
+          </w:p>
+        </w:tc>
+        <w:tc>
+          <w:tcPr>
+            <w:tcW w:type="dxa" w:w="4400"/>
+            <w:tcBorders>
+              <w:top w:val="single" w:color="BFC5CE" w:sz="4"/>
+              <w:left w:val="single" w:color="BFC5CE" w:sz="4"/>
+              <w:bottom w:val="single" w:color="BFC5CE" w:sz="4"/>
+              <w:right w:val="single" w:color="BFC5CE" w:sz="4"/>
+            </w:tcBorders>
+            <w:tcMar>
+              <w:top w:type="dxa" w:w="60"/>
+              <w:left w:type="dxa" w:w="90"/>
+              <w:bottom w:type="dxa" w:w="60"/>
+              <w:right w:type="dxa" w:w="90"/>
+            </w:tcMar>
+          </w:tcPr>
+          <w:p>
+            <w:r>
+              <w:rPr>
+                <w:rFonts w:ascii="맑은 고딕" w:cs="맑은 고딕" w:eastAsia="맑은 고딕" w:hAnsi="맑은 고딕"/>
+                <w:b w:val="false"/>
+                <w:bCs w:val="false"/>
+                <w:sz w:val="18"/>
+                <w:szCs w:val="18"/>
+              </w:rPr>
+              <w:t>같은 거래처, 오늘</w:t>
+            </w:r>
+          </w:p>
+        </w:tc>
+        <w:tc>
+          <w:tcPr>
+            <w:tcW w:type="dxa" w:w="4100"/>
+            <w:tcBorders>
+              <w:top w:val="single" w:color="BFC5CE" w:sz="4"/>
+              <w:left w:val="single" w:color="BFC5CE" w:sz="4"/>
+              <w:bottom w:val="single" w:color="BFC5CE" w:sz="4"/>
+              <w:right w:val="single" w:color="BFC5CE" w:sz="4"/>
+            </w:tcBorders>
+            <w:tcMar>
+              <w:top w:type="dxa" w:w="60"/>
+              <w:left w:type="dxa" w:w="90"/>
+              <w:bottom w:type="dxa" w:w="60"/>
+              <w:right w:type="dxa" w:w="90"/>
+            </w:tcMar>
+          </w:tcPr>
+          <w:p>
+            <w:r>
+              <w:rPr>
+                <w:rFonts w:ascii="맑은 고딕" w:cs="맑은 고딕" w:eastAsia="맑은 고딕" w:hAnsi="맑은 고딕"/>
+                <w:b w:val="false"/>
+                <w:bCs w:val="false"/>
+                <w:sz w:val="18"/>
+                <w:szCs w:val="18"/>
+              </w:rPr>
+              <w:t>2건 · 120,000</w:t>
+            </w:r>
+          </w:p>
+        </w:tc>
+      </w:tr>
+    </w:tbl>
+    <w:p>
+      <w:pPr>
+        <w:pStyle w:val="Heading2"/>
+        <w:spacing w:after="120" w:before="240"/>
+      </w:pPr>
+      <w:r>
+        <w:rPr>
+          <w:rFonts w:ascii="맑은 고딕" w:cs="맑은 고딕" w:eastAsia="맑은 고딕" w:hAnsi="맑은 고딕"/>
+        </w:rPr>
+        <w:t>7-1. 발견한 문제</w:t>
+      </w:r>
+    </w:p>
+    <w:tbl>
+      <w:tblPr>
+        <w:tblW w:type="dxa" w:w="8900"/>
+        <w:tblBorders>
+          <w:top w:val="single" w:color="auto" w:sz="4"/>
+          <w:left w:val="single" w:color="auto" w:sz="4"/>
+          <w:bottom w:val="single" w:color="auto" w:sz="4"/>
+          <w:right w:val="single" w:color="auto" w:sz="4"/>
+          <w:insideH w:val="single" w:color="auto" w:sz="4"/>
+          <w:insideV w:val="single" w:color="auto" w:sz="4"/>
+        </w:tblBorders>
+      </w:tblPr>
+      <w:tblGrid>
+        <w:gridCol w:w="400"/>
+        <w:gridCol w:w="4400"/>
+        <w:gridCol w:w="4100"/>
+      </w:tblGrid>
+      <w:tr>
+        <w:trPr>
+          <w:tblHeader/>
+        </w:trPr>
+        <w:tc>
+          <w:tcPr>
+            <w:tcW w:type="dxa" w:w="400"/>
+            <w:tcBorders>
+              <w:top w:val="single" w:color="BFC5CE" w:sz="4"/>
+              <w:left w:val="single" w:color="BFC5CE" w:sz="4"/>
+              <w:bottom w:val="single" w:color="BFC5CE" w:sz="4"/>
+              <w:right w:val="single" w:color="BFC5CE" w:sz="4"/>
+            </w:tcBorders>
+            <w:shd w:fill="E8EEF9" w:val="clear"/>
+            <w:tcMar>
+              <w:top w:type="dxa" w:w="60"/>
+              <w:left w:type="dxa" w:w="90"/>
+              <w:bottom w:type="dxa" w:w="60"/>
+              <w:right w:type="dxa" w:w="90"/>
+            </w:tcMar>
+          </w:tcPr>
+          <w:p>
+            <w:r>
+              <w:rPr>
+                <w:rFonts w:ascii="맑은 고딕" w:cs="맑은 고딕" w:eastAsia="맑은 고딕" w:hAnsi="맑은 고딕"/>
+                <w:b/>
+                <w:bCs/>
+                <w:sz w:val="18"/>
+                <w:szCs w:val="18"/>
+              </w:rPr>
+              <w:t>#</w:t>
+            </w:r>
+          </w:p>
+        </w:tc>
+        <w:tc>
+          <w:tcPr>
+            <w:tcW w:type="dxa" w:w="4400"/>
+            <w:tcBorders>
+              <w:top w:val="single" w:color="BFC5CE" w:sz="4"/>
+              <w:left w:val="single" w:color="BFC5CE" w:sz="4"/>
+              <w:bottom w:val="single" w:color="BFC5CE" w:sz="4"/>
+              <w:right w:val="single" w:color="BFC5CE" w:sz="4"/>
+            </w:tcBorders>
+            <w:shd w:fill="E8EEF9" w:val="clear"/>
+            <w:tcMar>
+              <w:top w:type="dxa" w:w="60"/>
+              <w:left w:type="dxa" w:w="90"/>
+              <w:bottom w:type="dxa" w:w="60"/>
+              <w:right w:type="dxa" w:w="90"/>
+            </w:tcMar>
+          </w:tcPr>
+          <w:p>
+            <w:r>
+              <w:rPr>
+                <w:rFonts w:ascii="맑은 고딕" w:cs="맑은 고딕" w:eastAsia="맑은 고딕" w:hAnsi="맑은 고딕"/>
+                <w:b/>
+                <w:bCs/>
+                <w:sz w:val="18"/>
+                <w:szCs w:val="18"/>
+              </w:rPr>
+              <w:t>내용</w:t>
+            </w:r>
+          </w:p>
+        </w:tc>
+        <w:tc>
+          <w:tcPr>
+            <w:tcW w:type="dxa" w:w="4100"/>
+            <w:tcBorders>
+              <w:top w:val="single" w:color="BFC5CE" w:sz="4"/>
+              <w:left w:val="single" w:color="BFC5CE" w:sz="4"/>
+              <w:bottom w:val="single" w:color="BFC5CE" w:sz="4"/>
+              <w:right w:val="single" w:color="BFC5CE" w:sz="4"/>
+            </w:tcBorders>
+            <w:shd w:fill="E8EEF9" w:val="clear"/>
+            <w:tcMar>
+              <w:top w:type="dxa" w:w="60"/>
+              <w:left w:type="dxa" w:w="90"/>
+              <w:bottom w:type="dxa" w:w="60"/>
+              <w:right w:type="dxa" w:w="90"/>
+            </w:tcMar>
+          </w:tcPr>
+          <w:p>
+            <w:r>
+              <w:rPr>
+                <w:rFonts w:ascii="맑은 고딕" w:cs="맑은 고딕" w:eastAsia="맑은 고딕" w:hAnsi="맑은 고딕"/>
+                <w:b/>
+                <w:bCs/>
+                <w:sz w:val="18"/>
+                <w:szCs w:val="18"/>
+              </w:rPr>
+              <w:t>고친 것</w:t>
+            </w:r>
+          </w:p>
+        </w:tc>
+      </w:tr>
+      <w:tr>
+        <w:tc>
+          <w:tcPr>
+            <w:tcW w:type="dxa" w:w="400"/>
+            <w:tcBorders>
+              <w:top w:val="single" w:color="BFC5CE" w:sz="4"/>
+              <w:left w:val="single" w:color="BFC5CE" w:sz="4"/>
+              <w:bottom w:val="single" w:color="BFC5CE" w:sz="4"/>
+              <w:right w:val="single" w:color="BFC5CE" w:sz="4"/>
+            </w:tcBorders>
+            <w:tcMar>
+              <w:top w:type="dxa" w:w="60"/>
+              <w:left w:type="dxa" w:w="90"/>
+              <w:bottom w:type="dxa" w:w="60"/>
+              <w:right w:type="dxa" w:w="90"/>
+            </w:tcMar>
+          </w:tcPr>
+          <w:p>
+            <w:r>
+              <w:rPr>
+                <w:rFonts w:ascii="맑은 고딕" w:cs="맑은 고딕" w:eastAsia="맑은 고딕" w:hAnsi="맑은 고딕"/>
+                <w:b w:val="false"/>
+                <w:bCs w:val="false"/>
+                <w:sz w:val="18"/>
+                <w:szCs w:val="18"/>
+              </w:rPr>
+              <w:t>27</w:t>
+            </w:r>
+          </w:p>
+        </w:tc>
+        <w:tc>
+          <w:tcPr>
+            <w:tcW w:type="dxa" w:w="4400"/>
+            <w:tcBorders>
+              <w:top w:val="single" w:color="BFC5CE" w:sz="4"/>
+              <w:left w:val="single" w:color="BFC5CE" w:sz="4"/>
+              <w:bottom w:val="single" w:color="BFC5CE" w:sz="4"/>
+              <w:right w:val="single" w:color="BFC5CE" w:sz="4"/>
+            </w:tcBorders>
+            <w:tcMar>
+              <w:top w:type="dxa" w:w="60"/>
+              <w:left w:type="dxa" w:w="90"/>
+              <w:bottom w:type="dxa" w:w="60"/>
+              <w:right w:type="dxa" w:w="90"/>
+            </w:tcMar>
+          </w:tcPr>
+          <w:p>
+            <w:r>
+              <w:rPr>
+                <w:rFonts w:ascii="맑은 고딕" w:cs="맑은 고딕" w:eastAsia="맑은 고딕" w:hAnsi="맑은 고딕"/>
+                <w:b w:val="false"/>
+                <w:bCs w:val="false"/>
+                <w:sz w:val="18"/>
+                <w:szCs w:val="18"/>
+              </w:rPr>
+              <w:t>지급현황의 [정렬/소계기준] 알약이 "수금방법" 이었다. 수금현황과 한 화면을 같이 쓰는데 이름을 박아 둬서, 표의 열은 "지급방법" 인데 알약과 소계 제목만 "수금방법" 으로 나왔다.</w:t>
+            </w:r>
+          </w:p>
+        </w:tc>
+        <w:tc>
+          <w:tcPr>
+            <w:tcW w:type="dxa" w:w="4100"/>
+            <w:tcBorders>
+              <w:top w:val="single" w:color="BFC5CE" w:sz="4"/>
+              <w:left w:val="single" w:color="BFC5CE" w:sz="4"/>
+              <w:bottom w:val="single" w:color="BFC5CE" w:sz="4"/>
+              <w:right w:val="single" w:color="BFC5CE" w:sz="4"/>
+            </w:tcBorders>
+            <w:tcMar>
+              <w:top w:type="dxa" w:w="60"/>
+              <w:left w:type="dxa" w:w="90"/>
+              <w:bottom w:type="dxa" w:w="60"/>
+              <w:right w:type="dxa" w:w="90"/>
+            </w:tcMar>
+          </w:tcPr>
+          <w:p>
+            <w:r>
+              <w:rPr>
+                <w:rFonts w:ascii="맑은 고딕" w:cs="맑은 고딕" w:eastAsia="맑은 고딕" w:hAnsi="맑은 고딕"/>
+                <w:b w:val="false"/>
+                <w:bCs w:val="false"/>
+                <w:sz w:val="18"/>
+                <w:szCs w:val="18"/>
+              </w:rPr>
+              <w:t>화면 종류에 따라 "수금방법" / "지급방법" 으로 붙인다</w:t>
+            </w:r>
+          </w:p>
+        </w:tc>
+      </w:tr>
+    </w:tbl>
+    <w:p>
+      <w:pPr>
+        <w:jc w:val="center"/>
+      </w:pPr>
+      <w:r>
+        <w:drawing>
+          <wp:inline xmlns:a="http://schemas.openxmlformats.org/drawingml/2006/main" xmlns:pic="http://schemas.openxmlformats.org/drawingml/2006/picture">
+            <wp:extent cx="5760000" cy="2202353"/>
+            <wp:docPr id="15" name="Picture 15"/>
+            <wp:cNvGraphicFramePr>
+              <a:graphicFrameLocks noChangeAspect="1"/>
+            </wp:cNvGraphicFramePr>
+            <a:graphic>
+              <a:graphicData uri="http://schemas.openxmlformats.org/drawingml/2006/picture">
+                <pic:pic>
+                  <pic:nvPicPr>
+                    <pic:cNvPr id="0" name="r7-payment-fixed.png"/>
+                    <pic:cNvPicPr/>
+                  </pic:nvPicPr>
+                  <pic:blipFill>
+                    <a:blip r:embed="rId23"/>
+                    <a:stretch>
+                      <a:fillRect/>
+                    </a:stretch>
+                  </pic:blipFill>
+                  <pic:spPr>
+                    <a:xfrm>
+                      <a:off x="0" y="0"/>
+                      <a:ext cx="5760000" cy="2202353"/>
+                    </a:xfrm>
+                    <a:prstGeom prst="rect"/>
+                  </pic:spPr>
+                </pic:pic>
+              </a:graphicData>
+            </a:graphic>
+          </wp:inline>
+        </w:drawing>
+      </w:r>
+    </w:p>
+    <w:p>
+      <w:pPr>
+        <w:spacing w:after="200"/>
+        <w:jc w:val="center"/>
+      </w:pPr>
+      <w:r>
+        <w:rPr>
+          <w:rFonts w:ascii="맑은 고딕" w:cs="맑은 고딕" w:eastAsia="맑은 고딕" w:hAnsi="맑은 고딕"/>
+          <w:i/>
+          <w:iCs/>
+          <w:color w:val="666666"/>
+          <w:sz w:val="18"/>
+          <w:szCs w:val="18"/>
+        </w:rPr>
+        <w:t>그림 15. 고친 뒤 지급현황 — [지급방법] 으로 소계하면 계좌이체 40,000 · 현금 80,000</w:t>
+      </w:r>
+    </w:p>
+    <w:p>
+      <w:pPr>
+        <w:spacing w:after="120"/>
+      </w:pPr>
+      <w:r>
+        <w:rPr>
+          <w:rFonts w:ascii="맑은 고딕" w:cs="맑은 고딕" w:eastAsia="맑은 고딕" w:hAnsi="맑은 고딕"/>
+          <w:sz w:val="21"/>
+          <w:szCs w:val="21"/>
+        </w:rPr>
+        <w:t>검증: typecheck · ui-check 108. 그림은 qa/shot.mjs.</w:t>
+      </w:r>
+    </w:p>
+    <w:p>
+      <w:pPr>
+        <w:pStyle w:val="Heading2"/>
+        <w:spacing w:after="120" w:before="240"/>
+      </w:pPr>
+      <w:r>
+        <w:rPr>
+          <w:rFonts w:ascii="맑은 고딕" w:cs="맑은 고딕" w:eastAsia="맑은 고딕" w:hAnsi="맑은 고딕"/>
+        </w:rPr>
+        <w:t>7-2. 다음 할 일</w:t>
+      </w:r>
+    </w:p>
+    <w:p>
+      <w:pPr>
+        <w:pStyle w:val="ListParagraph"/>
+        <w:numPr>
+          <w:ilvl w:val="0"/>
+          <w:numId w:val="2"/>
+        </w:numPr>
+        <w:spacing w:after="60"/>
+      </w:pPr>
+      <w:r>
+        <w:rPr>
+          <w:rFonts w:ascii="맑은 고딕" w:cs="맑은 고딕" w:eastAsia="맑은 고딕" w:hAnsi="맑은 고딕"/>
+          <w:sz w:val="21"/>
+          <w:szCs w:val="21"/>
+        </w:rPr>
+        <w:t>#19·#20·#12 원본 대조 (4회차에서 넘어옴)</w:t>
+      </w:r>
+    </w:p>
+    <w:p>
+      <w:pPr>
+        <w:pStyle w:val="ListParagraph"/>
+        <w:numPr>
+          <w:ilvl w:val="0"/>
+          <w:numId w:val="2"/>
+        </w:numPr>
+        <w:spacing w:after="60"/>
+      </w:pPr>
+      <w:r>
+        <w:rPr>
+          <w:rFonts w:ascii="맑은 고딕" w:cs="맑은 고딕" w:eastAsia="맑은 고딕" w:hAnsi="맑은 고딕"/>
+          <w:sz w:val="21"/>
+          <w:szCs w:val="21"/>
+        </w:rPr>
+        <w:t>"품목명(규격)" 열이 규격을 안 찍는 곳을 정적 검사로 잡기</w:t>
+      </w:r>
+    </w:p>
+    <w:p>
+      <w:pPr>
+        <w:pStyle w:val="ListParagraph"/>
+        <w:numPr>
+          <w:ilvl w:val="0"/>
+          <w:numId w:val="2"/>
+        </w:numPr>
+        <w:spacing w:after="60"/>
+      </w:pPr>
+      <w:r>
+        <w:rPr>
+          <w:rFonts w:ascii="맑은 고딕" w:cs="맑은 고딕" w:eastAsia="맑은 고딕" w:hAnsi="맑은 고딕"/>
+          <w:sz w:val="21"/>
+          <w:szCs w:val="21"/>
+        </w:rPr>
+        <w:t>수금·지급을 지우거나 고쳤을 때 잔액이 되돌아오는지(6·7회차 전표로)</w:t>
       </w:r>
     </w:p>
     <w:sectPr>

--- a/docs/ERP_사용설명서_QA기록.docx
+++ b/docs/ERP_사용설명서_QA기록.docx
@@ -15263,6 +15263,1151 @@
           <w:szCs w:val="21"/>
         </w:rPr>
         <w:t>수금·지급을 지우거나 고쳤을 때 잔액이 되돌아오는지(6·7회차 전표로)</w:t>
+      </w:r>
+    </w:p>
+    <w:p>
+      <w:pPr>
+        <w:pStyle w:val="Heading1"/>
+        <w:spacing w:after="120" w:before="240"/>
+      </w:pPr>
+      <w:r>
+        <w:rPr>
+          <w:rFonts w:ascii="맑은 고딕" w:cs="맑은 고딕" w:eastAsia="맑은 고딕" w:hAnsi="맑은 고딕"/>
+        </w:rPr>
+        <w:t>8회차 — 4회차에서 넘어온 결정 셋(#19·#20·#12) · 화면 전수 점검</w:t>
+      </w:r>
+    </w:p>
+    <w:p>
+      <w:pPr>
+        <w:pStyle w:val="Heading2"/>
+        <w:spacing w:after="120" w:before="240"/>
+      </w:pPr>
+      <w:r>
+        <w:rPr>
+          <w:rFonts w:ascii="맑은 고딕" w:cs="맑은 고딕" w:eastAsia="맑은 고딕" w:hAnsi="맑은 고딕"/>
+        </w:rPr>
+        <w:t>8-1. #19 판매로 다 끊은 주문은 완료로 닫는다</w:t>
+      </w:r>
+    </w:p>
+    <w:p>
+      <w:pPr>
+        <w:spacing w:after="120"/>
+      </w:pPr>
+      <w:r>
+        <w:rPr>
+          <w:rFonts w:ascii="맑은 고딕" w:cs="맑은 고딕" w:eastAsia="맑은 고딕" w:hAnsi="맑은 고딕"/>
+          <w:sz w:val="21"/>
+          <w:szCs w:val="21"/>
+        </w:rPr>
+        <w:t>원본 이카운트는 판매입력에서 주문서를 불러오면 그 주문서의 진행단계를 완료로 바꿉니다(하단 깃발 아이콘의 "자동변경", 또는 Option &gt; 진행상태변경설정으로 기본값 지정). 출하는 판매에서 출하지시서를 이어 만드는 별도 흐름이고, 미출하는 주문서가 아니라 출하지시서 쪽으로 셉니다. 우리는 주문이 출하완료로만 닫혀서, 판매로 다 끊어도 계속 "진행중" 이었습니다.</w:t>
+      </w:r>
+    </w:p>
+    <w:tbl>
+      <w:tblPr>
+        <w:tblW w:type="dxa" w:w="8900"/>
+        <w:tblBorders>
+          <w:top w:val="single" w:color="auto" w:sz="4"/>
+          <w:left w:val="single" w:color="auto" w:sz="4"/>
+          <w:bottom w:val="single" w:color="auto" w:sz="4"/>
+          <w:right w:val="single" w:color="auto" w:sz="4"/>
+          <w:insideH w:val="single" w:color="auto" w:sz="4"/>
+          <w:insideV w:val="single" w:color="auto" w:sz="4"/>
+        </w:tblBorders>
+      </w:tblPr>
+      <w:tblGrid>
+        <w:gridCol w:w="400"/>
+        <w:gridCol w:w="4400"/>
+        <w:gridCol w:w="4100"/>
+      </w:tblGrid>
+      <w:tr>
+        <w:trPr>
+          <w:tblHeader/>
+        </w:trPr>
+        <w:tc>
+          <w:tcPr>
+            <w:tcW w:type="dxa" w:w="400"/>
+            <w:tcBorders>
+              <w:top w:val="single" w:color="BFC5CE" w:sz="4"/>
+              <w:left w:val="single" w:color="BFC5CE" w:sz="4"/>
+              <w:bottom w:val="single" w:color="BFC5CE" w:sz="4"/>
+              <w:right w:val="single" w:color="BFC5CE" w:sz="4"/>
+            </w:tcBorders>
+            <w:shd w:fill="E8EEF9" w:val="clear"/>
+            <w:tcMar>
+              <w:top w:type="dxa" w:w="60"/>
+              <w:left w:type="dxa" w:w="90"/>
+              <w:bottom w:type="dxa" w:w="60"/>
+              <w:right w:type="dxa" w:w="90"/>
+            </w:tcMar>
+          </w:tcPr>
+          <w:p>
+            <w:r>
+              <w:rPr>
+                <w:rFonts w:ascii="맑은 고딕" w:cs="맑은 고딕" w:eastAsia="맑은 고딕" w:hAnsi="맑은 고딕"/>
+                <w:b/>
+                <w:bCs/>
+                <w:sz w:val="18"/>
+                <w:szCs w:val="18"/>
+              </w:rPr>
+              <w:t>#</w:t>
+            </w:r>
+          </w:p>
+        </w:tc>
+        <w:tc>
+          <w:tcPr>
+            <w:tcW w:type="dxa" w:w="4400"/>
+            <w:tcBorders>
+              <w:top w:val="single" w:color="BFC5CE" w:sz="4"/>
+              <w:left w:val="single" w:color="BFC5CE" w:sz="4"/>
+              <w:bottom w:val="single" w:color="BFC5CE" w:sz="4"/>
+              <w:right w:val="single" w:color="BFC5CE" w:sz="4"/>
+            </w:tcBorders>
+            <w:shd w:fill="E8EEF9" w:val="clear"/>
+            <w:tcMar>
+              <w:top w:type="dxa" w:w="60"/>
+              <w:left w:type="dxa" w:w="90"/>
+              <w:bottom w:type="dxa" w:w="60"/>
+              <w:right w:type="dxa" w:w="90"/>
+            </w:tcMar>
+          </w:tcPr>
+          <w:p>
+            <w:r>
+              <w:rPr>
+                <w:rFonts w:ascii="맑은 고딕" w:cs="맑은 고딕" w:eastAsia="맑은 고딕" w:hAnsi="맑은 고딕"/>
+                <w:b/>
+                <w:bCs/>
+                <w:sz w:val="18"/>
+                <w:szCs w:val="18"/>
+              </w:rPr>
+              <w:t>바꾼 것</w:t>
+            </w:r>
+          </w:p>
+        </w:tc>
+        <w:tc>
+          <w:tcPr>
+            <w:tcW w:type="dxa" w:w="4100"/>
+            <w:tcBorders>
+              <w:top w:val="single" w:color="BFC5CE" w:sz="4"/>
+              <w:left w:val="single" w:color="BFC5CE" w:sz="4"/>
+              <w:bottom w:val="single" w:color="BFC5CE" w:sz="4"/>
+              <w:right w:val="single" w:color="BFC5CE" w:sz="4"/>
+            </w:tcBorders>
+            <w:shd w:fill="E8EEF9" w:val="clear"/>
+            <w:tcMar>
+              <w:top w:type="dxa" w:w="60"/>
+              <w:left w:type="dxa" w:w="90"/>
+              <w:bottom w:type="dxa" w:w="60"/>
+              <w:right w:type="dxa" w:w="90"/>
+            </w:tcMar>
+          </w:tcPr>
+          <w:p>
+            <w:r>
+              <w:rPr>
+                <w:rFonts w:ascii="맑은 고딕" w:cs="맑은 고딕" w:eastAsia="맑은 고딕" w:hAnsi="맑은 고딕"/>
+                <w:b/>
+                <w:bCs/>
+                <w:sz w:val="18"/>
+                <w:szCs w:val="18"/>
+              </w:rPr>
+              <w:t>왜</w:t>
+            </w:r>
+          </w:p>
+        </w:tc>
+      </w:tr>
+      <w:tr>
+        <w:tc>
+          <w:tcPr>
+            <w:tcW w:type="dxa" w:w="400"/>
+            <w:tcBorders>
+              <w:top w:val="single" w:color="BFC5CE" w:sz="4"/>
+              <w:left w:val="single" w:color="BFC5CE" w:sz="4"/>
+              <w:bottom w:val="single" w:color="BFC5CE" w:sz="4"/>
+              <w:right w:val="single" w:color="BFC5CE" w:sz="4"/>
+            </w:tcBorders>
+            <w:tcMar>
+              <w:top w:type="dxa" w:w="60"/>
+              <w:left w:type="dxa" w:w="90"/>
+              <w:bottom w:type="dxa" w:w="60"/>
+              <w:right w:type="dxa" w:w="90"/>
+            </w:tcMar>
+          </w:tcPr>
+          <w:p>
+            <w:r>
+              <w:rPr>
+                <w:rFonts w:ascii="맑은 고딕" w:cs="맑은 고딕" w:eastAsia="맑은 고딕" w:hAnsi="맑은 고딕"/>
+                <w:b w:val="false"/>
+                <w:bCs w:val="false"/>
+                <w:sz w:val="18"/>
+                <w:szCs w:val="18"/>
+              </w:rPr>
+              <w:t>19</w:t>
+            </w:r>
+          </w:p>
+        </w:tc>
+        <w:tc>
+          <w:tcPr>
+            <w:tcW w:type="dxa" w:w="4400"/>
+            <w:tcBorders>
+              <w:top w:val="single" w:color="BFC5CE" w:sz="4"/>
+              <w:left w:val="single" w:color="BFC5CE" w:sz="4"/>
+              <w:bottom w:val="single" w:color="BFC5CE" w:sz="4"/>
+              <w:right w:val="single" w:color="BFC5CE" w:sz="4"/>
+            </w:tcBorders>
+            <w:tcMar>
+              <w:top w:type="dxa" w:w="60"/>
+              <w:left w:type="dxa" w:w="90"/>
+              <w:bottom w:type="dxa" w:w="60"/>
+              <w:right w:type="dxa" w:w="90"/>
+            </w:tcMar>
+          </w:tcPr>
+          <w:p>
+            <w:r>
+              <w:rPr>
+                <w:rFonts w:ascii="맑은 고딕" w:cs="맑은 고딕" w:eastAsia="맑은 고딕" w:hAnsi="맑은 고딕"/>
+                <w:b w:val="false"/>
+                <w:bCs w:val="false"/>
+                <w:sz w:val="18"/>
+                <w:szCs w:val="18"/>
+              </w:rPr>
+              <w:t>주문 진행상태를 출하와 판매 둘 다로 정한다 — 전 라인 출하완료 또는 전 품목 판매면 완료. 출하·판매 어느 쪽이 바뀌어도 같은 한 곳(SalesOrderService.refreshProgress)에서 다시 정한다.</w:t>
+            </w:r>
+          </w:p>
+        </w:tc>
+        <w:tc>
+          <w:tcPr>
+            <w:tcW w:type="dxa" w:w="4100"/>
+            <w:tcBorders>
+              <w:top w:val="single" w:color="BFC5CE" w:sz="4"/>
+              <w:left w:val="single" w:color="BFC5CE" w:sz="4"/>
+              <w:bottom w:val="single" w:color="BFC5CE" w:sz="4"/>
+              <w:right w:val="single" w:color="BFC5CE" w:sz="4"/>
+            </w:tcBorders>
+            <w:tcMar>
+              <w:top w:type="dxa" w:w="60"/>
+              <w:left w:type="dxa" w:w="90"/>
+              <w:bottom w:type="dxa" w:w="60"/>
+              <w:right w:type="dxa" w:w="90"/>
+            </w:tcMar>
+          </w:tcPr>
+          <w:p>
+            <w:r>
+              <w:rPr>
+                <w:rFonts w:ascii="맑은 고딕" w:cs="맑은 고딕" w:eastAsia="맑은 고딕" w:hAnsi="맑은 고딕"/>
+                <w:b w:val="false"/>
+                <w:bCs w:val="false"/>
+                <w:sz w:val="18"/>
+                <w:szCs w:val="18"/>
+              </w:rPr>
+              <w:t>두 쪽이 따로 정하면 출하 취소가 판매로 닫힌 주문을 다시 연다(4회차에 그래서 미뤘던 것).</w:t>
+            </w:r>
+          </w:p>
+        </w:tc>
+      </w:tr>
+      <w:tr>
+        <w:tc>
+          <w:tcPr>
+            <w:tcW w:type="dxa" w:w="400"/>
+            <w:tcBorders>
+              <w:top w:val="single" w:color="BFC5CE" w:sz="4"/>
+              <w:left w:val="single" w:color="BFC5CE" w:sz="4"/>
+              <w:bottom w:val="single" w:color="BFC5CE" w:sz="4"/>
+              <w:right w:val="single" w:color="BFC5CE" w:sz="4"/>
+            </w:tcBorders>
+            <w:tcMar>
+              <w:top w:type="dxa" w:w="60"/>
+              <w:left w:type="dxa" w:w="90"/>
+              <w:bottom w:type="dxa" w:w="60"/>
+              <w:right w:type="dxa" w:w="90"/>
+            </w:tcMar>
+          </w:tcPr>
+          <w:p>
+            <w:r>
+              <w:rPr>
+                <w:rFonts w:ascii="맑은 고딕" w:cs="맑은 고딕" w:eastAsia="맑은 고딕" w:hAnsi="맑은 고딕"/>
+                <w:b w:val="false"/>
+                <w:bCs w:val="false"/>
+                <w:sz w:val="18"/>
+                <w:szCs w:val="18"/>
+              </w:rPr>
+              <w:t>19</w:t>
+            </w:r>
+          </w:p>
+        </w:tc>
+        <w:tc>
+          <w:tcPr>
+            <w:tcW w:type="dxa" w:w="4400"/>
+            <w:tcBorders>
+              <w:top w:val="single" w:color="BFC5CE" w:sz="4"/>
+              <w:left w:val="single" w:color="BFC5CE" w:sz="4"/>
+              <w:bottom w:val="single" w:color="BFC5CE" w:sz="4"/>
+              <w:right w:val="single" w:color="BFC5CE" w:sz="4"/>
+            </w:tcBorders>
+            <w:tcMar>
+              <w:top w:type="dxa" w:w="60"/>
+              <w:left w:type="dxa" w:w="90"/>
+              <w:bottom w:type="dxa" w:w="60"/>
+              <w:right w:type="dxa" w:w="90"/>
+            </w:tcMar>
+          </w:tcPr>
+          <w:p>
+            <w:r>
+              <w:rPr>
+                <w:rFonts w:ascii="맑은 고딕" w:cs="맑은 고딕" w:eastAsia="맑은 고딕" w:hAnsi="맑은 고딕"/>
+                <w:b w:val="false"/>
+                <w:bCs w:val="false"/>
+                <w:sz w:val="18"/>
+                <w:szCs w:val="18"/>
+              </w:rPr>
+              <w:t>미출하현황은 완료 주문도 본다(취소만 뺀다).</w:t>
+            </w:r>
+          </w:p>
+        </w:tc>
+        <w:tc>
+          <w:tcPr>
+            <w:tcW w:type="dxa" w:w="4100"/>
+            <w:tcBorders>
+              <w:top w:val="single" w:color="BFC5CE" w:sz="4"/>
+              <w:left w:val="single" w:color="BFC5CE" w:sz="4"/>
+              <w:bottom w:val="single" w:color="BFC5CE" w:sz="4"/>
+              <w:right w:val="single" w:color="BFC5CE" w:sz="4"/>
+            </w:tcBorders>
+            <w:tcMar>
+              <w:top w:type="dxa" w:w="60"/>
+              <w:left w:type="dxa" w:w="90"/>
+              <w:bottom w:type="dxa" w:w="60"/>
+              <w:right w:type="dxa" w:w="90"/>
+            </w:tcMar>
+          </w:tcPr>
+          <w:p>
+            <w:r>
+              <w:rPr>
+                <w:rFonts w:ascii="맑은 고딕" w:cs="맑은 고딕" w:eastAsia="맑은 고딕" w:hAnsi="맑은 고딕"/>
+                <w:b w:val="false"/>
+                <w:bCs w:val="false"/>
+                <w:sz w:val="18"/>
+                <w:szCs w:val="18"/>
+              </w:rPr>
+              <w:t>판매로 닫혀도 물건이 안 나갔으면 미출하에 남아야 한다 — 원본도 출하 쪽으로 센다.</w:t>
+            </w:r>
+          </w:p>
+        </w:tc>
+      </w:tr>
+    </w:tbl>
+    <w:p>
+      <w:pPr>
+        <w:spacing w:after="120"/>
+      </w:pPr>
+      <w:r>
+        <w:rPr>
+          <w:rFonts w:ascii="맑은 고딕" w:cs="맑은 고딕" w:eastAsia="맑은 고딕" w:hAnsi="맑은 고딕"/>
+          <w:sz w:val="21"/>
+          <w:szCs w:val="21"/>
+        </w:rPr>
+        <w:t>QA 하네스에 시나리오를 넣었습니다: 주문 10 → 판매 6 이면 진행중 → 판매 4 더 하면 완료 → 미출하에는 10 그대로 → 출하완료하면 미출하에서 빠짐 → 출하를 취소해도 완료 그대로 → 판매 하나를 지우면 진행중. 전체 1,834개 통과.</w:t>
+      </w:r>
+    </w:p>
+    <w:p>
+      <w:pPr>
+        <w:pStyle w:val="Heading2"/>
+        <w:spacing w:after="120" w:before="240"/>
+      </w:pPr>
+      <w:r>
+        <w:rPr>
+          <w:rFonts w:ascii="맑은 고딕" w:cs="맑은 고딕" w:eastAsia="맑은 고딕" w:hAnsi="맑은 고딕"/>
+        </w:rPr>
+        <w:t>8-2. #20 "출하수량" 두 가지 뜻</w:t>
+      </w:r>
+    </w:p>
+    <w:p>
+      <w:pPr>
+        <w:spacing w:after="120"/>
+      </w:pPr>
+      <w:r>
+        <w:rPr>
+          <w:rFonts w:ascii="맑은 고딕" w:cs="맑은 고딕" w:eastAsia="맑은 고딕" w:hAnsi="맑은 고딕"/>
+          <w:sz w:val="21"/>
+          <w:szCs w:val="21"/>
+        </w:rPr>
+        <w:t>주문서현황의 출하수량은 출하완료만, 미출하현황은 출하지시까지 뺀 잔량을 셉니다. 둘 다 의도된 계산이라 숫자는 그대로 두고, 주문서현황의 이름표를 "출하완료수량" · "미출하(완료기준)" 으로 바꾸고 마우스를 올리면 차이를 설명하게 했습니다. 원본 미출하현황에는 출하수량 열이 없어 우리도 두지 않습니다.</w:t>
+      </w:r>
+    </w:p>
+    <w:p>
+      <w:pPr>
+        <w:pStyle w:val="Heading2"/>
+        <w:spacing w:after="120" w:before="240"/>
+      </w:pPr>
+      <w:r>
+        <w:rPr>
+          <w:rFonts w:ascii="맑은 고딕" w:cs="맑은 고딕" w:eastAsia="맑은 고딕" w:hAnsi="맑은 고딕"/>
+        </w:rPr>
+        <w:t>8-3. #12 출하조회의 기준일자</w:t>
+      </w:r>
+    </w:p>
+    <w:p>
+      <w:pPr>
+        <w:spacing w:after="120"/>
+      </w:pPr>
+      <w:r>
+        <w:rPr>
+          <w:rFonts w:ascii="맑은 고딕" w:cs="맑은 고딕" w:eastAsia="맑은 고딕" w:hAnsi="맑은 고딕"/>
+          <w:sz w:val="21"/>
+          <w:szCs w:val="21"/>
+        </w:rPr>
+        <w:t>출하조회만 기준일자가 조건 판 밖(위)에 따로 있고 빠른선택(금일·전월…)도 없었습니다. 출하현황처럼 조건 판 첫 줄로 옮겼습니다.</w:t>
+      </w:r>
+    </w:p>
+    <w:p>
+      <w:pPr>
+        <w:jc w:val="center"/>
+      </w:pPr>
+      <w:r>
+        <w:drawing>
+          <wp:inline xmlns:a="http://schemas.openxmlformats.org/drawingml/2006/main" xmlns:pic="http://schemas.openxmlformats.org/drawingml/2006/picture">
+            <wp:extent cx="5760000" cy="1933714"/>
+            <wp:docPr id="16" name="Picture 16"/>
+            <wp:cNvGraphicFramePr>
+              <a:graphicFrameLocks noChangeAspect="1"/>
+            </wp:cNvGraphicFramePr>
+            <a:graphic>
+              <a:graphicData uri="http://schemas.openxmlformats.org/drawingml/2006/picture">
+                <pic:pic>
+                  <pic:nvPicPr>
+                    <pic:cNvPr id="0" name="r8-shipinq-fixed.png"/>
+                    <pic:cNvPicPr/>
+                  </pic:nvPicPr>
+                  <pic:blipFill>
+                    <a:blip r:embed="rId24"/>
+                    <a:stretch>
+                      <a:fillRect/>
+                    </a:stretch>
+                  </pic:blipFill>
+                  <pic:spPr>
+                    <a:xfrm>
+                      <a:off x="0" y="0"/>
+                      <a:ext cx="5760000" cy="1933714"/>
+                    </a:xfrm>
+                    <a:prstGeom prst="rect"/>
+                  </pic:spPr>
+                </pic:pic>
+              </a:graphicData>
+            </a:graphic>
+          </wp:inline>
+        </w:drawing>
+      </w:r>
+    </w:p>
+    <w:p>
+      <w:pPr>
+        <w:spacing w:after="200"/>
+        <w:jc w:val="center"/>
+      </w:pPr>
+      <w:r>
+        <w:rPr>
+          <w:rFonts w:ascii="맑은 고딕" w:cs="맑은 고딕" w:eastAsia="맑은 고딕" w:hAnsi="맑은 고딕"/>
+          <w:i/>
+          <w:iCs/>
+          <w:color w:val="666666"/>
+          <w:sz w:val="18"/>
+          <w:szCs w:val="18"/>
+        </w:rPr>
+        <w:t>그림 16. 출하조회 — 기준일자가 조건 판 첫 줄에, 빠른선택과 함께</w:t>
+      </w:r>
+    </w:p>
+    <w:p>
+      <w:pPr>
+        <w:pStyle w:val="Heading2"/>
+        <w:spacing w:after="120" w:before="240"/>
+      </w:pPr>
+      <w:r>
+        <w:rPr>
+          <w:rFonts w:ascii="맑은 고딕" w:cs="맑은 고딕" w:eastAsia="맑은 고딕" w:hAnsi="맑은 고딕"/>
+        </w:rPr>
+        <w:t>8-4. 화면 전수 점검 (새 도구 qa/screen-check.mjs)</w:t>
+      </w:r>
+    </w:p>
+    <w:p>
+      <w:pPr>
+        <w:spacing w:after="120"/>
+      </w:pPr>
+      <w:r>
+        <w:rPr>
+          <w:rFonts w:ascii="맑은 고딕" w:cs="맑은 고딕" w:eastAsia="맑은 고딕" w:hAnsi="맑은 고딕"/>
+          <w:sz w:val="21"/>
+          <w:szCs w:val="21"/>
+        </w:rPr>
+        <w:t>5회차에 손으로 훑어 찾던 "품목명(규격) 열에 규격을 안 찍는 칸" 을 실제로 그려진 화면에서 찾게 했습니다. 소스를 읽어 열과 칸을 짝짓는 방식은 조건부 열 때문에 50개 표 중 3개만 짝지어져 버렸습니다. 대신 헤드리스 Chrome 으로 라우트 239개를 전부 열고, 열 이름에 규격이 있는 표에서 규격이 있는 품목의 이름이 보이는데 규격은 안 보이는 칸을 찾습니다. 미출하현황을 일부러 옛날대로 되돌려 실패를 잡는 것도 확인했습니다.</w:t>
+      </w:r>
+    </w:p>
+    <w:tbl>
+      <w:tblPr>
+        <w:tblW w:type="dxa" w:w="8900"/>
+        <w:tblBorders>
+          <w:top w:val="single" w:color="auto" w:sz="4"/>
+          <w:left w:val="single" w:color="auto" w:sz="4"/>
+          <w:bottom w:val="single" w:color="auto" w:sz="4"/>
+          <w:right w:val="single" w:color="auto" w:sz="4"/>
+          <w:insideH w:val="single" w:color="auto" w:sz="4"/>
+          <w:insideV w:val="single" w:color="auto" w:sz="4"/>
+        </w:tblBorders>
+      </w:tblPr>
+      <w:tblGrid>
+        <w:gridCol w:w="400"/>
+        <w:gridCol w:w="4400"/>
+        <w:gridCol w:w="4100"/>
+      </w:tblGrid>
+      <w:tr>
+        <w:trPr>
+          <w:tblHeader/>
+        </w:trPr>
+        <w:tc>
+          <w:tcPr>
+            <w:tcW w:type="dxa" w:w="400"/>
+            <w:tcBorders>
+              <w:top w:val="single" w:color="BFC5CE" w:sz="4"/>
+              <w:left w:val="single" w:color="BFC5CE" w:sz="4"/>
+              <w:bottom w:val="single" w:color="BFC5CE" w:sz="4"/>
+              <w:right w:val="single" w:color="BFC5CE" w:sz="4"/>
+            </w:tcBorders>
+            <w:shd w:fill="E8EEF9" w:val="clear"/>
+            <w:tcMar>
+              <w:top w:type="dxa" w:w="60"/>
+              <w:left w:type="dxa" w:w="90"/>
+              <w:bottom w:type="dxa" w:w="60"/>
+              <w:right w:type="dxa" w:w="90"/>
+            </w:tcMar>
+          </w:tcPr>
+          <w:p>
+            <w:r>
+              <w:rPr>
+                <w:rFonts w:ascii="맑은 고딕" w:cs="맑은 고딕" w:eastAsia="맑은 고딕" w:hAnsi="맑은 고딕"/>
+                <w:b/>
+                <w:bCs/>
+                <w:sz w:val="18"/>
+                <w:szCs w:val="18"/>
+              </w:rPr>
+              <w:t>#</w:t>
+            </w:r>
+          </w:p>
+        </w:tc>
+        <w:tc>
+          <w:tcPr>
+            <w:tcW w:type="dxa" w:w="4400"/>
+            <w:tcBorders>
+              <w:top w:val="single" w:color="BFC5CE" w:sz="4"/>
+              <w:left w:val="single" w:color="BFC5CE" w:sz="4"/>
+              <w:bottom w:val="single" w:color="BFC5CE" w:sz="4"/>
+              <w:right w:val="single" w:color="BFC5CE" w:sz="4"/>
+            </w:tcBorders>
+            <w:shd w:fill="E8EEF9" w:val="clear"/>
+            <w:tcMar>
+              <w:top w:type="dxa" w:w="60"/>
+              <w:left w:type="dxa" w:w="90"/>
+              <w:bottom w:type="dxa" w:w="60"/>
+              <w:right w:type="dxa" w:w="90"/>
+            </w:tcMar>
+          </w:tcPr>
+          <w:p>
+            <w:r>
+              <w:rPr>
+                <w:rFonts w:ascii="맑은 고딕" w:cs="맑은 고딕" w:eastAsia="맑은 고딕" w:hAnsi="맑은 고딕"/>
+                <w:b/>
+                <w:bCs/>
+                <w:sz w:val="18"/>
+                <w:szCs w:val="18"/>
+              </w:rPr>
+              <w:t>찾은 것</w:t>
+            </w:r>
+          </w:p>
+        </w:tc>
+        <w:tc>
+          <w:tcPr>
+            <w:tcW w:type="dxa" w:w="4100"/>
+            <w:tcBorders>
+              <w:top w:val="single" w:color="BFC5CE" w:sz="4"/>
+              <w:left w:val="single" w:color="BFC5CE" w:sz="4"/>
+              <w:bottom w:val="single" w:color="BFC5CE" w:sz="4"/>
+              <w:right w:val="single" w:color="BFC5CE" w:sz="4"/>
+            </w:tcBorders>
+            <w:shd w:fill="E8EEF9" w:val="clear"/>
+            <w:tcMar>
+              <w:top w:type="dxa" w:w="60"/>
+              <w:left w:type="dxa" w:w="90"/>
+              <w:bottom w:type="dxa" w:w="60"/>
+              <w:right w:type="dxa" w:w="90"/>
+            </w:tcMar>
+          </w:tcPr>
+          <w:p>
+            <w:r>
+              <w:rPr>
+                <w:rFonts w:ascii="맑은 고딕" w:cs="맑은 고딕" w:eastAsia="맑은 고딕" w:hAnsi="맑은 고딕"/>
+                <w:b/>
+                <w:bCs/>
+                <w:sz w:val="18"/>
+                <w:szCs w:val="18"/>
+              </w:rPr>
+              <w:t>고친 것</w:t>
+            </w:r>
+          </w:p>
+        </w:tc>
+      </w:tr>
+      <w:tr>
+        <w:tc>
+          <w:tcPr>
+            <w:tcW w:type="dxa" w:w="400"/>
+            <w:tcBorders>
+              <w:top w:val="single" w:color="BFC5CE" w:sz="4"/>
+              <w:left w:val="single" w:color="BFC5CE" w:sz="4"/>
+              <w:bottom w:val="single" w:color="BFC5CE" w:sz="4"/>
+              <w:right w:val="single" w:color="BFC5CE" w:sz="4"/>
+            </w:tcBorders>
+            <w:tcMar>
+              <w:top w:type="dxa" w:w="60"/>
+              <w:left w:type="dxa" w:w="90"/>
+              <w:bottom w:type="dxa" w:w="60"/>
+              <w:right w:type="dxa" w:w="90"/>
+            </w:tcMar>
+          </w:tcPr>
+          <w:p>
+            <w:r>
+              <w:rPr>
+                <w:rFonts w:ascii="맑은 고딕" w:cs="맑은 고딕" w:eastAsia="맑은 고딕" w:hAnsi="맑은 고딕"/>
+                <w:b w:val="false"/>
+                <w:bCs w:val="false"/>
+                <w:sz w:val="18"/>
+                <w:szCs w:val="18"/>
+              </w:rPr>
+              <w:t>28</w:t>
+            </w:r>
+          </w:p>
+        </w:tc>
+        <w:tc>
+          <w:tcPr>
+            <w:tcW w:type="dxa" w:w="4400"/>
+            <w:tcBorders>
+              <w:top w:val="single" w:color="BFC5CE" w:sz="4"/>
+              <w:left w:val="single" w:color="BFC5CE" w:sz="4"/>
+              <w:bottom w:val="single" w:color="BFC5CE" w:sz="4"/>
+              <w:right w:val="single" w:color="BFC5CE" w:sz="4"/>
+            </w:tcBorders>
+            <w:tcMar>
+              <w:top w:type="dxa" w:w="60"/>
+              <w:left w:type="dxa" w:w="90"/>
+              <w:bottom w:type="dxa" w:w="60"/>
+              <w:right w:type="dxa" w:w="90"/>
+            </w:tcMar>
+          </w:tcPr>
+          <w:p>
+            <w:r>
+              <w:rPr>
+                <w:rFonts w:ascii="맑은 고딕" w:cs="맑은 고딕" w:eastAsia="맑은 고딕" w:hAnsi="맑은 고딕"/>
+                <w:b w:val="false"/>
+                <w:bCs w:val="false"/>
+                <w:sz w:val="18"/>
+                <w:szCs w:val="18"/>
+              </w:rPr>
+              <w:t>월별이익현황 · 일자별이익현황의 [품목명[규격]] 열이 이름만 찍었다(예: 모뎀 PCB 조립품 — 규격 4층기판).</w:t>
+            </w:r>
+          </w:p>
+        </w:tc>
+        <w:tc>
+          <w:tcPr>
+            <w:tcW w:type="dxa" w:w="4100"/>
+            <w:tcBorders>
+              <w:top w:val="single" w:color="BFC5CE" w:sz="4"/>
+              <w:left w:val="single" w:color="BFC5CE" w:sz="4"/>
+              <w:bottom w:val="single" w:color="BFC5CE" w:sz="4"/>
+              <w:right w:val="single" w:color="BFC5CE" w:sz="4"/>
+            </w:tcBorders>
+            <w:tcMar>
+              <w:top w:type="dxa" w:w="60"/>
+              <w:left w:type="dxa" w:w="90"/>
+              <w:bottom w:type="dxa" w:w="60"/>
+              <w:right w:type="dxa" w:w="90"/>
+            </w:tcMar>
+          </w:tcPr>
+          <w:p>
+            <w:r>
+              <w:rPr>
+                <w:rFonts w:ascii="맑은 고딕" w:cs="맑은 고딕" w:eastAsia="맑은 고딕" w:hAnsi="맑은 고딕"/>
+                <w:b w:val="false"/>
+                <w:bCs w:val="false"/>
+                <w:sz w:val="18"/>
+                <w:szCs w:val="18"/>
+              </w:rPr>
+              <w:t>규격을 대괄호로 붙인다</w:t>
+            </w:r>
+          </w:p>
+        </w:tc>
+      </w:tr>
+      <w:tr>
+        <w:tc>
+          <w:tcPr>
+            <w:tcW w:type="dxa" w:w="400"/>
+            <w:tcBorders>
+              <w:top w:val="single" w:color="BFC5CE" w:sz="4"/>
+              <w:left w:val="single" w:color="BFC5CE" w:sz="4"/>
+              <w:bottom w:val="single" w:color="BFC5CE" w:sz="4"/>
+              <w:right w:val="single" w:color="BFC5CE" w:sz="4"/>
+            </w:tcBorders>
+            <w:tcMar>
+              <w:top w:type="dxa" w:w="60"/>
+              <w:left w:type="dxa" w:w="90"/>
+              <w:bottom w:type="dxa" w:w="60"/>
+              <w:right w:type="dxa" w:w="90"/>
+            </w:tcMar>
+          </w:tcPr>
+          <w:p>
+            <w:r>
+              <w:rPr>
+                <w:rFonts w:ascii="맑은 고딕" w:cs="맑은 고딕" w:eastAsia="맑은 고딕" w:hAnsi="맑은 고딕"/>
+                <w:b w:val="false"/>
+                <w:bCs w:val="false"/>
+                <w:sz w:val="18"/>
+                <w:szCs w:val="18"/>
+              </w:rPr>
+              <w:t>—</w:t>
+            </w:r>
+          </w:p>
+        </w:tc>
+        <w:tc>
+          <w:tcPr>
+            <w:tcW w:type="dxa" w:w="4400"/>
+            <w:tcBorders>
+              <w:top w:val="single" w:color="BFC5CE" w:sz="4"/>
+              <w:left w:val="single" w:color="BFC5CE" w:sz="4"/>
+              <w:bottom w:val="single" w:color="BFC5CE" w:sz="4"/>
+              <w:right w:val="single" w:color="BFC5CE" w:sz="4"/>
+            </w:tcBorders>
+            <w:tcMar>
+              <w:top w:type="dxa" w:w="60"/>
+              <w:left w:type="dxa" w:w="90"/>
+              <w:bottom w:type="dxa" w:w="60"/>
+              <w:right w:type="dxa" w:w="90"/>
+            </w:tcMar>
+          </w:tcPr>
+          <w:p>
+            <w:r>
+              <w:rPr>
+                <w:rFonts w:ascii="맑은 고딕" w:cs="맑은 고딕" w:eastAsia="맑은 고딕" w:hAnsi="맑은 고딕"/>
+                <w:b w:val="false"/>
+                <w:bCs w:val="false"/>
+                <w:sz w:val="18"/>
+                <w:szCs w:val="18"/>
+              </w:rPr>
+              <w:t>빈 화면(런타임 오류로 하얗게 뜨는 화면)</w:t>
+            </w:r>
+          </w:p>
+        </w:tc>
+        <w:tc>
+          <w:tcPr>
+            <w:tcW w:type="dxa" w:w="4100"/>
+            <w:tcBorders>
+              <w:top w:val="single" w:color="BFC5CE" w:sz="4"/>
+              <w:left w:val="single" w:color="BFC5CE" w:sz="4"/>
+              <w:bottom w:val="single" w:color="BFC5CE" w:sz="4"/>
+              <w:right w:val="single" w:color="BFC5CE" w:sz="4"/>
+            </w:tcBorders>
+            <w:tcMar>
+              <w:top w:type="dxa" w:w="60"/>
+              <w:left w:type="dxa" w:w="90"/>
+              <w:bottom w:type="dxa" w:w="60"/>
+              <w:right w:type="dxa" w:w="90"/>
+            </w:tcMar>
+          </w:tcPr>
+          <w:p>
+            <w:r>
+              <w:rPr>
+                <w:rFonts w:ascii="맑은 고딕" w:cs="맑은 고딕" w:eastAsia="맑은 고딕" w:hAnsi="맑은 고딕"/>
+                <w:b w:val="false"/>
+                <w:bCs w:val="false"/>
+                <w:sz w:val="18"/>
+                <w:szCs w:val="18"/>
+              </w:rPr>
+              <w:t>239개 중 없음</w:t>
+            </w:r>
+          </w:p>
+        </w:tc>
+      </w:tr>
+    </w:tbl>
+    <w:p>
+      <w:pPr>
+        <w:pStyle w:val="Heading2"/>
+        <w:spacing w:after="120" w:before="240"/>
+      </w:pPr>
+      <w:r>
+        <w:rPr>
+          <w:rFonts w:ascii="맑은 고딕" w:cs="맑은 고딕" w:eastAsia="맑은 고딕" w:hAnsi="맑은 고딕"/>
+        </w:rPr>
+        <w:t>8-5. 확인했지만 고치지 않은 것</w:t>
+      </w:r>
+    </w:p>
+    <w:tbl>
+      <w:tblPr>
+        <w:tblW w:type="dxa" w:w="8900"/>
+        <w:tblBorders>
+          <w:top w:val="single" w:color="auto" w:sz="4"/>
+          <w:left w:val="single" w:color="auto" w:sz="4"/>
+          <w:bottom w:val="single" w:color="auto" w:sz="4"/>
+          <w:right w:val="single" w:color="auto" w:sz="4"/>
+          <w:insideH w:val="single" w:color="auto" w:sz="4"/>
+          <w:insideV w:val="single" w:color="auto" w:sz="4"/>
+        </w:tblBorders>
+      </w:tblPr>
+      <w:tblGrid>
+        <w:gridCol w:w="400"/>
+        <w:gridCol w:w="4400"/>
+        <w:gridCol w:w="4100"/>
+      </w:tblGrid>
+      <w:tr>
+        <w:trPr>
+          <w:tblHeader/>
+        </w:trPr>
+        <w:tc>
+          <w:tcPr>
+            <w:tcW w:type="dxa" w:w="400"/>
+            <w:tcBorders>
+              <w:top w:val="single" w:color="BFC5CE" w:sz="4"/>
+              <w:left w:val="single" w:color="BFC5CE" w:sz="4"/>
+              <w:bottom w:val="single" w:color="BFC5CE" w:sz="4"/>
+              <w:right w:val="single" w:color="BFC5CE" w:sz="4"/>
+            </w:tcBorders>
+            <w:shd w:fill="E8EEF9" w:val="clear"/>
+            <w:tcMar>
+              <w:top w:type="dxa" w:w="60"/>
+              <w:left w:type="dxa" w:w="90"/>
+              <w:bottom w:type="dxa" w:w="60"/>
+              <w:right w:type="dxa" w:w="90"/>
+            </w:tcMar>
+          </w:tcPr>
+          <w:p>
+            <w:r>
+              <w:rPr>
+                <w:rFonts w:ascii="맑은 고딕" w:cs="맑은 고딕" w:eastAsia="맑은 고딕" w:hAnsi="맑은 고딕"/>
+                <w:b/>
+                <w:bCs/>
+                <w:sz w:val="18"/>
+                <w:szCs w:val="18"/>
+              </w:rPr>
+              <w:t>#</w:t>
+            </w:r>
+          </w:p>
+        </w:tc>
+        <w:tc>
+          <w:tcPr>
+            <w:tcW w:type="dxa" w:w="4400"/>
+            <w:tcBorders>
+              <w:top w:val="single" w:color="BFC5CE" w:sz="4"/>
+              <w:left w:val="single" w:color="BFC5CE" w:sz="4"/>
+              <w:bottom w:val="single" w:color="BFC5CE" w:sz="4"/>
+              <w:right w:val="single" w:color="BFC5CE" w:sz="4"/>
+            </w:tcBorders>
+            <w:shd w:fill="E8EEF9" w:val="clear"/>
+            <w:tcMar>
+              <w:top w:type="dxa" w:w="60"/>
+              <w:left w:type="dxa" w:w="90"/>
+              <w:bottom w:type="dxa" w:w="60"/>
+              <w:right w:type="dxa" w:w="90"/>
+            </w:tcMar>
+          </w:tcPr>
+          <w:p>
+            <w:r>
+              <w:rPr>
+                <w:rFonts w:ascii="맑은 고딕" w:cs="맑은 고딕" w:eastAsia="맑은 고딕" w:hAnsi="맑은 고딕"/>
+                <w:b/>
+                <w:bCs/>
+                <w:sz w:val="18"/>
+                <w:szCs w:val="18"/>
+              </w:rPr>
+              <w:t>내용</w:t>
+            </w:r>
+          </w:p>
+        </w:tc>
+        <w:tc>
+          <w:tcPr>
+            <w:tcW w:type="dxa" w:w="4100"/>
+            <w:tcBorders>
+              <w:top w:val="single" w:color="BFC5CE" w:sz="4"/>
+              <w:left w:val="single" w:color="BFC5CE" w:sz="4"/>
+              <w:bottom w:val="single" w:color="BFC5CE" w:sz="4"/>
+              <w:right w:val="single" w:color="BFC5CE" w:sz="4"/>
+            </w:tcBorders>
+            <w:shd w:fill="E8EEF9" w:val="clear"/>
+            <w:tcMar>
+              <w:top w:type="dxa" w:w="60"/>
+              <w:left w:type="dxa" w:w="90"/>
+              <w:bottom w:type="dxa" w:w="60"/>
+              <w:right w:type="dxa" w:w="90"/>
+            </w:tcMar>
+          </w:tcPr>
+          <w:p>
+            <w:r>
+              <w:rPr>
+                <w:rFonts w:ascii="맑은 고딕" w:cs="맑은 고딕" w:eastAsia="맑은 고딕" w:hAnsi="맑은 고딕"/>
+                <w:b/>
+                <w:bCs/>
+                <w:sz w:val="18"/>
+                <w:szCs w:val="18"/>
+              </w:rPr>
+              <w:t>왜 그대로 두었나 / 다음</w:t>
+            </w:r>
+          </w:p>
+        </w:tc>
+      </w:tr>
+      <w:tr>
+        <w:tc>
+          <w:tcPr>
+            <w:tcW w:type="dxa" w:w="400"/>
+            <w:tcBorders>
+              <w:top w:val="single" w:color="BFC5CE" w:sz="4"/>
+              <w:left w:val="single" w:color="BFC5CE" w:sz="4"/>
+              <w:bottom w:val="single" w:color="BFC5CE" w:sz="4"/>
+              <w:right w:val="single" w:color="BFC5CE" w:sz="4"/>
+            </w:tcBorders>
+            <w:tcMar>
+              <w:top w:type="dxa" w:w="60"/>
+              <w:left w:type="dxa" w:w="90"/>
+              <w:bottom w:type="dxa" w:w="60"/>
+              <w:right w:type="dxa" w:w="90"/>
+            </w:tcMar>
+          </w:tcPr>
+          <w:p>
+            <w:r>
+              <w:rPr>
+                <w:rFonts w:ascii="맑은 고딕" w:cs="맑은 고딕" w:eastAsia="맑은 고딕" w:hAnsi="맑은 고딕"/>
+                <w:b w:val="false"/>
+                <w:bCs w:val="false"/>
+                <w:sz w:val="18"/>
+                <w:szCs w:val="18"/>
+              </w:rPr>
+              <w:t>29</w:t>
+            </w:r>
+          </w:p>
+        </w:tc>
+        <w:tc>
+          <w:tcPr>
+            <w:tcW w:type="dxa" w:w="4400"/>
+            <w:tcBorders>
+              <w:top w:val="single" w:color="BFC5CE" w:sz="4"/>
+              <w:left w:val="single" w:color="BFC5CE" w:sz="4"/>
+              <w:bottom w:val="single" w:color="BFC5CE" w:sz="4"/>
+              <w:right w:val="single" w:color="BFC5CE" w:sz="4"/>
+            </w:tcBorders>
+            <w:tcMar>
+              <w:top w:type="dxa" w:w="60"/>
+              <w:left w:type="dxa" w:w="90"/>
+              <w:bottom w:type="dxa" w:w="60"/>
+              <w:right w:type="dxa" w:w="90"/>
+            </w:tcMar>
+          </w:tcPr>
+          <w:p>
+            <w:r>
+              <w:rPr>
+                <w:rFonts w:ascii="맑은 고딕" w:cs="맑은 고딕" w:eastAsia="맑은 고딕" w:hAnsi="맑은 고딕"/>
+                <w:b w:val="false"/>
+                <w:bCs w:val="false"/>
+                <w:sz w:val="18"/>
+                <w:szCs w:val="18"/>
+              </w:rPr>
+              <w:t>수금·지급·판매 등 전표번호는 "그날 가장 큰 번호 + 1" 이라, 그날 마지막 전표를 지우면 그 번호가 다음 전표에 다시 쓰인다(RC-20261001-0004 를 지운 뒤 새 수금이 같은 번호).</w:t>
+            </w:r>
+          </w:p>
+        </w:tc>
+        <w:tc>
+          <w:tcPr>
+            <w:tcW w:type="dxa" w:w="4100"/>
+            <w:tcBorders>
+              <w:top w:val="single" w:color="BFC5CE" w:sz="4"/>
+              <w:left w:val="single" w:color="BFC5CE" w:sz="4"/>
+              <w:bottom w:val="single" w:color="BFC5CE" w:sz="4"/>
+              <w:right w:val="single" w:color="BFC5CE" w:sz="4"/>
+            </w:tcBorders>
+            <w:tcMar>
+              <w:top w:type="dxa" w:w="60"/>
+              <w:left w:type="dxa" w:w="90"/>
+              <w:bottom w:type="dxa" w:w="60"/>
+              <w:right w:type="dxa" w:w="90"/>
+            </w:tcMar>
+          </w:tcPr>
+          <w:p>
+            <w:r>
+              <w:rPr>
+                <w:rFonts w:ascii="맑은 고딕" w:cs="맑은 고딕" w:eastAsia="맑은 고딕" w:hAnsi="맑은 고딕"/>
+                <w:b w:val="false"/>
+                <w:bCs w:val="false"/>
+                <w:sz w:val="18"/>
+                <w:szCs w:val="18"/>
+              </w:rPr>
+              <w:t>중복은 아니다. 회계상 번호 재사용을 막을지(결번으로 둘지)는 정책 결정이다.</w:t>
+            </w:r>
+          </w:p>
+        </w:tc>
+      </w:tr>
+      <w:tr>
+        <w:tc>
+          <w:tcPr>
+            <w:tcW w:type="dxa" w:w="400"/>
+            <w:tcBorders>
+              <w:top w:val="single" w:color="BFC5CE" w:sz="4"/>
+              <w:left w:val="single" w:color="BFC5CE" w:sz="4"/>
+              <w:bottom w:val="single" w:color="BFC5CE" w:sz="4"/>
+              <w:right w:val="single" w:color="BFC5CE" w:sz="4"/>
+            </w:tcBorders>
+            <w:tcMar>
+              <w:top w:type="dxa" w:w="60"/>
+              <w:left w:type="dxa" w:w="90"/>
+              <w:bottom w:type="dxa" w:w="60"/>
+              <w:right w:type="dxa" w:w="90"/>
+            </w:tcMar>
+          </w:tcPr>
+          <w:p>
+            <w:r>
+              <w:rPr>
+                <w:rFonts w:ascii="맑은 고딕" w:cs="맑은 고딕" w:eastAsia="맑은 고딕" w:hAnsi="맑은 고딕"/>
+                <w:b w:val="false"/>
+                <w:bCs w:val="false"/>
+                <w:sz w:val="18"/>
+                <w:szCs w:val="18"/>
+              </w:rPr>
+              <w:t>30</w:t>
+            </w:r>
+          </w:p>
+        </w:tc>
+        <w:tc>
+          <w:tcPr>
+            <w:tcW w:type="dxa" w:w="4400"/>
+            <w:tcBorders>
+              <w:top w:val="single" w:color="BFC5CE" w:sz="4"/>
+              <w:left w:val="single" w:color="BFC5CE" w:sz="4"/>
+              <w:bottom w:val="single" w:color="BFC5CE" w:sz="4"/>
+              <w:right w:val="single" w:color="BFC5CE" w:sz="4"/>
+            </w:tcBorders>
+            <w:tcMar>
+              <w:top w:type="dxa" w:w="60"/>
+              <w:left w:type="dxa" w:w="90"/>
+              <w:bottom w:type="dxa" w:w="60"/>
+              <w:right w:type="dxa" w:w="90"/>
+            </w:tcMar>
+          </w:tcPr>
+          <w:p>
+            <w:r>
+              <w:rPr>
+                <w:rFonts w:ascii="맑은 고딕" w:cs="맑은 고딕" w:eastAsia="맑은 고딕" w:hAnsi="맑은 고딕"/>
+                <w:b w:val="false"/>
+                <w:bCs w:val="false"/>
+                <w:sz w:val="18"/>
+                <w:szCs w:val="18"/>
+              </w:rPr>
+              <w:t>수금이 있는 판매를 지워도 막지 않는다 — 채권이 음수(선수금)로 남는다.</w:t>
+            </w:r>
+          </w:p>
+        </w:tc>
+        <w:tc>
+          <w:tcPr>
+            <w:tcW w:type="dxa" w:w="4100"/>
+            <w:tcBorders>
+              <w:top w:val="single" w:color="BFC5CE" w:sz="4"/>
+              <w:left w:val="single" w:color="BFC5CE" w:sz="4"/>
+              <w:bottom w:val="single" w:color="BFC5CE" w:sz="4"/>
+              <w:right w:val="single" w:color="BFC5CE" w:sz="4"/>
+            </w:tcBorders>
+            <w:tcMar>
+              <w:top w:type="dxa" w:w="60"/>
+              <w:left w:type="dxa" w:w="90"/>
+              <w:bottom w:type="dxa" w:w="60"/>
+              <w:right w:type="dxa" w:w="90"/>
+            </w:tcMar>
+          </w:tcPr>
+          <w:p>
+            <w:r>
+              <w:rPr>
+                <w:rFonts w:ascii="맑은 고딕" w:cs="맑은 고딕" w:eastAsia="맑은 고딕" w:hAnsi="맑은 고딕"/>
+                <w:b w:val="false"/>
+                <w:bCs w:val="false"/>
+                <w:sz w:val="18"/>
+                <w:szCs w:val="18"/>
+              </w:rPr>
+              <w:t>수금은 판매 전표가 아니라 거래처에 붙는 돈이라 원본과 같다.</w:t>
+            </w:r>
+          </w:p>
+        </w:tc>
+      </w:tr>
+    </w:tbl>
+    <w:p>
+      <w:pPr>
+        <w:spacing w:after="120"/>
+      </w:pPr>
+      <w:r>
+        <w:rPr>
+          <w:rFonts w:ascii="맑은 고딕" w:cs="맑은 고딕" w:eastAsia="맑은 고딕" w:hAnsi="맑은 고딕"/>
+          <w:sz w:val="21"/>
+          <w:szCs w:val="21"/>
+        </w:rPr>
+        <w:t>검증: 백엔드 재컴파일·기동 · qa.mjs 1,834 · typecheck · build · test:unit 177 · ui-check 108 · dto-check · screen-check.</w:t>
+      </w:r>
+    </w:p>
+    <w:p>
+      <w:pPr>
+        <w:pStyle w:val="Heading2"/>
+        <w:spacing w:after="120" w:before="240"/>
+      </w:pPr>
+      <w:r>
+        <w:rPr>
+          <w:rFonts w:ascii="맑은 고딕" w:cs="맑은 고딕" w:eastAsia="맑은 고딕" w:hAnsi="맑은 고딕"/>
+        </w:rPr>
+        <w:t>8-6. 다음 할 일</w:t>
+      </w:r>
+    </w:p>
+    <w:p>
+      <w:pPr>
+        <w:pStyle w:val="ListParagraph"/>
+        <w:numPr>
+          <w:ilvl w:val="0"/>
+          <w:numId w:val="2"/>
+        </w:numPr>
+        <w:spacing w:after="60"/>
+      </w:pPr>
+      <w:r>
+        <w:rPr>
+          <w:rFonts w:ascii="맑은 고딕" w:cs="맑은 고딕" w:eastAsia="맑은 고딕" w:hAnsi="맑은 고딕"/>
+          <w:sz w:val="21"/>
+          <w:szCs w:val="21"/>
+        </w:rPr>
+        <w:t>#29 전표번호 재사용 정책</w:t>
+      </w:r>
+    </w:p>
+    <w:p>
+      <w:pPr>
+        <w:pStyle w:val="ListParagraph"/>
+        <w:numPr>
+          <w:ilvl w:val="0"/>
+          <w:numId w:val="2"/>
+        </w:numPr>
+        <w:spacing w:after="60"/>
+      </w:pPr>
+      <w:r>
+        <w:rPr>
+          <w:rFonts w:ascii="맑은 고딕" w:cs="맑은 고딕" w:eastAsia="맑은 고딕" w:hAnsi="맑은 고딕"/>
+          <w:sz w:val="21"/>
+          <w:szCs w:val="21"/>
+        </w:rPr>
+        <w:t>screen-check 에 볼거리 더하기(합계행이 열과 맞는지 — 그려진 화면 기준)</w:t>
+      </w:r>
+    </w:p>
+    <w:p>
+      <w:pPr>
+        <w:pStyle w:val="ListParagraph"/>
+        <w:numPr>
+          <w:ilvl w:val="0"/>
+          <w:numId w:val="2"/>
+        </w:numPr>
+        <w:spacing w:after="60"/>
+      </w:pPr>
+      <w:r>
+        <w:rPr>
+          <w:rFonts w:ascii="맑은 고딕" w:cs="맑은 고딕" w:eastAsia="맑은 고딕" w:hAnsi="맑은 고딕"/>
+          <w:sz w:val="21"/>
+          <w:szCs w:val="21"/>
+        </w:rPr>
+        <w:t>발주 쪽도 #19 와 같은지(구매로 다 끊은 발주가 닫히는지)</w:t>
       </w:r>
     </w:p>
     <w:sectPr>

--- a/docs/ERP_사용설명서_QA기록.docx
+++ b/docs/ERP_사용설명서_QA기록.docx
@@ -16408,6 +16408,1338 @@
           <w:szCs w:val="21"/>
         </w:rPr>
         <w:t>발주 쪽도 #19 와 같은지(구매로 다 끊은 발주가 닫히는지)</w:t>
+      </w:r>
+    </w:p>
+    <w:p>
+      <w:pPr>
+        <w:pStyle w:val="Heading1"/>
+        <w:spacing w:after="120" w:before="240"/>
+      </w:pPr>
+      <w:r>
+        <w:rPr>
+          <w:rFonts w:ascii="맑은 고딕" w:cs="맑은 고딕" w:eastAsia="맑은 고딕" w:hAnsi="맑은 고딕"/>
+        </w:rPr>
+        <w:t>9회차 — 화면을 사람처럼 써 보기(입력 → 저장 → 안내) · 발주 · 열린 채 남은 주문</w:t>
+      </w:r>
+    </w:p>
+    <w:p>
+      <w:pPr>
+        <w:pStyle w:val="Heading2"/>
+        <w:spacing w:after="120" w:before="240"/>
+      </w:pPr>
+      <w:r>
+        <w:rPr>
+          <w:rFonts w:ascii="맑은 고딕" w:cs="맑은 고딕" w:eastAsia="맑은 고딕" w:hAnsi="맑은 고딕"/>
+        </w:rPr>
+        <w:t>9-1. 화면으로 전표를 넣어 보며 찾은 것</w:t>
+      </w:r>
+    </w:p>
+    <w:p>
+      <w:pPr>
+        <w:spacing w:after="120"/>
+      </w:pPr>
+      <w:r>
+        <w:rPr>
+          <w:rFonts w:ascii="맑은 고딕" w:cs="맑은 고딕" w:eastAsia="맑은 고딕" w:hAnsi="맑은 고딕"/>
+          <w:sz w:val="21"/>
+          <w:szCs w:val="21"/>
+        </w:rPr>
+        <w:t>이번 회차부터 화면 시험을 저장소에 남깁니다(qa/flows/*.json). 헤드리스 Chrome 으로 코드도움 버튼을 눌러 거래처·창고·품목을 고르고, 수량을 넣고, [저장]을 누른 뒤 화면이 무엇을 말하는지 봅니다. 만든 전표는 끝에 API 로 지웁니다.</w:t>
+      </w:r>
+    </w:p>
+    <w:tbl>
+      <w:tblPr>
+        <w:tblW w:type="dxa" w:w="8900"/>
+        <w:tblBorders>
+          <w:top w:val="single" w:color="auto" w:sz="4"/>
+          <w:left w:val="single" w:color="auto" w:sz="4"/>
+          <w:bottom w:val="single" w:color="auto" w:sz="4"/>
+          <w:right w:val="single" w:color="auto" w:sz="4"/>
+          <w:insideH w:val="single" w:color="auto" w:sz="4"/>
+          <w:insideV w:val="single" w:color="auto" w:sz="4"/>
+        </w:tblBorders>
+      </w:tblPr>
+      <w:tblGrid>
+        <w:gridCol w:w="2600"/>
+        <w:gridCol w:w="2000"/>
+        <w:gridCol w:w="2600"/>
+        <w:gridCol w:w="1700"/>
+      </w:tblGrid>
+      <w:tr>
+        <w:trPr>
+          <w:tblHeader/>
+        </w:trPr>
+        <w:tc>
+          <w:tcPr>
+            <w:tcW w:type="dxa" w:w="2600"/>
+            <w:tcBorders>
+              <w:top w:val="single" w:color="BFC5CE" w:sz="4"/>
+              <w:left w:val="single" w:color="BFC5CE" w:sz="4"/>
+              <w:bottom w:val="single" w:color="BFC5CE" w:sz="4"/>
+              <w:right w:val="single" w:color="BFC5CE" w:sz="4"/>
+            </w:tcBorders>
+            <w:shd w:fill="E8EEF9" w:val="clear"/>
+            <w:tcMar>
+              <w:top w:type="dxa" w:w="60"/>
+              <w:left w:type="dxa" w:w="90"/>
+              <w:bottom w:type="dxa" w:w="60"/>
+              <w:right w:type="dxa" w:w="90"/>
+            </w:tcMar>
+          </w:tcPr>
+          <w:p>
+            <w:r>
+              <w:rPr>
+                <w:rFonts w:ascii="맑은 고딕" w:cs="맑은 고딕" w:eastAsia="맑은 고딕" w:hAnsi="맑은 고딕"/>
+                <w:b/>
+                <w:bCs/>
+                <w:sz w:val="18"/>
+                <w:szCs w:val="18"/>
+              </w:rPr>
+              <w:t>#</w:t>
+            </w:r>
+          </w:p>
+        </w:tc>
+        <w:tc>
+          <w:tcPr>
+            <w:tcW w:type="dxa" w:w="2000"/>
+            <w:tcBorders>
+              <w:top w:val="single" w:color="BFC5CE" w:sz="4"/>
+              <w:left w:val="single" w:color="BFC5CE" w:sz="4"/>
+              <w:bottom w:val="single" w:color="BFC5CE" w:sz="4"/>
+              <w:right w:val="single" w:color="BFC5CE" w:sz="4"/>
+            </w:tcBorders>
+            <w:shd w:fill="E8EEF9" w:val="clear"/>
+            <w:tcMar>
+              <w:top w:type="dxa" w:w="60"/>
+              <w:left w:type="dxa" w:w="90"/>
+              <w:bottom w:type="dxa" w:w="60"/>
+              <w:right w:type="dxa" w:w="90"/>
+            </w:tcMar>
+          </w:tcPr>
+          <w:p>
+            <w:r>
+              <w:rPr>
+                <w:rFonts w:ascii="맑은 고딕" w:cs="맑은 고딕" w:eastAsia="맑은 고딕" w:hAnsi="맑은 고딕"/>
+                <w:b/>
+                <w:bCs/>
+                <w:sz w:val="18"/>
+                <w:szCs w:val="18"/>
+              </w:rPr>
+              <w:t>화면</w:t>
+            </w:r>
+          </w:p>
+        </w:tc>
+        <w:tc>
+          <w:tcPr>
+            <w:tcW w:type="dxa" w:w="2600"/>
+            <w:tcBorders>
+              <w:top w:val="single" w:color="BFC5CE" w:sz="4"/>
+              <w:left w:val="single" w:color="BFC5CE" w:sz="4"/>
+              <w:bottom w:val="single" w:color="BFC5CE" w:sz="4"/>
+              <w:right w:val="single" w:color="BFC5CE" w:sz="4"/>
+            </w:tcBorders>
+            <w:shd w:fill="E8EEF9" w:val="clear"/>
+            <w:tcMar>
+              <w:top w:type="dxa" w:w="60"/>
+              <w:left w:type="dxa" w:w="90"/>
+              <w:bottom w:type="dxa" w:w="60"/>
+              <w:right w:type="dxa" w:w="90"/>
+            </w:tcMar>
+          </w:tcPr>
+          <w:p>
+            <w:r>
+              <w:rPr>
+                <w:rFonts w:ascii="맑은 고딕" w:cs="맑은 고딕" w:eastAsia="맑은 고딕" w:hAnsi="맑은 고딕"/>
+                <w:b/>
+                <w:bCs/>
+                <w:sz w:val="18"/>
+                <w:szCs w:val="18"/>
+              </w:rPr>
+              <w:t>찾은 것</w:t>
+            </w:r>
+          </w:p>
+        </w:tc>
+        <w:tc>
+          <w:tcPr>
+            <w:tcW w:type="dxa" w:w="1700"/>
+            <w:tcBorders>
+              <w:top w:val="single" w:color="BFC5CE" w:sz="4"/>
+              <w:left w:val="single" w:color="BFC5CE" w:sz="4"/>
+              <w:bottom w:val="single" w:color="BFC5CE" w:sz="4"/>
+              <w:right w:val="single" w:color="BFC5CE" w:sz="4"/>
+            </w:tcBorders>
+            <w:shd w:fill="E8EEF9" w:val="clear"/>
+            <w:tcMar>
+              <w:top w:type="dxa" w:w="60"/>
+              <w:left w:type="dxa" w:w="90"/>
+              <w:bottom w:type="dxa" w:w="60"/>
+              <w:right w:type="dxa" w:w="90"/>
+            </w:tcMar>
+          </w:tcPr>
+          <w:p>
+            <w:r>
+              <w:rPr>
+                <w:rFonts w:ascii="맑은 고딕" w:cs="맑은 고딕" w:eastAsia="맑은 고딕" w:hAnsi="맑은 고딕"/>
+                <w:b/>
+                <w:bCs/>
+                <w:sz w:val="18"/>
+                <w:szCs w:val="18"/>
+              </w:rPr>
+              <w:t>고친 것</w:t>
+            </w:r>
+          </w:p>
+        </w:tc>
+      </w:tr>
+      <w:tr>
+        <w:tc>
+          <w:tcPr>
+            <w:tcW w:type="dxa" w:w="2600"/>
+            <w:tcBorders>
+              <w:top w:val="single" w:color="BFC5CE" w:sz="4"/>
+              <w:left w:val="single" w:color="BFC5CE" w:sz="4"/>
+              <w:bottom w:val="single" w:color="BFC5CE" w:sz="4"/>
+              <w:right w:val="single" w:color="BFC5CE" w:sz="4"/>
+            </w:tcBorders>
+            <w:tcMar>
+              <w:top w:type="dxa" w:w="60"/>
+              <w:left w:type="dxa" w:w="90"/>
+              <w:bottom w:type="dxa" w:w="60"/>
+              <w:right w:type="dxa" w:w="90"/>
+            </w:tcMar>
+          </w:tcPr>
+          <w:p>
+            <w:r>
+              <w:rPr>
+                <w:rFonts w:ascii="맑은 고딕" w:cs="맑은 고딕" w:eastAsia="맑은 고딕" w:hAnsi="맑은 고딕"/>
+                <w:b w:val="false"/>
+                <w:bCs w:val="false"/>
+                <w:sz w:val="18"/>
+                <w:szCs w:val="18"/>
+              </w:rPr>
+              <w:t>31</w:t>
+            </w:r>
+          </w:p>
+        </w:tc>
+        <w:tc>
+          <w:tcPr>
+            <w:tcW w:type="dxa" w:w="2000"/>
+            <w:tcBorders>
+              <w:top w:val="single" w:color="BFC5CE" w:sz="4"/>
+              <w:left w:val="single" w:color="BFC5CE" w:sz="4"/>
+              <w:bottom w:val="single" w:color="BFC5CE" w:sz="4"/>
+              <w:right w:val="single" w:color="BFC5CE" w:sz="4"/>
+            </w:tcBorders>
+            <w:tcMar>
+              <w:top w:type="dxa" w:w="60"/>
+              <w:left w:type="dxa" w:w="90"/>
+              <w:bottom w:type="dxa" w:w="60"/>
+              <w:right w:type="dxa" w:w="90"/>
+            </w:tcMar>
+          </w:tcPr>
+          <w:p>
+            <w:r>
+              <w:rPr>
+                <w:rFonts w:ascii="맑은 고딕" w:cs="맑은 고딕" w:eastAsia="맑은 고딕" w:hAnsi="맑은 고딕"/>
+                <w:b w:val="false"/>
+                <w:bCs w:val="false"/>
+                <w:sz w:val="18"/>
+                <w:szCs w:val="18"/>
+              </w:rPr>
+              <w:t>판매입력 · 구매입력</w:t>
+            </w:r>
+          </w:p>
+        </w:tc>
+        <w:tc>
+          <w:tcPr>
+            <w:tcW w:type="dxa" w:w="2600"/>
+            <w:tcBorders>
+              <w:top w:val="single" w:color="BFC5CE" w:sz="4"/>
+              <w:left w:val="single" w:color="BFC5CE" w:sz="4"/>
+              <w:bottom w:val="single" w:color="BFC5CE" w:sz="4"/>
+              <w:right w:val="single" w:color="BFC5CE" w:sz="4"/>
+            </w:tcBorders>
+            <w:tcMar>
+              <w:top w:type="dxa" w:w="60"/>
+              <w:left w:type="dxa" w:w="90"/>
+              <w:bottom w:type="dxa" w:w="60"/>
+              <w:right w:type="dxa" w:w="90"/>
+            </w:tcMar>
+          </w:tcPr>
+          <w:p>
+            <w:r>
+              <w:rPr>
+                <w:rFonts w:ascii="맑은 고딕" w:cs="맑은 고딕" w:eastAsia="맑은 고딕" w:hAnsi="맑은 고딕"/>
+                <w:b w:val="false"/>
+                <w:bCs w:val="false"/>
+                <w:sz w:val="18"/>
+                <w:szCs w:val="18"/>
+              </w:rPr>
+              <w:t>[저장]을 누르면 전표는 저장되는데 화면이 말없이 비기만 했다. 완료 안내를 띄운 바로 다음 줄의 초기화가 안내를 지우고 있었다 — 어느 번호로 저장됐는지 볼 길이 없었다.</w:t>
+            </w:r>
+          </w:p>
+        </w:tc>
+        <w:tc>
+          <w:tcPr>
+            <w:tcW w:type="dxa" w:w="1700"/>
+            <w:tcBorders>
+              <w:top w:val="single" w:color="BFC5CE" w:sz="4"/>
+              <w:left w:val="single" w:color="BFC5CE" w:sz="4"/>
+              <w:bottom w:val="single" w:color="BFC5CE" w:sz="4"/>
+              <w:right w:val="single" w:color="BFC5CE" w:sz="4"/>
+            </w:tcBorders>
+            <w:tcMar>
+              <w:top w:type="dxa" w:w="60"/>
+              <w:left w:type="dxa" w:w="90"/>
+              <w:bottom w:type="dxa" w:w="60"/>
+              <w:right w:type="dxa" w:w="90"/>
+            </w:tcMar>
+          </w:tcPr>
+          <w:p>
+            <w:r>
+              <w:rPr>
+                <w:rFonts w:ascii="맑은 고딕" w:cs="맑은 고딕" w:eastAsia="맑은 고딕" w:hAnsi="맑은 고딕"/>
+                <w:b w:val="false"/>
+                <w:bCs w:val="false"/>
+                <w:sz w:val="18"/>
+                <w:szCs w:val="18"/>
+              </w:rPr>
+              <w:t>안내를 초기화 뒤에 띄운다 → "SO-20261001-0006 저장 완료 (합계 3,300원)"</w:t>
+            </w:r>
+          </w:p>
+        </w:tc>
+      </w:tr>
+      <w:tr>
+        <w:tc>
+          <w:tcPr>
+            <w:tcW w:type="dxa" w:w="2600"/>
+            <w:tcBorders>
+              <w:top w:val="single" w:color="BFC5CE" w:sz="4"/>
+              <w:left w:val="single" w:color="BFC5CE" w:sz="4"/>
+              <w:bottom w:val="single" w:color="BFC5CE" w:sz="4"/>
+              <w:right w:val="single" w:color="BFC5CE" w:sz="4"/>
+            </w:tcBorders>
+            <w:tcMar>
+              <w:top w:type="dxa" w:w="60"/>
+              <w:left w:type="dxa" w:w="90"/>
+              <w:bottom w:type="dxa" w:w="60"/>
+              <w:right w:type="dxa" w:w="90"/>
+            </w:tcMar>
+          </w:tcPr>
+          <w:p>
+            <w:r>
+              <w:rPr>
+                <w:rFonts w:ascii="맑은 고딕" w:cs="맑은 고딕" w:eastAsia="맑은 고딕" w:hAnsi="맑은 고딕"/>
+                <w:b w:val="false"/>
+                <w:bCs w:val="false"/>
+                <w:sz w:val="18"/>
+                <w:szCs w:val="18"/>
+              </w:rPr>
+              <w:t>32</w:t>
+            </w:r>
+          </w:p>
+        </w:tc>
+        <w:tc>
+          <w:tcPr>
+            <w:tcW w:type="dxa" w:w="2000"/>
+            <w:tcBorders>
+              <w:top w:val="single" w:color="BFC5CE" w:sz="4"/>
+              <w:left w:val="single" w:color="BFC5CE" w:sz="4"/>
+              <w:bottom w:val="single" w:color="BFC5CE" w:sz="4"/>
+              <w:right w:val="single" w:color="BFC5CE" w:sz="4"/>
+            </w:tcBorders>
+            <w:tcMar>
+              <w:top w:type="dxa" w:w="60"/>
+              <w:left w:type="dxa" w:w="90"/>
+              <w:bottom w:type="dxa" w:w="60"/>
+              <w:right w:type="dxa" w:w="90"/>
+            </w:tcMar>
+          </w:tcPr>
+          <w:p>
+            <w:r>
+              <w:rPr>
+                <w:rFonts w:ascii="맑은 고딕" w:cs="맑은 고딕" w:eastAsia="맑은 고딕" w:hAnsi="맑은 고딕"/>
+                <w:b w:val="false"/>
+                <w:bCs w:val="false"/>
+                <w:sz w:val="18"/>
+                <w:szCs w:val="18"/>
+              </w:rPr>
+              <w:t>주문서(수주) 등록</w:t>
+            </w:r>
+          </w:p>
+        </w:tc>
+        <w:tc>
+          <w:tcPr>
+            <w:tcW w:type="dxa" w:w="2600"/>
+            <w:tcBorders>
+              <w:top w:val="single" w:color="BFC5CE" w:sz="4"/>
+              <w:left w:val="single" w:color="BFC5CE" w:sz="4"/>
+              <w:bottom w:val="single" w:color="BFC5CE" w:sz="4"/>
+              <w:right w:val="single" w:color="BFC5CE" w:sz="4"/>
+            </w:tcBorders>
+            <w:tcMar>
+              <w:top w:type="dxa" w:w="60"/>
+              <w:left w:type="dxa" w:w="90"/>
+              <w:bottom w:type="dxa" w:w="60"/>
+              <w:right w:type="dxa" w:w="90"/>
+            </w:tcMar>
+          </w:tcPr>
+          <w:p>
+            <w:r>
+              <w:rPr>
+                <w:rFonts w:ascii="맑은 고딕" w:cs="맑은 고딕" w:eastAsia="맑은 고딕" w:hAnsi="맑은 고딕"/>
+                <w:b w:val="false"/>
+                <w:bCs w:val="false"/>
+                <w:sz w:val="18"/>
+                <w:szCs w:val="18"/>
+              </w:rPr>
+              <w:t>매출처·품목이 긴 드롭다운이었다 — 4회차에 다른 입력 화면 15곳만 코드도움으로 바꿨다.</w:t>
+            </w:r>
+          </w:p>
+        </w:tc>
+        <w:tc>
+          <w:tcPr>
+            <w:tcW w:type="dxa" w:w="1700"/>
+            <w:tcBorders>
+              <w:top w:val="single" w:color="BFC5CE" w:sz="4"/>
+              <w:left w:val="single" w:color="BFC5CE" w:sz="4"/>
+              <w:bottom w:val="single" w:color="BFC5CE" w:sz="4"/>
+              <w:right w:val="single" w:color="BFC5CE" w:sz="4"/>
+            </w:tcBorders>
+            <w:tcMar>
+              <w:top w:type="dxa" w:w="60"/>
+              <w:left w:type="dxa" w:w="90"/>
+              <w:bottom w:type="dxa" w:w="60"/>
+              <w:right w:type="dxa" w:w="90"/>
+            </w:tcMar>
+          </w:tcPr>
+          <w:p>
+            <w:r>
+              <w:rPr>
+                <w:rFonts w:ascii="맑은 고딕" w:cs="맑은 고딕" w:eastAsia="맑은 고딕" w:hAnsi="맑은 고딕"/>
+                <w:b w:val="false"/>
+                <w:bCs w:val="false"/>
+                <w:sz w:val="18"/>
+                <w:szCs w:val="18"/>
+              </w:rPr>
+              <w:t>코드도움으로(코드·이름·검색어, 규격 표시)</w:t>
+            </w:r>
+          </w:p>
+        </w:tc>
+      </w:tr>
+      <w:tr>
+        <w:tc>
+          <w:tcPr>
+            <w:tcW w:type="dxa" w:w="2600"/>
+            <w:tcBorders>
+              <w:top w:val="single" w:color="BFC5CE" w:sz="4"/>
+              <w:left w:val="single" w:color="BFC5CE" w:sz="4"/>
+              <w:bottom w:val="single" w:color="BFC5CE" w:sz="4"/>
+              <w:right w:val="single" w:color="BFC5CE" w:sz="4"/>
+            </w:tcBorders>
+            <w:tcMar>
+              <w:top w:type="dxa" w:w="60"/>
+              <w:left w:type="dxa" w:w="90"/>
+              <w:bottom w:type="dxa" w:w="60"/>
+              <w:right w:type="dxa" w:w="90"/>
+            </w:tcMar>
+          </w:tcPr>
+          <w:p>
+            <w:r>
+              <w:rPr>
+                <w:rFonts w:ascii="맑은 고딕" w:cs="맑은 고딕" w:eastAsia="맑은 고딕" w:hAnsi="맑은 고딕"/>
+                <w:b w:val="false"/>
+                <w:bCs w:val="false"/>
+                <w:sz w:val="18"/>
+                <w:szCs w:val="18"/>
+              </w:rPr>
+              <w:t>33</w:t>
+            </w:r>
+          </w:p>
+        </w:tc>
+        <w:tc>
+          <w:tcPr>
+            <w:tcW w:type="dxa" w:w="2000"/>
+            <w:tcBorders>
+              <w:top w:val="single" w:color="BFC5CE" w:sz="4"/>
+              <w:left w:val="single" w:color="BFC5CE" w:sz="4"/>
+              <w:bottom w:val="single" w:color="BFC5CE" w:sz="4"/>
+              <w:right w:val="single" w:color="BFC5CE" w:sz="4"/>
+            </w:tcBorders>
+            <w:tcMar>
+              <w:top w:type="dxa" w:w="60"/>
+              <w:left w:type="dxa" w:w="90"/>
+              <w:bottom w:type="dxa" w:w="60"/>
+              <w:right w:type="dxa" w:w="90"/>
+            </w:tcMar>
+          </w:tcPr>
+          <w:p>
+            <w:r>
+              <w:rPr>
+                <w:rFonts w:ascii="맑은 고딕" w:cs="맑은 고딕" w:eastAsia="맑은 고딕" w:hAnsi="맑은 고딕"/>
+                <w:b w:val="false"/>
+                <w:bCs w:val="false"/>
+                <w:sz w:val="18"/>
+                <w:szCs w:val="18"/>
+              </w:rPr>
+              <w:t>작업지시 등록</w:t>
+            </w:r>
+          </w:p>
+        </w:tc>
+        <w:tc>
+          <w:tcPr>
+            <w:tcW w:type="dxa" w:w="2600"/>
+            <w:tcBorders>
+              <w:top w:val="single" w:color="BFC5CE" w:sz="4"/>
+              <w:left w:val="single" w:color="BFC5CE" w:sz="4"/>
+              <w:bottom w:val="single" w:color="BFC5CE" w:sz="4"/>
+              <w:right w:val="single" w:color="BFC5CE" w:sz="4"/>
+            </w:tcBorders>
+            <w:tcMar>
+              <w:top w:type="dxa" w:w="60"/>
+              <w:left w:type="dxa" w:w="90"/>
+              <w:bottom w:type="dxa" w:w="60"/>
+              <w:right w:type="dxa" w:w="90"/>
+            </w:tcMar>
+          </w:tcPr>
+          <w:p>
+            <w:r>
+              <w:rPr>
+                <w:rFonts w:ascii="맑은 고딕" w:cs="맑은 고딕" w:eastAsia="맑은 고딕" w:hAnsi="맑은 고딕"/>
+                <w:b w:val="false"/>
+                <w:bCs w:val="false"/>
+                <w:sz w:val="18"/>
+                <w:szCs w:val="18"/>
+              </w:rPr>
+              <w:t>저장하면 창이 닫히고 목록만 다시 떠서 어느 번호로 들어갔는지 안 보였다.</w:t>
+            </w:r>
+          </w:p>
+        </w:tc>
+        <w:tc>
+          <w:tcPr>
+            <w:tcW w:type="dxa" w:w="1700"/>
+            <w:tcBorders>
+              <w:top w:val="single" w:color="BFC5CE" w:sz="4"/>
+              <w:left w:val="single" w:color="BFC5CE" w:sz="4"/>
+              <w:bottom w:val="single" w:color="BFC5CE" w:sz="4"/>
+              <w:right w:val="single" w:color="BFC5CE" w:sz="4"/>
+            </w:tcBorders>
+            <w:tcMar>
+              <w:top w:type="dxa" w:w="60"/>
+              <w:left w:type="dxa" w:w="90"/>
+              <w:bottom w:type="dxa" w:w="60"/>
+              <w:right w:type="dxa" w:w="90"/>
+            </w:tcMar>
+          </w:tcPr>
+          <w:p>
+            <w:r>
+              <w:rPr>
+                <w:rFonts w:ascii="맑은 고딕" w:cs="맑은 고딕" w:eastAsia="맑은 고딕" w:hAnsi="맑은 고딕"/>
+                <w:b w:val="false"/>
+                <w:bCs w:val="false"/>
+                <w:sz w:val="18"/>
+                <w:szCs w:val="18"/>
+              </w:rPr>
+              <w:t>"WO-… 작업지시 등록 완료 · 품목 수량" 안내</w:t>
+            </w:r>
+          </w:p>
+        </w:tc>
+      </w:tr>
+      <w:tr>
+        <w:tc>
+          <w:tcPr>
+            <w:tcW w:type="dxa" w:w="2600"/>
+            <w:tcBorders>
+              <w:top w:val="single" w:color="BFC5CE" w:sz="4"/>
+              <w:left w:val="single" w:color="BFC5CE" w:sz="4"/>
+              <w:bottom w:val="single" w:color="BFC5CE" w:sz="4"/>
+              <w:right w:val="single" w:color="BFC5CE" w:sz="4"/>
+            </w:tcBorders>
+            <w:tcMar>
+              <w:top w:type="dxa" w:w="60"/>
+              <w:left w:type="dxa" w:w="90"/>
+              <w:bottom w:type="dxa" w:w="60"/>
+              <w:right w:type="dxa" w:w="90"/>
+            </w:tcMar>
+          </w:tcPr>
+          <w:p>
+            <w:r>
+              <w:rPr>
+                <w:rFonts w:ascii="맑은 고딕" w:cs="맑은 고딕" w:eastAsia="맑은 고딕" w:hAnsi="맑은 고딕"/>
+                <w:b w:val="false"/>
+                <w:bCs w:val="false"/>
+                <w:sz w:val="18"/>
+                <w:szCs w:val="18"/>
+              </w:rPr>
+              <w:t>34</w:t>
+            </w:r>
+          </w:p>
+        </w:tc>
+        <w:tc>
+          <w:tcPr>
+            <w:tcW w:type="dxa" w:w="2000"/>
+            <w:tcBorders>
+              <w:top w:val="single" w:color="BFC5CE" w:sz="4"/>
+              <w:left w:val="single" w:color="BFC5CE" w:sz="4"/>
+              <w:bottom w:val="single" w:color="BFC5CE" w:sz="4"/>
+              <w:right w:val="single" w:color="BFC5CE" w:sz="4"/>
+            </w:tcBorders>
+            <w:tcMar>
+              <w:top w:type="dxa" w:w="60"/>
+              <w:left w:type="dxa" w:w="90"/>
+              <w:bottom w:type="dxa" w:w="60"/>
+              <w:right w:type="dxa" w:w="90"/>
+            </w:tcMar>
+          </w:tcPr>
+          <w:p>
+            <w:r>
+              <w:rPr>
+                <w:rFonts w:ascii="맑은 고딕" w:cs="맑은 고딕" w:eastAsia="맑은 고딕" w:hAnsi="맑은 고딕"/>
+                <w:b w:val="false"/>
+                <w:bCs w:val="false"/>
+                <w:sz w:val="18"/>
+                <w:szCs w:val="18"/>
+              </w:rPr>
+              <w:t>견적서조회 · 판매계획 · 판매현황 · 불출현황 · 생산입고현황 · A/S관리 · 쇼핑몰품목매칭 · 단가변동</w:t>
+            </w:r>
+          </w:p>
+        </w:tc>
+        <w:tc>
+          <w:tcPr>
+            <w:tcW w:type="dxa" w:w="2600"/>
+            <w:tcBorders>
+              <w:top w:val="single" w:color="BFC5CE" w:sz="4"/>
+              <w:left w:val="single" w:color="BFC5CE" w:sz="4"/>
+              <w:bottom w:val="single" w:color="BFC5CE" w:sz="4"/>
+              <w:right w:val="single" w:color="BFC5CE" w:sz="4"/>
+            </w:tcBorders>
+            <w:tcMar>
+              <w:top w:type="dxa" w:w="60"/>
+              <w:left w:type="dxa" w:w="90"/>
+              <w:bottom w:type="dxa" w:w="60"/>
+              <w:right w:type="dxa" w:w="90"/>
+            </w:tcMar>
+          </w:tcPr>
+          <w:p>
+            <w:r>
+              <w:rPr>
+                <w:rFonts w:ascii="맑은 고딕" w:cs="맑은 고딕" w:eastAsia="맑은 고딕" w:hAnsi="맑은 고딕"/>
+                <w:b w:val="false"/>
+                <w:bCs w:val="false"/>
+                <w:sz w:val="18"/>
+                <w:szCs w:val="18"/>
+              </w:rPr>
+              <w:t>화면이 직접 만든 거래처·창고·품목 조건 목록이 아직 이름으로 걸렀다(견적서조회 거래처는 부분일치). 5회차엔 공용 목록만 고쳤다.</w:t>
+            </w:r>
+          </w:p>
+        </w:tc>
+        <w:tc>
+          <w:tcPr>
+            <w:tcW w:type="dxa" w:w="1700"/>
+            <w:tcBorders>
+              <w:top w:val="single" w:color="BFC5CE" w:sz="4"/>
+              <w:left w:val="single" w:color="BFC5CE" w:sz="4"/>
+              <w:bottom w:val="single" w:color="BFC5CE" w:sz="4"/>
+              <w:right w:val="single" w:color="BFC5CE" w:sz="4"/>
+            </w:tcBorders>
+            <w:tcMar>
+              <w:top w:type="dxa" w:w="60"/>
+              <w:left w:type="dxa" w:w="90"/>
+              <w:bottom w:type="dxa" w:w="60"/>
+              <w:right w:type="dxa" w:w="90"/>
+            </w:tcMar>
+          </w:tcPr>
+          <w:p>
+            <w:r>
+              <w:rPr>
+                <w:rFonts w:ascii="맑은 고딕" w:cs="맑은 고딕" w:eastAsia="맑은 고딕" w:hAnsi="맑은 고딕"/>
+                <w:b w:val="false"/>
+                <w:bCs w:val="false"/>
+                <w:sz w:val="18"/>
+                <w:szCs w:val="18"/>
+              </w:rPr>
+              <w:t>9화면 15곳 id 비교로. ui-check 에 "목록이 이름을 담으면 실패" 를 넣어 다시 안 생기게</w:t>
+            </w:r>
+          </w:p>
+        </w:tc>
+      </w:tr>
+    </w:tbl>
+    <w:p>
+      <w:pPr>
+        <w:jc w:val="center"/>
+      </w:pPr>
+      <w:r>
+        <w:drawing>
+          <wp:inline xmlns:a="http://schemas.openxmlformats.org/drawingml/2006/main" xmlns:pic="http://schemas.openxmlformats.org/drawingml/2006/picture">
+            <wp:extent cx="5760000" cy="2715428"/>
+            <wp:docPr id="17" name="Picture 17"/>
+            <wp:cNvGraphicFramePr>
+              <a:graphicFrameLocks noChangeAspect="1"/>
+            </wp:cNvGraphicFramePr>
+            <a:graphic>
+              <a:graphicData uri="http://schemas.openxmlformats.org/drawingml/2006/picture">
+                <pic:pic>
+                  <pic:nvPicPr>
+                    <pic:cNvPr id="0" name="r9-sell.png"/>
+                    <pic:cNvPicPr/>
+                  </pic:nvPicPr>
+                  <pic:blipFill>
+                    <a:blip r:embed="rId25"/>
+                    <a:stretch>
+                      <a:fillRect/>
+                    </a:stretch>
+                  </pic:blipFill>
+                  <pic:spPr>
+                    <a:xfrm>
+                      <a:off x="0" y="0"/>
+                      <a:ext cx="5760000" cy="2715428"/>
+                    </a:xfrm>
+                    <a:prstGeom prst="rect"/>
+                  </pic:spPr>
+                </pic:pic>
+              </a:graphicData>
+            </a:graphic>
+          </wp:inline>
+        </w:drawing>
+      </w:r>
+    </w:p>
+    <w:p>
+      <w:pPr>
+        <w:spacing w:after="200"/>
+        <w:jc w:val="center"/>
+      </w:pPr>
+      <w:r>
+        <w:rPr>
+          <w:rFonts w:ascii="맑은 고딕" w:cs="맑은 고딕" w:eastAsia="맑은 고딕" w:hAnsi="맑은 고딕"/>
+          <w:i/>
+          <w:iCs/>
+          <w:color w:val="666666"/>
+          <w:sz w:val="18"/>
+          <w:szCs w:val="18"/>
+        </w:rPr>
+        <w:t>그림 17. 고친 뒤 판매입력 — 저장하면 번호와 합계가 남는다</w:t>
+      </w:r>
+    </w:p>
+    <w:p>
+      <w:pPr>
+        <w:pStyle w:val="Heading2"/>
+        <w:spacing w:after="120" w:before="240"/>
+      </w:pPr>
+      <w:r>
+        <w:rPr>
+          <w:rFonts w:ascii="맑은 고딕" w:cs="맑은 고딕" w:eastAsia="맑은 고딕" w:hAnsi="맑은 고딕"/>
+        </w:rPr>
+        <w:t>9-2. 발주도 구매로 다 끊으면 닫는다</w:t>
+      </w:r>
+    </w:p>
+    <w:p>
+      <w:pPr>
+        <w:spacing w:after="120"/>
+      </w:pPr>
+      <w:r>
+        <w:rPr>
+          <w:rFonts w:ascii="맑은 고딕" w:cs="맑은 고딕" w:eastAsia="맑은 고딕" w:hAnsi="맑은 고딕"/>
+          <w:sz w:val="21"/>
+          <w:szCs w:val="21"/>
+        </w:rPr>
+        <w:t>8회차의 주문(#19)과 같은 문제가 발주에도 있었습니다. 구매입력에서 발주서를 불러와 전량을 사도 발주가 "발주요청" 그대로였고, [입고전환] 버튼으로만 닫혔습니다. 이제 전 품목을 사면 입고전환, 구매를 지워 잔량이 생기면 닫히기 직전 단계로 돌아가고, 둘 다 발주 이력에 까닭이 남습니다. QA 하네스 4개 단언, 전체 1,838 통과.</w:t>
+      </w:r>
+    </w:p>
+    <w:p>
+      <w:pPr>
+        <w:pStyle w:val="Heading2"/>
+        <w:spacing w:after="120" w:before="240"/>
+      </w:pPr>
+      <w:r>
+        <w:rPr>
+          <w:rFonts w:ascii="맑은 고딕" w:cs="맑은 고딕" w:eastAsia="맑은 고딕" w:hAnsi="맑은 고딕"/>
+        </w:rPr>
+        <w:t>9-3. 규칙이 생기기 전에 다 끊긴 주문 121건</w:t>
+      </w:r>
+    </w:p>
+    <w:p>
+      <w:pPr>
+        <w:spacing w:after="120"/>
+      </w:pPr>
+      <w:r>
+        <w:rPr>
+          <w:rFonts w:ascii="맑은 고딕" w:cs="맑은 고딕" w:eastAsia="맑은 고딕" w:hAnsi="맑은 고딕"/>
+          <w:sz w:val="21"/>
+          <w:szCs w:val="21"/>
+        </w:rPr>
+        <w:t>새 규칙은 전표가 바뀔 때마다 적용되므로, 그 전에 판매로 다 끊긴 주문은 열린 채 남아 있었습니다(오더관리 "완료 (0)"). 같은 규칙으로 한 번 정리하는 마이그레이션(본사 V217 · 회사 스키마 V90)을 넣어 121건을 완료로 바꿨습니다. 적용 전에 주문·발주·발주이력 테이블을 백업했습니다. 발주는 해당 건이 없었습니다.</w:t>
+      </w:r>
+    </w:p>
+    <w:p>
+      <w:pPr>
+        <w:pStyle w:val="Heading2"/>
+        <w:spacing w:after="120" w:before="240"/>
+      </w:pPr>
+      <w:r>
+        <w:rPr>
+          <w:rFonts w:ascii="맑은 고딕" w:cs="맑은 고딕" w:eastAsia="맑은 고딕" w:hAnsi="맑은 고딕"/>
+        </w:rPr>
+        <w:t>9-4. 화면 전수 점검을 "눌러 보기" 까지</w:t>
+      </w:r>
+    </w:p>
+    <w:p>
+      <w:pPr>
+        <w:spacing w:after="120"/>
+      </w:pPr>
+      <w:r>
+        <w:rPr>
+          <w:rFonts w:ascii="맑은 고딕" w:cs="맑은 고딕" w:eastAsia="맑은 고딕" w:hAnsi="맑은 고딕"/>
+          <w:sz w:val="21"/>
+          <w:szCs w:val="21"/>
+        </w:rPr>
+        <w:t>screen-check 가 화면마다 알약 버튼(보기형식·정렬·진행상태…)을 차례로 누르고 [검색]을 누르며, 그동안 난 JS 예외 · 실패한 API(4xx/5xx) · 빈 화면을 모읍니다. 저장·삭제 버튼은 누르지 않습니다. 239화면에서 796번 눌러 문제 0. 일부러 예외와 없는 주소 호출을 내서 잡히는 것을 확인했습니다.</w:t>
+      </w:r>
+    </w:p>
+    <w:tbl>
+      <w:tblPr>
+        <w:tblW w:type="dxa" w:w="8900"/>
+        <w:tblBorders>
+          <w:top w:val="single" w:color="auto" w:sz="4"/>
+          <w:left w:val="single" w:color="auto" w:sz="4"/>
+          <w:bottom w:val="single" w:color="auto" w:sz="4"/>
+          <w:right w:val="single" w:color="auto" w:sz="4"/>
+          <w:insideH w:val="single" w:color="auto" w:sz="4"/>
+          <w:insideV w:val="single" w:color="auto" w:sz="4"/>
+        </w:tblBorders>
+      </w:tblPr>
+      <w:tblGrid>
+        <w:gridCol w:w="400"/>
+        <w:gridCol w:w="4400"/>
+        <w:gridCol w:w="4100"/>
+      </w:tblGrid>
+      <w:tr>
+        <w:trPr>
+          <w:tblHeader/>
+        </w:trPr>
+        <w:tc>
+          <w:tcPr>
+            <w:tcW w:type="dxa" w:w="400"/>
+            <w:tcBorders>
+              <w:top w:val="single" w:color="BFC5CE" w:sz="4"/>
+              <w:left w:val="single" w:color="BFC5CE" w:sz="4"/>
+              <w:bottom w:val="single" w:color="BFC5CE" w:sz="4"/>
+              <w:right w:val="single" w:color="BFC5CE" w:sz="4"/>
+            </w:tcBorders>
+            <w:shd w:fill="E8EEF9" w:val="clear"/>
+            <w:tcMar>
+              <w:top w:type="dxa" w:w="60"/>
+              <w:left w:type="dxa" w:w="90"/>
+              <w:bottom w:type="dxa" w:w="60"/>
+              <w:right w:type="dxa" w:w="90"/>
+            </w:tcMar>
+          </w:tcPr>
+          <w:p>
+            <w:r>
+              <w:rPr>
+                <w:rFonts w:ascii="맑은 고딕" w:cs="맑은 고딕" w:eastAsia="맑은 고딕" w:hAnsi="맑은 고딕"/>
+                <w:b/>
+                <w:bCs/>
+                <w:sz w:val="18"/>
+                <w:szCs w:val="18"/>
+              </w:rPr>
+              <w:t>시험 파일</w:t>
+            </w:r>
+          </w:p>
+        </w:tc>
+        <w:tc>
+          <w:tcPr>
+            <w:tcW w:type="dxa" w:w="4400"/>
+            <w:tcBorders>
+              <w:top w:val="single" w:color="BFC5CE" w:sz="4"/>
+              <w:left w:val="single" w:color="BFC5CE" w:sz="4"/>
+              <w:bottom w:val="single" w:color="BFC5CE" w:sz="4"/>
+              <w:right w:val="single" w:color="BFC5CE" w:sz="4"/>
+            </w:tcBorders>
+            <w:shd w:fill="E8EEF9" w:val="clear"/>
+            <w:tcMar>
+              <w:top w:type="dxa" w:w="60"/>
+              <w:left w:type="dxa" w:w="90"/>
+              <w:bottom w:type="dxa" w:w="60"/>
+              <w:right w:type="dxa" w:w="90"/>
+            </w:tcMar>
+          </w:tcPr>
+          <w:p>
+            <w:r>
+              <w:rPr>
+                <w:rFonts w:ascii="맑은 고딕" w:cs="맑은 고딕" w:eastAsia="맑은 고딕" w:hAnsi="맑은 고딕"/>
+                <w:b/>
+                <w:bCs/>
+                <w:sz w:val="18"/>
+                <w:szCs w:val="18"/>
+              </w:rPr>
+              <w:t>본 것</w:t>
+            </w:r>
+          </w:p>
+        </w:tc>
+        <w:tc>
+          <w:tcPr>
+            <w:tcW w:type="dxa" w:w="4100"/>
+            <w:tcBorders>
+              <w:top w:val="single" w:color="BFC5CE" w:sz="4"/>
+              <w:left w:val="single" w:color="BFC5CE" w:sz="4"/>
+              <w:bottom w:val="single" w:color="BFC5CE" w:sz="4"/>
+              <w:right w:val="single" w:color="BFC5CE" w:sz="4"/>
+            </w:tcBorders>
+            <w:shd w:fill="E8EEF9" w:val="clear"/>
+            <w:tcMar>
+              <w:top w:type="dxa" w:w="60"/>
+              <w:left w:type="dxa" w:w="90"/>
+              <w:bottom w:type="dxa" w:w="60"/>
+              <w:right w:type="dxa" w:w="90"/>
+            </w:tcMar>
+          </w:tcPr>
+          <w:p>
+            <w:r>
+              <w:rPr>
+                <w:rFonts w:ascii="맑은 고딕" w:cs="맑은 고딕" w:eastAsia="맑은 고딕" w:hAnsi="맑은 고딕"/>
+                <w:b/>
+                <w:bCs/>
+                <w:sz w:val="18"/>
+                <w:szCs w:val="18"/>
+              </w:rPr>
+              <w:t>결과</w:t>
+            </w:r>
+          </w:p>
+        </w:tc>
+      </w:tr>
+      <w:tr>
+        <w:tc>
+          <w:tcPr>
+            <w:tcW w:type="dxa" w:w="400"/>
+            <w:tcBorders>
+              <w:top w:val="single" w:color="BFC5CE" w:sz="4"/>
+              <w:left w:val="single" w:color="BFC5CE" w:sz="4"/>
+              <w:bottom w:val="single" w:color="BFC5CE" w:sz="4"/>
+              <w:right w:val="single" w:color="BFC5CE" w:sz="4"/>
+            </w:tcBorders>
+            <w:tcMar>
+              <w:top w:type="dxa" w:w="60"/>
+              <w:left w:type="dxa" w:w="90"/>
+              <w:bottom w:type="dxa" w:w="60"/>
+              <w:right w:type="dxa" w:w="90"/>
+            </w:tcMar>
+          </w:tcPr>
+          <w:p>
+            <w:r>
+              <w:rPr>
+                <w:rFonts w:ascii="맑은 고딕" w:cs="맑은 고딕" w:eastAsia="맑은 고딕" w:hAnsi="맑은 고딕"/>
+                <w:b w:val="false"/>
+                <w:bCs w:val="false"/>
+                <w:sz w:val="18"/>
+                <w:szCs w:val="18"/>
+              </w:rPr>
+              <w:t>qa/flows/trade-entry.json</w:t>
+            </w:r>
+          </w:p>
+        </w:tc>
+        <w:tc>
+          <w:tcPr>
+            <w:tcW w:type="dxa" w:w="4400"/>
+            <w:tcBorders>
+              <w:top w:val="single" w:color="BFC5CE" w:sz="4"/>
+              <w:left w:val="single" w:color="BFC5CE" w:sz="4"/>
+              <w:bottom w:val="single" w:color="BFC5CE" w:sz="4"/>
+              <w:right w:val="single" w:color="BFC5CE" w:sz="4"/>
+            </w:tcBorders>
+            <w:tcMar>
+              <w:top w:type="dxa" w:w="60"/>
+              <w:left w:type="dxa" w:w="90"/>
+              <w:bottom w:type="dxa" w:w="60"/>
+              <w:right w:type="dxa" w:w="90"/>
+            </w:tcMar>
+          </w:tcPr>
+          <w:p>
+            <w:r>
+              <w:rPr>
+                <w:rFonts w:ascii="맑은 고딕" w:cs="맑은 고딕" w:eastAsia="맑은 고딕" w:hAnsi="맑은 고딕"/>
+                <w:b w:val="false"/>
+                <w:bCs w:val="false"/>
+                <w:sz w:val="18"/>
+                <w:szCs w:val="18"/>
+              </w:rPr>
+              <w:t>판매입력 · 구매입력 · 주문서 등록 → 저장 → 번호 안내</w:t>
+            </w:r>
+          </w:p>
+        </w:tc>
+        <w:tc>
+          <w:tcPr>
+            <w:tcW w:type="dxa" w:w="4100"/>
+            <w:tcBorders>
+              <w:top w:val="single" w:color="BFC5CE" w:sz="4"/>
+              <w:left w:val="single" w:color="BFC5CE" w:sz="4"/>
+              <w:bottom w:val="single" w:color="BFC5CE" w:sz="4"/>
+              <w:right w:val="single" w:color="BFC5CE" w:sz="4"/>
+            </w:tcBorders>
+            <w:tcMar>
+              <w:top w:type="dxa" w:w="60"/>
+              <w:left w:type="dxa" w:w="90"/>
+              <w:bottom w:type="dxa" w:w="60"/>
+              <w:right w:type="dxa" w:w="90"/>
+            </w:tcMar>
+          </w:tcPr>
+          <w:p>
+            <w:r>
+              <w:rPr>
+                <w:rFonts w:ascii="맑은 고딕" w:cs="맑은 고딕" w:eastAsia="맑은 고딕" w:hAnsi="맑은 고딕"/>
+                <w:b w:val="false"/>
+                <w:bCs w:val="false"/>
+                <w:sz w:val="18"/>
+                <w:szCs w:val="18"/>
+              </w:rPr>
+              <w:t>3/3</w:t>
+            </w:r>
+          </w:p>
+        </w:tc>
+      </w:tr>
+      <w:tr>
+        <w:tc>
+          <w:tcPr>
+            <w:tcW w:type="dxa" w:w="400"/>
+            <w:tcBorders>
+              <w:top w:val="single" w:color="BFC5CE" w:sz="4"/>
+              <w:left w:val="single" w:color="BFC5CE" w:sz="4"/>
+              <w:bottom w:val="single" w:color="BFC5CE" w:sz="4"/>
+              <w:right w:val="single" w:color="BFC5CE" w:sz="4"/>
+            </w:tcBorders>
+            <w:tcMar>
+              <w:top w:type="dxa" w:w="60"/>
+              <w:left w:type="dxa" w:w="90"/>
+              <w:bottom w:type="dxa" w:w="60"/>
+              <w:right w:type="dxa" w:w="90"/>
+            </w:tcMar>
+          </w:tcPr>
+          <w:p>
+            <w:r>
+              <w:rPr>
+                <w:rFonts w:ascii="맑은 고딕" w:cs="맑은 고딕" w:eastAsia="맑은 고딕" w:hAnsi="맑은 고딕"/>
+                <w:b w:val="false"/>
+                <w:bCs w:val="false"/>
+                <w:sz w:val="18"/>
+                <w:szCs w:val="18"/>
+              </w:rPr>
+              <w:t>qa/flows/settle-ship.json</w:t>
+            </w:r>
+          </w:p>
+        </w:tc>
+        <w:tc>
+          <w:tcPr>
+            <w:tcW w:type="dxa" w:w="4400"/>
+            <w:tcBorders>
+              <w:top w:val="single" w:color="BFC5CE" w:sz="4"/>
+              <w:left w:val="single" w:color="BFC5CE" w:sz="4"/>
+              <w:bottom w:val="single" w:color="BFC5CE" w:sz="4"/>
+              <w:right w:val="single" w:color="BFC5CE" w:sz="4"/>
+            </w:tcBorders>
+            <w:tcMar>
+              <w:top w:type="dxa" w:w="60"/>
+              <w:left w:type="dxa" w:w="90"/>
+              <w:bottom w:type="dxa" w:w="60"/>
+              <w:right w:type="dxa" w:w="90"/>
+            </w:tcMar>
+          </w:tcPr>
+          <w:p>
+            <w:r>
+              <w:rPr>
+                <w:rFonts w:ascii="맑은 고딕" w:cs="맑은 고딕" w:eastAsia="맑은 고딕" w:hAnsi="맑은 고딕"/>
+                <w:b w:val="false"/>
+                <w:bCs w:val="false"/>
+                <w:sz w:val="18"/>
+                <w:szCs w:val="18"/>
+              </w:rPr>
+              <w:t>수금 입력 · 주문 → 미출하현황에서 [출하지시] → 출하지시서 생성</w:t>
+            </w:r>
+          </w:p>
+        </w:tc>
+        <w:tc>
+          <w:tcPr>
+            <w:tcW w:type="dxa" w:w="4100"/>
+            <w:tcBorders>
+              <w:top w:val="single" w:color="BFC5CE" w:sz="4"/>
+              <w:left w:val="single" w:color="BFC5CE" w:sz="4"/>
+              <w:bottom w:val="single" w:color="BFC5CE" w:sz="4"/>
+              <w:right w:val="single" w:color="BFC5CE" w:sz="4"/>
+            </w:tcBorders>
+            <w:tcMar>
+              <w:top w:type="dxa" w:w="60"/>
+              <w:left w:type="dxa" w:w="90"/>
+              <w:bottom w:type="dxa" w:w="60"/>
+              <w:right w:type="dxa" w:w="90"/>
+            </w:tcMar>
+          </w:tcPr>
+          <w:p>
+            <w:r>
+              <w:rPr>
+                <w:rFonts w:ascii="맑은 고딕" w:cs="맑은 고딕" w:eastAsia="맑은 고딕" w:hAnsi="맑은 고딕"/>
+                <w:b w:val="false"/>
+                <w:bCs w:val="false"/>
+                <w:sz w:val="18"/>
+                <w:szCs w:val="18"/>
+              </w:rPr>
+              <w:t>3/3</w:t>
+            </w:r>
+          </w:p>
+        </w:tc>
+      </w:tr>
+      <w:tr>
+        <w:tc>
+          <w:tcPr>
+            <w:tcW w:type="dxa" w:w="400"/>
+            <w:tcBorders>
+              <w:top w:val="single" w:color="BFC5CE" w:sz="4"/>
+              <w:left w:val="single" w:color="BFC5CE" w:sz="4"/>
+              <w:bottom w:val="single" w:color="BFC5CE" w:sz="4"/>
+              <w:right w:val="single" w:color="BFC5CE" w:sz="4"/>
+            </w:tcBorders>
+            <w:tcMar>
+              <w:top w:type="dxa" w:w="60"/>
+              <w:left w:type="dxa" w:w="90"/>
+              <w:bottom w:type="dxa" w:w="60"/>
+              <w:right w:type="dxa" w:w="90"/>
+            </w:tcMar>
+          </w:tcPr>
+          <w:p>
+            <w:r>
+              <w:rPr>
+                <w:rFonts w:ascii="맑은 고딕" w:cs="맑은 고딕" w:eastAsia="맑은 고딕" w:hAnsi="맑은 고딕"/>
+                <w:b w:val="false"/>
+                <w:bCs w:val="false"/>
+                <w:sz w:val="18"/>
+                <w:szCs w:val="18"/>
+              </w:rPr>
+              <w:t>qa/flows/production.json</w:t>
+            </w:r>
+          </w:p>
+        </w:tc>
+        <w:tc>
+          <w:tcPr>
+            <w:tcW w:type="dxa" w:w="4400"/>
+            <w:tcBorders>
+              <w:top w:val="single" w:color="BFC5CE" w:sz="4"/>
+              <w:left w:val="single" w:color="BFC5CE" w:sz="4"/>
+              <w:bottom w:val="single" w:color="BFC5CE" w:sz="4"/>
+              <w:right w:val="single" w:color="BFC5CE" w:sz="4"/>
+            </w:tcBorders>
+            <w:tcMar>
+              <w:top w:type="dxa" w:w="60"/>
+              <w:left w:type="dxa" w:w="90"/>
+              <w:bottom w:type="dxa" w:w="60"/>
+              <w:right w:type="dxa" w:w="90"/>
+            </w:tcMar>
+          </w:tcPr>
+          <w:p>
+            <w:r>
+              <w:rPr>
+                <w:rFonts w:ascii="맑은 고딕" w:cs="맑은 고딕" w:eastAsia="맑은 고딕" w:hAnsi="맑은 고딕"/>
+                <w:b w:val="false"/>
+                <w:bCs w:val="false"/>
+                <w:sz w:val="18"/>
+                <w:szCs w:val="18"/>
+              </w:rPr>
+              <w:t>작업지시 등록 · 제품을 안 고르면 막는지</w:t>
+            </w:r>
+          </w:p>
+        </w:tc>
+        <w:tc>
+          <w:tcPr>
+            <w:tcW w:type="dxa" w:w="4100"/>
+            <w:tcBorders>
+              <w:top w:val="single" w:color="BFC5CE" w:sz="4"/>
+              <w:left w:val="single" w:color="BFC5CE" w:sz="4"/>
+              <w:bottom w:val="single" w:color="BFC5CE" w:sz="4"/>
+              <w:right w:val="single" w:color="BFC5CE" w:sz="4"/>
+            </w:tcBorders>
+            <w:tcMar>
+              <w:top w:type="dxa" w:w="60"/>
+              <w:left w:type="dxa" w:w="90"/>
+              <w:bottom w:type="dxa" w:w="60"/>
+              <w:right w:type="dxa" w:w="90"/>
+            </w:tcMar>
+          </w:tcPr>
+          <w:p>
+            <w:r>
+              <w:rPr>
+                <w:rFonts w:ascii="맑은 고딕" w:cs="맑은 고딕" w:eastAsia="맑은 고딕" w:hAnsi="맑은 고딕"/>
+                <w:b w:val="false"/>
+                <w:bCs w:val="false"/>
+                <w:sz w:val="18"/>
+                <w:szCs w:val="18"/>
+              </w:rPr>
+              <w:t>2/2</w:t>
+            </w:r>
+          </w:p>
+        </w:tc>
+      </w:tr>
+      <w:tr>
+        <w:tc>
+          <w:tcPr>
+            <w:tcW w:type="dxa" w:w="400"/>
+            <w:tcBorders>
+              <w:top w:val="single" w:color="BFC5CE" w:sz="4"/>
+              <w:left w:val="single" w:color="BFC5CE" w:sz="4"/>
+              <w:bottom w:val="single" w:color="BFC5CE" w:sz="4"/>
+              <w:right w:val="single" w:color="BFC5CE" w:sz="4"/>
+            </w:tcBorders>
+            <w:tcMar>
+              <w:top w:type="dxa" w:w="60"/>
+              <w:left w:type="dxa" w:w="90"/>
+              <w:bottom w:type="dxa" w:w="60"/>
+              <w:right w:type="dxa" w:w="90"/>
+            </w:tcMar>
+          </w:tcPr>
+          <w:p>
+            <w:r>
+              <w:rPr>
+                <w:rFonts w:ascii="맑은 고딕" w:cs="맑은 고딕" w:eastAsia="맑은 고딕" w:hAnsi="맑은 고딕"/>
+                <w:b w:val="false"/>
+                <w:bCs w:val="false"/>
+                <w:sz w:val="18"/>
+                <w:szCs w:val="18"/>
+              </w:rPr>
+              <w:t>qa/flows/cond-by-id.json</w:t>
+            </w:r>
+          </w:p>
+        </w:tc>
+        <w:tc>
+          <w:tcPr>
+            <w:tcW w:type="dxa" w:w="4400"/>
+            <w:tcBorders>
+              <w:top w:val="single" w:color="BFC5CE" w:sz="4"/>
+              <w:left w:val="single" w:color="BFC5CE" w:sz="4"/>
+              <w:bottom w:val="single" w:color="BFC5CE" w:sz="4"/>
+              <w:right w:val="single" w:color="BFC5CE" w:sz="4"/>
+            </w:tcBorders>
+            <w:tcMar>
+              <w:top w:type="dxa" w:w="60"/>
+              <w:left w:type="dxa" w:w="90"/>
+              <w:bottom w:type="dxa" w:w="60"/>
+              <w:right w:type="dxa" w:w="90"/>
+            </w:tcMar>
+          </w:tcPr>
+          <w:p>
+            <w:r>
+              <w:rPr>
+                <w:rFonts w:ascii="맑은 고딕" w:cs="맑은 고딕" w:eastAsia="맑은 고딕" w:hAnsi="맑은 고딕"/>
+                <w:b w:val="false"/>
+                <w:bCs w:val="false"/>
+                <w:sz w:val="18"/>
+                <w:szCs w:val="18"/>
+              </w:rPr>
+              <w:t>견적서조회 거래처 · 판매현황 창고 · 미출하현황 품목 — 고르면 남은 줄이 전부 그것</w:t>
+            </w:r>
+          </w:p>
+        </w:tc>
+        <w:tc>
+          <w:tcPr>
+            <w:tcW w:type="dxa" w:w="4100"/>
+            <w:tcBorders>
+              <w:top w:val="single" w:color="BFC5CE" w:sz="4"/>
+              <w:left w:val="single" w:color="BFC5CE" w:sz="4"/>
+              <w:bottom w:val="single" w:color="BFC5CE" w:sz="4"/>
+              <w:right w:val="single" w:color="BFC5CE" w:sz="4"/>
+            </w:tcBorders>
+            <w:tcMar>
+              <w:top w:type="dxa" w:w="60"/>
+              <w:left w:type="dxa" w:w="90"/>
+              <w:bottom w:type="dxa" w:w="60"/>
+              <w:right w:type="dxa" w:w="90"/>
+            </w:tcMar>
+          </w:tcPr>
+          <w:p>
+            <w:r>
+              <w:rPr>
+                <w:rFonts w:ascii="맑은 고딕" w:cs="맑은 고딕" w:eastAsia="맑은 고딕" w:hAnsi="맑은 고딕"/>
+                <w:b w:val="false"/>
+                <w:bCs w:val="false"/>
+                <w:sz w:val="18"/>
+                <w:szCs w:val="18"/>
+              </w:rPr>
+              <w:t>3/3</w:t>
+            </w:r>
+          </w:p>
+        </w:tc>
+      </w:tr>
+    </w:tbl>
+    <w:p>
+      <w:pPr>
+        <w:spacing w:after="120"/>
+      </w:pPr>
+      <w:r>
+        <w:rPr>
+          <w:rFonts w:ascii="맑은 고딕" w:cs="맑은 고딕" w:eastAsia="맑은 고딕" w:hAnsi="맑은 고딕"/>
+          <w:sz w:val="21"/>
+          <w:szCs w:val="21"/>
+        </w:rPr>
+        <w:t>검증: 백엔드 재컴파일·기동(마이그레이션 public v217 · co_0002~0004 v90) · qa.mjs 1,838 · schema-check 93 · typecheck · build · test:unit 177 · ui-check 109 · screen-check(239화면·796클릭) · flows 4파일 11시나리오.</w:t>
+      </w:r>
+    </w:p>
+    <w:p>
+      <w:pPr>
+        <w:pStyle w:val="Heading2"/>
+        <w:spacing w:after="120" w:before="240"/>
+      </w:pPr>
+      <w:r>
+        <w:rPr>
+          <w:rFonts w:ascii="맑은 고딕" w:cs="맑은 고딕" w:eastAsia="맑은 고딕" w:hAnsi="맑은 고딕"/>
+        </w:rPr>
+        <w:t>9-5. 다음 할 일</w:t>
+      </w:r>
+    </w:p>
+    <w:p>
+      <w:pPr>
+        <w:pStyle w:val="ListParagraph"/>
+        <w:numPr>
+          <w:ilvl w:val="0"/>
+          <w:numId w:val="2"/>
+        </w:numPr>
+        <w:spacing w:after="60"/>
+      </w:pPr>
+      <w:r>
+        <w:rPr>
+          <w:rFonts w:ascii="맑은 고딕" w:cs="맑은 고딕" w:eastAsia="맑은 고딕" w:hAnsi="맑은 고딕"/>
+          <w:sz w:val="21"/>
+          <w:szCs w:val="21"/>
+        </w:rPr>
+        <w:t>생산 흐름을 화면으로: 작업지시 → 생산실적(자재 자동출고·완제품 입고) → 재고현황</w:t>
+      </w:r>
+    </w:p>
+    <w:p>
+      <w:pPr>
+        <w:pStyle w:val="ListParagraph"/>
+        <w:numPr>
+          <w:ilvl w:val="0"/>
+          <w:numId w:val="2"/>
+        </w:numPr>
+        <w:spacing w:after="60"/>
+      </w:pPr>
+      <w:r>
+        <w:rPr>
+          <w:rFonts w:ascii="맑은 고딕" w:cs="맑은 고딕" w:eastAsia="맑은 고딕" w:hAnsi="맑은 고딕"/>
+          <w:sz w:val="21"/>
+          <w:szCs w:val="21"/>
+        </w:rPr>
+        <w:t>창고이동·재고조정 입력 화면 흐름</w:t>
+      </w:r>
+    </w:p>
+    <w:p>
+      <w:pPr>
+        <w:pStyle w:val="ListParagraph"/>
+        <w:numPr>
+          <w:ilvl w:val="0"/>
+          <w:numId w:val="2"/>
+        </w:numPr>
+        <w:spacing w:after="60"/>
+      </w:pPr>
+      <w:r>
+        <w:rPr>
+          <w:rFonts w:ascii="맑은 고딕" w:cs="맑은 고딕" w:eastAsia="맑은 고딕" w:hAnsi="맑은 고딕"/>
+          <w:sz w:val="21"/>
+          <w:szCs w:val="21"/>
+        </w:rPr>
+        <w:t>#29 전표번호 재사용 정책, 모듈 순환(trade↔hr, accounting↔hr)</w:t>
       </w:r>
     </w:p>
     <w:sectPr>

--- a/docs/ERP_사용설명서_QA기록.docx
+++ b/docs/ERP_사용설명서_QA기록.docx
@@ -17740,6 +17740,882 @@
           <w:szCs w:val="21"/>
         </w:rPr>
         <w:t>#29 전표번호 재사용 정책, 모듈 순환(trade↔hr, accounting↔hr)</w:t>
+      </w:r>
+    </w:p>
+    <w:p>
+      <w:pPr>
+        <w:pStyle w:val="Heading1"/>
+        <w:spacing w:after="120" w:before="240"/>
+      </w:pPr>
+      <w:r>
+        <w:rPr>
+          <w:rFonts w:ascii="맑은 고딕" w:cs="맑은 고딕" w:eastAsia="맑은 고딕" w:hAnsi="맑은 고딕"/>
+        </w:rPr>
+        <w:t>10회차 — 생산·재고 흐름을 화면으로</w:t>
+      </w:r>
+    </w:p>
+    <w:p>
+      <w:pPr>
+        <w:spacing w:after="120"/>
+      </w:pPr>
+      <w:r>
+        <w:rPr>
+          <w:rFonts w:ascii="맑은 고딕" w:cs="맑은 고딕" w:eastAsia="맑은 고딕" w:hAnsi="맑은 고딕"/>
+          <w:sz w:val="21"/>
+          <w:szCs w:val="21"/>
+        </w:rPr>
+        <w:t>작업지시 → 생산입고 → 재고, 창고이동, 폐기를 화면에서 직접 넣고, 재고가 그만큼 움직이는지와 지우면 원래대로 돌아오는지를 숫자로 확인했습니다(qa/flows/production.json · inventory.json).</w:t>
+      </w:r>
+    </w:p>
+    <w:tbl>
+      <w:tblPr>
+        <w:tblW w:type="dxa" w:w="8900"/>
+        <w:tblBorders>
+          <w:top w:val="single" w:color="auto" w:sz="4"/>
+          <w:left w:val="single" w:color="auto" w:sz="4"/>
+          <w:bottom w:val="single" w:color="auto" w:sz="4"/>
+          <w:right w:val="single" w:color="auto" w:sz="4"/>
+          <w:insideH w:val="single" w:color="auto" w:sz="4"/>
+          <w:insideV w:val="single" w:color="auto" w:sz="4"/>
+        </w:tblBorders>
+      </w:tblPr>
+      <w:tblGrid>
+        <w:gridCol w:w="400"/>
+        <w:gridCol w:w="4400"/>
+        <w:gridCol w:w="4100"/>
+      </w:tblGrid>
+      <w:tr>
+        <w:trPr>
+          <w:tblHeader/>
+        </w:trPr>
+        <w:tc>
+          <w:tcPr>
+            <w:tcW w:type="dxa" w:w="400"/>
+            <w:tcBorders>
+              <w:top w:val="single" w:color="BFC5CE" w:sz="4"/>
+              <w:left w:val="single" w:color="BFC5CE" w:sz="4"/>
+              <w:bottom w:val="single" w:color="BFC5CE" w:sz="4"/>
+              <w:right w:val="single" w:color="BFC5CE" w:sz="4"/>
+            </w:tcBorders>
+            <w:shd w:fill="E8EEF9" w:val="clear"/>
+            <w:tcMar>
+              <w:top w:type="dxa" w:w="60"/>
+              <w:left w:type="dxa" w:w="90"/>
+              <w:bottom w:type="dxa" w:w="60"/>
+              <w:right w:type="dxa" w:w="90"/>
+            </w:tcMar>
+          </w:tcPr>
+          <w:p>
+            <w:r>
+              <w:rPr>
+                <w:rFonts w:ascii="맑은 고딕" w:cs="맑은 고딕" w:eastAsia="맑은 고딕" w:hAnsi="맑은 고딕"/>
+                <w:b/>
+                <w:bCs/>
+                <w:sz w:val="18"/>
+                <w:szCs w:val="18"/>
+              </w:rPr>
+              <w:t>흐름</w:t>
+            </w:r>
+          </w:p>
+        </w:tc>
+        <w:tc>
+          <w:tcPr>
+            <w:tcW w:type="dxa" w:w="4400"/>
+            <w:tcBorders>
+              <w:top w:val="single" w:color="BFC5CE" w:sz="4"/>
+              <w:left w:val="single" w:color="BFC5CE" w:sz="4"/>
+              <w:bottom w:val="single" w:color="BFC5CE" w:sz="4"/>
+              <w:right w:val="single" w:color="BFC5CE" w:sz="4"/>
+            </w:tcBorders>
+            <w:shd w:fill="E8EEF9" w:val="clear"/>
+            <w:tcMar>
+              <w:top w:type="dxa" w:w="60"/>
+              <w:left w:type="dxa" w:w="90"/>
+              <w:bottom w:type="dxa" w:w="60"/>
+              <w:right w:type="dxa" w:w="90"/>
+            </w:tcMar>
+          </w:tcPr>
+          <w:p>
+            <w:r>
+              <w:rPr>
+                <w:rFonts w:ascii="맑은 고딕" w:cs="맑은 고딕" w:eastAsia="맑은 고딕" w:hAnsi="맑은 고딕"/>
+                <w:b/>
+                <w:bCs/>
+                <w:sz w:val="18"/>
+                <w:szCs w:val="18"/>
+              </w:rPr>
+              <w:t>확인한 것</w:t>
+            </w:r>
+          </w:p>
+        </w:tc>
+        <w:tc>
+          <w:tcPr>
+            <w:tcW w:type="dxa" w:w="4100"/>
+            <w:tcBorders>
+              <w:top w:val="single" w:color="BFC5CE" w:sz="4"/>
+              <w:left w:val="single" w:color="BFC5CE" w:sz="4"/>
+              <w:bottom w:val="single" w:color="BFC5CE" w:sz="4"/>
+              <w:right w:val="single" w:color="BFC5CE" w:sz="4"/>
+            </w:tcBorders>
+            <w:shd w:fill="E8EEF9" w:val="clear"/>
+            <w:tcMar>
+              <w:top w:type="dxa" w:w="60"/>
+              <w:left w:type="dxa" w:w="90"/>
+              <w:bottom w:type="dxa" w:w="60"/>
+              <w:right w:type="dxa" w:w="90"/>
+            </w:tcMar>
+          </w:tcPr>
+          <w:p>
+            <w:r>
+              <w:rPr>
+                <w:rFonts w:ascii="맑은 고딕" w:cs="맑은 고딕" w:eastAsia="맑은 고딕" w:hAnsi="맑은 고딕"/>
+                <w:b/>
+                <w:bCs/>
+                <w:sz w:val="18"/>
+                <w:szCs w:val="18"/>
+              </w:rPr>
+              <w:t>결과</w:t>
+            </w:r>
+          </w:p>
+        </w:tc>
+      </w:tr>
+      <w:tr>
+        <w:tc>
+          <w:tcPr>
+            <w:tcW w:type="dxa" w:w="400"/>
+            <w:tcBorders>
+              <w:top w:val="single" w:color="BFC5CE" w:sz="4"/>
+              <w:left w:val="single" w:color="BFC5CE" w:sz="4"/>
+              <w:bottom w:val="single" w:color="BFC5CE" w:sz="4"/>
+              <w:right w:val="single" w:color="BFC5CE" w:sz="4"/>
+            </w:tcBorders>
+            <w:tcMar>
+              <w:top w:type="dxa" w:w="60"/>
+              <w:left w:type="dxa" w:w="90"/>
+              <w:bottom w:type="dxa" w:w="60"/>
+              <w:right w:type="dxa" w:w="90"/>
+            </w:tcMar>
+          </w:tcPr>
+          <w:p>
+            <w:r>
+              <w:rPr>
+                <w:rFonts w:ascii="맑은 고딕" w:cs="맑은 고딕" w:eastAsia="맑은 고딕" w:hAnsi="맑은 고딕"/>
+                <w:b w:val="false"/>
+                <w:bCs w:val="false"/>
+                <w:sz w:val="18"/>
+                <w:szCs w:val="18"/>
+              </w:rPr>
+              <w:t>작업지시 등록 → 생산입고</w:t>
+            </w:r>
+          </w:p>
+        </w:tc>
+        <w:tc>
+          <w:tcPr>
+            <w:tcW w:type="dxa" w:w="4400"/>
+            <w:tcBorders>
+              <w:top w:val="single" w:color="BFC5CE" w:sz="4"/>
+              <w:left w:val="single" w:color="BFC5CE" w:sz="4"/>
+              <w:bottom w:val="single" w:color="BFC5CE" w:sz="4"/>
+              <w:right w:val="single" w:color="BFC5CE" w:sz="4"/>
+            </w:tcBorders>
+            <w:tcMar>
+              <w:top w:type="dxa" w:w="60"/>
+              <w:left w:type="dxa" w:w="90"/>
+              <w:bottom w:type="dxa" w:w="60"/>
+              <w:right w:type="dxa" w:w="90"/>
+            </w:tcMar>
+          </w:tcPr>
+          <w:p>
+            <w:r>
+              <w:rPr>
+                <w:rFonts w:ascii="맑은 고딕" w:cs="맑은 고딕" w:eastAsia="맑은 고딕" w:hAnsi="맑은 고딕"/>
+                <w:b w:val="false"/>
+                <w:bCs w:val="false"/>
+                <w:sz w:val="18"/>
+                <w:szCs w:val="18"/>
+              </w:rPr>
+              <w:t>QA완제품 2개 생산 → QA창고 완제품 재고 +2, 생산을 지우면 원래 재고</w:t>
+            </w:r>
+          </w:p>
+        </w:tc>
+        <w:tc>
+          <w:tcPr>
+            <w:tcW w:type="dxa" w:w="4100"/>
+            <w:tcBorders>
+              <w:top w:val="single" w:color="BFC5CE" w:sz="4"/>
+              <w:left w:val="single" w:color="BFC5CE" w:sz="4"/>
+              <w:bottom w:val="single" w:color="BFC5CE" w:sz="4"/>
+              <w:right w:val="single" w:color="BFC5CE" w:sz="4"/>
+            </w:tcBorders>
+            <w:tcMar>
+              <w:top w:type="dxa" w:w="60"/>
+              <w:left w:type="dxa" w:w="90"/>
+              <w:bottom w:type="dxa" w:w="60"/>
+              <w:right w:type="dxa" w:w="90"/>
+            </w:tcMar>
+          </w:tcPr>
+          <w:p>
+            <w:r>
+              <w:rPr>
+                <w:rFonts w:ascii="맑은 고딕" w:cs="맑은 고딕" w:eastAsia="맑은 고딕" w:hAnsi="맑은 고딕"/>
+                <w:b w:val="false"/>
+                <w:bCs w:val="false"/>
+                <w:sz w:val="18"/>
+                <w:szCs w:val="18"/>
+              </w:rPr>
+              <w:t>통과</w:t>
+            </w:r>
+          </w:p>
+        </w:tc>
+      </w:tr>
+      <w:tr>
+        <w:tc>
+          <w:tcPr>
+            <w:tcW w:type="dxa" w:w="400"/>
+            <w:tcBorders>
+              <w:top w:val="single" w:color="BFC5CE" w:sz="4"/>
+              <w:left w:val="single" w:color="BFC5CE" w:sz="4"/>
+              <w:bottom w:val="single" w:color="BFC5CE" w:sz="4"/>
+              <w:right w:val="single" w:color="BFC5CE" w:sz="4"/>
+            </w:tcBorders>
+            <w:tcMar>
+              <w:top w:type="dxa" w:w="60"/>
+              <w:left w:type="dxa" w:w="90"/>
+              <w:bottom w:type="dxa" w:w="60"/>
+              <w:right w:type="dxa" w:w="90"/>
+            </w:tcMar>
+          </w:tcPr>
+          <w:p>
+            <w:r>
+              <w:rPr>
+                <w:rFonts w:ascii="맑은 고딕" w:cs="맑은 고딕" w:eastAsia="맑은 고딕" w:hAnsi="맑은 고딕"/>
+                <w:b w:val="false"/>
+                <w:bCs w:val="false"/>
+                <w:sz w:val="18"/>
+                <w:szCs w:val="18"/>
+              </w:rPr>
+              <w:t>창고이동</w:t>
+            </w:r>
+          </w:p>
+        </w:tc>
+        <w:tc>
+          <w:tcPr>
+            <w:tcW w:type="dxa" w:w="4400"/>
+            <w:tcBorders>
+              <w:top w:val="single" w:color="BFC5CE" w:sz="4"/>
+              <w:left w:val="single" w:color="BFC5CE" w:sz="4"/>
+              <w:bottom w:val="single" w:color="BFC5CE" w:sz="4"/>
+              <w:right w:val="single" w:color="BFC5CE" w:sz="4"/>
+            </w:tcBorders>
+            <w:tcMar>
+              <w:top w:type="dxa" w:w="60"/>
+              <w:left w:type="dxa" w:w="90"/>
+              <w:bottom w:type="dxa" w:w="60"/>
+              <w:right w:type="dxa" w:w="90"/>
+            </w:tcMar>
+          </w:tcPr>
+          <w:p>
+            <w:r>
+              <w:rPr>
+                <w:rFonts w:ascii="맑은 고딕" w:cs="맑은 고딕" w:eastAsia="맑은 고딕" w:hAnsi="맑은 고딕"/>
+                <w:b w:val="false"/>
+                <w:bCs w:val="false"/>
+                <w:sz w:val="18"/>
+                <w:szCs w:val="18"/>
+              </w:rPr>
+              <w:t>QA창고 → QA창고2 로 QA원자재 1 → 한쪽 -1 · 다른 쪽 +1, 지우면 원래대로</w:t>
+            </w:r>
+          </w:p>
+        </w:tc>
+        <w:tc>
+          <w:tcPr>
+            <w:tcW w:type="dxa" w:w="4100"/>
+            <w:tcBorders>
+              <w:top w:val="single" w:color="BFC5CE" w:sz="4"/>
+              <w:left w:val="single" w:color="BFC5CE" w:sz="4"/>
+              <w:bottom w:val="single" w:color="BFC5CE" w:sz="4"/>
+              <w:right w:val="single" w:color="BFC5CE" w:sz="4"/>
+            </w:tcBorders>
+            <w:tcMar>
+              <w:top w:type="dxa" w:w="60"/>
+              <w:left w:type="dxa" w:w="90"/>
+              <w:bottom w:type="dxa" w:w="60"/>
+              <w:right w:type="dxa" w:w="90"/>
+            </w:tcMar>
+          </w:tcPr>
+          <w:p>
+            <w:r>
+              <w:rPr>
+                <w:rFonts w:ascii="맑은 고딕" w:cs="맑은 고딕" w:eastAsia="맑은 고딕" w:hAnsi="맑은 고딕"/>
+                <w:b w:val="false"/>
+                <w:bCs w:val="false"/>
+                <w:sz w:val="18"/>
+                <w:szCs w:val="18"/>
+              </w:rPr>
+              <w:t>통과</w:t>
+            </w:r>
+          </w:p>
+        </w:tc>
+      </w:tr>
+      <w:tr>
+        <w:tc>
+          <w:tcPr>
+            <w:tcW w:type="dxa" w:w="400"/>
+            <w:tcBorders>
+              <w:top w:val="single" w:color="BFC5CE" w:sz="4"/>
+              <w:left w:val="single" w:color="BFC5CE" w:sz="4"/>
+              <w:bottom w:val="single" w:color="BFC5CE" w:sz="4"/>
+              <w:right w:val="single" w:color="BFC5CE" w:sz="4"/>
+            </w:tcBorders>
+            <w:tcMar>
+              <w:top w:type="dxa" w:w="60"/>
+              <w:left w:type="dxa" w:w="90"/>
+              <w:bottom w:type="dxa" w:w="60"/>
+              <w:right w:type="dxa" w:w="90"/>
+            </w:tcMar>
+          </w:tcPr>
+          <w:p>
+            <w:r>
+              <w:rPr>
+                <w:rFonts w:ascii="맑은 고딕" w:cs="맑은 고딕" w:eastAsia="맑은 고딕" w:hAnsi="맑은 고딕"/>
+                <w:b w:val="false"/>
+                <w:bCs w:val="false"/>
+                <w:sz w:val="18"/>
+                <w:szCs w:val="18"/>
+              </w:rPr>
+              <w:t>폐기</w:t>
+            </w:r>
+          </w:p>
+        </w:tc>
+        <w:tc>
+          <w:tcPr>
+            <w:tcW w:type="dxa" w:w="4400"/>
+            <w:tcBorders>
+              <w:top w:val="single" w:color="BFC5CE" w:sz="4"/>
+              <w:left w:val="single" w:color="BFC5CE" w:sz="4"/>
+              <w:bottom w:val="single" w:color="BFC5CE" w:sz="4"/>
+              <w:right w:val="single" w:color="BFC5CE" w:sz="4"/>
+            </w:tcBorders>
+            <w:tcMar>
+              <w:top w:type="dxa" w:w="60"/>
+              <w:left w:type="dxa" w:w="90"/>
+              <w:bottom w:type="dxa" w:w="60"/>
+              <w:right w:type="dxa" w:w="90"/>
+            </w:tcMar>
+          </w:tcPr>
+          <w:p>
+            <w:r>
+              <w:rPr>
+                <w:rFonts w:ascii="맑은 고딕" w:cs="맑은 고딕" w:eastAsia="맑은 고딕" w:hAnsi="맑은 고딕"/>
+                <w:b w:val="false"/>
+                <w:bCs w:val="false"/>
+                <w:sz w:val="18"/>
+                <w:szCs w:val="18"/>
+              </w:rPr>
+              <w:t>QA원자재 1 폐기 → -1, 목록의 [삭제] → 원래대로</w:t>
+            </w:r>
+          </w:p>
+        </w:tc>
+        <w:tc>
+          <w:tcPr>
+            <w:tcW w:type="dxa" w:w="4100"/>
+            <w:tcBorders>
+              <w:top w:val="single" w:color="BFC5CE" w:sz="4"/>
+              <w:left w:val="single" w:color="BFC5CE" w:sz="4"/>
+              <w:bottom w:val="single" w:color="BFC5CE" w:sz="4"/>
+              <w:right w:val="single" w:color="BFC5CE" w:sz="4"/>
+            </w:tcBorders>
+            <w:tcMar>
+              <w:top w:type="dxa" w:w="60"/>
+              <w:left w:type="dxa" w:w="90"/>
+              <w:bottom w:type="dxa" w:w="60"/>
+              <w:right w:type="dxa" w:w="90"/>
+            </w:tcMar>
+          </w:tcPr>
+          <w:p>
+            <w:r>
+              <w:rPr>
+                <w:rFonts w:ascii="맑은 고딕" w:cs="맑은 고딕" w:eastAsia="맑은 고딕" w:hAnsi="맑은 고딕"/>
+                <w:b w:val="false"/>
+                <w:bCs w:val="false"/>
+                <w:sz w:val="18"/>
+                <w:szCs w:val="18"/>
+              </w:rPr>
+              <w:t>통과(이번에 지울 수 있게 함)</w:t>
+            </w:r>
+          </w:p>
+        </w:tc>
+      </w:tr>
+    </w:tbl>
+    <w:p>
+      <w:pPr>
+        <w:pStyle w:val="Heading2"/>
+        <w:spacing w:after="120" w:before="240"/>
+      </w:pPr>
+      <w:r>
+        <w:rPr>
+          <w:rFonts w:ascii="맑은 고딕" w:cs="맑은 고딕" w:eastAsia="맑은 고딕" w:hAnsi="맑은 고딕"/>
+        </w:rPr>
+        <w:t>10-1. 발견한 문제</w:t>
+      </w:r>
+    </w:p>
+    <w:tbl>
+      <w:tblPr>
+        <w:tblW w:type="dxa" w:w="8900"/>
+        <w:tblBorders>
+          <w:top w:val="single" w:color="auto" w:sz="4"/>
+          <w:left w:val="single" w:color="auto" w:sz="4"/>
+          <w:bottom w:val="single" w:color="auto" w:sz="4"/>
+          <w:right w:val="single" w:color="auto" w:sz="4"/>
+          <w:insideH w:val="single" w:color="auto" w:sz="4"/>
+          <w:insideV w:val="single" w:color="auto" w:sz="4"/>
+        </w:tblBorders>
+      </w:tblPr>
+      <w:tblGrid>
+        <w:gridCol w:w="400"/>
+        <w:gridCol w:w="4400"/>
+        <w:gridCol w:w="4100"/>
+      </w:tblGrid>
+      <w:tr>
+        <w:trPr>
+          <w:tblHeader/>
+        </w:trPr>
+        <w:tc>
+          <w:tcPr>
+            <w:tcW w:type="dxa" w:w="400"/>
+            <w:tcBorders>
+              <w:top w:val="single" w:color="BFC5CE" w:sz="4"/>
+              <w:left w:val="single" w:color="BFC5CE" w:sz="4"/>
+              <w:bottom w:val="single" w:color="BFC5CE" w:sz="4"/>
+              <w:right w:val="single" w:color="BFC5CE" w:sz="4"/>
+            </w:tcBorders>
+            <w:shd w:fill="E8EEF9" w:val="clear"/>
+            <w:tcMar>
+              <w:top w:type="dxa" w:w="60"/>
+              <w:left w:type="dxa" w:w="90"/>
+              <w:bottom w:type="dxa" w:w="60"/>
+              <w:right w:type="dxa" w:w="90"/>
+            </w:tcMar>
+          </w:tcPr>
+          <w:p>
+            <w:r>
+              <w:rPr>
+                <w:rFonts w:ascii="맑은 고딕" w:cs="맑은 고딕" w:eastAsia="맑은 고딕" w:hAnsi="맑은 고딕"/>
+                <w:b/>
+                <w:bCs/>
+                <w:sz w:val="18"/>
+                <w:szCs w:val="18"/>
+              </w:rPr>
+              <w:t>#</w:t>
+            </w:r>
+          </w:p>
+        </w:tc>
+        <w:tc>
+          <w:tcPr>
+            <w:tcW w:type="dxa" w:w="4400"/>
+            <w:tcBorders>
+              <w:top w:val="single" w:color="BFC5CE" w:sz="4"/>
+              <w:left w:val="single" w:color="BFC5CE" w:sz="4"/>
+              <w:bottom w:val="single" w:color="BFC5CE" w:sz="4"/>
+              <w:right w:val="single" w:color="BFC5CE" w:sz="4"/>
+            </w:tcBorders>
+            <w:shd w:fill="E8EEF9" w:val="clear"/>
+            <w:tcMar>
+              <w:top w:type="dxa" w:w="60"/>
+              <w:left w:type="dxa" w:w="90"/>
+              <w:bottom w:type="dxa" w:w="60"/>
+              <w:right w:type="dxa" w:w="90"/>
+            </w:tcMar>
+          </w:tcPr>
+          <w:p>
+            <w:r>
+              <w:rPr>
+                <w:rFonts w:ascii="맑은 고딕" w:cs="맑은 고딕" w:eastAsia="맑은 고딕" w:hAnsi="맑은 고딕"/>
+                <w:b/>
+                <w:bCs/>
+                <w:sz w:val="18"/>
+                <w:szCs w:val="18"/>
+              </w:rPr>
+              <w:t>내용</w:t>
+            </w:r>
+          </w:p>
+        </w:tc>
+        <w:tc>
+          <w:tcPr>
+            <w:tcW w:type="dxa" w:w="4100"/>
+            <w:tcBorders>
+              <w:top w:val="single" w:color="BFC5CE" w:sz="4"/>
+              <w:left w:val="single" w:color="BFC5CE" w:sz="4"/>
+              <w:bottom w:val="single" w:color="BFC5CE" w:sz="4"/>
+              <w:right w:val="single" w:color="BFC5CE" w:sz="4"/>
+            </w:tcBorders>
+            <w:shd w:fill="E8EEF9" w:val="clear"/>
+            <w:tcMar>
+              <w:top w:type="dxa" w:w="60"/>
+              <w:left w:type="dxa" w:w="90"/>
+              <w:bottom w:type="dxa" w:w="60"/>
+              <w:right w:type="dxa" w:w="90"/>
+            </w:tcMar>
+          </w:tcPr>
+          <w:p>
+            <w:r>
+              <w:rPr>
+                <w:rFonts w:ascii="맑은 고딕" w:cs="맑은 고딕" w:eastAsia="맑은 고딕" w:hAnsi="맑은 고딕"/>
+                <w:b/>
+                <w:bCs/>
+                <w:sz w:val="18"/>
+                <w:szCs w:val="18"/>
+              </w:rPr>
+              <w:t>고친 것</w:t>
+            </w:r>
+          </w:p>
+        </w:tc>
+      </w:tr>
+      <w:tr>
+        <w:tc>
+          <w:tcPr>
+            <w:tcW w:type="dxa" w:w="400"/>
+            <w:tcBorders>
+              <w:top w:val="single" w:color="BFC5CE" w:sz="4"/>
+              <w:left w:val="single" w:color="BFC5CE" w:sz="4"/>
+              <w:bottom w:val="single" w:color="BFC5CE" w:sz="4"/>
+              <w:right w:val="single" w:color="BFC5CE" w:sz="4"/>
+            </w:tcBorders>
+            <w:tcMar>
+              <w:top w:type="dxa" w:w="60"/>
+              <w:left w:type="dxa" w:w="90"/>
+              <w:bottom w:type="dxa" w:w="60"/>
+              <w:right w:type="dxa" w:w="90"/>
+            </w:tcMar>
+          </w:tcPr>
+          <w:p>
+            <w:r>
+              <w:rPr>
+                <w:rFonts w:ascii="맑은 고딕" w:cs="맑은 고딕" w:eastAsia="맑은 고딕" w:hAnsi="맑은 고딕"/>
+                <w:b w:val="false"/>
+                <w:bCs w:val="false"/>
+                <w:sz w:val="18"/>
+                <w:szCs w:val="18"/>
+              </w:rPr>
+              <w:t>35</w:t>
+            </w:r>
+          </w:p>
+        </w:tc>
+        <w:tc>
+          <w:tcPr>
+            <w:tcW w:type="dxa" w:w="4400"/>
+            <w:tcBorders>
+              <w:top w:val="single" w:color="BFC5CE" w:sz="4"/>
+              <w:left w:val="single" w:color="BFC5CE" w:sz="4"/>
+              <w:bottom w:val="single" w:color="BFC5CE" w:sz="4"/>
+              <w:right w:val="single" w:color="BFC5CE" w:sz="4"/>
+            </w:tcBorders>
+            <w:tcMar>
+              <w:top w:type="dxa" w:w="60"/>
+              <w:left w:type="dxa" w:w="90"/>
+              <w:bottom w:type="dxa" w:w="60"/>
+              <w:right w:type="dxa" w:w="90"/>
+            </w:tcMar>
+          </w:tcPr>
+          <w:p>
+            <w:r>
+              <w:rPr>
+                <w:rFonts w:ascii="맑은 고딕" w:cs="맑은 고딕" w:eastAsia="맑은 고딕" w:hAnsi="맑은 고딕"/>
+                <w:b w:val="false"/>
+                <w:bCs w:val="false"/>
+                <w:sz w:val="18"/>
+                <w:szCs w:val="18"/>
+              </w:rPr>
+              <w:t>재고조정·자가사용·불량처리·대체사용·폐기는 지울 길이 없었다(서버에도 화면에도). 잘못 넣으면 반대로 한 번 더 넣는 수밖에 없어서 조회에 있지도 않은 처리가 두 줄 남았다. QA 하네스도 돌 때마다 3건씩 쌓았다.</w:t>
+            </w:r>
+          </w:p>
+        </w:tc>
+        <w:tc>
+          <w:tcPr>
+            <w:tcW w:type="dxa" w:w="4100"/>
+            <w:tcBorders>
+              <w:top w:val="single" w:color="BFC5CE" w:sz="4"/>
+              <w:left w:val="single" w:color="BFC5CE" w:sz="4"/>
+              <w:bottom w:val="single" w:color="BFC5CE" w:sz="4"/>
+              <w:right w:val="single" w:color="BFC5CE" w:sz="4"/>
+            </w:tcBorders>
+            <w:tcMar>
+              <w:top w:type="dxa" w:w="60"/>
+              <w:left w:type="dxa" w:w="90"/>
+              <w:bottom w:type="dxa" w:w="60"/>
+              <w:right w:type="dxa" w:w="90"/>
+            </w:tcMar>
+          </w:tcPr>
+          <w:p>
+            <w:r>
+              <w:rPr>
+                <w:rFonts w:ascii="맑은 고딕" w:cs="맑은 고딕" w:eastAsia="맑은 고딕" w:hAnsi="맑은 고딕"/>
+                <w:b w:val="false"/>
+                <w:bCs w:val="false"/>
+                <w:sz w:val="18"/>
+                <w:szCs w:val="18"/>
+              </w:rPr>
+              <w:t>삭제를 만들었다 — 바뀐 수량을 되돌리고 수불 이력은 반대 거래로 남긴다(창고이동 삭제와 같은 방식). 목록에 [삭제].</w:t>
+            </w:r>
+          </w:p>
+        </w:tc>
+      </w:tr>
+      <w:tr>
+        <w:tc>
+          <w:tcPr>
+            <w:tcW w:type="dxa" w:w="400"/>
+            <w:tcBorders>
+              <w:top w:val="single" w:color="BFC5CE" w:sz="4"/>
+              <w:left w:val="single" w:color="BFC5CE" w:sz="4"/>
+              <w:bottom w:val="single" w:color="BFC5CE" w:sz="4"/>
+              <w:right w:val="single" w:color="BFC5CE" w:sz="4"/>
+            </w:tcBorders>
+            <w:tcMar>
+              <w:top w:type="dxa" w:w="60"/>
+              <w:left w:type="dxa" w:w="90"/>
+              <w:bottom w:type="dxa" w:w="60"/>
+              <w:right w:type="dxa" w:w="90"/>
+            </w:tcMar>
+          </w:tcPr>
+          <w:p>
+            <w:r>
+              <w:rPr>
+                <w:rFonts w:ascii="맑은 고딕" w:cs="맑은 고딕" w:eastAsia="맑은 고딕" w:hAnsi="맑은 고딕"/>
+                <w:b w:val="false"/>
+                <w:bCs w:val="false"/>
+                <w:sz w:val="18"/>
+                <w:szCs w:val="18"/>
+              </w:rPr>
+              <w:t>36</w:t>
+            </w:r>
+          </w:p>
+        </w:tc>
+        <w:tc>
+          <w:tcPr>
+            <w:tcW w:type="dxa" w:w="4400"/>
+            <w:tcBorders>
+              <w:top w:val="single" w:color="BFC5CE" w:sz="4"/>
+              <w:left w:val="single" w:color="BFC5CE" w:sz="4"/>
+              <w:bottom w:val="single" w:color="BFC5CE" w:sz="4"/>
+              <w:right w:val="single" w:color="BFC5CE" w:sz="4"/>
+            </w:tcBorders>
+            <w:tcMar>
+              <w:top w:type="dxa" w:w="60"/>
+              <w:left w:type="dxa" w:w="90"/>
+              <w:bottom w:type="dxa" w:w="60"/>
+              <w:right w:type="dxa" w:w="90"/>
+            </w:tcMar>
+          </w:tcPr>
+          <w:p>
+            <w:r>
+              <w:rPr>
+                <w:rFonts w:ascii="맑은 고딕" w:cs="맑은 고딕" w:eastAsia="맑은 고딕" w:hAnsi="맑은 고딕"/>
+                <w:b w:val="false"/>
+                <w:bCs w:val="false"/>
+                <w:sz w:val="18"/>
+                <w:szCs w:val="18"/>
+              </w:rPr>
+              <w:t>창고이동·기타이동 등록 — 저장하면 창이 닫히고 목록만 다시 떠서 어느 번호로 들어갔는지 안 보였다(9회차의 판매입력·작업지시와 같은 문제).</w:t>
+            </w:r>
+          </w:p>
+        </w:tc>
+        <w:tc>
+          <w:tcPr>
+            <w:tcW w:type="dxa" w:w="4100"/>
+            <w:tcBorders>
+              <w:top w:val="single" w:color="BFC5CE" w:sz="4"/>
+              <w:left w:val="single" w:color="BFC5CE" w:sz="4"/>
+              <w:bottom w:val="single" w:color="BFC5CE" w:sz="4"/>
+              <w:right w:val="single" w:color="BFC5CE" w:sz="4"/>
+            </w:tcBorders>
+            <w:tcMar>
+              <w:top w:type="dxa" w:w="60"/>
+              <w:left w:type="dxa" w:w="90"/>
+              <w:bottom w:type="dxa" w:w="60"/>
+              <w:right w:type="dxa" w:w="90"/>
+            </w:tcMar>
+          </w:tcPr>
+          <w:p>
+            <w:r>
+              <w:rPr>
+                <w:rFonts w:ascii="맑은 고딕" w:cs="맑은 고딕" w:eastAsia="맑은 고딕" w:hAnsi="맑은 고딕"/>
+                <w:b w:val="false"/>
+                <w:bCs w:val="false"/>
+                <w:sz w:val="18"/>
+                <w:szCs w:val="18"/>
+              </w:rPr>
+              <w:t>"TR-… 이동 완료 · 품목 수량 (출고 → 입고)", "SA-… 폐기 완료 · 품목 (창고)"</w:t>
+            </w:r>
+          </w:p>
+        </w:tc>
+      </w:tr>
+      <w:tr>
+        <w:tc>
+          <w:tcPr>
+            <w:tcW w:type="dxa" w:w="400"/>
+            <w:tcBorders>
+              <w:top w:val="single" w:color="BFC5CE" w:sz="4"/>
+              <w:left w:val="single" w:color="BFC5CE" w:sz="4"/>
+              <w:bottom w:val="single" w:color="BFC5CE" w:sz="4"/>
+              <w:right w:val="single" w:color="BFC5CE" w:sz="4"/>
+            </w:tcBorders>
+            <w:tcMar>
+              <w:top w:type="dxa" w:w="60"/>
+              <w:left w:type="dxa" w:w="90"/>
+              <w:bottom w:type="dxa" w:w="60"/>
+              <w:right w:type="dxa" w:w="90"/>
+            </w:tcMar>
+          </w:tcPr>
+          <w:p>
+            <w:r>
+              <w:rPr>
+                <w:rFonts w:ascii="맑은 고딕" w:cs="맑은 고딕" w:eastAsia="맑은 고딕" w:hAnsi="맑은 고딕"/>
+                <w:b w:val="false"/>
+                <w:bCs w:val="false"/>
+                <w:sz w:val="18"/>
+                <w:szCs w:val="18"/>
+              </w:rPr>
+              <w:t>37</w:t>
+            </w:r>
+          </w:p>
+        </w:tc>
+        <w:tc>
+          <w:tcPr>
+            <w:tcW w:type="dxa" w:w="4400"/>
+            <w:tcBorders>
+              <w:top w:val="single" w:color="BFC5CE" w:sz="4"/>
+              <w:left w:val="single" w:color="BFC5CE" w:sz="4"/>
+              <w:bottom w:val="single" w:color="BFC5CE" w:sz="4"/>
+              <w:right w:val="single" w:color="BFC5CE" w:sz="4"/>
+            </w:tcBorders>
+            <w:tcMar>
+              <w:top w:type="dxa" w:w="60"/>
+              <w:left w:type="dxa" w:w="90"/>
+              <w:bottom w:type="dxa" w:w="60"/>
+              <w:right w:type="dxa" w:w="90"/>
+            </w:tcMar>
+          </w:tcPr>
+          <w:p>
+            <w:r>
+              <w:rPr>
+                <w:rFonts w:ascii="맑은 고딕" w:cs="맑은 고딕" w:eastAsia="맑은 고딕" w:hAnsi="맑은 고딕"/>
+                <w:b w:val="false"/>
+                <w:bCs w:val="false"/>
+                <w:sz w:val="18"/>
+                <w:szCs w:val="18"/>
+              </w:rPr>
+              <w:t>생산입고 등록의 작업지시가 긴 드롭다운이었다(열린 지시 수백 건).</w:t>
+            </w:r>
+          </w:p>
+        </w:tc>
+        <w:tc>
+          <w:tcPr>
+            <w:tcW w:type="dxa" w:w="4100"/>
+            <w:tcBorders>
+              <w:top w:val="single" w:color="BFC5CE" w:sz="4"/>
+              <w:left w:val="single" w:color="BFC5CE" w:sz="4"/>
+              <w:bottom w:val="single" w:color="BFC5CE" w:sz="4"/>
+              <w:right w:val="single" w:color="BFC5CE" w:sz="4"/>
+            </w:tcBorders>
+            <w:tcMar>
+              <w:top w:type="dxa" w:w="60"/>
+              <w:left w:type="dxa" w:w="90"/>
+              <w:bottom w:type="dxa" w:w="60"/>
+              <w:right w:type="dxa" w:w="90"/>
+            </w:tcMar>
+          </w:tcPr>
+          <w:p>
+            <w:r>
+              <w:rPr>
+                <w:rFonts w:ascii="맑은 고딕" w:cs="맑은 고딕" w:eastAsia="맑은 고딕" w:hAnsi="맑은 고딕"/>
+                <w:b w:val="false"/>
+                <w:bCs w:val="false"/>
+                <w:sz w:val="18"/>
+                <w:szCs w:val="18"/>
+              </w:rPr>
+              <w:t>지시번호·제품명으로 찾는 코드도움, 잔여 수량 표시</w:t>
+            </w:r>
+          </w:p>
+        </w:tc>
+      </w:tr>
+    </w:tbl>
+    <w:p>
+      <w:pPr>
+        <w:spacing w:after="120"/>
+      </w:pPr>
+      <w:r>
+        <w:rPr>
+          <w:rFonts w:ascii="맑은 고딕" w:cs="맑은 고딕" w:eastAsia="맑은 고딕" w:hAnsi="맑은 고딕"/>
+          <w:sz w:val="21"/>
+          <w:szCs w:val="21"/>
+        </w:rPr>
+        <w:t>검증: 백엔드 재컴파일·기동 · qa.mjs 1,841(기타이동 삭제 3개 단언 추가) · typecheck · build · test:unit 177 · ui-check · flows(생산 4 · 재고 2) 통과.</w:t>
+      </w:r>
+    </w:p>
+    <w:p>
+      <w:pPr>
+        <w:pStyle w:val="Heading2"/>
+        <w:spacing w:after="120" w:before="240"/>
+      </w:pPr>
+      <w:r>
+        <w:rPr>
+          <w:rFonts w:ascii="맑은 고딕" w:cs="맑은 고딕" w:eastAsia="맑은 고딕" w:hAnsi="맑은 고딕"/>
+        </w:rPr>
+        <w:t>10-2. 다음 할 일</w:t>
+      </w:r>
+    </w:p>
+    <w:p>
+      <w:pPr>
+        <w:pStyle w:val="ListParagraph"/>
+        <w:numPr>
+          <w:ilvl w:val="0"/>
+          <w:numId w:val="2"/>
+        </w:numPr>
+        <w:spacing w:after="60"/>
+      </w:pPr>
+      <w:r>
+        <w:rPr>
+          <w:rFonts w:ascii="맑은 고딕" w:cs="맑은 고딕" w:eastAsia="맑은 고딕" w:hAnsi="맑은 고딕"/>
+          <w:sz w:val="21"/>
+          <w:szCs w:val="21"/>
+        </w:rPr>
+        <w:t>견적서 → 주문 전환, 출하지시 → 출하완료를 화면으로</w:t>
+      </w:r>
+    </w:p>
+    <w:p>
+      <w:pPr>
+        <w:pStyle w:val="ListParagraph"/>
+        <w:numPr>
+          <w:ilvl w:val="0"/>
+          <w:numId w:val="2"/>
+        </w:numPr>
+        <w:spacing w:after="60"/>
+      </w:pPr>
+      <w:r>
+        <w:rPr>
+          <w:rFonts w:ascii="맑은 고딕" w:cs="맑은 고딕" w:eastAsia="맑은 고딕" w:hAnsi="맑은 고딕"/>
+          <w:sz w:val="21"/>
+          <w:szCs w:val="21"/>
+        </w:rPr>
+        <w:t>회계: 판매 회계반영 → 분개가 맞는지 화면으로</w:t>
+      </w:r>
+    </w:p>
+    <w:p>
+      <w:pPr>
+        <w:pStyle w:val="ListParagraph"/>
+        <w:numPr>
+          <w:ilvl w:val="0"/>
+          <w:numId w:val="2"/>
+        </w:numPr>
+        <w:spacing w:after="60"/>
+      </w:pPr>
+      <w:r>
+        <w:rPr>
+          <w:rFonts w:ascii="맑은 고딕" w:cs="맑은 고딕" w:eastAsia="맑은 고딕" w:hAnsi="맑은 고딕"/>
+          <w:sz w:val="21"/>
+          <w:szCs w:val="21"/>
+        </w:rPr>
+        <w:t>#29 전표번호 재사용, 모듈 순환</w:t>
       </w:r>
     </w:p>
     <w:sectPr>

--- a/docs/ERP_사용설명서_QA기록.docx
+++ b/docs/ERP_사용설명서_QA기록.docx
@@ -18598,6 +18598,1366 @@
           <w:szCs w:val="21"/>
         </w:rPr>
         <w:t>회계: 판매 회계반영 → 분개가 맞는지 화면으로</w:t>
+      </w:r>
+    </w:p>
+    <w:p>
+      <w:pPr>
+        <w:pStyle w:val="ListParagraph"/>
+        <w:numPr>
+          <w:ilvl w:val="0"/>
+          <w:numId w:val="2"/>
+        </w:numPr>
+        <w:spacing w:after="60"/>
+      </w:pPr>
+      <w:r>
+        <w:rPr>
+          <w:rFonts w:ascii="맑은 고딕" w:cs="맑은 고딕" w:eastAsia="맑은 고딕" w:hAnsi="맑은 고딕"/>
+          <w:sz w:val="21"/>
+          <w:szCs w:val="21"/>
+        </w:rPr>
+        <w:t>#29 전표번호 재사용, 모듈 순환</w:t>
+      </w:r>
+    </w:p>
+    <w:p>
+      <w:pPr>
+        <w:pStyle w:val="Heading1"/>
+        <w:spacing w:after="120" w:before="240"/>
+      </w:pPr>
+      <w:r>
+        <w:rPr>
+          <w:rFonts w:ascii="맑은 고딕" w:cs="맑은 고딕" w:eastAsia="맑은 고딕" w:hAnsi="맑은 고딕"/>
+        </w:rPr>
+        <w:t>11회차 — 영업 한 바퀴를 화면으로 · 회계반영 계정 · 저장 뒤 번호 안내 전수</w:t>
+      </w:r>
+    </w:p>
+    <w:p>
+      <w:pPr>
+        <w:pStyle w:val="Heading2"/>
+        <w:spacing w:after="120" w:before="240"/>
+      </w:pPr>
+      <w:r>
+        <w:rPr>
+          <w:rFonts w:ascii="맑은 고딕" w:cs="맑은 고딕" w:eastAsia="맑은 고딕" w:hAnsi="맑은 고딕"/>
+        </w:rPr>
+        <w:t>11-1. 견적 → 수주 → 출하지시 → 출하완료 → 주문 완료</w:t>
+      </w:r>
+    </w:p>
+    <w:p>
+      <w:pPr>
+        <w:spacing w:after="120"/>
+      </w:pPr>
+      <w:r>
+        <w:rPr>
+          <w:rFonts w:ascii="맑은 고딕" w:cs="맑은 고딕" w:eastAsia="맑은 고딕" w:hAnsi="맑은 고딕"/>
+          <w:sz w:val="21"/>
+          <w:szCs w:val="21"/>
+        </w:rPr>
+        <w:t>견적서를 화면에서 작성하고 [수주전환] → 미출하현황 [출하지시] → 출하지시서 [→ 출하완료] 를 누른 뒤 주문 상태가 "완료" 로 바뀌는지까지 봤습니다(qa/flows/sales-cycle.json, 8개 단언 통과). 전환된 견적은 주문이 남아 있으면 지워지지 않고, 주문을 지우면 견적이 "발송" 으로 돌아가는 것도 확인했습니다 — 둘 다 의도된 동작입니다.</w:t>
+      </w:r>
+    </w:p>
+    <w:p>
+      <w:pPr>
+        <w:pStyle w:val="Heading2"/>
+        <w:spacing w:after="120" w:before="240"/>
+      </w:pPr>
+      <w:r>
+        <w:rPr>
+          <w:rFonts w:ascii="맑은 고딕" w:cs="맑은 고딕" w:eastAsia="맑은 고딕" w:hAnsi="맑은 고딕"/>
+        </w:rPr>
+        <w:t>11-2. 회계반영 분개의 계정</w:t>
+      </w:r>
+    </w:p>
+    <w:p>
+      <w:pPr>
+        <w:spacing w:after="120"/>
+      </w:pPr>
+      <w:r>
+        <w:rPr>
+          <w:rFonts w:ascii="맑은 고딕" w:cs="맑은 고딕" w:eastAsia="맑은 고딕" w:hAnsi="맑은 고딕"/>
+          <w:sz w:val="21"/>
+          <w:szCs w:val="21"/>
+        </w:rPr>
+        <w:t>과세 판매 · 면세 판매 · 과세 구매 · 수금을 반영하고 분개를 대조했습니다. 네 건 모두 대차는 맞았는데, 판매는 무엇을 팔든 상품매출(401), 구매는 무엇을 사든 상품(146) 이었습니다. 제조업체가 만든 제품을 팔아도 상품매출, 원재료를 사도 상품(재고자산)으로 잡혀 손익계산서의 매출 구분과 재무상태표의 재고 구분이 늘 한쪽이었습니다.</w:t>
+      </w:r>
+    </w:p>
+    <w:tbl>
+      <w:tblPr>
+        <w:tblW w:type="dxa" w:w="8900"/>
+        <w:tblBorders>
+          <w:top w:val="single" w:color="auto" w:sz="4"/>
+          <w:left w:val="single" w:color="auto" w:sz="4"/>
+          <w:bottom w:val="single" w:color="auto" w:sz="4"/>
+          <w:right w:val="single" w:color="auto" w:sz="4"/>
+          <w:insideH w:val="single" w:color="auto" w:sz="4"/>
+          <w:insideV w:val="single" w:color="auto" w:sz="4"/>
+        </w:tblBorders>
+      </w:tblPr>
+      <w:tblGrid>
+        <w:gridCol w:w="2600"/>
+        <w:gridCol w:w="2000"/>
+        <w:gridCol w:w="2600"/>
+        <w:gridCol w:w="1700"/>
+      </w:tblGrid>
+      <w:tr>
+        <w:trPr>
+          <w:tblHeader/>
+        </w:trPr>
+        <w:tc>
+          <w:tcPr>
+            <w:tcW w:type="dxa" w:w="2600"/>
+            <w:tcBorders>
+              <w:top w:val="single" w:color="BFC5CE" w:sz="4"/>
+              <w:left w:val="single" w:color="BFC5CE" w:sz="4"/>
+              <w:bottom w:val="single" w:color="BFC5CE" w:sz="4"/>
+              <w:right w:val="single" w:color="BFC5CE" w:sz="4"/>
+            </w:tcBorders>
+            <w:shd w:fill="E8EEF9" w:val="clear"/>
+            <w:tcMar>
+              <w:top w:type="dxa" w:w="60"/>
+              <w:left w:type="dxa" w:w="90"/>
+              <w:bottom w:type="dxa" w:w="60"/>
+              <w:right w:type="dxa" w:w="90"/>
+            </w:tcMar>
+          </w:tcPr>
+          <w:p>
+            <w:r>
+              <w:rPr>
+                <w:rFonts w:ascii="맑은 고딕" w:cs="맑은 고딕" w:eastAsia="맑은 고딕" w:hAnsi="맑은 고딕"/>
+                <w:b/>
+                <w:bCs/>
+                <w:sz w:val="18"/>
+                <w:szCs w:val="18"/>
+              </w:rPr>
+              <w:t>#</w:t>
+            </w:r>
+          </w:p>
+        </w:tc>
+        <w:tc>
+          <w:tcPr>
+            <w:tcW w:type="dxa" w:w="2000"/>
+            <w:tcBorders>
+              <w:top w:val="single" w:color="BFC5CE" w:sz="4"/>
+              <w:left w:val="single" w:color="BFC5CE" w:sz="4"/>
+              <w:bottom w:val="single" w:color="BFC5CE" w:sz="4"/>
+              <w:right w:val="single" w:color="BFC5CE" w:sz="4"/>
+            </w:tcBorders>
+            <w:shd w:fill="E8EEF9" w:val="clear"/>
+            <w:tcMar>
+              <w:top w:type="dxa" w:w="60"/>
+              <w:left w:type="dxa" w:w="90"/>
+              <w:bottom w:type="dxa" w:w="60"/>
+              <w:right w:type="dxa" w:w="90"/>
+            </w:tcMar>
+          </w:tcPr>
+          <w:p>
+            <w:r>
+              <w:rPr>
+                <w:rFonts w:ascii="맑은 고딕" w:cs="맑은 고딕" w:eastAsia="맑은 고딕" w:hAnsi="맑은 고딕"/>
+                <w:b/>
+                <w:bCs/>
+                <w:sz w:val="18"/>
+                <w:szCs w:val="18"/>
+              </w:rPr>
+              <w:t>전표</w:t>
+            </w:r>
+          </w:p>
+        </w:tc>
+        <w:tc>
+          <w:tcPr>
+            <w:tcW w:type="dxa" w:w="2600"/>
+            <w:tcBorders>
+              <w:top w:val="single" w:color="BFC5CE" w:sz="4"/>
+              <w:left w:val="single" w:color="BFC5CE" w:sz="4"/>
+              <w:bottom w:val="single" w:color="BFC5CE" w:sz="4"/>
+              <w:right w:val="single" w:color="BFC5CE" w:sz="4"/>
+            </w:tcBorders>
+            <w:shd w:fill="E8EEF9" w:val="clear"/>
+            <w:tcMar>
+              <w:top w:type="dxa" w:w="60"/>
+              <w:left w:type="dxa" w:w="90"/>
+              <w:bottom w:type="dxa" w:w="60"/>
+              <w:right w:type="dxa" w:w="90"/>
+            </w:tcMar>
+          </w:tcPr>
+          <w:p>
+            <w:r>
+              <w:rPr>
+                <w:rFonts w:ascii="맑은 고딕" w:cs="맑은 고딕" w:eastAsia="맑은 고딕" w:hAnsi="맑은 고딕"/>
+                <w:b/>
+                <w:bCs/>
+                <w:sz w:val="18"/>
+                <w:szCs w:val="18"/>
+              </w:rPr>
+              <w:t>고치기 전</w:t>
+            </w:r>
+          </w:p>
+        </w:tc>
+        <w:tc>
+          <w:tcPr>
+            <w:tcW w:type="dxa" w:w="1700"/>
+            <w:tcBorders>
+              <w:top w:val="single" w:color="BFC5CE" w:sz="4"/>
+              <w:left w:val="single" w:color="BFC5CE" w:sz="4"/>
+              <w:bottom w:val="single" w:color="BFC5CE" w:sz="4"/>
+              <w:right w:val="single" w:color="BFC5CE" w:sz="4"/>
+            </w:tcBorders>
+            <w:shd w:fill="E8EEF9" w:val="clear"/>
+            <w:tcMar>
+              <w:top w:type="dxa" w:w="60"/>
+              <w:left w:type="dxa" w:w="90"/>
+              <w:bottom w:type="dxa" w:w="60"/>
+              <w:right w:type="dxa" w:w="90"/>
+            </w:tcMar>
+          </w:tcPr>
+          <w:p>
+            <w:r>
+              <w:rPr>
+                <w:rFonts w:ascii="맑은 고딕" w:cs="맑은 고딕" w:eastAsia="맑은 고딕" w:hAnsi="맑은 고딕"/>
+                <w:b/>
+                <w:bCs/>
+                <w:sz w:val="18"/>
+                <w:szCs w:val="18"/>
+              </w:rPr>
+              <w:t>고친 뒤</w:t>
+            </w:r>
+          </w:p>
+        </w:tc>
+      </w:tr>
+      <w:tr>
+        <w:tc>
+          <w:tcPr>
+            <w:tcW w:type="dxa" w:w="2600"/>
+            <w:tcBorders>
+              <w:top w:val="single" w:color="BFC5CE" w:sz="4"/>
+              <w:left w:val="single" w:color="BFC5CE" w:sz="4"/>
+              <w:bottom w:val="single" w:color="BFC5CE" w:sz="4"/>
+              <w:right w:val="single" w:color="BFC5CE" w:sz="4"/>
+            </w:tcBorders>
+            <w:tcMar>
+              <w:top w:type="dxa" w:w="60"/>
+              <w:left w:type="dxa" w:w="90"/>
+              <w:bottom w:type="dxa" w:w="60"/>
+              <w:right w:type="dxa" w:w="90"/>
+            </w:tcMar>
+          </w:tcPr>
+          <w:p>
+            <w:r>
+              <w:rPr>
+                <w:rFonts w:ascii="맑은 고딕" w:cs="맑은 고딕" w:eastAsia="맑은 고딕" w:hAnsi="맑은 고딕"/>
+                <w:b w:val="false"/>
+                <w:bCs w:val="false"/>
+                <w:sz w:val="18"/>
+                <w:szCs w:val="18"/>
+              </w:rPr>
+              <w:t>38</w:t>
+            </w:r>
+          </w:p>
+        </w:tc>
+        <w:tc>
+          <w:tcPr>
+            <w:tcW w:type="dxa" w:w="2000"/>
+            <w:tcBorders>
+              <w:top w:val="single" w:color="BFC5CE" w:sz="4"/>
+              <w:left w:val="single" w:color="BFC5CE" w:sz="4"/>
+              <w:bottom w:val="single" w:color="BFC5CE" w:sz="4"/>
+              <w:right w:val="single" w:color="BFC5CE" w:sz="4"/>
+            </w:tcBorders>
+            <w:tcMar>
+              <w:top w:type="dxa" w:w="60"/>
+              <w:left w:type="dxa" w:w="90"/>
+              <w:bottom w:type="dxa" w:w="60"/>
+              <w:right w:type="dxa" w:w="90"/>
+            </w:tcMar>
+          </w:tcPr>
+          <w:p>
+            <w:r>
+              <w:rPr>
+                <w:rFonts w:ascii="맑은 고딕" w:cs="맑은 고딕" w:eastAsia="맑은 고딕" w:hAnsi="맑은 고딕"/>
+                <w:b w:val="false"/>
+                <w:bCs w:val="false"/>
+                <w:sz w:val="18"/>
+                <w:szCs w:val="18"/>
+              </w:rPr>
+              <w:t>QA완제품(제품) 판매 100,000 + 부가세</w:t>
+            </w:r>
+          </w:p>
+        </w:tc>
+        <w:tc>
+          <w:tcPr>
+            <w:tcW w:type="dxa" w:w="2600"/>
+            <w:tcBorders>
+              <w:top w:val="single" w:color="BFC5CE" w:sz="4"/>
+              <w:left w:val="single" w:color="BFC5CE" w:sz="4"/>
+              <w:bottom w:val="single" w:color="BFC5CE" w:sz="4"/>
+              <w:right w:val="single" w:color="BFC5CE" w:sz="4"/>
+            </w:tcBorders>
+            <w:tcMar>
+              <w:top w:type="dxa" w:w="60"/>
+              <w:left w:type="dxa" w:w="90"/>
+              <w:bottom w:type="dxa" w:w="60"/>
+              <w:right w:type="dxa" w:w="90"/>
+            </w:tcMar>
+          </w:tcPr>
+          <w:p>
+            <w:r>
+              <w:rPr>
+                <w:rFonts w:ascii="맑은 고딕" w:cs="맑은 고딕" w:eastAsia="맑은 고딕" w:hAnsi="맑은 고딕"/>
+                <w:b w:val="false"/>
+                <w:bCs w:val="false"/>
+                <w:sz w:val="18"/>
+                <w:szCs w:val="18"/>
+              </w:rPr>
+              <w:t>차)외상매출금 110,000 / 대)상품매출 100,000 · 부가세예수금 10,000</w:t>
+            </w:r>
+          </w:p>
+        </w:tc>
+        <w:tc>
+          <w:tcPr>
+            <w:tcW w:type="dxa" w:w="1700"/>
+            <w:tcBorders>
+              <w:top w:val="single" w:color="BFC5CE" w:sz="4"/>
+              <w:left w:val="single" w:color="BFC5CE" w:sz="4"/>
+              <w:bottom w:val="single" w:color="BFC5CE" w:sz="4"/>
+              <w:right w:val="single" w:color="BFC5CE" w:sz="4"/>
+            </w:tcBorders>
+            <w:tcMar>
+              <w:top w:type="dxa" w:w="60"/>
+              <w:left w:type="dxa" w:w="90"/>
+              <w:bottom w:type="dxa" w:w="60"/>
+              <w:right w:type="dxa" w:w="90"/>
+            </w:tcMar>
+          </w:tcPr>
+          <w:p>
+            <w:r>
+              <w:rPr>
+                <w:rFonts w:ascii="맑은 고딕" w:cs="맑은 고딕" w:eastAsia="맑은 고딕" w:hAnsi="맑은 고딕"/>
+                <w:b w:val="false"/>
+                <w:bCs w:val="false"/>
+                <w:sz w:val="18"/>
+                <w:szCs w:val="18"/>
+              </w:rPr>
+              <w:t>대)제품매출(404) 100,000</w:t>
+            </w:r>
+          </w:p>
+        </w:tc>
+      </w:tr>
+      <w:tr>
+        <w:tc>
+          <w:tcPr>
+            <w:tcW w:type="dxa" w:w="2600"/>
+            <w:tcBorders>
+              <w:top w:val="single" w:color="BFC5CE" w:sz="4"/>
+              <w:left w:val="single" w:color="BFC5CE" w:sz="4"/>
+              <w:bottom w:val="single" w:color="BFC5CE" w:sz="4"/>
+              <w:right w:val="single" w:color="BFC5CE" w:sz="4"/>
+            </w:tcBorders>
+            <w:tcMar>
+              <w:top w:type="dxa" w:w="60"/>
+              <w:left w:type="dxa" w:w="90"/>
+              <w:bottom w:type="dxa" w:w="60"/>
+              <w:right w:type="dxa" w:w="90"/>
+            </w:tcMar>
+          </w:tcPr>
+          <w:p>
+            <w:r>
+              <w:rPr>
+                <w:rFonts w:ascii="맑은 고딕" w:cs="맑은 고딕" w:eastAsia="맑은 고딕" w:hAnsi="맑은 고딕"/>
+                <w:b w:val="false"/>
+                <w:bCs w:val="false"/>
+                <w:sz w:val="18"/>
+                <w:szCs w:val="18"/>
+              </w:rPr>
+              <w:t>38</w:t>
+            </w:r>
+          </w:p>
+        </w:tc>
+        <w:tc>
+          <w:tcPr>
+            <w:tcW w:type="dxa" w:w="2000"/>
+            <w:tcBorders>
+              <w:top w:val="single" w:color="BFC5CE" w:sz="4"/>
+              <w:left w:val="single" w:color="BFC5CE" w:sz="4"/>
+              <w:bottom w:val="single" w:color="BFC5CE" w:sz="4"/>
+              <w:right w:val="single" w:color="BFC5CE" w:sz="4"/>
+            </w:tcBorders>
+            <w:tcMar>
+              <w:top w:type="dxa" w:w="60"/>
+              <w:left w:type="dxa" w:w="90"/>
+              <w:bottom w:type="dxa" w:w="60"/>
+              <w:right w:type="dxa" w:w="90"/>
+            </w:tcMar>
+          </w:tcPr>
+          <w:p>
+            <w:r>
+              <w:rPr>
+                <w:rFonts w:ascii="맑은 고딕" w:cs="맑은 고딕" w:eastAsia="맑은 고딕" w:hAnsi="맑은 고딕"/>
+                <w:b w:val="false"/>
+                <w:bCs w:val="false"/>
+                <w:sz w:val="18"/>
+                <w:szCs w:val="18"/>
+              </w:rPr>
+              <w:t>QA원자재(원재료) 구매 2 × 30,000 + 부가세</w:t>
+            </w:r>
+          </w:p>
+        </w:tc>
+        <w:tc>
+          <w:tcPr>
+            <w:tcW w:type="dxa" w:w="2600"/>
+            <w:tcBorders>
+              <w:top w:val="single" w:color="BFC5CE" w:sz="4"/>
+              <w:left w:val="single" w:color="BFC5CE" w:sz="4"/>
+              <w:bottom w:val="single" w:color="BFC5CE" w:sz="4"/>
+              <w:right w:val="single" w:color="BFC5CE" w:sz="4"/>
+            </w:tcBorders>
+            <w:tcMar>
+              <w:top w:type="dxa" w:w="60"/>
+              <w:left w:type="dxa" w:w="90"/>
+              <w:bottom w:type="dxa" w:w="60"/>
+              <w:right w:type="dxa" w:w="90"/>
+            </w:tcMar>
+          </w:tcPr>
+          <w:p>
+            <w:r>
+              <w:rPr>
+                <w:rFonts w:ascii="맑은 고딕" w:cs="맑은 고딕" w:eastAsia="맑은 고딕" w:hAnsi="맑은 고딕"/>
+                <w:b w:val="false"/>
+                <w:bCs w:val="false"/>
+                <w:sz w:val="18"/>
+                <w:szCs w:val="18"/>
+              </w:rPr>
+              <w:t>차)상품 60,000 · 부가세대급금 6,000 / 대)외상매입금 66,000</w:t>
+            </w:r>
+          </w:p>
+        </w:tc>
+        <w:tc>
+          <w:tcPr>
+            <w:tcW w:type="dxa" w:w="1700"/>
+            <w:tcBorders>
+              <w:top w:val="single" w:color="BFC5CE" w:sz="4"/>
+              <w:left w:val="single" w:color="BFC5CE" w:sz="4"/>
+              <w:bottom w:val="single" w:color="BFC5CE" w:sz="4"/>
+              <w:right w:val="single" w:color="BFC5CE" w:sz="4"/>
+            </w:tcBorders>
+            <w:tcMar>
+              <w:top w:type="dxa" w:w="60"/>
+              <w:left w:type="dxa" w:w="90"/>
+              <w:bottom w:type="dxa" w:w="60"/>
+              <w:right w:type="dxa" w:w="90"/>
+            </w:tcMar>
+          </w:tcPr>
+          <w:p>
+            <w:r>
+              <w:rPr>
+                <w:rFonts w:ascii="맑은 고딕" w:cs="맑은 고딕" w:eastAsia="맑은 고딕" w:hAnsi="맑은 고딕"/>
+                <w:b w:val="false"/>
+                <w:bCs w:val="false"/>
+                <w:sz w:val="18"/>
+                <w:szCs w:val="18"/>
+              </w:rPr>
+              <w:t>차)원재료(153) 60,000</w:t>
+            </w:r>
+          </w:p>
+        </w:tc>
+      </w:tr>
+      <w:tr>
+        <w:tc>
+          <w:tcPr>
+            <w:tcW w:type="dxa" w:w="2600"/>
+            <w:tcBorders>
+              <w:top w:val="single" w:color="BFC5CE" w:sz="4"/>
+              <w:left w:val="single" w:color="BFC5CE" w:sz="4"/>
+              <w:bottom w:val="single" w:color="BFC5CE" w:sz="4"/>
+              <w:right w:val="single" w:color="BFC5CE" w:sz="4"/>
+            </w:tcBorders>
+            <w:tcMar>
+              <w:top w:type="dxa" w:w="60"/>
+              <w:left w:type="dxa" w:w="90"/>
+              <w:bottom w:type="dxa" w:w="60"/>
+              <w:right w:type="dxa" w:w="90"/>
+            </w:tcMar>
+          </w:tcPr>
+          <w:p>
+            <w:r>
+              <w:rPr>
+                <w:rFonts w:ascii="맑은 고딕" w:cs="맑은 고딕" w:eastAsia="맑은 고딕" w:hAnsi="맑은 고딕"/>
+                <w:b w:val="false"/>
+                <w:bCs w:val="false"/>
+                <w:sz w:val="18"/>
+                <w:szCs w:val="18"/>
+              </w:rPr>
+              <w:t>38</w:t>
+            </w:r>
+          </w:p>
+        </w:tc>
+        <w:tc>
+          <w:tcPr>
+            <w:tcW w:type="dxa" w:w="2000"/>
+            <w:tcBorders>
+              <w:top w:val="single" w:color="BFC5CE" w:sz="4"/>
+              <w:left w:val="single" w:color="BFC5CE" w:sz="4"/>
+              <w:bottom w:val="single" w:color="BFC5CE" w:sz="4"/>
+              <w:right w:val="single" w:color="BFC5CE" w:sz="4"/>
+            </w:tcBorders>
+            <w:tcMar>
+              <w:top w:type="dxa" w:w="60"/>
+              <w:left w:type="dxa" w:w="90"/>
+              <w:bottom w:type="dxa" w:w="60"/>
+              <w:right w:type="dxa" w:w="90"/>
+            </w:tcMar>
+          </w:tcPr>
+          <w:p>
+            <w:r>
+              <w:rPr>
+                <w:rFonts w:ascii="맑은 고딕" w:cs="맑은 고딕" w:eastAsia="맑은 고딕" w:hAnsi="맑은 고딕"/>
+                <w:b w:val="false"/>
+                <w:bCs w:val="false"/>
+                <w:sz w:val="18"/>
+                <w:szCs w:val="18"/>
+              </w:rPr>
+              <w:t>제품 + 원재료를 한 전표로 판매</w:t>
+            </w:r>
+          </w:p>
+        </w:tc>
+        <w:tc>
+          <w:tcPr>
+            <w:tcW w:type="dxa" w:w="2600"/>
+            <w:tcBorders>
+              <w:top w:val="single" w:color="BFC5CE" w:sz="4"/>
+              <w:left w:val="single" w:color="BFC5CE" w:sz="4"/>
+              <w:bottom w:val="single" w:color="BFC5CE" w:sz="4"/>
+              <w:right w:val="single" w:color="BFC5CE" w:sz="4"/>
+            </w:tcBorders>
+            <w:tcMar>
+              <w:top w:type="dxa" w:w="60"/>
+              <w:left w:type="dxa" w:w="90"/>
+              <w:bottom w:type="dxa" w:w="60"/>
+              <w:right w:type="dxa" w:w="90"/>
+            </w:tcMar>
+          </w:tcPr>
+          <w:p>
+            <w:r>
+              <w:rPr>
+                <w:rFonts w:ascii="맑은 고딕" w:cs="맑은 고딕" w:eastAsia="맑은 고딕" w:hAnsi="맑은 고딕"/>
+                <w:b w:val="false"/>
+                <w:bCs w:val="false"/>
+                <w:sz w:val="18"/>
+                <w:szCs w:val="18"/>
+              </w:rPr>
+              <w:t>상품매출 한 줄</w:t>
+            </w:r>
+          </w:p>
+        </w:tc>
+        <w:tc>
+          <w:tcPr>
+            <w:tcW w:type="dxa" w:w="1700"/>
+            <w:tcBorders>
+              <w:top w:val="single" w:color="BFC5CE" w:sz="4"/>
+              <w:left w:val="single" w:color="BFC5CE" w:sz="4"/>
+              <w:bottom w:val="single" w:color="BFC5CE" w:sz="4"/>
+              <w:right w:val="single" w:color="BFC5CE" w:sz="4"/>
+            </w:tcBorders>
+            <w:tcMar>
+              <w:top w:type="dxa" w:w="60"/>
+              <w:left w:type="dxa" w:w="90"/>
+              <w:bottom w:type="dxa" w:w="60"/>
+              <w:right w:type="dxa" w:w="90"/>
+            </w:tcMar>
+          </w:tcPr>
+          <w:p>
+            <w:r>
+              <w:rPr>
+                <w:rFonts w:ascii="맑은 고딕" w:cs="맑은 고딕" w:eastAsia="맑은 고딕" w:hAnsi="맑은 고딕"/>
+                <w:b w:val="false"/>
+                <w:bCs w:val="false"/>
+                <w:sz w:val="18"/>
+                <w:szCs w:val="18"/>
+              </w:rPr>
+              <w:t>제품매출 · 상품매출 두 줄로 나눔, 대차 일치</w:t>
+            </w:r>
+          </w:p>
+        </w:tc>
+      </w:tr>
+    </w:tbl>
+    <w:p>
+      <w:pPr>
+        <w:spacing w:after="120"/>
+      </w:pPr>
+      <w:r>
+        <w:rPr>
+          <w:rFonts w:ascii="맑은 고딕" w:cs="맑은 고딕" w:eastAsia="맑은 고딕" w:hAnsi="맑은 고딕"/>
+          <w:sz w:val="21"/>
+          <w:szCs w:val="21"/>
+        </w:rPr>
+        <w:t>규칙: 판매는 제품·반제품 → 제품매출(404), 그 밖 → 상품매출(401). 구매는 원재료 153 · 부재료 162 · 제품·반제품 150 · 상품 146. 새 계정 넷(150·153·162·404)은 기동 때 본사·회사 스키마 모두에 자동으로 채워집니다(회사 셋에 4개씩 들어간 것을 로그로 확인). 이미 반영된 분개는 고치지 않았습니다 — 회계 전표를 몰래 바꾸지 않습니다. 필요하면 반영취소 → 재반영. QA 하네스 5개 단언 추가, 전체 1,846 통과.</w:t>
+      </w:r>
+    </w:p>
+    <w:p>
+      <w:pPr>
+        <w:pStyle w:val="Heading2"/>
+        <w:spacing w:after="120" w:before="240"/>
+      </w:pPr>
+      <w:r>
+        <w:rPr>
+          <w:rFonts w:ascii="맑은 고딕" w:cs="맑은 고딕" w:eastAsia="맑은 고딕" w:hAnsi="맑은 고딕"/>
+        </w:rPr>
+        <w:t>11-3. 저장하고 나서 번호를 말하지 않던 화면 — 전수</w:t>
+      </w:r>
+    </w:p>
+    <w:p>
+      <w:pPr>
+        <w:spacing w:after="120"/>
+      </w:pPr>
+      <w:r>
+        <w:rPr>
+          <w:rFonts w:ascii="맑은 고딕" w:cs="맑은 고딕" w:eastAsia="맑은 고딕" w:hAnsi="맑은 고딕"/>
+          <w:sz w:val="21"/>
+          <w:szCs w:val="21"/>
+        </w:rPr>
+        <w:t>9~11회차에 판매·작업지시·창고이동·견적에서 거듭 나온 문제라 한 번에 훑었습니다. 만들고 나서 응답을 버리던 52곳 중 서버가 번호를 매기는 전표 화면 9곳에 번호 안내를 달았습니다.</w:t>
+      </w:r>
+    </w:p>
+    <w:tbl>
+      <w:tblPr>
+        <w:tblW w:type="dxa" w:w="8900"/>
+        <w:tblBorders>
+          <w:top w:val="single" w:color="auto" w:sz="4"/>
+          <w:left w:val="single" w:color="auto" w:sz="4"/>
+          <w:bottom w:val="single" w:color="auto" w:sz="4"/>
+          <w:right w:val="single" w:color="auto" w:sz="4"/>
+          <w:insideH w:val="single" w:color="auto" w:sz="4"/>
+          <w:insideV w:val="single" w:color="auto" w:sz="4"/>
+        </w:tblBorders>
+      </w:tblPr>
+      <w:tblGrid>
+        <w:gridCol w:w="400"/>
+        <w:gridCol w:w="4400"/>
+        <w:gridCol w:w="4100"/>
+      </w:tblGrid>
+      <w:tr>
+        <w:trPr>
+          <w:tblHeader/>
+        </w:trPr>
+        <w:tc>
+          <w:tcPr>
+            <w:tcW w:type="dxa" w:w="400"/>
+            <w:tcBorders>
+              <w:top w:val="single" w:color="BFC5CE" w:sz="4"/>
+              <w:left w:val="single" w:color="BFC5CE" w:sz="4"/>
+              <w:bottom w:val="single" w:color="BFC5CE" w:sz="4"/>
+              <w:right w:val="single" w:color="BFC5CE" w:sz="4"/>
+            </w:tcBorders>
+            <w:shd w:fill="E8EEF9" w:val="clear"/>
+            <w:tcMar>
+              <w:top w:type="dxa" w:w="60"/>
+              <w:left w:type="dxa" w:w="90"/>
+              <w:bottom w:type="dxa" w:w="60"/>
+              <w:right w:type="dxa" w:w="90"/>
+            </w:tcMar>
+          </w:tcPr>
+          <w:p>
+            <w:r>
+              <w:rPr>
+                <w:rFonts w:ascii="맑은 고딕" w:cs="맑은 고딕" w:eastAsia="맑은 고딕" w:hAnsi="맑은 고딕"/>
+                <w:b/>
+                <w:bCs/>
+                <w:sz w:val="18"/>
+                <w:szCs w:val="18"/>
+              </w:rPr>
+              <w:t>#</w:t>
+            </w:r>
+          </w:p>
+        </w:tc>
+        <w:tc>
+          <w:tcPr>
+            <w:tcW w:type="dxa" w:w="4400"/>
+            <w:tcBorders>
+              <w:top w:val="single" w:color="BFC5CE" w:sz="4"/>
+              <w:left w:val="single" w:color="BFC5CE" w:sz="4"/>
+              <w:bottom w:val="single" w:color="BFC5CE" w:sz="4"/>
+              <w:right w:val="single" w:color="BFC5CE" w:sz="4"/>
+            </w:tcBorders>
+            <w:shd w:fill="E8EEF9" w:val="clear"/>
+            <w:tcMar>
+              <w:top w:type="dxa" w:w="60"/>
+              <w:left w:type="dxa" w:w="90"/>
+              <w:bottom w:type="dxa" w:w="60"/>
+              <w:right w:type="dxa" w:w="90"/>
+            </w:tcMar>
+          </w:tcPr>
+          <w:p>
+            <w:r>
+              <w:rPr>
+                <w:rFonts w:ascii="맑은 고딕" w:cs="맑은 고딕" w:eastAsia="맑은 고딕" w:hAnsi="맑은 고딕"/>
+                <w:b/>
+                <w:bCs/>
+                <w:sz w:val="18"/>
+                <w:szCs w:val="18"/>
+              </w:rPr>
+              <w:t>화면</w:t>
+            </w:r>
+          </w:p>
+        </w:tc>
+        <w:tc>
+          <w:tcPr>
+            <w:tcW w:type="dxa" w:w="4100"/>
+            <w:tcBorders>
+              <w:top w:val="single" w:color="BFC5CE" w:sz="4"/>
+              <w:left w:val="single" w:color="BFC5CE" w:sz="4"/>
+              <w:bottom w:val="single" w:color="BFC5CE" w:sz="4"/>
+              <w:right w:val="single" w:color="BFC5CE" w:sz="4"/>
+            </w:tcBorders>
+            <w:shd w:fill="E8EEF9" w:val="clear"/>
+            <w:tcMar>
+              <w:top w:type="dxa" w:w="60"/>
+              <w:left w:type="dxa" w:w="90"/>
+              <w:bottom w:type="dxa" w:w="60"/>
+              <w:right w:type="dxa" w:w="90"/>
+            </w:tcMar>
+          </w:tcPr>
+          <w:p>
+            <w:r>
+              <w:rPr>
+                <w:rFonts w:ascii="맑은 고딕" w:cs="맑은 고딕" w:eastAsia="맑은 고딕" w:hAnsi="맑은 고딕"/>
+                <w:b/>
+                <w:bCs/>
+                <w:sz w:val="18"/>
+                <w:szCs w:val="18"/>
+              </w:rPr>
+              <w:t>안내</w:t>
+            </w:r>
+          </w:p>
+        </w:tc>
+      </w:tr>
+      <w:tr>
+        <w:tc>
+          <w:tcPr>
+            <w:tcW w:type="dxa" w:w="400"/>
+            <w:tcBorders>
+              <w:top w:val="single" w:color="BFC5CE" w:sz="4"/>
+              <w:left w:val="single" w:color="BFC5CE" w:sz="4"/>
+              <w:bottom w:val="single" w:color="BFC5CE" w:sz="4"/>
+              <w:right w:val="single" w:color="BFC5CE" w:sz="4"/>
+            </w:tcBorders>
+            <w:tcMar>
+              <w:top w:type="dxa" w:w="60"/>
+              <w:left w:type="dxa" w:w="90"/>
+              <w:bottom w:type="dxa" w:w="60"/>
+              <w:right w:type="dxa" w:w="90"/>
+            </w:tcMar>
+          </w:tcPr>
+          <w:p>
+            <w:r>
+              <w:rPr>
+                <w:rFonts w:ascii="맑은 고딕" w:cs="맑은 고딕" w:eastAsia="맑은 고딕" w:hAnsi="맑은 고딕"/>
+                <w:b w:val="false"/>
+                <w:bCs w:val="false"/>
+                <w:sz w:val="18"/>
+                <w:szCs w:val="18"/>
+              </w:rPr>
+              <w:t>39</w:t>
+            </w:r>
+          </w:p>
+        </w:tc>
+        <w:tc>
+          <w:tcPr>
+            <w:tcW w:type="dxa" w:w="4400"/>
+            <w:tcBorders>
+              <w:top w:val="single" w:color="BFC5CE" w:sz="4"/>
+              <w:left w:val="single" w:color="BFC5CE" w:sz="4"/>
+              <w:bottom w:val="single" w:color="BFC5CE" w:sz="4"/>
+              <w:right w:val="single" w:color="BFC5CE" w:sz="4"/>
+            </w:tcBorders>
+            <w:tcMar>
+              <w:top w:type="dxa" w:w="60"/>
+              <w:left w:type="dxa" w:w="90"/>
+              <w:bottom w:type="dxa" w:w="60"/>
+              <w:right w:type="dxa" w:w="90"/>
+            </w:tcMar>
+          </w:tcPr>
+          <w:p>
+            <w:r>
+              <w:rPr>
+                <w:rFonts w:ascii="맑은 고딕" w:cs="맑은 고딕" w:eastAsia="맑은 고딕" w:hAnsi="맑은 고딕"/>
+                <w:b w:val="false"/>
+                <w:bCs w:val="false"/>
+                <w:sz w:val="18"/>
+                <w:szCs w:val="18"/>
+              </w:rPr>
+              <w:t>수출 · 실사조정요청 · 재고실사 · 품질검사 · 검사요청 · 어음 · 근로계약 · 기안서 · 작업실적</w:t>
+            </w:r>
+          </w:p>
+        </w:tc>
+        <w:tc>
+          <w:tcPr>
+            <w:tcW w:type="dxa" w:w="4100"/>
+            <w:tcBorders>
+              <w:top w:val="single" w:color="BFC5CE" w:sz="4"/>
+              <w:left w:val="single" w:color="BFC5CE" w:sz="4"/>
+              <w:bottom w:val="single" w:color="BFC5CE" w:sz="4"/>
+              <w:right w:val="single" w:color="BFC5CE" w:sz="4"/>
+            </w:tcBorders>
+            <w:tcMar>
+              <w:top w:type="dxa" w:w="60"/>
+              <w:left w:type="dxa" w:w="90"/>
+              <w:bottom w:type="dxa" w:w="60"/>
+              <w:right w:type="dxa" w:w="90"/>
+            </w:tcMar>
+          </w:tcPr>
+          <w:p>
+            <w:r>
+              <w:rPr>
+                <w:rFonts w:ascii="맑은 고딕" w:cs="맑은 고딕" w:eastAsia="맑은 고딕" w:hAnsi="맑은 고딕"/>
+                <w:b w:val="false"/>
+                <w:bCs w:val="false"/>
+                <w:sz w:val="18"/>
+                <w:szCs w:val="18"/>
+              </w:rPr>
+              <w:t>"INV-… 인보이스 발행 완료 · …" 처럼 번호와 핵심 값. 재고실사는 안내가 목록 재조회에 지워지던 것(판매입력과 같은 함정)도 고침.</w:t>
+            </w:r>
+          </w:p>
+        </w:tc>
+      </w:tr>
+      <w:tr>
+        <w:tc>
+          <w:tcPr>
+            <w:tcW w:type="dxa" w:w="400"/>
+            <w:tcBorders>
+              <w:top w:val="single" w:color="BFC5CE" w:sz="4"/>
+              <w:left w:val="single" w:color="BFC5CE" w:sz="4"/>
+              <w:bottom w:val="single" w:color="BFC5CE" w:sz="4"/>
+              <w:right w:val="single" w:color="BFC5CE" w:sz="4"/>
+            </w:tcBorders>
+            <w:tcMar>
+              <w:top w:type="dxa" w:w="60"/>
+              <w:left w:type="dxa" w:w="90"/>
+              <w:bottom w:type="dxa" w:w="60"/>
+              <w:right w:type="dxa" w:w="90"/>
+            </w:tcMar>
+          </w:tcPr>
+          <w:p>
+            <w:r>
+              <w:rPr>
+                <w:rFonts w:ascii="맑은 고딕" w:cs="맑은 고딕" w:eastAsia="맑은 고딕" w:hAnsi="맑은 고딕"/>
+                <w:b w:val="false"/>
+                <w:bCs w:val="false"/>
+                <w:sz w:val="18"/>
+                <w:szCs w:val="18"/>
+              </w:rPr>
+              <w:t>40</w:t>
+            </w:r>
+          </w:p>
+        </w:tc>
+        <w:tc>
+          <w:tcPr>
+            <w:tcW w:type="dxa" w:w="4400"/>
+            <w:tcBorders>
+              <w:top w:val="single" w:color="BFC5CE" w:sz="4"/>
+              <w:left w:val="single" w:color="BFC5CE" w:sz="4"/>
+              <w:bottom w:val="single" w:color="BFC5CE" w:sz="4"/>
+              <w:right w:val="single" w:color="BFC5CE" w:sz="4"/>
+            </w:tcBorders>
+            <w:tcMar>
+              <w:top w:type="dxa" w:w="60"/>
+              <w:left w:type="dxa" w:w="90"/>
+              <w:bottom w:type="dxa" w:w="60"/>
+              <w:right w:type="dxa" w:w="90"/>
+            </w:tcMar>
+          </w:tcPr>
+          <w:p>
+            <w:r>
+              <w:rPr>
+                <w:rFonts w:ascii="맑은 고딕" w:cs="맑은 고딕" w:eastAsia="맑은 고딕" w:hAnsi="맑은 고딕"/>
+                <w:b w:val="false"/>
+                <w:bCs w:val="false"/>
+                <w:sz w:val="18"/>
+                <w:szCs w:val="18"/>
+              </w:rPr>
+              <w:t>기안서</w:t>
+            </w:r>
+          </w:p>
+        </w:tc>
+        <w:tc>
+          <w:tcPr>
+            <w:tcW w:type="dxa" w:w="4100"/>
+            <w:tcBorders>
+              <w:top w:val="single" w:color="BFC5CE" w:sz="4"/>
+              <w:left w:val="single" w:color="BFC5CE" w:sz="4"/>
+              <w:bottom w:val="single" w:color="BFC5CE" w:sz="4"/>
+              <w:right w:val="single" w:color="BFC5CE" w:sz="4"/>
+            </w:tcBorders>
+            <w:tcMar>
+              <w:top w:type="dxa" w:w="60"/>
+              <w:left w:type="dxa" w:w="90"/>
+              <w:bottom w:type="dxa" w:w="60"/>
+              <w:right w:type="dxa" w:w="90"/>
+            </w:tcMar>
+          </w:tcPr>
+          <w:p>
+            <w:r>
+              <w:rPr>
+                <w:rFonts w:ascii="맑은 고딕" w:cs="맑은 고딕" w:eastAsia="맑은 고딕" w:hAnsi="맑은 고딕"/>
+                <w:b w:val="false"/>
+                <w:bCs w:val="false"/>
+                <w:sz w:val="18"/>
+                <w:szCs w:val="18"/>
+              </w:rPr>
+              <w:t>저장 즉시 목록으로 넘어가 안내를 볼 자리가 없었다 → 번호를 목록 화면이 받아 띄운다(팝업 없이).</w:t>
+            </w:r>
+          </w:p>
+        </w:tc>
+      </w:tr>
+      <w:tr>
+        <w:tc>
+          <w:tcPr>
+            <w:tcW w:type="dxa" w:w="400"/>
+            <w:tcBorders>
+              <w:top w:val="single" w:color="BFC5CE" w:sz="4"/>
+              <w:left w:val="single" w:color="BFC5CE" w:sz="4"/>
+              <w:bottom w:val="single" w:color="BFC5CE" w:sz="4"/>
+              <w:right w:val="single" w:color="BFC5CE" w:sz="4"/>
+            </w:tcBorders>
+            <w:tcMar>
+              <w:top w:type="dxa" w:w="60"/>
+              <w:left w:type="dxa" w:w="90"/>
+              <w:bottom w:type="dxa" w:w="60"/>
+              <w:right w:type="dxa" w:w="90"/>
+            </w:tcMar>
+          </w:tcPr>
+          <w:p>
+            <w:r>
+              <w:rPr>
+                <w:rFonts w:ascii="맑은 고딕" w:cs="맑은 고딕" w:eastAsia="맑은 고딕" w:hAnsi="맑은 고딕"/>
+                <w:b w:val="false"/>
+                <w:bCs w:val="false"/>
+                <w:sz w:val="18"/>
+                <w:szCs w:val="18"/>
+              </w:rPr>
+              <w:t>41</w:t>
+            </w:r>
+          </w:p>
+        </w:tc>
+        <w:tc>
+          <w:tcPr>
+            <w:tcW w:type="dxa" w:w="4400"/>
+            <w:tcBorders>
+              <w:top w:val="single" w:color="BFC5CE" w:sz="4"/>
+              <w:left w:val="single" w:color="BFC5CE" w:sz="4"/>
+              <w:bottom w:val="single" w:color="BFC5CE" w:sz="4"/>
+              <w:right w:val="single" w:color="BFC5CE" w:sz="4"/>
+            </w:tcBorders>
+            <w:tcMar>
+              <w:top w:type="dxa" w:w="60"/>
+              <w:left w:type="dxa" w:w="90"/>
+              <w:bottom w:type="dxa" w:w="60"/>
+              <w:right w:type="dxa" w:w="90"/>
+            </w:tcMar>
+          </w:tcPr>
+          <w:p>
+            <w:r>
+              <w:rPr>
+                <w:rFonts w:ascii="맑은 고딕" w:cs="맑은 고딕" w:eastAsia="맑은 고딕" w:hAnsi="맑은 고딕"/>
+                <w:b w:val="false"/>
+                <w:bCs w:val="false"/>
+                <w:sz w:val="18"/>
+                <w:szCs w:val="18"/>
+              </w:rPr>
+              <w:t>품질검사 등록</w:t>
+            </w:r>
+          </w:p>
+        </w:tc>
+        <w:tc>
+          <w:tcPr>
+            <w:tcW w:type="dxa" w:w="4100"/>
+            <w:tcBorders>
+              <w:top w:val="single" w:color="BFC5CE" w:sz="4"/>
+              <w:left w:val="single" w:color="BFC5CE" w:sz="4"/>
+              <w:bottom w:val="single" w:color="BFC5CE" w:sz="4"/>
+              <w:right w:val="single" w:color="BFC5CE" w:sz="4"/>
+            </w:tcBorders>
+            <w:tcMar>
+              <w:top w:type="dxa" w:w="60"/>
+              <w:left w:type="dxa" w:w="90"/>
+              <w:bottom w:type="dxa" w:w="60"/>
+              <w:right w:type="dxa" w:w="90"/>
+            </w:tcMar>
+          </w:tcPr>
+          <w:p>
+            <w:r>
+              <w:rPr>
+                <w:rFonts w:ascii="맑은 고딕" w:cs="맑은 고딕" w:eastAsia="맑은 고딕" w:hAnsi="맑은 고딕"/>
+                <w:b w:val="false"/>
+                <w:bCs w:val="false"/>
+                <w:sz w:val="18"/>
+                <w:szCs w:val="18"/>
+              </w:rPr>
+              <w:t>품목·프로젝트가 긴 드롭다운 → 코드도움.</w:t>
+            </w:r>
+          </w:p>
+        </w:tc>
+      </w:tr>
+    </w:tbl>
+    <w:p>
+      <w:pPr>
+        <w:spacing w:after="120"/>
+      </w:pPr>
+      <w:r>
+        <w:rPr>
+          <w:rFonts w:ascii="맑은 고딕" w:cs="맑은 고딕" w:eastAsia="맑은 고딕" w:hAnsi="맑은 고딕"/>
+          <w:sz w:val="21"/>
+          <w:szCs w:val="21"/>
+        </w:rPr>
+        <w:t>검증: typecheck · build · test:unit 177 · ui-check · qa.mjs 1,846 · flows 7파일(영업 한 바퀴 · 품질검사 추가) 통과.</w:t>
+      </w:r>
+    </w:p>
+    <w:p>
+      <w:pPr>
+        <w:pStyle w:val="Heading2"/>
+        <w:spacing w:after="120" w:before="240"/>
+      </w:pPr>
+      <w:r>
+        <w:rPr>
+          <w:rFonts w:ascii="맑은 고딕" w:cs="맑은 고딕" w:eastAsia="맑은 고딕" w:hAnsi="맑은 고딕"/>
+        </w:rPr>
+        <w:t>11-4. 확인했지만 그대로 둔 것</w:t>
+      </w:r>
+    </w:p>
+    <w:tbl>
+      <w:tblPr>
+        <w:tblW w:type="dxa" w:w="8900"/>
+        <w:tblBorders>
+          <w:top w:val="single" w:color="auto" w:sz="4"/>
+          <w:left w:val="single" w:color="auto" w:sz="4"/>
+          <w:bottom w:val="single" w:color="auto" w:sz="4"/>
+          <w:right w:val="single" w:color="auto" w:sz="4"/>
+          <w:insideH w:val="single" w:color="auto" w:sz="4"/>
+          <w:insideV w:val="single" w:color="auto" w:sz="4"/>
+        </w:tblBorders>
+      </w:tblPr>
+      <w:tblGrid>
+        <w:gridCol w:w="400"/>
+        <w:gridCol w:w="4400"/>
+        <w:gridCol w:w="4100"/>
+      </w:tblGrid>
+      <w:tr>
+        <w:trPr>
+          <w:tblHeader/>
+        </w:trPr>
+        <w:tc>
+          <w:tcPr>
+            <w:tcW w:type="dxa" w:w="400"/>
+            <w:tcBorders>
+              <w:top w:val="single" w:color="BFC5CE" w:sz="4"/>
+              <w:left w:val="single" w:color="BFC5CE" w:sz="4"/>
+              <w:bottom w:val="single" w:color="BFC5CE" w:sz="4"/>
+              <w:right w:val="single" w:color="BFC5CE" w:sz="4"/>
+            </w:tcBorders>
+            <w:shd w:fill="E8EEF9" w:val="clear"/>
+            <w:tcMar>
+              <w:top w:type="dxa" w:w="60"/>
+              <w:left w:type="dxa" w:w="90"/>
+              <w:bottom w:type="dxa" w:w="60"/>
+              <w:right w:type="dxa" w:w="90"/>
+            </w:tcMar>
+          </w:tcPr>
+          <w:p>
+            <w:r>
+              <w:rPr>
+                <w:rFonts w:ascii="맑은 고딕" w:cs="맑은 고딕" w:eastAsia="맑은 고딕" w:hAnsi="맑은 고딕"/>
+                <w:b/>
+                <w:bCs/>
+                <w:sz w:val="18"/>
+                <w:szCs w:val="18"/>
+              </w:rPr>
+              <w:t>#</w:t>
+            </w:r>
+          </w:p>
+        </w:tc>
+        <w:tc>
+          <w:tcPr>
+            <w:tcW w:type="dxa" w:w="4400"/>
+            <w:tcBorders>
+              <w:top w:val="single" w:color="BFC5CE" w:sz="4"/>
+              <w:left w:val="single" w:color="BFC5CE" w:sz="4"/>
+              <w:bottom w:val="single" w:color="BFC5CE" w:sz="4"/>
+              <w:right w:val="single" w:color="BFC5CE" w:sz="4"/>
+            </w:tcBorders>
+            <w:shd w:fill="E8EEF9" w:val="clear"/>
+            <w:tcMar>
+              <w:top w:type="dxa" w:w="60"/>
+              <w:left w:type="dxa" w:w="90"/>
+              <w:bottom w:type="dxa" w:w="60"/>
+              <w:right w:type="dxa" w:w="90"/>
+            </w:tcMar>
+          </w:tcPr>
+          <w:p>
+            <w:r>
+              <w:rPr>
+                <w:rFonts w:ascii="맑은 고딕" w:cs="맑은 고딕" w:eastAsia="맑은 고딕" w:hAnsi="맑은 고딕"/>
+                <w:b/>
+                <w:bCs/>
+                <w:sz w:val="18"/>
+                <w:szCs w:val="18"/>
+              </w:rPr>
+              <w:t>내용</w:t>
+            </w:r>
+          </w:p>
+        </w:tc>
+        <w:tc>
+          <w:tcPr>
+            <w:tcW w:type="dxa" w:w="4100"/>
+            <w:tcBorders>
+              <w:top w:val="single" w:color="BFC5CE" w:sz="4"/>
+              <w:left w:val="single" w:color="BFC5CE" w:sz="4"/>
+              <w:bottom w:val="single" w:color="BFC5CE" w:sz="4"/>
+              <w:right w:val="single" w:color="BFC5CE" w:sz="4"/>
+            </w:tcBorders>
+            <w:shd w:fill="E8EEF9" w:val="clear"/>
+            <w:tcMar>
+              <w:top w:type="dxa" w:w="60"/>
+              <w:left w:type="dxa" w:w="90"/>
+              <w:bottom w:type="dxa" w:w="60"/>
+              <w:right w:type="dxa" w:w="90"/>
+            </w:tcMar>
+          </w:tcPr>
+          <w:p>
+            <w:r>
+              <w:rPr>
+                <w:rFonts w:ascii="맑은 고딕" w:cs="맑은 고딕" w:eastAsia="맑은 고딕" w:hAnsi="맑은 고딕"/>
+                <w:b/>
+                <w:bCs/>
+                <w:sz w:val="18"/>
+                <w:szCs w:val="18"/>
+              </w:rPr>
+              <w:t>왜</w:t>
+            </w:r>
+          </w:p>
+        </w:tc>
+      </w:tr>
+      <w:tr>
+        <w:tc>
+          <w:tcPr>
+            <w:tcW w:type="dxa" w:w="400"/>
+            <w:tcBorders>
+              <w:top w:val="single" w:color="BFC5CE" w:sz="4"/>
+              <w:left w:val="single" w:color="BFC5CE" w:sz="4"/>
+              <w:bottom w:val="single" w:color="BFC5CE" w:sz="4"/>
+              <w:right w:val="single" w:color="BFC5CE" w:sz="4"/>
+            </w:tcBorders>
+            <w:tcMar>
+              <w:top w:type="dxa" w:w="60"/>
+              <w:left w:type="dxa" w:w="90"/>
+              <w:bottom w:type="dxa" w:w="60"/>
+              <w:right w:type="dxa" w:w="90"/>
+            </w:tcMar>
+          </w:tcPr>
+          <w:p>
+            <w:r>
+              <w:rPr>
+                <w:rFonts w:ascii="맑은 고딕" w:cs="맑은 고딕" w:eastAsia="맑은 고딕" w:hAnsi="맑은 고딕"/>
+                <w:b w:val="false"/>
+                <w:bCs w:val="false"/>
+                <w:sz w:val="18"/>
+                <w:szCs w:val="18"/>
+              </w:rPr>
+              <w:t>42</w:t>
+            </w:r>
+          </w:p>
+        </w:tc>
+        <w:tc>
+          <w:tcPr>
+            <w:tcW w:type="dxa" w:w="4400"/>
+            <w:tcBorders>
+              <w:top w:val="single" w:color="BFC5CE" w:sz="4"/>
+              <w:left w:val="single" w:color="BFC5CE" w:sz="4"/>
+              <w:bottom w:val="single" w:color="BFC5CE" w:sz="4"/>
+              <w:right w:val="single" w:color="BFC5CE" w:sz="4"/>
+            </w:tcBorders>
+            <w:tcMar>
+              <w:top w:type="dxa" w:w="60"/>
+              <w:left w:type="dxa" w:w="90"/>
+              <w:bottom w:type="dxa" w:w="60"/>
+              <w:right w:type="dxa" w:w="90"/>
+            </w:tcMar>
+          </w:tcPr>
+          <w:p>
+            <w:r>
+              <w:rPr>
+                <w:rFonts w:ascii="맑은 고딕" w:cs="맑은 고딕" w:eastAsia="맑은 고딕" w:hAnsi="맑은 고딕"/>
+                <w:b w:val="false"/>
+                <w:bCs w:val="false"/>
+                <w:sz w:val="18"/>
+                <w:szCs w:val="18"/>
+              </w:rPr>
+              <w:t>이미 상품매출·상품으로 반영된 옛 분개</w:t>
+            </w:r>
+          </w:p>
+        </w:tc>
+        <w:tc>
+          <w:tcPr>
+            <w:tcW w:type="dxa" w:w="4100"/>
+            <w:tcBorders>
+              <w:top w:val="single" w:color="BFC5CE" w:sz="4"/>
+              <w:left w:val="single" w:color="BFC5CE" w:sz="4"/>
+              <w:bottom w:val="single" w:color="BFC5CE" w:sz="4"/>
+              <w:right w:val="single" w:color="BFC5CE" w:sz="4"/>
+            </w:tcBorders>
+            <w:tcMar>
+              <w:top w:type="dxa" w:w="60"/>
+              <w:left w:type="dxa" w:w="90"/>
+              <w:bottom w:type="dxa" w:w="60"/>
+              <w:right w:type="dxa" w:w="90"/>
+            </w:tcMar>
+          </w:tcPr>
+          <w:p>
+            <w:r>
+              <w:rPr>
+                <w:rFonts w:ascii="맑은 고딕" w:cs="맑은 고딕" w:eastAsia="맑은 고딕" w:hAnsi="맑은 고딕"/>
+                <w:b w:val="false"/>
+                <w:bCs w:val="false"/>
+                <w:sz w:val="18"/>
+                <w:szCs w:val="18"/>
+              </w:rPr>
+              <w:t>회계 전표는 몰래 고치지 않는다. 반영취소 → 재반영으로 바로잡을 수 있다(전표 단위).</w:t>
+            </w:r>
+          </w:p>
+        </w:tc>
+      </w:tr>
+      <w:tr>
+        <w:tc>
+          <w:tcPr>
+            <w:tcW w:type="dxa" w:w="400"/>
+            <w:tcBorders>
+              <w:top w:val="single" w:color="BFC5CE" w:sz="4"/>
+              <w:left w:val="single" w:color="BFC5CE" w:sz="4"/>
+              <w:bottom w:val="single" w:color="BFC5CE" w:sz="4"/>
+              <w:right w:val="single" w:color="BFC5CE" w:sz="4"/>
+            </w:tcBorders>
+            <w:tcMar>
+              <w:top w:type="dxa" w:w="60"/>
+              <w:left w:type="dxa" w:w="90"/>
+              <w:bottom w:type="dxa" w:w="60"/>
+              <w:right w:type="dxa" w:w="90"/>
+            </w:tcMar>
+          </w:tcPr>
+          <w:p>
+            <w:r>
+              <w:rPr>
+                <w:rFonts w:ascii="맑은 고딕" w:cs="맑은 고딕" w:eastAsia="맑은 고딕" w:hAnsi="맑은 고딕"/>
+                <w:b w:val="false"/>
+                <w:bCs w:val="false"/>
+                <w:sz w:val="18"/>
+                <w:szCs w:val="18"/>
+              </w:rPr>
+              <w:t>—</w:t>
+            </w:r>
+          </w:p>
+        </w:tc>
+        <w:tc>
+          <w:tcPr>
+            <w:tcW w:type="dxa" w:w="4400"/>
+            <w:tcBorders>
+              <w:top w:val="single" w:color="BFC5CE" w:sz="4"/>
+              <w:left w:val="single" w:color="BFC5CE" w:sz="4"/>
+              <w:bottom w:val="single" w:color="BFC5CE" w:sz="4"/>
+              <w:right w:val="single" w:color="BFC5CE" w:sz="4"/>
+            </w:tcBorders>
+            <w:tcMar>
+              <w:top w:type="dxa" w:w="60"/>
+              <w:left w:type="dxa" w:w="90"/>
+              <w:bottom w:type="dxa" w:w="60"/>
+              <w:right w:type="dxa" w:w="90"/>
+            </w:tcMar>
+          </w:tcPr>
+          <w:p>
+            <w:r>
+              <w:rPr>
+                <w:rFonts w:ascii="맑은 고딕" w:cs="맑은 고딕" w:eastAsia="맑은 고딕" w:hAnsi="맑은 고딕"/>
+                <w:b w:val="false"/>
+                <w:bCs w:val="false"/>
+                <w:sz w:val="18"/>
+                <w:szCs w:val="18"/>
+              </w:rPr>
+              <w:t>견적 목록의 번호가 "2026/10/01 -5" 로 보인다</w:t>
+            </w:r>
+          </w:p>
+        </w:tc>
+        <w:tc>
+          <w:tcPr>
+            <w:tcW w:type="dxa" w:w="4100"/>
+            <w:tcBorders>
+              <w:top w:val="single" w:color="BFC5CE" w:sz="4"/>
+              <w:left w:val="single" w:color="BFC5CE" w:sz="4"/>
+              <w:bottom w:val="single" w:color="BFC5CE" w:sz="4"/>
+              <w:right w:val="single" w:color="BFC5CE" w:sz="4"/>
+            </w:tcBorders>
+            <w:tcMar>
+              <w:top w:type="dxa" w:w="60"/>
+              <w:left w:type="dxa" w:w="90"/>
+              <w:bottom w:type="dxa" w:w="60"/>
+              <w:right w:type="dxa" w:w="90"/>
+            </w:tcMar>
+          </w:tcPr>
+          <w:p>
+            <w:r>
+              <w:rPr>
+                <w:rFonts w:ascii="맑은 고딕" w:cs="맑은 고딕" w:eastAsia="맑은 고딕" w:hAnsi="맑은 고딕"/>
+                <w:b w:val="false"/>
+                <w:bCs w:val="false"/>
+                <w:sz w:val="18"/>
+                <w:szCs w:val="18"/>
+              </w:rPr>
+              <w:t>원본 이카운트의 [일자-No.] 표기를 따른 것.</w:t>
+            </w:r>
+          </w:p>
+        </w:tc>
+      </w:tr>
+    </w:tbl>
+    <w:p>
+      <w:pPr>
+        <w:pStyle w:val="Heading2"/>
+        <w:spacing w:after="120" w:before="240"/>
+      </w:pPr>
+      <w:r>
+        <w:rPr>
+          <w:rFonts w:ascii="맑은 고딕" w:cs="맑은 고딕" w:eastAsia="맑은 고딕" w:hAnsi="맑은 고딕"/>
+        </w:rPr>
+        <w:t>11-5. 다음 할 일</w:t>
+      </w:r>
+    </w:p>
+    <w:p>
+      <w:pPr>
+        <w:pStyle w:val="ListParagraph"/>
+        <w:numPr>
+          <w:ilvl w:val="0"/>
+          <w:numId w:val="2"/>
+        </w:numPr>
+        <w:spacing w:after="60"/>
+      </w:pPr>
+      <w:r>
+        <w:rPr>
+          <w:rFonts w:ascii="맑은 고딕" w:cs="맑은 고딕" w:eastAsia="맑은 고딕" w:hAnsi="맑은 고딕"/>
+          <w:sz w:val="21"/>
+          <w:szCs w:val="21"/>
+        </w:rPr>
+        <w:t>손익계산서·재무상태표에서 제품매출·원재료가 제자리에 모이는지 화면으로</w:t>
+      </w:r>
+    </w:p>
+    <w:p>
+      <w:pPr>
+        <w:pStyle w:val="ListParagraph"/>
+        <w:numPr>
+          <w:ilvl w:val="0"/>
+          <w:numId w:val="2"/>
+        </w:numPr>
+        <w:spacing w:after="60"/>
+      </w:pPr>
+      <w:r>
+        <w:rPr>
+          <w:rFonts w:ascii="맑은 고딕" w:cs="맑은 고딕" w:eastAsia="맑은 고딕" w:hAnsi="맑은 고딕"/>
+          <w:sz w:val="21"/>
+          <w:szCs w:val="21"/>
+        </w:rPr>
+        <w:t>급여 → 급여이체 분개, 어음 분개 대조</w:t>
       </w:r>
     </w:p>
     <w:p>

--- a/docs/ERP_사용설명서_QA기록.docx
+++ b/docs/ERP_사용설명서_QA기록.docx
@@ -19976,6 +19976,615 @@
           <w:szCs w:val="21"/>
         </w:rPr>
         <w:t>#29 전표번호 재사용, 모듈 순환</w:t>
+      </w:r>
+    </w:p>
+    <w:p>
+      <w:pPr>
+        <w:pStyle w:val="Heading1"/>
+        <w:spacing w:after="120" w:before="240"/>
+      </w:pPr>
+      <w:r>
+        <w:rPr>
+          <w:rFonts w:ascii="맑은 고딕" w:cs="맑은 고딕" w:eastAsia="맑은 고딕" w:hAnsi="맑은 고딕"/>
+        </w:rPr>
+        <w:t>12회차 — 손익계산서·재무상태표에서 계정 자리</w:t>
+      </w:r>
+    </w:p>
+    <w:p>
+      <w:pPr>
+        <w:spacing w:after="120"/>
+      </w:pPr>
+      <w:r>
+        <w:rPr>
+          <w:rFonts w:ascii="맑은 고딕" w:cs="맑은 고딕" w:eastAsia="맑은 고딕" w:hAnsi="맑은 고딕"/>
+          <w:sz w:val="21"/>
+          <w:szCs w:val="21"/>
+        </w:rPr>
+        <w:t>11회차에 바꾼 계정이 재무제표에서 제자리에 모이는지 봤습니다. 다른 자료와 섞이지 않게 2027년 1월 날짜로 제품 판매 100,000 과 원재료 구매 60,000 을 넣고 회계반영한 뒤 손익계산서(2027-01)와 재무상태표(2027-01-31)를 받았습니다. 끝에 반영취소·삭제로 치웠습니다.</w:t>
+      </w:r>
+    </w:p>
+    <w:tbl>
+      <w:tblPr>
+        <w:tblW w:type="dxa" w:w="8900"/>
+        <w:tblBorders>
+          <w:top w:val="single" w:color="auto" w:sz="4"/>
+          <w:left w:val="single" w:color="auto" w:sz="4"/>
+          <w:bottom w:val="single" w:color="auto" w:sz="4"/>
+          <w:right w:val="single" w:color="auto" w:sz="4"/>
+          <w:insideH w:val="single" w:color="auto" w:sz="4"/>
+          <w:insideV w:val="single" w:color="auto" w:sz="4"/>
+        </w:tblBorders>
+      </w:tblPr>
+      <w:tblGrid>
+        <w:gridCol w:w="400"/>
+        <w:gridCol w:w="4400"/>
+        <w:gridCol w:w="4100"/>
+      </w:tblGrid>
+      <w:tr>
+        <w:trPr>
+          <w:tblHeader/>
+        </w:trPr>
+        <w:tc>
+          <w:tcPr>
+            <w:tcW w:type="dxa" w:w="400"/>
+            <w:tcBorders>
+              <w:top w:val="single" w:color="BFC5CE" w:sz="4"/>
+              <w:left w:val="single" w:color="BFC5CE" w:sz="4"/>
+              <w:bottom w:val="single" w:color="BFC5CE" w:sz="4"/>
+              <w:right w:val="single" w:color="BFC5CE" w:sz="4"/>
+            </w:tcBorders>
+            <w:shd w:fill="E8EEF9" w:val="clear"/>
+            <w:tcMar>
+              <w:top w:type="dxa" w:w="60"/>
+              <w:left w:type="dxa" w:w="90"/>
+              <w:bottom w:type="dxa" w:w="60"/>
+              <w:right w:type="dxa" w:w="90"/>
+            </w:tcMar>
+          </w:tcPr>
+          <w:p>
+            <w:r>
+              <w:rPr>
+                <w:rFonts w:ascii="맑은 고딕" w:cs="맑은 고딕" w:eastAsia="맑은 고딕" w:hAnsi="맑은 고딕"/>
+                <w:b/>
+                <w:bCs/>
+                <w:sz w:val="18"/>
+                <w:szCs w:val="18"/>
+              </w:rPr>
+              <w:t>보고서</w:t>
+            </w:r>
+          </w:p>
+        </w:tc>
+        <w:tc>
+          <w:tcPr>
+            <w:tcW w:type="dxa" w:w="4400"/>
+            <w:tcBorders>
+              <w:top w:val="single" w:color="BFC5CE" w:sz="4"/>
+              <w:left w:val="single" w:color="BFC5CE" w:sz="4"/>
+              <w:bottom w:val="single" w:color="BFC5CE" w:sz="4"/>
+              <w:right w:val="single" w:color="BFC5CE" w:sz="4"/>
+            </w:tcBorders>
+            <w:shd w:fill="E8EEF9" w:val="clear"/>
+            <w:tcMar>
+              <w:top w:type="dxa" w:w="60"/>
+              <w:left w:type="dxa" w:w="90"/>
+              <w:bottom w:type="dxa" w:w="60"/>
+              <w:right w:type="dxa" w:w="90"/>
+            </w:tcMar>
+          </w:tcPr>
+          <w:p>
+            <w:r>
+              <w:rPr>
+                <w:rFonts w:ascii="맑은 고딕" w:cs="맑은 고딕" w:eastAsia="맑은 고딕" w:hAnsi="맑은 고딕"/>
+                <w:b/>
+                <w:bCs/>
+                <w:sz w:val="18"/>
+                <w:szCs w:val="18"/>
+              </w:rPr>
+              <w:t>본 것</w:t>
+            </w:r>
+          </w:p>
+        </w:tc>
+        <w:tc>
+          <w:tcPr>
+            <w:tcW w:type="dxa" w:w="4100"/>
+            <w:tcBorders>
+              <w:top w:val="single" w:color="BFC5CE" w:sz="4"/>
+              <w:left w:val="single" w:color="BFC5CE" w:sz="4"/>
+              <w:bottom w:val="single" w:color="BFC5CE" w:sz="4"/>
+              <w:right w:val="single" w:color="BFC5CE" w:sz="4"/>
+            </w:tcBorders>
+            <w:shd w:fill="E8EEF9" w:val="clear"/>
+            <w:tcMar>
+              <w:top w:type="dxa" w:w="60"/>
+              <w:left w:type="dxa" w:w="90"/>
+              <w:bottom w:type="dxa" w:w="60"/>
+              <w:right w:type="dxa" w:w="90"/>
+            </w:tcMar>
+          </w:tcPr>
+          <w:p>
+            <w:r>
+              <w:rPr>
+                <w:rFonts w:ascii="맑은 고딕" w:cs="맑은 고딕" w:eastAsia="맑은 고딕" w:hAnsi="맑은 고딕"/>
+                <w:b/>
+                <w:bCs/>
+                <w:sz w:val="18"/>
+                <w:szCs w:val="18"/>
+              </w:rPr>
+              <w:t>결과</w:t>
+            </w:r>
+          </w:p>
+        </w:tc>
+      </w:tr>
+      <w:tr>
+        <w:tc>
+          <w:tcPr>
+            <w:tcW w:type="dxa" w:w="400"/>
+            <w:tcBorders>
+              <w:top w:val="single" w:color="BFC5CE" w:sz="4"/>
+              <w:left w:val="single" w:color="BFC5CE" w:sz="4"/>
+              <w:bottom w:val="single" w:color="BFC5CE" w:sz="4"/>
+              <w:right w:val="single" w:color="BFC5CE" w:sz="4"/>
+            </w:tcBorders>
+            <w:tcMar>
+              <w:top w:type="dxa" w:w="60"/>
+              <w:left w:type="dxa" w:w="90"/>
+              <w:bottom w:type="dxa" w:w="60"/>
+              <w:right w:type="dxa" w:w="90"/>
+            </w:tcMar>
+          </w:tcPr>
+          <w:p>
+            <w:r>
+              <w:rPr>
+                <w:rFonts w:ascii="맑은 고딕" w:cs="맑은 고딕" w:eastAsia="맑은 고딕" w:hAnsi="맑은 고딕"/>
+                <w:b w:val="false"/>
+                <w:bCs w:val="false"/>
+                <w:sz w:val="18"/>
+                <w:szCs w:val="18"/>
+              </w:rPr>
+              <w:t>손익계산서 2027-01</w:t>
+            </w:r>
+          </w:p>
+        </w:tc>
+        <w:tc>
+          <w:tcPr>
+            <w:tcW w:type="dxa" w:w="4400"/>
+            <w:tcBorders>
+              <w:top w:val="single" w:color="BFC5CE" w:sz="4"/>
+              <w:left w:val="single" w:color="BFC5CE" w:sz="4"/>
+              <w:bottom w:val="single" w:color="BFC5CE" w:sz="4"/>
+              <w:right w:val="single" w:color="BFC5CE" w:sz="4"/>
+            </w:tcBorders>
+            <w:tcMar>
+              <w:top w:type="dxa" w:w="60"/>
+              <w:left w:type="dxa" w:w="90"/>
+              <w:bottom w:type="dxa" w:w="60"/>
+              <w:right w:type="dxa" w:w="90"/>
+            </w:tcMar>
+          </w:tcPr>
+          <w:p>
+            <w:r>
+              <w:rPr>
+                <w:rFonts w:ascii="맑은 고딕" w:cs="맑은 고딕" w:eastAsia="맑은 고딕" w:hAnsi="맑은 고딕"/>
+                <w:b w:val="false"/>
+                <w:bCs w:val="false"/>
+                <w:sz w:val="18"/>
+                <w:szCs w:val="18"/>
+              </w:rPr>
+              <w:t>수익</w:t>
+            </w:r>
+          </w:p>
+        </w:tc>
+        <w:tc>
+          <w:tcPr>
+            <w:tcW w:type="dxa" w:w="4100"/>
+            <w:tcBorders>
+              <w:top w:val="single" w:color="BFC5CE" w:sz="4"/>
+              <w:left w:val="single" w:color="BFC5CE" w:sz="4"/>
+              <w:bottom w:val="single" w:color="BFC5CE" w:sz="4"/>
+              <w:right w:val="single" w:color="BFC5CE" w:sz="4"/>
+            </w:tcBorders>
+            <w:tcMar>
+              <w:top w:type="dxa" w:w="60"/>
+              <w:left w:type="dxa" w:w="90"/>
+              <w:bottom w:type="dxa" w:w="60"/>
+              <w:right w:type="dxa" w:w="90"/>
+            </w:tcMar>
+          </w:tcPr>
+          <w:p>
+            <w:r>
+              <w:rPr>
+                <w:rFonts w:ascii="맑은 고딕" w:cs="맑은 고딕" w:eastAsia="맑은 고딕" w:hAnsi="맑은 고딕"/>
+                <w:b w:val="false"/>
+                <w:bCs w:val="false"/>
+                <w:sz w:val="18"/>
+                <w:szCs w:val="18"/>
+              </w:rPr>
+              <w:t>404 제품매출 100,000 — 매출액에 들어감</w:t>
+            </w:r>
+          </w:p>
+        </w:tc>
+      </w:tr>
+      <w:tr>
+        <w:tc>
+          <w:tcPr>
+            <w:tcW w:type="dxa" w:w="400"/>
+            <w:tcBorders>
+              <w:top w:val="single" w:color="BFC5CE" w:sz="4"/>
+              <w:left w:val="single" w:color="BFC5CE" w:sz="4"/>
+              <w:bottom w:val="single" w:color="BFC5CE" w:sz="4"/>
+              <w:right w:val="single" w:color="BFC5CE" w:sz="4"/>
+            </w:tcBorders>
+            <w:tcMar>
+              <w:top w:type="dxa" w:w="60"/>
+              <w:left w:type="dxa" w:w="90"/>
+              <w:bottom w:type="dxa" w:w="60"/>
+              <w:right w:type="dxa" w:w="90"/>
+            </w:tcMar>
+          </w:tcPr>
+          <w:p>
+            <w:r>
+              <w:rPr>
+                <w:rFonts w:ascii="맑은 고딕" w:cs="맑은 고딕" w:eastAsia="맑은 고딕" w:hAnsi="맑은 고딕"/>
+                <w:b w:val="false"/>
+                <w:bCs w:val="false"/>
+                <w:sz w:val="18"/>
+                <w:szCs w:val="18"/>
+              </w:rPr>
+              <w:t>재무상태표 2027-01-31</w:t>
+            </w:r>
+          </w:p>
+        </w:tc>
+        <w:tc>
+          <w:tcPr>
+            <w:tcW w:type="dxa" w:w="4400"/>
+            <w:tcBorders>
+              <w:top w:val="single" w:color="BFC5CE" w:sz="4"/>
+              <w:left w:val="single" w:color="BFC5CE" w:sz="4"/>
+              <w:bottom w:val="single" w:color="BFC5CE" w:sz="4"/>
+              <w:right w:val="single" w:color="BFC5CE" w:sz="4"/>
+            </w:tcBorders>
+            <w:tcMar>
+              <w:top w:type="dxa" w:w="60"/>
+              <w:left w:type="dxa" w:w="90"/>
+              <w:bottom w:type="dxa" w:w="60"/>
+              <w:right w:type="dxa" w:w="90"/>
+            </w:tcMar>
+          </w:tcPr>
+          <w:p>
+            <w:r>
+              <w:rPr>
+                <w:rFonts w:ascii="맑은 고딕" w:cs="맑은 고딕" w:eastAsia="맑은 고딕" w:hAnsi="맑은 고딕"/>
+                <w:b w:val="false"/>
+                <w:bCs w:val="false"/>
+                <w:sz w:val="18"/>
+                <w:szCs w:val="18"/>
+              </w:rPr>
+              <w:t>재고자산</w:t>
+            </w:r>
+          </w:p>
+        </w:tc>
+        <w:tc>
+          <w:tcPr>
+            <w:tcW w:type="dxa" w:w="4100"/>
+            <w:tcBorders>
+              <w:top w:val="single" w:color="BFC5CE" w:sz="4"/>
+              <w:left w:val="single" w:color="BFC5CE" w:sz="4"/>
+              <w:bottom w:val="single" w:color="BFC5CE" w:sz="4"/>
+              <w:right w:val="single" w:color="BFC5CE" w:sz="4"/>
+            </w:tcBorders>
+            <w:tcMar>
+              <w:top w:type="dxa" w:w="60"/>
+              <w:left w:type="dxa" w:w="90"/>
+              <w:bottom w:type="dxa" w:w="60"/>
+              <w:right w:type="dxa" w:w="90"/>
+            </w:tcMar>
+          </w:tcPr>
+          <w:p>
+            <w:r>
+              <w:rPr>
+                <w:rFonts w:ascii="맑은 고딕" w:cs="맑은 고딕" w:eastAsia="맑은 고딕" w:hAnsi="맑은 고딕"/>
+                <w:b w:val="false"/>
+                <w:bCs w:val="false"/>
+                <w:sz w:val="18"/>
+                <w:szCs w:val="18"/>
+              </w:rPr>
+              <w:t>153 원재료 60,000 — 재고자산에 들어감, 대차 균형</w:t>
+            </w:r>
+          </w:p>
+        </w:tc>
+      </w:tr>
+    </w:tbl>
+    <w:p>
+      <w:pPr>
+        <w:pStyle w:val="Heading2"/>
+        <w:spacing w:after="120" w:before="240"/>
+      </w:pPr>
+      <w:r>
+        <w:rPr>
+          <w:rFonts w:ascii="맑은 고딕" w:cs="맑은 고딕" w:eastAsia="맑은 고딕" w:hAnsi="맑은 고딕"/>
+        </w:rPr>
+        <w:t>12-1. 확인했지만 고치지 않은 것 (결정 필요)</w:t>
+      </w:r>
+    </w:p>
+    <w:tbl>
+      <w:tblPr>
+        <w:tblW w:type="dxa" w:w="8900"/>
+        <w:tblBorders>
+          <w:top w:val="single" w:color="auto" w:sz="4"/>
+          <w:left w:val="single" w:color="auto" w:sz="4"/>
+          <w:bottom w:val="single" w:color="auto" w:sz="4"/>
+          <w:right w:val="single" w:color="auto" w:sz="4"/>
+          <w:insideH w:val="single" w:color="auto" w:sz="4"/>
+          <w:insideV w:val="single" w:color="auto" w:sz="4"/>
+        </w:tblBorders>
+      </w:tblPr>
+      <w:tblGrid>
+        <w:gridCol w:w="400"/>
+        <w:gridCol w:w="4400"/>
+        <w:gridCol w:w="4100"/>
+      </w:tblGrid>
+      <w:tr>
+        <w:trPr>
+          <w:tblHeader/>
+        </w:trPr>
+        <w:tc>
+          <w:tcPr>
+            <w:tcW w:type="dxa" w:w="400"/>
+            <w:tcBorders>
+              <w:top w:val="single" w:color="BFC5CE" w:sz="4"/>
+              <w:left w:val="single" w:color="BFC5CE" w:sz="4"/>
+              <w:bottom w:val="single" w:color="BFC5CE" w:sz="4"/>
+              <w:right w:val="single" w:color="BFC5CE" w:sz="4"/>
+            </w:tcBorders>
+            <w:shd w:fill="E8EEF9" w:val="clear"/>
+            <w:tcMar>
+              <w:top w:type="dxa" w:w="60"/>
+              <w:left w:type="dxa" w:w="90"/>
+              <w:bottom w:type="dxa" w:w="60"/>
+              <w:right w:type="dxa" w:w="90"/>
+            </w:tcMar>
+          </w:tcPr>
+          <w:p>
+            <w:r>
+              <w:rPr>
+                <w:rFonts w:ascii="맑은 고딕" w:cs="맑은 고딕" w:eastAsia="맑은 고딕" w:hAnsi="맑은 고딕"/>
+                <w:b/>
+                <w:bCs/>
+                <w:sz w:val="18"/>
+                <w:szCs w:val="18"/>
+              </w:rPr>
+              <w:t>#</w:t>
+            </w:r>
+          </w:p>
+        </w:tc>
+        <w:tc>
+          <w:tcPr>
+            <w:tcW w:type="dxa" w:w="4400"/>
+            <w:tcBorders>
+              <w:top w:val="single" w:color="BFC5CE" w:sz="4"/>
+              <w:left w:val="single" w:color="BFC5CE" w:sz="4"/>
+              <w:bottom w:val="single" w:color="BFC5CE" w:sz="4"/>
+              <w:right w:val="single" w:color="BFC5CE" w:sz="4"/>
+            </w:tcBorders>
+            <w:shd w:fill="E8EEF9" w:val="clear"/>
+            <w:tcMar>
+              <w:top w:type="dxa" w:w="60"/>
+              <w:left w:type="dxa" w:w="90"/>
+              <w:bottom w:type="dxa" w:w="60"/>
+              <w:right w:type="dxa" w:w="90"/>
+            </w:tcMar>
+          </w:tcPr>
+          <w:p>
+            <w:r>
+              <w:rPr>
+                <w:rFonts w:ascii="맑은 고딕" w:cs="맑은 고딕" w:eastAsia="맑은 고딕" w:hAnsi="맑은 고딕"/>
+                <w:b/>
+                <w:bCs/>
+                <w:sz w:val="18"/>
+                <w:szCs w:val="18"/>
+              </w:rPr>
+              <w:t>내용</w:t>
+            </w:r>
+          </w:p>
+        </w:tc>
+        <w:tc>
+          <w:tcPr>
+            <w:tcW w:type="dxa" w:w="4100"/>
+            <w:tcBorders>
+              <w:top w:val="single" w:color="BFC5CE" w:sz="4"/>
+              <w:left w:val="single" w:color="BFC5CE" w:sz="4"/>
+              <w:bottom w:val="single" w:color="BFC5CE" w:sz="4"/>
+              <w:right w:val="single" w:color="BFC5CE" w:sz="4"/>
+            </w:tcBorders>
+            <w:shd w:fill="E8EEF9" w:val="clear"/>
+            <w:tcMar>
+              <w:top w:type="dxa" w:w="60"/>
+              <w:left w:type="dxa" w:w="90"/>
+              <w:bottom w:type="dxa" w:w="60"/>
+              <w:right w:type="dxa" w:w="90"/>
+            </w:tcMar>
+          </w:tcPr>
+          <w:p>
+            <w:r>
+              <w:rPr>
+                <w:rFonts w:ascii="맑은 고딕" w:cs="맑은 고딕" w:eastAsia="맑은 고딕" w:hAnsi="맑은 고딕"/>
+                <w:b/>
+                <w:bCs/>
+                <w:sz w:val="18"/>
+                <w:szCs w:val="18"/>
+              </w:rPr>
+              <w:t>왜 그대로 두었나 / 제안</w:t>
+            </w:r>
+          </w:p>
+        </w:tc>
+      </w:tr>
+      <w:tr>
+        <w:tc>
+          <w:tcPr>
+            <w:tcW w:type="dxa" w:w="400"/>
+            <w:tcBorders>
+              <w:top w:val="single" w:color="BFC5CE" w:sz="4"/>
+              <w:left w:val="single" w:color="BFC5CE" w:sz="4"/>
+              <w:bottom w:val="single" w:color="BFC5CE" w:sz="4"/>
+              <w:right w:val="single" w:color="BFC5CE" w:sz="4"/>
+            </w:tcBorders>
+            <w:tcMar>
+              <w:top w:type="dxa" w:w="60"/>
+              <w:left w:type="dxa" w:w="90"/>
+              <w:bottom w:type="dxa" w:w="60"/>
+              <w:right w:type="dxa" w:w="90"/>
+            </w:tcMar>
+          </w:tcPr>
+          <w:p>
+            <w:r>
+              <w:rPr>
+                <w:rFonts w:ascii="맑은 고딕" w:cs="맑은 고딕" w:eastAsia="맑은 고딕" w:hAnsi="맑은 고딕"/>
+                <w:b w:val="false"/>
+                <w:bCs w:val="false"/>
+                <w:sz w:val="18"/>
+                <w:szCs w:val="18"/>
+              </w:rPr>
+              <w:t>43</w:t>
+            </w:r>
+          </w:p>
+        </w:tc>
+        <w:tc>
+          <w:tcPr>
+            <w:tcW w:type="dxa" w:w="4400"/>
+            <w:tcBorders>
+              <w:top w:val="single" w:color="BFC5CE" w:sz="4"/>
+              <w:left w:val="single" w:color="BFC5CE" w:sz="4"/>
+              <w:bottom w:val="single" w:color="BFC5CE" w:sz="4"/>
+              <w:right w:val="single" w:color="BFC5CE" w:sz="4"/>
+            </w:tcBorders>
+            <w:tcMar>
+              <w:top w:type="dxa" w:w="60"/>
+              <w:left w:type="dxa" w:w="90"/>
+              <w:bottom w:type="dxa" w:w="60"/>
+              <w:right w:type="dxa" w:w="90"/>
+            </w:tcMar>
+          </w:tcPr>
+          <w:p>
+            <w:r>
+              <w:rPr>
+                <w:rFonts w:ascii="맑은 고딕" w:cs="맑은 고딕" w:eastAsia="맑은 고딕" w:hAnsi="맑은 고딕"/>
+                <w:b w:val="false"/>
+                <w:bCs w:val="false"/>
+                <w:sz w:val="18"/>
+                <w:szCs w:val="18"/>
+              </w:rPr>
+              <w:t>개발 DB 의 재무상태표가 자산 합계 -12억, 상품 -6,085만, 외상매출금 -23억 처럼 음수투성이다. 계산이 틀린 게 아니라(대차 균형) QA 하네스가 돌 때마다 어음(8,520건)·은행(7,541)·수표(6,054)·대체(4,868) 분개를 한쪽만 남기고 지우지 않아 쌓인 것이다. 회계 화면을 사람이 눈으로 확인할 수 없는 상태.</w:t>
+            </w:r>
+          </w:p>
+        </w:tc>
+        <w:tc>
+          <w:tcPr>
+            <w:tcW w:type="dxa" w:w="4100"/>
+            <w:tcBorders>
+              <w:top w:val="single" w:color="BFC5CE" w:sz="4"/>
+              <w:left w:val="single" w:color="BFC5CE" w:sz="4"/>
+              <w:bottom w:val="single" w:color="BFC5CE" w:sz="4"/>
+              <w:right w:val="single" w:color="BFC5CE" w:sz="4"/>
+            </w:tcBorders>
+            <w:tcMar>
+              <w:top w:type="dxa" w:w="60"/>
+              <w:left w:type="dxa" w:w="90"/>
+              <w:bottom w:type="dxa" w:w="60"/>
+              <w:right w:type="dxa" w:w="90"/>
+            </w:tcMar>
+          </w:tcPr>
+          <w:p>
+            <w:r>
+              <w:rPr>
+                <w:rFonts w:ascii="맑은 고딕" w:cs="맑은 고딕" w:eastAsia="맑은 고딕" w:hAnsi="맑은 고딕"/>
+                <w:b w:val="false"/>
+                <w:bCs w:val="false"/>
+                <w:sz w:val="18"/>
+                <w:szCs w:val="18"/>
+              </w:rPr>
+              <w:t>시나리오마다 뒷정리를 붙이려면 어음·수표·대체전표 등에 삭제 기능부터 있어야 해 일이 크다. 대신 QA 하네스를 전용 회사(테넌트 스키마)에서 돌리면 개발 자료가 깨끗하게 남는다 — 회사를 하나 더 만드는 일이라 결정 필요.</w:t>
+            </w:r>
+          </w:p>
+        </w:tc>
+      </w:tr>
+    </w:tbl>
+    <w:p>
+      <w:pPr>
+        <w:spacing w:after="120"/>
+      </w:pPr>
+      <w:r>
+        <w:rPr>
+          <w:rFonts w:ascii="맑은 고딕" w:cs="맑은 고딕" w:eastAsia="맑은 고딕" w:hAnsi="맑은 고딕"/>
+          <w:sz w:val="21"/>
+          <w:szCs w:val="21"/>
+        </w:rPr>
+        <w:t>같이 정리한 것: 6·8회차 시험에서 남긴 QA채권시험 거래처의 수금 2건(RC-20261001-0003·0004, 하나는 회계반영돼 있었다)을 반영취소 후 지웠습니다.</w:t>
+      </w:r>
+    </w:p>
+    <w:p>
+      <w:pPr>
+        <w:pStyle w:val="Heading2"/>
+        <w:spacing w:after="120" w:before="240"/>
+      </w:pPr>
+      <w:r>
+        <w:rPr>
+          <w:rFonts w:ascii="맑은 고딕" w:cs="맑은 고딕" w:eastAsia="맑은 고딕" w:hAnsi="맑은 고딕"/>
+        </w:rPr>
+        <w:t>12-2. 다음 할 일</w:t>
+      </w:r>
+    </w:p>
+    <w:p>
+      <w:pPr>
+        <w:pStyle w:val="ListParagraph"/>
+        <w:numPr>
+          <w:ilvl w:val="0"/>
+          <w:numId w:val="2"/>
+        </w:numPr>
+        <w:spacing w:after="60"/>
+      </w:pPr>
+      <w:r>
+        <w:rPr>
+          <w:rFonts w:ascii="맑은 고딕" w:cs="맑은 고딕" w:eastAsia="맑은 고딕" w:hAnsi="맑은 고딕"/>
+          <w:sz w:val="21"/>
+          <w:szCs w:val="21"/>
+        </w:rPr>
+        <w:t>#43 QA 전용 회사 — 결정되면 qa.mjs 가 그 회사로 로그인하게</w:t>
+      </w:r>
+    </w:p>
+    <w:p>
+      <w:pPr>
+        <w:pStyle w:val="ListParagraph"/>
+        <w:numPr>
+          <w:ilvl w:val="0"/>
+          <w:numId w:val="2"/>
+        </w:numPr>
+        <w:spacing w:after="60"/>
+      </w:pPr>
+      <w:r>
+        <w:rPr>
+          <w:rFonts w:ascii="맑은 고딕" w:cs="맑은 고딕" w:eastAsia="맑은 고딕" w:hAnsi="맑은 고딕"/>
+          <w:sz w:val="21"/>
+          <w:szCs w:val="21"/>
+        </w:rPr>
+        <w:t>모듈 순환(trade↔hr, accounting↔hr) — 실제 의존을 재서 CLAUDE.md 표를 사실대로 고치거나 끊기</w:t>
+      </w:r>
+    </w:p>
+    <w:p>
+      <w:pPr>
+        <w:pStyle w:val="ListParagraph"/>
+        <w:numPr>
+          <w:ilvl w:val="0"/>
+          <w:numId w:val="2"/>
+        </w:numPr>
+        <w:spacing w:after="60"/>
+      </w:pPr>
+      <w:r>
+        <w:rPr>
+          <w:rFonts w:ascii="맑은 고딕" w:cs="맑은 고딕" w:eastAsia="맑은 고딕" w:hAnsi="맑은 고딕"/>
+          <w:sz w:val="21"/>
+          <w:szCs w:val="21"/>
+        </w:rPr>
+        <w:t>#29 전표번호 재사용</w:t>
       </w:r>
     </w:p>
     <w:sectPr>

--- a/docs/ERP_사용설명서_QA기록.docx
+++ b/docs/ERP_사용설명서_QA기록.docx
@@ -20585,6 +20585,503 @@
           <w:szCs w:val="21"/>
         </w:rPr>
         <w:t>#29 전표번호 재사용</w:t>
+      </w:r>
+    </w:p>
+    <w:p>
+      <w:pPr>
+        <w:pStyle w:val="Heading1"/>
+        <w:spacing w:after="120" w:before="240"/>
+      </w:pPr>
+      <w:r>
+        <w:rPr>
+          <w:rFonts w:ascii="맑은 고딕" w:cs="맑은 고딕" w:eastAsia="맑은 고딕" w:hAnsi="맑은 고딕"/>
+        </w:rPr>
+        <w:t>13회차 — 모듈 의존을 재 보기</w:t>
+      </w:r>
+    </w:p>
+    <w:p>
+      <w:pPr>
+        <w:spacing w:after="120"/>
+      </w:pPr>
+      <w:r>
+        <w:rPr>
+          <w:rFonts w:ascii="맑은 고딕" w:cs="맑은 고딕" w:eastAsia="맑은 고딕" w:hAnsi="맑은 고딕"/>
+          <w:sz w:val="21"/>
+          <w:szCs w:val="21"/>
+        </w:rPr>
+        <w:t>프로젝트 규칙(CLAUDE.md 4.1)은 "모듈 의존에 순환이 없다" 고 적고 있었습니다. 백엔드 소스의 import 를 모듈 단위로 세어 보니 사실이 아니었습니다.</w:t>
+      </w:r>
+    </w:p>
+    <w:tbl>
+      <w:tblPr>
+        <w:tblW w:type="dxa" w:w="8900"/>
+        <w:tblBorders>
+          <w:top w:val="single" w:color="auto" w:sz="4"/>
+          <w:left w:val="single" w:color="auto" w:sz="4"/>
+          <w:bottom w:val="single" w:color="auto" w:sz="4"/>
+          <w:right w:val="single" w:color="auto" w:sz="4"/>
+          <w:insideH w:val="single" w:color="auto" w:sz="4"/>
+          <w:insideV w:val="single" w:color="auto" w:sz="4"/>
+        </w:tblBorders>
+      </w:tblPr>
+      <w:tblGrid>
+        <w:gridCol w:w="400"/>
+        <w:gridCol w:w="4400"/>
+        <w:gridCol w:w="4100"/>
+      </w:tblGrid>
+      <w:tr>
+        <w:trPr>
+          <w:tblHeader/>
+        </w:trPr>
+        <w:tc>
+          <w:tcPr>
+            <w:tcW w:type="dxa" w:w="400"/>
+            <w:tcBorders>
+              <w:top w:val="single" w:color="BFC5CE" w:sz="4"/>
+              <w:left w:val="single" w:color="BFC5CE" w:sz="4"/>
+              <w:bottom w:val="single" w:color="BFC5CE" w:sz="4"/>
+              <w:right w:val="single" w:color="BFC5CE" w:sz="4"/>
+            </w:tcBorders>
+            <w:shd w:fill="E8EEF9" w:val="clear"/>
+            <w:tcMar>
+              <w:top w:type="dxa" w:w="60"/>
+              <w:left w:type="dxa" w:w="90"/>
+              <w:bottom w:type="dxa" w:w="60"/>
+              <w:right w:type="dxa" w:w="90"/>
+            </w:tcMar>
+          </w:tcPr>
+          <w:p>
+            <w:r>
+              <w:rPr>
+                <w:rFonts w:ascii="맑은 고딕" w:cs="맑은 고딕" w:eastAsia="맑은 고딕" w:hAnsi="맑은 고딕"/>
+                <w:b/>
+                <w:bCs/>
+                <w:sz w:val="18"/>
+                <w:szCs w:val="18"/>
+              </w:rPr>
+              <w:t>#</w:t>
+            </w:r>
+          </w:p>
+        </w:tc>
+        <w:tc>
+          <w:tcPr>
+            <w:tcW w:type="dxa" w:w="4400"/>
+            <w:tcBorders>
+              <w:top w:val="single" w:color="BFC5CE" w:sz="4"/>
+              <w:left w:val="single" w:color="BFC5CE" w:sz="4"/>
+              <w:bottom w:val="single" w:color="BFC5CE" w:sz="4"/>
+              <w:right w:val="single" w:color="BFC5CE" w:sz="4"/>
+            </w:tcBorders>
+            <w:shd w:fill="E8EEF9" w:val="clear"/>
+            <w:tcMar>
+              <w:top w:type="dxa" w:w="60"/>
+              <w:left w:type="dxa" w:w="90"/>
+              <w:bottom w:type="dxa" w:w="60"/>
+              <w:right w:type="dxa" w:w="90"/>
+            </w:tcMar>
+          </w:tcPr>
+          <w:p>
+            <w:r>
+              <w:rPr>
+                <w:rFonts w:ascii="맑은 고딕" w:cs="맑은 고딕" w:eastAsia="맑은 고딕" w:hAnsi="맑은 고딕"/>
+                <w:b/>
+                <w:bCs/>
+                <w:sz w:val="18"/>
+                <w:szCs w:val="18"/>
+              </w:rPr>
+              <w:t>실측</w:t>
+            </w:r>
+          </w:p>
+        </w:tc>
+        <w:tc>
+          <w:tcPr>
+            <w:tcW w:type="dxa" w:w="4100"/>
+            <w:tcBorders>
+              <w:top w:val="single" w:color="BFC5CE" w:sz="4"/>
+              <w:left w:val="single" w:color="BFC5CE" w:sz="4"/>
+              <w:bottom w:val="single" w:color="BFC5CE" w:sz="4"/>
+              <w:right w:val="single" w:color="BFC5CE" w:sz="4"/>
+            </w:tcBorders>
+            <w:shd w:fill="E8EEF9" w:val="clear"/>
+            <w:tcMar>
+              <w:top w:type="dxa" w:w="60"/>
+              <w:left w:type="dxa" w:w="90"/>
+              <w:bottom w:type="dxa" w:w="60"/>
+              <w:right w:type="dxa" w:w="90"/>
+            </w:tcMar>
+          </w:tcPr>
+          <w:p>
+            <w:r>
+              <w:rPr>
+                <w:rFonts w:ascii="맑은 고딕" w:cs="맑은 고딕" w:eastAsia="맑은 고딕" w:hAnsi="맑은 고딕"/>
+                <w:b/>
+                <w:bCs/>
+                <w:sz w:val="18"/>
+                <w:szCs w:val="18"/>
+              </w:rPr>
+              <w:t>처리</w:t>
+            </w:r>
+          </w:p>
+        </w:tc>
+      </w:tr>
+      <w:tr>
+        <w:tc>
+          <w:tcPr>
+            <w:tcW w:type="dxa" w:w="400"/>
+            <w:tcBorders>
+              <w:top w:val="single" w:color="BFC5CE" w:sz="4"/>
+              <w:left w:val="single" w:color="BFC5CE" w:sz="4"/>
+              <w:bottom w:val="single" w:color="BFC5CE" w:sz="4"/>
+              <w:right w:val="single" w:color="BFC5CE" w:sz="4"/>
+            </w:tcBorders>
+            <w:tcMar>
+              <w:top w:type="dxa" w:w="60"/>
+              <w:left w:type="dxa" w:w="90"/>
+              <w:bottom w:type="dxa" w:w="60"/>
+              <w:right w:type="dxa" w:w="90"/>
+            </w:tcMar>
+          </w:tcPr>
+          <w:p>
+            <w:r>
+              <w:rPr>
+                <w:rFonts w:ascii="맑은 고딕" w:cs="맑은 고딕" w:eastAsia="맑은 고딕" w:hAnsi="맑은 고딕"/>
+                <w:b w:val="false"/>
+                <w:bCs w:val="false"/>
+                <w:sz w:val="18"/>
+                <w:szCs w:val="18"/>
+              </w:rPr>
+              <w:t>44</w:t>
+            </w:r>
+          </w:p>
+        </w:tc>
+        <w:tc>
+          <w:tcPr>
+            <w:tcW w:type="dxa" w:w="4400"/>
+            <w:tcBorders>
+              <w:top w:val="single" w:color="BFC5CE" w:sz="4"/>
+              <w:left w:val="single" w:color="BFC5CE" w:sz="4"/>
+              <w:bottom w:val="single" w:color="BFC5CE" w:sz="4"/>
+              <w:right w:val="single" w:color="BFC5CE" w:sz="4"/>
+            </w:tcBorders>
+            <w:tcMar>
+              <w:top w:type="dxa" w:w="60"/>
+              <w:left w:type="dxa" w:w="90"/>
+              <w:bottom w:type="dxa" w:w="60"/>
+              <w:right w:type="dxa" w:w="90"/>
+            </w:tcMar>
+          </w:tcPr>
+          <w:p>
+            <w:r>
+              <w:rPr>
+                <w:rFonts w:ascii="맑은 고딕" w:cs="맑은 고딕" w:eastAsia="맑은 고딕" w:hAnsi="맑은 고딕"/>
+                <w:b w:val="false"/>
+                <w:bCs w:val="false"/>
+                <w:sz w:val="18"/>
+                <w:szCs w:val="18"/>
+              </w:rPr>
+              <w:t>어음 상태·구분 enum 이 그룹웨어의 "사용자 메모" 폴더에 있었다 → accounting↔groupware 순환. 10-01 패키지 이동 때 "Note" 라는 이름 때문에 잘못 놓인 것으로 보인다.</w:t>
+            </w:r>
+          </w:p>
+        </w:tc>
+        <w:tc>
+          <w:tcPr>
+            <w:tcW w:type="dxa" w:w="4100"/>
+            <w:tcBorders>
+              <w:top w:val="single" w:color="BFC5CE" w:sz="4"/>
+              <w:left w:val="single" w:color="BFC5CE" w:sz="4"/>
+              <w:bottom w:val="single" w:color="BFC5CE" w:sz="4"/>
+              <w:right w:val="single" w:color="BFC5CE" w:sz="4"/>
+            </w:tcBorders>
+            <w:tcMar>
+              <w:top w:type="dxa" w:w="60"/>
+              <w:left w:type="dxa" w:w="90"/>
+              <w:bottom w:type="dxa" w:w="60"/>
+              <w:right w:type="dxa" w:w="90"/>
+            </w:tcMar>
+          </w:tcPr>
+          <w:p>
+            <w:r>
+              <w:rPr>
+                <w:rFonts w:ascii="맑은 고딕" w:cs="맑은 고딕" w:eastAsia="맑은 고딕" w:hAnsi="맑은 고딕"/>
+                <w:b w:val="false"/>
+                <w:bCs w:val="false"/>
+                <w:sz w:val="18"/>
+                <w:szCs w:val="18"/>
+              </w:rPr>
+              <w:t>회계(어음) 폴더로 옮김 — 순환 하나 끊김. 값은 문자열로 저장돼 DB 는 그대로.</w:t>
+            </w:r>
+          </w:p>
+        </w:tc>
+      </w:tr>
+      <w:tr>
+        <w:tc>
+          <w:tcPr>
+            <w:tcW w:type="dxa" w:w="400"/>
+            <w:tcBorders>
+              <w:top w:val="single" w:color="BFC5CE" w:sz="4"/>
+              <w:left w:val="single" w:color="BFC5CE" w:sz="4"/>
+              <w:bottom w:val="single" w:color="BFC5CE" w:sz="4"/>
+              <w:right w:val="single" w:color="BFC5CE" w:sz="4"/>
+            </w:tcBorders>
+            <w:tcMar>
+              <w:top w:type="dxa" w:w="60"/>
+              <w:left w:type="dxa" w:w="90"/>
+              <w:bottom w:type="dxa" w:w="60"/>
+              <w:right w:type="dxa" w:w="90"/>
+            </w:tcMar>
+          </w:tcPr>
+          <w:p>
+            <w:r>
+              <w:rPr>
+                <w:rFonts w:ascii="맑은 고딕" w:cs="맑은 고딕" w:eastAsia="맑은 고딕" w:hAnsi="맑은 고딕"/>
+                <w:b w:val="false"/>
+                <w:bCs w:val="false"/>
+                <w:sz w:val="18"/>
+                <w:szCs w:val="18"/>
+              </w:rPr>
+              <w:t>45</w:t>
+            </w:r>
+          </w:p>
+        </w:tc>
+        <w:tc>
+          <w:tcPr>
+            <w:tcW w:type="dxa" w:w="4400"/>
+            <w:tcBorders>
+              <w:top w:val="single" w:color="BFC5CE" w:sz="4"/>
+              <w:left w:val="single" w:color="BFC5CE" w:sz="4"/>
+              <w:bottom w:val="single" w:color="BFC5CE" w:sz="4"/>
+              <w:right w:val="single" w:color="BFC5CE" w:sz="4"/>
+            </w:tcBorders>
+            <w:tcMar>
+              <w:top w:type="dxa" w:w="60"/>
+              <w:left w:type="dxa" w:w="90"/>
+              <w:bottom w:type="dxa" w:w="60"/>
+              <w:right w:type="dxa" w:w="90"/>
+            </w:tcMar>
+          </w:tcPr>
+          <w:p>
+            <w:r>
+              <w:rPr>
+                <w:rFonts w:ascii="맑은 고딕" w:cs="맑은 고딕" w:eastAsia="맑은 고딕" w:hAnsi="맑은 고딕"/>
+                <w:b w:val="false"/>
+                <w:bCs w:val="false"/>
+                <w:sz w:val="18"/>
+                <w:szCs w:val="18"/>
+              </w:rPr>
+              <w:t>공통(common) 모듈이 품목·재고·거래처·사용자를 참조했다(메타 목록 API). 규칙상 common 은 아무것도 몰라야 한다.</w:t>
+            </w:r>
+          </w:p>
+        </w:tc>
+        <w:tc>
+          <w:tcPr>
+            <w:tcW w:type="dxa" w:w="4100"/>
+            <w:tcBorders>
+              <w:top w:val="single" w:color="BFC5CE" w:sz="4"/>
+              <w:left w:val="single" w:color="BFC5CE" w:sz="4"/>
+              <w:bottom w:val="single" w:color="BFC5CE" w:sz="4"/>
+              <w:right w:val="single" w:color="BFC5CE" w:sz="4"/>
+            </w:tcBorders>
+            <w:tcMar>
+              <w:top w:type="dxa" w:w="60"/>
+              <w:left w:type="dxa" w:w="90"/>
+              <w:bottom w:type="dxa" w:w="60"/>
+              <w:right w:type="dxa" w:w="90"/>
+            </w:tcMar>
+          </w:tcPr>
+          <w:p>
+            <w:r>
+              <w:rPr>
+                <w:rFonts w:ascii="맑은 고딕" w:cs="맑은 고딕" w:eastAsia="맑은 고딕" w:hAnsi="맑은 고딕"/>
+                <w:b w:val="false"/>
+                <w:bCs w:val="false"/>
+                <w:sz w:val="18"/>
+                <w:szCs w:val="18"/>
+              </w:rPr>
+              <w:t>인프라 패키지(config)로 옮김.</w:t>
+            </w:r>
+          </w:p>
+        </w:tc>
+      </w:tr>
+      <w:tr>
+        <w:tc>
+          <w:tcPr>
+            <w:tcW w:type="dxa" w:w="400"/>
+            <w:tcBorders>
+              <w:top w:val="single" w:color="BFC5CE" w:sz="4"/>
+              <w:left w:val="single" w:color="BFC5CE" w:sz="4"/>
+              <w:bottom w:val="single" w:color="BFC5CE" w:sz="4"/>
+              <w:right w:val="single" w:color="BFC5CE" w:sz="4"/>
+            </w:tcBorders>
+            <w:tcMar>
+              <w:top w:type="dxa" w:w="60"/>
+              <w:left w:type="dxa" w:w="90"/>
+              <w:bottom w:type="dxa" w:w="60"/>
+              <w:right w:type="dxa" w:w="90"/>
+            </w:tcMar>
+          </w:tcPr>
+          <w:p>
+            <w:r>
+              <w:rPr>
+                <w:rFonts w:ascii="맑은 고딕" w:cs="맑은 고딕" w:eastAsia="맑은 고딕" w:hAnsi="맑은 고딕"/>
+                <w:b w:val="false"/>
+                <w:bCs w:val="false"/>
+                <w:sz w:val="18"/>
+                <w:szCs w:val="18"/>
+              </w:rPr>
+              <w:t>46</w:t>
+            </w:r>
+          </w:p>
+        </w:tc>
+        <w:tc>
+          <w:tcPr>
+            <w:tcW w:type="dxa" w:w="4400"/>
+            <w:tcBorders>
+              <w:top w:val="single" w:color="BFC5CE" w:sz="4"/>
+              <w:left w:val="single" w:color="BFC5CE" w:sz="4"/>
+              <w:bottom w:val="single" w:color="BFC5CE" w:sz="4"/>
+              <w:right w:val="single" w:color="BFC5CE" w:sz="4"/>
+            </w:tcBorders>
+            <w:tcMar>
+              <w:top w:type="dxa" w:w="60"/>
+              <w:left w:type="dxa" w:w="90"/>
+              <w:bottom w:type="dxa" w:w="60"/>
+              <w:right w:type="dxa" w:w="90"/>
+            </w:tcMar>
+          </w:tcPr>
+          <w:p>
+            <w:r>
+              <w:rPr>
+                <w:rFonts w:ascii="맑은 고딕" w:cs="맑은 고딕" w:eastAsia="맑은 고딕" w:hAnsi="맑은 고딕"/>
+                <w:b w:val="false"/>
+                <w:bCs w:val="false"/>
+                <w:sz w:val="18"/>
+                <w:szCs w:val="18"/>
+              </w:rPr>
+              <w:t>남은 순환: 회계↔영업(수출의 통화), 회계↔인사(급여이체 분개), 인사↔영업(담당자 · 사원 실적).</w:t>
+            </w:r>
+          </w:p>
+        </w:tc>
+        <w:tc>
+          <w:tcPr>
+            <w:tcW w:type="dxa" w:w="4100"/>
+            <w:tcBorders>
+              <w:top w:val="single" w:color="BFC5CE" w:sz="4"/>
+              <w:left w:val="single" w:color="BFC5CE" w:sz="4"/>
+              <w:bottom w:val="single" w:color="BFC5CE" w:sz="4"/>
+              <w:right w:val="single" w:color="BFC5CE" w:sz="4"/>
+            </w:tcBorders>
+            <w:tcMar>
+              <w:top w:type="dxa" w:w="60"/>
+              <w:left w:type="dxa" w:w="90"/>
+              <w:bottom w:type="dxa" w:w="60"/>
+              <w:right w:type="dxa" w:w="90"/>
+            </w:tcMar>
+          </w:tcPr>
+          <w:p>
+            <w:r>
+              <w:rPr>
+                <w:rFonts w:ascii="맑은 고딕" w:cs="맑은 고딕" w:eastAsia="맑은 고딕" w:hAnsi="맑은 고딕"/>
+                <w:b w:val="false"/>
+                <w:bCs w:val="false"/>
+                <w:sz w:val="18"/>
+                <w:szCs w:val="18"/>
+              </w:rPr>
+              <w:t>한꺼번에 끊기엔 큰 구조 변경이라, 지금 것을 "알려진 부채" 로 적어 두고 새 간선이 생기면 실패하는 검사(qa/arch-check.mjs)를 넣었다. 하나 끊으면 목록에서 지우라고 검사가 알려 준다.</w:t>
+            </w:r>
+          </w:p>
+        </w:tc>
+      </w:tr>
+    </w:tbl>
+    <w:p>
+      <w:pPr>
+        <w:spacing w:after="120"/>
+      </w:pPr>
+      <w:r>
+        <w:rPr>
+          <w:rFonts w:ascii="맑은 고딕" w:cs="맑은 고딕" w:eastAsia="맑은 고딕" w:hAnsi="맑은 고딕"/>
+          <w:sz w:val="21"/>
+          <w:szCs w:val="21"/>
+        </w:rPr>
+        <w:t>CLAUDE.md 4.1 을 실측대로 고쳤습니다. 검증: 깨끗한 재컴파일 · 기동 · /api/meta 200 · qa.mjs 1,846 · schema-check · ui-check · arch-check(일부러 inventory→trade 를 넣으면 실패).</w:t>
+      </w:r>
+    </w:p>
+    <w:p>
+      <w:pPr>
+        <w:spacing w:after="120"/>
+      </w:pPr>
+      <w:r>
+        <w:rPr>
+          <w:rFonts w:ascii="맑은 고딕" w:cs="맑은 고딕" w:eastAsia="맑은 고딕" w:hAnsi="맑은 고딕"/>
+          <w:sz w:val="21"/>
+          <w:szCs w:val="21"/>
+        </w:rPr>
+        <w:t>실수 한 가지: 첫 커밋(c62ef99)에 파일 이동만 담기고 내용이 빠져 그 커밋 단독으로는 컴파일되지 않습니다. 바로 다음 커밋(6040364)에 나머지를 담았습니다.</w:t>
+      </w:r>
+    </w:p>
+    <w:p>
+      <w:pPr>
+        <w:pStyle w:val="Heading2"/>
+        <w:spacing w:after="120" w:before="240"/>
+      </w:pPr>
+      <w:r>
+        <w:rPr>
+          <w:rFonts w:ascii="맑은 고딕" w:cs="맑은 고딕" w:eastAsia="맑은 고딕" w:hAnsi="맑은 고딕"/>
+        </w:rPr>
+        <w:t>13-1. 다음 할 일</w:t>
+      </w:r>
+    </w:p>
+    <w:p>
+      <w:pPr>
+        <w:pStyle w:val="ListParagraph"/>
+        <w:numPr>
+          <w:ilvl w:val="0"/>
+          <w:numId w:val="2"/>
+        </w:numPr>
+        <w:spacing w:after="60"/>
+      </w:pPr>
+      <w:r>
+        <w:rPr>
+          <w:rFonts w:ascii="맑은 고딕" w:cs="맑은 고딕" w:eastAsia="맑은 고딕" w:hAnsi="맑은 고딕"/>
+          <w:sz w:val="21"/>
+          <w:szCs w:val="21"/>
+        </w:rPr>
+        <w:t>남은 순환 끊기 — 가장 작은 것부터(수출의 통화를 코드로 들기 등)</w:t>
+      </w:r>
+    </w:p>
+    <w:p>
+      <w:pPr>
+        <w:pStyle w:val="ListParagraph"/>
+        <w:numPr>
+          <w:ilvl w:val="0"/>
+          <w:numId w:val="2"/>
+        </w:numPr>
+        <w:spacing w:after="60"/>
+      </w:pPr>
+      <w:r>
+        <w:rPr>
+          <w:rFonts w:ascii="맑은 고딕" w:cs="맑은 고딕" w:eastAsia="맑은 고딕" w:hAnsi="맑은 고딕"/>
+          <w:sz w:val="21"/>
+          <w:szCs w:val="21"/>
+        </w:rPr>
+        <w:t>#43 QA 전용 회사(결정 필요) · #29 전표번호 재사용(결정 필요)</w:t>
+      </w:r>
+    </w:p>
+    <w:p>
+      <w:pPr>
+        <w:pStyle w:val="ListParagraph"/>
+        <w:numPr>
+          <w:ilvl w:val="0"/>
+          <w:numId w:val="2"/>
+        </w:numPr>
+        <w:spacing w:after="60"/>
+      </w:pPr>
+      <w:r>
+        <w:rPr>
+          <w:rFonts w:ascii="맑은 고딕" w:cs="맑은 고딕" w:eastAsia="맑은 고딕" w:hAnsi="맑은 고딕"/>
+          <w:sz w:val="21"/>
+          <w:szCs w:val="21"/>
+        </w:rPr>
+        <w:t>급여 → 급여이체 분개 화면 흐름</w:t>
       </w:r>
     </w:p>
     <w:sectPr>

--- a/docs/ERP_사용설명서_QA기록.docx
+++ b/docs/ERP_사용설명서_QA기록.docx
@@ -21082,6 +21082,370 @@
           <w:szCs w:val="21"/>
         </w:rPr>
         <w:t>급여 → 급여이체 분개 화면 흐름</w:t>
+      </w:r>
+    </w:p>
+    <w:p>
+      <w:pPr>
+        <w:pStyle w:val="Heading1"/>
+        <w:spacing w:after="120" w:before="240"/>
+      </w:pPr>
+      <w:r>
+        <w:rPr>
+          <w:rFonts w:ascii="맑은 고딕" w:cs="맑은 고딕" w:eastAsia="맑은 고딕" w:hAnsi="맑은 고딕"/>
+        </w:rPr>
+        <w:t>14회차 — 순환 하나 더 끊기 · 순환을 묶음으로 재기</w:t>
+      </w:r>
+    </w:p>
+    <w:tbl>
+      <w:tblPr>
+        <w:tblW w:type="dxa" w:w="8900"/>
+        <w:tblBorders>
+          <w:top w:val="single" w:color="auto" w:sz="4"/>
+          <w:left w:val="single" w:color="auto" w:sz="4"/>
+          <w:bottom w:val="single" w:color="auto" w:sz="4"/>
+          <w:right w:val="single" w:color="auto" w:sz="4"/>
+          <w:insideH w:val="single" w:color="auto" w:sz="4"/>
+          <w:insideV w:val="single" w:color="auto" w:sz="4"/>
+        </w:tblBorders>
+      </w:tblPr>
+      <w:tblGrid>
+        <w:gridCol w:w="400"/>
+        <w:gridCol w:w="4400"/>
+        <w:gridCol w:w="4100"/>
+      </w:tblGrid>
+      <w:tr>
+        <w:trPr>
+          <w:tblHeader/>
+        </w:trPr>
+        <w:tc>
+          <w:tcPr>
+            <w:tcW w:type="dxa" w:w="400"/>
+            <w:tcBorders>
+              <w:top w:val="single" w:color="BFC5CE" w:sz="4"/>
+              <w:left w:val="single" w:color="BFC5CE" w:sz="4"/>
+              <w:bottom w:val="single" w:color="BFC5CE" w:sz="4"/>
+              <w:right w:val="single" w:color="BFC5CE" w:sz="4"/>
+            </w:tcBorders>
+            <w:shd w:fill="E8EEF9" w:val="clear"/>
+            <w:tcMar>
+              <w:top w:type="dxa" w:w="60"/>
+              <w:left w:type="dxa" w:w="90"/>
+              <w:bottom w:type="dxa" w:w="60"/>
+              <w:right w:type="dxa" w:w="90"/>
+            </w:tcMar>
+          </w:tcPr>
+          <w:p>
+            <w:r>
+              <w:rPr>
+                <w:rFonts w:ascii="맑은 고딕" w:cs="맑은 고딕" w:eastAsia="맑은 고딕" w:hAnsi="맑은 고딕"/>
+                <w:b/>
+                <w:bCs/>
+                <w:sz w:val="18"/>
+                <w:szCs w:val="18"/>
+              </w:rPr>
+              <w:t>#</w:t>
+            </w:r>
+          </w:p>
+        </w:tc>
+        <w:tc>
+          <w:tcPr>
+            <w:tcW w:type="dxa" w:w="4400"/>
+            <w:tcBorders>
+              <w:top w:val="single" w:color="BFC5CE" w:sz="4"/>
+              <w:left w:val="single" w:color="BFC5CE" w:sz="4"/>
+              <w:bottom w:val="single" w:color="BFC5CE" w:sz="4"/>
+              <w:right w:val="single" w:color="BFC5CE" w:sz="4"/>
+            </w:tcBorders>
+            <w:shd w:fill="E8EEF9" w:val="clear"/>
+            <w:tcMar>
+              <w:top w:type="dxa" w:w="60"/>
+              <w:left w:type="dxa" w:w="90"/>
+              <w:bottom w:type="dxa" w:w="60"/>
+              <w:right w:type="dxa" w:w="90"/>
+            </w:tcMar>
+          </w:tcPr>
+          <w:p>
+            <w:r>
+              <w:rPr>
+                <w:rFonts w:ascii="맑은 고딕" w:cs="맑은 고딕" w:eastAsia="맑은 고딕" w:hAnsi="맑은 고딕"/>
+                <w:b/>
+                <w:bCs/>
+                <w:sz w:val="18"/>
+                <w:szCs w:val="18"/>
+              </w:rPr>
+              <w:t>내용</w:t>
+            </w:r>
+          </w:p>
+        </w:tc>
+        <w:tc>
+          <w:tcPr>
+            <w:tcW w:type="dxa" w:w="4100"/>
+            <w:tcBorders>
+              <w:top w:val="single" w:color="BFC5CE" w:sz="4"/>
+              <w:left w:val="single" w:color="BFC5CE" w:sz="4"/>
+              <w:bottom w:val="single" w:color="BFC5CE" w:sz="4"/>
+              <w:right w:val="single" w:color="BFC5CE" w:sz="4"/>
+            </w:tcBorders>
+            <w:shd w:fill="E8EEF9" w:val="clear"/>
+            <w:tcMar>
+              <w:top w:type="dxa" w:w="60"/>
+              <w:left w:type="dxa" w:w="90"/>
+              <w:bottom w:type="dxa" w:w="60"/>
+              <w:right w:type="dxa" w:w="90"/>
+            </w:tcMar>
+          </w:tcPr>
+          <w:p>
+            <w:r>
+              <w:rPr>
+                <w:rFonts w:ascii="맑은 고딕" w:cs="맑은 고딕" w:eastAsia="맑은 고딕" w:hAnsi="맑은 고딕"/>
+                <w:b/>
+                <w:bCs/>
+                <w:sz w:val="18"/>
+                <w:szCs w:val="18"/>
+              </w:rPr>
+              <w:t>처리</w:t>
+            </w:r>
+          </w:p>
+        </w:tc>
+      </w:tr>
+      <w:tr>
+        <w:tc>
+          <w:tcPr>
+            <w:tcW w:type="dxa" w:w="400"/>
+            <w:tcBorders>
+              <w:top w:val="single" w:color="BFC5CE" w:sz="4"/>
+              <w:left w:val="single" w:color="BFC5CE" w:sz="4"/>
+              <w:bottom w:val="single" w:color="BFC5CE" w:sz="4"/>
+              <w:right w:val="single" w:color="BFC5CE" w:sz="4"/>
+            </w:tcBorders>
+            <w:tcMar>
+              <w:top w:type="dxa" w:w="60"/>
+              <w:left w:type="dxa" w:w="90"/>
+              <w:bottom w:type="dxa" w:w="60"/>
+              <w:right w:type="dxa" w:w="90"/>
+            </w:tcMar>
+          </w:tcPr>
+          <w:p>
+            <w:r>
+              <w:rPr>
+                <w:rFonts w:ascii="맑은 고딕" w:cs="맑은 고딕" w:eastAsia="맑은 고딕" w:hAnsi="맑은 고딕"/>
+                <w:b w:val="false"/>
+                <w:bCs w:val="false"/>
+                <w:sz w:val="18"/>
+                <w:szCs w:val="18"/>
+              </w:rPr>
+              <w:t>47</w:t>
+            </w:r>
+          </w:p>
+        </w:tc>
+        <w:tc>
+          <w:tcPr>
+            <w:tcW w:type="dxa" w:w="4400"/>
+            <w:tcBorders>
+              <w:top w:val="single" w:color="BFC5CE" w:sz="4"/>
+              <w:left w:val="single" w:color="BFC5CE" w:sz="4"/>
+              <w:bottom w:val="single" w:color="BFC5CE" w:sz="4"/>
+              <w:right w:val="single" w:color="BFC5CE" w:sz="4"/>
+            </w:tcBorders>
+            <w:tcMar>
+              <w:top w:type="dxa" w:w="60"/>
+              <w:left w:type="dxa" w:w="90"/>
+              <w:bottom w:type="dxa" w:w="60"/>
+              <w:right w:type="dxa" w:w="90"/>
+            </w:tcMar>
+          </w:tcPr>
+          <w:p>
+            <w:r>
+              <w:rPr>
+                <w:rFonts w:ascii="맑은 고딕" w:cs="맑은 고딕" w:eastAsia="맑은 고딕" w:hAnsi="맑은 고딕"/>
+                <w:b w:val="false"/>
+                <w:bCs w:val="false"/>
+                <w:sz w:val="18"/>
+                <w:szCs w:val="18"/>
+              </w:rPr>
+              <w:t>통화(Currency)가 백엔드에선 회계에, 화면에선 Self-Customizing(설정) 아래에 있었다. 수출이 통화를 들어 영업→회계, 회계는 영업을 보므로 회계↔영업 순환.</w:t>
+            </w:r>
+          </w:p>
+        </w:tc>
+        <w:tc>
+          <w:tcPr>
+            <w:tcW w:type="dxa" w:w="4100"/>
+            <w:tcBorders>
+              <w:top w:val="single" w:color="BFC5CE" w:sz="4"/>
+              <w:left w:val="single" w:color="BFC5CE" w:sz="4"/>
+              <w:bottom w:val="single" w:color="BFC5CE" w:sz="4"/>
+              <w:right w:val="single" w:color="BFC5CE" w:sz="4"/>
+            </w:tcBorders>
+            <w:tcMar>
+              <w:top w:type="dxa" w:w="60"/>
+              <w:left w:type="dxa" w:w="90"/>
+              <w:bottom w:type="dxa" w:w="60"/>
+              <w:right w:type="dxa" w:w="90"/>
+            </w:tcMar>
+          </w:tcPr>
+          <w:p>
+            <w:r>
+              <w:rPr>
+                <w:rFonts w:ascii="맑은 고딕" w:cs="맑은 고딕" w:eastAsia="맑은 고딕" w:hAnsi="맑은 고딕"/>
+                <w:b w:val="false"/>
+                <w:bCs w:val="false"/>
+                <w:sz w:val="18"/>
+                <w:szCs w:val="18"/>
+              </w:rPr>
+              <w:t>통화를 설정 모듈로 옮김 — 설정은 여전히 아무 모듈에도 기대지 않는다. 수출·은행계좌가 통화 리포지토리를 직접 쓰던 것도 서비스를 거치게(규칙 4.2).</w:t>
+            </w:r>
+          </w:p>
+        </w:tc>
+      </w:tr>
+      <w:tr>
+        <w:tc>
+          <w:tcPr>
+            <w:tcW w:type="dxa" w:w="400"/>
+            <w:tcBorders>
+              <w:top w:val="single" w:color="BFC5CE" w:sz="4"/>
+              <w:left w:val="single" w:color="BFC5CE" w:sz="4"/>
+              <w:bottom w:val="single" w:color="BFC5CE" w:sz="4"/>
+              <w:right w:val="single" w:color="BFC5CE" w:sz="4"/>
+            </w:tcBorders>
+            <w:tcMar>
+              <w:top w:type="dxa" w:w="60"/>
+              <w:left w:type="dxa" w:w="90"/>
+              <w:bottom w:type="dxa" w:w="60"/>
+              <w:right w:type="dxa" w:w="90"/>
+            </w:tcMar>
+          </w:tcPr>
+          <w:p>
+            <w:r>
+              <w:rPr>
+                <w:rFonts w:ascii="맑은 고딕" w:cs="맑은 고딕" w:eastAsia="맑은 고딕" w:hAnsi="맑은 고딕"/>
+                <w:b w:val="false"/>
+                <w:bCs w:val="false"/>
+                <w:sz w:val="18"/>
+                <w:szCs w:val="18"/>
+              </w:rPr>
+              <w:t>48</w:t>
+            </w:r>
+          </w:p>
+        </w:tc>
+        <w:tc>
+          <w:tcPr>
+            <w:tcW w:type="dxa" w:w="4400"/>
+            <w:tcBorders>
+              <w:top w:val="single" w:color="BFC5CE" w:sz="4"/>
+              <w:left w:val="single" w:color="BFC5CE" w:sz="4"/>
+              <w:bottom w:val="single" w:color="BFC5CE" w:sz="4"/>
+              <w:right w:val="single" w:color="BFC5CE" w:sz="4"/>
+            </w:tcBorders>
+            <w:tcMar>
+              <w:top w:type="dxa" w:w="60"/>
+              <w:left w:type="dxa" w:w="90"/>
+              <w:bottom w:type="dxa" w:w="60"/>
+              <w:right w:type="dxa" w:w="90"/>
+            </w:tcMar>
+          </w:tcPr>
+          <w:p>
+            <w:r>
+              <w:rPr>
+                <w:rFonts w:ascii="맑은 고딕" w:cs="맑은 고딕" w:eastAsia="맑은 고딕" w:hAnsi="맑은 고딕"/>
+                <w:b w:val="false"/>
+                <w:bCs w:val="false"/>
+                <w:sz w:val="18"/>
+                <w:szCs w:val="18"/>
+              </w:rPr>
+              <w:t>순환 검사가 둘 사이(A↔B)만 봤다. 셋 이상 도는 고리(인사→회계→영업→인사)를 못 봤다.</w:t>
+            </w:r>
+          </w:p>
+        </w:tc>
+        <w:tc>
+          <w:tcPr>
+            <w:tcW w:type="dxa" w:w="4100"/>
+            <w:tcBorders>
+              <w:top w:val="single" w:color="BFC5CE" w:sz="4"/>
+              <w:left w:val="single" w:color="BFC5CE" w:sz="4"/>
+              <w:bottom w:val="single" w:color="BFC5CE" w:sz="4"/>
+              <w:right w:val="single" w:color="BFC5CE" w:sz="4"/>
+            </w:tcBorders>
+            <w:tcMar>
+              <w:top w:type="dxa" w:w="60"/>
+              <w:left w:type="dxa" w:w="90"/>
+              <w:bottom w:type="dxa" w:w="60"/>
+              <w:right w:type="dxa" w:w="90"/>
+            </w:tcMar>
+          </w:tcPr>
+          <w:p>
+            <w:r>
+              <w:rPr>
+                <w:rFonts w:ascii="맑은 고딕" w:cs="맑은 고딕" w:eastAsia="맑은 고딕" w:hAnsi="맑은 고딕"/>
+                <w:b w:val="false"/>
+                <w:bCs w:val="false"/>
+                <w:sz w:val="18"/>
+                <w:szCs w:val="18"/>
+              </w:rPr>
+              <w:t>서로 닿는 모듈 묶음(강한 연결 요소)으로 센다 → 실제 고리는 회계·인사·생산·영업 넷. 끊을 자리는 영업→인사(담당자를 엔티티로 든다)와 회계→인사(급여이체 분개) 둘.</w:t>
+            </w:r>
+          </w:p>
+        </w:tc>
+      </w:tr>
+    </w:tbl>
+    <w:p>
+      <w:pPr>
+        <w:spacing w:after="120"/>
+      </w:pPr>
+      <w:r>
+        <w:rPr>
+          <w:rFonts w:ascii="맑은 고딕" w:cs="맑은 고딕" w:eastAsia="맑은 고딕" w:hAnsi="맑은 고딕"/>
+          <w:sz w:val="21"/>
+          <w:szCs w:val="21"/>
+        </w:rPr>
+        <w:t>검증: 깨끗한 재컴파일 · 기동 · qa.mjs 1,846 · schema-check · ui-check · arch-check. DB 는 바뀌지 않습니다(패키지만 이동).</w:t>
+      </w:r>
+    </w:p>
+    <w:p>
+      <w:pPr>
+        <w:pStyle w:val="Heading2"/>
+        <w:spacing w:after="120" w:before="240"/>
+      </w:pPr>
+      <w:r>
+        <w:rPr>
+          <w:rFonts w:ascii="맑은 고딕" w:cs="맑은 고딕" w:eastAsia="맑은 고딕" w:hAnsi="맑은 고딕"/>
+        </w:rPr>
+        <w:t>14-1. 다음 할 일</w:t>
+      </w:r>
+    </w:p>
+    <w:p>
+      <w:pPr>
+        <w:pStyle w:val="ListParagraph"/>
+        <w:numPr>
+          <w:ilvl w:val="0"/>
+          <w:numId w:val="2"/>
+        </w:numPr>
+        <w:spacing w:after="60"/>
+      </w:pPr>
+      <w:r>
+        <w:rPr>
+          <w:rFonts w:ascii="맑은 고딕" w:cs="맑은 고딕" w:eastAsia="맑은 고딕" w:hAnsi="맑은 고딕"/>
+          <w:sz w:val="21"/>
+          <w:szCs w:val="21"/>
+        </w:rPr>
+        <w:t>영업 전표의 담당자를 Employee 엔티티 대신 id 로(생산처럼) — 화면 여러 곳이 담당자 이름으로 거르므로 응답에 이름을 붙이는 방법부터 정한다</w:t>
+      </w:r>
+    </w:p>
+    <w:p>
+      <w:pPr>
+        <w:pStyle w:val="ListParagraph"/>
+        <w:numPr>
+          <w:ilvl w:val="0"/>
+          <w:numId w:val="2"/>
+        </w:numPr>
+        <w:spacing w:after="60"/>
+      </w:pPr>
+      <w:r>
+        <w:rPr>
+          <w:rFonts w:ascii="맑은 고딕" w:cs="맑은 고딕" w:eastAsia="맑은 고딕" w:hAnsi="맑은 고딕"/>
+          <w:sz w:val="21"/>
+          <w:szCs w:val="21"/>
+        </w:rPr>
+        <w:t>인사·전자결재 흐름을 화면으로(사원 등록 → 근태 → 급여, 기안 상신 → 결재)</w:t>
       </w:r>
     </w:p>
     <w:sectPr>

--- a/docs/ERP_사용설명서_QA기록.docx
+++ b/docs/ERP_사용설명서_QA기록.docx
@@ -21446,6 +21446,426 @@
           <w:szCs w:val="21"/>
         </w:rPr>
         <w:t>인사·전자결재 흐름을 화면으로(사원 등록 → 근태 → 급여, 기안 상신 → 결재)</w:t>
+      </w:r>
+    </w:p>
+    <w:p>
+      <w:pPr>
+        <w:pStyle w:val="Heading1"/>
+        <w:spacing w:after="120" w:before="240"/>
+      </w:pPr>
+      <w:r>
+        <w:rPr>
+          <w:rFonts w:ascii="맑은 고딕" w:cs="맑은 고딕" w:eastAsia="맑은 고딕" w:hAnsi="맑은 고딕"/>
+        </w:rPr>
+        <w:t>15회차 — 전자결재를 화면으로 · 창 뒤에 숨던 오류</w:t>
+      </w:r>
+    </w:p>
+    <w:p>
+      <w:pPr>
+        <w:spacing w:after="120"/>
+      </w:pPr>
+      <w:r>
+        <w:rPr>
+          <w:rFonts w:ascii="맑은 고딕" w:cs="맑은 고딕" w:eastAsia="맑은 고딕" w:hAnsi="맑은 고딕"/>
+          <w:sz w:val="21"/>
+          <w:szCs w:val="21"/>
+        </w:rPr>
+        <w:t>기안자(관리자)가 "내부일반문서" 양식을 골라 제목·결재자(김부장)를 넣고 상신하고, 결재자 계정으로 갈아타 자기 결재함에서 [반려] 까지 화면으로 했습니다(qa/flows/approval.json). 승인된 기안서는 지울 수 없게 돼 있어(기록이므로 — 의도된 규칙) 화면 시험은 반려로 돌고 끝에 지웁니다. 승인 흐름은 QA 하네스가 API 로 봅니다.</w:t>
+      </w:r>
+    </w:p>
+    <w:p>
+      <w:pPr>
+        <w:pStyle w:val="Heading2"/>
+        <w:spacing w:after="120" w:before="240"/>
+      </w:pPr>
+      <w:r>
+        <w:rPr>
+          <w:rFonts w:ascii="맑은 고딕" w:cs="맑은 고딕" w:eastAsia="맑은 고딕" w:hAnsi="맑은 고딕"/>
+        </w:rPr>
+        <w:t>15-1. 발견한 문제</w:t>
+      </w:r>
+    </w:p>
+    <w:tbl>
+      <w:tblPr>
+        <w:tblW w:type="dxa" w:w="8900"/>
+        <w:tblBorders>
+          <w:top w:val="single" w:color="auto" w:sz="4"/>
+          <w:left w:val="single" w:color="auto" w:sz="4"/>
+          <w:bottom w:val="single" w:color="auto" w:sz="4"/>
+          <w:right w:val="single" w:color="auto" w:sz="4"/>
+          <w:insideH w:val="single" w:color="auto" w:sz="4"/>
+          <w:insideV w:val="single" w:color="auto" w:sz="4"/>
+        </w:tblBorders>
+      </w:tblPr>
+      <w:tblGrid>
+        <w:gridCol w:w="400"/>
+        <w:gridCol w:w="4400"/>
+        <w:gridCol w:w="4100"/>
+      </w:tblGrid>
+      <w:tr>
+        <w:trPr>
+          <w:tblHeader/>
+        </w:trPr>
+        <w:tc>
+          <w:tcPr>
+            <w:tcW w:type="dxa" w:w="400"/>
+            <w:tcBorders>
+              <w:top w:val="single" w:color="BFC5CE" w:sz="4"/>
+              <w:left w:val="single" w:color="BFC5CE" w:sz="4"/>
+              <w:bottom w:val="single" w:color="BFC5CE" w:sz="4"/>
+              <w:right w:val="single" w:color="BFC5CE" w:sz="4"/>
+            </w:tcBorders>
+            <w:shd w:fill="E8EEF9" w:val="clear"/>
+            <w:tcMar>
+              <w:top w:type="dxa" w:w="60"/>
+              <w:left w:type="dxa" w:w="90"/>
+              <w:bottom w:type="dxa" w:w="60"/>
+              <w:right w:type="dxa" w:w="90"/>
+            </w:tcMar>
+          </w:tcPr>
+          <w:p>
+            <w:r>
+              <w:rPr>
+                <w:rFonts w:ascii="맑은 고딕" w:cs="맑은 고딕" w:eastAsia="맑은 고딕" w:hAnsi="맑은 고딕"/>
+                <w:b/>
+                <w:bCs/>
+                <w:sz w:val="18"/>
+                <w:szCs w:val="18"/>
+              </w:rPr>
+              <w:t>#</w:t>
+            </w:r>
+          </w:p>
+        </w:tc>
+        <w:tc>
+          <w:tcPr>
+            <w:tcW w:type="dxa" w:w="4400"/>
+            <w:tcBorders>
+              <w:top w:val="single" w:color="BFC5CE" w:sz="4"/>
+              <w:left w:val="single" w:color="BFC5CE" w:sz="4"/>
+              <w:bottom w:val="single" w:color="BFC5CE" w:sz="4"/>
+              <w:right w:val="single" w:color="BFC5CE" w:sz="4"/>
+            </w:tcBorders>
+            <w:shd w:fill="E8EEF9" w:val="clear"/>
+            <w:tcMar>
+              <w:top w:type="dxa" w:w="60"/>
+              <w:left w:type="dxa" w:w="90"/>
+              <w:bottom w:type="dxa" w:w="60"/>
+              <w:right w:type="dxa" w:w="90"/>
+            </w:tcMar>
+          </w:tcPr>
+          <w:p>
+            <w:r>
+              <w:rPr>
+                <w:rFonts w:ascii="맑은 고딕" w:cs="맑은 고딕" w:eastAsia="맑은 고딕" w:hAnsi="맑은 고딕"/>
+                <w:b/>
+                <w:bCs/>
+                <w:sz w:val="18"/>
+                <w:szCs w:val="18"/>
+              </w:rPr>
+              <w:t>내용</w:t>
+            </w:r>
+          </w:p>
+        </w:tc>
+        <w:tc>
+          <w:tcPr>
+            <w:tcW w:type="dxa" w:w="4100"/>
+            <w:tcBorders>
+              <w:top w:val="single" w:color="BFC5CE" w:sz="4"/>
+              <w:left w:val="single" w:color="BFC5CE" w:sz="4"/>
+              <w:bottom w:val="single" w:color="BFC5CE" w:sz="4"/>
+              <w:right w:val="single" w:color="BFC5CE" w:sz="4"/>
+            </w:tcBorders>
+            <w:shd w:fill="E8EEF9" w:val="clear"/>
+            <w:tcMar>
+              <w:top w:type="dxa" w:w="60"/>
+              <w:left w:type="dxa" w:w="90"/>
+              <w:bottom w:type="dxa" w:w="60"/>
+              <w:right w:type="dxa" w:w="90"/>
+            </w:tcMar>
+          </w:tcPr>
+          <w:p>
+            <w:r>
+              <w:rPr>
+                <w:rFonts w:ascii="맑은 고딕" w:cs="맑은 고딕" w:eastAsia="맑은 고딕" w:hAnsi="맑은 고딕"/>
+                <w:b/>
+                <w:bCs/>
+                <w:sz w:val="18"/>
+                <w:szCs w:val="18"/>
+              </w:rPr>
+              <w:t>고친 것</w:t>
+            </w:r>
+          </w:p>
+        </w:tc>
+      </w:tr>
+      <w:tr>
+        <w:tc>
+          <w:tcPr>
+            <w:tcW w:type="dxa" w:w="400"/>
+            <w:tcBorders>
+              <w:top w:val="single" w:color="BFC5CE" w:sz="4"/>
+              <w:left w:val="single" w:color="BFC5CE" w:sz="4"/>
+              <w:bottom w:val="single" w:color="BFC5CE" w:sz="4"/>
+              <w:right w:val="single" w:color="BFC5CE" w:sz="4"/>
+            </w:tcBorders>
+            <w:tcMar>
+              <w:top w:type="dxa" w:w="60"/>
+              <w:left w:type="dxa" w:w="90"/>
+              <w:bottom w:type="dxa" w:w="60"/>
+              <w:right w:type="dxa" w:w="90"/>
+            </w:tcMar>
+          </w:tcPr>
+          <w:p>
+            <w:r>
+              <w:rPr>
+                <w:rFonts w:ascii="맑은 고딕" w:cs="맑은 고딕" w:eastAsia="맑은 고딕" w:hAnsi="맑은 고딕"/>
+                <w:b w:val="false"/>
+                <w:bCs w:val="false"/>
+                <w:sz w:val="18"/>
+                <w:szCs w:val="18"/>
+              </w:rPr>
+              <w:t>49</w:t>
+            </w:r>
+          </w:p>
+        </w:tc>
+        <w:tc>
+          <w:tcPr>
+            <w:tcW w:type="dxa" w:w="4400"/>
+            <w:tcBorders>
+              <w:top w:val="single" w:color="BFC5CE" w:sz="4"/>
+              <w:left w:val="single" w:color="BFC5CE" w:sz="4"/>
+              <w:bottom w:val="single" w:color="BFC5CE" w:sz="4"/>
+              <w:right w:val="single" w:color="BFC5CE" w:sz="4"/>
+            </w:tcBorders>
+            <w:tcMar>
+              <w:top w:type="dxa" w:w="60"/>
+              <w:left w:type="dxa" w:w="90"/>
+              <w:bottom w:type="dxa" w:w="60"/>
+              <w:right w:type="dxa" w:w="90"/>
+            </w:tcMar>
+          </w:tcPr>
+          <w:p>
+            <w:r>
+              <w:rPr>
+                <w:rFonts w:ascii="맑은 고딕" w:cs="맑은 고딕" w:eastAsia="맑은 고딕" w:hAnsi="맑은 고딕"/>
+                <w:b w:val="false"/>
+                <w:bCs w:val="false"/>
+                <w:sz w:val="18"/>
+                <w:szCs w:val="18"/>
+              </w:rPr>
+              <w:t>기안서에서 필수 항목(시행 일자)을 비우고 [저장/결재]를 누르면 아무 일도 안 일어나는 것처럼 보였다. 오류("필수 항목을 입력하세요: 시행 일자")는 떴는데, 작성창 뒤(목록 위)에 떠서 안 보였다.</w:t>
+            </w:r>
+          </w:p>
+        </w:tc>
+        <w:tc>
+          <w:tcPr>
+            <w:tcW w:type="dxa" w:w="4100"/>
+            <w:tcBorders>
+              <w:top w:val="single" w:color="BFC5CE" w:sz="4"/>
+              <w:left w:val="single" w:color="BFC5CE" w:sz="4"/>
+              <w:bottom w:val="single" w:color="BFC5CE" w:sz="4"/>
+              <w:right w:val="single" w:color="BFC5CE" w:sz="4"/>
+            </w:tcBorders>
+            <w:tcMar>
+              <w:top w:type="dxa" w:w="60"/>
+              <w:left w:type="dxa" w:w="90"/>
+              <w:bottom w:type="dxa" w:w="60"/>
+              <w:right w:type="dxa" w:w="90"/>
+            </w:tcMar>
+          </w:tcPr>
+          <w:p>
+            <w:r>
+              <w:rPr>
+                <w:rFonts w:ascii="맑은 고딕" w:cs="맑은 고딕" w:eastAsia="맑은 고딕" w:hAnsi="맑은 고딕"/>
+                <w:b w:val="false"/>
+                <w:bCs w:val="false"/>
+                <w:sz w:val="18"/>
+                <w:szCs w:val="18"/>
+              </w:rPr>
+              <w:t>작성창 안 [저장/결재] 바로 위에 띄운다.</w:t>
+            </w:r>
+          </w:p>
+        </w:tc>
+      </w:tr>
+      <w:tr>
+        <w:tc>
+          <w:tcPr>
+            <w:tcW w:type="dxa" w:w="400"/>
+            <w:tcBorders>
+              <w:top w:val="single" w:color="BFC5CE" w:sz="4"/>
+              <w:left w:val="single" w:color="BFC5CE" w:sz="4"/>
+              <w:bottom w:val="single" w:color="BFC5CE" w:sz="4"/>
+              <w:right w:val="single" w:color="BFC5CE" w:sz="4"/>
+            </w:tcBorders>
+            <w:tcMar>
+              <w:top w:type="dxa" w:w="60"/>
+              <w:left w:type="dxa" w:w="90"/>
+              <w:bottom w:type="dxa" w:w="60"/>
+              <w:right w:type="dxa" w:w="90"/>
+            </w:tcMar>
+          </w:tcPr>
+          <w:p>
+            <w:r>
+              <w:rPr>
+                <w:rFonts w:ascii="맑은 고딕" w:cs="맑은 고딕" w:eastAsia="맑은 고딕" w:hAnsi="맑은 고딕"/>
+                <w:b w:val="false"/>
+                <w:bCs w:val="false"/>
+                <w:sz w:val="18"/>
+                <w:szCs w:val="18"/>
+              </w:rPr>
+              <w:t>50</w:t>
+            </w:r>
+          </w:p>
+        </w:tc>
+        <w:tc>
+          <w:tcPr>
+            <w:tcW w:type="dxa" w:w="4400"/>
+            <w:tcBorders>
+              <w:top w:val="single" w:color="BFC5CE" w:sz="4"/>
+              <w:left w:val="single" w:color="BFC5CE" w:sz="4"/>
+              <w:bottom w:val="single" w:color="BFC5CE" w:sz="4"/>
+              <w:right w:val="single" w:color="BFC5CE" w:sz="4"/>
+            </w:tcBorders>
+            <w:tcMar>
+              <w:top w:type="dxa" w:w="60"/>
+              <w:left w:type="dxa" w:w="90"/>
+              <w:bottom w:type="dxa" w:w="60"/>
+              <w:right w:type="dxa" w:w="90"/>
+            </w:tcMar>
+          </w:tcPr>
+          <w:p>
+            <w:r>
+              <w:rPr>
+                <w:rFonts w:ascii="맑은 고딕" w:cs="맑은 고딕" w:eastAsia="맑은 고딕" w:hAnsi="맑은 고딕"/>
+                <w:b w:val="false"/>
+                <w:bCs w:val="false"/>
+                <w:sz w:val="18"/>
+                <w:szCs w:val="18"/>
+              </w:rPr>
+              <w:t>같은 구조 — 화면의 오류를 창 밖에만 그리는 것 — 가 창을 쓰는 화면 대부분(작업지시·창고이동·품목·창고·인사·회계 …)이었다. 시험도 "화면 어딘가에 그 말이 있으면" 통과라 못 잡았다.</w:t>
+            </w:r>
+          </w:p>
+        </w:tc>
+        <w:tc>
+          <w:tcPr>
+            <w:tcW w:type="dxa" w:w="4100"/>
+            <w:tcBorders>
+              <w:top w:val="single" w:color="BFC5CE" w:sz="4"/>
+              <w:left w:val="single" w:color="BFC5CE" w:sz="4"/>
+              <w:bottom w:val="single" w:color="BFC5CE" w:sz="4"/>
+              <w:right w:val="single" w:color="BFC5CE" w:sz="4"/>
+            </w:tcBorders>
+            <w:tcMar>
+              <w:top w:type="dxa" w:w="60"/>
+              <w:left w:type="dxa" w:w="90"/>
+              <w:bottom w:type="dxa" w:w="60"/>
+              <w:right w:type="dxa" w:w="90"/>
+            </w:tcMar>
+          </w:tcPr>
+          <w:p>
+            <w:r>
+              <w:rPr>
+                <w:rFonts w:ascii="맑은 고딕" w:cs="맑은 고딕" w:eastAsia="맑은 고딕" w:hAnsi="맑은 고딕"/>
+                <w:b w:val="false"/>
+                <w:bCs w:val="false"/>
+                <w:sz w:val="18"/>
+                <w:szCs w:val="18"/>
+              </w:rPr>
+              <w:t>창(Modal)이 오류를 받아 맨 위에 띄우고, 긴 폼이면 그쪽으로 스크롤. 64화면에 연결(이미 창 안에 띄우던 11화면은 그대로). 시험은 "창 안에" 뜨는지로 바꾸고, ui-check 에 "화면 오류가 창 안에도 뜨는지"(창 86개)를 넣었다.</w:t>
+            </w:r>
+          </w:p>
+        </w:tc>
+      </w:tr>
+    </w:tbl>
+    <w:p>
+      <w:pPr>
+        <w:spacing w:after="120"/>
+      </w:pPr>
+      <w:r>
+        <w:rPr>
+          <w:rFonts w:ascii="맑은 고딕" w:cs="맑은 고딕" w:eastAsia="맑은 고딕" w:hAnsi="맑은 고딕"/>
+          <w:sz w:val="21"/>
+          <w:szCs w:val="21"/>
+        </w:rPr>
+        <w:t>확인했지만 그대로 둔 것: 승인된 기안서는 삭제 불가(의도). 이 회차 시험 중 승인한 QA 기안서 2건(AP-20261001-0001·0002, 제목 "QA 15회차 결재 시험")은 그래서 남아 있습니다.</w:t>
+      </w:r>
+    </w:p>
+    <w:p>
+      <w:pPr>
+        <w:spacing w:after="120"/>
+      </w:pPr>
+      <w:r>
+        <w:rPr>
+          <w:rFonts w:ascii="맑은 고딕" w:cs="맑은 고딕" w:eastAsia="맑은 고딕" w:hAnsi="맑은 고딕"/>
+          <w:sz w:val="21"/>
+          <w:szCs w:val="21"/>
+        </w:rPr>
+        <w:t>검증: typecheck · build · test:unit 177 · ui-check · flows(전자결재 · 작업지시 · 재고) 통과.</w:t>
+      </w:r>
+    </w:p>
+    <w:p>
+      <w:pPr>
+        <w:pStyle w:val="Heading2"/>
+        <w:spacing w:after="120" w:before="240"/>
+      </w:pPr>
+      <w:r>
+        <w:rPr>
+          <w:rFonts w:ascii="맑은 고딕" w:cs="맑은 고딕" w:eastAsia="맑은 고딕" w:hAnsi="맑은 고딕"/>
+        </w:rPr>
+        <w:t>15-2. 다음 할 일</w:t>
+      </w:r>
+    </w:p>
+    <w:p>
+      <w:pPr>
+        <w:pStyle w:val="ListParagraph"/>
+        <w:numPr>
+          <w:ilvl w:val="0"/>
+          <w:numId w:val="2"/>
+        </w:numPr>
+        <w:spacing w:after="60"/>
+      </w:pPr>
+      <w:r>
+        <w:rPr>
+          <w:rFonts w:ascii="맑은 고딕" w:cs="맑은 고딕" w:eastAsia="맑은 고딕" w:hAnsi="맑은 고딕"/>
+          <w:sz w:val="21"/>
+          <w:szCs w:val="21"/>
+        </w:rPr>
+        <w:t>인사 흐름을 화면으로(사원 등록 → 출퇴근 입력 → 근태현황)</w:t>
+      </w:r>
+    </w:p>
+    <w:p>
+      <w:pPr>
+        <w:pStyle w:val="ListParagraph"/>
+        <w:numPr>
+          <w:ilvl w:val="0"/>
+          <w:numId w:val="2"/>
+        </w:numPr>
+        <w:spacing w:after="60"/>
+      </w:pPr>
+      <w:r>
+        <w:rPr>
+          <w:rFonts w:ascii="맑은 고딕" w:cs="맑은 고딕" w:eastAsia="맑은 고딕" w:hAnsi="맑은 고딕"/>
+          <w:sz w:val="21"/>
+          <w:szCs w:val="21"/>
+        </w:rPr>
+        <w:t>#43 QA 전용 회사 · #29 전표번호 재사용(결정 필요)</w:t>
+      </w:r>
+    </w:p>
+    <w:p>
+      <w:pPr>
+        <w:pStyle w:val="ListParagraph"/>
+        <w:numPr>
+          <w:ilvl w:val="0"/>
+          <w:numId w:val="2"/>
+        </w:numPr>
+        <w:spacing w:after="60"/>
+      </w:pPr>
+      <w:r>
+        <w:rPr>
+          <w:rFonts w:ascii="맑은 고딕" w:cs="맑은 고딕" w:eastAsia="맑은 고딕" w:hAnsi="맑은 고딕"/>
+          <w:sz w:val="21"/>
+          <w:szCs w:val="21"/>
+        </w:rPr>
+        <w:t>영업 전표 담당자를 id 로(남은 순환)</w:t>
       </w:r>
     </w:p>
     <w:sectPr>

--- a/docs/ERP_사용설명서_QA기록.docx
+++ b/docs/ERP_사용설명서_QA기록.docx
@@ -21830,6 +21830,401 @@
           <w:szCs w:val="21"/>
         </w:rPr>
         <w:t>인사 흐름을 화면으로(사원 등록 → 출퇴근 입력 → 근태현황)</w:t>
+      </w:r>
+    </w:p>
+    <w:p>
+      <w:pPr>
+        <w:pStyle w:val="ListParagraph"/>
+        <w:numPr>
+          <w:ilvl w:val="0"/>
+          <w:numId w:val="2"/>
+        </w:numPr>
+        <w:spacing w:after="60"/>
+      </w:pPr>
+      <w:r>
+        <w:rPr>
+          <w:rFonts w:ascii="맑은 고딕" w:cs="맑은 고딕" w:eastAsia="맑은 고딕" w:hAnsi="맑은 고딕"/>
+          <w:sz w:val="21"/>
+          <w:szCs w:val="21"/>
+        </w:rPr>
+        <w:t>#43 QA 전용 회사 · #29 전표번호 재사용(결정 필요)</w:t>
+      </w:r>
+    </w:p>
+    <w:p>
+      <w:pPr>
+        <w:pStyle w:val="ListParagraph"/>
+        <w:numPr>
+          <w:ilvl w:val="0"/>
+          <w:numId w:val="2"/>
+        </w:numPr>
+        <w:spacing w:after="60"/>
+      </w:pPr>
+      <w:r>
+        <w:rPr>
+          <w:rFonts w:ascii="맑은 고딕" w:cs="맑은 고딕" w:eastAsia="맑은 고딕" w:hAnsi="맑은 고딕"/>
+          <w:sz w:val="21"/>
+          <w:szCs w:val="21"/>
+        </w:rPr>
+        <w:t>영업 전표 담당자를 id 로(남은 순환)</w:t>
+      </w:r>
+    </w:p>
+    <w:p>
+      <w:pPr>
+        <w:pStyle w:val="Heading1"/>
+        <w:spacing w:after="120" w:before="240"/>
+      </w:pPr>
+      <w:r>
+        <w:rPr>
+          <w:rFonts w:ascii="맑은 고딕" w:cs="맑은 고딕" w:eastAsia="맑은 고딕" w:hAnsi="맑은 고딕"/>
+        </w:rPr>
+        <w:t>16회차 — 근태입력</w:t>
+      </w:r>
+    </w:p>
+    <w:p>
+      <w:pPr>
+        <w:spacing w:after="120"/>
+      </w:pPr>
+      <w:r>
+        <w:rPr>
+          <w:rFonts w:ascii="맑은 고딕" w:cs="맑은 고딕" w:eastAsia="맑은 고딕" w:hAnsi="맑은 고딕"/>
+          <w:sz w:val="21"/>
+          <w:szCs w:val="21"/>
+        </w:rPr>
+        <w:t>근태입력 화면에서 사원(이사원)을 코드도움으로 고르고 출근 09:00 · 퇴근 18:00 을 넣어 저장한 뒤, 기록이 그대로 들어갔는지와 지울 수 있는지를 봤습니다(qa/flows/hr.json). 같은 사원·날짜는 덮어쓰므로 실제 근태를 건드리지 않게 미래 날짜(2027-01-04)로 넣습니다.</w:t>
+      </w:r>
+    </w:p>
+    <w:tbl>
+      <w:tblPr>
+        <w:tblW w:type="dxa" w:w="8900"/>
+        <w:tblBorders>
+          <w:top w:val="single" w:color="auto" w:sz="4"/>
+          <w:left w:val="single" w:color="auto" w:sz="4"/>
+          <w:bottom w:val="single" w:color="auto" w:sz="4"/>
+          <w:right w:val="single" w:color="auto" w:sz="4"/>
+          <w:insideH w:val="single" w:color="auto" w:sz="4"/>
+          <w:insideV w:val="single" w:color="auto" w:sz="4"/>
+        </w:tblBorders>
+      </w:tblPr>
+      <w:tblGrid>
+        <w:gridCol w:w="400"/>
+        <w:gridCol w:w="4400"/>
+        <w:gridCol w:w="4100"/>
+      </w:tblGrid>
+      <w:tr>
+        <w:trPr>
+          <w:tblHeader/>
+        </w:trPr>
+        <w:tc>
+          <w:tcPr>
+            <w:tcW w:type="dxa" w:w="400"/>
+            <w:tcBorders>
+              <w:top w:val="single" w:color="BFC5CE" w:sz="4"/>
+              <w:left w:val="single" w:color="BFC5CE" w:sz="4"/>
+              <w:bottom w:val="single" w:color="BFC5CE" w:sz="4"/>
+              <w:right w:val="single" w:color="BFC5CE" w:sz="4"/>
+            </w:tcBorders>
+            <w:shd w:fill="E8EEF9" w:val="clear"/>
+            <w:tcMar>
+              <w:top w:type="dxa" w:w="60"/>
+              <w:left w:type="dxa" w:w="90"/>
+              <w:bottom w:type="dxa" w:w="60"/>
+              <w:right w:type="dxa" w:w="90"/>
+            </w:tcMar>
+          </w:tcPr>
+          <w:p>
+            <w:r>
+              <w:rPr>
+                <w:rFonts w:ascii="맑은 고딕" w:cs="맑은 고딕" w:eastAsia="맑은 고딕" w:hAnsi="맑은 고딕"/>
+                <w:b/>
+                <w:bCs/>
+                <w:sz w:val="18"/>
+                <w:szCs w:val="18"/>
+              </w:rPr>
+              <w:t>#</w:t>
+            </w:r>
+          </w:p>
+        </w:tc>
+        <w:tc>
+          <w:tcPr>
+            <w:tcW w:type="dxa" w:w="4400"/>
+            <w:tcBorders>
+              <w:top w:val="single" w:color="BFC5CE" w:sz="4"/>
+              <w:left w:val="single" w:color="BFC5CE" w:sz="4"/>
+              <w:bottom w:val="single" w:color="BFC5CE" w:sz="4"/>
+              <w:right w:val="single" w:color="BFC5CE" w:sz="4"/>
+            </w:tcBorders>
+            <w:shd w:fill="E8EEF9" w:val="clear"/>
+            <w:tcMar>
+              <w:top w:type="dxa" w:w="60"/>
+              <w:left w:type="dxa" w:w="90"/>
+              <w:bottom w:type="dxa" w:w="60"/>
+              <w:right w:type="dxa" w:w="90"/>
+            </w:tcMar>
+          </w:tcPr>
+          <w:p>
+            <w:r>
+              <w:rPr>
+                <w:rFonts w:ascii="맑은 고딕" w:cs="맑은 고딕" w:eastAsia="맑은 고딕" w:hAnsi="맑은 고딕"/>
+                <w:b/>
+                <w:bCs/>
+                <w:sz w:val="18"/>
+                <w:szCs w:val="18"/>
+              </w:rPr>
+              <w:t>내용</w:t>
+            </w:r>
+          </w:p>
+        </w:tc>
+        <w:tc>
+          <w:tcPr>
+            <w:tcW w:type="dxa" w:w="4100"/>
+            <w:tcBorders>
+              <w:top w:val="single" w:color="BFC5CE" w:sz="4"/>
+              <w:left w:val="single" w:color="BFC5CE" w:sz="4"/>
+              <w:bottom w:val="single" w:color="BFC5CE" w:sz="4"/>
+              <w:right w:val="single" w:color="BFC5CE" w:sz="4"/>
+            </w:tcBorders>
+            <w:shd w:fill="E8EEF9" w:val="clear"/>
+            <w:tcMar>
+              <w:top w:type="dxa" w:w="60"/>
+              <w:left w:type="dxa" w:w="90"/>
+              <w:bottom w:type="dxa" w:w="60"/>
+              <w:right w:type="dxa" w:w="90"/>
+            </w:tcMar>
+          </w:tcPr>
+          <w:p>
+            <w:r>
+              <w:rPr>
+                <w:rFonts w:ascii="맑은 고딕" w:cs="맑은 고딕" w:eastAsia="맑은 고딕" w:hAnsi="맑은 고딕"/>
+                <w:b/>
+                <w:bCs/>
+                <w:sz w:val="18"/>
+                <w:szCs w:val="18"/>
+              </w:rPr>
+              <w:t>고친 것</w:t>
+            </w:r>
+          </w:p>
+        </w:tc>
+      </w:tr>
+      <w:tr>
+        <w:tc>
+          <w:tcPr>
+            <w:tcW w:type="dxa" w:w="400"/>
+            <w:tcBorders>
+              <w:top w:val="single" w:color="BFC5CE" w:sz="4"/>
+              <w:left w:val="single" w:color="BFC5CE" w:sz="4"/>
+              <w:bottom w:val="single" w:color="BFC5CE" w:sz="4"/>
+              <w:right w:val="single" w:color="BFC5CE" w:sz="4"/>
+            </w:tcBorders>
+            <w:tcMar>
+              <w:top w:type="dxa" w:w="60"/>
+              <w:left w:type="dxa" w:w="90"/>
+              <w:bottom w:type="dxa" w:w="60"/>
+              <w:right w:type="dxa" w:w="90"/>
+            </w:tcMar>
+          </w:tcPr>
+          <w:p>
+            <w:r>
+              <w:rPr>
+                <w:rFonts w:ascii="맑은 고딕" w:cs="맑은 고딕" w:eastAsia="맑은 고딕" w:hAnsi="맑은 고딕"/>
+                <w:b w:val="false"/>
+                <w:bCs w:val="false"/>
+                <w:sz w:val="18"/>
+                <w:szCs w:val="18"/>
+              </w:rPr>
+              <w:t>51</w:t>
+            </w:r>
+          </w:p>
+        </w:tc>
+        <w:tc>
+          <w:tcPr>
+            <w:tcW w:type="dxa" w:w="4400"/>
+            <w:tcBorders>
+              <w:top w:val="single" w:color="BFC5CE" w:sz="4"/>
+              <w:left w:val="single" w:color="BFC5CE" w:sz="4"/>
+              <w:bottom w:val="single" w:color="BFC5CE" w:sz="4"/>
+              <w:right w:val="single" w:color="BFC5CE" w:sz="4"/>
+            </w:tcBorders>
+            <w:tcMar>
+              <w:top w:type="dxa" w:w="60"/>
+              <w:left w:type="dxa" w:w="90"/>
+              <w:bottom w:type="dxa" w:w="60"/>
+              <w:right w:type="dxa" w:w="90"/>
+            </w:tcMar>
+          </w:tcPr>
+          <w:p>
+            <w:r>
+              <w:rPr>
+                <w:rFonts w:ascii="맑은 고딕" w:cs="맑은 고딕" w:eastAsia="맑은 고딕" w:hAnsi="맑은 고딕"/>
+                <w:b w:val="false"/>
+                <w:bCs w:val="false"/>
+                <w:sz w:val="18"/>
+                <w:szCs w:val="18"/>
+              </w:rPr>
+              <w:t>근태는 덮어쓰기만 되고 지울 길이 없었다. 날짜를 잘못 골라 넣으면 출·퇴근을 비워도 그 날 기록이 남아 근무일·결근으로 집계됐다.</w:t>
+            </w:r>
+          </w:p>
+        </w:tc>
+        <w:tc>
+          <w:tcPr>
+            <w:tcW w:type="dxa" w:w="4100"/>
+            <w:tcBorders>
+              <w:top w:val="single" w:color="BFC5CE" w:sz="4"/>
+              <w:left w:val="single" w:color="BFC5CE" w:sz="4"/>
+              <w:bottom w:val="single" w:color="BFC5CE" w:sz="4"/>
+              <w:right w:val="single" w:color="BFC5CE" w:sz="4"/>
+            </w:tcBorders>
+            <w:tcMar>
+              <w:top w:type="dxa" w:w="60"/>
+              <w:left w:type="dxa" w:w="90"/>
+              <w:bottom w:type="dxa" w:w="60"/>
+              <w:right w:type="dxa" w:w="90"/>
+            </w:tcMar>
+          </w:tcPr>
+          <w:p>
+            <w:r>
+              <w:rPr>
+                <w:rFonts w:ascii="맑은 고딕" w:cs="맑은 고딕" w:eastAsia="맑은 고딕" w:hAnsi="맑은 고딕"/>
+                <w:b w:val="false"/>
+                <w:bCs w:val="false"/>
+                <w:sz w:val="18"/>
+                <w:szCs w:val="18"/>
+              </w:rPr>
+              <w:t>삭제를 만들고 목록에 [삭제].</w:t>
+            </w:r>
+          </w:p>
+        </w:tc>
+      </w:tr>
+      <w:tr>
+        <w:tc>
+          <w:tcPr>
+            <w:tcW w:type="dxa" w:w="400"/>
+            <w:tcBorders>
+              <w:top w:val="single" w:color="BFC5CE" w:sz="4"/>
+              <w:left w:val="single" w:color="BFC5CE" w:sz="4"/>
+              <w:bottom w:val="single" w:color="BFC5CE" w:sz="4"/>
+              <w:right w:val="single" w:color="BFC5CE" w:sz="4"/>
+            </w:tcBorders>
+            <w:tcMar>
+              <w:top w:type="dxa" w:w="60"/>
+              <w:left w:type="dxa" w:w="90"/>
+              <w:bottom w:type="dxa" w:w="60"/>
+              <w:right w:type="dxa" w:w="90"/>
+            </w:tcMar>
+          </w:tcPr>
+          <w:p>
+            <w:r>
+              <w:rPr>
+                <w:rFonts w:ascii="맑은 고딕" w:cs="맑은 고딕" w:eastAsia="맑은 고딕" w:hAnsi="맑은 고딕"/>
+                <w:b w:val="false"/>
+                <w:bCs w:val="false"/>
+                <w:sz w:val="18"/>
+                <w:szCs w:val="18"/>
+              </w:rPr>
+              <w:t>52</w:t>
+            </w:r>
+          </w:p>
+        </w:tc>
+        <w:tc>
+          <w:tcPr>
+            <w:tcW w:type="dxa" w:w="4400"/>
+            <w:tcBorders>
+              <w:top w:val="single" w:color="BFC5CE" w:sz="4"/>
+              <w:left w:val="single" w:color="BFC5CE" w:sz="4"/>
+              <w:bottom w:val="single" w:color="BFC5CE" w:sz="4"/>
+              <w:right w:val="single" w:color="BFC5CE" w:sz="4"/>
+            </w:tcBorders>
+            <w:tcMar>
+              <w:top w:type="dxa" w:w="60"/>
+              <w:left w:type="dxa" w:w="90"/>
+              <w:bottom w:type="dxa" w:w="60"/>
+              <w:right w:type="dxa" w:w="90"/>
+            </w:tcMar>
+          </w:tcPr>
+          <w:p>
+            <w:r>
+              <w:rPr>
+                <w:rFonts w:ascii="맑은 고딕" w:cs="맑은 고딕" w:eastAsia="맑은 고딕" w:hAnsi="맑은 고딕"/>
+                <w:b w:val="false"/>
+                <w:bCs w:val="false"/>
+                <w:sz w:val="18"/>
+                <w:szCs w:val="18"/>
+              </w:rPr>
+              <w:t>저장하면 창이 닫히고 목록만 다시 떠서 저장됐는지 알 수 없었다.</w:t>
+            </w:r>
+          </w:p>
+        </w:tc>
+        <w:tc>
+          <w:tcPr>
+            <w:tcW w:type="dxa" w:w="4100"/>
+            <w:tcBorders>
+              <w:top w:val="single" w:color="BFC5CE" w:sz="4"/>
+              <w:left w:val="single" w:color="BFC5CE" w:sz="4"/>
+              <w:bottom w:val="single" w:color="BFC5CE" w:sz="4"/>
+              <w:right w:val="single" w:color="BFC5CE" w:sz="4"/>
+            </w:tcBorders>
+            <w:tcMar>
+              <w:top w:type="dxa" w:w="60"/>
+              <w:left w:type="dxa" w:w="90"/>
+              <w:bottom w:type="dxa" w:w="60"/>
+              <w:right w:type="dxa" w:w="90"/>
+            </w:tcMar>
+          </w:tcPr>
+          <w:p>
+            <w:r>
+              <w:rPr>
+                <w:rFonts w:ascii="맑은 고딕" w:cs="맑은 고딕" w:eastAsia="맑은 고딕" w:hAnsi="맑은 고딕"/>
+                <w:b w:val="false"/>
+                <w:bCs w:val="false"/>
+                <w:sz w:val="18"/>
+                <w:szCs w:val="18"/>
+              </w:rPr>
+              <w:t>"이사원 2027/01/04 근태 저장 · 정상" 처럼 알린다.</w:t>
+            </w:r>
+          </w:p>
+        </w:tc>
+      </w:tr>
+    </w:tbl>
+    <w:p>
+      <w:pPr>
+        <w:spacing w:after="120"/>
+      </w:pPr>
+      <w:r>
+        <w:rPr>
+          <w:rFonts w:ascii="맑은 고딕" w:cs="맑은 고딕" w:eastAsia="맑은 고딕" w:hAnsi="맑은 고딕"/>
+          <w:sz w:val="21"/>
+          <w:szCs w:val="21"/>
+        </w:rPr>
+        <w:t>검증: 재컴파일·기동 · qa.mjs 1,852 · typecheck · build · ui-check · flows.</w:t>
+      </w:r>
+    </w:p>
+    <w:p>
+      <w:pPr>
+        <w:pStyle w:val="Heading2"/>
+        <w:spacing w:after="120" w:before="240"/>
+      </w:pPr>
+      <w:r>
+        <w:rPr>
+          <w:rFonts w:ascii="맑은 고딕" w:cs="맑은 고딕" w:eastAsia="맑은 고딕" w:hAnsi="맑은 고딕"/>
+        </w:rPr>
+        <w:t>16-1. 다음 할 일</w:t>
+      </w:r>
+    </w:p>
+    <w:p>
+      <w:pPr>
+        <w:pStyle w:val="ListParagraph"/>
+        <w:numPr>
+          <w:ilvl w:val="0"/>
+          <w:numId w:val="2"/>
+        </w:numPr>
+        <w:spacing w:after="60"/>
+      </w:pPr>
+      <w:r>
+        <w:rPr>
+          <w:rFonts w:ascii="맑은 고딕" w:cs="맑은 고딕" w:eastAsia="맑은 고딕" w:hAnsi="맑은 고딕"/>
+          <w:sz w:val="21"/>
+          <w:szCs w:val="21"/>
+        </w:rPr>
+        <w:t>휴가 신청 → 승인 → 잔여 휴가</w:t>
       </w:r>
     </w:p>
     <w:p>

--- a/docs/ERP_사용설명서_QA기록.docx
+++ b/docs/ERP_사용설명서_QA기록.docx
@@ -22261,6 +22261,401 @@
           <w:szCs w:val="21"/>
         </w:rPr>
         <w:t>영업 전표 담당자를 id 로(남은 순환)</w:t>
+      </w:r>
+    </w:p>
+    <w:p>
+      <w:pPr>
+        <w:pStyle w:val="Heading1"/>
+        <w:spacing w:after="120" w:before="240"/>
+      </w:pPr>
+      <w:r>
+        <w:rPr>
+          <w:rFonts w:ascii="맑은 고딕" w:cs="맑은 고딕" w:eastAsia="맑은 고딕" w:hAnsi="맑은 고딕"/>
+        </w:rPr>
+        <w:t>17회차 — 휴가 신청 → 확인 → 잔여 휴가</w:t>
+      </w:r>
+    </w:p>
+    <w:p>
+      <w:pPr>
+        <w:spacing w:after="120"/>
+      </w:pPr>
+      <w:r>
+        <w:rPr>
+          <w:rFonts w:ascii="맑은 고딕" w:cs="맑은 고딕" w:eastAsia="맑은 고딕" w:hAnsi="맑은 고딕"/>
+          <w:sz w:val="21"/>
+          <w:szCs w:val="21"/>
+        </w:rPr>
+        <w:t>먼저 API 로 규칙을 재 봤습니다: 신청만으로는 잔여 휴가가 안 줄고(15 → 15), [확인](승인)하면 1 줄고(→ 14), 지우면 돌아옵니다(→ 15). 그대로 맞았습니다. 그다음 화면으로 휴가 입력 → 근태조회에서 [확인] → 잔여 휴가 -1 → 삭제 → 원래대로를 했습니다(qa/flows/hr.json).</w:t>
+      </w:r>
+    </w:p>
+    <w:tbl>
+      <w:tblPr>
+        <w:tblW w:type="dxa" w:w="8900"/>
+        <w:tblBorders>
+          <w:top w:val="single" w:color="auto" w:sz="4"/>
+          <w:left w:val="single" w:color="auto" w:sz="4"/>
+          <w:bottom w:val="single" w:color="auto" w:sz="4"/>
+          <w:right w:val="single" w:color="auto" w:sz="4"/>
+          <w:insideH w:val="single" w:color="auto" w:sz="4"/>
+          <w:insideV w:val="single" w:color="auto" w:sz="4"/>
+        </w:tblBorders>
+      </w:tblPr>
+      <w:tblGrid>
+        <w:gridCol w:w="400"/>
+        <w:gridCol w:w="4400"/>
+        <w:gridCol w:w="4100"/>
+      </w:tblGrid>
+      <w:tr>
+        <w:trPr>
+          <w:tblHeader/>
+        </w:trPr>
+        <w:tc>
+          <w:tcPr>
+            <w:tcW w:type="dxa" w:w="400"/>
+            <w:tcBorders>
+              <w:top w:val="single" w:color="BFC5CE" w:sz="4"/>
+              <w:left w:val="single" w:color="BFC5CE" w:sz="4"/>
+              <w:bottom w:val="single" w:color="BFC5CE" w:sz="4"/>
+              <w:right w:val="single" w:color="BFC5CE" w:sz="4"/>
+            </w:tcBorders>
+            <w:shd w:fill="E8EEF9" w:val="clear"/>
+            <w:tcMar>
+              <w:top w:type="dxa" w:w="60"/>
+              <w:left w:type="dxa" w:w="90"/>
+              <w:bottom w:type="dxa" w:w="60"/>
+              <w:right w:type="dxa" w:w="90"/>
+            </w:tcMar>
+          </w:tcPr>
+          <w:p>
+            <w:r>
+              <w:rPr>
+                <w:rFonts w:ascii="맑은 고딕" w:cs="맑은 고딕" w:eastAsia="맑은 고딕" w:hAnsi="맑은 고딕"/>
+                <w:b/>
+                <w:bCs/>
+                <w:sz w:val="18"/>
+                <w:szCs w:val="18"/>
+              </w:rPr>
+              <w:t>#</w:t>
+            </w:r>
+          </w:p>
+        </w:tc>
+        <w:tc>
+          <w:tcPr>
+            <w:tcW w:type="dxa" w:w="4400"/>
+            <w:tcBorders>
+              <w:top w:val="single" w:color="BFC5CE" w:sz="4"/>
+              <w:left w:val="single" w:color="BFC5CE" w:sz="4"/>
+              <w:bottom w:val="single" w:color="BFC5CE" w:sz="4"/>
+              <w:right w:val="single" w:color="BFC5CE" w:sz="4"/>
+            </w:tcBorders>
+            <w:shd w:fill="E8EEF9" w:val="clear"/>
+            <w:tcMar>
+              <w:top w:type="dxa" w:w="60"/>
+              <w:left w:type="dxa" w:w="90"/>
+              <w:bottom w:type="dxa" w:w="60"/>
+              <w:right w:type="dxa" w:w="90"/>
+            </w:tcMar>
+          </w:tcPr>
+          <w:p>
+            <w:r>
+              <w:rPr>
+                <w:rFonts w:ascii="맑은 고딕" w:cs="맑은 고딕" w:eastAsia="맑은 고딕" w:hAnsi="맑은 고딕"/>
+                <w:b/>
+                <w:bCs/>
+                <w:sz w:val="18"/>
+                <w:szCs w:val="18"/>
+              </w:rPr>
+              <w:t>내용</w:t>
+            </w:r>
+          </w:p>
+        </w:tc>
+        <w:tc>
+          <w:tcPr>
+            <w:tcW w:type="dxa" w:w="4100"/>
+            <w:tcBorders>
+              <w:top w:val="single" w:color="BFC5CE" w:sz="4"/>
+              <w:left w:val="single" w:color="BFC5CE" w:sz="4"/>
+              <w:bottom w:val="single" w:color="BFC5CE" w:sz="4"/>
+              <w:right w:val="single" w:color="BFC5CE" w:sz="4"/>
+            </w:tcBorders>
+            <w:shd w:fill="E8EEF9" w:val="clear"/>
+            <w:tcMar>
+              <w:top w:type="dxa" w:w="60"/>
+              <w:left w:type="dxa" w:w="90"/>
+              <w:bottom w:type="dxa" w:w="60"/>
+              <w:right w:type="dxa" w:w="90"/>
+            </w:tcMar>
+          </w:tcPr>
+          <w:p>
+            <w:r>
+              <w:rPr>
+                <w:rFonts w:ascii="맑은 고딕" w:cs="맑은 고딕" w:eastAsia="맑은 고딕" w:hAnsi="맑은 고딕"/>
+                <w:b/>
+                <w:bCs/>
+                <w:sz w:val="18"/>
+                <w:szCs w:val="18"/>
+              </w:rPr>
+              <w:t>고친 것</w:t>
+            </w:r>
+          </w:p>
+        </w:tc>
+      </w:tr>
+      <w:tr>
+        <w:tc>
+          <w:tcPr>
+            <w:tcW w:type="dxa" w:w="400"/>
+            <w:tcBorders>
+              <w:top w:val="single" w:color="BFC5CE" w:sz="4"/>
+              <w:left w:val="single" w:color="BFC5CE" w:sz="4"/>
+              <w:bottom w:val="single" w:color="BFC5CE" w:sz="4"/>
+              <w:right w:val="single" w:color="BFC5CE" w:sz="4"/>
+            </w:tcBorders>
+            <w:tcMar>
+              <w:top w:type="dxa" w:w="60"/>
+              <w:left w:type="dxa" w:w="90"/>
+              <w:bottom w:type="dxa" w:w="60"/>
+              <w:right w:type="dxa" w:w="90"/>
+            </w:tcMar>
+          </w:tcPr>
+          <w:p>
+            <w:r>
+              <w:rPr>
+                <w:rFonts w:ascii="맑은 고딕" w:cs="맑은 고딕" w:eastAsia="맑은 고딕" w:hAnsi="맑은 고딕"/>
+                <w:b w:val="false"/>
+                <w:bCs w:val="false"/>
+                <w:sz w:val="18"/>
+                <w:szCs w:val="18"/>
+              </w:rPr>
+              <w:t>53</w:t>
+            </w:r>
+          </w:p>
+        </w:tc>
+        <w:tc>
+          <w:tcPr>
+            <w:tcW w:type="dxa" w:w="4400"/>
+            <w:tcBorders>
+              <w:top w:val="single" w:color="BFC5CE" w:sz="4"/>
+              <w:left w:val="single" w:color="BFC5CE" w:sz="4"/>
+              <w:bottom w:val="single" w:color="BFC5CE" w:sz="4"/>
+              <w:right w:val="single" w:color="BFC5CE" w:sz="4"/>
+            </w:tcBorders>
+            <w:tcMar>
+              <w:top w:type="dxa" w:w="60"/>
+              <w:left w:type="dxa" w:w="90"/>
+              <w:bottom w:type="dxa" w:w="60"/>
+              <w:right w:type="dxa" w:w="90"/>
+            </w:tcMar>
+          </w:tcPr>
+          <w:p>
+            <w:r>
+              <w:rPr>
+                <w:rFonts w:ascii="맑은 고딕" w:cs="맑은 고딕" w:eastAsia="맑은 고딕" w:hAnsi="맑은 고딕"/>
+                <w:b w:val="false"/>
+                <w:bCs w:val="false"/>
+                <w:sz w:val="18"/>
+                <w:szCs w:val="18"/>
+              </w:rPr>
+              <w:t>휴가 입력 줄의 사원이 드롭다운이었다(근태입력은 코드도움, 원본도 코드도움).</w:t>
+            </w:r>
+          </w:p>
+        </w:tc>
+        <w:tc>
+          <w:tcPr>
+            <w:tcW w:type="dxa" w:w="4100"/>
+            <w:tcBorders>
+              <w:top w:val="single" w:color="BFC5CE" w:sz="4"/>
+              <w:left w:val="single" w:color="BFC5CE" w:sz="4"/>
+              <w:bottom w:val="single" w:color="BFC5CE" w:sz="4"/>
+              <w:right w:val="single" w:color="BFC5CE" w:sz="4"/>
+            </w:tcBorders>
+            <w:tcMar>
+              <w:top w:type="dxa" w:w="60"/>
+              <w:left w:type="dxa" w:w="90"/>
+              <w:bottom w:type="dxa" w:w="60"/>
+              <w:right w:type="dxa" w:w="90"/>
+            </w:tcMar>
+          </w:tcPr>
+          <w:p>
+            <w:r>
+              <w:rPr>
+                <w:rFonts w:ascii="맑은 고딕" w:cs="맑은 고딕" w:eastAsia="맑은 고딕" w:hAnsi="맑은 고딕"/>
+                <w:b w:val="false"/>
+                <w:bCs w:val="false"/>
+                <w:sz w:val="18"/>
+                <w:szCs w:val="18"/>
+              </w:rPr>
+              <w:t>코드도움으로.</w:t>
+            </w:r>
+          </w:p>
+        </w:tc>
+      </w:tr>
+      <w:tr>
+        <w:tc>
+          <w:tcPr>
+            <w:tcW w:type="dxa" w:w="400"/>
+            <w:tcBorders>
+              <w:top w:val="single" w:color="BFC5CE" w:sz="4"/>
+              <w:left w:val="single" w:color="BFC5CE" w:sz="4"/>
+              <w:bottom w:val="single" w:color="BFC5CE" w:sz="4"/>
+              <w:right w:val="single" w:color="BFC5CE" w:sz="4"/>
+            </w:tcBorders>
+            <w:tcMar>
+              <w:top w:type="dxa" w:w="60"/>
+              <w:left w:type="dxa" w:w="90"/>
+              <w:bottom w:type="dxa" w:w="60"/>
+              <w:right w:type="dxa" w:w="90"/>
+            </w:tcMar>
+          </w:tcPr>
+          <w:p>
+            <w:r>
+              <w:rPr>
+                <w:rFonts w:ascii="맑은 고딕" w:cs="맑은 고딕" w:eastAsia="맑은 고딕" w:hAnsi="맑은 고딕"/>
+                <w:b w:val="false"/>
+                <w:bCs w:val="false"/>
+                <w:sz w:val="18"/>
+                <w:szCs w:val="18"/>
+              </w:rPr>
+              <w:t>54</w:t>
+            </w:r>
+          </w:p>
+        </w:tc>
+        <w:tc>
+          <w:tcPr>
+            <w:tcW w:type="dxa" w:w="4400"/>
+            <w:tcBorders>
+              <w:top w:val="single" w:color="BFC5CE" w:sz="4"/>
+              <w:left w:val="single" w:color="BFC5CE" w:sz="4"/>
+              <w:bottom w:val="single" w:color="BFC5CE" w:sz="4"/>
+              <w:right w:val="single" w:color="BFC5CE" w:sz="4"/>
+            </w:tcBorders>
+            <w:tcMar>
+              <w:top w:type="dxa" w:w="60"/>
+              <w:left w:type="dxa" w:w="90"/>
+              <w:bottom w:type="dxa" w:w="60"/>
+              <w:right w:type="dxa" w:w="90"/>
+            </w:tcMar>
+          </w:tcPr>
+          <w:p>
+            <w:r>
+              <w:rPr>
+                <w:rFonts w:ascii="맑은 고딕" w:cs="맑은 고딕" w:eastAsia="맑은 고딕" w:hAnsi="맑은 고딕"/>
+                <w:b w:val="false"/>
+                <w:bCs w:val="false"/>
+                <w:sz w:val="18"/>
+                <w:szCs w:val="18"/>
+              </w:rPr>
+              <w:t>저장하면 "1건 저장했습니다." 만 — 서버가 매기는 근태번호가 안 보였다.</w:t>
+            </w:r>
+          </w:p>
+        </w:tc>
+        <w:tc>
+          <w:tcPr>
+            <w:tcW w:type="dxa" w:w="4100"/>
+            <w:tcBorders>
+              <w:top w:val="single" w:color="BFC5CE" w:sz="4"/>
+              <w:left w:val="single" w:color="BFC5CE" w:sz="4"/>
+              <w:bottom w:val="single" w:color="BFC5CE" w:sz="4"/>
+              <w:right w:val="single" w:color="BFC5CE" w:sz="4"/>
+            </w:tcBorders>
+            <w:tcMar>
+              <w:top w:type="dxa" w:w="60"/>
+              <w:left w:type="dxa" w:w="90"/>
+              <w:bottom w:type="dxa" w:w="60"/>
+              <w:right w:type="dxa" w:w="90"/>
+            </w:tcMar>
+          </w:tcPr>
+          <w:p>
+            <w:r>
+              <w:rPr>
+                <w:rFonts w:ascii="맑은 고딕" w:cs="맑은 고딕" w:eastAsia="맑은 고딕" w:hAnsi="맑은 고딕"/>
+                <w:b w:val="false"/>
+                <w:bCs w:val="false"/>
+                <w:sz w:val="18"/>
+                <w:szCs w:val="18"/>
+              </w:rPr>
+              <w:t>"1건 저장했습니다 (AT-20261230-0001)".</w:t>
+            </w:r>
+          </w:p>
+        </w:tc>
+      </w:tr>
+    </w:tbl>
+    <w:p>
+      <w:pPr>
+        <w:spacing w:after="120"/>
+      </w:pPr>
+      <w:r>
+        <w:rPr>
+          <w:rFonts w:ascii="맑은 고딕" w:cs="맑은 고딕" w:eastAsia="맑은 고딕" w:hAnsi="맑은 고딕"/>
+          <w:sz w:val="21"/>
+          <w:szCs w:val="21"/>
+        </w:rPr>
+        <w:t>도구: qa/precommit.sh — 서버 없이 도는 검사 다섯(typecheck · test:unit · ui-check · dto-check · arch-check)을 한 번에 돌리고 하나라도 실패하면 실패로 끝납니다. 이 회차에 ui-check 결과를 끝줄만 보고 커밋했다가 실패(코드도움 안내 문구 "선택" → "사원")를 흘려 바로 다음 커밋으로 고쳤고, 그래서 만들었습니다.</w:t>
+      </w:r>
+    </w:p>
+    <w:p>
+      <w:pPr>
+        <w:pStyle w:val="Heading2"/>
+        <w:spacing w:after="120" w:before="240"/>
+      </w:pPr>
+      <w:r>
+        <w:rPr>
+          <w:rFonts w:ascii="맑은 고딕" w:cs="맑은 고딕" w:eastAsia="맑은 고딕" w:hAnsi="맑은 고딕"/>
+        </w:rPr>
+        <w:t>17-1. 다음 할 일</w:t>
+      </w:r>
+    </w:p>
+    <w:p>
+      <w:pPr>
+        <w:pStyle w:val="ListParagraph"/>
+        <w:numPr>
+          <w:ilvl w:val="0"/>
+          <w:numId w:val="2"/>
+        </w:numPr>
+        <w:spacing w:after="60"/>
+      </w:pPr>
+      <w:r>
+        <w:rPr>
+          <w:rFonts w:ascii="맑은 고딕" w:cs="맑은 고딕" w:eastAsia="맑은 고딕" w:hAnsi="맑은 고딕"/>
+          <w:sz w:val="21"/>
+          <w:szCs w:val="21"/>
+        </w:rPr>
+        <w:t>#43 QA 전용 회사 · #29 전표번호 재사용(결정 필요)</w:t>
+      </w:r>
+    </w:p>
+    <w:p>
+      <w:pPr>
+        <w:pStyle w:val="ListParagraph"/>
+        <w:numPr>
+          <w:ilvl w:val="0"/>
+          <w:numId w:val="2"/>
+        </w:numPr>
+        <w:spacing w:after="60"/>
+      </w:pPr>
+      <w:r>
+        <w:rPr>
+          <w:rFonts w:ascii="맑은 고딕" w:cs="맑은 고딕" w:eastAsia="맑은 고딕" w:hAnsi="맑은 고딕"/>
+          <w:sz w:val="21"/>
+          <w:szCs w:val="21"/>
+        </w:rPr>
+        <w:t>영업 전표 담당자를 id 로(남은 순환)</w:t>
+      </w:r>
+    </w:p>
+    <w:p>
+      <w:pPr>
+        <w:pStyle w:val="ListParagraph"/>
+        <w:numPr>
+          <w:ilvl w:val="0"/>
+          <w:numId w:val="2"/>
+        </w:numPr>
+        <w:spacing w:after="60"/>
+      </w:pPr>
+      <w:r>
+        <w:rPr>
+          <w:rFonts w:ascii="맑은 고딕" w:cs="맑은 고딕" w:eastAsia="맑은 고딕" w:hAnsi="맑은 고딕"/>
+          <w:sz w:val="21"/>
+          <w:szCs w:val="21"/>
+        </w:rPr>
+        <w:t>급여 계산 → 급여이체 분개를 화면으로</w:t>
       </w:r>
     </w:p>
     <w:sectPr>

--- a/docs/ERP_사용설명서_QA기록.docx
+++ b/docs/ERP_사용설명서_QA기록.docx
@@ -22656,6 +22656,383 @@
           <w:szCs w:val="21"/>
         </w:rPr>
         <w:t>급여 계산 → 급여이체 분개를 화면으로</w:t>
+      </w:r>
+    </w:p>
+    <w:p>
+      <w:pPr>
+        <w:pStyle w:val="Heading1"/>
+        <w:spacing w:after="120" w:before="240"/>
+      </w:pPr>
+      <w:r>
+        <w:rPr>
+          <w:rFonts w:ascii="맑은 고딕" w:cs="맑은 고딕" w:eastAsia="맑은 고딕" w:hAnsi="맑은 고딕"/>
+        </w:rPr>
+        <w:t>18회차 — 급여</w:t>
+      </w:r>
+    </w:p>
+    <w:tbl>
+      <w:tblPr>
+        <w:tblW w:type="dxa" w:w="8900"/>
+        <w:tblBorders>
+          <w:top w:val="single" w:color="auto" w:sz="4"/>
+          <w:left w:val="single" w:color="auto" w:sz="4"/>
+          <w:bottom w:val="single" w:color="auto" w:sz="4"/>
+          <w:right w:val="single" w:color="auto" w:sz="4"/>
+          <w:insideH w:val="single" w:color="auto" w:sz="4"/>
+          <w:insideV w:val="single" w:color="auto" w:sz="4"/>
+        </w:tblBorders>
+      </w:tblPr>
+      <w:tblGrid>
+        <w:gridCol w:w="400"/>
+        <w:gridCol w:w="4400"/>
+        <w:gridCol w:w="4100"/>
+      </w:tblGrid>
+      <w:tr>
+        <w:trPr>
+          <w:tblHeader/>
+        </w:trPr>
+        <w:tc>
+          <w:tcPr>
+            <w:tcW w:type="dxa" w:w="400"/>
+            <w:tcBorders>
+              <w:top w:val="single" w:color="BFC5CE" w:sz="4"/>
+              <w:left w:val="single" w:color="BFC5CE" w:sz="4"/>
+              <w:bottom w:val="single" w:color="BFC5CE" w:sz="4"/>
+              <w:right w:val="single" w:color="BFC5CE" w:sz="4"/>
+            </w:tcBorders>
+            <w:shd w:fill="E8EEF9" w:val="clear"/>
+            <w:tcMar>
+              <w:top w:type="dxa" w:w="60"/>
+              <w:left w:type="dxa" w:w="90"/>
+              <w:bottom w:type="dxa" w:w="60"/>
+              <w:right w:type="dxa" w:w="90"/>
+            </w:tcMar>
+          </w:tcPr>
+          <w:p>
+            <w:r>
+              <w:rPr>
+                <w:rFonts w:ascii="맑은 고딕" w:cs="맑은 고딕" w:eastAsia="맑은 고딕" w:hAnsi="맑은 고딕"/>
+                <w:b/>
+                <w:bCs/>
+                <w:sz w:val="18"/>
+                <w:szCs w:val="18"/>
+              </w:rPr>
+              <w:t>#</w:t>
+            </w:r>
+          </w:p>
+        </w:tc>
+        <w:tc>
+          <w:tcPr>
+            <w:tcW w:type="dxa" w:w="4400"/>
+            <w:tcBorders>
+              <w:top w:val="single" w:color="BFC5CE" w:sz="4"/>
+              <w:left w:val="single" w:color="BFC5CE" w:sz="4"/>
+              <w:bottom w:val="single" w:color="BFC5CE" w:sz="4"/>
+              <w:right w:val="single" w:color="BFC5CE" w:sz="4"/>
+            </w:tcBorders>
+            <w:shd w:fill="E8EEF9" w:val="clear"/>
+            <w:tcMar>
+              <w:top w:type="dxa" w:w="60"/>
+              <w:left w:type="dxa" w:w="90"/>
+              <w:bottom w:type="dxa" w:w="60"/>
+              <w:right w:type="dxa" w:w="90"/>
+            </w:tcMar>
+          </w:tcPr>
+          <w:p>
+            <w:r>
+              <w:rPr>
+                <w:rFonts w:ascii="맑은 고딕" w:cs="맑은 고딕" w:eastAsia="맑은 고딕" w:hAnsi="맑은 고딕"/>
+                <w:b/>
+                <w:bCs/>
+                <w:sz w:val="18"/>
+                <w:szCs w:val="18"/>
+              </w:rPr>
+              <w:t>내용</w:t>
+            </w:r>
+          </w:p>
+        </w:tc>
+        <w:tc>
+          <w:tcPr>
+            <w:tcW w:type="dxa" w:w="4100"/>
+            <w:tcBorders>
+              <w:top w:val="single" w:color="BFC5CE" w:sz="4"/>
+              <w:left w:val="single" w:color="BFC5CE" w:sz="4"/>
+              <w:bottom w:val="single" w:color="BFC5CE" w:sz="4"/>
+              <w:right w:val="single" w:color="BFC5CE" w:sz="4"/>
+            </w:tcBorders>
+            <w:shd w:fill="E8EEF9" w:val="clear"/>
+            <w:tcMar>
+              <w:top w:type="dxa" w:w="60"/>
+              <w:left w:type="dxa" w:w="90"/>
+              <w:bottom w:type="dxa" w:w="60"/>
+              <w:right w:type="dxa" w:w="90"/>
+            </w:tcMar>
+          </w:tcPr>
+          <w:p>
+            <w:r>
+              <w:rPr>
+                <w:rFonts w:ascii="맑은 고딕" w:cs="맑은 고딕" w:eastAsia="맑은 고딕" w:hAnsi="맑은 고딕"/>
+                <w:b/>
+                <w:bCs/>
+                <w:sz w:val="18"/>
+                <w:szCs w:val="18"/>
+              </w:rPr>
+              <w:t>처리</w:t>
+            </w:r>
+          </w:p>
+        </w:tc>
+      </w:tr>
+      <w:tr>
+        <w:tc>
+          <w:tcPr>
+            <w:tcW w:type="dxa" w:w="400"/>
+            <w:tcBorders>
+              <w:top w:val="single" w:color="BFC5CE" w:sz="4"/>
+              <w:left w:val="single" w:color="BFC5CE" w:sz="4"/>
+              <w:bottom w:val="single" w:color="BFC5CE" w:sz="4"/>
+              <w:right w:val="single" w:color="BFC5CE" w:sz="4"/>
+            </w:tcBorders>
+            <w:tcMar>
+              <w:top w:type="dxa" w:w="60"/>
+              <w:left w:type="dxa" w:w="90"/>
+              <w:bottom w:type="dxa" w:w="60"/>
+              <w:right w:type="dxa" w:w="90"/>
+            </w:tcMar>
+          </w:tcPr>
+          <w:p>
+            <w:r>
+              <w:rPr>
+                <w:rFonts w:ascii="맑은 고딕" w:cs="맑은 고딕" w:eastAsia="맑은 고딕" w:hAnsi="맑은 고딕"/>
+                <w:b w:val="false"/>
+                <w:bCs w:val="false"/>
+                <w:sz w:val="18"/>
+                <w:szCs w:val="18"/>
+              </w:rPr>
+              <w:t>55</w:t>
+            </w:r>
+          </w:p>
+        </w:tc>
+        <w:tc>
+          <w:tcPr>
+            <w:tcW w:type="dxa" w:w="4400"/>
+            <w:tcBorders>
+              <w:top w:val="single" w:color="BFC5CE" w:sz="4"/>
+              <w:left w:val="single" w:color="BFC5CE" w:sz="4"/>
+              <w:bottom w:val="single" w:color="BFC5CE" w:sz="4"/>
+              <w:right w:val="single" w:color="BFC5CE" w:sz="4"/>
+            </w:tcBorders>
+            <w:tcMar>
+              <w:top w:type="dxa" w:w="60"/>
+              <w:left w:type="dxa" w:w="90"/>
+              <w:bottom w:type="dxa" w:w="60"/>
+              <w:right w:type="dxa" w:w="90"/>
+            </w:tcMar>
+          </w:tcPr>
+          <w:p>
+            <w:r>
+              <w:rPr>
+                <w:rFonts w:ascii="맑은 고딕" w:cs="맑은 고딕" w:eastAsia="맑은 고딕" w:hAnsi="맑은 고딕"/>
+                <w:b w:val="false"/>
+                <w:bCs w:val="false"/>
+                <w:sz w:val="18"/>
+                <w:szCs w:val="18"/>
+              </w:rPr>
+              <w:t>[미작성 일괄계산] 이 사원별 실패를 버리고 늘 "N명 급여계산 완료" 라고 했다. 실패한 사원이 빠진 채 확정·이체로 넘어갈 수 있었다.</w:t>
+            </w:r>
+          </w:p>
+        </w:tc>
+        <w:tc>
+          <w:tcPr>
+            <w:tcW w:type="dxa" w:w="4100"/>
+            <w:tcBorders>
+              <w:top w:val="single" w:color="BFC5CE" w:sz="4"/>
+              <w:left w:val="single" w:color="BFC5CE" w:sz="4"/>
+              <w:bottom w:val="single" w:color="BFC5CE" w:sz="4"/>
+              <w:right w:val="single" w:color="BFC5CE" w:sz="4"/>
+            </w:tcBorders>
+            <w:tcMar>
+              <w:top w:type="dxa" w:w="60"/>
+              <w:left w:type="dxa" w:w="90"/>
+              <w:bottom w:type="dxa" w:w="60"/>
+              <w:right w:type="dxa" w:w="90"/>
+            </w:tcMar>
+          </w:tcPr>
+          <w:p>
+            <w:r>
+              <w:rPr>
+                <w:rFonts w:ascii="맑은 고딕" w:cs="맑은 고딕" w:eastAsia="맑은 고딕" w:hAnsi="맑은 고딕"/>
+                <w:b w:val="false"/>
+                <w:bCs w:val="false"/>
+                <w:sz w:val="18"/>
+                <w:szCs w:val="18"/>
+              </w:rPr>
+              <w:t>실패를 세어 "N명 계산, M명 실패 — 이름(사유)" 로 알린다. 같은 꼴을 화면 전체에서 찾아봤는데 이것 하나였다.</w:t>
+            </w:r>
+          </w:p>
+        </w:tc>
+      </w:tr>
+      <w:tr>
+        <w:tc>
+          <w:tcPr>
+            <w:tcW w:type="dxa" w:w="400"/>
+            <w:tcBorders>
+              <w:top w:val="single" w:color="BFC5CE" w:sz="4"/>
+              <w:left w:val="single" w:color="BFC5CE" w:sz="4"/>
+              <w:bottom w:val="single" w:color="BFC5CE" w:sz="4"/>
+              <w:right w:val="single" w:color="BFC5CE" w:sz="4"/>
+            </w:tcBorders>
+            <w:tcMar>
+              <w:top w:type="dxa" w:w="60"/>
+              <w:left w:type="dxa" w:w="90"/>
+              <w:bottom w:type="dxa" w:w="60"/>
+              <w:right w:type="dxa" w:w="90"/>
+            </w:tcMar>
+          </w:tcPr>
+          <w:p>
+            <w:r>
+              <w:rPr>
+                <w:rFonts w:ascii="맑은 고딕" w:cs="맑은 고딕" w:eastAsia="맑은 고딕" w:hAnsi="맑은 고딕"/>
+                <w:b w:val="false"/>
+                <w:bCs w:val="false"/>
+                <w:sz w:val="18"/>
+                <w:szCs w:val="18"/>
+              </w:rPr>
+              <w:t>56</w:t>
+            </w:r>
+          </w:p>
+        </w:tc>
+        <w:tc>
+          <w:tcPr>
+            <w:tcW w:type="dxa" w:w="4400"/>
+            <w:tcBorders>
+              <w:top w:val="single" w:color="BFC5CE" w:sz="4"/>
+              <w:left w:val="single" w:color="BFC5CE" w:sz="4"/>
+              <w:bottom w:val="single" w:color="BFC5CE" w:sz="4"/>
+              <w:right w:val="single" w:color="BFC5CE" w:sz="4"/>
+            </w:tcBorders>
+            <w:tcMar>
+              <w:top w:type="dxa" w:w="60"/>
+              <w:left w:type="dxa" w:w="90"/>
+              <w:bottom w:type="dxa" w:w="60"/>
+              <w:right w:type="dxa" w:w="90"/>
+            </w:tcMar>
+          </w:tcPr>
+          <w:p>
+            <w:r>
+              <w:rPr>
+                <w:rFonts w:ascii="맑은 고딕" w:cs="맑은 고딕" w:eastAsia="맑은 고딕" w:hAnsi="맑은 고딕"/>
+                <w:b w:val="false"/>
+                <w:bCs w:val="false"/>
+                <w:sz w:val="18"/>
+                <w:szCs w:val="18"/>
+              </w:rPr>
+              <w:t>급여이체는 취소·삭제가 없다. 잘못 이체하면(계좌·월 착오) 되돌릴 길이 없다 — 은행 잔액과 분개가 남는다.</w:t>
+            </w:r>
+          </w:p>
+        </w:tc>
+        <w:tc>
+          <w:tcPr>
+            <w:tcW w:type="dxa" w:w="4100"/>
+            <w:tcBorders>
+              <w:top w:val="single" w:color="BFC5CE" w:sz="4"/>
+              <w:left w:val="single" w:color="BFC5CE" w:sz="4"/>
+              <w:bottom w:val="single" w:color="BFC5CE" w:sz="4"/>
+              <w:right w:val="single" w:color="BFC5CE" w:sz="4"/>
+            </w:tcBorders>
+            <w:tcMar>
+              <w:top w:type="dxa" w:w="60"/>
+              <w:left w:type="dxa" w:w="90"/>
+              <w:bottom w:type="dxa" w:w="60"/>
+              <w:right w:type="dxa" w:w="90"/>
+            </w:tcMar>
+          </w:tcPr>
+          <w:p>
+            <w:r>
+              <w:rPr>
+                <w:rFonts w:ascii="맑은 고딕" w:cs="맑은 고딕" w:eastAsia="맑은 고딕" w:hAnsi="맑은 고딕"/>
+                <w:b w:val="false"/>
+                <w:bCs w:val="false"/>
+                <w:sz w:val="18"/>
+                <w:szCs w:val="18"/>
+              </w:rPr>
+              <w:t>결정 필요: 이체 취소(분개 역분개·잔액 원복)를 만들지, 원본처럼 이체 후에는 고칠 수 없게 둘지.</w:t>
+            </w:r>
+          </w:p>
+        </w:tc>
+      </w:tr>
+    </w:tbl>
+    <w:p>
+      <w:pPr>
+        <w:spacing w:after="120"/>
+      </w:pPr>
+      <w:r>
+        <w:rPr>
+          <w:rFonts w:ascii="맑은 고딕" w:cs="맑은 고딕" w:eastAsia="맑은 고딕" w:hAnsi="맑은 고딕"/>
+          <w:sz w:val="21"/>
+          <w:szCs w:val="21"/>
+        </w:rPr>
+        <w:t>급여이체 분개(차)급여 지급총액 / 대)예수금 공제합계 · 예금 실지급액)와 잔액·이중 이체 방지는 QA 하네스가 이미 API 로 확인하고 있어 화면 시험은 일괄계산만 넣었습니다(qa/flows/payroll.json).</w:t>
+      </w:r>
+    </w:p>
+    <w:p>
+      <w:pPr>
+        <w:spacing w:after="120"/>
+      </w:pPr>
+      <w:r>
+        <w:rPr>
+          <w:rFonts w:ascii="맑은 고딕" w:cs="맑은 고딕" w:eastAsia="맑은 고딕" w:hAnsi="맑은 고딕"/>
+          <w:sz w:val="21"/>
+          <w:szCs w:val="21"/>
+        </w:rPr>
+        <w:t>실수: 처음엔 2027-03 으로 돌렸는데, 그 달엔 QA 하네스가 만든 확정 명세 6건이 있어서 일괄계산할 대상이 없었고, 뒷정리 단계가 그 6건까지 지우려 했습니다. 확정 명세라 삭제가 거부돼 잃은 것은 없습니다. 시험은 이제 비어 있는 먼 달(2039-12)에서만 돌고, 시작할 때 비어 있었을 때만 자기가 만든 것을 지웁니다.</w:t>
+      </w:r>
+    </w:p>
+    <w:p>
+      <w:pPr>
+        <w:pStyle w:val="Heading2"/>
+        <w:spacing w:after="120" w:before="240"/>
+      </w:pPr>
+      <w:r>
+        <w:rPr>
+          <w:rFonts w:ascii="맑은 고딕" w:cs="맑은 고딕" w:eastAsia="맑은 고딕" w:hAnsi="맑은 고딕"/>
+        </w:rPr>
+        <w:t>18-1. 다음 할 일</w:t>
+      </w:r>
+    </w:p>
+    <w:p>
+      <w:pPr>
+        <w:pStyle w:val="ListParagraph"/>
+        <w:numPr>
+          <w:ilvl w:val="0"/>
+          <w:numId w:val="2"/>
+        </w:numPr>
+        <w:spacing w:after="60"/>
+      </w:pPr>
+      <w:r>
+        <w:rPr>
+          <w:rFonts w:ascii="맑은 고딕" w:cs="맑은 고딕" w:eastAsia="맑은 고딕" w:hAnsi="맑은 고딕"/>
+          <w:sz w:val="21"/>
+          <w:szCs w:val="21"/>
+        </w:rPr>
+        <w:t>#56 급여이체 취소 · #43 QA 전용 회사 · #29 전표번호 재사용 (결정 필요)</w:t>
+      </w:r>
+    </w:p>
+    <w:p>
+      <w:pPr>
+        <w:pStyle w:val="ListParagraph"/>
+        <w:numPr>
+          <w:ilvl w:val="0"/>
+          <w:numId w:val="2"/>
+        </w:numPr>
+        <w:spacing w:after="60"/>
+      </w:pPr>
+      <w:r>
+        <w:rPr>
+          <w:rFonts w:ascii="맑은 고딕" w:cs="맑은 고딕" w:eastAsia="맑은 고딕" w:hAnsi="맑은 고딕"/>
+          <w:sz w:val="21"/>
+          <w:szCs w:val="21"/>
+        </w:rPr>
+        <w:t>영업 전표 담당자를 id 로(남은 순환)</w:t>
       </w:r>
     </w:p>
     <w:sectPr>

--- a/docs/ERP_사용설명서_QA기록.docx
+++ b/docs/ERP_사용설명서_QA기록.docx
@@ -23033,6 +23033,312 @@
           <w:szCs w:val="21"/>
         </w:rPr>
         <w:t>영업 전표 담당자를 id 로(남은 순환)</w:t>
+      </w:r>
+    </w:p>
+    <w:p>
+      <w:pPr>
+        <w:pStyle w:val="Heading1"/>
+        <w:spacing w:after="120" w:before="240"/>
+      </w:pPr>
+      <w:r>
+        <w:rPr>
+          <w:rFonts w:ascii="맑은 고딕" w:cs="맑은 고딕" w:eastAsia="맑은 고딕" w:hAnsi="맑은 고딕"/>
+        </w:rPr>
+        <w:t>19회차 — 기초등록(품목·거래처·창고)</w:t>
+      </w:r>
+    </w:p>
+    <w:tbl>
+      <w:tblPr>
+        <w:tblW w:type="dxa" w:w="8900"/>
+        <w:tblBorders>
+          <w:top w:val="single" w:color="auto" w:sz="4"/>
+          <w:left w:val="single" w:color="auto" w:sz="4"/>
+          <w:bottom w:val="single" w:color="auto" w:sz="4"/>
+          <w:right w:val="single" w:color="auto" w:sz="4"/>
+          <w:insideH w:val="single" w:color="auto" w:sz="4"/>
+          <w:insideV w:val="single" w:color="auto" w:sz="4"/>
+        </w:tblBorders>
+      </w:tblPr>
+      <w:tblGrid>
+        <w:gridCol w:w="400"/>
+        <w:gridCol w:w="4400"/>
+        <w:gridCol w:w="4100"/>
+      </w:tblGrid>
+      <w:tr>
+        <w:trPr>
+          <w:tblHeader/>
+        </w:trPr>
+        <w:tc>
+          <w:tcPr>
+            <w:tcW w:type="dxa" w:w="400"/>
+            <w:tcBorders>
+              <w:top w:val="single" w:color="BFC5CE" w:sz="4"/>
+              <w:left w:val="single" w:color="BFC5CE" w:sz="4"/>
+              <w:bottom w:val="single" w:color="BFC5CE" w:sz="4"/>
+              <w:right w:val="single" w:color="BFC5CE" w:sz="4"/>
+            </w:tcBorders>
+            <w:shd w:fill="E8EEF9" w:val="clear"/>
+            <w:tcMar>
+              <w:top w:type="dxa" w:w="60"/>
+              <w:left w:type="dxa" w:w="90"/>
+              <w:bottom w:type="dxa" w:w="60"/>
+              <w:right w:type="dxa" w:w="90"/>
+            </w:tcMar>
+          </w:tcPr>
+          <w:p>
+            <w:r>
+              <w:rPr>
+                <w:rFonts w:ascii="맑은 고딕" w:cs="맑은 고딕" w:eastAsia="맑은 고딕" w:hAnsi="맑은 고딕"/>
+                <w:b/>
+                <w:bCs/>
+                <w:sz w:val="18"/>
+                <w:szCs w:val="18"/>
+              </w:rPr>
+              <w:t>#</w:t>
+            </w:r>
+          </w:p>
+        </w:tc>
+        <w:tc>
+          <w:tcPr>
+            <w:tcW w:type="dxa" w:w="4400"/>
+            <w:tcBorders>
+              <w:top w:val="single" w:color="BFC5CE" w:sz="4"/>
+              <w:left w:val="single" w:color="BFC5CE" w:sz="4"/>
+              <w:bottom w:val="single" w:color="BFC5CE" w:sz="4"/>
+              <w:right w:val="single" w:color="BFC5CE" w:sz="4"/>
+            </w:tcBorders>
+            <w:shd w:fill="E8EEF9" w:val="clear"/>
+            <w:tcMar>
+              <w:top w:type="dxa" w:w="60"/>
+              <w:left w:type="dxa" w:w="90"/>
+              <w:bottom w:type="dxa" w:w="60"/>
+              <w:right w:type="dxa" w:w="90"/>
+            </w:tcMar>
+          </w:tcPr>
+          <w:p>
+            <w:r>
+              <w:rPr>
+                <w:rFonts w:ascii="맑은 고딕" w:cs="맑은 고딕" w:eastAsia="맑은 고딕" w:hAnsi="맑은 고딕"/>
+                <w:b/>
+                <w:bCs/>
+                <w:sz w:val="18"/>
+                <w:szCs w:val="18"/>
+              </w:rPr>
+              <w:t>내용</w:t>
+            </w:r>
+          </w:p>
+        </w:tc>
+        <w:tc>
+          <w:tcPr>
+            <w:tcW w:type="dxa" w:w="4100"/>
+            <w:tcBorders>
+              <w:top w:val="single" w:color="BFC5CE" w:sz="4"/>
+              <w:left w:val="single" w:color="BFC5CE" w:sz="4"/>
+              <w:bottom w:val="single" w:color="BFC5CE" w:sz="4"/>
+              <w:right w:val="single" w:color="BFC5CE" w:sz="4"/>
+            </w:tcBorders>
+            <w:shd w:fill="E8EEF9" w:val="clear"/>
+            <w:tcMar>
+              <w:top w:type="dxa" w:w="60"/>
+              <w:left w:type="dxa" w:w="90"/>
+              <w:bottom w:type="dxa" w:w="60"/>
+              <w:right w:type="dxa" w:w="90"/>
+            </w:tcMar>
+          </w:tcPr>
+          <w:p>
+            <w:r>
+              <w:rPr>
+                <w:rFonts w:ascii="맑은 고딕" w:cs="맑은 고딕" w:eastAsia="맑은 고딕" w:hAnsi="맑은 고딕"/>
+                <w:b/>
+                <w:bCs/>
+                <w:sz w:val="18"/>
+                <w:szCs w:val="18"/>
+              </w:rPr>
+              <w:t>고친 것</w:t>
+            </w:r>
+          </w:p>
+        </w:tc>
+      </w:tr>
+      <w:tr>
+        <w:tc>
+          <w:tcPr>
+            <w:tcW w:type="dxa" w:w="400"/>
+            <w:tcBorders>
+              <w:top w:val="single" w:color="BFC5CE" w:sz="4"/>
+              <w:left w:val="single" w:color="BFC5CE" w:sz="4"/>
+              <w:bottom w:val="single" w:color="BFC5CE" w:sz="4"/>
+              <w:right w:val="single" w:color="BFC5CE" w:sz="4"/>
+            </w:tcBorders>
+            <w:tcMar>
+              <w:top w:type="dxa" w:w="60"/>
+              <w:left w:type="dxa" w:w="90"/>
+              <w:bottom w:type="dxa" w:w="60"/>
+              <w:right w:type="dxa" w:w="90"/>
+            </w:tcMar>
+          </w:tcPr>
+          <w:p>
+            <w:r>
+              <w:rPr>
+                <w:rFonts w:ascii="맑은 고딕" w:cs="맑은 고딕" w:eastAsia="맑은 고딕" w:hAnsi="맑은 고딕"/>
+                <w:b w:val="false"/>
+                <w:bCs w:val="false"/>
+                <w:sz w:val="18"/>
+                <w:szCs w:val="18"/>
+              </w:rPr>
+              <w:t>57</w:t>
+            </w:r>
+          </w:p>
+        </w:tc>
+        <w:tc>
+          <w:tcPr>
+            <w:tcW w:type="dxa" w:w="4400"/>
+            <w:tcBorders>
+              <w:top w:val="single" w:color="BFC5CE" w:sz="4"/>
+              <w:left w:val="single" w:color="BFC5CE" w:sz="4"/>
+              <w:bottom w:val="single" w:color="BFC5CE" w:sz="4"/>
+              <w:right w:val="single" w:color="BFC5CE" w:sz="4"/>
+            </w:tcBorders>
+            <w:tcMar>
+              <w:top w:type="dxa" w:w="60"/>
+              <w:left w:type="dxa" w:w="90"/>
+              <w:bottom w:type="dxa" w:w="60"/>
+              <w:right w:type="dxa" w:w="90"/>
+            </w:tcMar>
+          </w:tcPr>
+          <w:p>
+            <w:r>
+              <w:rPr>
+                <w:rFonts w:ascii="맑은 고딕" w:cs="맑은 고딕" w:eastAsia="맑은 고딕" w:hAnsi="맑은 고딕"/>
+                <w:b w:val="false"/>
+                <w:bCs w:val="false"/>
+                <w:sz w:val="18"/>
+                <w:szCs w:val="18"/>
+              </w:rPr>
+              <w:t>품목·거래처·창고를 등록·수정하면 창이 닫히고 목록만 다시 떠서 저장됐는지 알 수 없었다(9~18회차의 전표 화면과 같은 문제).</w:t>
+            </w:r>
+          </w:p>
+        </w:tc>
+        <w:tc>
+          <w:tcPr>
+            <w:tcW w:type="dxa" w:w="4100"/>
+            <w:tcBorders>
+              <w:top w:val="single" w:color="BFC5CE" w:sz="4"/>
+              <w:left w:val="single" w:color="BFC5CE" w:sz="4"/>
+              <w:bottom w:val="single" w:color="BFC5CE" w:sz="4"/>
+              <w:right w:val="single" w:color="BFC5CE" w:sz="4"/>
+            </w:tcBorders>
+            <w:tcMar>
+              <w:top w:type="dxa" w:w="60"/>
+              <w:left w:type="dxa" w:w="90"/>
+              <w:bottom w:type="dxa" w:w="60"/>
+              <w:right w:type="dxa" w:w="90"/>
+            </w:tcMar>
+          </w:tcPr>
+          <w:p>
+            <w:r>
+              <w:rPr>
+                <w:rFonts w:ascii="맑은 고딕" w:cs="맑은 고딕" w:eastAsia="맑은 고딕" w:hAnsi="맑은 고딕"/>
+                <w:b w:val="false"/>
+                <w:bCs w:val="false"/>
+                <w:sz w:val="18"/>
+                <w:szCs w:val="18"/>
+              </w:rPr>
+              <w:t>"품목 [QA-R19] QA19회차품목 등록 완료" 처럼 알린다.</w:t>
+            </w:r>
+          </w:p>
+        </w:tc>
+      </w:tr>
+    </w:tbl>
+    <w:p>
+      <w:pPr>
+        <w:spacing w:after="120"/>
+      </w:pPr>
+      <w:r>
+        <w:rPr>
+          <w:rFonts w:ascii="맑은 고딕" w:cs="맑은 고딕" w:eastAsia="맑은 고딕" w:hAnsi="맑은 고딕"/>
+          <w:sz w:val="21"/>
+          <w:szCs w:val="21"/>
+        </w:rPr>
+        <w:t>화면 시험(qa/flows/masters.json): 품목을 코드·품명·단위·품목분류(코드도움)로, 거래처를 코드·상호로 등록 → 안내 확인 → 지움. 시험 도구 쪽 고침: 거래처 조회 조건 판에도 "상호(이름)" 칸이 있어 이름표로 칸을 찾는 단계가 그쪽에 넣고 있었다 — 창이 열려 있으면 창 안부터 찾게 했다.</w:t>
+      </w:r>
+    </w:p>
+    <w:p>
+      <w:pPr>
+        <w:spacing w:after="120"/>
+      </w:pPr>
+      <w:r>
+        <w:rPr>
+          <w:rFonts w:ascii="맑은 고딕" w:cs="맑은 고딕" w:eastAsia="맑은 고딕" w:hAnsi="맑은 고딕"/>
+          <w:sz w:val="21"/>
+          <w:szCs w:val="21"/>
+        </w:rPr>
+        <w:t>이 회차까지 화면 회귀 시험은 11파일 51단언(영업·구매·주문·견적·출하·수금·생산·재고·품질·결재·근태·휴가·급여·기초등록), 모두 통과.</w:t>
+      </w:r>
+    </w:p>
+    <w:p>
+      <w:pPr>
+        <w:pStyle w:val="Heading2"/>
+        <w:spacing w:after="120" w:before="240"/>
+      </w:pPr>
+      <w:r>
+        <w:rPr>
+          <w:rFonts w:ascii="맑은 고딕" w:cs="맑은 고딕" w:eastAsia="맑은 고딕" w:hAnsi="맑은 고딕"/>
+        </w:rPr>
+        <w:t>19-1. 다음 할 일</w:t>
+      </w:r>
+    </w:p>
+    <w:p>
+      <w:pPr>
+        <w:pStyle w:val="ListParagraph"/>
+        <w:numPr>
+          <w:ilvl w:val="0"/>
+          <w:numId w:val="2"/>
+        </w:numPr>
+        <w:spacing w:after="60"/>
+      </w:pPr>
+      <w:r>
+        <w:rPr>
+          <w:rFonts w:ascii="맑은 고딕" w:cs="맑은 고딕" w:eastAsia="맑은 고딕" w:hAnsi="맑은 고딕"/>
+          <w:sz w:val="21"/>
+          <w:szCs w:val="21"/>
+        </w:rPr>
+        <w:t>#56 급여이체 취소 · #43 QA 전용 회사 · #29 전표번호 재사용 (결정 필요)</w:t>
+      </w:r>
+    </w:p>
+    <w:p>
+      <w:pPr>
+        <w:pStyle w:val="ListParagraph"/>
+        <w:numPr>
+          <w:ilvl w:val="0"/>
+          <w:numId w:val="2"/>
+        </w:numPr>
+        <w:spacing w:after="60"/>
+      </w:pPr>
+      <w:r>
+        <w:rPr>
+          <w:rFonts w:ascii="맑은 고딕" w:cs="맑은 고딕" w:eastAsia="맑은 고딕" w:hAnsi="맑은 고딕"/>
+          <w:sz w:val="21"/>
+          <w:szCs w:val="21"/>
+        </w:rPr>
+        <w:t>영업 전표 담당자를 id 로(남은 순환)</w:t>
+      </w:r>
+    </w:p>
+    <w:p>
+      <w:pPr>
+        <w:pStyle w:val="ListParagraph"/>
+        <w:numPr>
+          <w:ilvl w:val="0"/>
+          <w:numId w:val="2"/>
+        </w:numPr>
+        <w:spacing w:after="60"/>
+      </w:pPr>
+      <w:r>
+        <w:rPr>
+          <w:rFonts w:ascii="맑은 고딕" w:cs="맑은 고딕" w:eastAsia="맑은 고딕" w:hAnsi="맑은 고딕"/>
+          <w:sz w:val="21"/>
+          <w:szCs w:val="21"/>
+        </w:rPr>
+        <w:t>설정 화면(회사정보·보안정책·환경설정)</w:t>
       </w:r>
     </w:p>
     <w:sectPr>

--- a/docs/ERP_사용설명서_QA기록.docx
+++ b/docs/ERP_사용설명서_QA기록.docx
@@ -23339,6 +23339,800 @@
           <w:szCs w:val="21"/>
         </w:rPr>
         <w:t>설정 화면(회사정보·보안정책·환경설정)</w:t>
+      </w:r>
+    </w:p>
+    <w:p>
+      <w:pPr>
+        <w:pStyle w:val="Heading1"/>
+        <w:spacing w:after="120" w:before="240"/>
+      </w:pPr>
+      <w:r>
+        <w:rPr>
+          <w:rFonts w:ascii="맑은 고딕" w:cs="맑은 고딕" w:eastAsia="맑은 고딕" w:hAnsi="맑은 고딕"/>
+        </w:rPr>
+        <w:t>20회차 — 설정이 실제로 먹히나</w:t>
+      </w:r>
+    </w:p>
+    <w:p>
+      <w:pPr>
+        <w:spacing w:after="120"/>
+      </w:pPr>
+      <w:r>
+        <w:rPr>
+          <w:rFonts w:ascii="맑은 고딕" w:cs="맑은 고딕" w:eastAsia="맑은 고딕" w:hAnsi="맑은 고딕"/>
+          <w:sz w:val="21"/>
+          <w:szCs w:val="21"/>
+        </w:rPr>
+        <w:t>QA 하네스는 환경설정·보안정책이 "저장되는지" 만 봤습니다. 이번엔 "저장한 값이 어딘가에서 쓰이는지" 를 소스에서 하나씩 찾아봤습니다.</w:t>
+      </w:r>
+    </w:p>
+    <w:tbl>
+      <w:tblPr>
+        <w:tblW w:type="dxa" w:w="8900"/>
+        <w:tblBorders>
+          <w:top w:val="single" w:color="auto" w:sz="4"/>
+          <w:left w:val="single" w:color="auto" w:sz="4"/>
+          <w:bottom w:val="single" w:color="auto" w:sz="4"/>
+          <w:right w:val="single" w:color="auto" w:sz="4"/>
+          <w:insideH w:val="single" w:color="auto" w:sz="4"/>
+          <w:insideV w:val="single" w:color="auto" w:sz="4"/>
+        </w:tblBorders>
+      </w:tblPr>
+      <w:tblGrid>
+        <w:gridCol w:w="2600"/>
+        <w:gridCol w:w="2000"/>
+        <w:gridCol w:w="2600"/>
+        <w:gridCol w:w="1700"/>
+      </w:tblGrid>
+      <w:tr>
+        <w:trPr>
+          <w:tblHeader/>
+        </w:trPr>
+        <w:tc>
+          <w:tcPr>
+            <w:tcW w:type="dxa" w:w="2600"/>
+            <w:tcBorders>
+              <w:top w:val="single" w:color="BFC5CE" w:sz="4"/>
+              <w:left w:val="single" w:color="BFC5CE" w:sz="4"/>
+              <w:bottom w:val="single" w:color="BFC5CE" w:sz="4"/>
+              <w:right w:val="single" w:color="BFC5CE" w:sz="4"/>
+            </w:tcBorders>
+            <w:shd w:fill="E8EEF9" w:val="clear"/>
+            <w:tcMar>
+              <w:top w:type="dxa" w:w="60"/>
+              <w:left w:type="dxa" w:w="90"/>
+              <w:bottom w:type="dxa" w:w="60"/>
+              <w:right w:type="dxa" w:w="90"/>
+            </w:tcMar>
+          </w:tcPr>
+          <w:p>
+            <w:r>
+              <w:rPr>
+                <w:rFonts w:ascii="맑은 고딕" w:cs="맑은 고딕" w:eastAsia="맑은 고딕" w:hAnsi="맑은 고딕"/>
+                <w:b/>
+                <w:bCs/>
+                <w:sz w:val="18"/>
+                <w:szCs w:val="18"/>
+              </w:rPr>
+              <w:t>#</w:t>
+            </w:r>
+          </w:p>
+        </w:tc>
+        <w:tc>
+          <w:tcPr>
+            <w:tcW w:type="dxa" w:w="2000"/>
+            <w:tcBorders>
+              <w:top w:val="single" w:color="BFC5CE" w:sz="4"/>
+              <w:left w:val="single" w:color="BFC5CE" w:sz="4"/>
+              <w:bottom w:val="single" w:color="BFC5CE" w:sz="4"/>
+              <w:right w:val="single" w:color="BFC5CE" w:sz="4"/>
+            </w:tcBorders>
+            <w:shd w:fill="E8EEF9" w:val="clear"/>
+            <w:tcMar>
+              <w:top w:type="dxa" w:w="60"/>
+              <w:left w:type="dxa" w:w="90"/>
+              <w:bottom w:type="dxa" w:w="60"/>
+              <w:right w:type="dxa" w:w="90"/>
+            </w:tcMar>
+          </w:tcPr>
+          <w:p>
+            <w:r>
+              <w:rPr>
+                <w:rFonts w:ascii="맑은 고딕" w:cs="맑은 고딕" w:eastAsia="맑은 고딕" w:hAnsi="맑은 고딕"/>
+                <w:b/>
+                <w:bCs/>
+                <w:sz w:val="18"/>
+                <w:szCs w:val="18"/>
+              </w:rPr>
+              <w:t>화면</w:t>
+            </w:r>
+          </w:p>
+        </w:tc>
+        <w:tc>
+          <w:tcPr>
+            <w:tcW w:type="dxa" w:w="2600"/>
+            <w:tcBorders>
+              <w:top w:val="single" w:color="BFC5CE" w:sz="4"/>
+              <w:left w:val="single" w:color="BFC5CE" w:sz="4"/>
+              <w:bottom w:val="single" w:color="BFC5CE" w:sz="4"/>
+              <w:right w:val="single" w:color="BFC5CE" w:sz="4"/>
+            </w:tcBorders>
+            <w:shd w:fill="E8EEF9" w:val="clear"/>
+            <w:tcMar>
+              <w:top w:type="dxa" w:w="60"/>
+              <w:left w:type="dxa" w:w="90"/>
+              <w:bottom w:type="dxa" w:w="60"/>
+              <w:right w:type="dxa" w:w="90"/>
+            </w:tcMar>
+          </w:tcPr>
+          <w:p>
+            <w:r>
+              <w:rPr>
+                <w:rFonts w:ascii="맑은 고딕" w:cs="맑은 고딕" w:eastAsia="맑은 고딕" w:hAnsi="맑은 고딕"/>
+                <w:b/>
+                <w:bCs/>
+                <w:sz w:val="18"/>
+                <w:szCs w:val="18"/>
+              </w:rPr>
+              <w:t>결과</w:t>
+            </w:r>
+          </w:p>
+        </w:tc>
+        <w:tc>
+          <w:tcPr>
+            <w:tcW w:type="dxa" w:w="1700"/>
+            <w:tcBorders>
+              <w:top w:val="single" w:color="BFC5CE" w:sz="4"/>
+              <w:left w:val="single" w:color="BFC5CE" w:sz="4"/>
+              <w:bottom w:val="single" w:color="BFC5CE" w:sz="4"/>
+              <w:right w:val="single" w:color="BFC5CE" w:sz="4"/>
+            </w:tcBorders>
+            <w:shd w:fill="E8EEF9" w:val="clear"/>
+            <w:tcMar>
+              <w:top w:type="dxa" w:w="60"/>
+              <w:left w:type="dxa" w:w="90"/>
+              <w:bottom w:type="dxa" w:w="60"/>
+              <w:right w:type="dxa" w:w="90"/>
+            </w:tcMar>
+          </w:tcPr>
+          <w:p>
+            <w:r>
+              <w:rPr>
+                <w:rFonts w:ascii="맑은 고딕" w:cs="맑은 고딕" w:eastAsia="맑은 고딕" w:hAnsi="맑은 고딕"/>
+                <w:b/>
+                <w:bCs/>
+                <w:sz w:val="18"/>
+                <w:szCs w:val="18"/>
+              </w:rPr>
+              <w:t>처리</w:t>
+            </w:r>
+          </w:p>
+        </w:tc>
+      </w:tr>
+      <w:tr>
+        <w:tc>
+          <w:tcPr>
+            <w:tcW w:type="dxa" w:w="2600"/>
+            <w:tcBorders>
+              <w:top w:val="single" w:color="BFC5CE" w:sz="4"/>
+              <w:left w:val="single" w:color="BFC5CE" w:sz="4"/>
+              <w:bottom w:val="single" w:color="BFC5CE" w:sz="4"/>
+              <w:right w:val="single" w:color="BFC5CE" w:sz="4"/>
+            </w:tcBorders>
+            <w:tcMar>
+              <w:top w:type="dxa" w:w="60"/>
+              <w:left w:type="dxa" w:w="90"/>
+              <w:bottom w:type="dxa" w:w="60"/>
+              <w:right w:type="dxa" w:w="90"/>
+            </w:tcMar>
+          </w:tcPr>
+          <w:p>
+            <w:r>
+              <w:rPr>
+                <w:rFonts w:ascii="맑은 고딕" w:cs="맑은 고딕" w:eastAsia="맑은 고딕" w:hAnsi="맑은 고딕"/>
+                <w:b w:val="false"/>
+                <w:bCs w:val="false"/>
+                <w:sz w:val="18"/>
+                <w:szCs w:val="18"/>
+              </w:rPr>
+              <w:t>58</w:t>
+            </w:r>
+          </w:p>
+        </w:tc>
+        <w:tc>
+          <w:tcPr>
+            <w:tcW w:type="dxa" w:w="2000"/>
+            <w:tcBorders>
+              <w:top w:val="single" w:color="BFC5CE" w:sz="4"/>
+              <w:left w:val="single" w:color="BFC5CE" w:sz="4"/>
+              <w:bottom w:val="single" w:color="BFC5CE" w:sz="4"/>
+              <w:right w:val="single" w:color="BFC5CE" w:sz="4"/>
+            </w:tcBorders>
+            <w:tcMar>
+              <w:top w:type="dxa" w:w="60"/>
+              <w:left w:type="dxa" w:w="90"/>
+              <w:bottom w:type="dxa" w:w="60"/>
+              <w:right w:type="dxa" w:w="90"/>
+            </w:tcMar>
+          </w:tcPr>
+          <w:p>
+            <w:r>
+              <w:rPr>
+                <w:rFonts w:ascii="맑은 고딕" w:cs="맑은 고딕" w:eastAsia="맑은 고딕" w:hAnsi="맑은 고딕"/>
+                <w:b w:val="false"/>
+                <w:bCs w:val="false"/>
+                <w:sz w:val="18"/>
+                <w:szCs w:val="18"/>
+              </w:rPr>
+              <w:t>보안정책 — 최소 비밀번호 길이</w:t>
+            </w:r>
+          </w:p>
+        </w:tc>
+        <w:tc>
+          <w:tcPr>
+            <w:tcW w:type="dxa" w:w="2600"/>
+            <w:tcBorders>
+              <w:top w:val="single" w:color="BFC5CE" w:sz="4"/>
+              <w:left w:val="single" w:color="BFC5CE" w:sz="4"/>
+              <w:bottom w:val="single" w:color="BFC5CE" w:sz="4"/>
+              <w:right w:val="single" w:color="BFC5CE" w:sz="4"/>
+            </w:tcBorders>
+            <w:tcMar>
+              <w:top w:type="dxa" w:w="60"/>
+              <w:left w:type="dxa" w:w="90"/>
+              <w:bottom w:type="dxa" w:w="60"/>
+              <w:right w:type="dxa" w:w="90"/>
+            </w:tcMar>
+          </w:tcPr>
+          <w:p>
+            <w:r>
+              <w:rPr>
+                <w:rFonts w:ascii="맑은 고딕" w:cs="맑은 고딕" w:eastAsia="맑은 고딕" w:hAnsi="맑은 고딕"/>
+                <w:b w:val="false"/>
+                <w:bCs w:val="false"/>
+                <w:sz w:val="18"/>
+                <w:szCs w:val="18"/>
+              </w:rPr>
+              <w:t>아무 데서도 안 썼다. 12자로 해도 4자 비밀번호 사용자가 만들어졌다.</w:t>
+            </w:r>
+          </w:p>
+        </w:tc>
+        <w:tc>
+          <w:tcPr>
+            <w:tcW w:type="dxa" w:w="1700"/>
+            <w:tcBorders>
+              <w:top w:val="single" w:color="BFC5CE" w:sz="4"/>
+              <w:left w:val="single" w:color="BFC5CE" w:sz="4"/>
+              <w:bottom w:val="single" w:color="BFC5CE" w:sz="4"/>
+              <w:right w:val="single" w:color="BFC5CE" w:sz="4"/>
+            </w:tcBorders>
+            <w:tcMar>
+              <w:top w:type="dxa" w:w="60"/>
+              <w:left w:type="dxa" w:w="90"/>
+              <w:bottom w:type="dxa" w:w="60"/>
+              <w:right w:type="dxa" w:w="90"/>
+            </w:tcMar>
+          </w:tcPr>
+          <w:p>
+            <w:r>
+              <w:rPr>
+                <w:rFonts w:ascii="맑은 고딕" w:cs="맑은 고딕" w:eastAsia="맑은 고딕" w:hAnsi="맑은 고딕"/>
+                <w:b w:val="false"/>
+                <w:bCs w:val="false"/>
+                <w:sz w:val="18"/>
+                <w:szCs w:val="18"/>
+              </w:rPr>
+              <w:t>사용자 등록·비밀번호 변경이 지킨다. QA 하네스 단언 추가(정책 12자 → 10자 거부).</w:t>
+            </w:r>
+          </w:p>
+        </w:tc>
+      </w:tr>
+      <w:tr>
+        <w:tc>
+          <w:tcPr>
+            <w:tcW w:type="dxa" w:w="2600"/>
+            <w:tcBorders>
+              <w:top w:val="single" w:color="BFC5CE" w:sz="4"/>
+              <w:left w:val="single" w:color="BFC5CE" w:sz="4"/>
+              <w:bottom w:val="single" w:color="BFC5CE" w:sz="4"/>
+              <w:right w:val="single" w:color="BFC5CE" w:sz="4"/>
+            </w:tcBorders>
+            <w:tcMar>
+              <w:top w:type="dxa" w:w="60"/>
+              <w:left w:type="dxa" w:w="90"/>
+              <w:bottom w:type="dxa" w:w="60"/>
+              <w:right w:type="dxa" w:w="90"/>
+            </w:tcMar>
+          </w:tcPr>
+          <w:p>
+            <w:r>
+              <w:rPr>
+                <w:rFonts w:ascii="맑은 고딕" w:cs="맑은 고딕" w:eastAsia="맑은 고딕" w:hAnsi="맑은 고딕"/>
+                <w:b w:val="false"/>
+                <w:bCs w:val="false"/>
+                <w:sz w:val="18"/>
+                <w:szCs w:val="18"/>
+              </w:rPr>
+              <w:t>59</w:t>
+            </w:r>
+          </w:p>
+        </w:tc>
+        <w:tc>
+          <w:tcPr>
+            <w:tcW w:type="dxa" w:w="2000"/>
+            <w:tcBorders>
+              <w:top w:val="single" w:color="BFC5CE" w:sz="4"/>
+              <w:left w:val="single" w:color="BFC5CE" w:sz="4"/>
+              <w:bottom w:val="single" w:color="BFC5CE" w:sz="4"/>
+              <w:right w:val="single" w:color="BFC5CE" w:sz="4"/>
+            </w:tcBorders>
+            <w:tcMar>
+              <w:top w:type="dxa" w:w="60"/>
+              <w:left w:type="dxa" w:w="90"/>
+              <w:bottom w:type="dxa" w:w="60"/>
+              <w:right w:type="dxa" w:w="90"/>
+            </w:tcMar>
+          </w:tcPr>
+          <w:p>
+            <w:r>
+              <w:rPr>
+                <w:rFonts w:ascii="맑은 고딕" w:cs="맑은 고딕" w:eastAsia="맑은 고딕" w:hAnsi="맑은 고딕"/>
+                <w:b w:val="false"/>
+                <w:bCs w:val="false"/>
+                <w:sz w:val="18"/>
+                <w:szCs w:val="18"/>
+              </w:rPr>
+              <w:t>보안정책 — 변경주기·로그인 실패 잠금·세션 자동종료·IP 제한·2단계 인증</w:t>
+            </w:r>
+          </w:p>
+        </w:tc>
+        <w:tc>
+          <w:tcPr>
+            <w:tcW w:type="dxa" w:w="2600"/>
+            <w:tcBorders>
+              <w:top w:val="single" w:color="BFC5CE" w:sz="4"/>
+              <w:left w:val="single" w:color="BFC5CE" w:sz="4"/>
+              <w:bottom w:val="single" w:color="BFC5CE" w:sz="4"/>
+              <w:right w:val="single" w:color="BFC5CE" w:sz="4"/>
+            </w:tcBorders>
+            <w:tcMar>
+              <w:top w:type="dxa" w:w="60"/>
+              <w:left w:type="dxa" w:w="90"/>
+              <w:bottom w:type="dxa" w:w="60"/>
+              <w:right w:type="dxa" w:w="90"/>
+            </w:tcMar>
+          </w:tcPr>
+          <w:p>
+            <w:r>
+              <w:rPr>
+                <w:rFonts w:ascii="맑은 고딕" w:cs="맑은 고딕" w:eastAsia="맑은 고딕" w:hAnsi="맑은 고딕"/>
+                <w:b w:val="false"/>
+                <w:bCs w:val="false"/>
+                <w:sz w:val="18"/>
+                <w:szCs w:val="18"/>
+              </w:rPr>
+              <w:t>모두 저장만 되고 안 쓴다.</w:t>
+            </w:r>
+          </w:p>
+        </w:tc>
+        <w:tc>
+          <w:tcPr>
+            <w:tcW w:type="dxa" w:w="1700"/>
+            <w:tcBorders>
+              <w:top w:val="single" w:color="BFC5CE" w:sz="4"/>
+              <w:left w:val="single" w:color="BFC5CE" w:sz="4"/>
+              <w:bottom w:val="single" w:color="BFC5CE" w:sz="4"/>
+              <w:right w:val="single" w:color="BFC5CE" w:sz="4"/>
+            </w:tcBorders>
+            <w:tcMar>
+              <w:top w:type="dxa" w:w="60"/>
+              <w:left w:type="dxa" w:w="90"/>
+              <w:bottom w:type="dxa" w:w="60"/>
+              <w:right w:type="dxa" w:w="90"/>
+            </w:tcMar>
+          </w:tcPr>
+          <w:p>
+            <w:r>
+              <w:rPr>
+                <w:rFonts w:ascii="맑은 고딕" w:cs="맑은 고딕" w:eastAsia="맑은 고딕" w:hAnsi="맑은 고딕"/>
+                <w:b w:val="false"/>
+                <w:bCs w:val="false"/>
+                <w:sz w:val="18"/>
+                <w:szCs w:val="18"/>
+              </w:rPr>
+              <w:t>계정 잠금 칸·세션 설계가 필요한 일이라 화면에 (미적용) 으로 밝힘. 적용은 결정·작업 필요.</w:t>
+            </w:r>
+          </w:p>
+        </w:tc>
+      </w:tr>
+      <w:tr>
+        <w:tc>
+          <w:tcPr>
+            <w:tcW w:type="dxa" w:w="2600"/>
+            <w:tcBorders>
+              <w:top w:val="single" w:color="BFC5CE" w:sz="4"/>
+              <w:left w:val="single" w:color="BFC5CE" w:sz="4"/>
+              <w:bottom w:val="single" w:color="BFC5CE" w:sz="4"/>
+              <w:right w:val="single" w:color="BFC5CE" w:sz="4"/>
+            </w:tcBorders>
+            <w:tcMar>
+              <w:top w:type="dxa" w:w="60"/>
+              <w:left w:type="dxa" w:w="90"/>
+              <w:bottom w:type="dxa" w:w="60"/>
+              <w:right w:type="dxa" w:w="90"/>
+            </w:tcMar>
+          </w:tcPr>
+          <w:p>
+            <w:r>
+              <w:rPr>
+                <w:rFonts w:ascii="맑은 고딕" w:cs="맑은 고딕" w:eastAsia="맑은 고딕" w:hAnsi="맑은 고딕"/>
+                <w:b w:val="false"/>
+                <w:bCs w:val="false"/>
+                <w:sz w:val="18"/>
+                <w:szCs w:val="18"/>
+              </w:rPr>
+              <w:t>60</w:t>
+            </w:r>
+          </w:p>
+        </w:tc>
+        <w:tc>
+          <w:tcPr>
+            <w:tcW w:type="dxa" w:w="2000"/>
+            <w:tcBorders>
+              <w:top w:val="single" w:color="BFC5CE" w:sz="4"/>
+              <w:left w:val="single" w:color="BFC5CE" w:sz="4"/>
+              <w:bottom w:val="single" w:color="BFC5CE" w:sz="4"/>
+              <w:right w:val="single" w:color="BFC5CE" w:sz="4"/>
+            </w:tcBorders>
+            <w:tcMar>
+              <w:top w:type="dxa" w:w="60"/>
+              <w:left w:type="dxa" w:w="90"/>
+              <w:bottom w:type="dxa" w:w="60"/>
+              <w:right w:type="dxa" w:w="90"/>
+            </w:tcMar>
+          </w:tcPr>
+          <w:p>
+            <w:r>
+              <w:rPr>
+                <w:rFonts w:ascii="맑은 고딕" w:cs="맑은 고딕" w:eastAsia="맑은 고딕" w:hAnsi="맑은 고딕"/>
+                <w:b w:val="false"/>
+                <w:bCs w:val="false"/>
+                <w:sz w:val="18"/>
+                <w:szCs w:val="18"/>
+              </w:rPr>
+              <w:t>환경설정 — 재고 마이너스 허용·자동채번·로트 필수·결재 필수·단가 열람 제한·기준통화·소수자리</w:t>
+            </w:r>
+          </w:p>
+        </w:tc>
+        <w:tc>
+          <w:tcPr>
+            <w:tcW w:type="dxa" w:w="2600"/>
+            <w:tcBorders>
+              <w:top w:val="single" w:color="BFC5CE" w:sz="4"/>
+              <w:left w:val="single" w:color="BFC5CE" w:sz="4"/>
+              <w:bottom w:val="single" w:color="BFC5CE" w:sz="4"/>
+              <w:right w:val="single" w:color="BFC5CE" w:sz="4"/>
+            </w:tcBorders>
+            <w:tcMar>
+              <w:top w:type="dxa" w:w="60"/>
+              <w:left w:type="dxa" w:w="90"/>
+              <w:bottom w:type="dxa" w:w="60"/>
+              <w:right w:type="dxa" w:w="90"/>
+            </w:tcMar>
+          </w:tcPr>
+          <w:p>
+            <w:r>
+              <w:rPr>
+                <w:rFonts w:ascii="맑은 고딕" w:cs="맑은 고딕" w:eastAsia="맑은 고딕" w:hAnsi="맑은 고딕"/>
+                <w:b w:val="false"/>
+                <w:bCs w:val="false"/>
+                <w:sz w:val="18"/>
+                <w:szCs w:val="18"/>
+              </w:rPr>
+              <w:t>쓰는 것은 회계연도 시작월 하나뿐. 설명은 동작하는 것처럼 적혀 있었고 "단가 열람 제한" 은 기본이 켜짐.</w:t>
+            </w:r>
+          </w:p>
+        </w:tc>
+        <w:tc>
+          <w:tcPr>
+            <w:tcW w:type="dxa" w:w="1700"/>
+            <w:tcBorders>
+              <w:top w:val="single" w:color="BFC5CE" w:sz="4"/>
+              <w:left w:val="single" w:color="BFC5CE" w:sz="4"/>
+              <w:bottom w:val="single" w:color="BFC5CE" w:sz="4"/>
+              <w:right w:val="single" w:color="BFC5CE" w:sz="4"/>
+            </w:tcBorders>
+            <w:tcMar>
+              <w:top w:type="dxa" w:w="60"/>
+              <w:left w:type="dxa" w:w="90"/>
+              <w:bottom w:type="dxa" w:w="60"/>
+              <w:right w:type="dxa" w:w="90"/>
+            </w:tcMar>
+          </w:tcPr>
+          <w:p>
+            <w:r>
+              <w:rPr>
+                <w:rFonts w:ascii="맑은 고딕" w:cs="맑은 고딕" w:eastAsia="맑은 고딕" w:hAnsi="맑은 고딕"/>
+                <w:b w:val="false"/>
+                <w:bCs w:val="false"/>
+                <w:sz w:val="18"/>
+                <w:szCs w:val="18"/>
+              </w:rPr>
+              <w:t>(미적용) 으로 밝힘. 재고 마이너스 허용은 기반층(재고)이 설정을 읽어야 해 의존 설계부터 정해야 한다.</w:t>
+            </w:r>
+          </w:p>
+        </w:tc>
+      </w:tr>
+      <w:tr>
+        <w:tc>
+          <w:tcPr>
+            <w:tcW w:type="dxa" w:w="2600"/>
+            <w:tcBorders>
+              <w:top w:val="single" w:color="BFC5CE" w:sz="4"/>
+              <w:left w:val="single" w:color="BFC5CE" w:sz="4"/>
+              <w:bottom w:val="single" w:color="BFC5CE" w:sz="4"/>
+              <w:right w:val="single" w:color="BFC5CE" w:sz="4"/>
+            </w:tcBorders>
+            <w:tcMar>
+              <w:top w:type="dxa" w:w="60"/>
+              <w:left w:type="dxa" w:w="90"/>
+              <w:bottom w:type="dxa" w:w="60"/>
+              <w:right w:type="dxa" w:w="90"/>
+            </w:tcMar>
+          </w:tcPr>
+          <w:p>
+            <w:r>
+              <w:rPr>
+                <w:rFonts w:ascii="맑은 고딕" w:cs="맑은 고딕" w:eastAsia="맑은 고딕" w:hAnsi="맑은 고딕"/>
+                <w:b w:val="false"/>
+                <w:bCs w:val="false"/>
+                <w:sz w:val="18"/>
+                <w:szCs w:val="18"/>
+              </w:rPr>
+              <w:t>61</w:t>
+            </w:r>
+          </w:p>
+        </w:tc>
+        <w:tc>
+          <w:tcPr>
+            <w:tcW w:type="dxa" w:w="2000"/>
+            <w:tcBorders>
+              <w:top w:val="single" w:color="BFC5CE" w:sz="4"/>
+              <w:left w:val="single" w:color="BFC5CE" w:sz="4"/>
+              <w:bottom w:val="single" w:color="BFC5CE" w:sz="4"/>
+              <w:right w:val="single" w:color="BFC5CE" w:sz="4"/>
+            </w:tcBorders>
+            <w:tcMar>
+              <w:top w:type="dxa" w:w="60"/>
+              <w:left w:type="dxa" w:w="90"/>
+              <w:bottom w:type="dxa" w:w="60"/>
+              <w:right w:type="dxa" w:w="90"/>
+            </w:tcMar>
+          </w:tcPr>
+          <w:p>
+            <w:r>
+              <w:rPr>
+                <w:rFonts w:ascii="맑은 고딕" w:cs="맑은 고딕" w:eastAsia="맑은 고딕" w:hAnsi="맑은 고딕"/>
+                <w:b w:val="false"/>
+                <w:bCs w:val="false"/>
+                <w:sz w:val="18"/>
+                <w:szCs w:val="18"/>
+              </w:rPr>
+              <w:t>보안관리 — 최근 접속 이력</w:t>
+            </w:r>
+          </w:p>
+        </w:tc>
+        <w:tc>
+          <w:tcPr>
+            <w:tcW w:type="dxa" w:w="2600"/>
+            <w:tcBorders>
+              <w:top w:val="single" w:color="BFC5CE" w:sz="4"/>
+              <w:left w:val="single" w:color="BFC5CE" w:sz="4"/>
+              <w:bottom w:val="single" w:color="BFC5CE" w:sz="4"/>
+              <w:right w:val="single" w:color="BFC5CE" w:sz="4"/>
+            </w:tcBorders>
+            <w:tcMar>
+              <w:top w:type="dxa" w:w="60"/>
+              <w:left w:type="dxa" w:w="90"/>
+              <w:bottom w:type="dxa" w:w="60"/>
+              <w:right w:type="dxa" w:w="90"/>
+            </w:tcMar>
+          </w:tcPr>
+          <w:p>
+            <w:r>
+              <w:rPr>
+                <w:rFonts w:ascii="맑은 고딕" w:cs="맑은 고딕" w:eastAsia="맑은 고딕" w:hAnsi="맑은 고딕"/>
+                <w:b w:val="false"/>
+                <w:bCs w:val="false"/>
+                <w:sz w:val="18"/>
+                <w:szCs w:val="18"/>
+              </w:rPr>
+              <w:t>"표본 데이터 · 백엔드 미연동" 이라고 적힌 가짜 이력이 보인다.</w:t>
+            </w:r>
+          </w:p>
+        </w:tc>
+        <w:tc>
+          <w:tcPr>
+            <w:tcW w:type="dxa" w:w="1700"/>
+            <w:tcBorders>
+              <w:top w:val="single" w:color="BFC5CE" w:sz="4"/>
+              <w:left w:val="single" w:color="BFC5CE" w:sz="4"/>
+              <w:bottom w:val="single" w:color="BFC5CE" w:sz="4"/>
+              <w:right w:val="single" w:color="BFC5CE" w:sz="4"/>
+            </w:tcBorders>
+            <w:tcMar>
+              <w:top w:type="dxa" w:w="60"/>
+              <w:left w:type="dxa" w:w="90"/>
+              <w:bottom w:type="dxa" w:w="60"/>
+              <w:right w:type="dxa" w:w="90"/>
+            </w:tcMar>
+          </w:tcPr>
+          <w:p>
+            <w:r>
+              <w:rPr>
+                <w:rFonts w:ascii="맑은 고딕" w:cs="맑은 고딕" w:eastAsia="맑은 고딕" w:hAnsi="맑은 고딕"/>
+                <w:b w:val="false"/>
+                <w:bCs w:val="false"/>
+                <w:sz w:val="18"/>
+                <w:szCs w:val="18"/>
+              </w:rPr>
+              <w:t>적혀 있긴 하지만 보안 화면에 가짜 자료는 오해를 부른다 — 실제 로그인 기록을 남길지 결정 필요.</w:t>
+            </w:r>
+          </w:p>
+        </w:tc>
+      </w:tr>
+    </w:tbl>
+    <w:p>
+      <w:pPr>
+        <w:jc w:val="center"/>
+      </w:pPr>
+      <w:r>
+        <w:drawing>
+          <wp:inline xmlns:a="http://schemas.openxmlformats.org/drawingml/2006/main" xmlns:pic="http://schemas.openxmlformats.org/drawingml/2006/picture">
+            <wp:extent cx="5760000" cy="1361455"/>
+            <wp:docPr id="18" name="Picture 18"/>
+            <wp:cNvGraphicFramePr>
+              <a:graphicFrameLocks noChangeAspect="1"/>
+            </wp:cNvGraphicFramePr>
+            <a:graphic>
+              <a:graphicData uri="http://schemas.openxmlformats.org/drawingml/2006/picture">
+                <pic:pic>
+                  <pic:nvPicPr>
+                    <pic:cNvPr id="0" name="sec.png"/>
+                    <pic:cNvPicPr/>
+                  </pic:nvPicPr>
+                  <pic:blipFill>
+                    <a:blip r:embed="rId26"/>
+                    <a:stretch>
+                      <a:fillRect/>
+                    </a:stretch>
+                  </pic:blipFill>
+                  <pic:spPr>
+                    <a:xfrm>
+                      <a:off x="0" y="0"/>
+                      <a:ext cx="5760000" cy="1361455"/>
+                    </a:xfrm>
+                    <a:prstGeom prst="rect"/>
+                  </pic:spPr>
+                </pic:pic>
+              </a:graphicData>
+            </a:graphic>
+          </wp:inline>
+        </w:drawing>
+      </w:r>
+    </w:p>
+    <w:p>
+      <w:pPr>
+        <w:spacing w:after="200"/>
+        <w:jc w:val="center"/>
+      </w:pPr>
+      <w:r>
+        <w:rPr>
+          <w:rFonts w:ascii="맑은 고딕" w:cs="맑은 고딕" w:eastAsia="맑은 고딕" w:hAnsi="맑은 고딕"/>
+          <w:i/>
+          <w:iCs/>
+          <w:color w:val="666666"/>
+          <w:sz w:val="18"/>
+          <w:szCs w:val="18"/>
+        </w:rPr>
+        <w:t>그림 18. 보안관리 — 최소 비밀번호 길이만 적용, 나머지는 (미적용)</w:t>
+      </w:r>
+    </w:p>
+    <w:p>
+      <w:pPr>
+        <w:spacing w:after="120"/>
+      </w:pPr>
+      <w:r>
+        <w:rPr>
+          <w:rFonts w:ascii="맑은 고딕" w:cs="맑은 고딕" w:eastAsia="맑은 고딕" w:hAnsi="맑은 고딕"/>
+          <w:sz w:val="21"/>
+          <w:szCs w:val="21"/>
+        </w:rPr>
+        <w:t>검증: 재컴파일·기동 · qa.mjs 1,855 · precommit.sh.</w:t>
+      </w:r>
+    </w:p>
+    <w:p>
+      <w:pPr>
+        <w:pStyle w:val="Heading2"/>
+        <w:spacing w:after="120" w:before="240"/>
+      </w:pPr>
+      <w:r>
+        <w:rPr>
+          <w:rFonts w:ascii="맑은 고딕" w:cs="맑은 고딕" w:eastAsia="맑은 고딕" w:hAnsi="맑은 고딕"/>
+        </w:rPr>
+        <w:t>20-1. 결정이 필요한 것 (모아서)</w:t>
+      </w:r>
+    </w:p>
+    <w:p>
+      <w:pPr>
+        <w:pStyle w:val="ListParagraph"/>
+        <w:numPr>
+          <w:ilvl w:val="0"/>
+          <w:numId w:val="2"/>
+        </w:numPr>
+        <w:spacing w:after="60"/>
+      </w:pPr>
+      <w:r>
+        <w:rPr>
+          <w:rFonts w:ascii="맑은 고딕" w:cs="맑은 고딕" w:eastAsia="맑은 고딕" w:hAnsi="맑은 고딕"/>
+          <w:sz w:val="21"/>
+          <w:szCs w:val="21"/>
+        </w:rPr>
+        <w:t>#29 전표번호 재사용 허용 여부</w:t>
+      </w:r>
+    </w:p>
+    <w:p>
+      <w:pPr>
+        <w:pStyle w:val="ListParagraph"/>
+        <w:numPr>
+          <w:ilvl w:val="0"/>
+          <w:numId w:val="2"/>
+        </w:numPr>
+        <w:spacing w:after="60"/>
+      </w:pPr>
+      <w:r>
+        <w:rPr>
+          <w:rFonts w:ascii="맑은 고딕" w:cs="맑은 고딕" w:eastAsia="맑은 고딕" w:hAnsi="맑은 고딕"/>
+          <w:sz w:val="21"/>
+          <w:szCs w:val="21"/>
+        </w:rPr>
+        <w:t>#43 QA 전용 회사(개발 DB 회계가 QA 잔여물로 음수투성이)</w:t>
+      </w:r>
+    </w:p>
+    <w:p>
+      <w:pPr>
+        <w:pStyle w:val="ListParagraph"/>
+        <w:numPr>
+          <w:ilvl w:val="0"/>
+          <w:numId w:val="2"/>
+        </w:numPr>
+        <w:spacing w:after="60"/>
+      </w:pPr>
+      <w:r>
+        <w:rPr>
+          <w:rFonts w:ascii="맑은 고딕" w:cs="맑은 고딕" w:eastAsia="맑은 고딕" w:hAnsi="맑은 고딕"/>
+          <w:sz w:val="21"/>
+          <w:szCs w:val="21"/>
+        </w:rPr>
+        <w:t>#56 급여이체 취소</w:t>
+      </w:r>
+    </w:p>
+    <w:p>
+      <w:pPr>
+        <w:pStyle w:val="ListParagraph"/>
+        <w:numPr>
+          <w:ilvl w:val="0"/>
+          <w:numId w:val="2"/>
+        </w:numPr>
+        <w:spacing w:after="60"/>
+      </w:pPr>
+      <w:r>
+        <w:rPr>
+          <w:rFonts w:ascii="맑은 고딕" w:cs="맑은 고딕" w:eastAsia="맑은 고딕" w:hAnsi="맑은 고딕"/>
+          <w:sz w:val="21"/>
+          <w:szCs w:val="21"/>
+        </w:rPr>
+        <w:t>#59·#60·#61 설정 항목을 실제로 적용할지(무엇부터)</w:t>
       </w:r>
     </w:p>
     <w:sectPr>

--- a/docs/ERP_사용설명서_QA기록.docx
+++ b/docs/ERP_사용설명서_QA기록.docx
@@ -24133,6 +24133,561 @@
           <w:szCs w:val="21"/>
         </w:rPr>
         <w:t>#59·#60·#61 설정 항목을 실제로 적용할지(무엇부터)</w:t>
+      </w:r>
+    </w:p>
+    <w:p>
+      <w:pPr>
+        <w:pStyle w:val="Heading1"/>
+        <w:spacing w:after="120" w:before="240"/>
+      </w:pPr>
+      <w:r>
+        <w:rPr>
+          <w:rFonts w:ascii="맑은 고딕" w:cs="맑은 고딕" w:eastAsia="맑은 고딕" w:hAnsi="맑은 고딕"/>
+        </w:rPr>
+        <w:t>21회차 — 생산계획 · 마스터를 고르는 드롭다운 전수</w:t>
+      </w:r>
+    </w:p>
+    <w:p>
+      <w:pPr>
+        <w:spacing w:after="120"/>
+      </w:pPr>
+      <w:r>
+        <w:rPr>
+          <w:rFonts w:ascii="맑은 고딕" w:cs="맑은 고딕" w:eastAsia="맑은 고딕" w:hAnsi="맑은 고딕"/>
+          <w:sz w:val="21"/>
+          <w:szCs w:val="21"/>
+        </w:rPr>
+        <w:t>생산계획을 화면으로 등록 → [확정] → [작업지시 생성] 까지 하고 지웠습니다(qa/flows/production.json). 그 화면의 제품 칸도 긴 드롭다운이어서, 4·9·17회차에 화면마다 따로 고치던 "마스터를 드롭다운으로 고르는 칸" 을 한꺼번에 찾아 바꿨습니다.</w:t>
+      </w:r>
+    </w:p>
+    <w:tbl>
+      <w:tblPr>
+        <w:tblW w:type="dxa" w:w="8900"/>
+        <w:tblBorders>
+          <w:top w:val="single" w:color="auto" w:sz="4"/>
+          <w:left w:val="single" w:color="auto" w:sz="4"/>
+          <w:bottom w:val="single" w:color="auto" w:sz="4"/>
+          <w:right w:val="single" w:color="auto" w:sz="4"/>
+          <w:insideH w:val="single" w:color="auto" w:sz="4"/>
+          <w:insideV w:val="single" w:color="auto" w:sz="4"/>
+        </w:tblBorders>
+      </w:tblPr>
+      <w:tblGrid>
+        <w:gridCol w:w="400"/>
+        <w:gridCol w:w="4400"/>
+        <w:gridCol w:w="4100"/>
+      </w:tblGrid>
+      <w:tr>
+        <w:trPr>
+          <w:tblHeader/>
+        </w:trPr>
+        <w:tc>
+          <w:tcPr>
+            <w:tcW w:type="dxa" w:w="400"/>
+            <w:tcBorders>
+              <w:top w:val="single" w:color="BFC5CE" w:sz="4"/>
+              <w:left w:val="single" w:color="BFC5CE" w:sz="4"/>
+              <w:bottom w:val="single" w:color="BFC5CE" w:sz="4"/>
+              <w:right w:val="single" w:color="BFC5CE" w:sz="4"/>
+            </w:tcBorders>
+            <w:shd w:fill="E8EEF9" w:val="clear"/>
+            <w:tcMar>
+              <w:top w:type="dxa" w:w="60"/>
+              <w:left w:type="dxa" w:w="90"/>
+              <w:bottom w:type="dxa" w:w="60"/>
+              <w:right w:type="dxa" w:w="90"/>
+            </w:tcMar>
+          </w:tcPr>
+          <w:p>
+            <w:r>
+              <w:rPr>
+                <w:rFonts w:ascii="맑은 고딕" w:cs="맑은 고딕" w:eastAsia="맑은 고딕" w:hAnsi="맑은 고딕"/>
+                <w:b/>
+                <w:bCs/>
+                <w:sz w:val="18"/>
+                <w:szCs w:val="18"/>
+              </w:rPr>
+              <w:t>#</w:t>
+            </w:r>
+          </w:p>
+        </w:tc>
+        <w:tc>
+          <w:tcPr>
+            <w:tcW w:type="dxa" w:w="4400"/>
+            <w:tcBorders>
+              <w:top w:val="single" w:color="BFC5CE" w:sz="4"/>
+              <w:left w:val="single" w:color="BFC5CE" w:sz="4"/>
+              <w:bottom w:val="single" w:color="BFC5CE" w:sz="4"/>
+              <w:right w:val="single" w:color="BFC5CE" w:sz="4"/>
+            </w:tcBorders>
+            <w:shd w:fill="E8EEF9" w:val="clear"/>
+            <w:tcMar>
+              <w:top w:type="dxa" w:w="60"/>
+              <w:left w:type="dxa" w:w="90"/>
+              <w:bottom w:type="dxa" w:w="60"/>
+              <w:right w:type="dxa" w:w="90"/>
+            </w:tcMar>
+          </w:tcPr>
+          <w:p>
+            <w:r>
+              <w:rPr>
+                <w:rFonts w:ascii="맑은 고딕" w:cs="맑은 고딕" w:eastAsia="맑은 고딕" w:hAnsi="맑은 고딕"/>
+                <w:b/>
+                <w:bCs/>
+                <w:sz w:val="18"/>
+                <w:szCs w:val="18"/>
+              </w:rPr>
+              <w:t>내용</w:t>
+            </w:r>
+          </w:p>
+        </w:tc>
+        <w:tc>
+          <w:tcPr>
+            <w:tcW w:type="dxa" w:w="4100"/>
+            <w:tcBorders>
+              <w:top w:val="single" w:color="BFC5CE" w:sz="4"/>
+              <w:left w:val="single" w:color="BFC5CE" w:sz="4"/>
+              <w:bottom w:val="single" w:color="BFC5CE" w:sz="4"/>
+              <w:right w:val="single" w:color="BFC5CE" w:sz="4"/>
+            </w:tcBorders>
+            <w:shd w:fill="E8EEF9" w:val="clear"/>
+            <w:tcMar>
+              <w:top w:type="dxa" w:w="60"/>
+              <w:left w:type="dxa" w:w="90"/>
+              <w:bottom w:type="dxa" w:w="60"/>
+              <w:right w:type="dxa" w:w="90"/>
+            </w:tcMar>
+          </w:tcPr>
+          <w:p>
+            <w:r>
+              <w:rPr>
+                <w:rFonts w:ascii="맑은 고딕" w:cs="맑은 고딕" w:eastAsia="맑은 고딕" w:hAnsi="맑은 고딕"/>
+                <w:b/>
+                <w:bCs/>
+                <w:sz w:val="18"/>
+                <w:szCs w:val="18"/>
+              </w:rPr>
+              <w:t>처리</w:t>
+            </w:r>
+          </w:p>
+        </w:tc>
+      </w:tr>
+      <w:tr>
+        <w:tc>
+          <w:tcPr>
+            <w:tcW w:type="dxa" w:w="400"/>
+            <w:tcBorders>
+              <w:top w:val="single" w:color="BFC5CE" w:sz="4"/>
+              <w:left w:val="single" w:color="BFC5CE" w:sz="4"/>
+              <w:bottom w:val="single" w:color="BFC5CE" w:sz="4"/>
+              <w:right w:val="single" w:color="BFC5CE" w:sz="4"/>
+            </w:tcBorders>
+            <w:tcMar>
+              <w:top w:type="dxa" w:w="60"/>
+              <w:left w:type="dxa" w:w="90"/>
+              <w:bottom w:type="dxa" w:w="60"/>
+              <w:right w:type="dxa" w:w="90"/>
+            </w:tcMar>
+          </w:tcPr>
+          <w:p>
+            <w:r>
+              <w:rPr>
+                <w:rFonts w:ascii="맑은 고딕" w:cs="맑은 고딕" w:eastAsia="맑은 고딕" w:hAnsi="맑은 고딕"/>
+                <w:b w:val="false"/>
+                <w:bCs w:val="false"/>
+                <w:sz w:val="18"/>
+                <w:szCs w:val="18"/>
+              </w:rPr>
+              <w:t>62</w:t>
+            </w:r>
+          </w:p>
+        </w:tc>
+        <w:tc>
+          <w:tcPr>
+            <w:tcW w:type="dxa" w:w="4400"/>
+            <w:tcBorders>
+              <w:top w:val="single" w:color="BFC5CE" w:sz="4"/>
+              <w:left w:val="single" w:color="BFC5CE" w:sz="4"/>
+              <w:bottom w:val="single" w:color="BFC5CE" w:sz="4"/>
+              <w:right w:val="single" w:color="BFC5CE" w:sz="4"/>
+            </w:tcBorders>
+            <w:tcMar>
+              <w:top w:type="dxa" w:w="60"/>
+              <w:left w:type="dxa" w:w="90"/>
+              <w:bottom w:type="dxa" w:w="60"/>
+              <w:right w:type="dxa" w:w="90"/>
+            </w:tcMar>
+          </w:tcPr>
+          <w:p>
+            <w:r>
+              <w:rPr>
+                <w:rFonts w:ascii="맑은 고딕" w:cs="맑은 고딕" w:eastAsia="맑은 고딕" w:hAnsi="맑은 고딕"/>
+                <w:b w:val="false"/>
+                <w:bCs w:val="false"/>
+                <w:sz w:val="18"/>
+                <w:szCs w:val="18"/>
+              </w:rPr>
+              <w:t>품목(14곳)·프로젝트(5)·작업지시(3)·사원/사용자/결재자(5)·매출처(1)·계정(1)을 드롭다운으로 고르고 있었다. 항목이 수백이면 못 찾는다.</w:t>
+            </w:r>
+          </w:p>
+        </w:tc>
+        <w:tc>
+          <w:tcPr>
+            <w:tcW w:type="dxa" w:w="4100"/>
+            <w:tcBorders>
+              <w:top w:val="single" w:color="BFC5CE" w:sz="4"/>
+              <w:left w:val="single" w:color="BFC5CE" w:sz="4"/>
+              <w:bottom w:val="single" w:color="BFC5CE" w:sz="4"/>
+              <w:right w:val="single" w:color="BFC5CE" w:sz="4"/>
+            </w:tcBorders>
+            <w:tcMar>
+              <w:top w:type="dxa" w:w="60"/>
+              <w:left w:type="dxa" w:w="90"/>
+              <w:bottom w:type="dxa" w:w="60"/>
+              <w:right w:type="dxa" w:w="90"/>
+            </w:tcMar>
+          </w:tcPr>
+          <w:p>
+            <w:r>
+              <w:rPr>
+                <w:rFonts w:ascii="맑은 고딕" w:cs="맑은 고딕" w:eastAsia="맑은 고딕" w:hAnsi="맑은 고딕"/>
+                <w:b w:val="false"/>
+                <w:bCs w:val="false"/>
+                <w:sz w:val="18"/>
+                <w:szCs w:val="18"/>
+              </w:rPr>
+              <w:t>전부 코드도움(값은 id, 안내는 항목 이름). 창고(11곳)는 수가 적어 이번엔 두었다.</w:t>
+            </w:r>
+          </w:p>
+        </w:tc>
+      </w:tr>
+      <w:tr>
+        <w:tc>
+          <w:tcPr>
+            <w:tcW w:type="dxa" w:w="400"/>
+            <w:tcBorders>
+              <w:top w:val="single" w:color="BFC5CE" w:sz="4"/>
+              <w:left w:val="single" w:color="BFC5CE" w:sz="4"/>
+              <w:bottom w:val="single" w:color="BFC5CE" w:sz="4"/>
+              <w:right w:val="single" w:color="BFC5CE" w:sz="4"/>
+            </w:tcBorders>
+            <w:tcMar>
+              <w:top w:type="dxa" w:w="60"/>
+              <w:left w:type="dxa" w:w="90"/>
+              <w:bottom w:type="dxa" w:w="60"/>
+              <w:right w:type="dxa" w:w="90"/>
+            </w:tcMar>
+          </w:tcPr>
+          <w:p>
+            <w:r>
+              <w:rPr>
+                <w:rFonts w:ascii="맑은 고딕" w:cs="맑은 고딕" w:eastAsia="맑은 고딕" w:hAnsi="맑은 고딕"/>
+                <w:b w:val="false"/>
+                <w:bCs w:val="false"/>
+                <w:sz w:val="18"/>
+                <w:szCs w:val="18"/>
+              </w:rPr>
+              <w:t>63</w:t>
+            </w:r>
+          </w:p>
+        </w:tc>
+        <w:tc>
+          <w:tcPr>
+            <w:tcW w:type="dxa" w:w="4400"/>
+            <w:tcBorders>
+              <w:top w:val="single" w:color="BFC5CE" w:sz="4"/>
+              <w:left w:val="single" w:color="BFC5CE" w:sz="4"/>
+              <w:bottom w:val="single" w:color="BFC5CE" w:sz="4"/>
+              <w:right w:val="single" w:color="BFC5CE" w:sz="4"/>
+            </w:tcBorders>
+            <w:tcMar>
+              <w:top w:type="dxa" w:w="60"/>
+              <w:left w:type="dxa" w:w="90"/>
+              <w:bottom w:type="dxa" w:w="60"/>
+              <w:right w:type="dxa" w:w="90"/>
+            </w:tcMar>
+          </w:tcPr>
+          <w:p>
+            <w:r>
+              <w:rPr>
+                <w:rFonts w:ascii="맑은 고딕" w:cs="맑은 고딕" w:eastAsia="맑은 고딕" w:hAnsi="맑은 고딕"/>
+                <w:b w:val="false"/>
+                <w:bCs w:val="false"/>
+                <w:sz w:val="18"/>
+                <w:szCs w:val="18"/>
+              </w:rPr>
+              <w:t>비현금거래 입력의 칸 묶음이 &lt;label&gt; 이라, 그 안의 거래처 코드도움에서 행을 눌러도 고르지 못했다.</w:t>
+            </w:r>
+          </w:p>
+        </w:tc>
+        <w:tc>
+          <w:tcPr>
+            <w:tcW w:type="dxa" w:w="4100"/>
+            <w:tcBorders>
+              <w:top w:val="single" w:color="BFC5CE" w:sz="4"/>
+              <w:left w:val="single" w:color="BFC5CE" w:sz="4"/>
+              <w:bottom w:val="single" w:color="BFC5CE" w:sz="4"/>
+              <w:right w:val="single" w:color="BFC5CE" w:sz="4"/>
+            </w:tcBorders>
+            <w:tcMar>
+              <w:top w:type="dxa" w:w="60"/>
+              <w:left w:type="dxa" w:w="90"/>
+              <w:bottom w:type="dxa" w:w="60"/>
+              <w:right w:type="dxa" w:w="90"/>
+            </w:tcMar>
+          </w:tcPr>
+          <w:p>
+            <w:r>
+              <w:rPr>
+                <w:rFonts w:ascii="맑은 고딕" w:cs="맑은 고딕" w:eastAsia="맑은 고딕" w:hAnsi="맑은 고딕"/>
+                <w:b w:val="false"/>
+                <w:bCs w:val="false"/>
+                <w:sz w:val="18"/>
+                <w:szCs w:val="18"/>
+              </w:rPr>
+              <w:t>div 로 — 코드도움은 label 로 감싸면 팝업 클릭이 안 먹는다.</w:t>
+            </w:r>
+          </w:p>
+        </w:tc>
+      </w:tr>
+      <w:tr>
+        <w:tc>
+          <w:tcPr>
+            <w:tcW w:type="dxa" w:w="400"/>
+            <w:tcBorders>
+              <w:top w:val="single" w:color="BFC5CE" w:sz="4"/>
+              <w:left w:val="single" w:color="BFC5CE" w:sz="4"/>
+              <w:bottom w:val="single" w:color="BFC5CE" w:sz="4"/>
+              <w:right w:val="single" w:color="BFC5CE" w:sz="4"/>
+            </w:tcBorders>
+            <w:tcMar>
+              <w:top w:type="dxa" w:w="60"/>
+              <w:left w:type="dxa" w:w="90"/>
+              <w:bottom w:type="dxa" w:w="60"/>
+              <w:right w:type="dxa" w:w="90"/>
+            </w:tcMar>
+          </w:tcPr>
+          <w:p>
+            <w:r>
+              <w:rPr>
+                <w:rFonts w:ascii="맑은 고딕" w:cs="맑은 고딕" w:eastAsia="맑은 고딕" w:hAnsi="맑은 고딕"/>
+                <w:b w:val="false"/>
+                <w:bCs w:val="false"/>
+                <w:sz w:val="18"/>
+                <w:szCs w:val="18"/>
+              </w:rPr>
+              <w:t>64</w:t>
+            </w:r>
+          </w:p>
+        </w:tc>
+        <w:tc>
+          <w:tcPr>
+            <w:tcW w:type="dxa" w:w="4400"/>
+            <w:tcBorders>
+              <w:top w:val="single" w:color="BFC5CE" w:sz="4"/>
+              <w:left w:val="single" w:color="BFC5CE" w:sz="4"/>
+              <w:bottom w:val="single" w:color="BFC5CE" w:sz="4"/>
+              <w:right w:val="single" w:color="BFC5CE" w:sz="4"/>
+            </w:tcBorders>
+            <w:tcMar>
+              <w:top w:type="dxa" w:w="60"/>
+              <w:left w:type="dxa" w:w="90"/>
+              <w:bottom w:type="dxa" w:w="60"/>
+              <w:right w:type="dxa" w:w="90"/>
+            </w:tcMar>
+          </w:tcPr>
+          <w:p>
+            <w:r>
+              <w:rPr>
+                <w:rFonts w:ascii="맑은 고딕" w:cs="맑은 고딕" w:eastAsia="맑은 고딕" w:hAnsi="맑은 고딕"/>
+                <w:b w:val="false"/>
+                <w:bCs w:val="false"/>
+                <w:sz w:val="18"/>
+                <w:szCs w:val="18"/>
+              </w:rPr>
+              <w:t>폼 안에 넣은 코드도움의 검색칸에서 Enter 를 치면 바깥 폼이 제출됐다.</w:t>
+            </w:r>
+          </w:p>
+        </w:tc>
+        <w:tc>
+          <w:tcPr>
+            <w:tcW w:type="dxa" w:w="4100"/>
+            <w:tcBorders>
+              <w:top w:val="single" w:color="BFC5CE" w:sz="4"/>
+              <w:left w:val="single" w:color="BFC5CE" w:sz="4"/>
+              <w:bottom w:val="single" w:color="BFC5CE" w:sz="4"/>
+              <w:right w:val="single" w:color="BFC5CE" w:sz="4"/>
+            </w:tcBorders>
+            <w:tcMar>
+              <w:top w:type="dxa" w:w="60"/>
+              <w:left w:type="dxa" w:w="90"/>
+              <w:bottom w:type="dxa" w:w="60"/>
+              <w:right w:type="dxa" w:w="90"/>
+            </w:tcMar>
+          </w:tcPr>
+          <w:p>
+            <w:r>
+              <w:rPr>
+                <w:rFonts w:ascii="맑은 고딕" w:cs="맑은 고딕" w:eastAsia="맑은 고딕" w:hAnsi="맑은 고딕"/>
+                <w:b w:val="false"/>
+                <w:bCs w:val="false"/>
+                <w:sz w:val="18"/>
+                <w:szCs w:val="18"/>
+              </w:rPr>
+              <w:t>검색칸 Enter 는 폼을 제출하지 않는다(한 건이면 고르기는 그대로).</w:t>
+            </w:r>
+          </w:p>
+        </w:tc>
+      </w:tr>
+      <w:tr>
+        <w:tc>
+          <w:tcPr>
+            <w:tcW w:type="dxa" w:w="400"/>
+            <w:tcBorders>
+              <w:top w:val="single" w:color="BFC5CE" w:sz="4"/>
+              <w:left w:val="single" w:color="BFC5CE" w:sz="4"/>
+              <w:bottom w:val="single" w:color="BFC5CE" w:sz="4"/>
+              <w:right w:val="single" w:color="BFC5CE" w:sz="4"/>
+            </w:tcBorders>
+            <w:tcMar>
+              <w:top w:type="dxa" w:w="60"/>
+              <w:left w:type="dxa" w:w="90"/>
+              <w:bottom w:type="dxa" w:w="60"/>
+              <w:right w:type="dxa" w:w="90"/>
+            </w:tcMar>
+          </w:tcPr>
+          <w:p>
+            <w:r>
+              <w:rPr>
+                <w:rFonts w:ascii="맑은 고딕" w:cs="맑은 고딕" w:eastAsia="맑은 고딕" w:hAnsi="맑은 고딕"/>
+                <w:b w:val="false"/>
+                <w:bCs w:val="false"/>
+                <w:sz w:val="18"/>
+                <w:szCs w:val="18"/>
+              </w:rPr>
+              <w:t>65</w:t>
+            </w:r>
+          </w:p>
+        </w:tc>
+        <w:tc>
+          <w:tcPr>
+            <w:tcW w:type="dxa" w:w="4400"/>
+            <w:tcBorders>
+              <w:top w:val="single" w:color="BFC5CE" w:sz="4"/>
+              <w:left w:val="single" w:color="BFC5CE" w:sz="4"/>
+              <w:bottom w:val="single" w:color="BFC5CE" w:sz="4"/>
+              <w:right w:val="single" w:color="BFC5CE" w:sz="4"/>
+            </w:tcBorders>
+            <w:tcMar>
+              <w:top w:type="dxa" w:w="60"/>
+              <w:left w:type="dxa" w:w="90"/>
+              <w:bottom w:type="dxa" w:w="60"/>
+              <w:right w:type="dxa" w:w="90"/>
+            </w:tcMar>
+          </w:tcPr>
+          <w:p>
+            <w:r>
+              <w:rPr>
+                <w:rFonts w:ascii="맑은 고딕" w:cs="맑은 고딕" w:eastAsia="맑은 고딕" w:hAnsi="맑은 고딕"/>
+                <w:b w:val="false"/>
+                <w:bCs w:val="false"/>
+                <w:sz w:val="18"/>
+                <w:szCs w:val="18"/>
+              </w:rPr>
+              <w:t>조회 조건이 이름으로 거르던 곳 셋(로트원장 품목, 결재목록·근무통합 프로젝트).</w:t>
+            </w:r>
+          </w:p>
+        </w:tc>
+        <w:tc>
+          <w:tcPr>
+            <w:tcW w:type="dxa" w:w="4100"/>
+            <w:tcBorders>
+              <w:top w:val="single" w:color="BFC5CE" w:sz="4"/>
+              <w:left w:val="single" w:color="BFC5CE" w:sz="4"/>
+              <w:bottom w:val="single" w:color="BFC5CE" w:sz="4"/>
+              <w:right w:val="single" w:color="BFC5CE" w:sz="4"/>
+            </w:tcBorders>
+            <w:tcMar>
+              <w:top w:type="dxa" w:w="60"/>
+              <w:left w:type="dxa" w:w="90"/>
+              <w:bottom w:type="dxa" w:w="60"/>
+              <w:right w:type="dxa" w:w="90"/>
+            </w:tcMar>
+          </w:tcPr>
+          <w:p>
+            <w:r>
+              <w:rPr>
+                <w:rFonts w:ascii="맑은 고딕" w:cs="맑은 고딕" w:eastAsia="맑은 고딕" w:hAnsi="맑은 고딕"/>
+                <w:b w:val="false"/>
+                <w:bCs w:val="false"/>
+                <w:sz w:val="18"/>
+                <w:szCs w:val="18"/>
+              </w:rPr>
+              <w:t>id 비교로.</w:t>
+            </w:r>
+          </w:p>
+        </w:tc>
+      </w:tr>
+    </w:tbl>
+    <w:p>
+      <w:pPr>
+        <w:spacing w:after="120"/>
+      </w:pPr>
+      <w:r>
+        <w:rPr>
+          <w:rFonts w:ascii="맑은 고딕" w:cs="맑은 고딕" w:eastAsia="맑은 고딕" w:hAnsi="맑은 고딕"/>
+          <w:sz w:val="21"/>
+          <w:szCs w:val="21"/>
+        </w:rPr>
+        <w:t>ui-check 에 "마스터를 고르는 칸은 코드도움이다(창고 제외)" 를 넣어 다시 생기지 않게 했습니다. 검증: precommit.sh · flows 11파일 56단언 · screen-check 239화면·797클릭 문제 0.</w:t>
+      </w:r>
+    </w:p>
+    <w:p>
+      <w:pPr>
+        <w:pStyle w:val="Heading2"/>
+        <w:spacing w:after="120" w:before="240"/>
+      </w:pPr>
+      <w:r>
+        <w:rPr>
+          <w:rFonts w:ascii="맑은 고딕" w:cs="맑은 고딕" w:eastAsia="맑은 고딕" w:hAnsi="맑은 고딕"/>
+        </w:rPr>
+        <w:t>21-1. 다음 할 일</w:t>
+      </w:r>
+    </w:p>
+    <w:p>
+      <w:pPr>
+        <w:pStyle w:val="ListParagraph"/>
+        <w:numPr>
+          <w:ilvl w:val="0"/>
+          <w:numId w:val="2"/>
+        </w:numPr>
+        <w:spacing w:after="60"/>
+      </w:pPr>
+      <w:r>
+        <w:rPr>
+          <w:rFonts w:ascii="맑은 고딕" w:cs="맑은 고딕" w:eastAsia="맑은 고딕" w:hAnsi="맑은 고딕"/>
+          <w:sz w:val="21"/>
+          <w:szCs w:val="21"/>
+        </w:rPr>
+        <w:t>창고 드롭다운 11곳(창고가 많아지면) — 바꾸면 ui-check 의 창고 예외를 지운다</w:t>
+      </w:r>
+    </w:p>
+    <w:p>
+      <w:pPr>
+        <w:pStyle w:val="ListParagraph"/>
+        <w:numPr>
+          <w:ilvl w:val="0"/>
+          <w:numId w:val="2"/>
+        </w:numPr>
+        <w:spacing w:after="60"/>
+      </w:pPr>
+      <w:r>
+        <w:rPr>
+          <w:rFonts w:ascii="맑은 고딕" w:cs="맑은 고딕" w:eastAsia="맑은 고딕" w:hAnsi="맑은 고딕"/>
+          <w:sz w:val="21"/>
+          <w:szCs w:val="21"/>
+        </w:rPr>
+        <w:t>결정 필요: #29 · #43 · #56 · #59~#61</w:t>
       </w:r>
     </w:p>
     <w:sectPr>

--- a/docs/ERP_사용설명서_QA기록.docx
+++ b/docs/ERP_사용설명서_QA기록.docx
@@ -69,7 +69,7 @@
           <w:sz w:val="21"/>
           <w:szCs w:val="21"/>
         </w:rPr>
-        <w:t>2026-10-02 (26회차)</w:t>
+        <w:t>2026-10-02 (27회차)</w:t>
       </w:r>
     </w:p>
     <w:p>
@@ -39429,6 +39429,1817 @@
           <w:szCs w:val="21"/>
         </w:rPr>
         <w:t>구매반품도 같은 흐름으로(대성전자부품 PCB 불량 반품)</w:t>
+      </w:r>
+    </w:p>
+    <w:p>
+      <w:pPr>
+        <w:pStyle w:val="ListParagraph"/>
+        <w:numPr>
+          <w:ilvl w:val="0"/>
+          <w:numId w:val="2"/>
+        </w:numPr>
+        <w:spacing w:after="60"/>
+      </w:pPr>
+      <w:r>
+        <w:rPr>
+          <w:rFonts w:ascii="맑은 고딕" w:cs="맑은 고딕" w:eastAsia="맑은 고딕" w:hAnsi="맑은 고딕"/>
+          <w:sz w:val="21"/>
+          <w:szCs w:val="21"/>
+        </w:rPr>
+        <w:t>결정 필요 모음: #29 · #43 · #56 · #59~#61 · #68</w:t>
+      </w:r>
+    </w:p>
+    <w:p>
+      <w:pPr>
+        <w:pStyle w:val="Heading1"/>
+        <w:spacing w:after="120" w:before="240"/>
+      </w:pPr>
+      <w:r>
+        <w:rPr>
+          <w:rFonts w:ascii="맑은 고딕" w:cs="맑은 고딕" w:eastAsia="맑은 고딕" w:hAnsi="맑은 고딕"/>
+        </w:rPr>
+        <w:t>27회차 — 반품 뒤 돌려줄 돈: 환불을 넣고 장부가 0 으로 맞는가</w:t>
+      </w:r>
+    </w:p>
+    <w:p>
+      <w:pPr>
+        <w:spacing w:after="120"/>
+      </w:pPr>
+      <w:r>
+        <w:rPr>
+          <w:rFonts w:ascii="맑은 고딕" w:cs="맑은 고딕" w:eastAsia="맑은 고딕" w:hAnsi="맑은 고딕"/>
+          <w:sz w:val="21"/>
+          <w:szCs w:val="21"/>
+        </w:rPr>
+        <w:t>계기: 26회차 반품으로 한빛스마트홈 채권이 −13,200 이 됐습니다(이미 다 받은 돈 중 돌려줘야 할 몫). 실제 업무라면 이 돈을 계좌로 돌려보내고 장부를 0 으로 맞춥니다. 그 길을 화면에서 찾아보니 없었습니다 — 수금은 0보다 커야 하고, 지급은 매입처만 고를 수 있습니다.</w:t>
+      </w:r>
+    </w:p>
+    <w:p>
+      <w:pPr>
+        <w:pStyle w:val="Heading2"/>
+        <w:spacing w:after="120" w:before="240"/>
+      </w:pPr>
+      <w:r>
+        <w:rPr>
+          <w:rFonts w:ascii="맑은 고딕" w:cs="맑은 고딕" w:eastAsia="맑은 고딕" w:hAnsi="맑은 고딕"/>
+        </w:rPr>
+        <w:t>27-1. 사용법</w:t>
+      </w:r>
+    </w:p>
+    <w:p>
+      <w:pPr>
+        <w:pStyle w:val="Heading3"/>
+        <w:spacing w:after="120" w:before="240"/>
+      </w:pPr>
+      <w:r>
+        <w:rPr>
+          <w:rFonts w:ascii="맑은 고딕" w:cs="맑은 고딕" w:eastAsia="맑은 고딕" w:hAnsi="맑은 고딕"/>
+        </w:rPr>
+        <w:t>① 환불은 "수금 −" 로</w:t>
+      </w:r>
+    </w:p>
+    <w:p>
+      <w:pPr>
+        <w:pStyle w:val="ListParagraph"/>
+        <w:numPr>
+          <w:ilvl w:val="0"/>
+          <w:numId w:val="2"/>
+        </w:numPr>
+        <w:spacing w:after="60"/>
+      </w:pPr>
+      <w:r>
+        <w:rPr>
+          <w:rFonts w:ascii="맑은 고딕" w:cs="맑은 고딕" w:eastAsia="맑은 고딕" w:hAnsi="맑은 고딕"/>
+          <w:sz w:val="21"/>
+          <w:szCs w:val="21"/>
+        </w:rPr>
+        <w:t>영업관리 › 수금/지급 (/sales/settlement) 신규 → 유형 수금 · 거래처 한빛스마트홈.</w:t>
+      </w:r>
+    </w:p>
+    <w:p>
+      <w:pPr>
+        <w:pStyle w:val="ListParagraph"/>
+        <w:numPr>
+          <w:ilvl w:val="0"/>
+          <w:numId w:val="2"/>
+        </w:numPr>
+        <w:spacing w:after="60"/>
+      </w:pPr>
+      <w:r>
+        <w:rPr>
+          <w:rFonts w:ascii="맑은 고딕" w:cs="맑은 고딕" w:eastAsia="맑은 고딕" w:hAnsi="맑은 고딕"/>
+          <w:sz w:val="21"/>
+          <w:szCs w:val="21"/>
+        </w:rPr>
+        <w:t>금액 칸 아래에 "받을 돈(채권) -13,200원 — 받을 돈이 음수 = 돌려줄 돈입니다. 환불은 금액을 음수로" 가 뜹니다.</w:t>
+      </w:r>
+    </w:p>
+    <w:p>
+      <w:pPr>
+        <w:pStyle w:val="ListParagraph"/>
+        <w:numPr>
+          <w:ilvl w:val="0"/>
+          <w:numId w:val="2"/>
+        </w:numPr>
+        <w:spacing w:after="60"/>
+      </w:pPr>
+      <w:r>
+        <w:rPr>
+          <w:rFonts w:ascii="맑은 고딕" w:cs="맑은 고딕" w:eastAsia="맑은 고딕" w:hAnsi="맑은 고딕"/>
+          <w:sz w:val="21"/>
+          <w:szCs w:val="21"/>
+        </w:rPr>
+        <w:t>금액 -13200 · 결제수단 계좌이체 · 비고 → 저장(F8) → "RC-20261002-0003 저장 완료 · 수금 -13,200원", 받을 돈 0원.</w:t>
+      </w:r>
+    </w:p>
+    <w:p>
+      <w:pPr>
+        <w:pStyle w:val="ListParagraph"/>
+        <w:numPr>
+          <w:ilvl w:val="0"/>
+          <w:numId w:val="2"/>
+        </w:numPr>
+        <w:spacing w:after="60"/>
+      </w:pPr>
+      <w:r>
+        <w:rPr>
+          <w:rFonts w:ascii="맑은 고딕" w:cs="맑은 고딕" w:eastAsia="맑은 고딕" w:hAnsi="맑은 고딕"/>
+          <w:sz w:val="21"/>
+          <w:szCs w:val="21"/>
+        </w:rPr>
+        <w:t>매입처에서 돈을 돌려받을 때(구매반품 환급)는 지급에 음수를 넣습니다.</w:t>
+      </w:r>
+    </w:p>
+    <w:p>
+      <w:pPr>
+        <w:jc w:val="center"/>
+      </w:pPr>
+      <w:r>
+        <w:drawing>
+          <wp:inline xmlns:a="http://schemas.openxmlformats.org/drawingml/2006/main" xmlns:pic="http://schemas.openxmlformats.org/drawingml/2006/picture">
+            <wp:extent cx="5760000" cy="3240000"/>
+            <wp:docPr id="52" name="Picture 52"/>
+            <wp:cNvGraphicFramePr>
+              <a:graphicFrameLocks noChangeAspect="1"/>
+            </wp:cNvGraphicFramePr>
+            <a:graphic>
+              <a:graphicData uri="http://schemas.openxmlformats.org/drawingml/2006/picture">
+                <pic:pic>
+                  <pic:nvPicPr>
+                    <pic:cNvPr id="0" name="a1-refund-form.png"/>
+                    <pic:cNvPicPr/>
+                  </pic:nvPicPr>
+                  <pic:blipFill>
+                    <a:blip r:embed="rId60"/>
+                    <a:stretch>
+                      <a:fillRect/>
+                    </a:stretch>
+                  </pic:blipFill>
+                  <pic:spPr>
+                    <a:xfrm>
+                      <a:off x="0" y="0"/>
+                      <a:ext cx="5760000" cy="3240000"/>
+                    </a:xfrm>
+                    <a:prstGeom prst="rect"/>
+                  </pic:spPr>
+                </pic:pic>
+              </a:graphicData>
+            </a:graphic>
+          </wp:inline>
+        </w:drawing>
+      </w:r>
+    </w:p>
+    <w:p>
+      <w:pPr>
+        <w:spacing w:after="200"/>
+        <w:jc w:val="center"/>
+      </w:pPr>
+      <w:r>
+        <w:rPr>
+          <w:rFonts w:ascii="맑은 고딕" w:cs="맑은 고딕" w:eastAsia="맑은 고딕" w:hAnsi="맑은 고딕"/>
+          <w:i/>
+          <w:iCs/>
+          <w:color w:val="666666"/>
+          <w:sz w:val="18"/>
+          <w:szCs w:val="18"/>
+        </w:rPr>
+        <w:t>그림 52. 수금 입력 — 채권이 음수면 환불 안내, 금액 -13,200</w:t>
+      </w:r>
+    </w:p>
+    <w:p>
+      <w:pPr>
+        <w:jc w:val="center"/>
+      </w:pPr>
+      <w:r>
+        <w:drawing>
+          <wp:inline xmlns:a="http://schemas.openxmlformats.org/drawingml/2006/main" xmlns:pic="http://schemas.openxmlformats.org/drawingml/2006/picture">
+            <wp:extent cx="5760000" cy="3240000"/>
+            <wp:docPr id="53" name="Picture 53"/>
+            <wp:cNvGraphicFramePr>
+              <a:graphicFrameLocks noChangeAspect="1"/>
+            </wp:cNvGraphicFramePr>
+            <a:graphic>
+              <a:graphicData uri="http://schemas.openxmlformats.org/drawingml/2006/picture">
+                <pic:pic>
+                  <pic:nvPicPr>
+                    <pic:cNvPr id="0" name="a2-refund-done.png"/>
+                    <pic:cNvPicPr/>
+                  </pic:nvPicPr>
+                  <pic:blipFill>
+                    <a:blip r:embed="rId61"/>
+                    <a:stretch>
+                      <a:fillRect/>
+                    </a:stretch>
+                  </pic:blipFill>
+                  <pic:spPr>
+                    <a:xfrm>
+                      <a:off x="0" y="0"/>
+                      <a:ext cx="5760000" cy="3240000"/>
+                    </a:xfrm>
+                    <a:prstGeom prst="rect"/>
+                  </pic:spPr>
+                </pic:pic>
+              </a:graphicData>
+            </a:graphic>
+          </wp:inline>
+        </w:drawing>
+      </w:r>
+    </w:p>
+    <w:p>
+      <w:pPr>
+        <w:spacing w:after="200"/>
+        <w:jc w:val="center"/>
+      </w:pPr>
+      <w:r>
+        <w:rPr>
+          <w:rFonts w:ascii="맑은 고딕" w:cs="맑은 고딕" w:eastAsia="맑은 고딕" w:hAnsi="맑은 고딕"/>
+          <w:i/>
+          <w:iCs/>
+          <w:color w:val="666666"/>
+          <w:sz w:val="18"/>
+          <w:szCs w:val="18"/>
+        </w:rPr>
+        <w:t>그림 53. 저장 뒤 — 받을 돈(채권) 0원</w:t>
+      </w:r>
+    </w:p>
+    <w:p>
+      <w:pPr>
+        <w:pStyle w:val="Heading3"/>
+        <w:spacing w:after="120" w:before="240"/>
+      </w:pPr>
+      <w:r>
+        <w:rPr>
+          <w:rFonts w:ascii="맑은 고딕" w:cs="맑은 고딕" w:eastAsia="맑은 고딕" w:hAnsi="맑은 고딕"/>
+        </w:rPr>
+        <w:t>② 결제내역조회에서 회계반영</w:t>
+      </w:r>
+    </w:p>
+    <w:p>
+      <w:pPr>
+        <w:pStyle w:val="ListParagraph"/>
+        <w:numPr>
+          <w:ilvl w:val="0"/>
+          <w:numId w:val="2"/>
+        </w:numPr>
+        <w:spacing w:after="60"/>
+      </w:pPr>
+      <w:r>
+        <w:rPr>
+          <w:rFonts w:ascii="맑은 고딕" w:cs="맑은 고딕" w:eastAsia="맑은 고딕" w:hAnsi="맑은 고딕"/>
+          <w:sz w:val="21"/>
+          <w:szCs w:val="21"/>
+        </w:rPr>
+        <w:t>영업관리 › 결제내역조회 (/sales/payment-history) → 미반영 탭 → 거래처명 "한빛" → 세 줄 체크 → 회계반영.</w:t>
+      </w:r>
+    </w:p>
+    <w:p>
+      <w:pPr>
+        <w:pStyle w:val="ListParagraph"/>
+        <w:numPr>
+          <w:ilvl w:val="0"/>
+          <w:numId w:val="2"/>
+        </w:numPr>
+        <w:spacing w:after="60"/>
+      </w:pPr>
+      <w:r>
+        <w:rPr>
+          <w:rFonts w:ascii="맑은 고딕" w:cs="맑은 고딕" w:eastAsia="맑은 고딕" w:hAnsi="맑은 고딕"/>
+          <w:sz w:val="21"/>
+          <w:szCs w:val="21"/>
+        </w:rPr>
+        <w:t>"3건 회계반영 완료 — 회계전표 GL-20261002-0006, GL-20261002-0005, GL-20261002-0007"(번호 안내는 이번 회차에 붙였습니다).</w:t>
+      </w:r>
+    </w:p>
+    <w:p>
+      <w:pPr>
+        <w:pStyle w:val="ListParagraph"/>
+        <w:numPr>
+          <w:ilvl w:val="0"/>
+          <w:numId w:val="2"/>
+        </w:numPr>
+        <w:spacing w:after="60"/>
+      </w:pPr>
+      <w:r>
+        <w:rPr>
+          <w:rFonts w:ascii="맑은 고딕" w:cs="맑은 고딕" w:eastAsia="맑은 고딕" w:hAnsi="맑은 고딕"/>
+          <w:sz w:val="21"/>
+          <w:szCs w:val="21"/>
+        </w:rPr>
+        <w:t>환불 줄은 차) 외상매출금 13,200 / 대) 보통예금 13,200 로 섭니다(수금의 역분개).</w:t>
+      </w:r>
+    </w:p>
+    <w:p>
+      <w:pPr>
+        <w:jc w:val="center"/>
+      </w:pPr>
+      <w:r>
+        <w:drawing>
+          <wp:inline xmlns:a="http://schemas.openxmlformats.org/drawingml/2006/main" xmlns:pic="http://schemas.openxmlformats.org/drawingml/2006/picture">
+            <wp:extent cx="5760000" cy="1524706"/>
+            <wp:docPr id="54" name="Picture 54"/>
+            <wp:cNvGraphicFramePr>
+              <a:graphicFrameLocks noChangeAspect="1"/>
+            </wp:cNvGraphicFramePr>
+            <a:graphic>
+              <a:graphicData uri="http://schemas.openxmlformats.org/drawingml/2006/picture">
+                <pic:pic>
+                  <pic:nvPicPr>
+                    <pic:cNvPr id="0" name="b1-pay-before.png"/>
+                    <pic:cNvPicPr/>
+                  </pic:nvPicPr>
+                  <pic:blipFill>
+                    <a:blip r:embed="rId62"/>
+                    <a:stretch>
+                      <a:fillRect/>
+                    </a:stretch>
+                  </pic:blipFill>
+                  <pic:spPr>
+                    <a:xfrm>
+                      <a:off x="0" y="0"/>
+                      <a:ext cx="5760000" cy="1524706"/>
+                    </a:xfrm>
+                    <a:prstGeom prst="rect"/>
+                  </pic:spPr>
+                </pic:pic>
+              </a:graphicData>
+            </a:graphic>
+          </wp:inline>
+        </w:drawing>
+      </w:r>
+    </w:p>
+    <w:p>
+      <w:pPr>
+        <w:spacing w:after="200"/>
+        <w:jc w:val="center"/>
+      </w:pPr>
+      <w:r>
+        <w:rPr>
+          <w:rFonts w:ascii="맑은 고딕" w:cs="맑은 고딕" w:eastAsia="맑은 고딕" w:hAnsi="맑은 고딕"/>
+          <w:i/>
+          <w:iCs/>
+          <w:color w:val="666666"/>
+          <w:sz w:val="18"/>
+          <w:szCs w:val="18"/>
+        </w:rPr>
+        <w:t>그림 54. 결제내역조회 미반영 — 한빛스마트홈 수금 30,000 · 22,800 · 환불 -13,200</w:t>
+      </w:r>
+    </w:p>
+    <w:p>
+      <w:pPr>
+        <w:pStyle w:val="Heading2"/>
+        <w:spacing w:after="120" w:before="240"/>
+      </w:pPr>
+      <w:r>
+        <w:rPr>
+          <w:rFonts w:ascii="맑은 고딕" w:cs="맑은 고딕" w:eastAsia="맑은 고딕" w:hAnsi="맑은 고딕"/>
+        </w:rPr>
+        <w:t>27-2. 넣은 시연 자료</w:t>
+      </w:r>
+    </w:p>
+    <w:tbl>
+      <w:tblPr>
+        <w:tblW w:type="dxa" w:w="8900"/>
+        <w:tblBorders>
+          <w:top w:val="single" w:color="auto" w:sz="4"/>
+          <w:left w:val="single" w:color="auto" w:sz="4"/>
+          <w:bottom w:val="single" w:color="auto" w:sz="4"/>
+          <w:right w:val="single" w:color="auto" w:sz="4"/>
+          <w:insideH w:val="single" w:color="auto" w:sz="4"/>
+          <w:insideV w:val="single" w:color="auto" w:sz="4"/>
+        </w:tblBorders>
+      </w:tblPr>
+      <w:tblGrid>
+        <w:gridCol w:w="2600"/>
+        <w:gridCol w:w="2000"/>
+        <w:gridCol w:w="2600"/>
+        <w:gridCol w:w="1700"/>
+      </w:tblGrid>
+      <w:tr>
+        <w:trPr>
+          <w:tblHeader/>
+        </w:trPr>
+        <w:tc>
+          <w:tcPr>
+            <w:tcW w:type="dxa" w:w="2600"/>
+            <w:tcBorders>
+              <w:top w:val="single" w:color="BFC5CE" w:sz="4"/>
+              <w:left w:val="single" w:color="BFC5CE" w:sz="4"/>
+              <w:bottom w:val="single" w:color="BFC5CE" w:sz="4"/>
+              <w:right w:val="single" w:color="BFC5CE" w:sz="4"/>
+            </w:tcBorders>
+            <w:shd w:fill="E8EEF9" w:val="clear"/>
+            <w:tcMar>
+              <w:top w:type="dxa" w:w="60"/>
+              <w:left w:type="dxa" w:w="90"/>
+              <w:bottom w:type="dxa" w:w="60"/>
+              <w:right w:type="dxa" w:w="90"/>
+            </w:tcMar>
+          </w:tcPr>
+          <w:p>
+            <w:r>
+              <w:rPr>
+                <w:rFonts w:ascii="맑은 고딕" w:cs="맑은 고딕" w:eastAsia="맑은 고딕" w:hAnsi="맑은 고딕"/>
+                <w:b/>
+                <w:bCs/>
+                <w:sz w:val="18"/>
+                <w:szCs w:val="18"/>
+              </w:rPr>
+              <w:t>구분</w:t>
+            </w:r>
+          </w:p>
+        </w:tc>
+        <w:tc>
+          <w:tcPr>
+            <w:tcW w:type="dxa" w:w="2000"/>
+            <w:tcBorders>
+              <w:top w:val="single" w:color="BFC5CE" w:sz="4"/>
+              <w:left w:val="single" w:color="BFC5CE" w:sz="4"/>
+              <w:bottom w:val="single" w:color="BFC5CE" w:sz="4"/>
+              <w:right w:val="single" w:color="BFC5CE" w:sz="4"/>
+            </w:tcBorders>
+            <w:shd w:fill="E8EEF9" w:val="clear"/>
+            <w:tcMar>
+              <w:top w:type="dxa" w:w="60"/>
+              <w:left w:type="dxa" w:w="90"/>
+              <w:bottom w:type="dxa" w:w="60"/>
+              <w:right w:type="dxa" w:w="90"/>
+            </w:tcMar>
+          </w:tcPr>
+          <w:p>
+            <w:r>
+              <w:rPr>
+                <w:rFonts w:ascii="맑은 고딕" w:cs="맑은 고딕" w:eastAsia="맑은 고딕" w:hAnsi="맑은 고딕"/>
+                <w:b/>
+                <w:bCs/>
+                <w:sz w:val="18"/>
+                <w:szCs w:val="18"/>
+              </w:rPr>
+              <w:t>번호</w:t>
+            </w:r>
+          </w:p>
+        </w:tc>
+        <w:tc>
+          <w:tcPr>
+            <w:tcW w:type="dxa" w:w="2600"/>
+            <w:tcBorders>
+              <w:top w:val="single" w:color="BFC5CE" w:sz="4"/>
+              <w:left w:val="single" w:color="BFC5CE" w:sz="4"/>
+              <w:bottom w:val="single" w:color="BFC5CE" w:sz="4"/>
+              <w:right w:val="single" w:color="BFC5CE" w:sz="4"/>
+            </w:tcBorders>
+            <w:shd w:fill="E8EEF9" w:val="clear"/>
+            <w:tcMar>
+              <w:top w:type="dxa" w:w="60"/>
+              <w:left w:type="dxa" w:w="90"/>
+              <w:bottom w:type="dxa" w:w="60"/>
+              <w:right w:type="dxa" w:w="90"/>
+            </w:tcMar>
+          </w:tcPr>
+          <w:p>
+            <w:r>
+              <w:rPr>
+                <w:rFonts w:ascii="맑은 고딕" w:cs="맑은 고딕" w:eastAsia="맑은 고딕" w:hAnsi="맑은 고딕"/>
+                <w:b/>
+                <w:bCs/>
+                <w:sz w:val="18"/>
+                <w:szCs w:val="18"/>
+              </w:rPr>
+              <w:t>거래처</w:t>
+            </w:r>
+          </w:p>
+        </w:tc>
+        <w:tc>
+          <w:tcPr>
+            <w:tcW w:type="dxa" w:w="1700"/>
+            <w:tcBorders>
+              <w:top w:val="single" w:color="BFC5CE" w:sz="4"/>
+              <w:left w:val="single" w:color="BFC5CE" w:sz="4"/>
+              <w:bottom w:val="single" w:color="BFC5CE" w:sz="4"/>
+              <w:right w:val="single" w:color="BFC5CE" w:sz="4"/>
+            </w:tcBorders>
+            <w:shd w:fill="E8EEF9" w:val="clear"/>
+            <w:tcMar>
+              <w:top w:type="dxa" w:w="60"/>
+              <w:left w:type="dxa" w:w="90"/>
+              <w:bottom w:type="dxa" w:w="60"/>
+              <w:right w:type="dxa" w:w="90"/>
+            </w:tcMar>
+          </w:tcPr>
+          <w:p>
+            <w:r>
+              <w:rPr>
+                <w:rFonts w:ascii="맑은 고딕" w:cs="맑은 고딕" w:eastAsia="맑은 고딕" w:hAnsi="맑은 고딕"/>
+                <w:b/>
+                <w:bCs/>
+                <w:sz w:val="18"/>
+                <w:szCs w:val="18"/>
+              </w:rPr>
+              <w:t>내용</w:t>
+            </w:r>
+          </w:p>
+        </w:tc>
+      </w:tr>
+      <w:tr>
+        <w:tc>
+          <w:tcPr>
+            <w:tcW w:type="dxa" w:w="2600"/>
+            <w:tcBorders>
+              <w:top w:val="single" w:color="BFC5CE" w:sz="4"/>
+              <w:left w:val="single" w:color="BFC5CE" w:sz="4"/>
+              <w:bottom w:val="single" w:color="BFC5CE" w:sz="4"/>
+              <w:right w:val="single" w:color="BFC5CE" w:sz="4"/>
+            </w:tcBorders>
+            <w:tcMar>
+              <w:top w:type="dxa" w:w="60"/>
+              <w:left w:type="dxa" w:w="90"/>
+              <w:bottom w:type="dxa" w:w="60"/>
+              <w:right w:type="dxa" w:w="90"/>
+            </w:tcMar>
+          </w:tcPr>
+          <w:p>
+            <w:r>
+              <w:rPr>
+                <w:rFonts w:ascii="맑은 고딕" w:cs="맑은 고딕" w:eastAsia="맑은 고딕" w:hAnsi="맑은 고딕"/>
+                <w:b w:val="false"/>
+                <w:bCs w:val="false"/>
+                <w:sz w:val="18"/>
+                <w:szCs w:val="18"/>
+              </w:rPr>
+              <w:t>수금(환불)</w:t>
+            </w:r>
+          </w:p>
+        </w:tc>
+        <w:tc>
+          <w:tcPr>
+            <w:tcW w:type="dxa" w:w="2000"/>
+            <w:tcBorders>
+              <w:top w:val="single" w:color="BFC5CE" w:sz="4"/>
+              <w:left w:val="single" w:color="BFC5CE" w:sz="4"/>
+              <w:bottom w:val="single" w:color="BFC5CE" w:sz="4"/>
+              <w:right w:val="single" w:color="BFC5CE" w:sz="4"/>
+            </w:tcBorders>
+            <w:tcMar>
+              <w:top w:type="dxa" w:w="60"/>
+              <w:left w:type="dxa" w:w="90"/>
+              <w:bottom w:type="dxa" w:w="60"/>
+              <w:right w:type="dxa" w:w="90"/>
+            </w:tcMar>
+          </w:tcPr>
+          <w:p>
+            <w:r>
+              <w:rPr>
+                <w:rFonts w:ascii="맑은 고딕" w:cs="맑은 고딕" w:eastAsia="맑은 고딕" w:hAnsi="맑은 고딕"/>
+                <w:b w:val="false"/>
+                <w:bCs w:val="false"/>
+                <w:sz w:val="18"/>
+                <w:szCs w:val="18"/>
+              </w:rPr>
+              <w:t>RC-20261002-0003</w:t>
+            </w:r>
+          </w:p>
+        </w:tc>
+        <w:tc>
+          <w:tcPr>
+            <w:tcW w:type="dxa" w:w="2600"/>
+            <w:tcBorders>
+              <w:top w:val="single" w:color="BFC5CE" w:sz="4"/>
+              <w:left w:val="single" w:color="BFC5CE" w:sz="4"/>
+              <w:bottom w:val="single" w:color="BFC5CE" w:sz="4"/>
+              <w:right w:val="single" w:color="BFC5CE" w:sz="4"/>
+            </w:tcBorders>
+            <w:tcMar>
+              <w:top w:type="dxa" w:w="60"/>
+              <w:left w:type="dxa" w:w="90"/>
+              <w:bottom w:type="dxa" w:w="60"/>
+              <w:right w:type="dxa" w:w="90"/>
+            </w:tcMar>
+          </w:tcPr>
+          <w:p>
+            <w:r>
+              <w:rPr>
+                <w:rFonts w:ascii="맑은 고딕" w:cs="맑은 고딕" w:eastAsia="맑은 고딕" w:hAnsi="맑은 고딕"/>
+                <w:b w:val="false"/>
+                <w:bCs w:val="false"/>
+                <w:sz w:val="18"/>
+                <w:szCs w:val="18"/>
+              </w:rPr>
+              <w:t>한빛스마트홈</w:t>
+            </w:r>
+          </w:p>
+        </w:tc>
+        <w:tc>
+          <w:tcPr>
+            <w:tcW w:type="dxa" w:w="1700"/>
+            <w:tcBorders>
+              <w:top w:val="single" w:color="BFC5CE" w:sz="4"/>
+              <w:left w:val="single" w:color="BFC5CE" w:sz="4"/>
+              <w:bottom w:val="single" w:color="BFC5CE" w:sz="4"/>
+              <w:right w:val="single" w:color="BFC5CE" w:sz="4"/>
+            </w:tcBorders>
+            <w:tcMar>
+              <w:top w:type="dxa" w:w="60"/>
+              <w:left w:type="dxa" w:w="90"/>
+              <w:bottom w:type="dxa" w:w="60"/>
+              <w:right w:type="dxa" w:w="90"/>
+            </w:tcMar>
+          </w:tcPr>
+          <w:p>
+            <w:r>
+              <w:rPr>
+                <w:rFonts w:ascii="맑은 고딕" w:cs="맑은 고딕" w:eastAsia="맑은 고딕" w:hAnsi="맑은 고딕"/>
+                <w:b w:val="false"/>
+                <w:bCs w:val="false"/>
+                <w:sz w:val="18"/>
+                <w:szCs w:val="18"/>
+              </w:rPr>
+              <w:t>-13,200 · 계좌이체 · SO-20261002-0004 반품 환불</w:t>
+            </w:r>
+          </w:p>
+        </w:tc>
+      </w:tr>
+      <w:tr>
+        <w:tc>
+          <w:tcPr>
+            <w:tcW w:type="dxa" w:w="2600"/>
+            <w:tcBorders>
+              <w:top w:val="single" w:color="BFC5CE" w:sz="4"/>
+              <w:left w:val="single" w:color="BFC5CE" w:sz="4"/>
+              <w:bottom w:val="single" w:color="BFC5CE" w:sz="4"/>
+              <w:right w:val="single" w:color="BFC5CE" w:sz="4"/>
+            </w:tcBorders>
+            <w:tcMar>
+              <w:top w:type="dxa" w:w="60"/>
+              <w:left w:type="dxa" w:w="90"/>
+              <w:bottom w:type="dxa" w:w="60"/>
+              <w:right w:type="dxa" w:w="90"/>
+            </w:tcMar>
+          </w:tcPr>
+          <w:p>
+            <w:r>
+              <w:rPr>
+                <w:rFonts w:ascii="맑은 고딕" w:cs="맑은 고딕" w:eastAsia="맑은 고딕" w:hAnsi="맑은 고딕"/>
+                <w:b w:val="false"/>
+                <w:bCs w:val="false"/>
+                <w:sz w:val="18"/>
+                <w:szCs w:val="18"/>
+              </w:rPr>
+              <w:t>회계전표</w:t>
+            </w:r>
+          </w:p>
+        </w:tc>
+        <w:tc>
+          <w:tcPr>
+            <w:tcW w:type="dxa" w:w="2000"/>
+            <w:tcBorders>
+              <w:top w:val="single" w:color="BFC5CE" w:sz="4"/>
+              <w:left w:val="single" w:color="BFC5CE" w:sz="4"/>
+              <w:bottom w:val="single" w:color="BFC5CE" w:sz="4"/>
+              <w:right w:val="single" w:color="BFC5CE" w:sz="4"/>
+            </w:tcBorders>
+            <w:tcMar>
+              <w:top w:type="dxa" w:w="60"/>
+              <w:left w:type="dxa" w:w="90"/>
+              <w:bottom w:type="dxa" w:w="60"/>
+              <w:right w:type="dxa" w:w="90"/>
+            </w:tcMar>
+          </w:tcPr>
+          <w:p>
+            <w:r>
+              <w:rPr>
+                <w:rFonts w:ascii="맑은 고딕" w:cs="맑은 고딕" w:eastAsia="맑은 고딕" w:hAnsi="맑은 고딕"/>
+                <w:b w:val="false"/>
+                <w:bCs w:val="false"/>
+                <w:sz w:val="18"/>
+                <w:szCs w:val="18"/>
+              </w:rPr>
+              <w:t>GL-20261002-0005~0007</w:t>
+            </w:r>
+          </w:p>
+        </w:tc>
+        <w:tc>
+          <w:tcPr>
+            <w:tcW w:type="dxa" w:w="2600"/>
+            <w:tcBorders>
+              <w:top w:val="single" w:color="BFC5CE" w:sz="4"/>
+              <w:left w:val="single" w:color="BFC5CE" w:sz="4"/>
+              <w:bottom w:val="single" w:color="BFC5CE" w:sz="4"/>
+              <w:right w:val="single" w:color="BFC5CE" w:sz="4"/>
+            </w:tcBorders>
+            <w:tcMar>
+              <w:top w:type="dxa" w:w="60"/>
+              <w:left w:type="dxa" w:w="90"/>
+              <w:bottom w:type="dxa" w:w="60"/>
+              <w:right w:type="dxa" w:w="90"/>
+            </w:tcMar>
+          </w:tcPr>
+          <w:p>
+            <w:r>
+              <w:rPr>
+                <w:rFonts w:ascii="맑은 고딕" w:cs="맑은 고딕" w:eastAsia="맑은 고딕" w:hAnsi="맑은 고딕"/>
+                <w:b w:val="false"/>
+                <w:bCs w:val="false"/>
+                <w:sz w:val="18"/>
+                <w:szCs w:val="18"/>
+              </w:rPr>
+              <w:t>한빛스마트홈</w:t>
+            </w:r>
+          </w:p>
+        </w:tc>
+        <w:tc>
+          <w:tcPr>
+            <w:tcW w:type="dxa" w:w="1700"/>
+            <w:tcBorders>
+              <w:top w:val="single" w:color="BFC5CE" w:sz="4"/>
+              <w:left w:val="single" w:color="BFC5CE" w:sz="4"/>
+              <w:bottom w:val="single" w:color="BFC5CE" w:sz="4"/>
+              <w:right w:val="single" w:color="BFC5CE" w:sz="4"/>
+            </w:tcBorders>
+            <w:tcMar>
+              <w:top w:type="dxa" w:w="60"/>
+              <w:left w:type="dxa" w:w="90"/>
+              <w:bottom w:type="dxa" w:w="60"/>
+              <w:right w:type="dxa" w:w="90"/>
+            </w:tcMar>
+          </w:tcPr>
+          <w:p>
+            <w:r>
+              <w:rPr>
+                <w:rFonts w:ascii="맑은 고딕" w:cs="맑은 고딕" w:eastAsia="맑은 고딕" w:hAnsi="맑은 고딕"/>
+                <w:b w:val="false"/>
+                <w:bCs w:val="false"/>
+                <w:sz w:val="18"/>
+                <w:szCs w:val="18"/>
+              </w:rPr>
+              <w:t>수금 22,800 · 환불 13,200 · 수금 30,000</w:t>
+            </w:r>
+          </w:p>
+        </w:tc>
+      </w:tr>
+    </w:tbl>
+    <w:p>
+      <w:pPr>
+        <w:pStyle w:val="Heading2"/>
+        <w:spacing w:after="120" w:before="240"/>
+      </w:pPr>
+      <w:r>
+        <w:rPr>
+          <w:rFonts w:ascii="맑은 고딕" w:cs="맑은 고딕" w:eastAsia="맑은 고딕" w:hAnsi="맑은 고딕"/>
+        </w:rPr>
+        <w:t>27-3. 숫자 맞추기 (손계산 vs 화면·장부)</w:t>
+      </w:r>
+    </w:p>
+    <w:tbl>
+      <w:tblPr>
+        <w:tblW w:type="dxa" w:w="8900"/>
+        <w:tblBorders>
+          <w:top w:val="single" w:color="auto" w:sz="4"/>
+          <w:left w:val="single" w:color="auto" w:sz="4"/>
+          <w:bottom w:val="single" w:color="auto" w:sz="4"/>
+          <w:right w:val="single" w:color="auto" w:sz="4"/>
+          <w:insideH w:val="single" w:color="auto" w:sz="4"/>
+          <w:insideV w:val="single" w:color="auto" w:sz="4"/>
+        </w:tblBorders>
+      </w:tblPr>
+      <w:tblGrid>
+        <w:gridCol w:w="2600"/>
+        <w:gridCol w:w="2000"/>
+        <w:gridCol w:w="2600"/>
+        <w:gridCol w:w="1700"/>
+      </w:tblGrid>
+      <w:tr>
+        <w:trPr>
+          <w:tblHeader/>
+        </w:trPr>
+        <w:tc>
+          <w:tcPr>
+            <w:tcW w:type="dxa" w:w="2600"/>
+            <w:tcBorders>
+              <w:top w:val="single" w:color="BFC5CE" w:sz="4"/>
+              <w:left w:val="single" w:color="BFC5CE" w:sz="4"/>
+              <w:bottom w:val="single" w:color="BFC5CE" w:sz="4"/>
+              <w:right w:val="single" w:color="BFC5CE" w:sz="4"/>
+            </w:tcBorders>
+            <w:shd w:fill="E8EEF9" w:val="clear"/>
+            <w:tcMar>
+              <w:top w:type="dxa" w:w="60"/>
+              <w:left w:type="dxa" w:w="90"/>
+              <w:bottom w:type="dxa" w:w="60"/>
+              <w:right w:type="dxa" w:w="90"/>
+            </w:tcMar>
+          </w:tcPr>
+          <w:p>
+            <w:r>
+              <w:rPr>
+                <w:rFonts w:ascii="맑은 고딕" w:cs="맑은 고딕" w:eastAsia="맑은 고딕" w:hAnsi="맑은 고딕"/>
+                <w:b/>
+                <w:bCs/>
+                <w:sz w:val="18"/>
+                <w:szCs w:val="18"/>
+              </w:rPr>
+              <w:t>확인한 것</w:t>
+            </w:r>
+          </w:p>
+        </w:tc>
+        <w:tc>
+          <w:tcPr>
+            <w:tcW w:type="dxa" w:w="2000"/>
+            <w:tcBorders>
+              <w:top w:val="single" w:color="BFC5CE" w:sz="4"/>
+              <w:left w:val="single" w:color="BFC5CE" w:sz="4"/>
+              <w:bottom w:val="single" w:color="BFC5CE" w:sz="4"/>
+              <w:right w:val="single" w:color="BFC5CE" w:sz="4"/>
+            </w:tcBorders>
+            <w:shd w:fill="E8EEF9" w:val="clear"/>
+            <w:tcMar>
+              <w:top w:type="dxa" w:w="60"/>
+              <w:left w:type="dxa" w:w="90"/>
+              <w:bottom w:type="dxa" w:w="60"/>
+              <w:right w:type="dxa" w:w="90"/>
+            </w:tcMar>
+          </w:tcPr>
+          <w:p>
+            <w:r>
+              <w:rPr>
+                <w:rFonts w:ascii="맑은 고딕" w:cs="맑은 고딕" w:eastAsia="맑은 고딕" w:hAnsi="맑은 고딕"/>
+                <w:b/>
+                <w:bCs/>
+                <w:sz w:val="18"/>
+                <w:szCs w:val="18"/>
+              </w:rPr>
+              <w:t>손계산</w:t>
+            </w:r>
+          </w:p>
+        </w:tc>
+        <w:tc>
+          <w:tcPr>
+            <w:tcW w:type="dxa" w:w="2600"/>
+            <w:tcBorders>
+              <w:top w:val="single" w:color="BFC5CE" w:sz="4"/>
+              <w:left w:val="single" w:color="BFC5CE" w:sz="4"/>
+              <w:bottom w:val="single" w:color="BFC5CE" w:sz="4"/>
+              <w:right w:val="single" w:color="BFC5CE" w:sz="4"/>
+            </w:tcBorders>
+            <w:shd w:fill="E8EEF9" w:val="clear"/>
+            <w:tcMar>
+              <w:top w:type="dxa" w:w="60"/>
+              <w:left w:type="dxa" w:w="90"/>
+              <w:bottom w:type="dxa" w:w="60"/>
+              <w:right w:type="dxa" w:w="90"/>
+            </w:tcMar>
+          </w:tcPr>
+          <w:p>
+            <w:r>
+              <w:rPr>
+                <w:rFonts w:ascii="맑은 고딕" w:cs="맑은 고딕" w:eastAsia="맑은 고딕" w:hAnsi="맑은 고딕"/>
+                <w:b/>
+                <w:bCs/>
+                <w:sz w:val="18"/>
+                <w:szCs w:val="18"/>
+              </w:rPr>
+              <w:t>화면·장부</w:t>
+            </w:r>
+          </w:p>
+        </w:tc>
+        <w:tc>
+          <w:tcPr>
+            <w:tcW w:type="dxa" w:w="1700"/>
+            <w:tcBorders>
+              <w:top w:val="single" w:color="BFC5CE" w:sz="4"/>
+              <w:left w:val="single" w:color="BFC5CE" w:sz="4"/>
+              <w:bottom w:val="single" w:color="BFC5CE" w:sz="4"/>
+              <w:right w:val="single" w:color="BFC5CE" w:sz="4"/>
+            </w:tcBorders>
+            <w:shd w:fill="E8EEF9" w:val="clear"/>
+            <w:tcMar>
+              <w:top w:type="dxa" w:w="60"/>
+              <w:left w:type="dxa" w:w="90"/>
+              <w:bottom w:type="dxa" w:w="60"/>
+              <w:right w:type="dxa" w:w="90"/>
+            </w:tcMar>
+          </w:tcPr>
+          <w:p>
+            <w:r>
+              <w:rPr>
+                <w:rFonts w:ascii="맑은 고딕" w:cs="맑은 고딕" w:eastAsia="맑은 고딕" w:hAnsi="맑은 고딕"/>
+                <w:b/>
+                <w:bCs/>
+                <w:sz w:val="18"/>
+                <w:szCs w:val="18"/>
+              </w:rPr>
+              <w:t>결과</w:t>
+            </w:r>
+          </w:p>
+        </w:tc>
+      </w:tr>
+      <w:tr>
+        <w:tc>
+          <w:tcPr>
+            <w:tcW w:type="dxa" w:w="2600"/>
+            <w:tcBorders>
+              <w:top w:val="single" w:color="BFC5CE" w:sz="4"/>
+              <w:left w:val="single" w:color="BFC5CE" w:sz="4"/>
+              <w:bottom w:val="single" w:color="BFC5CE" w:sz="4"/>
+              <w:right w:val="single" w:color="BFC5CE" w:sz="4"/>
+            </w:tcBorders>
+            <w:tcMar>
+              <w:top w:type="dxa" w:w="60"/>
+              <w:left w:type="dxa" w:w="90"/>
+              <w:bottom w:type="dxa" w:w="60"/>
+              <w:right w:type="dxa" w:w="90"/>
+            </w:tcMar>
+          </w:tcPr>
+          <w:p>
+            <w:r>
+              <w:rPr>
+                <w:rFonts w:ascii="맑은 고딕" w:cs="맑은 고딕" w:eastAsia="맑은 고딕" w:hAnsi="맑은 고딕"/>
+                <w:b w:val="false"/>
+                <w:bCs w:val="false"/>
+                <w:sz w:val="18"/>
+                <w:szCs w:val="18"/>
+              </w:rPr>
+              <w:t>채권(거래처 장부)</w:t>
+            </w:r>
+          </w:p>
+        </w:tc>
+        <w:tc>
+          <w:tcPr>
+            <w:tcW w:type="dxa" w:w="2000"/>
+            <w:tcBorders>
+              <w:top w:val="single" w:color="BFC5CE" w:sz="4"/>
+              <w:left w:val="single" w:color="BFC5CE" w:sz="4"/>
+              <w:bottom w:val="single" w:color="BFC5CE" w:sz="4"/>
+              <w:right w:val="single" w:color="BFC5CE" w:sz="4"/>
+            </w:tcBorders>
+            <w:tcMar>
+              <w:top w:type="dxa" w:w="60"/>
+              <w:left w:type="dxa" w:w="90"/>
+              <w:bottom w:type="dxa" w:w="60"/>
+              <w:right w:type="dxa" w:w="90"/>
+            </w:tcMar>
+          </w:tcPr>
+          <w:p>
+            <w:r>
+              <w:rPr>
+                <w:rFonts w:ascii="맑은 고딕" w:cs="맑은 고딕" w:eastAsia="맑은 고딕" w:hAnsi="맑은 고딕"/>
+                <w:b w:val="false"/>
+                <w:bCs w:val="false"/>
+                <w:sz w:val="18"/>
+                <w:szCs w:val="18"/>
+              </w:rPr>
+              <w:t>판매 52,800 − 반품 13,200 − 수금 52,800 + 환불 13,200 = 0</w:t>
+            </w:r>
+          </w:p>
+        </w:tc>
+        <w:tc>
+          <w:tcPr>
+            <w:tcW w:type="dxa" w:w="2600"/>
+            <w:tcBorders>
+              <w:top w:val="single" w:color="BFC5CE" w:sz="4"/>
+              <w:left w:val="single" w:color="BFC5CE" w:sz="4"/>
+              <w:bottom w:val="single" w:color="BFC5CE" w:sz="4"/>
+              <w:right w:val="single" w:color="BFC5CE" w:sz="4"/>
+            </w:tcBorders>
+            <w:tcMar>
+              <w:top w:type="dxa" w:w="60"/>
+              <w:left w:type="dxa" w:w="90"/>
+              <w:bottom w:type="dxa" w:w="60"/>
+              <w:right w:type="dxa" w:w="90"/>
+            </w:tcMar>
+          </w:tcPr>
+          <w:p>
+            <w:r>
+              <w:rPr>
+                <w:rFonts w:ascii="맑은 고딕" w:cs="맑은 고딕" w:eastAsia="맑은 고딕" w:hAnsi="맑은 고딕"/>
+                <w:b w:val="false"/>
+                <w:bCs w:val="false"/>
+                <w:sz w:val="18"/>
+                <w:szCs w:val="18"/>
+              </w:rPr>
+              <w:t>받을 돈 0원 · 채권현황 0</w:t>
+            </w:r>
+          </w:p>
+        </w:tc>
+        <w:tc>
+          <w:tcPr>
+            <w:tcW w:type="dxa" w:w="1700"/>
+            <w:tcBorders>
+              <w:top w:val="single" w:color="BFC5CE" w:sz="4"/>
+              <w:left w:val="single" w:color="BFC5CE" w:sz="4"/>
+              <w:bottom w:val="single" w:color="BFC5CE" w:sz="4"/>
+              <w:right w:val="single" w:color="BFC5CE" w:sz="4"/>
+            </w:tcBorders>
+            <w:tcMar>
+              <w:top w:type="dxa" w:w="60"/>
+              <w:left w:type="dxa" w:w="90"/>
+              <w:bottom w:type="dxa" w:w="60"/>
+              <w:right w:type="dxa" w:w="90"/>
+            </w:tcMar>
+          </w:tcPr>
+          <w:p>
+            <w:r>
+              <w:rPr>
+                <w:rFonts w:ascii="맑은 고딕" w:cs="맑은 고딕" w:eastAsia="맑은 고딕" w:hAnsi="맑은 고딕"/>
+                <w:b w:val="false"/>
+                <w:bCs w:val="false"/>
+                <w:sz w:val="18"/>
+                <w:szCs w:val="18"/>
+              </w:rPr>
+              <w:t>일치</w:t>
+            </w:r>
+          </w:p>
+        </w:tc>
+      </w:tr>
+      <w:tr>
+        <w:tc>
+          <w:tcPr>
+            <w:tcW w:type="dxa" w:w="2600"/>
+            <w:tcBorders>
+              <w:top w:val="single" w:color="BFC5CE" w:sz="4"/>
+              <w:left w:val="single" w:color="BFC5CE" w:sz="4"/>
+              <w:bottom w:val="single" w:color="BFC5CE" w:sz="4"/>
+              <w:right w:val="single" w:color="BFC5CE" w:sz="4"/>
+            </w:tcBorders>
+            <w:tcMar>
+              <w:top w:type="dxa" w:w="60"/>
+              <w:left w:type="dxa" w:w="90"/>
+              <w:bottom w:type="dxa" w:w="60"/>
+              <w:right w:type="dxa" w:w="90"/>
+            </w:tcMar>
+          </w:tcPr>
+          <w:p>
+            <w:r>
+              <w:rPr>
+                <w:rFonts w:ascii="맑은 고딕" w:cs="맑은 고딕" w:eastAsia="맑은 고딕" w:hAnsi="맑은 고딕"/>
+                <w:b w:val="false"/>
+                <w:bCs w:val="false"/>
+                <w:sz w:val="18"/>
+                <w:szCs w:val="18"/>
+              </w:rPr>
+              <w:t>외상매출금(회계, 108)</w:t>
+            </w:r>
+          </w:p>
+        </w:tc>
+        <w:tc>
+          <w:tcPr>
+            <w:tcW w:type="dxa" w:w="2000"/>
+            <w:tcBorders>
+              <w:top w:val="single" w:color="BFC5CE" w:sz="4"/>
+              <w:left w:val="single" w:color="BFC5CE" w:sz="4"/>
+              <w:bottom w:val="single" w:color="BFC5CE" w:sz="4"/>
+              <w:right w:val="single" w:color="BFC5CE" w:sz="4"/>
+            </w:tcBorders>
+            <w:tcMar>
+              <w:top w:type="dxa" w:w="60"/>
+              <w:left w:type="dxa" w:w="90"/>
+              <w:bottom w:type="dxa" w:w="60"/>
+              <w:right w:type="dxa" w:w="90"/>
+            </w:tcMar>
+          </w:tcPr>
+          <w:p>
+            <w:r>
+              <w:rPr>
+                <w:rFonts w:ascii="맑은 고딕" w:cs="맑은 고딕" w:eastAsia="맑은 고딕" w:hAnsi="맑은 고딕"/>
+                <w:b w:val="false"/>
+                <w:bCs w:val="false"/>
+                <w:sz w:val="18"/>
+                <w:szCs w:val="18"/>
+              </w:rPr>
+              <w:t>차 39,600 + 13,200 + 13,200(환불) / 대 13,200(반품) + 22,800 + 30,000 → 0</w:t>
+            </w:r>
+          </w:p>
+        </w:tc>
+        <w:tc>
+          <w:tcPr>
+            <w:tcW w:type="dxa" w:w="2600"/>
+            <w:tcBorders>
+              <w:top w:val="single" w:color="BFC5CE" w:sz="4"/>
+              <w:left w:val="single" w:color="BFC5CE" w:sz="4"/>
+              <w:bottom w:val="single" w:color="BFC5CE" w:sz="4"/>
+              <w:right w:val="single" w:color="BFC5CE" w:sz="4"/>
+            </w:tcBorders>
+            <w:tcMar>
+              <w:top w:type="dxa" w:w="60"/>
+              <w:left w:type="dxa" w:w="90"/>
+              <w:bottom w:type="dxa" w:w="60"/>
+              <w:right w:type="dxa" w:w="90"/>
+            </w:tcMar>
+          </w:tcPr>
+          <w:p>
+            <w:r>
+              <w:rPr>
+                <w:rFonts w:ascii="맑은 고딕" w:cs="맑은 고딕" w:eastAsia="맑은 고딕" w:hAnsi="맑은 고딕"/>
+                <w:b w:val="false"/>
+                <w:bCs w:val="false"/>
+                <w:sz w:val="18"/>
+                <w:szCs w:val="18"/>
+              </w:rPr>
+              <w:t>108 잔액 0</w:t>
+            </w:r>
+          </w:p>
+        </w:tc>
+        <w:tc>
+          <w:tcPr>
+            <w:tcW w:type="dxa" w:w="1700"/>
+            <w:tcBorders>
+              <w:top w:val="single" w:color="BFC5CE" w:sz="4"/>
+              <w:left w:val="single" w:color="BFC5CE" w:sz="4"/>
+              <w:bottom w:val="single" w:color="BFC5CE" w:sz="4"/>
+              <w:right w:val="single" w:color="BFC5CE" w:sz="4"/>
+            </w:tcBorders>
+            <w:tcMar>
+              <w:top w:type="dxa" w:w="60"/>
+              <w:left w:type="dxa" w:w="90"/>
+              <w:bottom w:type="dxa" w:w="60"/>
+              <w:right w:type="dxa" w:w="90"/>
+            </w:tcMar>
+          </w:tcPr>
+          <w:p>
+            <w:r>
+              <w:rPr>
+                <w:rFonts w:ascii="맑은 고딕" w:cs="맑은 고딕" w:eastAsia="맑은 고딕" w:hAnsi="맑은 고딕"/>
+                <w:b w:val="false"/>
+                <w:bCs w:val="false"/>
+                <w:sz w:val="18"/>
+                <w:szCs w:val="18"/>
+              </w:rPr>
+              <w:t>일치</w:t>
+            </w:r>
+          </w:p>
+        </w:tc>
+      </w:tr>
+      <w:tr>
+        <w:tc>
+          <w:tcPr>
+            <w:tcW w:type="dxa" w:w="2600"/>
+            <w:tcBorders>
+              <w:top w:val="single" w:color="BFC5CE" w:sz="4"/>
+              <w:left w:val="single" w:color="BFC5CE" w:sz="4"/>
+              <w:bottom w:val="single" w:color="BFC5CE" w:sz="4"/>
+              <w:right w:val="single" w:color="BFC5CE" w:sz="4"/>
+            </w:tcBorders>
+            <w:tcMar>
+              <w:top w:type="dxa" w:w="60"/>
+              <w:left w:type="dxa" w:w="90"/>
+              <w:bottom w:type="dxa" w:w="60"/>
+              <w:right w:type="dxa" w:w="90"/>
+            </w:tcMar>
+          </w:tcPr>
+          <w:p>
+            <w:r>
+              <w:rPr>
+                <w:rFonts w:ascii="맑은 고딕" w:cs="맑은 고딕" w:eastAsia="맑은 고딕" w:hAnsi="맑은 고딕"/>
+                <w:b w:val="false"/>
+                <w:bCs w:val="false"/>
+                <w:sz w:val="18"/>
+                <w:szCs w:val="18"/>
+              </w:rPr>
+              <w:t>보통예금(103) 한빛스마트홈분</w:t>
+            </w:r>
+          </w:p>
+        </w:tc>
+        <w:tc>
+          <w:tcPr>
+            <w:tcW w:type="dxa" w:w="2000"/>
+            <w:tcBorders>
+              <w:top w:val="single" w:color="BFC5CE" w:sz="4"/>
+              <w:left w:val="single" w:color="BFC5CE" w:sz="4"/>
+              <w:bottom w:val="single" w:color="BFC5CE" w:sz="4"/>
+              <w:right w:val="single" w:color="BFC5CE" w:sz="4"/>
+            </w:tcBorders>
+            <w:tcMar>
+              <w:top w:type="dxa" w:w="60"/>
+              <w:left w:type="dxa" w:w="90"/>
+              <w:bottom w:type="dxa" w:w="60"/>
+              <w:right w:type="dxa" w:w="90"/>
+            </w:tcMar>
+          </w:tcPr>
+          <w:p>
+            <w:r>
+              <w:rPr>
+                <w:rFonts w:ascii="맑은 고딕" w:cs="맑은 고딕" w:eastAsia="맑은 고딕" w:hAnsi="맑은 고딕"/>
+                <w:b w:val="false"/>
+                <w:bCs w:val="false"/>
+                <w:sz w:val="18"/>
+                <w:szCs w:val="18"/>
+              </w:rPr>
+              <w:t>들어옴 30,000 + 22,800 − 나감 13,200 = 39,600 = 실제 판 1개어치 빼고 3개분(36,000+3,600)</w:t>
+            </w:r>
+          </w:p>
+        </w:tc>
+        <w:tc>
+          <w:tcPr>
+            <w:tcW w:type="dxa" w:w="2600"/>
+            <w:tcBorders>
+              <w:top w:val="single" w:color="BFC5CE" w:sz="4"/>
+              <w:left w:val="single" w:color="BFC5CE" w:sz="4"/>
+              <w:bottom w:val="single" w:color="BFC5CE" w:sz="4"/>
+              <w:right w:val="single" w:color="BFC5CE" w:sz="4"/>
+            </w:tcBorders>
+            <w:tcMar>
+              <w:top w:type="dxa" w:w="60"/>
+              <w:left w:type="dxa" w:w="90"/>
+              <w:bottom w:type="dxa" w:w="60"/>
+              <w:right w:type="dxa" w:w="90"/>
+            </w:tcMar>
+          </w:tcPr>
+          <w:p>
+            <w:r>
+              <w:rPr>
+                <w:rFonts w:ascii="맑은 고딕" w:cs="맑은 고딕" w:eastAsia="맑은 고딕" w:hAnsi="맑은 고딕"/>
+                <w:b w:val="false"/>
+                <w:bCs w:val="false"/>
+                <w:sz w:val="18"/>
+                <w:szCs w:val="18"/>
+              </w:rPr>
+              <w:t>차 52,800 · 대 13,200 = 39,600</w:t>
+            </w:r>
+          </w:p>
+        </w:tc>
+        <w:tc>
+          <w:tcPr>
+            <w:tcW w:type="dxa" w:w="1700"/>
+            <w:tcBorders>
+              <w:top w:val="single" w:color="BFC5CE" w:sz="4"/>
+              <w:left w:val="single" w:color="BFC5CE" w:sz="4"/>
+              <w:bottom w:val="single" w:color="BFC5CE" w:sz="4"/>
+              <w:right w:val="single" w:color="BFC5CE" w:sz="4"/>
+            </w:tcBorders>
+            <w:tcMar>
+              <w:top w:type="dxa" w:w="60"/>
+              <w:left w:type="dxa" w:w="90"/>
+              <w:bottom w:type="dxa" w:w="60"/>
+              <w:right w:type="dxa" w:w="90"/>
+            </w:tcMar>
+          </w:tcPr>
+          <w:p>
+            <w:r>
+              <w:rPr>
+                <w:rFonts w:ascii="맑은 고딕" w:cs="맑은 고딕" w:eastAsia="맑은 고딕" w:hAnsi="맑은 고딕"/>
+                <w:b w:val="false"/>
+                <w:bCs w:val="false"/>
+                <w:sz w:val="18"/>
+                <w:szCs w:val="18"/>
+              </w:rPr>
+              <w:t>일치</w:t>
+            </w:r>
+          </w:p>
+        </w:tc>
+      </w:tr>
+    </w:tbl>
+    <w:p>
+      <w:pPr>
+        <w:pStyle w:val="Heading2"/>
+        <w:spacing w:after="120" w:before="240"/>
+      </w:pPr>
+      <w:r>
+        <w:rPr>
+          <w:rFonts w:ascii="맑은 고딕" w:cs="맑은 고딕" w:eastAsia="맑은 고딕" w:hAnsi="맑은 고딕"/>
+        </w:rPr>
+        <w:t>27-4. 발견한 문제</w:t>
+      </w:r>
+    </w:p>
+    <w:tbl>
+      <w:tblPr>
+        <w:tblW w:type="dxa" w:w="9000"/>
+        <w:tblBorders>
+          <w:top w:val="single" w:color="auto" w:sz="4"/>
+          <w:left w:val="single" w:color="auto" w:sz="4"/>
+          <w:bottom w:val="single" w:color="auto" w:sz="4"/>
+          <w:right w:val="single" w:color="auto" w:sz="4"/>
+          <w:insideH w:val="single" w:color="auto" w:sz="4"/>
+          <w:insideV w:val="single" w:color="auto" w:sz="4"/>
+        </w:tblBorders>
+      </w:tblPr>
+      <w:tblGrid>
+        <w:gridCol w:w="400"/>
+        <w:gridCol w:w="2300"/>
+        <w:gridCol w:w="2500"/>
+        <w:gridCol w:w="3000"/>
+        <w:gridCol w:w="800"/>
+      </w:tblGrid>
+      <w:tr>
+        <w:trPr>
+          <w:tblHeader/>
+        </w:trPr>
+        <w:tc>
+          <w:tcPr>
+            <w:tcW w:type="dxa" w:w="400"/>
+            <w:tcBorders>
+              <w:top w:val="single" w:color="BFC5CE" w:sz="4"/>
+              <w:left w:val="single" w:color="BFC5CE" w:sz="4"/>
+              <w:bottom w:val="single" w:color="BFC5CE" w:sz="4"/>
+              <w:right w:val="single" w:color="BFC5CE" w:sz="4"/>
+            </w:tcBorders>
+            <w:shd w:fill="E8EEF9" w:val="clear"/>
+            <w:tcMar>
+              <w:top w:type="dxa" w:w="60"/>
+              <w:left w:type="dxa" w:w="90"/>
+              <w:bottom w:type="dxa" w:w="60"/>
+              <w:right w:type="dxa" w:w="90"/>
+            </w:tcMar>
+          </w:tcPr>
+          <w:p>
+            <w:r>
+              <w:rPr>
+                <w:rFonts w:ascii="맑은 고딕" w:cs="맑은 고딕" w:eastAsia="맑은 고딕" w:hAnsi="맑은 고딕"/>
+                <w:b/>
+                <w:bCs/>
+                <w:sz w:val="18"/>
+                <w:szCs w:val="18"/>
+              </w:rPr>
+              <w:t>#</w:t>
+            </w:r>
+          </w:p>
+        </w:tc>
+        <w:tc>
+          <w:tcPr>
+            <w:tcW w:type="dxa" w:w="2300"/>
+            <w:tcBorders>
+              <w:top w:val="single" w:color="BFC5CE" w:sz="4"/>
+              <w:left w:val="single" w:color="BFC5CE" w:sz="4"/>
+              <w:bottom w:val="single" w:color="BFC5CE" w:sz="4"/>
+              <w:right w:val="single" w:color="BFC5CE" w:sz="4"/>
+            </w:tcBorders>
+            <w:shd w:fill="E8EEF9" w:val="clear"/>
+            <w:tcMar>
+              <w:top w:type="dxa" w:w="60"/>
+              <w:left w:type="dxa" w:w="90"/>
+              <w:bottom w:type="dxa" w:w="60"/>
+              <w:right w:type="dxa" w:w="90"/>
+            </w:tcMar>
+          </w:tcPr>
+          <w:p>
+            <w:r>
+              <w:rPr>
+                <w:rFonts w:ascii="맑은 고딕" w:cs="맑은 고딕" w:eastAsia="맑은 고딕" w:hAnsi="맑은 고딕"/>
+                <w:b/>
+                <w:bCs/>
+                <w:sz w:val="18"/>
+                <w:szCs w:val="18"/>
+              </w:rPr>
+              <w:t>증상</w:t>
+            </w:r>
+          </w:p>
+        </w:tc>
+        <w:tc>
+          <w:tcPr>
+            <w:tcW w:type="dxa" w:w="2500"/>
+            <w:tcBorders>
+              <w:top w:val="single" w:color="BFC5CE" w:sz="4"/>
+              <w:left w:val="single" w:color="BFC5CE" w:sz="4"/>
+              <w:bottom w:val="single" w:color="BFC5CE" w:sz="4"/>
+              <w:right w:val="single" w:color="BFC5CE" w:sz="4"/>
+            </w:tcBorders>
+            <w:shd w:fill="E8EEF9" w:val="clear"/>
+            <w:tcMar>
+              <w:top w:type="dxa" w:w="60"/>
+              <w:left w:type="dxa" w:w="90"/>
+              <w:bottom w:type="dxa" w:w="60"/>
+              <w:right w:type="dxa" w:w="90"/>
+            </w:tcMar>
+          </w:tcPr>
+          <w:p>
+            <w:r>
+              <w:rPr>
+                <w:rFonts w:ascii="맑은 고딕" w:cs="맑은 고딕" w:eastAsia="맑은 고딕" w:hAnsi="맑은 고딕"/>
+                <w:b/>
+                <w:bCs/>
+                <w:sz w:val="18"/>
+                <w:szCs w:val="18"/>
+              </w:rPr>
+              <w:t>원인</w:t>
+            </w:r>
+          </w:p>
+        </w:tc>
+        <w:tc>
+          <w:tcPr>
+            <w:tcW w:type="dxa" w:w="3000"/>
+            <w:tcBorders>
+              <w:top w:val="single" w:color="BFC5CE" w:sz="4"/>
+              <w:left w:val="single" w:color="BFC5CE" w:sz="4"/>
+              <w:bottom w:val="single" w:color="BFC5CE" w:sz="4"/>
+              <w:right w:val="single" w:color="BFC5CE" w:sz="4"/>
+            </w:tcBorders>
+            <w:shd w:fill="E8EEF9" w:val="clear"/>
+            <w:tcMar>
+              <w:top w:type="dxa" w:w="60"/>
+              <w:left w:type="dxa" w:w="90"/>
+              <w:bottom w:type="dxa" w:w="60"/>
+              <w:right w:type="dxa" w:w="90"/>
+            </w:tcMar>
+          </w:tcPr>
+          <w:p>
+            <w:r>
+              <w:rPr>
+                <w:rFonts w:ascii="맑은 고딕" w:cs="맑은 고딕" w:eastAsia="맑은 고딕" w:hAnsi="맑은 고딕"/>
+                <w:b/>
+                <w:bCs/>
+                <w:sz w:val="18"/>
+                <w:szCs w:val="18"/>
+              </w:rPr>
+              <w:t>조치</w:t>
+            </w:r>
+          </w:p>
+        </w:tc>
+        <w:tc>
+          <w:tcPr>
+            <w:tcW w:type="dxa" w:w="800"/>
+            <w:tcBorders>
+              <w:top w:val="single" w:color="BFC5CE" w:sz="4"/>
+              <w:left w:val="single" w:color="BFC5CE" w:sz="4"/>
+              <w:bottom w:val="single" w:color="BFC5CE" w:sz="4"/>
+              <w:right w:val="single" w:color="BFC5CE" w:sz="4"/>
+            </w:tcBorders>
+            <w:shd w:fill="E8EEF9" w:val="clear"/>
+            <w:tcMar>
+              <w:top w:type="dxa" w:w="60"/>
+              <w:left w:type="dxa" w:w="90"/>
+              <w:bottom w:type="dxa" w:w="60"/>
+              <w:right w:type="dxa" w:w="90"/>
+            </w:tcMar>
+          </w:tcPr>
+          <w:p>
+            <w:r>
+              <w:rPr>
+                <w:rFonts w:ascii="맑은 고딕" w:cs="맑은 고딕" w:eastAsia="맑은 고딕" w:hAnsi="맑은 고딕"/>
+                <w:b/>
+                <w:bCs/>
+                <w:sz w:val="18"/>
+                <w:szCs w:val="18"/>
+              </w:rPr>
+              <w:t>상태</w:t>
+            </w:r>
+          </w:p>
+        </w:tc>
+      </w:tr>
+      <w:tr>
+        <w:tc>
+          <w:tcPr>
+            <w:tcW w:type="dxa" w:w="400"/>
+            <w:tcBorders>
+              <w:top w:val="single" w:color="BFC5CE" w:sz="4"/>
+              <w:left w:val="single" w:color="BFC5CE" w:sz="4"/>
+              <w:bottom w:val="single" w:color="BFC5CE" w:sz="4"/>
+              <w:right w:val="single" w:color="BFC5CE" w:sz="4"/>
+            </w:tcBorders>
+            <w:tcMar>
+              <w:top w:type="dxa" w:w="60"/>
+              <w:left w:type="dxa" w:w="90"/>
+              <w:bottom w:type="dxa" w:w="60"/>
+              <w:right w:type="dxa" w:w="90"/>
+            </w:tcMar>
+          </w:tcPr>
+          <w:p>
+            <w:r>
+              <w:rPr>
+                <w:rFonts w:ascii="맑은 고딕" w:cs="맑은 고딕" w:eastAsia="맑은 고딕" w:hAnsi="맑은 고딕"/>
+                <w:b w:val="false"/>
+                <w:bCs w:val="false"/>
+                <w:sz w:val="18"/>
+                <w:szCs w:val="18"/>
+              </w:rPr>
+              <w:t>83</w:t>
+            </w:r>
+          </w:p>
+        </w:tc>
+        <w:tc>
+          <w:tcPr>
+            <w:tcW w:type="dxa" w:w="2300"/>
+            <w:tcBorders>
+              <w:top w:val="single" w:color="BFC5CE" w:sz="4"/>
+              <w:left w:val="single" w:color="BFC5CE" w:sz="4"/>
+              <w:bottom w:val="single" w:color="BFC5CE" w:sz="4"/>
+              <w:right w:val="single" w:color="BFC5CE" w:sz="4"/>
+            </w:tcBorders>
+            <w:tcMar>
+              <w:top w:type="dxa" w:w="60"/>
+              <w:left w:type="dxa" w:w="90"/>
+              <w:bottom w:type="dxa" w:w="60"/>
+              <w:right w:type="dxa" w:w="90"/>
+            </w:tcMar>
+          </w:tcPr>
+          <w:p>
+            <w:r>
+              <w:rPr>
+                <w:rFonts w:ascii="맑은 고딕" w:cs="맑은 고딕" w:eastAsia="맑은 고딕" w:hAnsi="맑은 고딕"/>
+                <w:b w:val="false"/>
+                <w:bCs w:val="false"/>
+                <w:sz w:val="18"/>
+                <w:szCs w:val="18"/>
+              </w:rPr>
+              <w:t>반품으로 생긴 돌려줄 돈(채권 −13,200)을 넣을 화면이 없다 — 수금은 0보다 커야 하고, 지급은 매입처만 고를 수 있다.</w:t>
+            </w:r>
+          </w:p>
+        </w:tc>
+        <w:tc>
+          <w:tcPr>
+            <w:tcW w:type="dxa" w:w="2500"/>
+            <w:tcBorders>
+              <w:top w:val="single" w:color="BFC5CE" w:sz="4"/>
+              <w:left w:val="single" w:color="BFC5CE" w:sz="4"/>
+              <w:bottom w:val="single" w:color="BFC5CE" w:sz="4"/>
+              <w:right w:val="single" w:color="BFC5CE" w:sz="4"/>
+            </w:tcBorders>
+            <w:tcMar>
+              <w:top w:type="dxa" w:w="60"/>
+              <w:left w:type="dxa" w:w="90"/>
+              <w:bottom w:type="dxa" w:w="60"/>
+              <w:right w:type="dxa" w:w="90"/>
+            </w:tcMar>
+          </w:tcPr>
+          <w:p>
+            <w:r>
+              <w:rPr>
+                <w:rFonts w:ascii="맑은 고딕" w:cs="맑은 고딕" w:eastAsia="맑은 고딕" w:hAnsi="맑은 고딕"/>
+                <w:b w:val="false"/>
+                <w:bCs w:val="false"/>
+                <w:sz w:val="18"/>
+                <w:szCs w:val="18"/>
+              </w:rPr>
+              <w:t>수금·지급 금액에 @Positive 가 붙어 있었다.</w:t>
+            </w:r>
+          </w:p>
+        </w:tc>
+        <w:tc>
+          <w:tcPr>
+            <w:tcW w:type="dxa" w:w="3000"/>
+            <w:tcBorders>
+              <w:top w:val="single" w:color="BFC5CE" w:sz="4"/>
+              <w:left w:val="single" w:color="BFC5CE" w:sz="4"/>
+              <w:bottom w:val="single" w:color="BFC5CE" w:sz="4"/>
+              <w:right w:val="single" w:color="BFC5CE" w:sz="4"/>
+            </w:tcBorders>
+            <w:tcMar>
+              <w:top w:type="dxa" w:w="60"/>
+              <w:left w:type="dxa" w:w="90"/>
+              <w:bottom w:type="dxa" w:w="60"/>
+              <w:right w:type="dxa" w:w="90"/>
+            </w:tcMar>
+          </w:tcPr>
+          <w:p>
+            <w:r>
+              <w:rPr>
+                <w:rFonts w:ascii="맑은 고딕" w:cs="맑은 고딕" w:eastAsia="맑은 고딕" w:hAnsi="맑은 고딕"/>
+                <w:b w:val="false"/>
+                <w:bCs w:val="false"/>
+                <w:sz w:val="18"/>
+                <w:szCs w:val="18"/>
+              </w:rPr>
+              <w:t>음수를 "되돌린 돈"으로 받는다(수금 − = 환불, 지급 − = 환급). 0 만 막는다. 채권이 음수면 화면이 안내. 회계반영은 역분개. qa.mjs·flows/sales-return 에 환불 시험.</w:t>
+            </w:r>
+          </w:p>
+        </w:tc>
+        <w:tc>
+          <w:tcPr>
+            <w:tcW w:type="dxa" w:w="800"/>
+            <w:tcBorders>
+              <w:top w:val="single" w:color="BFC5CE" w:sz="4"/>
+              <w:left w:val="single" w:color="BFC5CE" w:sz="4"/>
+              <w:bottom w:val="single" w:color="BFC5CE" w:sz="4"/>
+              <w:right w:val="single" w:color="BFC5CE" w:sz="4"/>
+            </w:tcBorders>
+            <w:tcMar>
+              <w:top w:type="dxa" w:w="60"/>
+              <w:left w:type="dxa" w:w="90"/>
+              <w:bottom w:type="dxa" w:w="60"/>
+              <w:right w:type="dxa" w:w="90"/>
+            </w:tcMar>
+          </w:tcPr>
+          <w:p>
+            <w:r>
+              <w:rPr>
+                <w:rFonts w:ascii="맑은 고딕" w:cs="맑은 고딕" w:eastAsia="맑은 고딕" w:hAnsi="맑은 고딕"/>
+                <w:b w:val="false"/>
+                <w:bCs w:val="false"/>
+                <w:sz w:val="18"/>
+                <w:szCs w:val="18"/>
+              </w:rPr>
+              <w:t>수정됨</w:t>
+            </w:r>
+          </w:p>
+        </w:tc>
+      </w:tr>
+      <w:tr>
+        <w:tc>
+          <w:tcPr>
+            <w:tcW w:type="dxa" w:w="400"/>
+            <w:tcBorders>
+              <w:top w:val="single" w:color="BFC5CE" w:sz="4"/>
+              <w:left w:val="single" w:color="BFC5CE" w:sz="4"/>
+              <w:bottom w:val="single" w:color="BFC5CE" w:sz="4"/>
+              <w:right w:val="single" w:color="BFC5CE" w:sz="4"/>
+            </w:tcBorders>
+            <w:tcMar>
+              <w:top w:type="dxa" w:w="60"/>
+              <w:left w:type="dxa" w:w="90"/>
+              <w:bottom w:type="dxa" w:w="60"/>
+              <w:right w:type="dxa" w:w="90"/>
+            </w:tcMar>
+          </w:tcPr>
+          <w:p>
+            <w:r>
+              <w:rPr>
+                <w:rFonts w:ascii="맑은 고딕" w:cs="맑은 고딕" w:eastAsia="맑은 고딕" w:hAnsi="맑은 고딕"/>
+                <w:b w:val="false"/>
+                <w:bCs w:val="false"/>
+                <w:sz w:val="18"/>
+                <w:szCs w:val="18"/>
+              </w:rPr>
+              <w:t>84</w:t>
+            </w:r>
+          </w:p>
+        </w:tc>
+        <w:tc>
+          <w:tcPr>
+            <w:tcW w:type="dxa" w:w="2300"/>
+            <w:tcBorders>
+              <w:top w:val="single" w:color="BFC5CE" w:sz="4"/>
+              <w:left w:val="single" w:color="BFC5CE" w:sz="4"/>
+              <w:bottom w:val="single" w:color="BFC5CE" w:sz="4"/>
+              <w:right w:val="single" w:color="BFC5CE" w:sz="4"/>
+            </w:tcBorders>
+            <w:tcMar>
+              <w:top w:type="dxa" w:w="60"/>
+              <w:left w:type="dxa" w:w="90"/>
+              <w:bottom w:type="dxa" w:w="60"/>
+              <w:right w:type="dxa" w:w="90"/>
+            </w:tcMar>
+          </w:tcPr>
+          <w:p>
+            <w:r>
+              <w:rPr>
+                <w:rFonts w:ascii="맑은 고딕" w:cs="맑은 고딕" w:eastAsia="맑은 고딕" w:hAnsi="맑은 고딕"/>
+                <w:b w:val="false"/>
+                <w:bCs w:val="false"/>
+                <w:sz w:val="18"/>
+                <w:szCs w:val="18"/>
+              </w:rPr>
+              <w:t>결제내역조회 회계반영 뒤 "3건 회계반영 완료" 만 뜬다.</w:t>
+            </w:r>
+          </w:p>
+        </w:tc>
+        <w:tc>
+          <w:tcPr>
+            <w:tcW w:type="dxa" w:w="2500"/>
+            <w:tcBorders>
+              <w:top w:val="single" w:color="BFC5CE" w:sz="4"/>
+              <w:left w:val="single" w:color="BFC5CE" w:sz="4"/>
+              <w:bottom w:val="single" w:color="BFC5CE" w:sz="4"/>
+              <w:right w:val="single" w:color="BFC5CE" w:sz="4"/>
+            </w:tcBorders>
+            <w:tcMar>
+              <w:top w:type="dxa" w:w="60"/>
+              <w:left w:type="dxa" w:w="90"/>
+              <w:bottom w:type="dxa" w:w="60"/>
+              <w:right w:type="dxa" w:w="90"/>
+            </w:tcMar>
+          </w:tcPr>
+          <w:p>
+            <w:r>
+              <w:rPr>
+                <w:rFonts w:ascii="맑은 고딕" w:cs="맑은 고딕" w:eastAsia="맑은 고딕" w:hAnsi="맑은 고딕"/>
+                <w:b w:val="false"/>
+                <w:bCs w:val="false"/>
+                <w:sz w:val="18"/>
+                <w:szCs w:val="18"/>
+              </w:rPr>
+              <w:t>24회차 #74 와 같은 것이 이 화면에 남아 있었다.</w:t>
+            </w:r>
+          </w:p>
+        </w:tc>
+        <w:tc>
+          <w:tcPr>
+            <w:tcW w:type="dxa" w:w="3000"/>
+            <w:tcBorders>
+              <w:top w:val="single" w:color="BFC5CE" w:sz="4"/>
+              <w:left w:val="single" w:color="BFC5CE" w:sz="4"/>
+              <w:bottom w:val="single" w:color="BFC5CE" w:sz="4"/>
+              <w:right w:val="single" w:color="BFC5CE" w:sz="4"/>
+            </w:tcBorders>
+            <w:tcMar>
+              <w:top w:type="dxa" w:w="60"/>
+              <w:left w:type="dxa" w:w="90"/>
+              <w:bottom w:type="dxa" w:w="60"/>
+              <w:right w:type="dxa" w:w="90"/>
+            </w:tcMar>
+          </w:tcPr>
+          <w:p>
+            <w:r>
+              <w:rPr>
+                <w:rFonts w:ascii="맑은 고딕" w:cs="맑은 고딕" w:eastAsia="맑은 고딕" w:hAnsi="맑은 고딕"/>
+                <w:b w:val="false"/>
+                <w:bCs w:val="false"/>
+                <w:sz w:val="18"/>
+                <w:szCs w:val="18"/>
+              </w:rPr>
+              <w:t>회계전표 번호를 붙인다.</w:t>
+            </w:r>
+          </w:p>
+        </w:tc>
+        <w:tc>
+          <w:tcPr>
+            <w:tcW w:type="dxa" w:w="800"/>
+            <w:tcBorders>
+              <w:top w:val="single" w:color="BFC5CE" w:sz="4"/>
+              <w:left w:val="single" w:color="BFC5CE" w:sz="4"/>
+              <w:bottom w:val="single" w:color="BFC5CE" w:sz="4"/>
+              <w:right w:val="single" w:color="BFC5CE" w:sz="4"/>
+            </w:tcBorders>
+            <w:tcMar>
+              <w:top w:type="dxa" w:w="60"/>
+              <w:left w:type="dxa" w:w="90"/>
+              <w:bottom w:type="dxa" w:w="60"/>
+              <w:right w:type="dxa" w:w="90"/>
+            </w:tcMar>
+          </w:tcPr>
+          <w:p>
+            <w:r>
+              <w:rPr>
+                <w:rFonts w:ascii="맑은 고딕" w:cs="맑은 고딕" w:eastAsia="맑은 고딕" w:hAnsi="맑은 고딕"/>
+                <w:b w:val="false"/>
+                <w:bCs w:val="false"/>
+                <w:sz w:val="18"/>
+                <w:szCs w:val="18"/>
+              </w:rPr>
+              <w:t>수정됨</w:t>
+            </w:r>
+          </w:p>
+        </w:tc>
+      </w:tr>
+    </w:tbl>
+    <w:p>
+      <w:pPr>
+        <w:pStyle w:val="Heading2"/>
+        <w:spacing w:after="120" w:before="240"/>
+      </w:pPr>
+      <w:r>
+        <w:rPr>
+          <w:rFonts w:ascii="맑은 고딕" w:cs="맑은 고딕" w:eastAsia="맑은 고딕" w:hAnsi="맑은 고딕"/>
+        </w:rPr>
+        <w:t>27-5. 조사 근거</w:t>
+      </w:r>
+    </w:p>
+    <w:p>
+      <w:pPr>
+        <w:spacing w:after="120"/>
+      </w:pPr>
+      <w:r>
+        <w:rPr>
+          <w:rFonts w:ascii="맑은 고딕" w:cs="맑은 고딕" w:eastAsia="맑은 고딕" w:hAnsi="맑은 고딕"/>
+          <w:sz w:val="21"/>
+          <w:szCs w:val="21"/>
+        </w:rPr>
+        <w:t>환불을 "음수 수금" 으로 넣는 것은 이카운트를 비롯한 국내 ERP 에서 흔한 방식입니다 — 같은 거래처 원장 안에서 채권이 늘었다 줄었다 하는 것으로 보이고, 회계에는 수금의 반대 분개(차 외상매출금 / 대 예금)로 섭니다. 지급 유형으로 매출처를 고르게 하면 분개가 외상매입금으로 가서 채권 장부와 회계가 어긋나므로 택하지 않았습니다.</w:t>
+      </w:r>
+    </w:p>
+    <w:p>
+      <w:pPr>
+        <w:pStyle w:val="Heading2"/>
+        <w:spacing w:after="120" w:before="240"/>
+      </w:pPr>
+      <w:r>
+        <w:rPr>
+          <w:rFonts w:ascii="맑은 고딕" w:cs="맑은 고딕" w:eastAsia="맑은 고딕" w:hAnsi="맑은 고딕"/>
+        </w:rPr>
+        <w:t>27-6. 다음 할 일</w:t>
+      </w:r>
+    </w:p>
+    <w:p>
+      <w:pPr>
+        <w:pStyle w:val="ListParagraph"/>
+        <w:numPr>
+          <w:ilvl w:val="0"/>
+          <w:numId w:val="2"/>
+        </w:numPr>
+        <w:spacing w:after="60"/>
+      </w:pPr>
+      <w:r>
+        <w:rPr>
+          <w:rFonts w:ascii="맑은 고딕" w:cs="맑은 고딕" w:eastAsia="맑은 고딕" w:hAnsi="맑은 고딕"/>
+          <w:sz w:val="21"/>
+          <w:szCs w:val="21"/>
+        </w:rPr>
+        <w:t>구매반품: 대성전자부품 PCB 불량 2개 반품 → 재고·채무·회계(차 외상매입금 / 대 원재료·부가세대급금), 환급(지급 −)</w:t>
       </w:r>
     </w:p>
     <w:p>

--- a/docs/ERP_사용설명서_QA기록.docx
+++ b/docs/ERP_사용설명서_QA기록.docx
@@ -69,7 +69,7 @@
           <w:sz w:val="21"/>
           <w:szCs w:val="21"/>
         </w:rPr>
-        <w:t>2026-10-02 (27회차)</w:t>
+        <w:t>2026-10-02 (28회차)</w:t>
       </w:r>
     </w:p>
     <w:p>
@@ -41240,6 +41240,1796 @@
           <w:szCs w:val="21"/>
         </w:rPr>
         <w:t>구매반품: 대성전자부품 PCB 불량 2개 반품 → 재고·채무·회계(차 외상매입금 / 대 원재료·부가세대급금), 환급(지급 −)</w:t>
+      </w:r>
+    </w:p>
+    <w:p>
+      <w:pPr>
+        <w:pStyle w:val="ListParagraph"/>
+        <w:numPr>
+          <w:ilvl w:val="0"/>
+          <w:numId w:val="2"/>
+        </w:numPr>
+        <w:spacing w:after="60"/>
+      </w:pPr>
+      <w:r>
+        <w:rPr>
+          <w:rFonts w:ascii="맑은 고딕" w:cs="맑은 고딕" w:eastAsia="맑은 고딕" w:hAnsi="맑은 고딕"/>
+          <w:sz w:val="21"/>
+          <w:szCs w:val="21"/>
+        </w:rPr>
+        <w:t>결정 필요 모음: #29 · #43 · #56 · #59~#61 · #68</w:t>
+      </w:r>
+    </w:p>
+    <w:p>
+      <w:pPr>
+        <w:pStyle w:val="Heading1"/>
+        <w:spacing w:after="120" w:before="240"/>
+      </w:pPr>
+      <w:r>
+        <w:rPr>
+          <w:rFonts w:ascii="맑은 고딕" w:cs="맑은 고딕" w:eastAsia="맑은 고딕" w:hAnsi="맑은 고딕"/>
+        </w:rPr>
+        <w:t>28회차 — 구매반품과 대금 지급: 재고·채무·장부</w:t>
+      </w:r>
+    </w:p>
+    <w:p>
+      <w:pPr>
+        <w:spacing w:after="120"/>
+      </w:pPr>
+      <w:r>
+        <w:rPr>
+          <w:rFonts w:ascii="맑은 고딕" w:cs="맑은 고딕" w:eastAsia="맑은 고딕" w:hAnsi="맑은 고딕"/>
+          <w:sz w:val="21"/>
+          <w:szCs w:val="21"/>
+        </w:rPr>
+        <w:t>계기: 22회차에 대성전자부품에서 산 센서 모듈 PCB 50개 중 2개가 불량이라 되돌려 보내고, 남은 대금을 치르는 흐름입니다. 반품하면 PCB 재고가 2개 줄고 채무가 6,600 줄어야 하며, 회계에는 구매의 역분개가 서야 합니다. 26·27회차에 판매 쪽에서 고친 것(반품 반영 거절, 음수 금액)이 구매 쪽에서도 맞는지 함께 봤습니다.</w:t>
+      </w:r>
+    </w:p>
+    <w:p>
+      <w:pPr>
+        <w:pStyle w:val="Heading2"/>
+        <w:spacing w:after="120" w:before="240"/>
+      </w:pPr>
+      <w:r>
+        <w:rPr>
+          <w:rFonts w:ascii="맑은 고딕" w:cs="맑은 고딕" w:eastAsia="맑은 고딕" w:hAnsi="맑은 고딕"/>
+        </w:rPr>
+        <w:t>28-1. 사용법</w:t>
+      </w:r>
+    </w:p>
+    <w:p>
+      <w:pPr>
+        <w:pStyle w:val="Heading3"/>
+        <w:spacing w:after="120" w:before="240"/>
+      </w:pPr>
+      <w:r>
+        <w:rPr>
+          <w:rFonts w:ascii="맑은 고딕" w:cs="맑은 고딕" w:eastAsia="맑은 고딕" w:hAnsi="맑은 고딕"/>
+        </w:rPr>
+        <w:t>① 구매조회 → [반품처리]</w:t>
+      </w:r>
+    </w:p>
+    <w:p>
+      <w:pPr>
+        <w:pStyle w:val="ListParagraph"/>
+        <w:numPr>
+          <w:ilvl w:val="0"/>
+          <w:numId w:val="2"/>
+        </w:numPr>
+        <w:spacing w:after="60"/>
+      </w:pPr>
+      <w:r>
+        <w:rPr>
+          <w:rFonts w:ascii="맑은 고딕" w:cs="맑은 고딕" w:eastAsia="맑은 고딕" w:hAnsi="맑은 고딕"/>
+          <w:sz w:val="21"/>
+          <w:szCs w:val="21"/>
+        </w:rPr>
+        <w:t>재고 I › 구매관리 › 구매조회 (/sales/purchase-list) → 거래처 🔍 대성전자부품(SUPP-002) → PO-20261002-0001 줄을 눌러 펼치고 반품처리.</w:t>
+      </w:r>
+    </w:p>
+    <w:p>
+      <w:pPr>
+        <w:pStyle w:val="ListParagraph"/>
+        <w:numPr>
+          <w:ilvl w:val="0"/>
+          <w:numId w:val="2"/>
+        </w:numPr>
+        <w:spacing w:after="60"/>
+      </w:pPr>
+      <w:r>
+        <w:rPr>
+          <w:rFonts w:ascii="맑은 고딕" w:cs="맑은 고딕" w:eastAsia="맑은 고딕" w:hAnsi="맑은 고딕"/>
+          <w:sz w:val="21"/>
+          <w:szCs w:val="21"/>
+        </w:rPr>
+        <w:t>구매입력이 거래구분 "반품", 적요 "반품 (근거전표 PO-20261002-0001)" 로 열립니다. 되돌려 보내지 않는 온습도 센서 줄은 줄 끝 ✕ 로 지우고, PCB 수량을 2 로.</w:t>
+      </w:r>
+    </w:p>
+    <w:p>
+      <w:pPr>
+        <w:pStyle w:val="ListParagraph"/>
+        <w:numPr>
+          <w:ilvl w:val="0"/>
+          <w:numId w:val="2"/>
+        </w:numPr>
+        <w:spacing w:after="60"/>
+      </w:pPr>
+      <w:r>
+        <w:rPr>
+          <w:rFonts w:ascii="맑은 고딕" w:cs="맑은 고딕" w:eastAsia="맑은 고딕" w:hAnsi="맑은 고딕"/>
+          <w:sz w:val="21"/>
+          <w:szCs w:val="21"/>
+        </w:rPr>
+        <w:t>저장(F8) → "PO-20261002-0002 저장 완료 (합계 -6,600원)".</w:t>
+      </w:r>
+    </w:p>
+    <w:p>
+      <w:pPr>
+        <w:jc w:val="center"/>
+      </w:pPr>
+      <w:r>
+        <w:drawing>
+          <wp:inline xmlns:a="http://schemas.openxmlformats.org/drawingml/2006/main" xmlns:pic="http://schemas.openxmlformats.org/drawingml/2006/picture">
+            <wp:extent cx="5760000" cy="1778824"/>
+            <wp:docPr id="55" name="Picture 55"/>
+            <wp:cNvGraphicFramePr>
+              <a:graphicFrameLocks noChangeAspect="1"/>
+            </wp:cNvGraphicFramePr>
+            <a:graphic>
+              <a:graphicData uri="http://schemas.openxmlformats.org/drawingml/2006/picture">
+                <pic:pic>
+                  <pic:nvPicPr>
+                    <pic:cNvPr id="0" name="a1-purchase-list.png"/>
+                    <pic:cNvPicPr/>
+                  </pic:nvPicPr>
+                  <pic:blipFill>
+                    <a:blip r:embed="rId63"/>
+                    <a:stretch>
+                      <a:fillRect/>
+                    </a:stretch>
+                  </pic:blipFill>
+                  <pic:spPr>
+                    <a:xfrm>
+                      <a:off x="0" y="0"/>
+                      <a:ext cx="5760000" cy="1778824"/>
+                    </a:xfrm>
+                    <a:prstGeom prst="rect"/>
+                  </pic:spPr>
+                </pic:pic>
+              </a:graphicData>
+            </a:graphic>
+          </wp:inline>
+        </w:drawing>
+      </w:r>
+    </w:p>
+    <w:p>
+      <w:pPr>
+        <w:spacing w:after="200"/>
+        <w:jc w:val="center"/>
+      </w:pPr>
+      <w:r>
+        <w:rPr>
+          <w:rFonts w:ascii="맑은 고딕" w:cs="맑은 고딕" w:eastAsia="맑은 고딕" w:hAnsi="맑은 고딕"/>
+          <w:i/>
+          <w:iCs/>
+          <w:color w:val="666666"/>
+          <w:sz w:val="18"/>
+          <w:szCs w:val="18"/>
+        </w:rPr>
+        <w:t>그림 55. 구매조회 — 원 전표를 펼치면 반품처리</w:t>
+      </w:r>
+    </w:p>
+    <w:p>
+      <w:pPr>
+        <w:jc w:val="center"/>
+      </w:pPr>
+      <w:r>
+        <w:drawing>
+          <wp:inline xmlns:a="http://schemas.openxmlformats.org/drawingml/2006/main" xmlns:pic="http://schemas.openxmlformats.org/drawingml/2006/picture">
+            <wp:extent cx="5760000" cy="3240000"/>
+            <wp:docPr id="56" name="Picture 56"/>
+            <wp:cNvGraphicFramePr>
+              <a:graphicFrameLocks noChangeAspect="1"/>
+            </wp:cNvGraphicFramePr>
+            <a:graphic>
+              <a:graphicData uri="http://schemas.openxmlformats.org/drawingml/2006/picture">
+                <pic:pic>
+                  <pic:nvPicPr>
+                    <pic:cNvPr id="0" name="a2-return-form.png"/>
+                    <pic:cNvPicPr/>
+                  </pic:nvPicPr>
+                  <pic:blipFill>
+                    <a:blip r:embed="rId64"/>
+                    <a:stretch>
+                      <a:fillRect/>
+                    </a:stretch>
+                  </pic:blipFill>
+                  <pic:spPr>
+                    <a:xfrm>
+                      <a:off x="0" y="0"/>
+                      <a:ext cx="5760000" cy="3240000"/>
+                    </a:xfrm>
+                    <a:prstGeom prst="rect"/>
+                  </pic:spPr>
+                </pic:pic>
+              </a:graphicData>
+            </a:graphic>
+          </wp:inline>
+        </w:drawing>
+      </w:r>
+    </w:p>
+    <w:p>
+      <w:pPr>
+        <w:spacing w:after="200"/>
+        <w:jc w:val="center"/>
+      </w:pPr>
+      <w:r>
+        <w:rPr>
+          <w:rFonts w:ascii="맑은 고딕" w:cs="맑은 고딕" w:eastAsia="맑은 고딕" w:hAnsi="맑은 고딕"/>
+          <w:i/>
+          <w:iCs/>
+          <w:color w:val="666666"/>
+          <w:sz w:val="18"/>
+          <w:szCs w:val="18"/>
+        </w:rPr>
+        <w:t>그림 56. 구매반품 — PCB 2 × 3,000 = 6,000 · 부가세 600 · 합계 6,600 (안내 문구는 이번에 "되돌려보내는" 으로 고침)</w:t>
+      </w:r>
+    </w:p>
+    <w:p>
+      <w:pPr>
+        <w:pStyle w:val="Heading3"/>
+        <w:spacing w:after="120" w:before="240"/>
+      </w:pPr>
+      <w:r>
+        <w:rPr>
+          <w:rFonts w:ascii="맑은 고딕" w:cs="맑은 고딕" w:eastAsia="맑은 고딕" w:hAnsi="맑은 고딕"/>
+        </w:rPr>
+        <w:t>② 회계반영 · 남은 대금 지급</w:t>
+      </w:r>
+    </w:p>
+    <w:p>
+      <w:pPr>
+        <w:pStyle w:val="ListParagraph"/>
+        <w:numPr>
+          <w:ilvl w:val="0"/>
+          <w:numId w:val="2"/>
+        </w:numPr>
+        <w:spacing w:after="60"/>
+      </w:pPr>
+      <w:r>
+        <w:rPr>
+          <w:rFonts w:ascii="맑은 고딕" w:cs="맑은 고딕" w:eastAsia="맑은 고딕" w:hAnsi="맑은 고딕"/>
+          <w:sz w:val="21"/>
+          <w:szCs w:val="21"/>
+        </w:rPr>
+        <w:t>판매/구매일괄회계반영 (/sales/accounting-reflection?kind=purchase) → 금월(~오늘) → 거래처 대성전자부품 → 반영 → "1건 회계반영 완료 — 회계전표 GL-20261002-0008".</w:t>
+      </w:r>
+    </w:p>
+    <w:p>
+      <w:pPr>
+        <w:pStyle w:val="ListParagraph"/>
+        <w:numPr>
+          <w:ilvl w:val="0"/>
+          <w:numId w:val="2"/>
+        </w:numPr>
+        <w:spacing w:after="60"/>
+      </w:pPr>
+      <w:r>
+        <w:rPr>
+          <w:rFonts w:ascii="맑은 고딕" w:cs="맑은 고딕" w:eastAsia="맑은 고딕" w:hAnsi="맑은 고딕"/>
+          <w:sz w:val="21"/>
+          <w:szCs w:val="21"/>
+        </w:rPr>
+        <w:t>수금/지급 (/sales/settlement) 신규 → 유형 "지급 (매입처)" → 대성전자부품 → 줄 돈(채무) 323,400원 → 323,400 · 계좌이체 → 저장 → 줄 돈 0원.</w:t>
+      </w:r>
+    </w:p>
+    <w:p>
+      <w:pPr>
+        <w:jc w:val="center"/>
+      </w:pPr>
+      <w:r>
+        <w:drawing>
+          <wp:inline xmlns:a="http://schemas.openxmlformats.org/drawingml/2006/main" xmlns:pic="http://schemas.openxmlformats.org/drawingml/2006/picture">
+            <wp:extent cx="5760000" cy="1101176"/>
+            <wp:docPr id="57" name="Picture 57"/>
+            <wp:cNvGraphicFramePr>
+              <a:graphicFrameLocks noChangeAspect="1"/>
+            </wp:cNvGraphicFramePr>
+            <a:graphic>
+              <a:graphicData uri="http://schemas.openxmlformats.org/drawingml/2006/picture">
+                <pic:pic>
+                  <pic:nvPicPr>
+                    <pic:cNvPr id="0" name="b1-ap-ledger.png"/>
+                    <pic:cNvPicPr/>
+                  </pic:nvPicPr>
+                  <pic:blipFill>
+                    <a:blip r:embed="rId65"/>
+                    <a:stretch>
+                      <a:fillRect/>
+                    </a:stretch>
+                  </pic:blipFill>
+                  <pic:spPr>
+                    <a:xfrm>
+                      <a:off x="0" y="0"/>
+                      <a:ext cx="5760000" cy="1101176"/>
+                    </a:xfrm>
+                    <a:prstGeom prst="rect"/>
+                  </pic:spPr>
+                </pic:pic>
+              </a:graphicData>
+            </a:graphic>
+          </wp:inline>
+        </w:drawing>
+      </w:r>
+    </w:p>
+    <w:p>
+      <w:pPr>
+        <w:spacing w:after="200"/>
+        <w:jc w:val="center"/>
+      </w:pPr>
+      <w:r>
+        <w:rPr>
+          <w:rFonts w:ascii="맑은 고딕" w:cs="맑은 고딕" w:eastAsia="맑은 고딕" w:hAnsi="맑은 고딕"/>
+          <w:i/>
+          <w:iCs/>
+          <w:color w:val="666666"/>
+          <w:sz w:val="18"/>
+          <w:szCs w:val="18"/>
+        </w:rPr>
+        <w:t>그림 57. 거래처관리대장(채무) — 구매 330,000 · 구매반품 −6,600 = 323,400</w:t>
+      </w:r>
+    </w:p>
+    <w:p>
+      <w:pPr>
+        <w:jc w:val="center"/>
+      </w:pPr>
+      <w:r>
+        <w:drawing>
+          <wp:inline xmlns:a="http://schemas.openxmlformats.org/drawingml/2006/main" xmlns:pic="http://schemas.openxmlformats.org/drawingml/2006/picture">
+            <wp:extent cx="5760000" cy="3240000"/>
+            <wp:docPr id="58" name="Picture 58"/>
+            <wp:cNvGraphicFramePr>
+              <a:graphicFrameLocks noChangeAspect="1"/>
+            </wp:cNvGraphicFramePr>
+            <a:graphic>
+              <a:graphicData uri="http://schemas.openxmlformats.org/drawingml/2006/picture">
+                <pic:pic>
+                  <pic:nvPicPr>
+                    <pic:cNvPr id="0" name="c1-pay-form.png"/>
+                    <pic:cNvPicPr/>
+                  </pic:nvPicPr>
+                  <pic:blipFill>
+                    <a:blip r:embed="rId66"/>
+                    <a:stretch>
+                      <a:fillRect/>
+                    </a:stretch>
+                  </pic:blipFill>
+                  <pic:spPr>
+                    <a:xfrm>
+                      <a:off x="0" y="0"/>
+                      <a:ext cx="5760000" cy="3240000"/>
+                    </a:xfrm>
+                    <a:prstGeom prst="rect"/>
+                  </pic:spPr>
+                </pic:pic>
+              </a:graphicData>
+            </a:graphic>
+          </wp:inline>
+        </w:drawing>
+      </w:r>
+    </w:p>
+    <w:p>
+      <w:pPr>
+        <w:spacing w:after="200"/>
+        <w:jc w:val="center"/>
+      </w:pPr>
+      <w:r>
+        <w:rPr>
+          <w:rFonts w:ascii="맑은 고딕" w:cs="맑은 고딕" w:eastAsia="맑은 고딕" w:hAnsi="맑은 고딕"/>
+          <w:i/>
+          <w:iCs/>
+          <w:color w:val="666666"/>
+          <w:sz w:val="18"/>
+          <w:szCs w:val="18"/>
+        </w:rPr>
+        <w:t>그림 58. 지급 입력 — 줄 돈(채무) 323,400원</w:t>
+      </w:r>
+    </w:p>
+    <w:p>
+      <w:pPr>
+        <w:pStyle w:val="Heading2"/>
+        <w:spacing w:after="120" w:before="240"/>
+      </w:pPr>
+      <w:r>
+        <w:rPr>
+          <w:rFonts w:ascii="맑은 고딕" w:cs="맑은 고딕" w:eastAsia="맑은 고딕" w:hAnsi="맑은 고딕"/>
+        </w:rPr>
+        <w:t>28-2. 넣은 시연 자료</w:t>
+      </w:r>
+    </w:p>
+    <w:tbl>
+      <w:tblPr>
+        <w:tblW w:type="dxa" w:w="8900"/>
+        <w:tblBorders>
+          <w:top w:val="single" w:color="auto" w:sz="4"/>
+          <w:left w:val="single" w:color="auto" w:sz="4"/>
+          <w:bottom w:val="single" w:color="auto" w:sz="4"/>
+          <w:right w:val="single" w:color="auto" w:sz="4"/>
+          <w:insideH w:val="single" w:color="auto" w:sz="4"/>
+          <w:insideV w:val="single" w:color="auto" w:sz="4"/>
+        </w:tblBorders>
+      </w:tblPr>
+      <w:tblGrid>
+        <w:gridCol w:w="2600"/>
+        <w:gridCol w:w="2000"/>
+        <w:gridCol w:w="2600"/>
+        <w:gridCol w:w="1700"/>
+      </w:tblGrid>
+      <w:tr>
+        <w:trPr>
+          <w:tblHeader/>
+        </w:trPr>
+        <w:tc>
+          <w:tcPr>
+            <w:tcW w:type="dxa" w:w="2600"/>
+            <w:tcBorders>
+              <w:top w:val="single" w:color="BFC5CE" w:sz="4"/>
+              <w:left w:val="single" w:color="BFC5CE" w:sz="4"/>
+              <w:bottom w:val="single" w:color="BFC5CE" w:sz="4"/>
+              <w:right w:val="single" w:color="BFC5CE" w:sz="4"/>
+            </w:tcBorders>
+            <w:shd w:fill="E8EEF9" w:val="clear"/>
+            <w:tcMar>
+              <w:top w:type="dxa" w:w="60"/>
+              <w:left w:type="dxa" w:w="90"/>
+              <w:bottom w:type="dxa" w:w="60"/>
+              <w:right w:type="dxa" w:w="90"/>
+            </w:tcMar>
+          </w:tcPr>
+          <w:p>
+            <w:r>
+              <w:rPr>
+                <w:rFonts w:ascii="맑은 고딕" w:cs="맑은 고딕" w:eastAsia="맑은 고딕" w:hAnsi="맑은 고딕"/>
+                <w:b/>
+                <w:bCs/>
+                <w:sz w:val="18"/>
+                <w:szCs w:val="18"/>
+              </w:rPr>
+              <w:t>구분</w:t>
+            </w:r>
+          </w:p>
+        </w:tc>
+        <w:tc>
+          <w:tcPr>
+            <w:tcW w:type="dxa" w:w="2000"/>
+            <w:tcBorders>
+              <w:top w:val="single" w:color="BFC5CE" w:sz="4"/>
+              <w:left w:val="single" w:color="BFC5CE" w:sz="4"/>
+              <w:bottom w:val="single" w:color="BFC5CE" w:sz="4"/>
+              <w:right w:val="single" w:color="BFC5CE" w:sz="4"/>
+            </w:tcBorders>
+            <w:shd w:fill="E8EEF9" w:val="clear"/>
+            <w:tcMar>
+              <w:top w:type="dxa" w:w="60"/>
+              <w:left w:type="dxa" w:w="90"/>
+              <w:bottom w:type="dxa" w:w="60"/>
+              <w:right w:type="dxa" w:w="90"/>
+            </w:tcMar>
+          </w:tcPr>
+          <w:p>
+            <w:r>
+              <w:rPr>
+                <w:rFonts w:ascii="맑은 고딕" w:cs="맑은 고딕" w:eastAsia="맑은 고딕" w:hAnsi="맑은 고딕"/>
+                <w:b/>
+                <w:bCs/>
+                <w:sz w:val="18"/>
+                <w:szCs w:val="18"/>
+              </w:rPr>
+              <w:t>번호</w:t>
+            </w:r>
+          </w:p>
+        </w:tc>
+        <w:tc>
+          <w:tcPr>
+            <w:tcW w:type="dxa" w:w="2600"/>
+            <w:tcBorders>
+              <w:top w:val="single" w:color="BFC5CE" w:sz="4"/>
+              <w:left w:val="single" w:color="BFC5CE" w:sz="4"/>
+              <w:bottom w:val="single" w:color="BFC5CE" w:sz="4"/>
+              <w:right w:val="single" w:color="BFC5CE" w:sz="4"/>
+            </w:tcBorders>
+            <w:shd w:fill="E8EEF9" w:val="clear"/>
+            <w:tcMar>
+              <w:top w:type="dxa" w:w="60"/>
+              <w:left w:type="dxa" w:w="90"/>
+              <w:bottom w:type="dxa" w:w="60"/>
+              <w:right w:type="dxa" w:w="90"/>
+            </w:tcMar>
+          </w:tcPr>
+          <w:p>
+            <w:r>
+              <w:rPr>
+                <w:rFonts w:ascii="맑은 고딕" w:cs="맑은 고딕" w:eastAsia="맑은 고딕" w:hAnsi="맑은 고딕"/>
+                <w:b/>
+                <w:bCs/>
+                <w:sz w:val="18"/>
+                <w:szCs w:val="18"/>
+              </w:rPr>
+              <w:t>거래처</w:t>
+            </w:r>
+          </w:p>
+        </w:tc>
+        <w:tc>
+          <w:tcPr>
+            <w:tcW w:type="dxa" w:w="1700"/>
+            <w:tcBorders>
+              <w:top w:val="single" w:color="BFC5CE" w:sz="4"/>
+              <w:left w:val="single" w:color="BFC5CE" w:sz="4"/>
+              <w:bottom w:val="single" w:color="BFC5CE" w:sz="4"/>
+              <w:right w:val="single" w:color="BFC5CE" w:sz="4"/>
+            </w:tcBorders>
+            <w:shd w:fill="E8EEF9" w:val="clear"/>
+            <w:tcMar>
+              <w:top w:type="dxa" w:w="60"/>
+              <w:left w:type="dxa" w:w="90"/>
+              <w:bottom w:type="dxa" w:w="60"/>
+              <w:right w:type="dxa" w:w="90"/>
+            </w:tcMar>
+          </w:tcPr>
+          <w:p>
+            <w:r>
+              <w:rPr>
+                <w:rFonts w:ascii="맑은 고딕" w:cs="맑은 고딕" w:eastAsia="맑은 고딕" w:hAnsi="맑은 고딕"/>
+                <w:b/>
+                <w:bCs/>
+                <w:sz w:val="18"/>
+                <w:szCs w:val="18"/>
+              </w:rPr>
+              <w:t>내용</w:t>
+            </w:r>
+          </w:p>
+        </w:tc>
+      </w:tr>
+      <w:tr>
+        <w:tc>
+          <w:tcPr>
+            <w:tcW w:type="dxa" w:w="2600"/>
+            <w:tcBorders>
+              <w:top w:val="single" w:color="BFC5CE" w:sz="4"/>
+              <w:left w:val="single" w:color="BFC5CE" w:sz="4"/>
+              <w:bottom w:val="single" w:color="BFC5CE" w:sz="4"/>
+              <w:right w:val="single" w:color="BFC5CE" w:sz="4"/>
+            </w:tcBorders>
+            <w:tcMar>
+              <w:top w:type="dxa" w:w="60"/>
+              <w:left w:type="dxa" w:w="90"/>
+              <w:bottom w:type="dxa" w:w="60"/>
+              <w:right w:type="dxa" w:w="90"/>
+            </w:tcMar>
+          </w:tcPr>
+          <w:p>
+            <w:r>
+              <w:rPr>
+                <w:rFonts w:ascii="맑은 고딕" w:cs="맑은 고딕" w:eastAsia="맑은 고딕" w:hAnsi="맑은 고딕"/>
+                <w:b w:val="false"/>
+                <w:bCs w:val="false"/>
+                <w:sz w:val="18"/>
+                <w:szCs w:val="18"/>
+              </w:rPr>
+              <w:t>구매반품</w:t>
+            </w:r>
+          </w:p>
+        </w:tc>
+        <w:tc>
+          <w:tcPr>
+            <w:tcW w:type="dxa" w:w="2000"/>
+            <w:tcBorders>
+              <w:top w:val="single" w:color="BFC5CE" w:sz="4"/>
+              <w:left w:val="single" w:color="BFC5CE" w:sz="4"/>
+              <w:bottom w:val="single" w:color="BFC5CE" w:sz="4"/>
+              <w:right w:val="single" w:color="BFC5CE" w:sz="4"/>
+            </w:tcBorders>
+            <w:tcMar>
+              <w:top w:type="dxa" w:w="60"/>
+              <w:left w:type="dxa" w:w="90"/>
+              <w:bottom w:type="dxa" w:w="60"/>
+              <w:right w:type="dxa" w:w="90"/>
+            </w:tcMar>
+          </w:tcPr>
+          <w:p>
+            <w:r>
+              <w:rPr>
+                <w:rFonts w:ascii="맑은 고딕" w:cs="맑은 고딕" w:eastAsia="맑은 고딕" w:hAnsi="맑은 고딕"/>
+                <w:b w:val="false"/>
+                <w:bCs w:val="false"/>
+                <w:sz w:val="18"/>
+                <w:szCs w:val="18"/>
+              </w:rPr>
+              <w:t>PO-20261002-0002</w:t>
+            </w:r>
+          </w:p>
+        </w:tc>
+        <w:tc>
+          <w:tcPr>
+            <w:tcW w:type="dxa" w:w="2600"/>
+            <w:tcBorders>
+              <w:top w:val="single" w:color="BFC5CE" w:sz="4"/>
+              <w:left w:val="single" w:color="BFC5CE" w:sz="4"/>
+              <w:bottom w:val="single" w:color="BFC5CE" w:sz="4"/>
+              <w:right w:val="single" w:color="BFC5CE" w:sz="4"/>
+            </w:tcBorders>
+            <w:tcMar>
+              <w:top w:type="dxa" w:w="60"/>
+              <w:left w:type="dxa" w:w="90"/>
+              <w:bottom w:type="dxa" w:w="60"/>
+              <w:right w:type="dxa" w:w="90"/>
+            </w:tcMar>
+          </w:tcPr>
+          <w:p>
+            <w:r>
+              <w:rPr>
+                <w:rFonts w:ascii="맑은 고딕" w:cs="맑은 고딕" w:eastAsia="맑은 고딕" w:hAnsi="맑은 고딕"/>
+                <w:b w:val="false"/>
+                <w:bCs w:val="false"/>
+                <w:sz w:val="18"/>
+                <w:szCs w:val="18"/>
+              </w:rPr>
+              <w:t>대성전자부품</w:t>
+            </w:r>
+          </w:p>
+        </w:tc>
+        <w:tc>
+          <w:tcPr>
+            <w:tcW w:type="dxa" w:w="1700"/>
+            <w:tcBorders>
+              <w:top w:val="single" w:color="BFC5CE" w:sz="4"/>
+              <w:left w:val="single" w:color="BFC5CE" w:sz="4"/>
+              <w:bottom w:val="single" w:color="BFC5CE" w:sz="4"/>
+              <w:right w:val="single" w:color="BFC5CE" w:sz="4"/>
+            </w:tcBorders>
+            <w:tcMar>
+              <w:top w:type="dxa" w:w="60"/>
+              <w:left w:type="dxa" w:w="90"/>
+              <w:bottom w:type="dxa" w:w="60"/>
+              <w:right w:type="dxa" w:w="90"/>
+            </w:tcMar>
+          </w:tcPr>
+          <w:p>
+            <w:r>
+              <w:rPr>
+                <w:rFonts w:ascii="맑은 고딕" w:cs="맑은 고딕" w:eastAsia="맑은 고딕" w:hAnsi="맑은 고딕"/>
+                <w:b w:val="false"/>
+                <w:bCs w:val="false"/>
+                <w:sz w:val="18"/>
+                <w:szCs w:val="18"/>
+              </w:rPr>
+              <w:t>PCB-S01 2 × 3,000 = −6,600 (근거 PO-20261002-0001)</w:t>
+            </w:r>
+          </w:p>
+        </w:tc>
+      </w:tr>
+      <w:tr>
+        <w:tc>
+          <w:tcPr>
+            <w:tcW w:type="dxa" w:w="2600"/>
+            <w:tcBorders>
+              <w:top w:val="single" w:color="BFC5CE" w:sz="4"/>
+              <w:left w:val="single" w:color="BFC5CE" w:sz="4"/>
+              <w:bottom w:val="single" w:color="BFC5CE" w:sz="4"/>
+              <w:right w:val="single" w:color="BFC5CE" w:sz="4"/>
+            </w:tcBorders>
+            <w:tcMar>
+              <w:top w:type="dxa" w:w="60"/>
+              <w:left w:type="dxa" w:w="90"/>
+              <w:bottom w:type="dxa" w:w="60"/>
+              <w:right w:type="dxa" w:w="90"/>
+            </w:tcMar>
+          </w:tcPr>
+          <w:p>
+            <w:r>
+              <w:rPr>
+                <w:rFonts w:ascii="맑은 고딕" w:cs="맑은 고딕" w:eastAsia="맑은 고딕" w:hAnsi="맑은 고딕"/>
+                <w:b w:val="false"/>
+                <w:bCs w:val="false"/>
+                <w:sz w:val="18"/>
+                <w:szCs w:val="18"/>
+              </w:rPr>
+              <w:t>회계전표</w:t>
+            </w:r>
+          </w:p>
+        </w:tc>
+        <w:tc>
+          <w:tcPr>
+            <w:tcW w:type="dxa" w:w="2000"/>
+            <w:tcBorders>
+              <w:top w:val="single" w:color="BFC5CE" w:sz="4"/>
+              <w:left w:val="single" w:color="BFC5CE" w:sz="4"/>
+              <w:bottom w:val="single" w:color="BFC5CE" w:sz="4"/>
+              <w:right w:val="single" w:color="BFC5CE" w:sz="4"/>
+            </w:tcBorders>
+            <w:tcMar>
+              <w:top w:type="dxa" w:w="60"/>
+              <w:left w:type="dxa" w:w="90"/>
+              <w:bottom w:type="dxa" w:w="60"/>
+              <w:right w:type="dxa" w:w="90"/>
+            </w:tcMar>
+          </w:tcPr>
+          <w:p>
+            <w:r>
+              <w:rPr>
+                <w:rFonts w:ascii="맑은 고딕" w:cs="맑은 고딕" w:eastAsia="맑은 고딕" w:hAnsi="맑은 고딕"/>
+                <w:b w:val="false"/>
+                <w:bCs w:val="false"/>
+                <w:sz w:val="18"/>
+                <w:szCs w:val="18"/>
+              </w:rPr>
+              <w:t>GL-20261002-0008</w:t>
+            </w:r>
+          </w:p>
+        </w:tc>
+        <w:tc>
+          <w:tcPr>
+            <w:tcW w:type="dxa" w:w="2600"/>
+            <w:tcBorders>
+              <w:top w:val="single" w:color="BFC5CE" w:sz="4"/>
+              <w:left w:val="single" w:color="BFC5CE" w:sz="4"/>
+              <w:bottom w:val="single" w:color="BFC5CE" w:sz="4"/>
+              <w:right w:val="single" w:color="BFC5CE" w:sz="4"/>
+            </w:tcBorders>
+            <w:tcMar>
+              <w:top w:type="dxa" w:w="60"/>
+              <w:left w:type="dxa" w:w="90"/>
+              <w:bottom w:type="dxa" w:w="60"/>
+              <w:right w:type="dxa" w:w="90"/>
+            </w:tcMar>
+          </w:tcPr>
+          <w:p>
+            <w:r>
+              <w:rPr>
+                <w:rFonts w:ascii="맑은 고딕" w:cs="맑은 고딕" w:eastAsia="맑은 고딕" w:hAnsi="맑은 고딕"/>
+                <w:b w:val="false"/>
+                <w:bCs w:val="false"/>
+                <w:sz w:val="18"/>
+                <w:szCs w:val="18"/>
+              </w:rPr>
+              <w:t>대성전자부품</w:t>
+            </w:r>
+          </w:p>
+        </w:tc>
+        <w:tc>
+          <w:tcPr>
+            <w:tcW w:type="dxa" w:w="1700"/>
+            <w:tcBorders>
+              <w:top w:val="single" w:color="BFC5CE" w:sz="4"/>
+              <w:left w:val="single" w:color="BFC5CE" w:sz="4"/>
+              <w:bottom w:val="single" w:color="BFC5CE" w:sz="4"/>
+              <w:right w:val="single" w:color="BFC5CE" w:sz="4"/>
+            </w:tcBorders>
+            <w:tcMar>
+              <w:top w:type="dxa" w:w="60"/>
+              <w:left w:type="dxa" w:w="90"/>
+              <w:bottom w:type="dxa" w:w="60"/>
+              <w:right w:type="dxa" w:w="90"/>
+            </w:tcMar>
+          </w:tcPr>
+          <w:p>
+            <w:r>
+              <w:rPr>
+                <w:rFonts w:ascii="맑은 고딕" w:cs="맑은 고딕" w:eastAsia="맑은 고딕" w:hAnsi="맑은 고딕"/>
+                <w:b w:val="false"/>
+                <w:bCs w:val="false"/>
+                <w:sz w:val="18"/>
+                <w:szCs w:val="18"/>
+              </w:rPr>
+              <w:t>반품 역분개 6,600</w:t>
+            </w:r>
+          </w:p>
+        </w:tc>
+      </w:tr>
+      <w:tr>
+        <w:tc>
+          <w:tcPr>
+            <w:tcW w:type="dxa" w:w="2600"/>
+            <w:tcBorders>
+              <w:top w:val="single" w:color="BFC5CE" w:sz="4"/>
+              <w:left w:val="single" w:color="BFC5CE" w:sz="4"/>
+              <w:bottom w:val="single" w:color="BFC5CE" w:sz="4"/>
+              <w:right w:val="single" w:color="BFC5CE" w:sz="4"/>
+            </w:tcBorders>
+            <w:tcMar>
+              <w:top w:type="dxa" w:w="60"/>
+              <w:left w:type="dxa" w:w="90"/>
+              <w:bottom w:type="dxa" w:w="60"/>
+              <w:right w:type="dxa" w:w="90"/>
+            </w:tcMar>
+          </w:tcPr>
+          <w:p>
+            <w:r>
+              <w:rPr>
+                <w:rFonts w:ascii="맑은 고딕" w:cs="맑은 고딕" w:eastAsia="맑은 고딕" w:hAnsi="맑은 고딕"/>
+                <w:b w:val="false"/>
+                <w:bCs w:val="false"/>
+                <w:sz w:val="18"/>
+                <w:szCs w:val="18"/>
+              </w:rPr>
+              <w:t>지급</w:t>
+            </w:r>
+          </w:p>
+        </w:tc>
+        <w:tc>
+          <w:tcPr>
+            <w:tcW w:type="dxa" w:w="2000"/>
+            <w:tcBorders>
+              <w:top w:val="single" w:color="BFC5CE" w:sz="4"/>
+              <w:left w:val="single" w:color="BFC5CE" w:sz="4"/>
+              <w:bottom w:val="single" w:color="BFC5CE" w:sz="4"/>
+              <w:right w:val="single" w:color="BFC5CE" w:sz="4"/>
+            </w:tcBorders>
+            <w:tcMar>
+              <w:top w:type="dxa" w:w="60"/>
+              <w:left w:type="dxa" w:w="90"/>
+              <w:bottom w:type="dxa" w:w="60"/>
+              <w:right w:type="dxa" w:w="90"/>
+            </w:tcMar>
+          </w:tcPr>
+          <w:p>
+            <w:r>
+              <w:rPr>
+                <w:rFonts w:ascii="맑은 고딕" w:cs="맑은 고딕" w:eastAsia="맑은 고딕" w:hAnsi="맑은 고딕"/>
+                <w:b w:val="false"/>
+                <w:bCs w:val="false"/>
+                <w:sz w:val="18"/>
+                <w:szCs w:val="18"/>
+              </w:rPr>
+              <w:t>PY-20261002-0001</w:t>
+            </w:r>
+          </w:p>
+        </w:tc>
+        <w:tc>
+          <w:tcPr>
+            <w:tcW w:type="dxa" w:w="2600"/>
+            <w:tcBorders>
+              <w:top w:val="single" w:color="BFC5CE" w:sz="4"/>
+              <w:left w:val="single" w:color="BFC5CE" w:sz="4"/>
+              <w:bottom w:val="single" w:color="BFC5CE" w:sz="4"/>
+              <w:right w:val="single" w:color="BFC5CE" w:sz="4"/>
+            </w:tcBorders>
+            <w:tcMar>
+              <w:top w:type="dxa" w:w="60"/>
+              <w:left w:type="dxa" w:w="90"/>
+              <w:bottom w:type="dxa" w:w="60"/>
+              <w:right w:type="dxa" w:w="90"/>
+            </w:tcMar>
+          </w:tcPr>
+          <w:p>
+            <w:r>
+              <w:rPr>
+                <w:rFonts w:ascii="맑은 고딕" w:cs="맑은 고딕" w:eastAsia="맑은 고딕" w:hAnsi="맑은 고딕"/>
+                <w:b w:val="false"/>
+                <w:bCs w:val="false"/>
+                <w:sz w:val="18"/>
+                <w:szCs w:val="18"/>
+              </w:rPr>
+              <w:t>대성전자부품</w:t>
+            </w:r>
+          </w:p>
+        </w:tc>
+        <w:tc>
+          <w:tcPr>
+            <w:tcW w:type="dxa" w:w="1700"/>
+            <w:tcBorders>
+              <w:top w:val="single" w:color="BFC5CE" w:sz="4"/>
+              <w:left w:val="single" w:color="BFC5CE" w:sz="4"/>
+              <w:bottom w:val="single" w:color="BFC5CE" w:sz="4"/>
+              <w:right w:val="single" w:color="BFC5CE" w:sz="4"/>
+            </w:tcBorders>
+            <w:tcMar>
+              <w:top w:type="dxa" w:w="60"/>
+              <w:left w:type="dxa" w:w="90"/>
+              <w:bottom w:type="dxa" w:w="60"/>
+              <w:right w:type="dxa" w:w="90"/>
+            </w:tcMar>
+          </w:tcPr>
+          <w:p>
+            <w:r>
+              <w:rPr>
+                <w:rFonts w:ascii="맑은 고딕" w:cs="맑은 고딕" w:eastAsia="맑은 고딕" w:hAnsi="맑은 고딕"/>
+                <w:b w:val="false"/>
+                <w:bCs w:val="false"/>
+                <w:sz w:val="18"/>
+                <w:szCs w:val="18"/>
+              </w:rPr>
+              <w:t>323,400 · 계좌이체</w:t>
+            </w:r>
+          </w:p>
+        </w:tc>
+      </w:tr>
+    </w:tbl>
+    <w:p>
+      <w:pPr>
+        <w:pStyle w:val="Heading2"/>
+        <w:spacing w:after="120" w:before="240"/>
+      </w:pPr>
+      <w:r>
+        <w:rPr>
+          <w:rFonts w:ascii="맑은 고딕" w:cs="맑은 고딕" w:eastAsia="맑은 고딕" w:hAnsi="맑은 고딕"/>
+        </w:rPr>
+        <w:t>28-3. 숫자 맞추기 (손계산 vs 화면·장부)</w:t>
+      </w:r>
+    </w:p>
+    <w:tbl>
+      <w:tblPr>
+        <w:tblW w:type="dxa" w:w="8900"/>
+        <w:tblBorders>
+          <w:top w:val="single" w:color="auto" w:sz="4"/>
+          <w:left w:val="single" w:color="auto" w:sz="4"/>
+          <w:bottom w:val="single" w:color="auto" w:sz="4"/>
+          <w:right w:val="single" w:color="auto" w:sz="4"/>
+          <w:insideH w:val="single" w:color="auto" w:sz="4"/>
+          <w:insideV w:val="single" w:color="auto" w:sz="4"/>
+        </w:tblBorders>
+      </w:tblPr>
+      <w:tblGrid>
+        <w:gridCol w:w="2600"/>
+        <w:gridCol w:w="2000"/>
+        <w:gridCol w:w="2600"/>
+        <w:gridCol w:w="1700"/>
+      </w:tblGrid>
+      <w:tr>
+        <w:trPr>
+          <w:tblHeader/>
+        </w:trPr>
+        <w:tc>
+          <w:tcPr>
+            <w:tcW w:type="dxa" w:w="2600"/>
+            <w:tcBorders>
+              <w:top w:val="single" w:color="BFC5CE" w:sz="4"/>
+              <w:left w:val="single" w:color="BFC5CE" w:sz="4"/>
+              <w:bottom w:val="single" w:color="BFC5CE" w:sz="4"/>
+              <w:right w:val="single" w:color="BFC5CE" w:sz="4"/>
+            </w:tcBorders>
+            <w:shd w:fill="E8EEF9" w:val="clear"/>
+            <w:tcMar>
+              <w:top w:type="dxa" w:w="60"/>
+              <w:left w:type="dxa" w:w="90"/>
+              <w:bottom w:type="dxa" w:w="60"/>
+              <w:right w:type="dxa" w:w="90"/>
+            </w:tcMar>
+          </w:tcPr>
+          <w:p>
+            <w:r>
+              <w:rPr>
+                <w:rFonts w:ascii="맑은 고딕" w:cs="맑은 고딕" w:eastAsia="맑은 고딕" w:hAnsi="맑은 고딕"/>
+                <w:b/>
+                <w:bCs/>
+                <w:sz w:val="18"/>
+                <w:szCs w:val="18"/>
+              </w:rPr>
+              <w:t>확인한 것</w:t>
+            </w:r>
+          </w:p>
+        </w:tc>
+        <w:tc>
+          <w:tcPr>
+            <w:tcW w:type="dxa" w:w="2000"/>
+            <w:tcBorders>
+              <w:top w:val="single" w:color="BFC5CE" w:sz="4"/>
+              <w:left w:val="single" w:color="BFC5CE" w:sz="4"/>
+              <w:bottom w:val="single" w:color="BFC5CE" w:sz="4"/>
+              <w:right w:val="single" w:color="BFC5CE" w:sz="4"/>
+            </w:tcBorders>
+            <w:shd w:fill="E8EEF9" w:val="clear"/>
+            <w:tcMar>
+              <w:top w:type="dxa" w:w="60"/>
+              <w:left w:type="dxa" w:w="90"/>
+              <w:bottom w:type="dxa" w:w="60"/>
+              <w:right w:type="dxa" w:w="90"/>
+            </w:tcMar>
+          </w:tcPr>
+          <w:p>
+            <w:r>
+              <w:rPr>
+                <w:rFonts w:ascii="맑은 고딕" w:cs="맑은 고딕" w:eastAsia="맑은 고딕" w:hAnsi="맑은 고딕"/>
+                <w:b/>
+                <w:bCs/>
+                <w:sz w:val="18"/>
+                <w:szCs w:val="18"/>
+              </w:rPr>
+              <w:t>손계산</w:t>
+            </w:r>
+          </w:p>
+        </w:tc>
+        <w:tc>
+          <w:tcPr>
+            <w:tcW w:type="dxa" w:w="2600"/>
+            <w:tcBorders>
+              <w:top w:val="single" w:color="BFC5CE" w:sz="4"/>
+              <w:left w:val="single" w:color="BFC5CE" w:sz="4"/>
+              <w:bottom w:val="single" w:color="BFC5CE" w:sz="4"/>
+              <w:right w:val="single" w:color="BFC5CE" w:sz="4"/>
+            </w:tcBorders>
+            <w:shd w:fill="E8EEF9" w:val="clear"/>
+            <w:tcMar>
+              <w:top w:type="dxa" w:w="60"/>
+              <w:left w:type="dxa" w:w="90"/>
+              <w:bottom w:type="dxa" w:w="60"/>
+              <w:right w:type="dxa" w:w="90"/>
+            </w:tcMar>
+          </w:tcPr>
+          <w:p>
+            <w:r>
+              <w:rPr>
+                <w:rFonts w:ascii="맑은 고딕" w:cs="맑은 고딕" w:eastAsia="맑은 고딕" w:hAnsi="맑은 고딕"/>
+                <w:b/>
+                <w:bCs/>
+                <w:sz w:val="18"/>
+                <w:szCs w:val="18"/>
+              </w:rPr>
+              <w:t>화면·장부</w:t>
+            </w:r>
+          </w:p>
+        </w:tc>
+        <w:tc>
+          <w:tcPr>
+            <w:tcW w:type="dxa" w:w="1700"/>
+            <w:tcBorders>
+              <w:top w:val="single" w:color="BFC5CE" w:sz="4"/>
+              <w:left w:val="single" w:color="BFC5CE" w:sz="4"/>
+              <w:bottom w:val="single" w:color="BFC5CE" w:sz="4"/>
+              <w:right w:val="single" w:color="BFC5CE" w:sz="4"/>
+            </w:tcBorders>
+            <w:shd w:fill="E8EEF9" w:val="clear"/>
+            <w:tcMar>
+              <w:top w:type="dxa" w:w="60"/>
+              <w:left w:type="dxa" w:w="90"/>
+              <w:bottom w:type="dxa" w:w="60"/>
+              <w:right w:type="dxa" w:w="90"/>
+            </w:tcMar>
+          </w:tcPr>
+          <w:p>
+            <w:r>
+              <w:rPr>
+                <w:rFonts w:ascii="맑은 고딕" w:cs="맑은 고딕" w:eastAsia="맑은 고딕" w:hAnsi="맑은 고딕"/>
+                <w:b/>
+                <w:bCs/>
+                <w:sz w:val="18"/>
+                <w:szCs w:val="18"/>
+              </w:rPr>
+              <w:t>결과</w:t>
+            </w:r>
+          </w:p>
+        </w:tc>
+      </w:tr>
+      <w:tr>
+        <w:tc>
+          <w:tcPr>
+            <w:tcW w:type="dxa" w:w="2600"/>
+            <w:tcBorders>
+              <w:top w:val="single" w:color="BFC5CE" w:sz="4"/>
+              <w:left w:val="single" w:color="BFC5CE" w:sz="4"/>
+              <w:bottom w:val="single" w:color="BFC5CE" w:sz="4"/>
+              <w:right w:val="single" w:color="BFC5CE" w:sz="4"/>
+            </w:tcBorders>
+            <w:tcMar>
+              <w:top w:type="dxa" w:w="60"/>
+              <w:left w:type="dxa" w:w="90"/>
+              <w:bottom w:type="dxa" w:w="60"/>
+              <w:right w:type="dxa" w:w="90"/>
+            </w:tcMar>
+          </w:tcPr>
+          <w:p>
+            <w:r>
+              <w:rPr>
+                <w:rFonts w:ascii="맑은 고딕" w:cs="맑은 고딕" w:eastAsia="맑은 고딕" w:hAnsi="맑은 고딕"/>
+                <w:b w:val="false"/>
+                <w:bCs w:val="false"/>
+                <w:sz w:val="18"/>
+                <w:szCs w:val="18"/>
+              </w:rPr>
+              <w:t>PCB 재고</w:t>
+            </w:r>
+          </w:p>
+        </w:tc>
+        <w:tc>
+          <w:tcPr>
+            <w:tcW w:type="dxa" w:w="2000"/>
+            <w:tcBorders>
+              <w:top w:val="single" w:color="BFC5CE" w:sz="4"/>
+              <w:left w:val="single" w:color="BFC5CE" w:sz="4"/>
+              <w:bottom w:val="single" w:color="BFC5CE" w:sz="4"/>
+              <w:right w:val="single" w:color="BFC5CE" w:sz="4"/>
+            </w:tcBorders>
+            <w:tcMar>
+              <w:top w:type="dxa" w:w="60"/>
+              <w:left w:type="dxa" w:w="90"/>
+              <w:bottom w:type="dxa" w:w="60"/>
+              <w:right w:type="dxa" w:w="90"/>
+            </w:tcMar>
+          </w:tcPr>
+          <w:p>
+            <w:r>
+              <w:rPr>
+                <w:rFonts w:ascii="맑은 고딕" w:cs="맑은 고딕" w:eastAsia="맑은 고딕" w:hAnsi="맑은 고딕"/>
+                <w:b w:val="false"/>
+                <w:bCs w:val="false"/>
+                <w:sz w:val="18"/>
+                <w:szCs w:val="18"/>
+              </w:rPr>
+              <w:t>30 − 반품 2 = 28</w:t>
+            </w:r>
+          </w:p>
+        </w:tc>
+        <w:tc>
+          <w:tcPr>
+            <w:tcW w:type="dxa" w:w="2600"/>
+            <w:tcBorders>
+              <w:top w:val="single" w:color="BFC5CE" w:sz="4"/>
+              <w:left w:val="single" w:color="BFC5CE" w:sz="4"/>
+              <w:bottom w:val="single" w:color="BFC5CE" w:sz="4"/>
+              <w:right w:val="single" w:color="BFC5CE" w:sz="4"/>
+            </w:tcBorders>
+            <w:tcMar>
+              <w:top w:type="dxa" w:w="60"/>
+              <w:left w:type="dxa" w:w="90"/>
+              <w:bottom w:type="dxa" w:w="60"/>
+              <w:right w:type="dxa" w:w="90"/>
+            </w:tcMar>
+          </w:tcPr>
+          <w:p>
+            <w:r>
+              <w:rPr>
+                <w:rFonts w:ascii="맑은 고딕" w:cs="맑은 고딕" w:eastAsia="맑은 고딕" w:hAnsi="맑은 고딕"/>
+                <w:b w:val="false"/>
+                <w:bCs w:val="false"/>
+                <w:sz w:val="18"/>
+                <w:szCs w:val="18"/>
+              </w:rPr>
+              <w:t>28</w:t>
+            </w:r>
+          </w:p>
+        </w:tc>
+        <w:tc>
+          <w:tcPr>
+            <w:tcW w:type="dxa" w:w="1700"/>
+            <w:tcBorders>
+              <w:top w:val="single" w:color="BFC5CE" w:sz="4"/>
+              <w:left w:val="single" w:color="BFC5CE" w:sz="4"/>
+              <w:bottom w:val="single" w:color="BFC5CE" w:sz="4"/>
+              <w:right w:val="single" w:color="BFC5CE" w:sz="4"/>
+            </w:tcBorders>
+            <w:tcMar>
+              <w:top w:type="dxa" w:w="60"/>
+              <w:left w:type="dxa" w:w="90"/>
+              <w:bottom w:type="dxa" w:w="60"/>
+              <w:right w:type="dxa" w:w="90"/>
+            </w:tcMar>
+          </w:tcPr>
+          <w:p>
+            <w:r>
+              <w:rPr>
+                <w:rFonts w:ascii="맑은 고딕" w:cs="맑은 고딕" w:eastAsia="맑은 고딕" w:hAnsi="맑은 고딕"/>
+                <w:b w:val="false"/>
+                <w:bCs w:val="false"/>
+                <w:sz w:val="18"/>
+                <w:szCs w:val="18"/>
+              </w:rPr>
+              <w:t>일치</w:t>
+            </w:r>
+          </w:p>
+        </w:tc>
+      </w:tr>
+      <w:tr>
+        <w:tc>
+          <w:tcPr>
+            <w:tcW w:type="dxa" w:w="2600"/>
+            <w:tcBorders>
+              <w:top w:val="single" w:color="BFC5CE" w:sz="4"/>
+              <w:left w:val="single" w:color="BFC5CE" w:sz="4"/>
+              <w:bottom w:val="single" w:color="BFC5CE" w:sz="4"/>
+              <w:right w:val="single" w:color="BFC5CE" w:sz="4"/>
+            </w:tcBorders>
+            <w:tcMar>
+              <w:top w:type="dxa" w:w="60"/>
+              <w:left w:type="dxa" w:w="90"/>
+              <w:bottom w:type="dxa" w:w="60"/>
+              <w:right w:type="dxa" w:w="90"/>
+            </w:tcMar>
+          </w:tcPr>
+          <w:p>
+            <w:r>
+              <w:rPr>
+                <w:rFonts w:ascii="맑은 고딕" w:cs="맑은 고딕" w:eastAsia="맑은 고딕" w:hAnsi="맑은 고딕"/>
+                <w:b w:val="false"/>
+                <w:bCs w:val="false"/>
+                <w:sz w:val="18"/>
+                <w:szCs w:val="18"/>
+              </w:rPr>
+              <w:t>채무</w:t>
+            </w:r>
+          </w:p>
+        </w:tc>
+        <w:tc>
+          <w:tcPr>
+            <w:tcW w:type="dxa" w:w="2000"/>
+            <w:tcBorders>
+              <w:top w:val="single" w:color="BFC5CE" w:sz="4"/>
+              <w:left w:val="single" w:color="BFC5CE" w:sz="4"/>
+              <w:bottom w:val="single" w:color="BFC5CE" w:sz="4"/>
+              <w:right w:val="single" w:color="BFC5CE" w:sz="4"/>
+            </w:tcBorders>
+            <w:tcMar>
+              <w:top w:type="dxa" w:w="60"/>
+              <w:left w:type="dxa" w:w="90"/>
+              <w:bottom w:type="dxa" w:w="60"/>
+              <w:right w:type="dxa" w:w="90"/>
+            </w:tcMar>
+          </w:tcPr>
+          <w:p>
+            <w:r>
+              <w:rPr>
+                <w:rFonts w:ascii="맑은 고딕" w:cs="맑은 고딕" w:eastAsia="맑은 고딕" w:hAnsi="맑은 고딕"/>
+                <w:b w:val="false"/>
+                <w:bCs w:val="false"/>
+                <w:sz w:val="18"/>
+                <w:szCs w:val="18"/>
+              </w:rPr>
+              <w:t>구매 330,000 − 반품 6,600 = 323,400 → 지급 후 0</w:t>
+            </w:r>
+          </w:p>
+        </w:tc>
+        <w:tc>
+          <w:tcPr>
+            <w:tcW w:type="dxa" w:w="2600"/>
+            <w:tcBorders>
+              <w:top w:val="single" w:color="BFC5CE" w:sz="4"/>
+              <w:left w:val="single" w:color="BFC5CE" w:sz="4"/>
+              <w:bottom w:val="single" w:color="BFC5CE" w:sz="4"/>
+              <w:right w:val="single" w:color="BFC5CE" w:sz="4"/>
+            </w:tcBorders>
+            <w:tcMar>
+              <w:top w:type="dxa" w:w="60"/>
+              <w:left w:type="dxa" w:w="90"/>
+              <w:bottom w:type="dxa" w:w="60"/>
+              <w:right w:type="dxa" w:w="90"/>
+            </w:tcMar>
+          </w:tcPr>
+          <w:p>
+            <w:r>
+              <w:rPr>
+                <w:rFonts w:ascii="맑은 고딕" w:cs="맑은 고딕" w:eastAsia="맑은 고딕" w:hAnsi="맑은 고딕"/>
+                <w:b w:val="false"/>
+                <w:bCs w:val="false"/>
+                <w:sz w:val="18"/>
+                <w:szCs w:val="18"/>
+              </w:rPr>
+              <w:t>대장 323,400 · 지급 뒤 줄 돈 0원</w:t>
+            </w:r>
+          </w:p>
+        </w:tc>
+        <w:tc>
+          <w:tcPr>
+            <w:tcW w:type="dxa" w:w="1700"/>
+            <w:tcBorders>
+              <w:top w:val="single" w:color="BFC5CE" w:sz="4"/>
+              <w:left w:val="single" w:color="BFC5CE" w:sz="4"/>
+              <w:bottom w:val="single" w:color="BFC5CE" w:sz="4"/>
+              <w:right w:val="single" w:color="BFC5CE" w:sz="4"/>
+            </w:tcBorders>
+            <w:tcMar>
+              <w:top w:type="dxa" w:w="60"/>
+              <w:left w:type="dxa" w:w="90"/>
+              <w:bottom w:type="dxa" w:w="60"/>
+              <w:right w:type="dxa" w:w="90"/>
+            </w:tcMar>
+          </w:tcPr>
+          <w:p>
+            <w:r>
+              <w:rPr>
+                <w:rFonts w:ascii="맑은 고딕" w:cs="맑은 고딕" w:eastAsia="맑은 고딕" w:hAnsi="맑은 고딕"/>
+                <w:b w:val="false"/>
+                <w:bCs w:val="false"/>
+                <w:sz w:val="18"/>
+                <w:szCs w:val="18"/>
+              </w:rPr>
+              <w:t>일치</w:t>
+            </w:r>
+          </w:p>
+        </w:tc>
+      </w:tr>
+      <w:tr>
+        <w:tc>
+          <w:tcPr>
+            <w:tcW w:type="dxa" w:w="2600"/>
+            <w:tcBorders>
+              <w:top w:val="single" w:color="BFC5CE" w:sz="4"/>
+              <w:left w:val="single" w:color="BFC5CE" w:sz="4"/>
+              <w:bottom w:val="single" w:color="BFC5CE" w:sz="4"/>
+              <w:right w:val="single" w:color="BFC5CE" w:sz="4"/>
+            </w:tcBorders>
+            <w:tcMar>
+              <w:top w:type="dxa" w:w="60"/>
+              <w:left w:type="dxa" w:w="90"/>
+              <w:bottom w:type="dxa" w:w="60"/>
+              <w:right w:type="dxa" w:w="90"/>
+            </w:tcMar>
+          </w:tcPr>
+          <w:p>
+            <w:r>
+              <w:rPr>
+                <w:rFonts w:ascii="맑은 고딕" w:cs="맑은 고딕" w:eastAsia="맑은 고딕" w:hAnsi="맑은 고딕"/>
+                <w:b w:val="false"/>
+                <w:bCs w:val="false"/>
+                <w:sz w:val="18"/>
+                <w:szCs w:val="18"/>
+              </w:rPr>
+              <w:t>반품 분개</w:t>
+            </w:r>
+          </w:p>
+        </w:tc>
+        <w:tc>
+          <w:tcPr>
+            <w:tcW w:type="dxa" w:w="2000"/>
+            <w:tcBorders>
+              <w:top w:val="single" w:color="BFC5CE" w:sz="4"/>
+              <w:left w:val="single" w:color="BFC5CE" w:sz="4"/>
+              <w:bottom w:val="single" w:color="BFC5CE" w:sz="4"/>
+              <w:right w:val="single" w:color="BFC5CE" w:sz="4"/>
+            </w:tcBorders>
+            <w:tcMar>
+              <w:top w:type="dxa" w:w="60"/>
+              <w:left w:type="dxa" w:w="90"/>
+              <w:bottom w:type="dxa" w:w="60"/>
+              <w:right w:type="dxa" w:w="90"/>
+            </w:tcMar>
+          </w:tcPr>
+          <w:p>
+            <w:r>
+              <w:rPr>
+                <w:rFonts w:ascii="맑은 고딕" w:cs="맑은 고딕" w:eastAsia="맑은 고딕" w:hAnsi="맑은 고딕"/>
+                <w:b w:val="false"/>
+                <w:bCs w:val="false"/>
+                <w:sz w:val="18"/>
+                <w:szCs w:val="18"/>
+              </w:rPr>
+              <w:t>차) 외상매입금 6,600 / 대) 원재료 6,000 · 부가세대급금 600</w:t>
+            </w:r>
+          </w:p>
+        </w:tc>
+        <w:tc>
+          <w:tcPr>
+            <w:tcW w:type="dxa" w:w="2600"/>
+            <w:tcBorders>
+              <w:top w:val="single" w:color="BFC5CE" w:sz="4"/>
+              <w:left w:val="single" w:color="BFC5CE" w:sz="4"/>
+              <w:bottom w:val="single" w:color="BFC5CE" w:sz="4"/>
+              <w:right w:val="single" w:color="BFC5CE" w:sz="4"/>
+            </w:tcBorders>
+            <w:tcMar>
+              <w:top w:type="dxa" w:w="60"/>
+              <w:left w:type="dxa" w:w="90"/>
+              <w:bottom w:type="dxa" w:w="60"/>
+              <w:right w:type="dxa" w:w="90"/>
+            </w:tcMar>
+          </w:tcPr>
+          <w:p>
+            <w:r>
+              <w:rPr>
+                <w:rFonts w:ascii="맑은 고딕" w:cs="맑은 고딕" w:eastAsia="맑은 고딕" w:hAnsi="맑은 고딕"/>
+                <w:b w:val="false"/>
+                <w:bCs w:val="false"/>
+                <w:sz w:val="18"/>
+                <w:szCs w:val="18"/>
+              </w:rPr>
+              <w:t>251 / 153 · 135 같은 금액</w:t>
+            </w:r>
+          </w:p>
+        </w:tc>
+        <w:tc>
+          <w:tcPr>
+            <w:tcW w:type="dxa" w:w="1700"/>
+            <w:tcBorders>
+              <w:top w:val="single" w:color="BFC5CE" w:sz="4"/>
+              <w:left w:val="single" w:color="BFC5CE" w:sz="4"/>
+              <w:bottom w:val="single" w:color="BFC5CE" w:sz="4"/>
+              <w:right w:val="single" w:color="BFC5CE" w:sz="4"/>
+            </w:tcBorders>
+            <w:tcMar>
+              <w:top w:type="dxa" w:w="60"/>
+              <w:left w:type="dxa" w:w="90"/>
+              <w:bottom w:type="dxa" w:w="60"/>
+              <w:right w:type="dxa" w:w="90"/>
+            </w:tcMar>
+          </w:tcPr>
+          <w:p>
+            <w:r>
+              <w:rPr>
+                <w:rFonts w:ascii="맑은 고딕" w:cs="맑은 고딕" w:eastAsia="맑은 고딕" w:hAnsi="맑은 고딕"/>
+                <w:b w:val="false"/>
+                <w:bCs w:val="false"/>
+                <w:sz w:val="18"/>
+                <w:szCs w:val="18"/>
+              </w:rPr>
+              <w:t>일치</w:t>
+            </w:r>
+          </w:p>
+        </w:tc>
+      </w:tr>
+    </w:tbl>
+    <w:p>
+      <w:pPr>
+        <w:pStyle w:val="Heading2"/>
+        <w:spacing w:after="120" w:before="240"/>
+      </w:pPr>
+      <w:r>
+        <w:rPr>
+          <w:rFonts w:ascii="맑은 고딕" w:cs="맑은 고딕" w:eastAsia="맑은 고딕" w:hAnsi="맑은 고딕"/>
+        </w:rPr>
+        <w:t>28-4. 발견한 문제</w:t>
+      </w:r>
+    </w:p>
+    <w:tbl>
+      <w:tblPr>
+        <w:tblW w:type="dxa" w:w="9000"/>
+        <w:tblBorders>
+          <w:top w:val="single" w:color="auto" w:sz="4"/>
+          <w:left w:val="single" w:color="auto" w:sz="4"/>
+          <w:bottom w:val="single" w:color="auto" w:sz="4"/>
+          <w:right w:val="single" w:color="auto" w:sz="4"/>
+          <w:insideH w:val="single" w:color="auto" w:sz="4"/>
+          <w:insideV w:val="single" w:color="auto" w:sz="4"/>
+        </w:tblBorders>
+      </w:tblPr>
+      <w:tblGrid>
+        <w:gridCol w:w="400"/>
+        <w:gridCol w:w="2300"/>
+        <w:gridCol w:w="2500"/>
+        <w:gridCol w:w="3000"/>
+        <w:gridCol w:w="800"/>
+      </w:tblGrid>
+      <w:tr>
+        <w:trPr>
+          <w:tblHeader/>
+        </w:trPr>
+        <w:tc>
+          <w:tcPr>
+            <w:tcW w:type="dxa" w:w="400"/>
+            <w:tcBorders>
+              <w:top w:val="single" w:color="BFC5CE" w:sz="4"/>
+              <w:left w:val="single" w:color="BFC5CE" w:sz="4"/>
+              <w:bottom w:val="single" w:color="BFC5CE" w:sz="4"/>
+              <w:right w:val="single" w:color="BFC5CE" w:sz="4"/>
+            </w:tcBorders>
+            <w:shd w:fill="E8EEF9" w:val="clear"/>
+            <w:tcMar>
+              <w:top w:type="dxa" w:w="60"/>
+              <w:left w:type="dxa" w:w="90"/>
+              <w:bottom w:type="dxa" w:w="60"/>
+              <w:right w:type="dxa" w:w="90"/>
+            </w:tcMar>
+          </w:tcPr>
+          <w:p>
+            <w:r>
+              <w:rPr>
+                <w:rFonts w:ascii="맑은 고딕" w:cs="맑은 고딕" w:eastAsia="맑은 고딕" w:hAnsi="맑은 고딕"/>
+                <w:b/>
+                <w:bCs/>
+                <w:sz w:val="18"/>
+                <w:szCs w:val="18"/>
+              </w:rPr>
+              <w:t>#</w:t>
+            </w:r>
+          </w:p>
+        </w:tc>
+        <w:tc>
+          <w:tcPr>
+            <w:tcW w:type="dxa" w:w="2300"/>
+            <w:tcBorders>
+              <w:top w:val="single" w:color="BFC5CE" w:sz="4"/>
+              <w:left w:val="single" w:color="BFC5CE" w:sz="4"/>
+              <w:bottom w:val="single" w:color="BFC5CE" w:sz="4"/>
+              <w:right w:val="single" w:color="BFC5CE" w:sz="4"/>
+            </w:tcBorders>
+            <w:shd w:fill="E8EEF9" w:val="clear"/>
+            <w:tcMar>
+              <w:top w:type="dxa" w:w="60"/>
+              <w:left w:type="dxa" w:w="90"/>
+              <w:bottom w:type="dxa" w:w="60"/>
+              <w:right w:type="dxa" w:w="90"/>
+            </w:tcMar>
+          </w:tcPr>
+          <w:p>
+            <w:r>
+              <w:rPr>
+                <w:rFonts w:ascii="맑은 고딕" w:cs="맑은 고딕" w:eastAsia="맑은 고딕" w:hAnsi="맑은 고딕"/>
+                <w:b/>
+                <w:bCs/>
+                <w:sz w:val="18"/>
+                <w:szCs w:val="18"/>
+              </w:rPr>
+              <w:t>증상</w:t>
+            </w:r>
+          </w:p>
+        </w:tc>
+        <w:tc>
+          <w:tcPr>
+            <w:tcW w:type="dxa" w:w="2500"/>
+            <w:tcBorders>
+              <w:top w:val="single" w:color="BFC5CE" w:sz="4"/>
+              <w:left w:val="single" w:color="BFC5CE" w:sz="4"/>
+              <w:bottom w:val="single" w:color="BFC5CE" w:sz="4"/>
+              <w:right w:val="single" w:color="BFC5CE" w:sz="4"/>
+            </w:tcBorders>
+            <w:shd w:fill="E8EEF9" w:val="clear"/>
+            <w:tcMar>
+              <w:top w:type="dxa" w:w="60"/>
+              <w:left w:type="dxa" w:w="90"/>
+              <w:bottom w:type="dxa" w:w="60"/>
+              <w:right w:type="dxa" w:w="90"/>
+            </w:tcMar>
+          </w:tcPr>
+          <w:p>
+            <w:r>
+              <w:rPr>
+                <w:rFonts w:ascii="맑은 고딕" w:cs="맑은 고딕" w:eastAsia="맑은 고딕" w:hAnsi="맑은 고딕"/>
+                <w:b/>
+                <w:bCs/>
+                <w:sz w:val="18"/>
+                <w:szCs w:val="18"/>
+              </w:rPr>
+              <w:t>원인</w:t>
+            </w:r>
+          </w:p>
+        </w:tc>
+        <w:tc>
+          <w:tcPr>
+            <w:tcW w:type="dxa" w:w="3000"/>
+            <w:tcBorders>
+              <w:top w:val="single" w:color="BFC5CE" w:sz="4"/>
+              <w:left w:val="single" w:color="BFC5CE" w:sz="4"/>
+              <w:bottom w:val="single" w:color="BFC5CE" w:sz="4"/>
+              <w:right w:val="single" w:color="BFC5CE" w:sz="4"/>
+            </w:tcBorders>
+            <w:shd w:fill="E8EEF9" w:val="clear"/>
+            <w:tcMar>
+              <w:top w:type="dxa" w:w="60"/>
+              <w:left w:type="dxa" w:w="90"/>
+              <w:bottom w:type="dxa" w:w="60"/>
+              <w:right w:type="dxa" w:w="90"/>
+            </w:tcMar>
+          </w:tcPr>
+          <w:p>
+            <w:r>
+              <w:rPr>
+                <w:rFonts w:ascii="맑은 고딕" w:cs="맑은 고딕" w:eastAsia="맑은 고딕" w:hAnsi="맑은 고딕"/>
+                <w:b/>
+                <w:bCs/>
+                <w:sz w:val="18"/>
+                <w:szCs w:val="18"/>
+              </w:rPr>
+              <w:t>조치</w:t>
+            </w:r>
+          </w:p>
+        </w:tc>
+        <w:tc>
+          <w:tcPr>
+            <w:tcW w:type="dxa" w:w="800"/>
+            <w:tcBorders>
+              <w:top w:val="single" w:color="BFC5CE" w:sz="4"/>
+              <w:left w:val="single" w:color="BFC5CE" w:sz="4"/>
+              <w:bottom w:val="single" w:color="BFC5CE" w:sz="4"/>
+              <w:right w:val="single" w:color="BFC5CE" w:sz="4"/>
+            </w:tcBorders>
+            <w:shd w:fill="E8EEF9" w:val="clear"/>
+            <w:tcMar>
+              <w:top w:type="dxa" w:w="60"/>
+              <w:left w:type="dxa" w:w="90"/>
+              <w:bottom w:type="dxa" w:w="60"/>
+              <w:right w:type="dxa" w:w="90"/>
+            </w:tcMar>
+          </w:tcPr>
+          <w:p>
+            <w:r>
+              <w:rPr>
+                <w:rFonts w:ascii="맑은 고딕" w:cs="맑은 고딕" w:eastAsia="맑은 고딕" w:hAnsi="맑은 고딕"/>
+                <w:b/>
+                <w:bCs/>
+                <w:sz w:val="18"/>
+                <w:szCs w:val="18"/>
+              </w:rPr>
+              <w:t>상태</w:t>
+            </w:r>
+          </w:p>
+        </w:tc>
+      </w:tr>
+      <w:tr>
+        <w:tc>
+          <w:tcPr>
+            <w:tcW w:type="dxa" w:w="400"/>
+            <w:tcBorders>
+              <w:top w:val="single" w:color="BFC5CE" w:sz="4"/>
+              <w:left w:val="single" w:color="BFC5CE" w:sz="4"/>
+              <w:bottom w:val="single" w:color="BFC5CE" w:sz="4"/>
+              <w:right w:val="single" w:color="BFC5CE" w:sz="4"/>
+            </w:tcBorders>
+            <w:tcMar>
+              <w:top w:type="dxa" w:w="60"/>
+              <w:left w:type="dxa" w:w="90"/>
+              <w:bottom w:type="dxa" w:w="60"/>
+              <w:right w:type="dxa" w:w="90"/>
+            </w:tcMar>
+          </w:tcPr>
+          <w:p>
+            <w:r>
+              <w:rPr>
+                <w:rFonts w:ascii="맑은 고딕" w:cs="맑은 고딕" w:eastAsia="맑은 고딕" w:hAnsi="맑은 고딕"/>
+                <w:b w:val="false"/>
+                <w:bCs w:val="false"/>
+                <w:sz w:val="18"/>
+                <w:szCs w:val="18"/>
+              </w:rPr>
+              <w:t>85</w:t>
+            </w:r>
+          </w:p>
+        </w:tc>
+        <w:tc>
+          <w:tcPr>
+            <w:tcW w:type="dxa" w:w="2300"/>
+            <w:tcBorders>
+              <w:top w:val="single" w:color="BFC5CE" w:sz="4"/>
+              <w:left w:val="single" w:color="BFC5CE" w:sz="4"/>
+              <w:bottom w:val="single" w:color="BFC5CE" w:sz="4"/>
+              <w:right w:val="single" w:color="BFC5CE" w:sz="4"/>
+            </w:tcBorders>
+            <w:tcMar>
+              <w:top w:type="dxa" w:w="60"/>
+              <w:left w:type="dxa" w:w="90"/>
+              <w:bottom w:type="dxa" w:w="60"/>
+              <w:right w:type="dxa" w:w="90"/>
+            </w:tcMar>
+          </w:tcPr>
+          <w:p>
+            <w:r>
+              <w:rPr>
+                <w:rFonts w:ascii="맑은 고딕" w:cs="맑은 고딕" w:eastAsia="맑은 고딕" w:hAnsi="맑은 고딕"/>
+                <w:b w:val="false"/>
+                <w:bCs w:val="false"/>
+                <w:sz w:val="18"/>
+                <w:szCs w:val="18"/>
+              </w:rPr>
+              <w:t>구매반품 화면 안내가 "되돌려받는 수량을 양수로 적으세요" — 구매반품은 우리가 되돌려 보낸다.</w:t>
+            </w:r>
+          </w:p>
+        </w:tc>
+        <w:tc>
+          <w:tcPr>
+            <w:tcW w:type="dxa" w:w="2500"/>
+            <w:tcBorders>
+              <w:top w:val="single" w:color="BFC5CE" w:sz="4"/>
+              <w:left w:val="single" w:color="BFC5CE" w:sz="4"/>
+              <w:bottom w:val="single" w:color="BFC5CE" w:sz="4"/>
+              <w:right w:val="single" w:color="BFC5CE" w:sz="4"/>
+            </w:tcBorders>
+            <w:tcMar>
+              <w:top w:type="dxa" w:w="60"/>
+              <w:left w:type="dxa" w:w="90"/>
+              <w:bottom w:type="dxa" w:w="60"/>
+              <w:right w:type="dxa" w:w="90"/>
+            </w:tcMar>
+          </w:tcPr>
+          <w:p>
+            <w:r>
+              <w:rPr>
+                <w:rFonts w:ascii="맑은 고딕" w:cs="맑은 고딕" w:eastAsia="맑은 고딕" w:hAnsi="맑은 고딕"/>
+                <w:b w:val="false"/>
+                <w:bCs w:val="false"/>
+                <w:sz w:val="18"/>
+                <w:szCs w:val="18"/>
+              </w:rPr>
+              <w:t>판매·구매가 한 문장을 같이 썼다.</w:t>
+            </w:r>
+          </w:p>
+        </w:tc>
+        <w:tc>
+          <w:tcPr>
+            <w:tcW w:type="dxa" w:w="3000"/>
+            <w:tcBorders>
+              <w:top w:val="single" w:color="BFC5CE" w:sz="4"/>
+              <w:left w:val="single" w:color="BFC5CE" w:sz="4"/>
+              <w:bottom w:val="single" w:color="BFC5CE" w:sz="4"/>
+              <w:right w:val="single" w:color="BFC5CE" w:sz="4"/>
+            </w:tcBorders>
+            <w:tcMar>
+              <w:top w:type="dxa" w:w="60"/>
+              <w:left w:type="dxa" w:w="90"/>
+              <w:bottom w:type="dxa" w:w="60"/>
+              <w:right w:type="dxa" w:w="90"/>
+            </w:tcMar>
+          </w:tcPr>
+          <w:p>
+            <w:r>
+              <w:rPr>
+                <w:rFonts w:ascii="맑은 고딕" w:cs="맑은 고딕" w:eastAsia="맑은 고딕" w:hAnsi="맑은 고딕"/>
+                <w:b w:val="false"/>
+                <w:bCs w:val="false"/>
+                <w:sz w:val="18"/>
+                <w:szCs w:val="18"/>
+              </w:rPr>
+              <w:t>판매는 "되돌려받는 … 재고가 늘고 채권이 줄어듭니다", 구매는 "되돌려보내는 … 재고가 줄고 채무가 줄어듭니다".</w:t>
+            </w:r>
+          </w:p>
+        </w:tc>
+        <w:tc>
+          <w:tcPr>
+            <w:tcW w:type="dxa" w:w="800"/>
+            <w:tcBorders>
+              <w:top w:val="single" w:color="BFC5CE" w:sz="4"/>
+              <w:left w:val="single" w:color="BFC5CE" w:sz="4"/>
+              <w:bottom w:val="single" w:color="BFC5CE" w:sz="4"/>
+              <w:right w:val="single" w:color="BFC5CE" w:sz="4"/>
+            </w:tcBorders>
+            <w:tcMar>
+              <w:top w:type="dxa" w:w="60"/>
+              <w:left w:type="dxa" w:w="90"/>
+              <w:bottom w:type="dxa" w:w="60"/>
+              <w:right w:type="dxa" w:w="90"/>
+            </w:tcMar>
+          </w:tcPr>
+          <w:p>
+            <w:r>
+              <w:rPr>
+                <w:rFonts w:ascii="맑은 고딕" w:cs="맑은 고딕" w:eastAsia="맑은 고딕" w:hAnsi="맑은 고딕"/>
+                <w:b w:val="false"/>
+                <w:bCs w:val="false"/>
+                <w:sz w:val="18"/>
+                <w:szCs w:val="18"/>
+              </w:rPr>
+              <w:t>수정됨</w:t>
+            </w:r>
+          </w:p>
+        </w:tc>
+      </w:tr>
+    </w:tbl>
+    <w:p>
+      <w:pPr>
+        <w:spacing w:after="120"/>
+      </w:pPr>
+      <w:r>
+        <w:rPr>
+          <w:rFonts w:ascii="맑은 고딕" w:cs="맑은 고딕" w:eastAsia="맑은 고딕" w:hAnsi="맑은 고딕"/>
+          <w:sz w:val="21"/>
+          <w:szCs w:val="21"/>
+        </w:rPr>
+        <w:t>구매반품의 회계반영·음수 처리는 26회차(#81) 고친 것으로 그대로 맞았습니다 — 그때 구매 쪽 부가세 줄도 같이 고쳐 두었습니다.</w:t>
+      </w:r>
+    </w:p>
+    <w:p>
+      <w:pPr>
+        <w:pStyle w:val="Heading2"/>
+        <w:spacing w:after="120" w:before="240"/>
+      </w:pPr>
+      <w:r>
+        <w:rPr>
+          <w:rFonts w:ascii="맑은 고딕" w:cs="맑은 고딕" w:eastAsia="맑은 고딕" w:hAnsi="맑은 고딕"/>
+        </w:rPr>
+        <w:t>28-5. 다음 할 일</w:t>
+      </w:r>
+    </w:p>
+    <w:p>
+      <w:pPr>
+        <w:pStyle w:val="ListParagraph"/>
+        <w:numPr>
+          <w:ilvl w:val="0"/>
+          <w:numId w:val="2"/>
+        </w:numPr>
+        <w:spacing w:after="60"/>
+      </w:pPr>
+      <w:r>
+        <w:rPr>
+          <w:rFonts w:ascii="맑은 고딕" w:cs="맑은 고딕" w:eastAsia="맑은 고딕" w:hAnsi="맑은 고딕"/>
+          <w:sz w:val="21"/>
+          <w:szCs w:val="21"/>
+        </w:rPr>
+        <w:t>세금계산서: 한빛스마트홈 판매·반품에 세금계산서·수정세금계산서(반품)가 맞게 끊기는지</w:t>
       </w:r>
     </w:p>
     <w:p>

--- a/docs/ERP_사용설명서_QA기록.docx
+++ b/docs/ERP_사용설명서_QA기록.docx
@@ -69,7 +69,7 @@
           <w:sz w:val="21"/>
           <w:szCs w:val="21"/>
         </w:rPr>
-        <w:t>2026-10-02 (28회차)</w:t>
+        <w:t>2026-10-02 (29회차)</w:t>
       </w:r>
     </w:p>
     <w:p>
@@ -43048,6 +43048,1130 @@
           <w:szCs w:val="21"/>
         </w:rPr>
         <w:t>결정 필요 모음: #29 · #43 · #56 · #59~#61 · #68</w:t>
+      </w:r>
+    </w:p>
+    <w:p>
+      <w:pPr>
+        <w:pStyle w:val="Heading1"/>
+        <w:spacing w:after="120" w:before="240"/>
+      </w:pPr>
+      <w:r>
+        <w:rPr>
+          <w:rFonts w:ascii="맑은 고딕" w:cs="맑은 고딕" w:eastAsia="맑은 고딕" w:hAnsi="맑은 고딕"/>
+        </w:rPr>
+        <w:t>29회차 — 세금계산서: 판매·반품에 끊고 다시 열어 보기</w:t>
+      </w:r>
+    </w:p>
+    <w:p>
+      <w:pPr>
+        <w:spacing w:after="120"/>
+      </w:pPr>
+      <w:r>
+        <w:rPr>
+          <w:rFonts w:ascii="맑은 고딕" w:cs="맑은 고딕" w:eastAsia="맑은 고딕" w:hAnsi="맑은 고딕"/>
+          <w:sz w:val="21"/>
+          <w:szCs w:val="21"/>
+        </w:rPr>
+        <w:t>계기: 한빛스마트홈에 판 두 건(39,600 · 13,200)과 반품 한 건(−13,200)에 세금계산서를 끊었습니다. 반품 계산서는 수정세금계산서(환입)로 음수여야 하고, 한 번 끊은 전표는 다시 끊을 수 없어야 합니다.</w:t>
+      </w:r>
+    </w:p>
+    <w:p>
+      <w:pPr>
+        <w:pStyle w:val="Heading2"/>
+        <w:spacing w:after="120" w:before="240"/>
+      </w:pPr>
+      <w:r>
+        <w:rPr>
+          <w:rFonts w:ascii="맑은 고딕" w:cs="맑은 고딕" w:eastAsia="맑은 고딕" w:hAnsi="맑은 고딕"/>
+        </w:rPr>
+        <w:t>29-1. 사용법</w:t>
+      </w:r>
+    </w:p>
+    <w:p>
+      <w:pPr>
+        <w:pStyle w:val="ListParagraph"/>
+        <w:numPr>
+          <w:ilvl w:val="0"/>
+          <w:numId w:val="2"/>
+        </w:numPr>
+        <w:spacing w:after="60"/>
+      </w:pPr>
+      <w:r>
+        <w:rPr>
+          <w:rFonts w:ascii="맑은 고딕" w:cs="맑은 고딕" w:eastAsia="맑은 고딕" w:hAnsi="맑은 고딕"/>
+          <w:sz w:val="21"/>
+          <w:szCs w:val="21"/>
+        </w:rPr>
+        <w:t>판매조회 (/sales/sales-list) → 거래처 한빛스마트홈 → 각 줄 맨 끝 [세금계산서] 칸의 발행.</w:t>
+      </w:r>
+    </w:p>
+    <w:p>
+      <w:pPr>
+        <w:pStyle w:val="ListParagraph"/>
+        <w:numPr>
+          <w:ilvl w:val="0"/>
+          <w:numId w:val="2"/>
+        </w:numPr>
+        <w:spacing w:after="60"/>
+      </w:pPr>
+      <w:r>
+        <w:rPr>
+          <w:rFonts w:ascii="맑은 고딕" w:cs="맑은 고딕" w:eastAsia="맑은 고딕" w:hAnsi="맑은 고딕"/>
+          <w:sz w:val="21"/>
+          <w:szCs w:val="21"/>
+        </w:rPr>
+        <w:t>누르면 위에 "SO-20261002-0002 → 세금계산서 TI-20261002-0001 작성 (매출 세금계산서 화면에서 진행단계 관리)" 가 뜨고, 그 칸에 계산서 번호가 남습니다(화면을 다시 열어도 — 이번 회차 전에는 다시 [발행] 이 섰습니다, #86).</w:t>
+      </w:r>
+    </w:p>
+    <w:p>
+      <w:pPr>
+        <w:pStyle w:val="ListParagraph"/>
+        <w:numPr>
+          <w:ilvl w:val="0"/>
+          <w:numId w:val="2"/>
+        </w:numPr>
+        <w:spacing w:after="60"/>
+      </w:pPr>
+      <w:r>
+        <w:rPr>
+          <w:rFonts w:ascii="맑은 고딕" w:cs="맑은 고딕" w:eastAsia="맑은 고딕" w:hAnsi="맑은 고딕"/>
+          <w:sz w:val="21"/>
+          <w:szCs w:val="21"/>
+        </w:rPr>
+        <w:t>진행단계(작성 → 발행 → 전송 → 승인)는 회계 I › 전자(세금)계산서 › 매출세금계산서 (/accounting/tax-invoice-sales) 에서. 반품으로 끊은 계산서는 번호 옆에 "수정·환입" 이 붙습니다(#87).</w:t>
+      </w:r>
+    </w:p>
+    <w:p>
+      <w:pPr>
+        <w:jc w:val="center"/>
+      </w:pPr>
+      <w:r>
+        <w:drawing>
+          <wp:inline xmlns:a="http://schemas.openxmlformats.org/drawingml/2006/main" xmlns:pic="http://schemas.openxmlformats.org/drawingml/2006/picture">
+            <wp:extent cx="5760000" cy="1397647"/>
+            <wp:docPr id="59" name="Picture 59"/>
+            <wp:cNvGraphicFramePr>
+              <a:graphicFrameLocks noChangeAspect="1"/>
+            </wp:cNvGraphicFramePr>
+            <a:graphic>
+              <a:graphicData uri="http://schemas.openxmlformats.org/drawingml/2006/picture">
+                <pic:pic>
+                  <pic:nvPicPr>
+                    <pic:cNvPr id="0" name="c1-list.png"/>
+                    <pic:cNvPicPr/>
+                  </pic:nvPicPr>
+                  <pic:blipFill>
+                    <a:blip r:embed="rId67"/>
+                    <a:stretch>
+                      <a:fillRect/>
+                    </a:stretch>
+                  </pic:blipFill>
+                  <pic:spPr>
+                    <a:xfrm>
+                      <a:off x="0" y="0"/>
+                      <a:ext cx="5760000" cy="1397647"/>
+                    </a:xfrm>
+                    <a:prstGeom prst="rect"/>
+                  </pic:spPr>
+                </pic:pic>
+              </a:graphicData>
+            </a:graphic>
+          </wp:inline>
+        </w:drawing>
+      </w:r>
+    </w:p>
+    <w:p>
+      <w:pPr>
+        <w:spacing w:after="200"/>
+        <w:jc w:val="center"/>
+      </w:pPr>
+      <w:r>
+        <w:rPr>
+          <w:rFonts w:ascii="맑은 고딕" w:cs="맑은 고딕" w:eastAsia="맑은 고딕" w:hAnsi="맑은 고딕"/>
+          <w:i/>
+          <w:iCs/>
+          <w:color w:val="666666"/>
+          <w:sz w:val="18"/>
+          <w:szCs w:val="18"/>
+        </w:rPr>
+        <w:t>그림 59. 판매조회 — 세금계산서 칸에 계산서 번호(다시 열어도 남는다)</w:t>
+      </w:r>
+    </w:p>
+    <w:p>
+      <w:pPr>
+        <w:jc w:val="center"/>
+      </w:pPr>
+      <w:r>
+        <w:drawing>
+          <wp:inline xmlns:a="http://schemas.openxmlformats.org/drawingml/2006/main" xmlns:pic="http://schemas.openxmlformats.org/drawingml/2006/picture">
+            <wp:extent cx="5760000" cy="1778824"/>
+            <wp:docPr id="60" name="Picture 60"/>
+            <wp:cNvGraphicFramePr>
+              <a:graphicFrameLocks noChangeAspect="1"/>
+            </wp:cNvGraphicFramePr>
+            <a:graphic>
+              <a:graphicData uri="http://schemas.openxmlformats.org/drawingml/2006/picture">
+                <pic:pic>
+                  <pic:nvPicPr>
+                    <pic:cNvPr id="0" name="c2-ti.png"/>
+                    <pic:cNvPicPr/>
+                  </pic:nvPicPr>
+                  <pic:blipFill>
+                    <a:blip r:embed="rId68"/>
+                    <a:stretch>
+                      <a:fillRect/>
+                    </a:stretch>
+                  </pic:blipFill>
+                  <pic:spPr>
+                    <a:xfrm>
+                      <a:off x="0" y="0"/>
+                      <a:ext cx="5760000" cy="1778824"/>
+                    </a:xfrm>
+                    <a:prstGeom prst="rect"/>
+                  </pic:spPr>
+                </pic:pic>
+              </a:graphicData>
+            </a:graphic>
+          </wp:inline>
+        </w:drawing>
+      </w:r>
+    </w:p>
+    <w:p>
+      <w:pPr>
+        <w:spacing w:after="200"/>
+        <w:jc w:val="center"/>
+      </w:pPr>
+      <w:r>
+        <w:rPr>
+          <w:rFonts w:ascii="맑은 고딕" w:cs="맑은 고딕" w:eastAsia="맑은 고딕" w:hAnsi="맑은 고딕"/>
+          <w:i/>
+          <w:iCs/>
+          <w:color w:val="666666"/>
+          <w:sz w:val="18"/>
+          <w:szCs w:val="18"/>
+        </w:rPr>
+        <w:t>그림 60. 매출 세금계산서 — 반품 계산서 TI-20261002-0003 −13,200 "수정·환입"</w:t>
+      </w:r>
+    </w:p>
+    <w:p>
+      <w:pPr>
+        <w:pStyle w:val="Heading2"/>
+        <w:spacing w:after="120" w:before="240"/>
+      </w:pPr>
+      <w:r>
+        <w:rPr>
+          <w:rFonts w:ascii="맑은 고딕" w:cs="맑은 고딕" w:eastAsia="맑은 고딕" w:hAnsi="맑은 고딕"/>
+        </w:rPr>
+        <w:t>29-2. 숫자 맞추기</w:t>
+      </w:r>
+    </w:p>
+    <w:tbl>
+      <w:tblPr>
+        <w:tblW w:type="dxa" w:w="8900"/>
+        <w:tblBorders>
+          <w:top w:val="single" w:color="auto" w:sz="4"/>
+          <w:left w:val="single" w:color="auto" w:sz="4"/>
+          <w:bottom w:val="single" w:color="auto" w:sz="4"/>
+          <w:right w:val="single" w:color="auto" w:sz="4"/>
+          <w:insideH w:val="single" w:color="auto" w:sz="4"/>
+          <w:insideV w:val="single" w:color="auto" w:sz="4"/>
+        </w:tblBorders>
+      </w:tblPr>
+      <w:tblGrid>
+        <w:gridCol w:w="2600"/>
+        <w:gridCol w:w="2000"/>
+        <w:gridCol w:w="2600"/>
+        <w:gridCol w:w="1700"/>
+      </w:tblGrid>
+      <w:tr>
+        <w:trPr>
+          <w:tblHeader/>
+        </w:trPr>
+        <w:tc>
+          <w:tcPr>
+            <w:tcW w:type="dxa" w:w="2600"/>
+            <w:tcBorders>
+              <w:top w:val="single" w:color="BFC5CE" w:sz="4"/>
+              <w:left w:val="single" w:color="BFC5CE" w:sz="4"/>
+              <w:bottom w:val="single" w:color="BFC5CE" w:sz="4"/>
+              <w:right w:val="single" w:color="BFC5CE" w:sz="4"/>
+            </w:tcBorders>
+            <w:shd w:fill="E8EEF9" w:val="clear"/>
+            <w:tcMar>
+              <w:top w:type="dxa" w:w="60"/>
+              <w:left w:type="dxa" w:w="90"/>
+              <w:bottom w:type="dxa" w:w="60"/>
+              <w:right w:type="dxa" w:w="90"/>
+            </w:tcMar>
+          </w:tcPr>
+          <w:p>
+            <w:r>
+              <w:rPr>
+                <w:rFonts w:ascii="맑은 고딕" w:cs="맑은 고딕" w:eastAsia="맑은 고딕" w:hAnsi="맑은 고딕"/>
+                <w:b/>
+                <w:bCs/>
+                <w:sz w:val="18"/>
+                <w:szCs w:val="18"/>
+              </w:rPr>
+              <w:t>확인한 것</w:t>
+            </w:r>
+          </w:p>
+        </w:tc>
+        <w:tc>
+          <w:tcPr>
+            <w:tcW w:type="dxa" w:w="2000"/>
+            <w:tcBorders>
+              <w:top w:val="single" w:color="BFC5CE" w:sz="4"/>
+              <w:left w:val="single" w:color="BFC5CE" w:sz="4"/>
+              <w:bottom w:val="single" w:color="BFC5CE" w:sz="4"/>
+              <w:right w:val="single" w:color="BFC5CE" w:sz="4"/>
+            </w:tcBorders>
+            <w:shd w:fill="E8EEF9" w:val="clear"/>
+            <w:tcMar>
+              <w:top w:type="dxa" w:w="60"/>
+              <w:left w:type="dxa" w:w="90"/>
+              <w:bottom w:type="dxa" w:w="60"/>
+              <w:right w:type="dxa" w:w="90"/>
+            </w:tcMar>
+          </w:tcPr>
+          <w:p>
+            <w:r>
+              <w:rPr>
+                <w:rFonts w:ascii="맑은 고딕" w:cs="맑은 고딕" w:eastAsia="맑은 고딕" w:hAnsi="맑은 고딕"/>
+                <w:b/>
+                <w:bCs/>
+                <w:sz w:val="18"/>
+                <w:szCs w:val="18"/>
+              </w:rPr>
+              <w:t>손계산</w:t>
+            </w:r>
+          </w:p>
+        </w:tc>
+        <w:tc>
+          <w:tcPr>
+            <w:tcW w:type="dxa" w:w="2600"/>
+            <w:tcBorders>
+              <w:top w:val="single" w:color="BFC5CE" w:sz="4"/>
+              <w:left w:val="single" w:color="BFC5CE" w:sz="4"/>
+              <w:bottom w:val="single" w:color="BFC5CE" w:sz="4"/>
+              <w:right w:val="single" w:color="BFC5CE" w:sz="4"/>
+            </w:tcBorders>
+            <w:shd w:fill="E8EEF9" w:val="clear"/>
+            <w:tcMar>
+              <w:top w:type="dxa" w:w="60"/>
+              <w:left w:type="dxa" w:w="90"/>
+              <w:bottom w:type="dxa" w:w="60"/>
+              <w:right w:type="dxa" w:w="90"/>
+            </w:tcMar>
+          </w:tcPr>
+          <w:p>
+            <w:r>
+              <w:rPr>
+                <w:rFonts w:ascii="맑은 고딕" w:cs="맑은 고딕" w:eastAsia="맑은 고딕" w:hAnsi="맑은 고딕"/>
+                <w:b/>
+                <w:bCs/>
+                <w:sz w:val="18"/>
+                <w:szCs w:val="18"/>
+              </w:rPr>
+              <w:t>화면</w:t>
+            </w:r>
+          </w:p>
+        </w:tc>
+        <w:tc>
+          <w:tcPr>
+            <w:tcW w:type="dxa" w:w="1700"/>
+            <w:tcBorders>
+              <w:top w:val="single" w:color="BFC5CE" w:sz="4"/>
+              <w:left w:val="single" w:color="BFC5CE" w:sz="4"/>
+              <w:bottom w:val="single" w:color="BFC5CE" w:sz="4"/>
+              <w:right w:val="single" w:color="BFC5CE" w:sz="4"/>
+            </w:tcBorders>
+            <w:shd w:fill="E8EEF9" w:val="clear"/>
+            <w:tcMar>
+              <w:top w:type="dxa" w:w="60"/>
+              <w:left w:type="dxa" w:w="90"/>
+              <w:bottom w:type="dxa" w:w="60"/>
+              <w:right w:type="dxa" w:w="90"/>
+            </w:tcMar>
+          </w:tcPr>
+          <w:p>
+            <w:r>
+              <w:rPr>
+                <w:rFonts w:ascii="맑은 고딕" w:cs="맑은 고딕" w:eastAsia="맑은 고딕" w:hAnsi="맑은 고딕"/>
+                <w:b/>
+                <w:bCs/>
+                <w:sz w:val="18"/>
+                <w:szCs w:val="18"/>
+              </w:rPr>
+              <w:t>결과</w:t>
+            </w:r>
+          </w:p>
+        </w:tc>
+      </w:tr>
+      <w:tr>
+        <w:tc>
+          <w:tcPr>
+            <w:tcW w:type="dxa" w:w="2600"/>
+            <w:tcBorders>
+              <w:top w:val="single" w:color="BFC5CE" w:sz="4"/>
+              <w:left w:val="single" w:color="BFC5CE" w:sz="4"/>
+              <w:bottom w:val="single" w:color="BFC5CE" w:sz="4"/>
+              <w:right w:val="single" w:color="BFC5CE" w:sz="4"/>
+            </w:tcBorders>
+            <w:tcMar>
+              <w:top w:type="dxa" w:w="60"/>
+              <w:left w:type="dxa" w:w="90"/>
+              <w:bottom w:type="dxa" w:w="60"/>
+              <w:right w:type="dxa" w:w="90"/>
+            </w:tcMar>
+          </w:tcPr>
+          <w:p>
+            <w:r>
+              <w:rPr>
+                <w:rFonts w:ascii="맑은 고딕" w:cs="맑은 고딕" w:eastAsia="맑은 고딕" w:hAnsi="맑은 고딕"/>
+                <w:b w:val="false"/>
+                <w:bCs w:val="false"/>
+                <w:sz w:val="18"/>
+                <w:szCs w:val="18"/>
+              </w:rPr>
+              <w:t>한빛스마트홈 계산서 합</w:t>
+            </w:r>
+          </w:p>
+        </w:tc>
+        <w:tc>
+          <w:tcPr>
+            <w:tcW w:type="dxa" w:w="2000"/>
+            <w:tcBorders>
+              <w:top w:val="single" w:color="BFC5CE" w:sz="4"/>
+              <w:left w:val="single" w:color="BFC5CE" w:sz="4"/>
+              <w:bottom w:val="single" w:color="BFC5CE" w:sz="4"/>
+              <w:right w:val="single" w:color="BFC5CE" w:sz="4"/>
+            </w:tcBorders>
+            <w:tcMar>
+              <w:top w:type="dxa" w:w="60"/>
+              <w:left w:type="dxa" w:w="90"/>
+              <w:bottom w:type="dxa" w:w="60"/>
+              <w:right w:type="dxa" w:w="90"/>
+            </w:tcMar>
+          </w:tcPr>
+          <w:p>
+            <w:r>
+              <w:rPr>
+                <w:rFonts w:ascii="맑은 고딕" w:cs="맑은 고딕" w:eastAsia="맑은 고딕" w:hAnsi="맑은 고딕"/>
+                <w:b w:val="false"/>
+                <w:bCs w:val="false"/>
+                <w:sz w:val="18"/>
+                <w:szCs w:val="18"/>
+              </w:rPr>
+              <w:t>39,600 + 13,200 − 13,200 = 39,600 = 실제 남은 매출(3개)</w:t>
+            </w:r>
+          </w:p>
+        </w:tc>
+        <w:tc>
+          <w:tcPr>
+            <w:tcW w:type="dxa" w:w="2600"/>
+            <w:tcBorders>
+              <w:top w:val="single" w:color="BFC5CE" w:sz="4"/>
+              <w:left w:val="single" w:color="BFC5CE" w:sz="4"/>
+              <w:bottom w:val="single" w:color="BFC5CE" w:sz="4"/>
+              <w:right w:val="single" w:color="BFC5CE" w:sz="4"/>
+            </w:tcBorders>
+            <w:tcMar>
+              <w:top w:type="dxa" w:w="60"/>
+              <w:left w:type="dxa" w:w="90"/>
+              <w:bottom w:type="dxa" w:w="60"/>
+              <w:right w:type="dxa" w:w="90"/>
+            </w:tcMar>
+          </w:tcPr>
+          <w:p>
+            <w:r>
+              <w:rPr>
+                <w:rFonts w:ascii="맑은 고딕" w:cs="맑은 고딕" w:eastAsia="맑은 고딕" w:hAnsi="맑은 고딕"/>
+                <w:b w:val="false"/>
+                <w:bCs w:val="false"/>
+                <w:sz w:val="18"/>
+                <w:szCs w:val="18"/>
+              </w:rPr>
+              <w:t>TI-0001 39,600 · TI-0002 13,200 · TI-0003 −13,200</w:t>
+            </w:r>
+          </w:p>
+        </w:tc>
+        <w:tc>
+          <w:tcPr>
+            <w:tcW w:type="dxa" w:w="1700"/>
+            <w:tcBorders>
+              <w:top w:val="single" w:color="BFC5CE" w:sz="4"/>
+              <w:left w:val="single" w:color="BFC5CE" w:sz="4"/>
+              <w:bottom w:val="single" w:color="BFC5CE" w:sz="4"/>
+              <w:right w:val="single" w:color="BFC5CE" w:sz="4"/>
+            </w:tcBorders>
+            <w:tcMar>
+              <w:top w:type="dxa" w:w="60"/>
+              <w:left w:type="dxa" w:w="90"/>
+              <w:bottom w:type="dxa" w:w="60"/>
+              <w:right w:type="dxa" w:w="90"/>
+            </w:tcMar>
+          </w:tcPr>
+          <w:p>
+            <w:r>
+              <w:rPr>
+                <w:rFonts w:ascii="맑은 고딕" w:cs="맑은 고딕" w:eastAsia="맑은 고딕" w:hAnsi="맑은 고딕"/>
+                <w:b w:val="false"/>
+                <w:bCs w:val="false"/>
+                <w:sz w:val="18"/>
+                <w:szCs w:val="18"/>
+              </w:rPr>
+              <w:t>일치</w:t>
+            </w:r>
+          </w:p>
+        </w:tc>
+      </w:tr>
+      <w:tr>
+        <w:tc>
+          <w:tcPr>
+            <w:tcW w:type="dxa" w:w="2600"/>
+            <w:tcBorders>
+              <w:top w:val="single" w:color="BFC5CE" w:sz="4"/>
+              <w:left w:val="single" w:color="BFC5CE" w:sz="4"/>
+              <w:bottom w:val="single" w:color="BFC5CE" w:sz="4"/>
+              <w:right w:val="single" w:color="BFC5CE" w:sz="4"/>
+            </w:tcBorders>
+            <w:tcMar>
+              <w:top w:type="dxa" w:w="60"/>
+              <w:left w:type="dxa" w:w="90"/>
+              <w:bottom w:type="dxa" w:w="60"/>
+              <w:right w:type="dxa" w:w="90"/>
+            </w:tcMar>
+          </w:tcPr>
+          <w:p>
+            <w:r>
+              <w:rPr>
+                <w:rFonts w:ascii="맑은 고딕" w:cs="맑은 고딕" w:eastAsia="맑은 고딕" w:hAnsi="맑은 고딕"/>
+                <w:b w:val="false"/>
+                <w:bCs w:val="false"/>
+                <w:sz w:val="18"/>
+                <w:szCs w:val="18"/>
+              </w:rPr>
+              <w:t>중복 발행</w:t>
+            </w:r>
+          </w:p>
+        </w:tc>
+        <w:tc>
+          <w:tcPr>
+            <w:tcW w:type="dxa" w:w="2000"/>
+            <w:tcBorders>
+              <w:top w:val="single" w:color="BFC5CE" w:sz="4"/>
+              <w:left w:val="single" w:color="BFC5CE" w:sz="4"/>
+              <w:bottom w:val="single" w:color="BFC5CE" w:sz="4"/>
+              <w:right w:val="single" w:color="BFC5CE" w:sz="4"/>
+            </w:tcBorders>
+            <w:tcMar>
+              <w:top w:type="dxa" w:w="60"/>
+              <w:left w:type="dxa" w:w="90"/>
+              <w:bottom w:type="dxa" w:w="60"/>
+              <w:right w:type="dxa" w:w="90"/>
+            </w:tcMar>
+          </w:tcPr>
+          <w:p>
+            <w:r>
+              <w:rPr>
+                <w:rFonts w:ascii="맑은 고딕" w:cs="맑은 고딕" w:eastAsia="맑은 고딕" w:hAnsi="맑은 고딕"/>
+                <w:b w:val="false"/>
+                <w:bCs w:val="false"/>
+                <w:sz w:val="18"/>
+                <w:szCs w:val="18"/>
+              </w:rPr>
+              <w:t>같은 전표에 두 번 끊으면 안 된다</w:t>
+            </w:r>
+          </w:p>
+        </w:tc>
+        <w:tc>
+          <w:tcPr>
+            <w:tcW w:type="dxa" w:w="2600"/>
+            <w:tcBorders>
+              <w:top w:val="single" w:color="BFC5CE" w:sz="4"/>
+              <w:left w:val="single" w:color="BFC5CE" w:sz="4"/>
+              <w:bottom w:val="single" w:color="BFC5CE" w:sz="4"/>
+              <w:right w:val="single" w:color="BFC5CE" w:sz="4"/>
+            </w:tcBorders>
+            <w:tcMar>
+              <w:top w:type="dxa" w:w="60"/>
+              <w:left w:type="dxa" w:w="90"/>
+              <w:bottom w:type="dxa" w:w="60"/>
+              <w:right w:type="dxa" w:w="90"/>
+            </w:tcMar>
+          </w:tcPr>
+          <w:p>
+            <w:r>
+              <w:rPr>
+                <w:rFonts w:ascii="맑은 고딕" w:cs="맑은 고딕" w:eastAsia="맑은 고딕" w:hAnsi="맑은 고딕"/>
+                <w:b w:val="false"/>
+                <w:bCs w:val="false"/>
+                <w:sz w:val="18"/>
+                <w:szCs w:val="18"/>
+              </w:rPr>
+              <w:t>서버 409 거절 · 화면은 이제 버튼을 안 보임</w:t>
+            </w:r>
+          </w:p>
+        </w:tc>
+        <w:tc>
+          <w:tcPr>
+            <w:tcW w:type="dxa" w:w="1700"/>
+            <w:tcBorders>
+              <w:top w:val="single" w:color="BFC5CE" w:sz="4"/>
+              <w:left w:val="single" w:color="BFC5CE" w:sz="4"/>
+              <w:bottom w:val="single" w:color="BFC5CE" w:sz="4"/>
+              <w:right w:val="single" w:color="BFC5CE" w:sz="4"/>
+            </w:tcBorders>
+            <w:tcMar>
+              <w:top w:type="dxa" w:w="60"/>
+              <w:left w:type="dxa" w:w="90"/>
+              <w:bottom w:type="dxa" w:w="60"/>
+              <w:right w:type="dxa" w:w="90"/>
+            </w:tcMar>
+          </w:tcPr>
+          <w:p>
+            <w:r>
+              <w:rPr>
+                <w:rFonts w:ascii="맑은 고딕" w:cs="맑은 고딕" w:eastAsia="맑은 고딕" w:hAnsi="맑은 고딕"/>
+                <w:b w:val="false"/>
+                <w:bCs w:val="false"/>
+                <w:sz w:val="18"/>
+                <w:szCs w:val="18"/>
+              </w:rPr>
+              <w:t>일치</w:t>
+            </w:r>
+          </w:p>
+        </w:tc>
+      </w:tr>
+    </w:tbl>
+    <w:p>
+      <w:pPr>
+        <w:pStyle w:val="Heading2"/>
+        <w:spacing w:after="120" w:before="240"/>
+      </w:pPr>
+      <w:r>
+        <w:rPr>
+          <w:rFonts w:ascii="맑은 고딕" w:cs="맑은 고딕" w:eastAsia="맑은 고딕" w:hAnsi="맑은 고딕"/>
+        </w:rPr>
+        <w:t>29-3. 발견한 문제</w:t>
+      </w:r>
+    </w:p>
+    <w:tbl>
+      <w:tblPr>
+        <w:tblW w:type="dxa" w:w="9000"/>
+        <w:tblBorders>
+          <w:top w:val="single" w:color="auto" w:sz="4"/>
+          <w:left w:val="single" w:color="auto" w:sz="4"/>
+          <w:bottom w:val="single" w:color="auto" w:sz="4"/>
+          <w:right w:val="single" w:color="auto" w:sz="4"/>
+          <w:insideH w:val="single" w:color="auto" w:sz="4"/>
+          <w:insideV w:val="single" w:color="auto" w:sz="4"/>
+        </w:tblBorders>
+      </w:tblPr>
+      <w:tblGrid>
+        <w:gridCol w:w="400"/>
+        <w:gridCol w:w="2300"/>
+        <w:gridCol w:w="2500"/>
+        <w:gridCol w:w="3000"/>
+        <w:gridCol w:w="800"/>
+      </w:tblGrid>
+      <w:tr>
+        <w:trPr>
+          <w:tblHeader/>
+        </w:trPr>
+        <w:tc>
+          <w:tcPr>
+            <w:tcW w:type="dxa" w:w="400"/>
+            <w:tcBorders>
+              <w:top w:val="single" w:color="BFC5CE" w:sz="4"/>
+              <w:left w:val="single" w:color="BFC5CE" w:sz="4"/>
+              <w:bottom w:val="single" w:color="BFC5CE" w:sz="4"/>
+              <w:right w:val="single" w:color="BFC5CE" w:sz="4"/>
+            </w:tcBorders>
+            <w:shd w:fill="E8EEF9" w:val="clear"/>
+            <w:tcMar>
+              <w:top w:type="dxa" w:w="60"/>
+              <w:left w:type="dxa" w:w="90"/>
+              <w:bottom w:type="dxa" w:w="60"/>
+              <w:right w:type="dxa" w:w="90"/>
+            </w:tcMar>
+          </w:tcPr>
+          <w:p>
+            <w:r>
+              <w:rPr>
+                <w:rFonts w:ascii="맑은 고딕" w:cs="맑은 고딕" w:eastAsia="맑은 고딕" w:hAnsi="맑은 고딕"/>
+                <w:b/>
+                <w:bCs/>
+                <w:sz w:val="18"/>
+                <w:szCs w:val="18"/>
+              </w:rPr>
+              <w:t>#</w:t>
+            </w:r>
+          </w:p>
+        </w:tc>
+        <w:tc>
+          <w:tcPr>
+            <w:tcW w:type="dxa" w:w="2300"/>
+            <w:tcBorders>
+              <w:top w:val="single" w:color="BFC5CE" w:sz="4"/>
+              <w:left w:val="single" w:color="BFC5CE" w:sz="4"/>
+              <w:bottom w:val="single" w:color="BFC5CE" w:sz="4"/>
+              <w:right w:val="single" w:color="BFC5CE" w:sz="4"/>
+            </w:tcBorders>
+            <w:shd w:fill="E8EEF9" w:val="clear"/>
+            <w:tcMar>
+              <w:top w:type="dxa" w:w="60"/>
+              <w:left w:type="dxa" w:w="90"/>
+              <w:bottom w:type="dxa" w:w="60"/>
+              <w:right w:type="dxa" w:w="90"/>
+            </w:tcMar>
+          </w:tcPr>
+          <w:p>
+            <w:r>
+              <w:rPr>
+                <w:rFonts w:ascii="맑은 고딕" w:cs="맑은 고딕" w:eastAsia="맑은 고딕" w:hAnsi="맑은 고딕"/>
+                <w:b/>
+                <w:bCs/>
+                <w:sz w:val="18"/>
+                <w:szCs w:val="18"/>
+              </w:rPr>
+              <w:t>증상</w:t>
+            </w:r>
+          </w:p>
+        </w:tc>
+        <w:tc>
+          <w:tcPr>
+            <w:tcW w:type="dxa" w:w="2500"/>
+            <w:tcBorders>
+              <w:top w:val="single" w:color="BFC5CE" w:sz="4"/>
+              <w:left w:val="single" w:color="BFC5CE" w:sz="4"/>
+              <w:bottom w:val="single" w:color="BFC5CE" w:sz="4"/>
+              <w:right w:val="single" w:color="BFC5CE" w:sz="4"/>
+            </w:tcBorders>
+            <w:shd w:fill="E8EEF9" w:val="clear"/>
+            <w:tcMar>
+              <w:top w:type="dxa" w:w="60"/>
+              <w:left w:type="dxa" w:w="90"/>
+              <w:bottom w:type="dxa" w:w="60"/>
+              <w:right w:type="dxa" w:w="90"/>
+            </w:tcMar>
+          </w:tcPr>
+          <w:p>
+            <w:r>
+              <w:rPr>
+                <w:rFonts w:ascii="맑은 고딕" w:cs="맑은 고딕" w:eastAsia="맑은 고딕" w:hAnsi="맑은 고딕"/>
+                <w:b/>
+                <w:bCs/>
+                <w:sz w:val="18"/>
+                <w:szCs w:val="18"/>
+              </w:rPr>
+              <w:t>원인</w:t>
+            </w:r>
+          </w:p>
+        </w:tc>
+        <w:tc>
+          <w:tcPr>
+            <w:tcW w:type="dxa" w:w="3000"/>
+            <w:tcBorders>
+              <w:top w:val="single" w:color="BFC5CE" w:sz="4"/>
+              <w:left w:val="single" w:color="BFC5CE" w:sz="4"/>
+              <w:bottom w:val="single" w:color="BFC5CE" w:sz="4"/>
+              <w:right w:val="single" w:color="BFC5CE" w:sz="4"/>
+            </w:tcBorders>
+            <w:shd w:fill="E8EEF9" w:val="clear"/>
+            <w:tcMar>
+              <w:top w:type="dxa" w:w="60"/>
+              <w:left w:type="dxa" w:w="90"/>
+              <w:bottom w:type="dxa" w:w="60"/>
+              <w:right w:type="dxa" w:w="90"/>
+            </w:tcMar>
+          </w:tcPr>
+          <w:p>
+            <w:r>
+              <w:rPr>
+                <w:rFonts w:ascii="맑은 고딕" w:cs="맑은 고딕" w:eastAsia="맑은 고딕" w:hAnsi="맑은 고딕"/>
+                <w:b/>
+                <w:bCs/>
+                <w:sz w:val="18"/>
+                <w:szCs w:val="18"/>
+              </w:rPr>
+              <w:t>조치</w:t>
+            </w:r>
+          </w:p>
+        </w:tc>
+        <w:tc>
+          <w:tcPr>
+            <w:tcW w:type="dxa" w:w="800"/>
+            <w:tcBorders>
+              <w:top w:val="single" w:color="BFC5CE" w:sz="4"/>
+              <w:left w:val="single" w:color="BFC5CE" w:sz="4"/>
+              <w:bottom w:val="single" w:color="BFC5CE" w:sz="4"/>
+              <w:right w:val="single" w:color="BFC5CE" w:sz="4"/>
+            </w:tcBorders>
+            <w:shd w:fill="E8EEF9" w:val="clear"/>
+            <w:tcMar>
+              <w:top w:type="dxa" w:w="60"/>
+              <w:left w:type="dxa" w:w="90"/>
+              <w:bottom w:type="dxa" w:w="60"/>
+              <w:right w:type="dxa" w:w="90"/>
+            </w:tcMar>
+          </w:tcPr>
+          <w:p>
+            <w:r>
+              <w:rPr>
+                <w:rFonts w:ascii="맑은 고딕" w:cs="맑은 고딕" w:eastAsia="맑은 고딕" w:hAnsi="맑은 고딕"/>
+                <w:b/>
+                <w:bCs/>
+                <w:sz w:val="18"/>
+                <w:szCs w:val="18"/>
+              </w:rPr>
+              <w:t>상태</w:t>
+            </w:r>
+          </w:p>
+        </w:tc>
+      </w:tr>
+      <w:tr>
+        <w:tc>
+          <w:tcPr>
+            <w:tcW w:type="dxa" w:w="400"/>
+            <w:tcBorders>
+              <w:top w:val="single" w:color="BFC5CE" w:sz="4"/>
+              <w:left w:val="single" w:color="BFC5CE" w:sz="4"/>
+              <w:bottom w:val="single" w:color="BFC5CE" w:sz="4"/>
+              <w:right w:val="single" w:color="BFC5CE" w:sz="4"/>
+            </w:tcBorders>
+            <w:tcMar>
+              <w:top w:type="dxa" w:w="60"/>
+              <w:left w:type="dxa" w:w="90"/>
+              <w:bottom w:type="dxa" w:w="60"/>
+              <w:right w:type="dxa" w:w="90"/>
+            </w:tcMar>
+          </w:tcPr>
+          <w:p>
+            <w:r>
+              <w:rPr>
+                <w:rFonts w:ascii="맑은 고딕" w:cs="맑은 고딕" w:eastAsia="맑은 고딕" w:hAnsi="맑은 고딕"/>
+                <w:b w:val="false"/>
+                <w:bCs w:val="false"/>
+                <w:sz w:val="18"/>
+                <w:szCs w:val="18"/>
+              </w:rPr>
+              <w:t>86</w:t>
+            </w:r>
+          </w:p>
+        </w:tc>
+        <w:tc>
+          <w:tcPr>
+            <w:tcW w:type="dxa" w:w="2300"/>
+            <w:tcBorders>
+              <w:top w:val="single" w:color="BFC5CE" w:sz="4"/>
+              <w:left w:val="single" w:color="BFC5CE" w:sz="4"/>
+              <w:bottom w:val="single" w:color="BFC5CE" w:sz="4"/>
+              <w:right w:val="single" w:color="BFC5CE" w:sz="4"/>
+            </w:tcBorders>
+            <w:tcMar>
+              <w:top w:type="dxa" w:w="60"/>
+              <w:left w:type="dxa" w:w="90"/>
+              <w:bottom w:type="dxa" w:w="60"/>
+              <w:right w:type="dxa" w:w="90"/>
+            </w:tcMar>
+          </w:tcPr>
+          <w:p>
+            <w:r>
+              <w:rPr>
+                <w:rFonts w:ascii="맑은 고딕" w:cs="맑은 고딕" w:eastAsia="맑은 고딕" w:hAnsi="맑은 고딕"/>
+                <w:b w:val="false"/>
+                <w:bCs w:val="false"/>
+                <w:sz w:val="18"/>
+                <w:szCs w:val="18"/>
+              </w:rPr>
+              <w:t>판매조회를 다시 열면 이미 계산서를 끊은 전표에 [발행] 이 다시 서고, 누르면 409 "이미 세금계산서가 발행된 판매전표".</w:t>
+            </w:r>
+          </w:p>
+        </w:tc>
+        <w:tc>
+          <w:tcPr>
+            <w:tcW w:type="dxa" w:w="2500"/>
+            <w:tcBorders>
+              <w:top w:val="single" w:color="BFC5CE" w:sz="4"/>
+              <w:left w:val="single" w:color="BFC5CE" w:sz="4"/>
+              <w:bottom w:val="single" w:color="BFC5CE" w:sz="4"/>
+              <w:right w:val="single" w:color="BFC5CE" w:sz="4"/>
+            </w:tcBorders>
+            <w:tcMar>
+              <w:top w:type="dxa" w:w="60"/>
+              <w:left w:type="dxa" w:w="90"/>
+              <w:bottom w:type="dxa" w:w="60"/>
+              <w:right w:type="dxa" w:w="90"/>
+            </w:tcMar>
+          </w:tcPr>
+          <w:p>
+            <w:r>
+              <w:rPr>
+                <w:rFonts w:ascii="맑은 고딕" w:cs="맑은 고딕" w:eastAsia="맑은 고딕" w:hAnsi="맑은 고딕"/>
+                <w:b w:val="false"/>
+                <w:bCs w:val="false"/>
+                <w:sz w:val="18"/>
+                <w:szCs w:val="18"/>
+              </w:rPr>
+              <w:t>"발행됨" 표시를 이번 세션에서 누른 것만 기억했다.</w:t>
+            </w:r>
+          </w:p>
+        </w:tc>
+        <w:tc>
+          <w:tcPr>
+            <w:tcW w:type="dxa" w:w="3000"/>
+            <w:tcBorders>
+              <w:top w:val="single" w:color="BFC5CE" w:sz="4"/>
+              <w:left w:val="single" w:color="BFC5CE" w:sz="4"/>
+              <w:bottom w:val="single" w:color="BFC5CE" w:sz="4"/>
+              <w:right w:val="single" w:color="BFC5CE" w:sz="4"/>
+            </w:tcBorders>
+            <w:tcMar>
+              <w:top w:type="dxa" w:w="60"/>
+              <w:left w:type="dxa" w:w="90"/>
+              <w:bottom w:type="dxa" w:w="60"/>
+              <w:right w:type="dxa" w:w="90"/>
+            </w:tcMar>
+          </w:tcPr>
+          <w:p>
+            <w:r>
+              <w:rPr>
+                <w:rFonts w:ascii="맑은 고딕" w:cs="맑은 고딕" w:eastAsia="맑은 고딕" w:hAnsi="맑은 고딕"/>
+                <w:b w:val="false"/>
+                <w:bCs w:val="false"/>
+                <w:sz w:val="18"/>
+                <w:szCs w:val="18"/>
+              </w:rPr>
+              <w:t>계산서 목록을 받아 근거전표 번호로 잇고 계산서 번호를 보여 준다. 발행 결과도 alert 대신 화면 안내.</w:t>
+            </w:r>
+          </w:p>
+        </w:tc>
+        <w:tc>
+          <w:tcPr>
+            <w:tcW w:type="dxa" w:w="800"/>
+            <w:tcBorders>
+              <w:top w:val="single" w:color="BFC5CE" w:sz="4"/>
+              <w:left w:val="single" w:color="BFC5CE" w:sz="4"/>
+              <w:bottom w:val="single" w:color="BFC5CE" w:sz="4"/>
+              <w:right w:val="single" w:color="BFC5CE" w:sz="4"/>
+            </w:tcBorders>
+            <w:tcMar>
+              <w:top w:type="dxa" w:w="60"/>
+              <w:left w:type="dxa" w:w="90"/>
+              <w:bottom w:type="dxa" w:w="60"/>
+              <w:right w:type="dxa" w:w="90"/>
+            </w:tcMar>
+          </w:tcPr>
+          <w:p>
+            <w:r>
+              <w:rPr>
+                <w:rFonts w:ascii="맑은 고딕" w:cs="맑은 고딕" w:eastAsia="맑은 고딕" w:hAnsi="맑은 고딕"/>
+                <w:b w:val="false"/>
+                <w:bCs w:val="false"/>
+                <w:sz w:val="18"/>
+                <w:szCs w:val="18"/>
+              </w:rPr>
+              <w:t>수정됨</w:t>
+            </w:r>
+          </w:p>
+        </w:tc>
+      </w:tr>
+      <w:tr>
+        <w:tc>
+          <w:tcPr>
+            <w:tcW w:type="dxa" w:w="400"/>
+            <w:tcBorders>
+              <w:top w:val="single" w:color="BFC5CE" w:sz="4"/>
+              <w:left w:val="single" w:color="BFC5CE" w:sz="4"/>
+              <w:bottom w:val="single" w:color="BFC5CE" w:sz="4"/>
+              <w:right w:val="single" w:color="BFC5CE" w:sz="4"/>
+            </w:tcBorders>
+            <w:tcMar>
+              <w:top w:type="dxa" w:w="60"/>
+              <w:left w:type="dxa" w:w="90"/>
+              <w:bottom w:type="dxa" w:w="60"/>
+              <w:right w:type="dxa" w:w="90"/>
+            </w:tcMar>
+          </w:tcPr>
+          <w:p>
+            <w:r>
+              <w:rPr>
+                <w:rFonts w:ascii="맑은 고딕" w:cs="맑은 고딕" w:eastAsia="맑은 고딕" w:hAnsi="맑은 고딕"/>
+                <w:b w:val="false"/>
+                <w:bCs w:val="false"/>
+                <w:sz w:val="18"/>
+                <w:szCs w:val="18"/>
+              </w:rPr>
+              <w:t>87</w:t>
+            </w:r>
+          </w:p>
+        </w:tc>
+        <w:tc>
+          <w:tcPr>
+            <w:tcW w:type="dxa" w:w="2300"/>
+            <w:tcBorders>
+              <w:top w:val="single" w:color="BFC5CE" w:sz="4"/>
+              <w:left w:val="single" w:color="BFC5CE" w:sz="4"/>
+              <w:bottom w:val="single" w:color="BFC5CE" w:sz="4"/>
+              <w:right w:val="single" w:color="BFC5CE" w:sz="4"/>
+            </w:tcBorders>
+            <w:tcMar>
+              <w:top w:type="dxa" w:w="60"/>
+              <w:left w:type="dxa" w:w="90"/>
+              <w:bottom w:type="dxa" w:w="60"/>
+              <w:right w:type="dxa" w:w="90"/>
+            </w:tcMar>
+          </w:tcPr>
+          <w:p>
+            <w:r>
+              <w:rPr>
+                <w:rFonts w:ascii="맑은 고딕" w:cs="맑은 고딕" w:eastAsia="맑은 고딕" w:hAnsi="맑은 고딕"/>
+                <w:b w:val="false"/>
+                <w:bCs w:val="false"/>
+                <w:sz w:val="18"/>
+                <w:szCs w:val="18"/>
+              </w:rPr>
+              <w:t>반품 전표로 끊은 음수 계산서가 일반 계산서와 똑같이 보인다.</w:t>
+            </w:r>
+          </w:p>
+        </w:tc>
+        <w:tc>
+          <w:tcPr>
+            <w:tcW w:type="dxa" w:w="2500"/>
+            <w:tcBorders>
+              <w:top w:val="single" w:color="BFC5CE" w:sz="4"/>
+              <w:left w:val="single" w:color="BFC5CE" w:sz="4"/>
+              <w:bottom w:val="single" w:color="BFC5CE" w:sz="4"/>
+              <w:right w:val="single" w:color="BFC5CE" w:sz="4"/>
+            </w:tcBorders>
+            <w:tcMar>
+              <w:top w:type="dxa" w:w="60"/>
+              <w:left w:type="dxa" w:w="90"/>
+              <w:bottom w:type="dxa" w:w="60"/>
+              <w:right w:type="dxa" w:w="90"/>
+            </w:tcMar>
+          </w:tcPr>
+          <w:p>
+            <w:r>
+              <w:rPr>
+                <w:rFonts w:ascii="맑은 고딕" w:cs="맑은 고딕" w:eastAsia="맑은 고딕" w:hAnsi="맑은 고딕"/>
+                <w:b w:val="false"/>
+                <w:bCs w:val="false"/>
+                <w:sz w:val="18"/>
+                <w:szCs w:val="18"/>
+              </w:rPr>
+              <w:t>구분 표시가 없었다.</w:t>
+            </w:r>
+          </w:p>
+        </w:tc>
+        <w:tc>
+          <w:tcPr>
+            <w:tcW w:type="dxa" w:w="3000"/>
+            <w:tcBorders>
+              <w:top w:val="single" w:color="BFC5CE" w:sz="4"/>
+              <w:left w:val="single" w:color="BFC5CE" w:sz="4"/>
+              <w:bottom w:val="single" w:color="BFC5CE" w:sz="4"/>
+              <w:right w:val="single" w:color="BFC5CE" w:sz="4"/>
+            </w:tcBorders>
+            <w:tcMar>
+              <w:top w:type="dxa" w:w="60"/>
+              <w:left w:type="dxa" w:w="90"/>
+              <w:bottom w:type="dxa" w:w="60"/>
+              <w:right w:type="dxa" w:w="90"/>
+            </w:tcMar>
+          </w:tcPr>
+          <w:p>
+            <w:r>
+              <w:rPr>
+                <w:rFonts w:ascii="맑은 고딕" w:cs="맑은 고딕" w:eastAsia="맑은 고딕" w:hAnsi="맑은 고딕"/>
+                <w:b w:val="false"/>
+                <w:bCs w:val="false"/>
+                <w:sz w:val="18"/>
+                <w:szCs w:val="18"/>
+              </w:rPr>
+              <w:t>음수 계산서 번호 옆에 "수정·환입".</w:t>
+            </w:r>
+          </w:p>
+        </w:tc>
+        <w:tc>
+          <w:tcPr>
+            <w:tcW w:type="dxa" w:w="800"/>
+            <w:tcBorders>
+              <w:top w:val="single" w:color="BFC5CE" w:sz="4"/>
+              <w:left w:val="single" w:color="BFC5CE" w:sz="4"/>
+              <w:bottom w:val="single" w:color="BFC5CE" w:sz="4"/>
+              <w:right w:val="single" w:color="BFC5CE" w:sz="4"/>
+            </w:tcBorders>
+            <w:tcMar>
+              <w:top w:type="dxa" w:w="60"/>
+              <w:left w:type="dxa" w:w="90"/>
+              <w:bottom w:type="dxa" w:w="60"/>
+              <w:right w:type="dxa" w:w="90"/>
+            </w:tcMar>
+          </w:tcPr>
+          <w:p>
+            <w:r>
+              <w:rPr>
+                <w:rFonts w:ascii="맑은 고딕" w:cs="맑은 고딕" w:eastAsia="맑은 고딕" w:hAnsi="맑은 고딕"/>
+                <w:b w:val="false"/>
+                <w:bCs w:val="false"/>
+                <w:sz w:val="18"/>
+                <w:szCs w:val="18"/>
+              </w:rPr>
+              <w:t>수정됨</w:t>
+            </w:r>
+          </w:p>
+        </w:tc>
+      </w:tr>
+    </w:tbl>
+    <w:p>
+      <w:pPr>
+        <w:pStyle w:val="Heading2"/>
+        <w:spacing w:after="120" w:before="240"/>
+      </w:pPr>
+      <w:r>
+        <w:rPr>
+          <w:rFonts w:ascii="맑은 고딕" w:cs="맑은 고딕" w:eastAsia="맑은 고딕" w:hAnsi="맑은 고딕"/>
+        </w:rPr>
+        <w:t>29-4. 다음 할 일</w:t>
+      </w:r>
+    </w:p>
+    <w:p>
+      <w:pPr>
+        <w:pStyle w:val="ListParagraph"/>
+        <w:numPr>
+          <w:ilvl w:val="0"/>
+          <w:numId w:val="2"/>
+        </w:numPr>
+        <w:spacing w:after="60"/>
+      </w:pPr>
+      <w:r>
+        <w:rPr>
+          <w:rFonts w:ascii="맑은 고딕" w:cs="맑은 고딕" w:eastAsia="맑은 고딕" w:hAnsi="맑은 고딕"/>
+          <w:sz w:val="21"/>
+          <w:szCs w:val="21"/>
+        </w:rPr>
+        <w:t>수정세금계산서가 원 계산서(TI-0002)를 가리키게 — 지금은 근거전표(반품 SO)만 잇는다. 국세청 수정세금계산서는 당초 승인번호를 적어야 한다 → 서버 칸이 필요해 결정 대기(#88)</w:t>
+      </w:r>
+    </w:p>
+    <w:p>
+      <w:pPr>
+        <w:pStyle w:val="ListParagraph"/>
+        <w:numPr>
+          <w:ilvl w:val="0"/>
+          <w:numId w:val="2"/>
+        </w:numPr>
+        <w:spacing w:after="60"/>
+      </w:pPr>
+      <w:r>
+        <w:rPr>
+          <w:rFonts w:ascii="맑은 고딕" w:cs="맑은 고딕" w:eastAsia="맑은 고딕" w:hAnsi="맑은 고딕"/>
+          <w:sz w:val="21"/>
+          <w:szCs w:val="21"/>
+        </w:rPr>
+        <w:t>결정 필요 모음: #29 · #43 · #56 · #59~#61 · #68 · #88</w:t>
       </w:r>
     </w:p>
     <w:sectPr>

--- a/docs/ERP_사용설명서_QA기록.docx
+++ b/docs/ERP_사용설명서_QA기록.docx
@@ -69,7 +69,7 @@
           <w:sz w:val="21"/>
           <w:szCs w:val="21"/>
         </w:rPr>
-        <w:t>2026-10-02 (29회차)</w:t>
+        <w:t>2026-10-02 (30회차)</w:t>
       </w:r>
     </w:p>
     <w:p>
@@ -44154,6 +44154,1261 @@
           <w:szCs w:val="21"/>
         </w:rPr>
         <w:t>수정세금계산서가 원 계산서(TI-0002)를 가리키게 — 지금은 근거전표(반품 SO)만 잇는다. 국세청 수정세금계산서는 당초 승인번호를 적어야 한다 → 서버 칸이 필요해 결정 대기(#88)</w:t>
+      </w:r>
+    </w:p>
+    <w:p>
+      <w:pPr>
+        <w:pStyle w:val="ListParagraph"/>
+        <w:numPr>
+          <w:ilvl w:val="0"/>
+          <w:numId w:val="2"/>
+        </w:numPr>
+        <w:spacing w:after="60"/>
+      </w:pPr>
+      <w:r>
+        <w:rPr>
+          <w:rFonts w:ascii="맑은 고딕" w:cs="맑은 고딕" w:eastAsia="맑은 고딕" w:hAnsi="맑은 고딕"/>
+          <w:sz w:val="21"/>
+          <w:szCs w:val="21"/>
+        </w:rPr>
+        <w:t>결정 필요 모음: #29 · #43 · #56 · #59~#61 · #68 · #88</w:t>
+      </w:r>
+    </w:p>
+    <w:p>
+      <w:pPr>
+        <w:pStyle w:val="Heading1"/>
+        <w:spacing w:after="120" w:before="240"/>
+      </w:pPr>
+      <w:r>
+        <w:rPr>
+          <w:rFonts w:ascii="맑은 고딕" w:cs="맑은 고딕" w:eastAsia="맑은 고딕" w:hAnsi="맑은 고딕"/>
+        </w:rPr>
+        <w:t>30회차 — 지난주 견적을 오늘 수주로: 날짜가 맞는가</w:t>
+      </w:r>
+    </w:p>
+    <w:p>
+      <w:pPr>
+        <w:spacing w:after="120"/>
+      </w:pPr>
+      <w:r>
+        <w:rPr>
+          <w:rFonts w:ascii="맑은 고딕" w:cs="맑은 고딕" w:eastAsia="맑은 고딕" w:hAnsi="맑은 고딕"/>
+          <w:sz w:val="21"/>
+          <w:szCs w:val="21"/>
+        </w:rPr>
+        <w:t>계기: 영업에서 흔한 흐름 — 9/25 에 한빛스마트홈에 스마트 센서 모듈 5개를 11,500 에 견적(유효기한 10/10)하고, 10/2 에 고객이 받아들여 수주로 바꿉니다. 수주는 오늘(10/2) 생겨야 하고, 납기는 고객과 따로 정합니다.</w:t>
+      </w:r>
+    </w:p>
+    <w:p>
+      <w:pPr>
+        <w:pStyle w:val="Heading2"/>
+        <w:spacing w:after="120" w:before="240"/>
+      </w:pPr>
+      <w:r>
+        <w:rPr>
+          <w:rFonts w:ascii="맑은 고딕" w:cs="맑은 고딕" w:eastAsia="맑은 고딕" w:hAnsi="맑은 고딕"/>
+        </w:rPr>
+        <w:t>30-1. 사용법</w:t>
+      </w:r>
+    </w:p>
+    <w:p>
+      <w:pPr>
+        <w:pStyle w:val="ListParagraph"/>
+        <w:numPr>
+          <w:ilvl w:val="0"/>
+          <w:numId w:val="2"/>
+        </w:numPr>
+        <w:spacing w:after="60"/>
+      </w:pPr>
+      <w:r>
+        <w:rPr>
+          <w:rFonts w:ascii="맑은 고딕" w:cs="맑은 고딕" w:eastAsia="맑은 고딕" w:hAnsi="맑은 고딕"/>
+          <w:sz w:val="21"/>
+          <w:szCs w:val="21"/>
+        </w:rPr>
+        <w:t>재고 I › 영업관리 › 견적서 (/sales/quotations) → 신규 견적 → 거래처 🔍 한빛스마트홈 · 견적일자 2026-09-25 · 유효기한 2026-10-10 · 품목 SSM-100 5 × 11,500 → 저장(F8) → "QT-20260925-0001 견적서 작성 완료".</w:t>
+      </w:r>
+    </w:p>
+    <w:p>
+      <w:pPr>
+        <w:pStyle w:val="ListParagraph"/>
+        <w:numPr>
+          <w:ilvl w:val="0"/>
+          <w:numId w:val="2"/>
+        </w:numPr>
+        <w:spacing w:after="60"/>
+      </w:pPr>
+      <w:r>
+        <w:rPr>
+          <w:rFonts w:ascii="맑은 고딕" w:cs="맑은 고딕" w:eastAsia="맑은 고딕" w:hAnsi="맑은 고딕"/>
+          <w:sz w:val="21"/>
+          <w:szCs w:val="21"/>
+        </w:rPr>
+        <w:t>목록에서 그 견적 줄의 수주전환 → 확인 → "수주 SN-20261002-0003 생성됨". 견적 상태는 수주전환으로 바뀝니다.</w:t>
+      </w:r>
+    </w:p>
+    <w:p>
+      <w:pPr>
+        <w:pStyle w:val="ListParagraph"/>
+        <w:numPr>
+          <w:ilvl w:val="0"/>
+          <w:numId w:val="2"/>
+        </w:numPr>
+        <w:spacing w:after="60"/>
+      </w:pPr>
+      <w:r>
+        <w:rPr>
+          <w:rFonts w:ascii="맑은 고딕" w:cs="맑은 고딕" w:eastAsia="맑은 고딕" w:hAnsi="맑은 고딕"/>
+          <w:sz w:val="21"/>
+          <w:szCs w:val="21"/>
+        </w:rPr>
+        <w:t>오더관리(수주) 에서 수주일 2026/10/02, 납기는 비어 있습니다 — 납기는 수주를 열어 정합니다.</w:t>
+      </w:r>
+    </w:p>
+    <w:p>
+      <w:pPr>
+        <w:jc w:val="center"/>
+      </w:pPr>
+      <w:r>
+        <w:drawing>
+          <wp:inline xmlns:a="http://schemas.openxmlformats.org/drawingml/2006/main" xmlns:pic="http://schemas.openxmlformats.org/drawingml/2006/picture">
+            <wp:extent cx="5760000" cy="3240000"/>
+            <wp:docPr id="61" name="Picture 61"/>
+            <wp:cNvGraphicFramePr>
+              <a:graphicFrameLocks noChangeAspect="1"/>
+            </wp:cNvGraphicFramePr>
+            <a:graphic>
+              <a:graphicData uri="http://schemas.openxmlformats.org/drawingml/2006/picture">
+                <pic:pic>
+                  <pic:nvPicPr>
+                    <pic:cNvPr id="0" name="a1-quote-form.png"/>
+                    <pic:cNvPicPr/>
+                  </pic:nvPicPr>
+                  <pic:blipFill>
+                    <a:blip r:embed="rId69"/>
+                    <a:stretch>
+                      <a:fillRect/>
+                    </a:stretch>
+                  </pic:blipFill>
+                  <pic:spPr>
+                    <a:xfrm>
+                      <a:off x="0" y="0"/>
+                      <a:ext cx="5760000" cy="3240000"/>
+                    </a:xfrm>
+                    <a:prstGeom prst="rect"/>
+                  </pic:spPr>
+                </pic:pic>
+              </a:graphicData>
+            </a:graphic>
+          </wp:inline>
+        </w:drawing>
+      </w:r>
+    </w:p>
+    <w:p>
+      <w:pPr>
+        <w:spacing w:after="200"/>
+        <w:jc w:val="center"/>
+      </w:pPr>
+      <w:r>
+        <w:rPr>
+          <w:rFonts w:ascii="맑은 고딕" w:cs="맑은 고딕" w:eastAsia="맑은 고딕" w:hAnsi="맑은 고딕"/>
+          <w:i/>
+          <w:iCs/>
+          <w:color w:val="666666"/>
+          <w:sz w:val="18"/>
+          <w:szCs w:val="18"/>
+        </w:rPr>
+        <w:t>그림 61. 견적서 — 9/25 작성 · 유효기한 10/10 · 5 × 11,500</w:t>
+      </w:r>
+    </w:p>
+    <w:p>
+      <w:pPr>
+        <w:jc w:val="center"/>
+      </w:pPr>
+      <w:r>
+        <w:drawing>
+          <wp:inline xmlns:a="http://schemas.openxmlformats.org/drawingml/2006/main" xmlns:pic="http://schemas.openxmlformats.org/drawingml/2006/picture">
+            <wp:extent cx="5760000" cy="847059"/>
+            <wp:docPr id="62" name="Picture 62"/>
+            <wp:cNvGraphicFramePr>
+              <a:graphicFrameLocks noChangeAspect="1"/>
+            </wp:cNvGraphicFramePr>
+            <a:graphic>
+              <a:graphicData uri="http://schemas.openxmlformats.org/drawingml/2006/picture">
+                <pic:pic>
+                  <pic:nvPicPr>
+                    <pic:cNvPr id="0" name="a3-order-list.png"/>
+                    <pic:cNvPicPr/>
+                  </pic:nvPicPr>
+                  <pic:blipFill>
+                    <a:blip r:embed="rId70"/>
+                    <a:stretch>
+                      <a:fillRect/>
+                    </a:stretch>
+                  </pic:blipFill>
+                  <pic:spPr>
+                    <a:xfrm>
+                      <a:off x="0" y="0"/>
+                      <a:ext cx="5760000" cy="847059"/>
+                    </a:xfrm>
+                    <a:prstGeom prst="rect"/>
+                  </pic:spPr>
+                </pic:pic>
+              </a:graphicData>
+            </a:graphic>
+          </wp:inline>
+        </w:drawing>
+      </w:r>
+    </w:p>
+    <w:p>
+      <w:pPr>
+        <w:spacing w:after="200"/>
+        <w:jc w:val="center"/>
+      </w:pPr>
+      <w:r>
+        <w:rPr>
+          <w:rFonts w:ascii="맑은 고딕" w:cs="맑은 고딕" w:eastAsia="맑은 고딕" w:hAnsi="맑은 고딕"/>
+          <w:i/>
+          <w:iCs/>
+          <w:color w:val="666666"/>
+          <w:sz w:val="18"/>
+          <w:szCs w:val="18"/>
+        </w:rPr>
+        <w:t>그림 62. 고친 뒤 — 전환한 수주는 오늘 날짜(SN-20261002-0003), 납기 빈칸, 63,250</w:t>
+      </w:r>
+    </w:p>
+    <w:p>
+      <w:pPr>
+        <w:pStyle w:val="Heading2"/>
+        <w:spacing w:after="120" w:before="240"/>
+      </w:pPr>
+      <w:r>
+        <w:rPr>
+          <w:rFonts w:ascii="맑은 고딕" w:cs="맑은 고딕" w:eastAsia="맑은 고딕" w:hAnsi="맑은 고딕"/>
+        </w:rPr>
+        <w:t>30-2. 숫자 맞추기</w:t>
+      </w:r>
+    </w:p>
+    <w:tbl>
+      <w:tblPr>
+        <w:tblW w:type="dxa" w:w="8900"/>
+        <w:tblBorders>
+          <w:top w:val="single" w:color="auto" w:sz="4"/>
+          <w:left w:val="single" w:color="auto" w:sz="4"/>
+          <w:bottom w:val="single" w:color="auto" w:sz="4"/>
+          <w:right w:val="single" w:color="auto" w:sz="4"/>
+          <w:insideH w:val="single" w:color="auto" w:sz="4"/>
+          <w:insideV w:val="single" w:color="auto" w:sz="4"/>
+        </w:tblBorders>
+      </w:tblPr>
+      <w:tblGrid>
+        <w:gridCol w:w="2600"/>
+        <w:gridCol w:w="2000"/>
+        <w:gridCol w:w="2600"/>
+        <w:gridCol w:w="1700"/>
+      </w:tblGrid>
+      <w:tr>
+        <w:trPr>
+          <w:tblHeader/>
+        </w:trPr>
+        <w:tc>
+          <w:tcPr>
+            <w:tcW w:type="dxa" w:w="2600"/>
+            <w:tcBorders>
+              <w:top w:val="single" w:color="BFC5CE" w:sz="4"/>
+              <w:left w:val="single" w:color="BFC5CE" w:sz="4"/>
+              <w:bottom w:val="single" w:color="BFC5CE" w:sz="4"/>
+              <w:right w:val="single" w:color="BFC5CE" w:sz="4"/>
+            </w:tcBorders>
+            <w:shd w:fill="E8EEF9" w:val="clear"/>
+            <w:tcMar>
+              <w:top w:type="dxa" w:w="60"/>
+              <w:left w:type="dxa" w:w="90"/>
+              <w:bottom w:type="dxa" w:w="60"/>
+              <w:right w:type="dxa" w:w="90"/>
+            </w:tcMar>
+          </w:tcPr>
+          <w:p>
+            <w:r>
+              <w:rPr>
+                <w:rFonts w:ascii="맑은 고딕" w:cs="맑은 고딕" w:eastAsia="맑은 고딕" w:hAnsi="맑은 고딕"/>
+                <w:b/>
+                <w:bCs/>
+                <w:sz w:val="18"/>
+                <w:szCs w:val="18"/>
+              </w:rPr>
+              <w:t>확인한 것</w:t>
+            </w:r>
+          </w:p>
+        </w:tc>
+        <w:tc>
+          <w:tcPr>
+            <w:tcW w:type="dxa" w:w="2000"/>
+            <w:tcBorders>
+              <w:top w:val="single" w:color="BFC5CE" w:sz="4"/>
+              <w:left w:val="single" w:color="BFC5CE" w:sz="4"/>
+              <w:bottom w:val="single" w:color="BFC5CE" w:sz="4"/>
+              <w:right w:val="single" w:color="BFC5CE" w:sz="4"/>
+            </w:tcBorders>
+            <w:shd w:fill="E8EEF9" w:val="clear"/>
+            <w:tcMar>
+              <w:top w:type="dxa" w:w="60"/>
+              <w:left w:type="dxa" w:w="90"/>
+              <w:bottom w:type="dxa" w:w="60"/>
+              <w:right w:type="dxa" w:w="90"/>
+            </w:tcMar>
+          </w:tcPr>
+          <w:p>
+            <w:r>
+              <w:rPr>
+                <w:rFonts w:ascii="맑은 고딕" w:cs="맑은 고딕" w:eastAsia="맑은 고딕" w:hAnsi="맑은 고딕"/>
+                <w:b/>
+                <w:bCs/>
+                <w:sz w:val="18"/>
+                <w:szCs w:val="18"/>
+              </w:rPr>
+              <w:t>손계산</w:t>
+            </w:r>
+          </w:p>
+        </w:tc>
+        <w:tc>
+          <w:tcPr>
+            <w:tcW w:type="dxa" w:w="2600"/>
+            <w:tcBorders>
+              <w:top w:val="single" w:color="BFC5CE" w:sz="4"/>
+              <w:left w:val="single" w:color="BFC5CE" w:sz="4"/>
+              <w:bottom w:val="single" w:color="BFC5CE" w:sz="4"/>
+              <w:right w:val="single" w:color="BFC5CE" w:sz="4"/>
+            </w:tcBorders>
+            <w:shd w:fill="E8EEF9" w:val="clear"/>
+            <w:tcMar>
+              <w:top w:type="dxa" w:w="60"/>
+              <w:left w:type="dxa" w:w="90"/>
+              <w:bottom w:type="dxa" w:w="60"/>
+              <w:right w:type="dxa" w:w="90"/>
+            </w:tcMar>
+          </w:tcPr>
+          <w:p>
+            <w:r>
+              <w:rPr>
+                <w:rFonts w:ascii="맑은 고딕" w:cs="맑은 고딕" w:eastAsia="맑은 고딕" w:hAnsi="맑은 고딕"/>
+                <w:b/>
+                <w:bCs/>
+                <w:sz w:val="18"/>
+                <w:szCs w:val="18"/>
+              </w:rPr>
+              <w:t>화면</w:t>
+            </w:r>
+          </w:p>
+        </w:tc>
+        <w:tc>
+          <w:tcPr>
+            <w:tcW w:type="dxa" w:w="1700"/>
+            <w:tcBorders>
+              <w:top w:val="single" w:color="BFC5CE" w:sz="4"/>
+              <w:left w:val="single" w:color="BFC5CE" w:sz="4"/>
+              <w:bottom w:val="single" w:color="BFC5CE" w:sz="4"/>
+              <w:right w:val="single" w:color="BFC5CE" w:sz="4"/>
+            </w:tcBorders>
+            <w:shd w:fill="E8EEF9" w:val="clear"/>
+            <w:tcMar>
+              <w:top w:type="dxa" w:w="60"/>
+              <w:left w:type="dxa" w:w="90"/>
+              <w:bottom w:type="dxa" w:w="60"/>
+              <w:right w:type="dxa" w:w="90"/>
+            </w:tcMar>
+          </w:tcPr>
+          <w:p>
+            <w:r>
+              <w:rPr>
+                <w:rFonts w:ascii="맑은 고딕" w:cs="맑은 고딕" w:eastAsia="맑은 고딕" w:hAnsi="맑은 고딕"/>
+                <w:b/>
+                <w:bCs/>
+                <w:sz w:val="18"/>
+                <w:szCs w:val="18"/>
+              </w:rPr>
+              <w:t>결과</w:t>
+            </w:r>
+          </w:p>
+        </w:tc>
+      </w:tr>
+      <w:tr>
+        <w:tc>
+          <w:tcPr>
+            <w:tcW w:type="dxa" w:w="2600"/>
+            <w:tcBorders>
+              <w:top w:val="single" w:color="BFC5CE" w:sz="4"/>
+              <w:left w:val="single" w:color="BFC5CE" w:sz="4"/>
+              <w:bottom w:val="single" w:color="BFC5CE" w:sz="4"/>
+              <w:right w:val="single" w:color="BFC5CE" w:sz="4"/>
+            </w:tcBorders>
+            <w:tcMar>
+              <w:top w:type="dxa" w:w="60"/>
+              <w:left w:type="dxa" w:w="90"/>
+              <w:bottom w:type="dxa" w:w="60"/>
+              <w:right w:type="dxa" w:w="90"/>
+            </w:tcMar>
+          </w:tcPr>
+          <w:p>
+            <w:r>
+              <w:rPr>
+                <w:rFonts w:ascii="맑은 고딕" w:cs="맑은 고딕" w:eastAsia="맑은 고딕" w:hAnsi="맑은 고딕"/>
+                <w:b w:val="false"/>
+                <w:bCs w:val="false"/>
+                <w:sz w:val="18"/>
+                <w:szCs w:val="18"/>
+              </w:rPr>
+              <w:t>견적·수주 합계</w:t>
+            </w:r>
+          </w:p>
+        </w:tc>
+        <w:tc>
+          <w:tcPr>
+            <w:tcW w:type="dxa" w:w="2000"/>
+            <w:tcBorders>
+              <w:top w:val="single" w:color="BFC5CE" w:sz="4"/>
+              <w:left w:val="single" w:color="BFC5CE" w:sz="4"/>
+              <w:bottom w:val="single" w:color="BFC5CE" w:sz="4"/>
+              <w:right w:val="single" w:color="BFC5CE" w:sz="4"/>
+            </w:tcBorders>
+            <w:tcMar>
+              <w:top w:type="dxa" w:w="60"/>
+              <w:left w:type="dxa" w:w="90"/>
+              <w:bottom w:type="dxa" w:w="60"/>
+              <w:right w:type="dxa" w:w="90"/>
+            </w:tcMar>
+          </w:tcPr>
+          <w:p>
+            <w:r>
+              <w:rPr>
+                <w:rFonts w:ascii="맑은 고딕" w:cs="맑은 고딕" w:eastAsia="맑은 고딕" w:hAnsi="맑은 고딕"/>
+                <w:b w:val="false"/>
+                <w:bCs w:val="false"/>
+                <w:sz w:val="18"/>
+                <w:szCs w:val="18"/>
+              </w:rPr>
+              <w:t>5 × 11,500 = 57,500 · 부가세 5,750 · 63,250</w:t>
+            </w:r>
+          </w:p>
+        </w:tc>
+        <w:tc>
+          <w:tcPr>
+            <w:tcW w:type="dxa" w:w="2600"/>
+            <w:tcBorders>
+              <w:top w:val="single" w:color="BFC5CE" w:sz="4"/>
+              <w:left w:val="single" w:color="BFC5CE" w:sz="4"/>
+              <w:bottom w:val="single" w:color="BFC5CE" w:sz="4"/>
+              <w:right w:val="single" w:color="BFC5CE" w:sz="4"/>
+            </w:tcBorders>
+            <w:tcMar>
+              <w:top w:type="dxa" w:w="60"/>
+              <w:left w:type="dxa" w:w="90"/>
+              <w:bottom w:type="dxa" w:w="60"/>
+              <w:right w:type="dxa" w:w="90"/>
+            </w:tcMar>
+          </w:tcPr>
+          <w:p>
+            <w:r>
+              <w:rPr>
+                <w:rFonts w:ascii="맑은 고딕" w:cs="맑은 고딕" w:eastAsia="맑은 고딕" w:hAnsi="맑은 고딕"/>
+                <w:b w:val="false"/>
+                <w:bCs w:val="false"/>
+                <w:sz w:val="18"/>
+                <w:szCs w:val="18"/>
+              </w:rPr>
+              <w:t>63,250</w:t>
+            </w:r>
+          </w:p>
+        </w:tc>
+        <w:tc>
+          <w:tcPr>
+            <w:tcW w:type="dxa" w:w="1700"/>
+            <w:tcBorders>
+              <w:top w:val="single" w:color="BFC5CE" w:sz="4"/>
+              <w:left w:val="single" w:color="BFC5CE" w:sz="4"/>
+              <w:bottom w:val="single" w:color="BFC5CE" w:sz="4"/>
+              <w:right w:val="single" w:color="BFC5CE" w:sz="4"/>
+            </w:tcBorders>
+            <w:tcMar>
+              <w:top w:type="dxa" w:w="60"/>
+              <w:left w:type="dxa" w:w="90"/>
+              <w:bottom w:type="dxa" w:w="60"/>
+              <w:right w:type="dxa" w:w="90"/>
+            </w:tcMar>
+          </w:tcPr>
+          <w:p>
+            <w:r>
+              <w:rPr>
+                <w:rFonts w:ascii="맑은 고딕" w:cs="맑은 고딕" w:eastAsia="맑은 고딕" w:hAnsi="맑은 고딕"/>
+                <w:b w:val="false"/>
+                <w:bCs w:val="false"/>
+                <w:sz w:val="18"/>
+                <w:szCs w:val="18"/>
+              </w:rPr>
+              <w:t>일치</w:t>
+            </w:r>
+          </w:p>
+        </w:tc>
+      </w:tr>
+      <w:tr>
+        <w:tc>
+          <w:tcPr>
+            <w:tcW w:type="dxa" w:w="2600"/>
+            <w:tcBorders>
+              <w:top w:val="single" w:color="BFC5CE" w:sz="4"/>
+              <w:left w:val="single" w:color="BFC5CE" w:sz="4"/>
+              <w:bottom w:val="single" w:color="BFC5CE" w:sz="4"/>
+              <w:right w:val="single" w:color="BFC5CE" w:sz="4"/>
+            </w:tcBorders>
+            <w:tcMar>
+              <w:top w:type="dxa" w:w="60"/>
+              <w:left w:type="dxa" w:w="90"/>
+              <w:bottom w:type="dxa" w:w="60"/>
+              <w:right w:type="dxa" w:w="90"/>
+            </w:tcMar>
+          </w:tcPr>
+          <w:p>
+            <w:r>
+              <w:rPr>
+                <w:rFonts w:ascii="맑은 고딕" w:cs="맑은 고딕" w:eastAsia="맑은 고딕" w:hAnsi="맑은 고딕"/>
+                <w:b w:val="false"/>
+                <w:bCs w:val="false"/>
+                <w:sz w:val="18"/>
+                <w:szCs w:val="18"/>
+              </w:rPr>
+              <w:t>수주일</w:t>
+            </w:r>
+          </w:p>
+        </w:tc>
+        <w:tc>
+          <w:tcPr>
+            <w:tcW w:type="dxa" w:w="2000"/>
+            <w:tcBorders>
+              <w:top w:val="single" w:color="BFC5CE" w:sz="4"/>
+              <w:left w:val="single" w:color="BFC5CE" w:sz="4"/>
+              <w:bottom w:val="single" w:color="BFC5CE" w:sz="4"/>
+              <w:right w:val="single" w:color="BFC5CE" w:sz="4"/>
+            </w:tcBorders>
+            <w:tcMar>
+              <w:top w:type="dxa" w:w="60"/>
+              <w:left w:type="dxa" w:w="90"/>
+              <w:bottom w:type="dxa" w:w="60"/>
+              <w:right w:type="dxa" w:w="90"/>
+            </w:tcMar>
+          </w:tcPr>
+          <w:p>
+            <w:r>
+              <w:rPr>
+                <w:rFonts w:ascii="맑은 고딕" w:cs="맑은 고딕" w:eastAsia="맑은 고딕" w:hAnsi="맑은 고딕"/>
+                <w:b w:val="false"/>
+                <w:bCs w:val="false"/>
+                <w:sz w:val="18"/>
+                <w:szCs w:val="18"/>
+              </w:rPr>
+              <w:t>전환한 날 10/2</w:t>
+            </w:r>
+          </w:p>
+        </w:tc>
+        <w:tc>
+          <w:tcPr>
+            <w:tcW w:type="dxa" w:w="2600"/>
+            <w:tcBorders>
+              <w:top w:val="single" w:color="BFC5CE" w:sz="4"/>
+              <w:left w:val="single" w:color="BFC5CE" w:sz="4"/>
+              <w:bottom w:val="single" w:color="BFC5CE" w:sz="4"/>
+              <w:right w:val="single" w:color="BFC5CE" w:sz="4"/>
+            </w:tcBorders>
+            <w:tcMar>
+              <w:top w:type="dxa" w:w="60"/>
+              <w:left w:type="dxa" w:w="90"/>
+              <w:bottom w:type="dxa" w:w="60"/>
+              <w:right w:type="dxa" w:w="90"/>
+            </w:tcMar>
+          </w:tcPr>
+          <w:p>
+            <w:r>
+              <w:rPr>
+                <w:rFonts w:ascii="맑은 고딕" w:cs="맑은 고딕" w:eastAsia="맑은 고딕" w:hAnsi="맑은 고딕"/>
+                <w:b w:val="false"/>
+                <w:bCs w:val="false"/>
+                <w:sz w:val="18"/>
+                <w:szCs w:val="18"/>
+              </w:rPr>
+              <w:t>고치기 전 9/25(SN-20260925-0001) → 고친 뒤 10/2(SN-20261002-0003)</w:t>
+            </w:r>
+          </w:p>
+        </w:tc>
+        <w:tc>
+          <w:tcPr>
+            <w:tcW w:type="dxa" w:w="1700"/>
+            <w:tcBorders>
+              <w:top w:val="single" w:color="BFC5CE" w:sz="4"/>
+              <w:left w:val="single" w:color="BFC5CE" w:sz="4"/>
+              <w:bottom w:val="single" w:color="BFC5CE" w:sz="4"/>
+              <w:right w:val="single" w:color="BFC5CE" w:sz="4"/>
+            </w:tcBorders>
+            <w:tcMar>
+              <w:top w:type="dxa" w:w="60"/>
+              <w:left w:type="dxa" w:w="90"/>
+              <w:bottom w:type="dxa" w:w="60"/>
+              <w:right w:type="dxa" w:w="90"/>
+            </w:tcMar>
+          </w:tcPr>
+          <w:p>
+            <w:r>
+              <w:rPr>
+                <w:rFonts w:ascii="맑은 고딕" w:cs="맑은 고딕" w:eastAsia="맑은 고딕" w:hAnsi="맑은 고딕"/>
+                <w:b w:val="false"/>
+                <w:bCs w:val="false"/>
+                <w:sz w:val="18"/>
+                <w:szCs w:val="18"/>
+              </w:rPr>
+              <w:t>고침</w:t>
+            </w:r>
+          </w:p>
+        </w:tc>
+      </w:tr>
+      <w:tr>
+        <w:tc>
+          <w:tcPr>
+            <w:tcW w:type="dxa" w:w="2600"/>
+            <w:tcBorders>
+              <w:top w:val="single" w:color="BFC5CE" w:sz="4"/>
+              <w:left w:val="single" w:color="BFC5CE" w:sz="4"/>
+              <w:bottom w:val="single" w:color="BFC5CE" w:sz="4"/>
+              <w:right w:val="single" w:color="BFC5CE" w:sz="4"/>
+            </w:tcBorders>
+            <w:tcMar>
+              <w:top w:type="dxa" w:w="60"/>
+              <w:left w:type="dxa" w:w="90"/>
+              <w:bottom w:type="dxa" w:w="60"/>
+              <w:right w:type="dxa" w:w="90"/>
+            </w:tcMar>
+          </w:tcPr>
+          <w:p>
+            <w:r>
+              <w:rPr>
+                <w:rFonts w:ascii="맑은 고딕" w:cs="맑은 고딕" w:eastAsia="맑은 고딕" w:hAnsi="맑은 고딕"/>
+                <w:b w:val="false"/>
+                <w:bCs w:val="false"/>
+                <w:sz w:val="18"/>
+                <w:szCs w:val="18"/>
+              </w:rPr>
+              <w:t>납기</w:t>
+            </w:r>
+          </w:p>
+        </w:tc>
+        <w:tc>
+          <w:tcPr>
+            <w:tcW w:type="dxa" w:w="2000"/>
+            <w:tcBorders>
+              <w:top w:val="single" w:color="BFC5CE" w:sz="4"/>
+              <w:left w:val="single" w:color="BFC5CE" w:sz="4"/>
+              <w:bottom w:val="single" w:color="BFC5CE" w:sz="4"/>
+              <w:right w:val="single" w:color="BFC5CE" w:sz="4"/>
+            </w:tcBorders>
+            <w:tcMar>
+              <w:top w:type="dxa" w:w="60"/>
+              <w:left w:type="dxa" w:w="90"/>
+              <w:bottom w:type="dxa" w:w="60"/>
+              <w:right w:type="dxa" w:w="90"/>
+            </w:tcMar>
+          </w:tcPr>
+          <w:p>
+            <w:r>
+              <w:rPr>
+                <w:rFonts w:ascii="맑은 고딕" w:cs="맑은 고딕" w:eastAsia="맑은 고딕" w:hAnsi="맑은 고딕"/>
+                <w:b w:val="false"/>
+                <w:bCs w:val="false"/>
+                <w:sz w:val="18"/>
+                <w:szCs w:val="18"/>
+              </w:rPr>
+              <w:t>고객과 정할 값 — 비어 있어야</w:t>
+            </w:r>
+          </w:p>
+        </w:tc>
+        <w:tc>
+          <w:tcPr>
+            <w:tcW w:type="dxa" w:w="2600"/>
+            <w:tcBorders>
+              <w:top w:val="single" w:color="BFC5CE" w:sz="4"/>
+              <w:left w:val="single" w:color="BFC5CE" w:sz="4"/>
+              <w:bottom w:val="single" w:color="BFC5CE" w:sz="4"/>
+              <w:right w:val="single" w:color="BFC5CE" w:sz="4"/>
+            </w:tcBorders>
+            <w:tcMar>
+              <w:top w:type="dxa" w:w="60"/>
+              <w:left w:type="dxa" w:w="90"/>
+              <w:bottom w:type="dxa" w:w="60"/>
+              <w:right w:type="dxa" w:w="90"/>
+            </w:tcMar>
+          </w:tcPr>
+          <w:p>
+            <w:r>
+              <w:rPr>
+                <w:rFonts w:ascii="맑은 고딕" w:cs="맑은 고딕" w:eastAsia="맑은 고딕" w:hAnsi="맑은 고딕"/>
+                <w:b w:val="false"/>
+                <w:bCs w:val="false"/>
+                <w:sz w:val="18"/>
+                <w:szCs w:val="18"/>
+              </w:rPr>
+              <w:t>고치기 전 10/10(견적 유효기한) → 고친 뒤 빈칸</w:t>
+            </w:r>
+          </w:p>
+        </w:tc>
+        <w:tc>
+          <w:tcPr>
+            <w:tcW w:type="dxa" w:w="1700"/>
+            <w:tcBorders>
+              <w:top w:val="single" w:color="BFC5CE" w:sz="4"/>
+              <w:left w:val="single" w:color="BFC5CE" w:sz="4"/>
+              <w:bottom w:val="single" w:color="BFC5CE" w:sz="4"/>
+              <w:right w:val="single" w:color="BFC5CE" w:sz="4"/>
+            </w:tcBorders>
+            <w:tcMar>
+              <w:top w:type="dxa" w:w="60"/>
+              <w:left w:type="dxa" w:w="90"/>
+              <w:bottom w:type="dxa" w:w="60"/>
+              <w:right w:type="dxa" w:w="90"/>
+            </w:tcMar>
+          </w:tcPr>
+          <w:p>
+            <w:r>
+              <w:rPr>
+                <w:rFonts w:ascii="맑은 고딕" w:cs="맑은 고딕" w:eastAsia="맑은 고딕" w:hAnsi="맑은 고딕"/>
+                <w:b w:val="false"/>
+                <w:bCs w:val="false"/>
+                <w:sz w:val="18"/>
+                <w:szCs w:val="18"/>
+              </w:rPr>
+              <w:t>고침</w:t>
+            </w:r>
+          </w:p>
+        </w:tc>
+      </w:tr>
+    </w:tbl>
+    <w:p>
+      <w:pPr>
+        <w:pStyle w:val="Heading2"/>
+        <w:spacing w:after="120" w:before="240"/>
+      </w:pPr>
+      <w:r>
+        <w:rPr>
+          <w:rFonts w:ascii="맑은 고딕" w:cs="맑은 고딕" w:eastAsia="맑은 고딕" w:hAnsi="맑은 고딕"/>
+        </w:rPr>
+        <w:t>30-3. 발견한 문제</w:t>
+      </w:r>
+    </w:p>
+    <w:tbl>
+      <w:tblPr>
+        <w:tblW w:type="dxa" w:w="9000"/>
+        <w:tblBorders>
+          <w:top w:val="single" w:color="auto" w:sz="4"/>
+          <w:left w:val="single" w:color="auto" w:sz="4"/>
+          <w:bottom w:val="single" w:color="auto" w:sz="4"/>
+          <w:right w:val="single" w:color="auto" w:sz="4"/>
+          <w:insideH w:val="single" w:color="auto" w:sz="4"/>
+          <w:insideV w:val="single" w:color="auto" w:sz="4"/>
+        </w:tblBorders>
+      </w:tblPr>
+      <w:tblGrid>
+        <w:gridCol w:w="400"/>
+        <w:gridCol w:w="2300"/>
+        <w:gridCol w:w="2500"/>
+        <w:gridCol w:w="3000"/>
+        <w:gridCol w:w="800"/>
+      </w:tblGrid>
+      <w:tr>
+        <w:trPr>
+          <w:tblHeader/>
+        </w:trPr>
+        <w:tc>
+          <w:tcPr>
+            <w:tcW w:type="dxa" w:w="400"/>
+            <w:tcBorders>
+              <w:top w:val="single" w:color="BFC5CE" w:sz="4"/>
+              <w:left w:val="single" w:color="BFC5CE" w:sz="4"/>
+              <w:bottom w:val="single" w:color="BFC5CE" w:sz="4"/>
+              <w:right w:val="single" w:color="BFC5CE" w:sz="4"/>
+            </w:tcBorders>
+            <w:shd w:fill="E8EEF9" w:val="clear"/>
+            <w:tcMar>
+              <w:top w:type="dxa" w:w="60"/>
+              <w:left w:type="dxa" w:w="90"/>
+              <w:bottom w:type="dxa" w:w="60"/>
+              <w:right w:type="dxa" w:w="90"/>
+            </w:tcMar>
+          </w:tcPr>
+          <w:p>
+            <w:r>
+              <w:rPr>
+                <w:rFonts w:ascii="맑은 고딕" w:cs="맑은 고딕" w:eastAsia="맑은 고딕" w:hAnsi="맑은 고딕"/>
+                <w:b/>
+                <w:bCs/>
+                <w:sz w:val="18"/>
+                <w:szCs w:val="18"/>
+              </w:rPr>
+              <w:t>#</w:t>
+            </w:r>
+          </w:p>
+        </w:tc>
+        <w:tc>
+          <w:tcPr>
+            <w:tcW w:type="dxa" w:w="2300"/>
+            <w:tcBorders>
+              <w:top w:val="single" w:color="BFC5CE" w:sz="4"/>
+              <w:left w:val="single" w:color="BFC5CE" w:sz="4"/>
+              <w:bottom w:val="single" w:color="BFC5CE" w:sz="4"/>
+              <w:right w:val="single" w:color="BFC5CE" w:sz="4"/>
+            </w:tcBorders>
+            <w:shd w:fill="E8EEF9" w:val="clear"/>
+            <w:tcMar>
+              <w:top w:type="dxa" w:w="60"/>
+              <w:left w:type="dxa" w:w="90"/>
+              <w:bottom w:type="dxa" w:w="60"/>
+              <w:right w:type="dxa" w:w="90"/>
+            </w:tcMar>
+          </w:tcPr>
+          <w:p>
+            <w:r>
+              <w:rPr>
+                <w:rFonts w:ascii="맑은 고딕" w:cs="맑은 고딕" w:eastAsia="맑은 고딕" w:hAnsi="맑은 고딕"/>
+                <w:b/>
+                <w:bCs/>
+                <w:sz w:val="18"/>
+                <w:szCs w:val="18"/>
+              </w:rPr>
+              <w:t>증상</w:t>
+            </w:r>
+          </w:p>
+        </w:tc>
+        <w:tc>
+          <w:tcPr>
+            <w:tcW w:type="dxa" w:w="2500"/>
+            <w:tcBorders>
+              <w:top w:val="single" w:color="BFC5CE" w:sz="4"/>
+              <w:left w:val="single" w:color="BFC5CE" w:sz="4"/>
+              <w:bottom w:val="single" w:color="BFC5CE" w:sz="4"/>
+              <w:right w:val="single" w:color="BFC5CE" w:sz="4"/>
+            </w:tcBorders>
+            <w:shd w:fill="E8EEF9" w:val="clear"/>
+            <w:tcMar>
+              <w:top w:type="dxa" w:w="60"/>
+              <w:left w:type="dxa" w:w="90"/>
+              <w:bottom w:type="dxa" w:w="60"/>
+              <w:right w:type="dxa" w:w="90"/>
+            </w:tcMar>
+          </w:tcPr>
+          <w:p>
+            <w:r>
+              <w:rPr>
+                <w:rFonts w:ascii="맑은 고딕" w:cs="맑은 고딕" w:eastAsia="맑은 고딕" w:hAnsi="맑은 고딕"/>
+                <w:b/>
+                <w:bCs/>
+                <w:sz w:val="18"/>
+                <w:szCs w:val="18"/>
+              </w:rPr>
+              <w:t>원인</w:t>
+            </w:r>
+          </w:p>
+        </w:tc>
+        <w:tc>
+          <w:tcPr>
+            <w:tcW w:type="dxa" w:w="3000"/>
+            <w:tcBorders>
+              <w:top w:val="single" w:color="BFC5CE" w:sz="4"/>
+              <w:left w:val="single" w:color="BFC5CE" w:sz="4"/>
+              <w:bottom w:val="single" w:color="BFC5CE" w:sz="4"/>
+              <w:right w:val="single" w:color="BFC5CE" w:sz="4"/>
+            </w:tcBorders>
+            <w:shd w:fill="E8EEF9" w:val="clear"/>
+            <w:tcMar>
+              <w:top w:type="dxa" w:w="60"/>
+              <w:left w:type="dxa" w:w="90"/>
+              <w:bottom w:type="dxa" w:w="60"/>
+              <w:right w:type="dxa" w:w="90"/>
+            </w:tcMar>
+          </w:tcPr>
+          <w:p>
+            <w:r>
+              <w:rPr>
+                <w:rFonts w:ascii="맑은 고딕" w:cs="맑은 고딕" w:eastAsia="맑은 고딕" w:hAnsi="맑은 고딕"/>
+                <w:b/>
+                <w:bCs/>
+                <w:sz w:val="18"/>
+                <w:szCs w:val="18"/>
+              </w:rPr>
+              <w:t>조치</w:t>
+            </w:r>
+          </w:p>
+        </w:tc>
+        <w:tc>
+          <w:tcPr>
+            <w:tcW w:type="dxa" w:w="800"/>
+            <w:tcBorders>
+              <w:top w:val="single" w:color="BFC5CE" w:sz="4"/>
+              <w:left w:val="single" w:color="BFC5CE" w:sz="4"/>
+              <w:bottom w:val="single" w:color="BFC5CE" w:sz="4"/>
+              <w:right w:val="single" w:color="BFC5CE" w:sz="4"/>
+            </w:tcBorders>
+            <w:shd w:fill="E8EEF9" w:val="clear"/>
+            <w:tcMar>
+              <w:top w:type="dxa" w:w="60"/>
+              <w:left w:type="dxa" w:w="90"/>
+              <w:bottom w:type="dxa" w:w="60"/>
+              <w:right w:type="dxa" w:w="90"/>
+            </w:tcMar>
+          </w:tcPr>
+          <w:p>
+            <w:r>
+              <w:rPr>
+                <w:rFonts w:ascii="맑은 고딕" w:cs="맑은 고딕" w:eastAsia="맑은 고딕" w:hAnsi="맑은 고딕"/>
+                <w:b/>
+                <w:bCs/>
+                <w:sz w:val="18"/>
+                <w:szCs w:val="18"/>
+              </w:rPr>
+              <w:t>상태</w:t>
+            </w:r>
+          </w:p>
+        </w:tc>
+      </w:tr>
+      <w:tr>
+        <w:tc>
+          <w:tcPr>
+            <w:tcW w:type="dxa" w:w="400"/>
+            <w:tcBorders>
+              <w:top w:val="single" w:color="BFC5CE" w:sz="4"/>
+              <w:left w:val="single" w:color="BFC5CE" w:sz="4"/>
+              <w:bottom w:val="single" w:color="BFC5CE" w:sz="4"/>
+              <w:right w:val="single" w:color="BFC5CE" w:sz="4"/>
+            </w:tcBorders>
+            <w:tcMar>
+              <w:top w:type="dxa" w:w="60"/>
+              <w:left w:type="dxa" w:w="90"/>
+              <w:bottom w:type="dxa" w:w="60"/>
+              <w:right w:type="dxa" w:w="90"/>
+            </w:tcMar>
+          </w:tcPr>
+          <w:p>
+            <w:r>
+              <w:rPr>
+                <w:rFonts w:ascii="맑은 고딕" w:cs="맑은 고딕" w:eastAsia="맑은 고딕" w:hAnsi="맑은 고딕"/>
+                <w:b w:val="false"/>
+                <w:bCs w:val="false"/>
+                <w:sz w:val="18"/>
+                <w:szCs w:val="18"/>
+              </w:rPr>
+              <w:t>89</w:t>
+            </w:r>
+          </w:p>
+        </w:tc>
+        <w:tc>
+          <w:tcPr>
+            <w:tcW w:type="dxa" w:w="2300"/>
+            <w:tcBorders>
+              <w:top w:val="single" w:color="BFC5CE" w:sz="4"/>
+              <w:left w:val="single" w:color="BFC5CE" w:sz="4"/>
+              <w:bottom w:val="single" w:color="BFC5CE" w:sz="4"/>
+              <w:right w:val="single" w:color="BFC5CE" w:sz="4"/>
+            </w:tcBorders>
+            <w:tcMar>
+              <w:top w:type="dxa" w:w="60"/>
+              <w:left w:type="dxa" w:w="90"/>
+              <w:bottom w:type="dxa" w:w="60"/>
+              <w:right w:type="dxa" w:w="90"/>
+            </w:tcMar>
+          </w:tcPr>
+          <w:p>
+            <w:r>
+              <w:rPr>
+                <w:rFonts w:ascii="맑은 고딕" w:cs="맑은 고딕" w:eastAsia="맑은 고딕" w:hAnsi="맑은 고딕"/>
+                <w:b w:val="false"/>
+                <w:bCs w:val="false"/>
+                <w:sz w:val="18"/>
+                <w:szCs w:val="18"/>
+              </w:rPr>
+              <w:t>9/25 견적을 10/2 에 수주전환하면 수주가 9/25 날짜·번호(SN-20260925-0001)로 생긴다 — 이미 닫은 지난달·지난주 장부에 주문이 끼어든다.</w:t>
+            </w:r>
+          </w:p>
+        </w:tc>
+        <w:tc>
+          <w:tcPr>
+            <w:tcW w:type="dxa" w:w="2500"/>
+            <w:tcBorders>
+              <w:top w:val="single" w:color="BFC5CE" w:sz="4"/>
+              <w:left w:val="single" w:color="BFC5CE" w:sz="4"/>
+              <w:bottom w:val="single" w:color="BFC5CE" w:sz="4"/>
+              <w:right w:val="single" w:color="BFC5CE" w:sz="4"/>
+            </w:tcBorders>
+            <w:tcMar>
+              <w:top w:type="dxa" w:w="60"/>
+              <w:left w:type="dxa" w:w="90"/>
+              <w:bottom w:type="dxa" w:w="60"/>
+              <w:right w:type="dxa" w:w="90"/>
+            </w:tcMar>
+          </w:tcPr>
+          <w:p>
+            <w:r>
+              <w:rPr>
+                <w:rFonts w:ascii="맑은 고딕" w:cs="맑은 고딕" w:eastAsia="맑은 고딕" w:hAnsi="맑은 고딕"/>
+                <w:b w:val="false"/>
+                <w:bCs w:val="false"/>
+                <w:sz w:val="18"/>
+                <w:szCs w:val="18"/>
+              </w:rPr>
+              <w:t>전환할 때 견적일을 수주일로 넘겼다.</w:t>
+            </w:r>
+          </w:p>
+        </w:tc>
+        <w:tc>
+          <w:tcPr>
+            <w:tcW w:type="dxa" w:w="3000"/>
+            <w:tcBorders>
+              <w:top w:val="single" w:color="BFC5CE" w:sz="4"/>
+              <w:left w:val="single" w:color="BFC5CE" w:sz="4"/>
+              <w:bottom w:val="single" w:color="BFC5CE" w:sz="4"/>
+              <w:right w:val="single" w:color="BFC5CE" w:sz="4"/>
+            </w:tcBorders>
+            <w:tcMar>
+              <w:top w:type="dxa" w:w="60"/>
+              <w:left w:type="dxa" w:w="90"/>
+              <w:bottom w:type="dxa" w:w="60"/>
+              <w:right w:type="dxa" w:w="90"/>
+            </w:tcMar>
+          </w:tcPr>
+          <w:p>
+            <w:r>
+              <w:rPr>
+                <w:rFonts w:ascii="맑은 고딕" w:cs="맑은 고딕" w:eastAsia="맑은 고딕" w:hAnsi="맑은 고딕"/>
+                <w:b w:val="false"/>
+                <w:bCs w:val="false"/>
+                <w:sz w:val="18"/>
+                <w:szCs w:val="18"/>
+              </w:rPr>
+              <w:t>수주일 = 전환한 날. qa.mjs 단언.</w:t>
+            </w:r>
+          </w:p>
+        </w:tc>
+        <w:tc>
+          <w:tcPr>
+            <w:tcW w:type="dxa" w:w="800"/>
+            <w:tcBorders>
+              <w:top w:val="single" w:color="BFC5CE" w:sz="4"/>
+              <w:left w:val="single" w:color="BFC5CE" w:sz="4"/>
+              <w:bottom w:val="single" w:color="BFC5CE" w:sz="4"/>
+              <w:right w:val="single" w:color="BFC5CE" w:sz="4"/>
+            </w:tcBorders>
+            <w:tcMar>
+              <w:top w:type="dxa" w:w="60"/>
+              <w:left w:type="dxa" w:w="90"/>
+              <w:bottom w:type="dxa" w:w="60"/>
+              <w:right w:type="dxa" w:w="90"/>
+            </w:tcMar>
+          </w:tcPr>
+          <w:p>
+            <w:r>
+              <w:rPr>
+                <w:rFonts w:ascii="맑은 고딕" w:cs="맑은 고딕" w:eastAsia="맑은 고딕" w:hAnsi="맑은 고딕"/>
+                <w:b w:val="false"/>
+                <w:bCs w:val="false"/>
+                <w:sz w:val="18"/>
+                <w:szCs w:val="18"/>
+              </w:rPr>
+              <w:t>수정됨</w:t>
+            </w:r>
+          </w:p>
+        </w:tc>
+      </w:tr>
+      <w:tr>
+        <w:tc>
+          <w:tcPr>
+            <w:tcW w:type="dxa" w:w="400"/>
+            <w:tcBorders>
+              <w:top w:val="single" w:color="BFC5CE" w:sz="4"/>
+              <w:left w:val="single" w:color="BFC5CE" w:sz="4"/>
+              <w:bottom w:val="single" w:color="BFC5CE" w:sz="4"/>
+              <w:right w:val="single" w:color="BFC5CE" w:sz="4"/>
+            </w:tcBorders>
+            <w:tcMar>
+              <w:top w:type="dxa" w:w="60"/>
+              <w:left w:type="dxa" w:w="90"/>
+              <w:bottom w:type="dxa" w:w="60"/>
+              <w:right w:type="dxa" w:w="90"/>
+            </w:tcMar>
+          </w:tcPr>
+          <w:p>
+            <w:r>
+              <w:rPr>
+                <w:rFonts w:ascii="맑은 고딕" w:cs="맑은 고딕" w:eastAsia="맑은 고딕" w:hAnsi="맑은 고딕"/>
+                <w:b w:val="false"/>
+                <w:bCs w:val="false"/>
+                <w:sz w:val="18"/>
+                <w:szCs w:val="18"/>
+              </w:rPr>
+              <w:t>90</w:t>
+            </w:r>
+          </w:p>
+        </w:tc>
+        <w:tc>
+          <w:tcPr>
+            <w:tcW w:type="dxa" w:w="2300"/>
+            <w:tcBorders>
+              <w:top w:val="single" w:color="BFC5CE" w:sz="4"/>
+              <w:left w:val="single" w:color="BFC5CE" w:sz="4"/>
+              <w:bottom w:val="single" w:color="BFC5CE" w:sz="4"/>
+              <w:right w:val="single" w:color="BFC5CE" w:sz="4"/>
+            </w:tcBorders>
+            <w:tcMar>
+              <w:top w:type="dxa" w:w="60"/>
+              <w:left w:type="dxa" w:w="90"/>
+              <w:bottom w:type="dxa" w:w="60"/>
+              <w:right w:type="dxa" w:w="90"/>
+            </w:tcMar>
+          </w:tcPr>
+          <w:p>
+            <w:r>
+              <w:rPr>
+                <w:rFonts w:ascii="맑은 고딕" w:cs="맑은 고딕" w:eastAsia="맑은 고딕" w:hAnsi="맑은 고딕"/>
+                <w:b w:val="false"/>
+                <w:bCs w:val="false"/>
+                <w:sz w:val="18"/>
+                <w:szCs w:val="18"/>
+              </w:rPr>
+              <w:t>같은 수주의 납기가 견적 유효기한(10/10)으로 들어간다.</w:t>
+            </w:r>
+          </w:p>
+        </w:tc>
+        <w:tc>
+          <w:tcPr>
+            <w:tcW w:type="dxa" w:w="2500"/>
+            <w:tcBorders>
+              <w:top w:val="single" w:color="BFC5CE" w:sz="4"/>
+              <w:left w:val="single" w:color="BFC5CE" w:sz="4"/>
+              <w:bottom w:val="single" w:color="BFC5CE" w:sz="4"/>
+              <w:right w:val="single" w:color="BFC5CE" w:sz="4"/>
+            </w:tcBorders>
+            <w:tcMar>
+              <w:top w:type="dxa" w:w="60"/>
+              <w:left w:type="dxa" w:w="90"/>
+              <w:bottom w:type="dxa" w:w="60"/>
+              <w:right w:type="dxa" w:w="90"/>
+            </w:tcMar>
+          </w:tcPr>
+          <w:p>
+            <w:r>
+              <w:rPr>
+                <w:rFonts w:ascii="맑은 고딕" w:cs="맑은 고딕" w:eastAsia="맑은 고딕" w:hAnsi="맑은 고딕"/>
+                <w:b w:val="false"/>
+                <w:bCs w:val="false"/>
+                <w:sz w:val="18"/>
+                <w:szCs w:val="18"/>
+              </w:rPr>
+              <w:t>유효기한(이 값에 언제까지 팔겠다)을 납기(언제 보내겠다)로 옮겼다.</w:t>
+            </w:r>
+          </w:p>
+        </w:tc>
+        <w:tc>
+          <w:tcPr>
+            <w:tcW w:type="dxa" w:w="3000"/>
+            <w:tcBorders>
+              <w:top w:val="single" w:color="BFC5CE" w:sz="4"/>
+              <w:left w:val="single" w:color="BFC5CE" w:sz="4"/>
+              <w:bottom w:val="single" w:color="BFC5CE" w:sz="4"/>
+              <w:right w:val="single" w:color="BFC5CE" w:sz="4"/>
+            </w:tcBorders>
+            <w:tcMar>
+              <w:top w:type="dxa" w:w="60"/>
+              <w:left w:type="dxa" w:w="90"/>
+              <w:bottom w:type="dxa" w:w="60"/>
+              <w:right w:type="dxa" w:w="90"/>
+            </w:tcMar>
+          </w:tcPr>
+          <w:p>
+            <w:r>
+              <w:rPr>
+                <w:rFonts w:ascii="맑은 고딕" w:cs="맑은 고딕" w:eastAsia="맑은 고딕" w:hAnsi="맑은 고딕"/>
+                <w:b w:val="false"/>
+                <w:bCs w:val="false"/>
+                <w:sz w:val="18"/>
+                <w:szCs w:val="18"/>
+              </w:rPr>
+              <w:t>납기는 비우고 수주에서 정한다. qa.mjs 단언.</w:t>
+            </w:r>
+          </w:p>
+        </w:tc>
+        <w:tc>
+          <w:tcPr>
+            <w:tcW w:type="dxa" w:w="800"/>
+            <w:tcBorders>
+              <w:top w:val="single" w:color="BFC5CE" w:sz="4"/>
+              <w:left w:val="single" w:color="BFC5CE" w:sz="4"/>
+              <w:bottom w:val="single" w:color="BFC5CE" w:sz="4"/>
+              <w:right w:val="single" w:color="BFC5CE" w:sz="4"/>
+            </w:tcBorders>
+            <w:tcMar>
+              <w:top w:type="dxa" w:w="60"/>
+              <w:left w:type="dxa" w:w="90"/>
+              <w:bottom w:type="dxa" w:w="60"/>
+              <w:right w:type="dxa" w:w="90"/>
+            </w:tcMar>
+          </w:tcPr>
+          <w:p>
+            <w:r>
+              <w:rPr>
+                <w:rFonts w:ascii="맑은 고딕" w:cs="맑은 고딕" w:eastAsia="맑은 고딕" w:hAnsi="맑은 고딕"/>
+                <w:b w:val="false"/>
+                <w:bCs w:val="false"/>
+                <w:sz w:val="18"/>
+                <w:szCs w:val="18"/>
+              </w:rPr>
+              <w:t>수정됨</w:t>
+            </w:r>
+          </w:p>
+        </w:tc>
+      </w:tr>
+    </w:tbl>
+    <w:p>
+      <w:pPr>
+        <w:spacing w:after="120"/>
+      </w:pPr>
+      <w:r>
+        <w:rPr>
+          <w:rFonts w:ascii="맑은 고딕" w:cs="맑은 고딕" w:eastAsia="맑은 고딕" w:hAnsi="맑은 고딕"/>
+          <w:sz w:val="21"/>
+          <w:szCs w:val="21"/>
+        </w:rPr>
+        <w:t>시험으로 만든 잘못된 날짜의 수주(SN-20260925-0001)와 그 견적은 지우고, 고친 뒤 같은 견적을 다시 넣어 전환했습니다.</w:t>
+      </w:r>
+    </w:p>
+    <w:p>
+      <w:pPr>
+        <w:pStyle w:val="Heading2"/>
+        <w:spacing w:after="120" w:before="240"/>
+      </w:pPr>
+      <w:r>
+        <w:rPr>
+          <w:rFonts w:ascii="맑은 고딕" w:cs="맑은 고딕" w:eastAsia="맑은 고딕" w:hAnsi="맑은 고딕"/>
+        </w:rPr>
+        <w:t>30-4. 다음 할 일</w:t>
+      </w:r>
+    </w:p>
+    <w:p>
+      <w:pPr>
+        <w:pStyle w:val="ListParagraph"/>
+        <w:numPr>
+          <w:ilvl w:val="0"/>
+          <w:numId w:val="2"/>
+        </w:numPr>
+        <w:spacing w:after="60"/>
+      </w:pPr>
+      <w:r>
+        <w:rPr>
+          <w:rFonts w:ascii="맑은 고딕" w:cs="맑은 고딕" w:eastAsia="맑은 고딕" w:hAnsi="맑은 고딕"/>
+          <w:sz w:val="21"/>
+          <w:szCs w:val="21"/>
+        </w:rPr>
+        <w:t>거래명세서 인쇄: 판매조회 [거래명세서 인쇄] 서식의 공급자·공급받는자·합계가 맞는지</w:t>
       </w:r>
     </w:p>
     <w:p>

--- a/docs/ERP_사용설명서_QA기록.docx
+++ b/docs/ERP_사용설명서_QA기록.docx
@@ -69,7 +69,7 @@
           <w:sz w:val="21"/>
           <w:szCs w:val="21"/>
         </w:rPr>
-        <w:t>2026-10-02 (30회차)</w:t>
+        <w:t>2026-10-02 (31회차)</w:t>
       </w:r>
     </w:p>
     <w:p>
@@ -45409,6 +45409,1093 @@
           <w:szCs w:val="21"/>
         </w:rPr>
         <w:t>거래명세서 인쇄: 판매조회 [거래명세서 인쇄] 서식의 공급자·공급받는자·합계가 맞는지</w:t>
+      </w:r>
+    </w:p>
+    <w:p>
+      <w:pPr>
+        <w:pStyle w:val="ListParagraph"/>
+        <w:numPr>
+          <w:ilvl w:val="0"/>
+          <w:numId w:val="2"/>
+        </w:numPr>
+        <w:spacing w:after="60"/>
+      </w:pPr>
+      <w:r>
+        <w:rPr>
+          <w:rFonts w:ascii="맑은 고딕" w:cs="맑은 고딕" w:eastAsia="맑은 고딕" w:hAnsi="맑은 고딕"/>
+          <w:sz w:val="21"/>
+          <w:szCs w:val="21"/>
+        </w:rPr>
+        <w:t>결정 필요 모음: #29 · #43 · #56 · #59~#61 · #68 · #88</w:t>
+      </w:r>
+    </w:p>
+    <w:p>
+      <w:pPr>
+        <w:pStyle w:val="Heading1"/>
+        <w:spacing w:after="120" w:before="240"/>
+      </w:pPr>
+      <w:r>
+        <w:rPr>
+          <w:rFonts w:ascii="맑은 고딕" w:cs="맑은 고딕" w:eastAsia="맑은 고딕" w:hAnsi="맑은 고딕"/>
+        </w:rPr>
+        <w:t>31회차 — 거래명세서 인쇄: 공급자·공급받는자·금액</w:t>
+      </w:r>
+    </w:p>
+    <w:p>
+      <w:pPr>
+        <w:spacing w:after="120"/>
+      </w:pPr>
+      <w:r>
+        <w:rPr>
+          <w:rFonts w:ascii="맑은 고딕" w:cs="맑은 고딕" w:eastAsia="맑은 고딕" w:hAnsi="맑은 고딕"/>
+          <w:sz w:val="21"/>
+          <w:szCs w:val="21"/>
+        </w:rPr>
+        <w:t>계기: 한빛스마트홈에 보낸 물건(SO-20261002-0002, 3개 39,600)의 거래명세서를 뽑아 보았습니다. 공급자(우리 회사)·공급받는자(거래처)의 상호·등록번호·대표자·주소와 품목·금액·한글 금액이 맞아야 합니다.</w:t>
+      </w:r>
+    </w:p>
+    <w:p>
+      <w:pPr>
+        <w:pStyle w:val="Heading2"/>
+        <w:spacing w:after="120" w:before="240"/>
+      </w:pPr>
+      <w:r>
+        <w:rPr>
+          <w:rFonts w:ascii="맑은 고딕" w:cs="맑은 고딕" w:eastAsia="맑은 고딕" w:hAnsi="맑은 고딕"/>
+        </w:rPr>
+        <w:t>31-1. 사용법</w:t>
+      </w:r>
+    </w:p>
+    <w:p>
+      <w:pPr>
+        <w:pStyle w:val="Heading3"/>
+        <w:spacing w:after="120" w:before="240"/>
+      </w:pPr>
+      <w:r>
+        <w:rPr>
+          <w:rFonts w:ascii="맑은 고딕" w:cs="맑은 고딕" w:eastAsia="맑은 고딕" w:hAnsi="맑은 고딕"/>
+        </w:rPr>
+        <w:t>① 회사정보 등록 (처음 한 번)</w:t>
+      </w:r>
+    </w:p>
+    <w:p>
+      <w:pPr>
+        <w:pStyle w:val="ListParagraph"/>
+        <w:numPr>
+          <w:ilvl w:val="0"/>
+          <w:numId w:val="2"/>
+        </w:numPr>
+        <w:spacing w:after="60"/>
+      </w:pPr>
+      <w:r>
+        <w:rPr>
+          <w:rFonts w:ascii="맑은 고딕" w:cs="맑은 고딕" w:eastAsia="맑은 고딕" w:hAnsi="맑은 고딕"/>
+          <w:sz w:val="21"/>
+          <w:szCs w:val="21"/>
+        </w:rPr>
+        <w:t>Self-Customizing › 회사정보관리 (/settings/company) — 회사명·대표자·사업자등록번호·업태·종목·전화·주소 → 저장(F8) → "회사정보가 저장되었습니다." 거래명세서·세금계산서의 공급자 칸이 여기서 옵니다.</w:t>
+      </w:r>
+    </w:p>
+    <w:p>
+      <w:pPr>
+        <w:pStyle w:val="ListParagraph"/>
+        <w:numPr>
+          <w:ilvl w:val="0"/>
+          <w:numId w:val="2"/>
+        </w:numPr>
+        <w:spacing w:after="60"/>
+      </w:pPr>
+      <w:r>
+        <w:rPr>
+          <w:rFonts w:ascii="맑은 고딕" w:cs="맑은 고딕" w:eastAsia="맑은 고딕" w:hAnsi="맑은 고딕"/>
+          <w:sz w:val="21"/>
+          <w:szCs w:val="21"/>
+        </w:rPr>
+        <w:t>처음 뽑았을 때는 공급자가 "(회사정보 미등록)" 이었습니다 — 회사정보를 넣지 않았기 때문이고 오류는 아닙니다.</w:t>
+      </w:r>
+    </w:p>
+    <w:p>
+      <w:pPr>
+        <w:jc w:val="center"/>
+      </w:pPr>
+      <w:r>
+        <w:drawing>
+          <wp:inline xmlns:a="http://schemas.openxmlformats.org/drawingml/2006/main" xmlns:pic="http://schemas.openxmlformats.org/drawingml/2006/picture">
+            <wp:extent cx="5760000" cy="2688000"/>
+            <wp:docPr id="63" name="Picture 63"/>
+            <wp:cNvGraphicFramePr>
+              <a:graphicFrameLocks noChangeAspect="1"/>
+            </wp:cNvGraphicFramePr>
+            <a:graphic>
+              <a:graphicData uri="http://schemas.openxmlformats.org/drawingml/2006/picture">
+                <pic:pic>
+                  <pic:nvPicPr>
+                    <pic:cNvPr id="0" name="b1-company.png"/>
+                    <pic:cNvPicPr/>
+                  </pic:nvPicPr>
+                  <pic:blipFill>
+                    <a:blip r:embed="rId71"/>
+                    <a:stretch>
+                      <a:fillRect/>
+                    </a:stretch>
+                  </pic:blipFill>
+                  <pic:spPr>
+                    <a:xfrm>
+                      <a:off x="0" y="0"/>
+                      <a:ext cx="5760000" cy="2688000"/>
+                    </a:xfrm>
+                    <a:prstGeom prst="rect"/>
+                  </pic:spPr>
+                </pic:pic>
+              </a:graphicData>
+            </a:graphic>
+          </wp:inline>
+        </w:drawing>
+      </w:r>
+    </w:p>
+    <w:p>
+      <w:pPr>
+        <w:spacing w:after="200"/>
+        <w:jc w:val="center"/>
+      </w:pPr>
+      <w:r>
+        <w:rPr>
+          <w:rFonts w:ascii="맑은 고딕" w:cs="맑은 고딕" w:eastAsia="맑은 고딕" w:hAnsi="맑은 고딕"/>
+          <w:i/>
+          <w:iCs/>
+          <w:color w:val="666666"/>
+          <w:sz w:val="18"/>
+          <w:szCs w:val="18"/>
+        </w:rPr>
+        <w:t>그림 63. 회사정보관리 — 시연용 회사 정보</w:t>
+      </w:r>
+    </w:p>
+    <w:p>
+      <w:pPr>
+        <w:pStyle w:val="Heading3"/>
+        <w:spacing w:after="120" w:before="240"/>
+      </w:pPr>
+      <w:r>
+        <w:rPr>
+          <w:rFonts w:ascii="맑은 고딕" w:cs="맑은 고딕" w:eastAsia="맑은 고딕" w:hAnsi="맑은 고딕"/>
+        </w:rPr>
+        <w:t>② 거래처에 대표자·사업자번호·주소</w:t>
+      </w:r>
+    </w:p>
+    <w:p>
+      <w:pPr>
+        <w:pStyle w:val="ListParagraph"/>
+        <w:numPr>
+          <w:ilvl w:val="0"/>
+          <w:numId w:val="2"/>
+        </w:numPr>
+        <w:spacing w:after="60"/>
+      </w:pPr>
+      <w:r>
+        <w:rPr>
+          <w:rFonts w:ascii="맑은 고딕" w:cs="맑은 고딕" w:eastAsia="맑은 고딕" w:hAnsi="맑은 고딕"/>
+          <w:sz w:val="21"/>
+          <w:szCs w:val="21"/>
+        </w:rPr>
+        <w:t>거래처등록 (/sales/partners) 에서 한빛스마트홈 수정 → [기본] 탭 대표자명·업태·종목·주소1, [거래처정보] 탭 사업자등록번호 → 저장(F8).</w:t>
+      </w:r>
+    </w:p>
+    <w:p>
+      <w:pPr>
+        <w:pStyle w:val="Heading3"/>
+        <w:spacing w:after="120" w:before="240"/>
+      </w:pPr>
+      <w:r>
+        <w:rPr>
+          <w:rFonts w:ascii="맑은 고딕" w:cs="맑은 고딕" w:eastAsia="맑은 고딕" w:hAnsi="맑은 고딕"/>
+        </w:rPr>
+        <w:t>③ 인쇄</w:t>
+      </w:r>
+    </w:p>
+    <w:p>
+      <w:pPr>
+        <w:pStyle w:val="ListParagraph"/>
+        <w:numPr>
+          <w:ilvl w:val="0"/>
+          <w:numId w:val="2"/>
+        </w:numPr>
+        <w:spacing w:after="60"/>
+      </w:pPr>
+      <w:r>
+        <w:rPr>
+          <w:rFonts w:ascii="맑은 고딕" w:cs="맑은 고딕" w:eastAsia="맑은 고딕" w:hAnsi="맑은 고딕"/>
+          <w:sz w:val="21"/>
+          <w:szCs w:val="21"/>
+        </w:rPr>
+        <w:t>판매조회 (/sales/sales-list) → 거래처 한빛스마트홈 → SO-20261002-0002 줄을 눌러 펼치고 거래명세서 인쇄. 새 창에 서식이 뜨고 인쇄 대화상자가 열립니다.</w:t>
+      </w:r>
+    </w:p>
+    <w:p>
+      <w:pPr>
+        <w:jc w:val="center"/>
+      </w:pPr>
+      <w:r>
+        <w:drawing>
+          <wp:inline xmlns:a="http://schemas.openxmlformats.org/drawingml/2006/main" xmlns:pic="http://schemas.openxmlformats.org/drawingml/2006/picture">
+            <wp:extent cx="5760000" cy="5236364"/>
+            <wp:docPr id="64" name="Picture 64"/>
+            <wp:cNvGraphicFramePr>
+              <a:graphicFrameLocks noChangeAspect="1"/>
+            </wp:cNvGraphicFramePr>
+            <a:graphic>
+              <a:graphicData uri="http://schemas.openxmlformats.org/drawingml/2006/picture">
+                <pic:pic>
+                  <pic:nvPicPr>
+                    <pic:cNvPr id="0" name="a1-statement.png"/>
+                    <pic:cNvPicPr/>
+                  </pic:nvPicPr>
+                  <pic:blipFill>
+                    <a:blip r:embed="rId72"/>
+                    <a:stretch>
+                      <a:fillRect/>
+                    </a:stretch>
+                  </pic:blipFill>
+                  <pic:spPr>
+                    <a:xfrm>
+                      <a:off x="0" y="0"/>
+                      <a:ext cx="5760000" cy="5236364"/>
+                    </a:xfrm>
+                    <a:prstGeom prst="rect"/>
+                  </pic:spPr>
+                </pic:pic>
+              </a:graphicData>
+            </a:graphic>
+          </wp:inline>
+        </w:drawing>
+      </w:r>
+    </w:p>
+    <w:p>
+      <w:pPr>
+        <w:spacing w:after="200"/>
+        <w:jc w:val="center"/>
+      </w:pPr>
+      <w:r>
+        <w:rPr>
+          <w:rFonts w:ascii="맑은 고딕" w:cs="맑은 고딕" w:eastAsia="맑은 고딕" w:hAnsi="맑은 고딕"/>
+          <w:i/>
+          <w:iCs/>
+          <w:color w:val="666666"/>
+          <w:sz w:val="18"/>
+          <w:szCs w:val="18"/>
+        </w:rPr>
+        <w:t>그림 64. 회사정보·거래처 정보를 넣기 전 — 공급자 "(회사정보 미등록)", 공급받는자는 상호만</w:t>
+      </w:r>
+    </w:p>
+    <w:p>
+      <w:pPr>
+        <w:jc w:val="center"/>
+      </w:pPr>
+      <w:r>
+        <w:drawing>
+          <wp:inline xmlns:a="http://schemas.openxmlformats.org/drawingml/2006/main" xmlns:pic="http://schemas.openxmlformats.org/drawingml/2006/picture">
+            <wp:extent cx="5760000" cy="2199273"/>
+            <wp:docPr id="65" name="Picture 65"/>
+            <wp:cNvGraphicFramePr>
+              <a:graphicFrameLocks noChangeAspect="1"/>
+            </wp:cNvGraphicFramePr>
+            <a:graphic>
+              <a:graphicData uri="http://schemas.openxmlformats.org/drawingml/2006/picture">
+                <pic:pic>
+                  <pic:nvPicPr>
+                    <pic:cNvPr id="0" name="c1-statement-after.png"/>
+                    <pic:cNvPicPr/>
+                  </pic:nvPicPr>
+                  <pic:blipFill>
+                    <a:blip r:embed="rId73"/>
+                    <a:stretch>
+                      <a:fillRect/>
+                    </a:stretch>
+                  </pic:blipFill>
+                  <pic:spPr>
+                    <a:xfrm>
+                      <a:off x="0" y="0"/>
+                      <a:ext cx="5760000" cy="2199273"/>
+                    </a:xfrm>
+                    <a:prstGeom prst="rect"/>
+                  </pic:spPr>
+                </pic:pic>
+              </a:graphicData>
+            </a:graphic>
+          </wp:inline>
+        </w:drawing>
+      </w:r>
+    </w:p>
+    <w:p>
+      <w:pPr>
+        <w:spacing w:after="200"/>
+        <w:jc w:val="center"/>
+      </w:pPr>
+      <w:r>
+        <w:rPr>
+          <w:rFonts w:ascii="맑은 고딕" w:cs="맑은 고딕" w:eastAsia="맑은 고딕" w:hAnsi="맑은 고딕"/>
+          <w:i/>
+          <w:iCs/>
+          <w:color w:val="666666"/>
+          <w:sz w:val="18"/>
+          <w:szCs w:val="18"/>
+        </w:rPr>
+        <w:t>그림 65. 넣은 뒤 — 양쪽 등록번호·대표자·업태/종목·주소, 3 × 12,000 = 36,000 · 3,600 · 일금 삼만구천육백원정</w:t>
+      </w:r>
+    </w:p>
+    <w:p>
+      <w:pPr>
+        <w:pStyle w:val="Heading2"/>
+        <w:spacing w:after="120" w:before="240"/>
+      </w:pPr>
+      <w:r>
+        <w:rPr>
+          <w:rFonts w:ascii="맑은 고딕" w:cs="맑은 고딕" w:eastAsia="맑은 고딕" w:hAnsi="맑은 고딕"/>
+        </w:rPr>
+        <w:t>31-2. 숫자 맞추기</w:t>
+      </w:r>
+    </w:p>
+    <w:tbl>
+      <w:tblPr>
+        <w:tblW w:type="dxa" w:w="8900"/>
+        <w:tblBorders>
+          <w:top w:val="single" w:color="auto" w:sz="4"/>
+          <w:left w:val="single" w:color="auto" w:sz="4"/>
+          <w:bottom w:val="single" w:color="auto" w:sz="4"/>
+          <w:right w:val="single" w:color="auto" w:sz="4"/>
+          <w:insideH w:val="single" w:color="auto" w:sz="4"/>
+          <w:insideV w:val="single" w:color="auto" w:sz="4"/>
+        </w:tblBorders>
+      </w:tblPr>
+      <w:tblGrid>
+        <w:gridCol w:w="2600"/>
+        <w:gridCol w:w="2000"/>
+        <w:gridCol w:w="2600"/>
+        <w:gridCol w:w="1700"/>
+      </w:tblGrid>
+      <w:tr>
+        <w:trPr>
+          <w:tblHeader/>
+        </w:trPr>
+        <w:tc>
+          <w:tcPr>
+            <w:tcW w:type="dxa" w:w="2600"/>
+            <w:tcBorders>
+              <w:top w:val="single" w:color="BFC5CE" w:sz="4"/>
+              <w:left w:val="single" w:color="BFC5CE" w:sz="4"/>
+              <w:bottom w:val="single" w:color="BFC5CE" w:sz="4"/>
+              <w:right w:val="single" w:color="BFC5CE" w:sz="4"/>
+            </w:tcBorders>
+            <w:shd w:fill="E8EEF9" w:val="clear"/>
+            <w:tcMar>
+              <w:top w:type="dxa" w:w="60"/>
+              <w:left w:type="dxa" w:w="90"/>
+              <w:bottom w:type="dxa" w:w="60"/>
+              <w:right w:type="dxa" w:w="90"/>
+            </w:tcMar>
+          </w:tcPr>
+          <w:p>
+            <w:r>
+              <w:rPr>
+                <w:rFonts w:ascii="맑은 고딕" w:cs="맑은 고딕" w:eastAsia="맑은 고딕" w:hAnsi="맑은 고딕"/>
+                <w:b/>
+                <w:bCs/>
+                <w:sz w:val="18"/>
+                <w:szCs w:val="18"/>
+              </w:rPr>
+              <w:t>확인한 것</w:t>
+            </w:r>
+          </w:p>
+        </w:tc>
+        <w:tc>
+          <w:tcPr>
+            <w:tcW w:type="dxa" w:w="2000"/>
+            <w:tcBorders>
+              <w:top w:val="single" w:color="BFC5CE" w:sz="4"/>
+              <w:left w:val="single" w:color="BFC5CE" w:sz="4"/>
+              <w:bottom w:val="single" w:color="BFC5CE" w:sz="4"/>
+              <w:right w:val="single" w:color="BFC5CE" w:sz="4"/>
+            </w:tcBorders>
+            <w:shd w:fill="E8EEF9" w:val="clear"/>
+            <w:tcMar>
+              <w:top w:type="dxa" w:w="60"/>
+              <w:left w:type="dxa" w:w="90"/>
+              <w:bottom w:type="dxa" w:w="60"/>
+              <w:right w:type="dxa" w:w="90"/>
+            </w:tcMar>
+          </w:tcPr>
+          <w:p>
+            <w:r>
+              <w:rPr>
+                <w:rFonts w:ascii="맑은 고딕" w:cs="맑은 고딕" w:eastAsia="맑은 고딕" w:hAnsi="맑은 고딕"/>
+                <w:b/>
+                <w:bCs/>
+                <w:sz w:val="18"/>
+                <w:szCs w:val="18"/>
+              </w:rPr>
+              <w:t>손계산</w:t>
+            </w:r>
+          </w:p>
+        </w:tc>
+        <w:tc>
+          <w:tcPr>
+            <w:tcW w:type="dxa" w:w="2600"/>
+            <w:tcBorders>
+              <w:top w:val="single" w:color="BFC5CE" w:sz="4"/>
+              <w:left w:val="single" w:color="BFC5CE" w:sz="4"/>
+              <w:bottom w:val="single" w:color="BFC5CE" w:sz="4"/>
+              <w:right w:val="single" w:color="BFC5CE" w:sz="4"/>
+            </w:tcBorders>
+            <w:shd w:fill="E8EEF9" w:val="clear"/>
+            <w:tcMar>
+              <w:top w:type="dxa" w:w="60"/>
+              <w:left w:type="dxa" w:w="90"/>
+              <w:bottom w:type="dxa" w:w="60"/>
+              <w:right w:type="dxa" w:w="90"/>
+            </w:tcMar>
+          </w:tcPr>
+          <w:p>
+            <w:r>
+              <w:rPr>
+                <w:rFonts w:ascii="맑은 고딕" w:cs="맑은 고딕" w:eastAsia="맑은 고딕" w:hAnsi="맑은 고딕"/>
+                <w:b/>
+                <w:bCs/>
+                <w:sz w:val="18"/>
+                <w:szCs w:val="18"/>
+              </w:rPr>
+              <w:t>서식</w:t>
+            </w:r>
+          </w:p>
+        </w:tc>
+        <w:tc>
+          <w:tcPr>
+            <w:tcW w:type="dxa" w:w="1700"/>
+            <w:tcBorders>
+              <w:top w:val="single" w:color="BFC5CE" w:sz="4"/>
+              <w:left w:val="single" w:color="BFC5CE" w:sz="4"/>
+              <w:bottom w:val="single" w:color="BFC5CE" w:sz="4"/>
+              <w:right w:val="single" w:color="BFC5CE" w:sz="4"/>
+            </w:tcBorders>
+            <w:shd w:fill="E8EEF9" w:val="clear"/>
+            <w:tcMar>
+              <w:top w:type="dxa" w:w="60"/>
+              <w:left w:type="dxa" w:w="90"/>
+              <w:bottom w:type="dxa" w:w="60"/>
+              <w:right w:type="dxa" w:w="90"/>
+            </w:tcMar>
+          </w:tcPr>
+          <w:p>
+            <w:r>
+              <w:rPr>
+                <w:rFonts w:ascii="맑은 고딕" w:cs="맑은 고딕" w:eastAsia="맑은 고딕" w:hAnsi="맑은 고딕"/>
+                <w:b/>
+                <w:bCs/>
+                <w:sz w:val="18"/>
+                <w:szCs w:val="18"/>
+              </w:rPr>
+              <w:t>결과</w:t>
+            </w:r>
+          </w:p>
+        </w:tc>
+      </w:tr>
+      <w:tr>
+        <w:tc>
+          <w:tcPr>
+            <w:tcW w:type="dxa" w:w="2600"/>
+            <w:tcBorders>
+              <w:top w:val="single" w:color="BFC5CE" w:sz="4"/>
+              <w:left w:val="single" w:color="BFC5CE" w:sz="4"/>
+              <w:bottom w:val="single" w:color="BFC5CE" w:sz="4"/>
+              <w:right w:val="single" w:color="BFC5CE" w:sz="4"/>
+            </w:tcBorders>
+            <w:tcMar>
+              <w:top w:type="dxa" w:w="60"/>
+              <w:left w:type="dxa" w:w="90"/>
+              <w:bottom w:type="dxa" w:w="60"/>
+              <w:right w:type="dxa" w:w="90"/>
+            </w:tcMar>
+          </w:tcPr>
+          <w:p>
+            <w:r>
+              <w:rPr>
+                <w:rFonts w:ascii="맑은 고딕" w:cs="맑은 고딕" w:eastAsia="맑은 고딕" w:hAnsi="맑은 고딕"/>
+                <w:b w:val="false"/>
+                <w:bCs w:val="false"/>
+                <w:sz w:val="18"/>
+                <w:szCs w:val="18"/>
+              </w:rPr>
+              <w:t>공급가액·부가세</w:t>
+            </w:r>
+          </w:p>
+        </w:tc>
+        <w:tc>
+          <w:tcPr>
+            <w:tcW w:type="dxa" w:w="2000"/>
+            <w:tcBorders>
+              <w:top w:val="single" w:color="BFC5CE" w:sz="4"/>
+              <w:left w:val="single" w:color="BFC5CE" w:sz="4"/>
+              <w:bottom w:val="single" w:color="BFC5CE" w:sz="4"/>
+              <w:right w:val="single" w:color="BFC5CE" w:sz="4"/>
+            </w:tcBorders>
+            <w:tcMar>
+              <w:top w:type="dxa" w:w="60"/>
+              <w:left w:type="dxa" w:w="90"/>
+              <w:bottom w:type="dxa" w:w="60"/>
+              <w:right w:type="dxa" w:w="90"/>
+            </w:tcMar>
+          </w:tcPr>
+          <w:p>
+            <w:r>
+              <w:rPr>
+                <w:rFonts w:ascii="맑은 고딕" w:cs="맑은 고딕" w:eastAsia="맑은 고딕" w:hAnsi="맑은 고딕"/>
+                <w:b w:val="false"/>
+                <w:bCs w:val="false"/>
+                <w:sz w:val="18"/>
+                <w:szCs w:val="18"/>
+              </w:rPr>
+              <w:t>3 × 12,000 = 36,000 · 3,600</w:t>
+            </w:r>
+          </w:p>
+        </w:tc>
+        <w:tc>
+          <w:tcPr>
+            <w:tcW w:type="dxa" w:w="2600"/>
+            <w:tcBorders>
+              <w:top w:val="single" w:color="BFC5CE" w:sz="4"/>
+              <w:left w:val="single" w:color="BFC5CE" w:sz="4"/>
+              <w:bottom w:val="single" w:color="BFC5CE" w:sz="4"/>
+              <w:right w:val="single" w:color="BFC5CE" w:sz="4"/>
+            </w:tcBorders>
+            <w:tcMar>
+              <w:top w:type="dxa" w:w="60"/>
+              <w:left w:type="dxa" w:w="90"/>
+              <w:bottom w:type="dxa" w:w="60"/>
+              <w:right w:type="dxa" w:w="90"/>
+            </w:tcMar>
+          </w:tcPr>
+          <w:p>
+            <w:r>
+              <w:rPr>
+                <w:rFonts w:ascii="맑은 고딕" w:cs="맑은 고딕" w:eastAsia="맑은 고딕" w:hAnsi="맑은 고딕"/>
+                <w:b w:val="false"/>
+                <w:bCs w:val="false"/>
+                <w:sz w:val="18"/>
+                <w:szCs w:val="18"/>
+              </w:rPr>
+              <w:t>36,000 · 3,600</w:t>
+            </w:r>
+          </w:p>
+        </w:tc>
+        <w:tc>
+          <w:tcPr>
+            <w:tcW w:type="dxa" w:w="1700"/>
+            <w:tcBorders>
+              <w:top w:val="single" w:color="BFC5CE" w:sz="4"/>
+              <w:left w:val="single" w:color="BFC5CE" w:sz="4"/>
+              <w:bottom w:val="single" w:color="BFC5CE" w:sz="4"/>
+              <w:right w:val="single" w:color="BFC5CE" w:sz="4"/>
+            </w:tcBorders>
+            <w:tcMar>
+              <w:top w:type="dxa" w:w="60"/>
+              <w:left w:type="dxa" w:w="90"/>
+              <w:bottom w:type="dxa" w:w="60"/>
+              <w:right w:type="dxa" w:w="90"/>
+            </w:tcMar>
+          </w:tcPr>
+          <w:p>
+            <w:r>
+              <w:rPr>
+                <w:rFonts w:ascii="맑은 고딕" w:cs="맑은 고딕" w:eastAsia="맑은 고딕" w:hAnsi="맑은 고딕"/>
+                <w:b w:val="false"/>
+                <w:bCs w:val="false"/>
+                <w:sz w:val="18"/>
+                <w:szCs w:val="18"/>
+              </w:rPr>
+              <w:t>일치</w:t>
+            </w:r>
+          </w:p>
+        </w:tc>
+      </w:tr>
+      <w:tr>
+        <w:tc>
+          <w:tcPr>
+            <w:tcW w:type="dxa" w:w="2600"/>
+            <w:tcBorders>
+              <w:top w:val="single" w:color="BFC5CE" w:sz="4"/>
+              <w:left w:val="single" w:color="BFC5CE" w:sz="4"/>
+              <w:bottom w:val="single" w:color="BFC5CE" w:sz="4"/>
+              <w:right w:val="single" w:color="BFC5CE" w:sz="4"/>
+            </w:tcBorders>
+            <w:tcMar>
+              <w:top w:type="dxa" w:w="60"/>
+              <w:left w:type="dxa" w:w="90"/>
+              <w:bottom w:type="dxa" w:w="60"/>
+              <w:right w:type="dxa" w:w="90"/>
+            </w:tcMar>
+          </w:tcPr>
+          <w:p>
+            <w:r>
+              <w:rPr>
+                <w:rFonts w:ascii="맑은 고딕" w:cs="맑은 고딕" w:eastAsia="맑은 고딕" w:hAnsi="맑은 고딕"/>
+                <w:b w:val="false"/>
+                <w:bCs w:val="false"/>
+                <w:sz w:val="18"/>
+                <w:szCs w:val="18"/>
+              </w:rPr>
+              <w:t>합계·한글 금액</w:t>
+            </w:r>
+          </w:p>
+        </w:tc>
+        <w:tc>
+          <w:tcPr>
+            <w:tcW w:type="dxa" w:w="2000"/>
+            <w:tcBorders>
+              <w:top w:val="single" w:color="BFC5CE" w:sz="4"/>
+              <w:left w:val="single" w:color="BFC5CE" w:sz="4"/>
+              <w:bottom w:val="single" w:color="BFC5CE" w:sz="4"/>
+              <w:right w:val="single" w:color="BFC5CE" w:sz="4"/>
+            </w:tcBorders>
+            <w:tcMar>
+              <w:top w:type="dxa" w:w="60"/>
+              <w:left w:type="dxa" w:w="90"/>
+              <w:bottom w:type="dxa" w:w="60"/>
+              <w:right w:type="dxa" w:w="90"/>
+            </w:tcMar>
+          </w:tcPr>
+          <w:p>
+            <w:r>
+              <w:rPr>
+                <w:rFonts w:ascii="맑은 고딕" w:cs="맑은 고딕" w:eastAsia="맑은 고딕" w:hAnsi="맑은 고딕"/>
+                <w:b w:val="false"/>
+                <w:bCs w:val="false"/>
+                <w:sz w:val="18"/>
+                <w:szCs w:val="18"/>
+              </w:rPr>
+              <w:t>39,600 = 삼만구천육백</w:t>
+            </w:r>
+          </w:p>
+        </w:tc>
+        <w:tc>
+          <w:tcPr>
+            <w:tcW w:type="dxa" w:w="2600"/>
+            <w:tcBorders>
+              <w:top w:val="single" w:color="BFC5CE" w:sz="4"/>
+              <w:left w:val="single" w:color="BFC5CE" w:sz="4"/>
+              <w:bottom w:val="single" w:color="BFC5CE" w:sz="4"/>
+              <w:right w:val="single" w:color="BFC5CE" w:sz="4"/>
+            </w:tcBorders>
+            <w:tcMar>
+              <w:top w:type="dxa" w:w="60"/>
+              <w:left w:type="dxa" w:w="90"/>
+              <w:bottom w:type="dxa" w:w="60"/>
+              <w:right w:type="dxa" w:w="90"/>
+            </w:tcMar>
+          </w:tcPr>
+          <w:p>
+            <w:r>
+              <w:rPr>
+                <w:rFonts w:ascii="맑은 고딕" w:cs="맑은 고딕" w:eastAsia="맑은 고딕" w:hAnsi="맑은 고딕"/>
+                <w:b w:val="false"/>
+                <w:bCs w:val="false"/>
+                <w:sz w:val="18"/>
+                <w:szCs w:val="18"/>
+              </w:rPr>
+              <w:t>일금 삼만구천육백원정 (₩39,600) · 합계금액 39,600 원</w:t>
+            </w:r>
+          </w:p>
+        </w:tc>
+        <w:tc>
+          <w:tcPr>
+            <w:tcW w:type="dxa" w:w="1700"/>
+            <w:tcBorders>
+              <w:top w:val="single" w:color="BFC5CE" w:sz="4"/>
+              <w:left w:val="single" w:color="BFC5CE" w:sz="4"/>
+              <w:bottom w:val="single" w:color="BFC5CE" w:sz="4"/>
+              <w:right w:val="single" w:color="BFC5CE" w:sz="4"/>
+            </w:tcBorders>
+            <w:tcMar>
+              <w:top w:type="dxa" w:w="60"/>
+              <w:left w:type="dxa" w:w="90"/>
+              <w:bottom w:type="dxa" w:w="60"/>
+              <w:right w:type="dxa" w:w="90"/>
+            </w:tcMar>
+          </w:tcPr>
+          <w:p>
+            <w:r>
+              <w:rPr>
+                <w:rFonts w:ascii="맑은 고딕" w:cs="맑은 고딕" w:eastAsia="맑은 고딕" w:hAnsi="맑은 고딕"/>
+                <w:b w:val="false"/>
+                <w:bCs w:val="false"/>
+                <w:sz w:val="18"/>
+                <w:szCs w:val="18"/>
+              </w:rPr>
+              <w:t>일치</w:t>
+            </w:r>
+          </w:p>
+        </w:tc>
+      </w:tr>
+    </w:tbl>
+    <w:p>
+      <w:pPr>
+        <w:pStyle w:val="Heading2"/>
+        <w:spacing w:after="120" w:before="240"/>
+      </w:pPr>
+      <w:r>
+        <w:rPr>
+          <w:rFonts w:ascii="맑은 고딕" w:cs="맑은 고딕" w:eastAsia="맑은 고딕" w:hAnsi="맑은 고딕"/>
+        </w:rPr>
+        <w:t>31-3. 발견한 문제</w:t>
+      </w:r>
+    </w:p>
+    <w:tbl>
+      <w:tblPr>
+        <w:tblW w:type="dxa" w:w="9000"/>
+        <w:tblBorders>
+          <w:top w:val="single" w:color="auto" w:sz="4"/>
+          <w:left w:val="single" w:color="auto" w:sz="4"/>
+          <w:bottom w:val="single" w:color="auto" w:sz="4"/>
+          <w:right w:val="single" w:color="auto" w:sz="4"/>
+          <w:insideH w:val="single" w:color="auto" w:sz="4"/>
+          <w:insideV w:val="single" w:color="auto" w:sz="4"/>
+        </w:tblBorders>
+      </w:tblPr>
+      <w:tblGrid>
+        <w:gridCol w:w="400"/>
+        <w:gridCol w:w="2300"/>
+        <w:gridCol w:w="2500"/>
+        <w:gridCol w:w="3000"/>
+        <w:gridCol w:w="800"/>
+      </w:tblGrid>
+      <w:tr>
+        <w:trPr>
+          <w:tblHeader/>
+        </w:trPr>
+        <w:tc>
+          <w:tcPr>
+            <w:tcW w:type="dxa" w:w="400"/>
+            <w:tcBorders>
+              <w:top w:val="single" w:color="BFC5CE" w:sz="4"/>
+              <w:left w:val="single" w:color="BFC5CE" w:sz="4"/>
+              <w:bottom w:val="single" w:color="BFC5CE" w:sz="4"/>
+              <w:right w:val="single" w:color="BFC5CE" w:sz="4"/>
+            </w:tcBorders>
+            <w:shd w:fill="E8EEF9" w:val="clear"/>
+            <w:tcMar>
+              <w:top w:type="dxa" w:w="60"/>
+              <w:left w:type="dxa" w:w="90"/>
+              <w:bottom w:type="dxa" w:w="60"/>
+              <w:right w:type="dxa" w:w="90"/>
+            </w:tcMar>
+          </w:tcPr>
+          <w:p>
+            <w:r>
+              <w:rPr>
+                <w:rFonts w:ascii="맑은 고딕" w:cs="맑은 고딕" w:eastAsia="맑은 고딕" w:hAnsi="맑은 고딕"/>
+                <w:b/>
+                <w:bCs/>
+                <w:sz w:val="18"/>
+                <w:szCs w:val="18"/>
+              </w:rPr>
+              <w:t>#</w:t>
+            </w:r>
+          </w:p>
+        </w:tc>
+        <w:tc>
+          <w:tcPr>
+            <w:tcW w:type="dxa" w:w="2300"/>
+            <w:tcBorders>
+              <w:top w:val="single" w:color="BFC5CE" w:sz="4"/>
+              <w:left w:val="single" w:color="BFC5CE" w:sz="4"/>
+              <w:bottom w:val="single" w:color="BFC5CE" w:sz="4"/>
+              <w:right w:val="single" w:color="BFC5CE" w:sz="4"/>
+            </w:tcBorders>
+            <w:shd w:fill="E8EEF9" w:val="clear"/>
+            <w:tcMar>
+              <w:top w:type="dxa" w:w="60"/>
+              <w:left w:type="dxa" w:w="90"/>
+              <w:bottom w:type="dxa" w:w="60"/>
+              <w:right w:type="dxa" w:w="90"/>
+            </w:tcMar>
+          </w:tcPr>
+          <w:p>
+            <w:r>
+              <w:rPr>
+                <w:rFonts w:ascii="맑은 고딕" w:cs="맑은 고딕" w:eastAsia="맑은 고딕" w:hAnsi="맑은 고딕"/>
+                <w:b/>
+                <w:bCs/>
+                <w:sz w:val="18"/>
+                <w:szCs w:val="18"/>
+              </w:rPr>
+              <w:t>증상</w:t>
+            </w:r>
+          </w:p>
+        </w:tc>
+        <w:tc>
+          <w:tcPr>
+            <w:tcW w:type="dxa" w:w="2500"/>
+            <w:tcBorders>
+              <w:top w:val="single" w:color="BFC5CE" w:sz="4"/>
+              <w:left w:val="single" w:color="BFC5CE" w:sz="4"/>
+              <w:bottom w:val="single" w:color="BFC5CE" w:sz="4"/>
+              <w:right w:val="single" w:color="BFC5CE" w:sz="4"/>
+            </w:tcBorders>
+            <w:shd w:fill="E8EEF9" w:val="clear"/>
+            <w:tcMar>
+              <w:top w:type="dxa" w:w="60"/>
+              <w:left w:type="dxa" w:w="90"/>
+              <w:bottom w:type="dxa" w:w="60"/>
+              <w:right w:type="dxa" w:w="90"/>
+            </w:tcMar>
+          </w:tcPr>
+          <w:p>
+            <w:r>
+              <w:rPr>
+                <w:rFonts w:ascii="맑은 고딕" w:cs="맑은 고딕" w:eastAsia="맑은 고딕" w:hAnsi="맑은 고딕"/>
+                <w:b/>
+                <w:bCs/>
+                <w:sz w:val="18"/>
+                <w:szCs w:val="18"/>
+              </w:rPr>
+              <w:t>원인</w:t>
+            </w:r>
+          </w:p>
+        </w:tc>
+        <w:tc>
+          <w:tcPr>
+            <w:tcW w:type="dxa" w:w="3000"/>
+            <w:tcBorders>
+              <w:top w:val="single" w:color="BFC5CE" w:sz="4"/>
+              <w:left w:val="single" w:color="BFC5CE" w:sz="4"/>
+              <w:bottom w:val="single" w:color="BFC5CE" w:sz="4"/>
+              <w:right w:val="single" w:color="BFC5CE" w:sz="4"/>
+            </w:tcBorders>
+            <w:shd w:fill="E8EEF9" w:val="clear"/>
+            <w:tcMar>
+              <w:top w:type="dxa" w:w="60"/>
+              <w:left w:type="dxa" w:w="90"/>
+              <w:bottom w:type="dxa" w:w="60"/>
+              <w:right w:type="dxa" w:w="90"/>
+            </w:tcMar>
+          </w:tcPr>
+          <w:p>
+            <w:r>
+              <w:rPr>
+                <w:rFonts w:ascii="맑은 고딕" w:cs="맑은 고딕" w:eastAsia="맑은 고딕" w:hAnsi="맑은 고딕"/>
+                <w:b/>
+                <w:bCs/>
+                <w:sz w:val="18"/>
+                <w:szCs w:val="18"/>
+              </w:rPr>
+              <w:t>조치</w:t>
+            </w:r>
+          </w:p>
+        </w:tc>
+        <w:tc>
+          <w:tcPr>
+            <w:tcW w:type="dxa" w:w="800"/>
+            <w:tcBorders>
+              <w:top w:val="single" w:color="BFC5CE" w:sz="4"/>
+              <w:left w:val="single" w:color="BFC5CE" w:sz="4"/>
+              <w:bottom w:val="single" w:color="BFC5CE" w:sz="4"/>
+              <w:right w:val="single" w:color="BFC5CE" w:sz="4"/>
+            </w:tcBorders>
+            <w:shd w:fill="E8EEF9" w:val="clear"/>
+            <w:tcMar>
+              <w:top w:type="dxa" w:w="60"/>
+              <w:left w:type="dxa" w:w="90"/>
+              <w:bottom w:type="dxa" w:w="60"/>
+              <w:right w:type="dxa" w:w="90"/>
+            </w:tcMar>
+          </w:tcPr>
+          <w:p>
+            <w:r>
+              <w:rPr>
+                <w:rFonts w:ascii="맑은 고딕" w:cs="맑은 고딕" w:eastAsia="맑은 고딕" w:hAnsi="맑은 고딕"/>
+                <w:b/>
+                <w:bCs/>
+                <w:sz w:val="18"/>
+                <w:szCs w:val="18"/>
+              </w:rPr>
+              <w:t>상태</w:t>
+            </w:r>
+          </w:p>
+        </w:tc>
+      </w:tr>
+      <w:tr>
+        <w:tc>
+          <w:tcPr>
+            <w:tcW w:type="dxa" w:w="400"/>
+            <w:tcBorders>
+              <w:top w:val="single" w:color="BFC5CE" w:sz="4"/>
+              <w:left w:val="single" w:color="BFC5CE" w:sz="4"/>
+              <w:bottom w:val="single" w:color="BFC5CE" w:sz="4"/>
+              <w:right w:val="single" w:color="BFC5CE" w:sz="4"/>
+            </w:tcBorders>
+            <w:tcMar>
+              <w:top w:type="dxa" w:w="60"/>
+              <w:left w:type="dxa" w:w="90"/>
+              <w:bottom w:type="dxa" w:w="60"/>
+              <w:right w:type="dxa" w:w="90"/>
+            </w:tcMar>
+          </w:tcPr>
+          <w:p>
+            <w:r>
+              <w:rPr>
+                <w:rFonts w:ascii="맑은 고딕" w:cs="맑은 고딕" w:eastAsia="맑은 고딕" w:hAnsi="맑은 고딕"/>
+                <w:b w:val="false"/>
+                <w:bCs w:val="false"/>
+                <w:sz w:val="18"/>
+                <w:szCs w:val="18"/>
+              </w:rPr>
+              <w:t>91</w:t>
+            </w:r>
+          </w:p>
+        </w:tc>
+        <w:tc>
+          <w:tcPr>
+            <w:tcW w:type="dxa" w:w="2300"/>
+            <w:tcBorders>
+              <w:top w:val="single" w:color="BFC5CE" w:sz="4"/>
+              <w:left w:val="single" w:color="BFC5CE" w:sz="4"/>
+              <w:bottom w:val="single" w:color="BFC5CE" w:sz="4"/>
+              <w:right w:val="single" w:color="BFC5CE" w:sz="4"/>
+            </w:tcBorders>
+            <w:tcMar>
+              <w:top w:type="dxa" w:w="60"/>
+              <w:left w:type="dxa" w:w="90"/>
+              <w:bottom w:type="dxa" w:w="60"/>
+              <w:right w:type="dxa" w:w="90"/>
+            </w:tcMar>
+          </w:tcPr>
+          <w:p>
+            <w:r>
+              <w:rPr>
+                <w:rFonts w:ascii="맑은 고딕" w:cs="맑은 고딕" w:eastAsia="맑은 고딕" w:hAnsi="맑은 고딕"/>
+                <w:b w:val="false"/>
+                <w:bCs w:val="false"/>
+                <w:sz w:val="18"/>
+                <w:szCs w:val="18"/>
+              </w:rPr>
+              <w:t>거래명세서 머리의 "담당: admin" — 전표를 넣은 사람(작성자 아이디)이 담당으로 찍힌다.</w:t>
+            </w:r>
+          </w:p>
+        </w:tc>
+        <w:tc>
+          <w:tcPr>
+            <w:tcW w:type="dxa" w:w="2500"/>
+            <w:tcBorders>
+              <w:top w:val="single" w:color="BFC5CE" w:sz="4"/>
+              <w:left w:val="single" w:color="BFC5CE" w:sz="4"/>
+              <w:bottom w:val="single" w:color="BFC5CE" w:sz="4"/>
+              <w:right w:val="single" w:color="BFC5CE" w:sz="4"/>
+            </w:tcBorders>
+            <w:tcMar>
+              <w:top w:type="dxa" w:w="60"/>
+              <w:left w:type="dxa" w:w="90"/>
+              <w:bottom w:type="dxa" w:w="60"/>
+              <w:right w:type="dxa" w:w="90"/>
+            </w:tcMar>
+          </w:tcPr>
+          <w:p>
+            <w:r>
+              <w:rPr>
+                <w:rFonts w:ascii="맑은 고딕" w:cs="맑은 고딕" w:eastAsia="맑은 고딕" w:hAnsi="맑은 고딕"/>
+                <w:b w:val="false"/>
+                <w:bCs w:val="false"/>
+                <w:sz w:val="18"/>
+                <w:szCs w:val="18"/>
+              </w:rPr>
+              <w:t>인쇄가 작성자(createdBy)를 담당 칸에 넣었다. 판매조회 조건에서는 진작 둘을 갈라 놓았는데 인쇄만 남아 있었다.</w:t>
+            </w:r>
+          </w:p>
+        </w:tc>
+        <w:tc>
+          <w:tcPr>
+            <w:tcW w:type="dxa" w:w="3000"/>
+            <w:tcBorders>
+              <w:top w:val="single" w:color="BFC5CE" w:sz="4"/>
+              <w:left w:val="single" w:color="BFC5CE" w:sz="4"/>
+              <w:bottom w:val="single" w:color="BFC5CE" w:sz="4"/>
+              <w:right w:val="single" w:color="BFC5CE" w:sz="4"/>
+            </w:tcBorders>
+            <w:tcMar>
+              <w:top w:type="dxa" w:w="60"/>
+              <w:left w:type="dxa" w:w="90"/>
+              <w:bottom w:type="dxa" w:w="60"/>
+              <w:right w:type="dxa" w:w="90"/>
+            </w:tcMar>
+          </w:tcPr>
+          <w:p>
+            <w:r>
+              <w:rPr>
+                <w:rFonts w:ascii="맑은 고딕" w:cs="맑은 고딕" w:eastAsia="맑은 고딕" w:hAnsi="맑은 고딕"/>
+                <w:b w:val="false"/>
+                <w:bCs w:val="false"/>
+                <w:sz w:val="18"/>
+                <w:szCs w:val="18"/>
+              </w:rPr>
+              <w:t>담당 = 전표의 담당 사원(없으면 줄을 안 찍음), 작성 = 작성자. qa/flows/statement-print.json.</w:t>
+            </w:r>
+          </w:p>
+        </w:tc>
+        <w:tc>
+          <w:tcPr>
+            <w:tcW w:type="dxa" w:w="800"/>
+            <w:tcBorders>
+              <w:top w:val="single" w:color="BFC5CE" w:sz="4"/>
+              <w:left w:val="single" w:color="BFC5CE" w:sz="4"/>
+              <w:bottom w:val="single" w:color="BFC5CE" w:sz="4"/>
+              <w:right w:val="single" w:color="BFC5CE" w:sz="4"/>
+            </w:tcBorders>
+            <w:tcMar>
+              <w:top w:type="dxa" w:w="60"/>
+              <w:left w:type="dxa" w:w="90"/>
+              <w:bottom w:type="dxa" w:w="60"/>
+              <w:right w:type="dxa" w:w="90"/>
+            </w:tcMar>
+          </w:tcPr>
+          <w:p>
+            <w:r>
+              <w:rPr>
+                <w:rFonts w:ascii="맑은 고딕" w:cs="맑은 고딕" w:eastAsia="맑은 고딕" w:hAnsi="맑은 고딕"/>
+                <w:b w:val="false"/>
+                <w:bCs w:val="false"/>
+                <w:sz w:val="18"/>
+                <w:szCs w:val="18"/>
+              </w:rPr>
+              <w:t>수정됨</w:t>
+            </w:r>
+          </w:p>
+        </w:tc>
+      </w:tr>
+    </w:tbl>
+    <w:p>
+      <w:pPr>
+        <w:pStyle w:val="Heading2"/>
+        <w:spacing w:after="120" w:before="240"/>
+      </w:pPr>
+      <w:r>
+        <w:rPr>
+          <w:rFonts w:ascii="맑은 고딕" w:cs="맑은 고딕" w:eastAsia="맑은 고딕" w:hAnsi="맑은 고딕"/>
+        </w:rPr>
+        <w:t>31-4. 다음 할 일</w:t>
+      </w:r>
+    </w:p>
+    <w:p>
+      <w:pPr>
+        <w:pStyle w:val="ListParagraph"/>
+        <w:numPr>
+          <w:ilvl w:val="0"/>
+          <w:numId w:val="2"/>
+        </w:numPr>
+        <w:spacing w:after="60"/>
+      </w:pPr>
+      <w:r>
+        <w:rPr>
+          <w:rFonts w:ascii="맑은 고딕" w:cs="맑은 고딕" w:eastAsia="맑은 고딕" w:hAnsi="맑은 고딕"/>
+          <w:sz w:val="21"/>
+          <w:szCs w:val="21"/>
+        </w:rPr>
+        <w:t>반품 전표의 거래명세서가 "일금 마이너스 …원정" 으로 찍힌다 — 원본은 반품 명세서를 어떻게 찍는지 확인 후 결정</w:t>
       </w:r>
     </w:p>
     <w:p>

--- a/docs/ERP_사용설명서_QA기록.docx
+++ b/docs/ERP_사용설명서_QA기록.docx
@@ -69,7 +69,7 @@
           <w:sz w:val="21"/>
           <w:szCs w:val="21"/>
         </w:rPr>
-        <w:t>2026-10-02 (31회차)</w:t>
+        <w:t>2026-10-02 (32회차)</w:t>
       </w:r>
     </w:p>
     <w:p>
@@ -46514,6 +46514,1211 @@
           <w:szCs w:val="21"/>
         </w:rPr>
         <w:t>결정 필요 모음: #29 · #43 · #56 · #59~#61 · #68 · #88</w:t>
+      </w:r>
+    </w:p>
+    <w:p>
+      <w:pPr>
+        <w:pStyle w:val="Heading1"/>
+        <w:spacing w:after="120" w:before="240"/>
+      </w:pPr>
+      <w:r>
+        <w:rPr>
+          <w:rFonts w:ascii="맑은 고딕" w:cs="맑은 고딕" w:eastAsia="맑은 고딕" w:hAnsi="맑은 고딕"/>
+        </w:rPr>
+        <w:t>32회차 — 창고이동과 재고실사: 창고별 재고가 맞는가</w:t>
+      </w:r>
+    </w:p>
+    <w:p>
+      <w:pPr>
+        <w:spacing w:after="120"/>
+      </w:pPr>
+      <w:r>
+        <w:rPr>
+          <w:rFonts w:ascii="맑은 고딕" w:cs="맑은 고딕" w:eastAsia="맑은 고딕" w:hAnsi="맑은 고딕"/>
+          <w:sz w:val="21"/>
+          <w:szCs w:val="21"/>
+        </w:rPr>
+        <w:t>계기: 판교 고객 납품을 대비해 본사창고의 스마트 센서 모듈 2개를 새로 연 판교물류센터로 옮기고, 그 창고를 실사해 보니 1개가 파손돼 1개만 있었다고 칩니다. 창고별 재고와 품목 전체 재고, 재고수불부가 맞아야 합니다.</w:t>
+      </w:r>
+    </w:p>
+    <w:p>
+      <w:pPr>
+        <w:pStyle w:val="Heading2"/>
+        <w:spacing w:after="120" w:before="240"/>
+      </w:pPr>
+      <w:r>
+        <w:rPr>
+          <w:rFonts w:ascii="맑은 고딕" w:cs="맑은 고딕" w:eastAsia="맑은 고딕" w:hAnsi="맑은 고딕"/>
+        </w:rPr>
+        <w:t>32-1. 사용법</w:t>
+      </w:r>
+    </w:p>
+    <w:p>
+      <w:pPr>
+        <w:pStyle w:val="Heading3"/>
+        <w:spacing w:after="120" w:before="240"/>
+      </w:pPr>
+      <w:r>
+        <w:rPr>
+          <w:rFonts w:ascii="맑은 고딕" w:cs="맑은 고딕" w:eastAsia="맑은 고딕" w:hAnsi="맑은 고딕"/>
+        </w:rPr>
+        <w:t>① 창고 등록</w:t>
+      </w:r>
+    </w:p>
+    <w:p>
+      <w:pPr>
+        <w:pStyle w:val="ListParagraph"/>
+        <w:numPr>
+          <w:ilvl w:val="0"/>
+          <w:numId w:val="2"/>
+        </w:numPr>
+        <w:spacing w:after="60"/>
+      </w:pPr>
+      <w:r>
+        <w:rPr>
+          <w:rFonts w:ascii="맑은 고딕" w:cs="맑은 고딕" w:eastAsia="맑은 고딕" w:hAnsi="맑은 고딕"/>
+          <w:sz w:val="21"/>
+          <w:szCs w:val="21"/>
+        </w:rPr>
+        <w:t>재고 I › 기초등록 › 창고등록 (/inventory/warehouses) → 신규 → 창고코드 WH-02 · 창고명 판교물류센터 · 위치 → 등록 → "창고 [WH-02] 판교물류센터 등록 완료".</w:t>
+      </w:r>
+    </w:p>
+    <w:p>
+      <w:pPr>
+        <w:pStyle w:val="Heading3"/>
+        <w:spacing w:after="120" w:before="240"/>
+      </w:pPr>
+      <w:r>
+        <w:rPr>
+          <w:rFonts w:ascii="맑은 고딕" w:cs="맑은 고딕" w:eastAsia="맑은 고딕" w:hAnsi="맑은 고딕"/>
+        </w:rPr>
+        <w:t>② 창고이동</w:t>
+      </w:r>
+    </w:p>
+    <w:p>
+      <w:pPr>
+        <w:pStyle w:val="ListParagraph"/>
+        <w:numPr>
+          <w:ilvl w:val="0"/>
+          <w:numId w:val="2"/>
+        </w:numPr>
+        <w:spacing w:after="60"/>
+      </w:pPr>
+      <w:r>
+        <w:rPr>
+          <w:rFonts w:ascii="맑은 고딕" w:cs="맑은 고딕" w:eastAsia="맑은 고딕" w:hAnsi="맑은 고딕"/>
+          <w:sz w:val="21"/>
+          <w:szCs w:val="21"/>
+        </w:rPr>
+        <w:t>재고 I › 기타이동 (/inventory/transfer) → 창고이동 등록(F2) → 품목 🔍 SSM-100 · 출고창고 본사창고 → 입고창고 판교물류센터 · 수량 2 · 사유 → 이동처리 → "TR-20261002-0001 이동 완료 · 스마트 센서 모듈 2 (본사창고 → 판교물류센터)".</w:t>
+      </w:r>
+    </w:p>
+    <w:p>
+      <w:pPr>
+        <w:pStyle w:val="ListParagraph"/>
+        <w:numPr>
+          <w:ilvl w:val="0"/>
+          <w:numId w:val="2"/>
+        </w:numPr>
+        <w:spacing w:after="60"/>
+      </w:pPr>
+      <w:r>
+        <w:rPr>
+          <w:rFonts w:ascii="맑은 고딕" w:cs="맑은 고딕" w:eastAsia="맑은 고딕" w:hAnsi="맑은 고딕"/>
+          <w:sz w:val="21"/>
+          <w:szCs w:val="21"/>
+        </w:rPr>
+        <w:t>수량 옆에 "출고창고 재고 N" 이 보입니다. 넘치게 넣으면 빨갛게 "— 부족"(이번 회차에 붙였습니다 — 전에는 저장해서 거절을 받아야 알았습니다).</w:t>
+      </w:r>
+    </w:p>
+    <w:p>
+      <w:pPr>
+        <w:jc w:val="center"/>
+      </w:pPr>
+      <w:r>
+        <w:drawing>
+          <wp:inline xmlns:a="http://schemas.openxmlformats.org/drawingml/2006/main" xmlns:pic="http://schemas.openxmlformats.org/drawingml/2006/picture">
+            <wp:extent cx="5760000" cy="3780000"/>
+            <wp:docPr id="66" name="Picture 66"/>
+            <wp:cNvGraphicFramePr>
+              <a:graphicFrameLocks noChangeAspect="1"/>
+            </wp:cNvGraphicFramePr>
+            <a:graphic>
+              <a:graphicData uri="http://schemas.openxmlformats.org/drawingml/2006/picture">
+                <pic:pic>
+                  <pic:nvPicPr>
+                    <pic:cNvPr id="0" name="a2-transfer-stock.png"/>
+                    <pic:cNvPicPr/>
+                  </pic:nvPicPr>
+                  <pic:blipFill>
+                    <a:blip r:embed="rId74"/>
+                    <a:stretch>
+                      <a:fillRect/>
+                    </a:stretch>
+                  </pic:blipFill>
+                  <pic:spPr>
+                    <a:xfrm>
+                      <a:off x="0" y="0"/>
+                      <a:ext cx="5760000" cy="3780000"/>
+                    </a:xfrm>
+                    <a:prstGeom prst="rect"/>
+                  </pic:spPr>
+                </pic:pic>
+              </a:graphicData>
+            </a:graphic>
+          </wp:inline>
+        </w:drawing>
+      </w:r>
+    </w:p>
+    <w:p>
+      <w:pPr>
+        <w:spacing w:after="200"/>
+        <w:jc w:val="center"/>
+      </w:pPr>
+      <w:r>
+        <w:rPr>
+          <w:rFonts w:ascii="맑은 고딕" w:cs="맑은 고딕" w:eastAsia="맑은 고딕" w:hAnsi="맑은 고딕"/>
+          <w:i/>
+          <w:iCs/>
+          <w:color w:val="666666"/>
+          <w:sz w:val="18"/>
+          <w:szCs w:val="18"/>
+        </w:rPr>
+        <w:t>그림 66. 창고이동 — 출고창고 재고 1 인데 3 을 넣으면 "부족"</w:t>
+      </w:r>
+    </w:p>
+    <w:p>
+      <w:pPr>
+        <w:pStyle w:val="Heading3"/>
+        <w:spacing w:after="120" w:before="240"/>
+      </w:pPr>
+      <w:r>
+        <w:rPr>
+          <w:rFonts w:ascii="맑은 고딕" w:cs="맑은 고딕" w:eastAsia="맑은 고딕" w:hAnsi="맑은 고딕"/>
+        </w:rPr>
+        <w:t>③ 재고실사</w:t>
+      </w:r>
+    </w:p>
+    <w:p>
+      <w:pPr>
+        <w:pStyle w:val="ListParagraph"/>
+        <w:numPr>
+          <w:ilvl w:val="0"/>
+          <w:numId w:val="2"/>
+        </w:numPr>
+        <w:spacing w:after="60"/>
+      </w:pPr>
+      <w:r>
+        <w:rPr>
+          <w:rFonts w:ascii="맑은 고딕" w:cs="맑은 고딕" w:eastAsia="맑은 고딕" w:hAnsi="맑은 고딕"/>
+          <w:sz w:val="21"/>
+          <w:szCs w:val="21"/>
+        </w:rPr>
+        <w:t>재고 I › 기타이동 › 재고실사 (/inventory/stocktake) → 실사창고 판교물류센터 → 품목별 장부수량이 뜹니다. SSM-100 실사수량 칸에 1 → 실사 조정 반영 (1) → "SA-20261002-0011 실사 조정 반영 완료 · 1개 품목". 장부수량이 1 로 맞춰집니다.</w:t>
+      </w:r>
+    </w:p>
+    <w:p>
+      <w:pPr>
+        <w:jc w:val="center"/>
+      </w:pPr>
+      <w:r>
+        <w:drawing>
+          <wp:inline xmlns:a="http://schemas.openxmlformats.org/drawingml/2006/main" xmlns:pic="http://schemas.openxmlformats.org/drawingml/2006/picture">
+            <wp:extent cx="5760000" cy="1270588"/>
+            <wp:docPr id="67" name="Picture 67"/>
+            <wp:cNvGraphicFramePr>
+              <a:graphicFrameLocks noChangeAspect="1"/>
+            </wp:cNvGraphicFramePr>
+            <a:graphic>
+              <a:graphicData uri="http://schemas.openxmlformats.org/drawingml/2006/picture">
+                <pic:pic>
+                  <pic:nvPicPr>
+                    <pic:cNvPr id="0" name="b1-stocktake.png"/>
+                    <pic:cNvPicPr/>
+                  </pic:nvPicPr>
+                  <pic:blipFill>
+                    <a:blip r:embed="rId75"/>
+                    <a:stretch>
+                      <a:fillRect/>
+                    </a:stretch>
+                  </pic:blipFill>
+                  <pic:spPr>
+                    <a:xfrm>
+                      <a:off x="0" y="0"/>
+                      <a:ext cx="5760000" cy="1270588"/>
+                    </a:xfrm>
+                    <a:prstGeom prst="rect"/>
+                  </pic:spPr>
+                </pic:pic>
+              </a:graphicData>
+            </a:graphic>
+          </wp:inline>
+        </w:drawing>
+      </w:r>
+    </w:p>
+    <w:p>
+      <w:pPr>
+        <w:spacing w:after="200"/>
+        <w:jc w:val="center"/>
+      </w:pPr>
+      <w:r>
+        <w:rPr>
+          <w:rFonts w:ascii="맑은 고딕" w:cs="맑은 고딕" w:eastAsia="맑은 고딕" w:hAnsi="맑은 고딕"/>
+          <w:i/>
+          <w:iCs/>
+          <w:color w:val="666666"/>
+          <w:sz w:val="18"/>
+          <w:szCs w:val="18"/>
+        </w:rPr>
+        <w:t>그림 67. 재고실사 — 판교물류센터 SSM-100 장부 2 · 실사 1</w:t>
+      </w:r>
+    </w:p>
+    <w:p>
+      <w:pPr>
+        <w:jc w:val="center"/>
+      </w:pPr>
+      <w:r>
+        <w:drawing>
+          <wp:inline xmlns:a="http://schemas.openxmlformats.org/drawingml/2006/main" xmlns:pic="http://schemas.openxmlformats.org/drawingml/2006/picture">
+            <wp:extent cx="5760000" cy="2921739"/>
+            <wp:docPr id="68" name="Picture 68"/>
+            <wp:cNvGraphicFramePr>
+              <a:graphicFrameLocks noChangeAspect="1"/>
+            </wp:cNvGraphicFramePr>
+            <a:graphic>
+              <a:graphicData uri="http://schemas.openxmlformats.org/drawingml/2006/picture">
+                <pic:pic>
+                  <pic:nvPicPr>
+                    <pic:cNvPr id="0" name="c1-ledger.png"/>
+                    <pic:cNvPicPr/>
+                  </pic:nvPicPr>
+                  <pic:blipFill>
+                    <a:blip r:embed="rId76"/>
+                    <a:stretch>
+                      <a:fillRect/>
+                    </a:stretch>
+                  </pic:blipFill>
+                  <pic:spPr>
+                    <a:xfrm>
+                      <a:off x="0" y="0"/>
+                      <a:ext cx="5760000" cy="2921739"/>
+                    </a:xfrm>
+                    <a:prstGeom prst="rect"/>
+                  </pic:spPr>
+                </pic:pic>
+              </a:graphicData>
+            </a:graphic>
+          </wp:inline>
+        </w:drawing>
+      </w:r>
+    </w:p>
+    <w:p>
+      <w:pPr>
+        <w:spacing w:after="200"/>
+        <w:jc w:val="center"/>
+      </w:pPr>
+      <w:r>
+        <w:rPr>
+          <w:rFonts w:ascii="맑은 고딕" w:cs="맑은 고딕" w:eastAsia="맑은 고딕" w:hAnsi="맑은 고딕"/>
+          <w:i/>
+          <w:iCs/>
+          <w:color w:val="666666"/>
+          <w:sz w:val="18"/>
+          <w:szCs w:val="18"/>
+        </w:rPr>
+        <w:t>그림 68. 재고수불부(SSM-100) — 생산 20 · 판매 15·3·1 · 반품 1 · 이동 출고 2 / 입고 2 · 실사 조정 −1</w:t>
+      </w:r>
+    </w:p>
+    <w:p>
+      <w:pPr>
+        <w:pStyle w:val="Heading2"/>
+        <w:spacing w:after="120" w:before="240"/>
+      </w:pPr>
+      <w:r>
+        <w:rPr>
+          <w:rFonts w:ascii="맑은 고딕" w:cs="맑은 고딕" w:eastAsia="맑은 고딕" w:hAnsi="맑은 고딕"/>
+        </w:rPr>
+        <w:t>32-2. 숫자 맞추기</w:t>
+      </w:r>
+    </w:p>
+    <w:tbl>
+      <w:tblPr>
+        <w:tblW w:type="dxa" w:w="8900"/>
+        <w:tblBorders>
+          <w:top w:val="single" w:color="auto" w:sz="4"/>
+          <w:left w:val="single" w:color="auto" w:sz="4"/>
+          <w:bottom w:val="single" w:color="auto" w:sz="4"/>
+          <w:right w:val="single" w:color="auto" w:sz="4"/>
+          <w:insideH w:val="single" w:color="auto" w:sz="4"/>
+          <w:insideV w:val="single" w:color="auto" w:sz="4"/>
+        </w:tblBorders>
+      </w:tblPr>
+      <w:tblGrid>
+        <w:gridCol w:w="2600"/>
+        <w:gridCol w:w="2000"/>
+        <w:gridCol w:w="2600"/>
+        <w:gridCol w:w="1700"/>
+      </w:tblGrid>
+      <w:tr>
+        <w:trPr>
+          <w:tblHeader/>
+        </w:trPr>
+        <w:tc>
+          <w:tcPr>
+            <w:tcW w:type="dxa" w:w="2600"/>
+            <w:tcBorders>
+              <w:top w:val="single" w:color="BFC5CE" w:sz="4"/>
+              <w:left w:val="single" w:color="BFC5CE" w:sz="4"/>
+              <w:bottom w:val="single" w:color="BFC5CE" w:sz="4"/>
+              <w:right w:val="single" w:color="BFC5CE" w:sz="4"/>
+            </w:tcBorders>
+            <w:shd w:fill="E8EEF9" w:val="clear"/>
+            <w:tcMar>
+              <w:top w:type="dxa" w:w="60"/>
+              <w:left w:type="dxa" w:w="90"/>
+              <w:bottom w:type="dxa" w:w="60"/>
+              <w:right w:type="dxa" w:w="90"/>
+            </w:tcMar>
+          </w:tcPr>
+          <w:p>
+            <w:r>
+              <w:rPr>
+                <w:rFonts w:ascii="맑은 고딕" w:cs="맑은 고딕" w:eastAsia="맑은 고딕" w:hAnsi="맑은 고딕"/>
+                <w:b/>
+                <w:bCs/>
+                <w:sz w:val="18"/>
+                <w:szCs w:val="18"/>
+              </w:rPr>
+              <w:t>확인한 것</w:t>
+            </w:r>
+          </w:p>
+        </w:tc>
+        <w:tc>
+          <w:tcPr>
+            <w:tcW w:type="dxa" w:w="2000"/>
+            <w:tcBorders>
+              <w:top w:val="single" w:color="BFC5CE" w:sz="4"/>
+              <w:left w:val="single" w:color="BFC5CE" w:sz="4"/>
+              <w:bottom w:val="single" w:color="BFC5CE" w:sz="4"/>
+              <w:right w:val="single" w:color="BFC5CE" w:sz="4"/>
+            </w:tcBorders>
+            <w:shd w:fill="E8EEF9" w:val="clear"/>
+            <w:tcMar>
+              <w:top w:type="dxa" w:w="60"/>
+              <w:left w:type="dxa" w:w="90"/>
+              <w:bottom w:type="dxa" w:w="60"/>
+              <w:right w:type="dxa" w:w="90"/>
+            </w:tcMar>
+          </w:tcPr>
+          <w:p>
+            <w:r>
+              <w:rPr>
+                <w:rFonts w:ascii="맑은 고딕" w:cs="맑은 고딕" w:eastAsia="맑은 고딕" w:hAnsi="맑은 고딕"/>
+                <w:b/>
+                <w:bCs/>
+                <w:sz w:val="18"/>
+                <w:szCs w:val="18"/>
+              </w:rPr>
+              <w:t>손계산</w:t>
+            </w:r>
+          </w:p>
+        </w:tc>
+        <w:tc>
+          <w:tcPr>
+            <w:tcW w:type="dxa" w:w="2600"/>
+            <w:tcBorders>
+              <w:top w:val="single" w:color="BFC5CE" w:sz="4"/>
+              <w:left w:val="single" w:color="BFC5CE" w:sz="4"/>
+              <w:bottom w:val="single" w:color="BFC5CE" w:sz="4"/>
+              <w:right w:val="single" w:color="BFC5CE" w:sz="4"/>
+            </w:tcBorders>
+            <w:shd w:fill="E8EEF9" w:val="clear"/>
+            <w:tcMar>
+              <w:top w:type="dxa" w:w="60"/>
+              <w:left w:type="dxa" w:w="90"/>
+              <w:bottom w:type="dxa" w:w="60"/>
+              <w:right w:type="dxa" w:w="90"/>
+            </w:tcMar>
+          </w:tcPr>
+          <w:p>
+            <w:r>
+              <w:rPr>
+                <w:rFonts w:ascii="맑은 고딕" w:cs="맑은 고딕" w:eastAsia="맑은 고딕" w:hAnsi="맑은 고딕"/>
+                <w:b/>
+                <w:bCs/>
+                <w:sz w:val="18"/>
+                <w:szCs w:val="18"/>
+              </w:rPr>
+              <w:t>화면</w:t>
+            </w:r>
+          </w:p>
+        </w:tc>
+        <w:tc>
+          <w:tcPr>
+            <w:tcW w:type="dxa" w:w="1700"/>
+            <w:tcBorders>
+              <w:top w:val="single" w:color="BFC5CE" w:sz="4"/>
+              <w:left w:val="single" w:color="BFC5CE" w:sz="4"/>
+              <w:bottom w:val="single" w:color="BFC5CE" w:sz="4"/>
+              <w:right w:val="single" w:color="BFC5CE" w:sz="4"/>
+            </w:tcBorders>
+            <w:shd w:fill="E8EEF9" w:val="clear"/>
+            <w:tcMar>
+              <w:top w:type="dxa" w:w="60"/>
+              <w:left w:type="dxa" w:w="90"/>
+              <w:bottom w:type="dxa" w:w="60"/>
+              <w:right w:type="dxa" w:w="90"/>
+            </w:tcMar>
+          </w:tcPr>
+          <w:p>
+            <w:r>
+              <w:rPr>
+                <w:rFonts w:ascii="맑은 고딕" w:cs="맑은 고딕" w:eastAsia="맑은 고딕" w:hAnsi="맑은 고딕"/>
+                <w:b/>
+                <w:bCs/>
+                <w:sz w:val="18"/>
+                <w:szCs w:val="18"/>
+              </w:rPr>
+              <w:t>결과</w:t>
+            </w:r>
+          </w:p>
+        </w:tc>
+      </w:tr>
+      <w:tr>
+        <w:tc>
+          <w:tcPr>
+            <w:tcW w:type="dxa" w:w="2600"/>
+            <w:tcBorders>
+              <w:top w:val="single" w:color="BFC5CE" w:sz="4"/>
+              <w:left w:val="single" w:color="BFC5CE" w:sz="4"/>
+              <w:bottom w:val="single" w:color="BFC5CE" w:sz="4"/>
+              <w:right w:val="single" w:color="BFC5CE" w:sz="4"/>
+            </w:tcBorders>
+            <w:tcMar>
+              <w:top w:type="dxa" w:w="60"/>
+              <w:left w:type="dxa" w:w="90"/>
+              <w:bottom w:type="dxa" w:w="60"/>
+              <w:right w:type="dxa" w:w="90"/>
+            </w:tcMar>
+          </w:tcPr>
+          <w:p>
+            <w:r>
+              <w:rPr>
+                <w:rFonts w:ascii="맑은 고딕" w:cs="맑은 고딕" w:eastAsia="맑은 고딕" w:hAnsi="맑은 고딕"/>
+                <w:b w:val="false"/>
+                <w:bCs w:val="false"/>
+                <w:sz w:val="18"/>
+                <w:szCs w:val="18"/>
+              </w:rPr>
+              <w:t>본사창고</w:t>
+            </w:r>
+          </w:p>
+        </w:tc>
+        <w:tc>
+          <w:tcPr>
+            <w:tcW w:type="dxa" w:w="2000"/>
+            <w:tcBorders>
+              <w:top w:val="single" w:color="BFC5CE" w:sz="4"/>
+              <w:left w:val="single" w:color="BFC5CE" w:sz="4"/>
+              <w:bottom w:val="single" w:color="BFC5CE" w:sz="4"/>
+              <w:right w:val="single" w:color="BFC5CE" w:sz="4"/>
+            </w:tcBorders>
+            <w:tcMar>
+              <w:top w:type="dxa" w:w="60"/>
+              <w:left w:type="dxa" w:w="90"/>
+              <w:bottom w:type="dxa" w:w="60"/>
+              <w:right w:type="dxa" w:w="90"/>
+            </w:tcMar>
+          </w:tcPr>
+          <w:p>
+            <w:r>
+              <w:rPr>
+                <w:rFonts w:ascii="맑은 고딕" w:cs="맑은 고딕" w:eastAsia="맑은 고딕" w:hAnsi="맑은 고딕"/>
+                <w:b w:val="false"/>
+                <w:bCs w:val="false"/>
+                <w:sz w:val="18"/>
+                <w:szCs w:val="18"/>
+              </w:rPr>
+              <w:t>2 − 이동 2 = 0</w:t>
+            </w:r>
+          </w:p>
+        </w:tc>
+        <w:tc>
+          <w:tcPr>
+            <w:tcW w:type="dxa" w:w="2600"/>
+            <w:tcBorders>
+              <w:top w:val="single" w:color="BFC5CE" w:sz="4"/>
+              <w:left w:val="single" w:color="BFC5CE" w:sz="4"/>
+              <w:bottom w:val="single" w:color="BFC5CE" w:sz="4"/>
+              <w:right w:val="single" w:color="BFC5CE" w:sz="4"/>
+            </w:tcBorders>
+            <w:tcMar>
+              <w:top w:type="dxa" w:w="60"/>
+              <w:left w:type="dxa" w:w="90"/>
+              <w:bottom w:type="dxa" w:w="60"/>
+              <w:right w:type="dxa" w:w="90"/>
+            </w:tcMar>
+          </w:tcPr>
+          <w:p>
+            <w:r>
+              <w:rPr>
+                <w:rFonts w:ascii="맑은 고딕" w:cs="맑은 고딕" w:eastAsia="맑은 고딕" w:hAnsi="맑은 고딕"/>
+                <w:b w:val="false"/>
+                <w:bCs w:val="false"/>
+                <w:sz w:val="18"/>
+                <w:szCs w:val="18"/>
+              </w:rPr>
+              <w:t>0</w:t>
+            </w:r>
+          </w:p>
+        </w:tc>
+        <w:tc>
+          <w:tcPr>
+            <w:tcW w:type="dxa" w:w="1700"/>
+            <w:tcBorders>
+              <w:top w:val="single" w:color="BFC5CE" w:sz="4"/>
+              <w:left w:val="single" w:color="BFC5CE" w:sz="4"/>
+              <w:bottom w:val="single" w:color="BFC5CE" w:sz="4"/>
+              <w:right w:val="single" w:color="BFC5CE" w:sz="4"/>
+            </w:tcBorders>
+            <w:tcMar>
+              <w:top w:type="dxa" w:w="60"/>
+              <w:left w:type="dxa" w:w="90"/>
+              <w:bottom w:type="dxa" w:w="60"/>
+              <w:right w:type="dxa" w:w="90"/>
+            </w:tcMar>
+          </w:tcPr>
+          <w:p>
+            <w:r>
+              <w:rPr>
+                <w:rFonts w:ascii="맑은 고딕" w:cs="맑은 고딕" w:eastAsia="맑은 고딕" w:hAnsi="맑은 고딕"/>
+                <w:b w:val="false"/>
+                <w:bCs w:val="false"/>
+                <w:sz w:val="18"/>
+                <w:szCs w:val="18"/>
+              </w:rPr>
+              <w:t>일치</w:t>
+            </w:r>
+          </w:p>
+        </w:tc>
+      </w:tr>
+      <w:tr>
+        <w:tc>
+          <w:tcPr>
+            <w:tcW w:type="dxa" w:w="2600"/>
+            <w:tcBorders>
+              <w:top w:val="single" w:color="BFC5CE" w:sz="4"/>
+              <w:left w:val="single" w:color="BFC5CE" w:sz="4"/>
+              <w:bottom w:val="single" w:color="BFC5CE" w:sz="4"/>
+              <w:right w:val="single" w:color="BFC5CE" w:sz="4"/>
+            </w:tcBorders>
+            <w:tcMar>
+              <w:top w:type="dxa" w:w="60"/>
+              <w:left w:type="dxa" w:w="90"/>
+              <w:bottom w:type="dxa" w:w="60"/>
+              <w:right w:type="dxa" w:w="90"/>
+            </w:tcMar>
+          </w:tcPr>
+          <w:p>
+            <w:r>
+              <w:rPr>
+                <w:rFonts w:ascii="맑은 고딕" w:cs="맑은 고딕" w:eastAsia="맑은 고딕" w:hAnsi="맑은 고딕"/>
+                <w:b w:val="false"/>
+                <w:bCs w:val="false"/>
+                <w:sz w:val="18"/>
+                <w:szCs w:val="18"/>
+              </w:rPr>
+              <w:t>판교물류센터</w:t>
+            </w:r>
+          </w:p>
+        </w:tc>
+        <w:tc>
+          <w:tcPr>
+            <w:tcW w:type="dxa" w:w="2000"/>
+            <w:tcBorders>
+              <w:top w:val="single" w:color="BFC5CE" w:sz="4"/>
+              <w:left w:val="single" w:color="BFC5CE" w:sz="4"/>
+              <w:bottom w:val="single" w:color="BFC5CE" w:sz="4"/>
+              <w:right w:val="single" w:color="BFC5CE" w:sz="4"/>
+            </w:tcBorders>
+            <w:tcMar>
+              <w:top w:type="dxa" w:w="60"/>
+              <w:left w:type="dxa" w:w="90"/>
+              <w:bottom w:type="dxa" w:w="60"/>
+              <w:right w:type="dxa" w:w="90"/>
+            </w:tcMar>
+          </w:tcPr>
+          <w:p>
+            <w:r>
+              <w:rPr>
+                <w:rFonts w:ascii="맑은 고딕" w:cs="맑은 고딕" w:eastAsia="맑은 고딕" w:hAnsi="맑은 고딕"/>
+                <w:b w:val="false"/>
+                <w:bCs w:val="false"/>
+                <w:sz w:val="18"/>
+                <w:szCs w:val="18"/>
+              </w:rPr>
+              <w:t>이동 2 − 실사 조정 1 = 1</w:t>
+            </w:r>
+          </w:p>
+        </w:tc>
+        <w:tc>
+          <w:tcPr>
+            <w:tcW w:type="dxa" w:w="2600"/>
+            <w:tcBorders>
+              <w:top w:val="single" w:color="BFC5CE" w:sz="4"/>
+              <w:left w:val="single" w:color="BFC5CE" w:sz="4"/>
+              <w:bottom w:val="single" w:color="BFC5CE" w:sz="4"/>
+              <w:right w:val="single" w:color="BFC5CE" w:sz="4"/>
+            </w:tcBorders>
+            <w:tcMar>
+              <w:top w:type="dxa" w:w="60"/>
+              <w:left w:type="dxa" w:w="90"/>
+              <w:bottom w:type="dxa" w:w="60"/>
+              <w:right w:type="dxa" w:w="90"/>
+            </w:tcMar>
+          </w:tcPr>
+          <w:p>
+            <w:r>
+              <w:rPr>
+                <w:rFonts w:ascii="맑은 고딕" w:cs="맑은 고딕" w:eastAsia="맑은 고딕" w:hAnsi="맑은 고딕"/>
+                <w:b w:val="false"/>
+                <w:bCs w:val="false"/>
+                <w:sz w:val="18"/>
+                <w:szCs w:val="18"/>
+              </w:rPr>
+              <w:t>1</w:t>
+            </w:r>
+          </w:p>
+        </w:tc>
+        <w:tc>
+          <w:tcPr>
+            <w:tcW w:type="dxa" w:w="1700"/>
+            <w:tcBorders>
+              <w:top w:val="single" w:color="BFC5CE" w:sz="4"/>
+              <w:left w:val="single" w:color="BFC5CE" w:sz="4"/>
+              <w:bottom w:val="single" w:color="BFC5CE" w:sz="4"/>
+              <w:right w:val="single" w:color="BFC5CE" w:sz="4"/>
+            </w:tcBorders>
+            <w:tcMar>
+              <w:top w:type="dxa" w:w="60"/>
+              <w:left w:type="dxa" w:w="90"/>
+              <w:bottom w:type="dxa" w:w="60"/>
+              <w:right w:type="dxa" w:w="90"/>
+            </w:tcMar>
+          </w:tcPr>
+          <w:p>
+            <w:r>
+              <w:rPr>
+                <w:rFonts w:ascii="맑은 고딕" w:cs="맑은 고딕" w:eastAsia="맑은 고딕" w:hAnsi="맑은 고딕"/>
+                <w:b w:val="false"/>
+                <w:bCs w:val="false"/>
+                <w:sz w:val="18"/>
+                <w:szCs w:val="18"/>
+              </w:rPr>
+              <w:t>일치</w:t>
+            </w:r>
+          </w:p>
+        </w:tc>
+      </w:tr>
+      <w:tr>
+        <w:tc>
+          <w:tcPr>
+            <w:tcW w:type="dxa" w:w="2600"/>
+            <w:tcBorders>
+              <w:top w:val="single" w:color="BFC5CE" w:sz="4"/>
+              <w:left w:val="single" w:color="BFC5CE" w:sz="4"/>
+              <w:bottom w:val="single" w:color="BFC5CE" w:sz="4"/>
+              <w:right w:val="single" w:color="BFC5CE" w:sz="4"/>
+            </w:tcBorders>
+            <w:tcMar>
+              <w:top w:type="dxa" w:w="60"/>
+              <w:left w:type="dxa" w:w="90"/>
+              <w:bottom w:type="dxa" w:w="60"/>
+              <w:right w:type="dxa" w:w="90"/>
+            </w:tcMar>
+          </w:tcPr>
+          <w:p>
+            <w:r>
+              <w:rPr>
+                <w:rFonts w:ascii="맑은 고딕" w:cs="맑은 고딕" w:eastAsia="맑은 고딕" w:hAnsi="맑은 고딕"/>
+                <w:b w:val="false"/>
+                <w:bCs w:val="false"/>
+                <w:sz w:val="18"/>
+                <w:szCs w:val="18"/>
+              </w:rPr>
+              <w:t>SSM-100 전체</w:t>
+            </w:r>
+          </w:p>
+        </w:tc>
+        <w:tc>
+          <w:tcPr>
+            <w:tcW w:type="dxa" w:w="2000"/>
+            <w:tcBorders>
+              <w:top w:val="single" w:color="BFC5CE" w:sz="4"/>
+              <w:left w:val="single" w:color="BFC5CE" w:sz="4"/>
+              <w:bottom w:val="single" w:color="BFC5CE" w:sz="4"/>
+              <w:right w:val="single" w:color="BFC5CE" w:sz="4"/>
+            </w:tcBorders>
+            <w:tcMar>
+              <w:top w:type="dxa" w:w="60"/>
+              <w:left w:type="dxa" w:w="90"/>
+              <w:bottom w:type="dxa" w:w="60"/>
+              <w:right w:type="dxa" w:w="90"/>
+            </w:tcMar>
+          </w:tcPr>
+          <w:p>
+            <w:r>
+              <w:rPr>
+                <w:rFonts w:ascii="맑은 고딕" w:cs="맑은 고딕" w:eastAsia="맑은 고딕" w:hAnsi="맑은 고딕"/>
+                <w:b w:val="false"/>
+                <w:bCs w:val="false"/>
+                <w:sz w:val="18"/>
+                <w:szCs w:val="18"/>
+              </w:rPr>
+              <w:t>생산 20 − 판매 19 + 반품 1 − 감모 1 = 1 (이동은 안에서 옮긴 것이라 0)</w:t>
+            </w:r>
+          </w:p>
+        </w:tc>
+        <w:tc>
+          <w:tcPr>
+            <w:tcW w:type="dxa" w:w="2600"/>
+            <w:tcBorders>
+              <w:top w:val="single" w:color="BFC5CE" w:sz="4"/>
+              <w:left w:val="single" w:color="BFC5CE" w:sz="4"/>
+              <w:bottom w:val="single" w:color="BFC5CE" w:sz="4"/>
+              <w:right w:val="single" w:color="BFC5CE" w:sz="4"/>
+            </w:tcBorders>
+            <w:tcMar>
+              <w:top w:type="dxa" w:w="60"/>
+              <w:left w:type="dxa" w:w="90"/>
+              <w:bottom w:type="dxa" w:w="60"/>
+              <w:right w:type="dxa" w:w="90"/>
+            </w:tcMar>
+          </w:tcPr>
+          <w:p>
+            <w:r>
+              <w:rPr>
+                <w:rFonts w:ascii="맑은 고딕" w:cs="맑은 고딕" w:eastAsia="맑은 고딕" w:hAnsi="맑은 고딕"/>
+                <w:b w:val="false"/>
+                <w:bCs w:val="false"/>
+                <w:sz w:val="18"/>
+                <w:szCs w:val="18"/>
+              </w:rPr>
+              <w:t>수불부 입고계 23 · 출고계 22 · 순증감 +1</w:t>
+            </w:r>
+          </w:p>
+        </w:tc>
+        <w:tc>
+          <w:tcPr>
+            <w:tcW w:type="dxa" w:w="1700"/>
+            <w:tcBorders>
+              <w:top w:val="single" w:color="BFC5CE" w:sz="4"/>
+              <w:left w:val="single" w:color="BFC5CE" w:sz="4"/>
+              <w:bottom w:val="single" w:color="BFC5CE" w:sz="4"/>
+              <w:right w:val="single" w:color="BFC5CE" w:sz="4"/>
+            </w:tcBorders>
+            <w:tcMar>
+              <w:top w:type="dxa" w:w="60"/>
+              <w:left w:type="dxa" w:w="90"/>
+              <w:bottom w:type="dxa" w:w="60"/>
+              <w:right w:type="dxa" w:w="90"/>
+            </w:tcMar>
+          </w:tcPr>
+          <w:p>
+            <w:r>
+              <w:rPr>
+                <w:rFonts w:ascii="맑은 고딕" w:cs="맑은 고딕" w:eastAsia="맑은 고딕" w:hAnsi="맑은 고딕"/>
+                <w:b w:val="false"/>
+                <w:bCs w:val="false"/>
+                <w:sz w:val="18"/>
+                <w:szCs w:val="18"/>
+              </w:rPr>
+              <w:t>일치</w:t>
+            </w:r>
+          </w:p>
+        </w:tc>
+      </w:tr>
+    </w:tbl>
+    <w:p>
+      <w:pPr>
+        <w:pStyle w:val="Heading2"/>
+        <w:spacing w:after="120" w:before="240"/>
+      </w:pPr>
+      <w:r>
+        <w:rPr>
+          <w:rFonts w:ascii="맑은 고딕" w:cs="맑은 고딕" w:eastAsia="맑은 고딕" w:hAnsi="맑은 고딕"/>
+        </w:rPr>
+        <w:t>32-3. 발견한 문제</w:t>
+      </w:r>
+    </w:p>
+    <w:tbl>
+      <w:tblPr>
+        <w:tblW w:type="dxa" w:w="9000"/>
+        <w:tblBorders>
+          <w:top w:val="single" w:color="auto" w:sz="4"/>
+          <w:left w:val="single" w:color="auto" w:sz="4"/>
+          <w:bottom w:val="single" w:color="auto" w:sz="4"/>
+          <w:right w:val="single" w:color="auto" w:sz="4"/>
+          <w:insideH w:val="single" w:color="auto" w:sz="4"/>
+          <w:insideV w:val="single" w:color="auto" w:sz="4"/>
+        </w:tblBorders>
+      </w:tblPr>
+      <w:tblGrid>
+        <w:gridCol w:w="400"/>
+        <w:gridCol w:w="2300"/>
+        <w:gridCol w:w="2500"/>
+        <w:gridCol w:w="3000"/>
+        <w:gridCol w:w="800"/>
+      </w:tblGrid>
+      <w:tr>
+        <w:trPr>
+          <w:tblHeader/>
+        </w:trPr>
+        <w:tc>
+          <w:tcPr>
+            <w:tcW w:type="dxa" w:w="400"/>
+            <w:tcBorders>
+              <w:top w:val="single" w:color="BFC5CE" w:sz="4"/>
+              <w:left w:val="single" w:color="BFC5CE" w:sz="4"/>
+              <w:bottom w:val="single" w:color="BFC5CE" w:sz="4"/>
+              <w:right w:val="single" w:color="BFC5CE" w:sz="4"/>
+            </w:tcBorders>
+            <w:shd w:fill="E8EEF9" w:val="clear"/>
+            <w:tcMar>
+              <w:top w:type="dxa" w:w="60"/>
+              <w:left w:type="dxa" w:w="90"/>
+              <w:bottom w:type="dxa" w:w="60"/>
+              <w:right w:type="dxa" w:w="90"/>
+            </w:tcMar>
+          </w:tcPr>
+          <w:p>
+            <w:r>
+              <w:rPr>
+                <w:rFonts w:ascii="맑은 고딕" w:cs="맑은 고딕" w:eastAsia="맑은 고딕" w:hAnsi="맑은 고딕"/>
+                <w:b/>
+                <w:bCs/>
+                <w:sz w:val="18"/>
+                <w:szCs w:val="18"/>
+              </w:rPr>
+              <w:t>#</w:t>
+            </w:r>
+          </w:p>
+        </w:tc>
+        <w:tc>
+          <w:tcPr>
+            <w:tcW w:type="dxa" w:w="2300"/>
+            <w:tcBorders>
+              <w:top w:val="single" w:color="BFC5CE" w:sz="4"/>
+              <w:left w:val="single" w:color="BFC5CE" w:sz="4"/>
+              <w:bottom w:val="single" w:color="BFC5CE" w:sz="4"/>
+              <w:right w:val="single" w:color="BFC5CE" w:sz="4"/>
+            </w:tcBorders>
+            <w:shd w:fill="E8EEF9" w:val="clear"/>
+            <w:tcMar>
+              <w:top w:type="dxa" w:w="60"/>
+              <w:left w:type="dxa" w:w="90"/>
+              <w:bottom w:type="dxa" w:w="60"/>
+              <w:right w:type="dxa" w:w="90"/>
+            </w:tcMar>
+          </w:tcPr>
+          <w:p>
+            <w:r>
+              <w:rPr>
+                <w:rFonts w:ascii="맑은 고딕" w:cs="맑은 고딕" w:eastAsia="맑은 고딕" w:hAnsi="맑은 고딕"/>
+                <w:b/>
+                <w:bCs/>
+                <w:sz w:val="18"/>
+                <w:szCs w:val="18"/>
+              </w:rPr>
+              <w:t>증상</w:t>
+            </w:r>
+          </w:p>
+        </w:tc>
+        <w:tc>
+          <w:tcPr>
+            <w:tcW w:type="dxa" w:w="2500"/>
+            <w:tcBorders>
+              <w:top w:val="single" w:color="BFC5CE" w:sz="4"/>
+              <w:left w:val="single" w:color="BFC5CE" w:sz="4"/>
+              <w:bottom w:val="single" w:color="BFC5CE" w:sz="4"/>
+              <w:right w:val="single" w:color="BFC5CE" w:sz="4"/>
+            </w:tcBorders>
+            <w:shd w:fill="E8EEF9" w:val="clear"/>
+            <w:tcMar>
+              <w:top w:type="dxa" w:w="60"/>
+              <w:left w:type="dxa" w:w="90"/>
+              <w:bottom w:type="dxa" w:w="60"/>
+              <w:right w:type="dxa" w:w="90"/>
+            </w:tcMar>
+          </w:tcPr>
+          <w:p>
+            <w:r>
+              <w:rPr>
+                <w:rFonts w:ascii="맑은 고딕" w:cs="맑은 고딕" w:eastAsia="맑은 고딕" w:hAnsi="맑은 고딕"/>
+                <w:b/>
+                <w:bCs/>
+                <w:sz w:val="18"/>
+                <w:szCs w:val="18"/>
+              </w:rPr>
+              <w:t>원인</w:t>
+            </w:r>
+          </w:p>
+        </w:tc>
+        <w:tc>
+          <w:tcPr>
+            <w:tcW w:type="dxa" w:w="3000"/>
+            <w:tcBorders>
+              <w:top w:val="single" w:color="BFC5CE" w:sz="4"/>
+              <w:left w:val="single" w:color="BFC5CE" w:sz="4"/>
+              <w:bottom w:val="single" w:color="BFC5CE" w:sz="4"/>
+              <w:right w:val="single" w:color="BFC5CE" w:sz="4"/>
+            </w:tcBorders>
+            <w:shd w:fill="E8EEF9" w:val="clear"/>
+            <w:tcMar>
+              <w:top w:type="dxa" w:w="60"/>
+              <w:left w:type="dxa" w:w="90"/>
+              <w:bottom w:type="dxa" w:w="60"/>
+              <w:right w:type="dxa" w:w="90"/>
+            </w:tcMar>
+          </w:tcPr>
+          <w:p>
+            <w:r>
+              <w:rPr>
+                <w:rFonts w:ascii="맑은 고딕" w:cs="맑은 고딕" w:eastAsia="맑은 고딕" w:hAnsi="맑은 고딕"/>
+                <w:b/>
+                <w:bCs/>
+                <w:sz w:val="18"/>
+                <w:szCs w:val="18"/>
+              </w:rPr>
+              <w:t>조치</w:t>
+            </w:r>
+          </w:p>
+        </w:tc>
+        <w:tc>
+          <w:tcPr>
+            <w:tcW w:type="dxa" w:w="800"/>
+            <w:tcBorders>
+              <w:top w:val="single" w:color="BFC5CE" w:sz="4"/>
+              <w:left w:val="single" w:color="BFC5CE" w:sz="4"/>
+              <w:bottom w:val="single" w:color="BFC5CE" w:sz="4"/>
+              <w:right w:val="single" w:color="BFC5CE" w:sz="4"/>
+            </w:tcBorders>
+            <w:shd w:fill="E8EEF9" w:val="clear"/>
+            <w:tcMar>
+              <w:top w:type="dxa" w:w="60"/>
+              <w:left w:type="dxa" w:w="90"/>
+              <w:bottom w:type="dxa" w:w="60"/>
+              <w:right w:type="dxa" w:w="90"/>
+            </w:tcMar>
+          </w:tcPr>
+          <w:p>
+            <w:r>
+              <w:rPr>
+                <w:rFonts w:ascii="맑은 고딕" w:cs="맑은 고딕" w:eastAsia="맑은 고딕" w:hAnsi="맑은 고딕"/>
+                <w:b/>
+                <w:bCs/>
+                <w:sz w:val="18"/>
+                <w:szCs w:val="18"/>
+              </w:rPr>
+              <w:t>상태</w:t>
+            </w:r>
+          </w:p>
+        </w:tc>
+      </w:tr>
+      <w:tr>
+        <w:tc>
+          <w:tcPr>
+            <w:tcW w:type="dxa" w:w="400"/>
+            <w:tcBorders>
+              <w:top w:val="single" w:color="BFC5CE" w:sz="4"/>
+              <w:left w:val="single" w:color="BFC5CE" w:sz="4"/>
+              <w:bottom w:val="single" w:color="BFC5CE" w:sz="4"/>
+              <w:right w:val="single" w:color="BFC5CE" w:sz="4"/>
+            </w:tcBorders>
+            <w:tcMar>
+              <w:top w:type="dxa" w:w="60"/>
+              <w:left w:type="dxa" w:w="90"/>
+              <w:bottom w:type="dxa" w:w="60"/>
+              <w:right w:type="dxa" w:w="90"/>
+            </w:tcMar>
+          </w:tcPr>
+          <w:p>
+            <w:r>
+              <w:rPr>
+                <w:rFonts w:ascii="맑은 고딕" w:cs="맑은 고딕" w:eastAsia="맑은 고딕" w:hAnsi="맑은 고딕"/>
+                <w:b w:val="false"/>
+                <w:bCs w:val="false"/>
+                <w:sz w:val="18"/>
+                <w:szCs w:val="18"/>
+              </w:rPr>
+              <w:t>92</w:t>
+            </w:r>
+          </w:p>
+        </w:tc>
+        <w:tc>
+          <w:tcPr>
+            <w:tcW w:type="dxa" w:w="2300"/>
+            <w:tcBorders>
+              <w:top w:val="single" w:color="BFC5CE" w:sz="4"/>
+              <w:left w:val="single" w:color="BFC5CE" w:sz="4"/>
+              <w:bottom w:val="single" w:color="BFC5CE" w:sz="4"/>
+              <w:right w:val="single" w:color="BFC5CE" w:sz="4"/>
+            </w:tcBorders>
+            <w:tcMar>
+              <w:top w:type="dxa" w:w="60"/>
+              <w:left w:type="dxa" w:w="90"/>
+              <w:bottom w:type="dxa" w:w="60"/>
+              <w:right w:type="dxa" w:w="90"/>
+            </w:tcMar>
+          </w:tcPr>
+          <w:p>
+            <w:r>
+              <w:rPr>
+                <w:rFonts w:ascii="맑은 고딕" w:cs="맑은 고딕" w:eastAsia="맑은 고딕" w:hAnsi="맑은 고딕"/>
+                <w:b w:val="false"/>
+                <w:bCs w:val="false"/>
+                <w:sz w:val="18"/>
+                <w:szCs w:val="18"/>
+              </w:rPr>
+              <w:t>창고이동 입력에서 출고창고에 몇 개 있는지 안 보여, 넉넉한지 모른 채 넣고 "재고 부족" 거절을 받아야 알았다.</w:t>
+            </w:r>
+          </w:p>
+        </w:tc>
+        <w:tc>
+          <w:tcPr>
+            <w:tcW w:type="dxa" w:w="2500"/>
+            <w:tcBorders>
+              <w:top w:val="single" w:color="BFC5CE" w:sz="4"/>
+              <w:left w:val="single" w:color="BFC5CE" w:sz="4"/>
+              <w:bottom w:val="single" w:color="BFC5CE" w:sz="4"/>
+              <w:right w:val="single" w:color="BFC5CE" w:sz="4"/>
+            </w:tcBorders>
+            <w:tcMar>
+              <w:top w:type="dxa" w:w="60"/>
+              <w:left w:type="dxa" w:w="90"/>
+              <w:bottom w:type="dxa" w:w="60"/>
+              <w:right w:type="dxa" w:w="90"/>
+            </w:tcMar>
+          </w:tcPr>
+          <w:p>
+            <w:r>
+              <w:rPr>
+                <w:rFonts w:ascii="맑은 고딕" w:cs="맑은 고딕" w:eastAsia="맑은 고딕" w:hAnsi="맑은 고딕"/>
+                <w:b w:val="false"/>
+                <w:bCs w:val="false"/>
+                <w:sz w:val="18"/>
+                <w:szCs w:val="18"/>
+              </w:rPr>
+              <w:t>조정 창은 현재 재고를 보여 주는데 이동 창만 안 받았다.</w:t>
+            </w:r>
+          </w:p>
+        </w:tc>
+        <w:tc>
+          <w:tcPr>
+            <w:tcW w:type="dxa" w:w="3000"/>
+            <w:tcBorders>
+              <w:top w:val="single" w:color="BFC5CE" w:sz="4"/>
+              <w:left w:val="single" w:color="BFC5CE" w:sz="4"/>
+              <w:bottom w:val="single" w:color="BFC5CE" w:sz="4"/>
+              <w:right w:val="single" w:color="BFC5CE" w:sz="4"/>
+            </w:tcBorders>
+            <w:tcMar>
+              <w:top w:type="dxa" w:w="60"/>
+              <w:left w:type="dxa" w:w="90"/>
+              <w:bottom w:type="dxa" w:w="60"/>
+              <w:right w:type="dxa" w:w="90"/>
+            </w:tcMar>
+          </w:tcPr>
+          <w:p>
+            <w:r>
+              <w:rPr>
+                <w:rFonts w:ascii="맑은 고딕" w:cs="맑은 고딕" w:eastAsia="맑은 고딕" w:hAnsi="맑은 고딕"/>
+                <w:b w:val="false"/>
+                <w:bCs w:val="false"/>
+                <w:sz w:val="18"/>
+                <w:szCs w:val="18"/>
+              </w:rPr>
+              <w:t>출고창고 재고를 수량 옆에, 넘치면 "부족" 빨간 글씨.</w:t>
+            </w:r>
+          </w:p>
+        </w:tc>
+        <w:tc>
+          <w:tcPr>
+            <w:tcW w:type="dxa" w:w="800"/>
+            <w:tcBorders>
+              <w:top w:val="single" w:color="BFC5CE" w:sz="4"/>
+              <w:left w:val="single" w:color="BFC5CE" w:sz="4"/>
+              <w:bottom w:val="single" w:color="BFC5CE" w:sz="4"/>
+              <w:right w:val="single" w:color="BFC5CE" w:sz="4"/>
+            </w:tcBorders>
+            <w:tcMar>
+              <w:top w:type="dxa" w:w="60"/>
+              <w:left w:type="dxa" w:w="90"/>
+              <w:bottom w:type="dxa" w:w="60"/>
+              <w:right w:type="dxa" w:w="90"/>
+            </w:tcMar>
+          </w:tcPr>
+          <w:p>
+            <w:r>
+              <w:rPr>
+                <w:rFonts w:ascii="맑은 고딕" w:cs="맑은 고딕" w:eastAsia="맑은 고딕" w:hAnsi="맑은 고딕"/>
+                <w:b w:val="false"/>
+                <w:bCs w:val="false"/>
+                <w:sz w:val="18"/>
+                <w:szCs w:val="18"/>
+              </w:rPr>
+              <w:t>수정됨</w:t>
+            </w:r>
+          </w:p>
+        </w:tc>
+      </w:tr>
+    </w:tbl>
+    <w:p>
+      <w:pPr>
+        <w:pStyle w:val="Heading2"/>
+        <w:spacing w:after="120" w:before="240"/>
+      </w:pPr>
+      <w:r>
+        <w:rPr>
+          <w:rFonts w:ascii="맑은 고딕" w:cs="맑은 고딕" w:eastAsia="맑은 고딕" w:hAnsi="맑은 고딕"/>
+        </w:rPr>
+        <w:t>32-4. 다음 할 일</w:t>
+      </w:r>
+    </w:p>
+    <w:p>
+      <w:pPr>
+        <w:pStyle w:val="ListParagraph"/>
+        <w:numPr>
+          <w:ilvl w:val="0"/>
+          <w:numId w:val="2"/>
+        </w:numPr>
+        <w:spacing w:after="60"/>
+      </w:pPr>
+      <w:r>
+        <w:rPr>
+          <w:rFonts w:ascii="맑은 고딕" w:cs="맑은 고딕" w:eastAsia="맑은 고딕" w:hAnsi="맑은 고딕"/>
+          <w:sz w:val="21"/>
+          <w:szCs w:val="21"/>
+        </w:rPr>
+        <w:t>실사 감모 1개(6,000 원가)가 회계(재고자산감모손실)로 가지 않는다 — 원본은 기말 재고평가에서 반영하는지 확인 후 결정(#93)</w:t>
+      </w:r>
+    </w:p>
+    <w:p>
+      <w:pPr>
+        <w:pStyle w:val="ListParagraph"/>
+        <w:numPr>
+          <w:ilvl w:val="0"/>
+          <w:numId w:val="2"/>
+        </w:numPr>
+        <w:spacing w:after="60"/>
+      </w:pPr>
+      <w:r>
+        <w:rPr>
+          <w:rFonts w:ascii="맑은 고딕" w:cs="맑은 고딕" w:eastAsia="맑은 고딕" w:hAnsi="맑은 고딕"/>
+          <w:sz w:val="21"/>
+          <w:szCs w:val="21"/>
+        </w:rPr>
+        <w:t>결정 필요 모음: #29 · #43 · #56 · #59~#61 · #68 · #88 · #93</w:t>
       </w:r>
     </w:p>
     <w:sectPr>

--- a/docs/ERP_사용설명서_QA기록.docx
+++ b/docs/ERP_사용설명서_QA기록.docx
@@ -69,7 +69,7 @@
           <w:sz w:val="21"/>
           <w:szCs w:val="21"/>
         </w:rPr>
-        <w:t>2026-10-02 (32회차)</w:t>
+        <w:t>2026-10-02 (33회차)</w:t>
       </w:r>
     </w:p>
     <w:p>
@@ -47701,6 +47701,1101 @@
           <w:szCs w:val="21"/>
         </w:rPr>
         <w:t>실사 감모 1개(6,000 원가)가 회계(재고자산감모손실)로 가지 않는다 — 원본은 기말 재고평가에서 반영하는지 확인 후 결정(#93)</w:t>
+      </w:r>
+    </w:p>
+    <w:p>
+      <w:pPr>
+        <w:pStyle w:val="ListParagraph"/>
+        <w:numPr>
+          <w:ilvl w:val="0"/>
+          <w:numId w:val="2"/>
+        </w:numPr>
+        <w:spacing w:after="60"/>
+      </w:pPr>
+      <w:r>
+        <w:rPr>
+          <w:rFonts w:ascii="맑은 고딕" w:cs="맑은 고딕" w:eastAsia="맑은 고딕" w:hAnsi="맑은 고딕"/>
+          <w:sz w:val="21"/>
+          <w:szCs w:val="21"/>
+        </w:rPr>
+        <w:t>결정 필요 모음: #29 · #43 · #56 · #59~#61 · #68 · #88 · #93</w:t>
+      </w:r>
+    </w:p>
+    <w:p>
+      <w:pPr>
+        <w:pStyle w:val="Heading1"/>
+        <w:spacing w:after="120" w:before="240"/>
+      </w:pPr>
+      <w:r>
+        <w:rPr>
+          <w:rFonts w:ascii="맑은 고딕" w:cs="맑은 고딕" w:eastAsia="맑은 고딕" w:hAnsi="맑은 고딕"/>
+        </w:rPr>
+        <w:t>33회차 — 재고보다 많이 팔려고 하면: 창고별 재고 검사</w:t>
+      </w:r>
+    </w:p>
+    <w:p>
+      <w:pPr>
+        <w:spacing w:after="120"/>
+      </w:pPr>
+      <w:r>
+        <w:rPr>
+          <w:rFonts w:ascii="맑은 고딕" w:cs="맑은 고딕" w:eastAsia="맑은 고딕" w:hAnsi="맑은 고딕"/>
+          <w:sz w:val="21"/>
+          <w:szCs w:val="21"/>
+        </w:rPr>
+        <w:t>계기: 30회차에 견적에서 전환한 수주(SN-20261002-0003, 5개)를 판교물류센터에서 내보내려는데, 그 창고에는 32회차 실사 뒤 1개뿐입니다(본사창고 0). 5개를 판매로 끊으면 막혀야 하고, 있는 1개만 팔면 미판매 4 가 남아야 합니다.</w:t>
+      </w:r>
+    </w:p>
+    <w:p>
+      <w:pPr>
+        <w:pStyle w:val="Heading2"/>
+        <w:spacing w:after="120" w:before="240"/>
+      </w:pPr>
+      <w:r>
+        <w:rPr>
+          <w:rFonts w:ascii="맑은 고딕" w:cs="맑은 고딕" w:eastAsia="맑은 고딕" w:hAnsi="맑은 고딕"/>
+        </w:rPr>
+        <w:t>33-1. 사용법</w:t>
+      </w:r>
+    </w:p>
+    <w:p>
+      <w:pPr>
+        <w:pStyle w:val="ListParagraph"/>
+        <w:numPr>
+          <w:ilvl w:val="0"/>
+          <w:numId w:val="2"/>
+        </w:numPr>
+        <w:spacing w:after="60"/>
+      </w:pPr>
+      <w:r>
+        <w:rPr>
+          <w:rFonts w:ascii="맑은 고딕" w:cs="맑은 고딕" w:eastAsia="맑은 고딕" w:hAnsi="맑은 고딕"/>
+          <w:sz w:val="21"/>
+          <w:szCs w:val="21"/>
+        </w:rPr>
+        <w:t>판매입력 (/sales/sell) → 거래처 한빛스마트홈 · 출하창고 🔍 WH-02 판교물류센터 → [주문] 에서 SN-20261002-0003 선택 담기(5개 · 11,500) → 저장(F8).</w:t>
+      </w:r>
+    </w:p>
+    <w:p>
+      <w:pPr>
+        <w:pStyle w:val="ListParagraph"/>
+        <w:numPr>
+          <w:ilvl w:val="0"/>
+          <w:numId w:val="2"/>
+        </w:numPr>
+        <w:spacing w:after="60"/>
+      </w:pPr>
+      <w:r>
+        <w:rPr>
+          <w:rFonts w:ascii="맑은 고딕" w:cs="맑은 고딕" w:eastAsia="맑은 고딕" w:hAnsi="맑은 고딕"/>
+          <w:sz w:val="21"/>
+          <w:szCs w:val="21"/>
+        </w:rPr>
+        <w:t>"재고가 부족합니다. 현재고 1, 요청 5 (스마트 센서 모듈)" 로 막힙니다 — 저장되지 않고 화면의 입력은 그대로 남습니다(이번 회차 전에는 "현재고 1.00").</w:t>
+      </w:r>
+    </w:p>
+    <w:p>
+      <w:pPr>
+        <w:pStyle w:val="ListParagraph"/>
+        <w:numPr>
+          <w:ilvl w:val="0"/>
+          <w:numId w:val="2"/>
+        </w:numPr>
+        <w:spacing w:after="60"/>
+      </w:pPr>
+      <w:r>
+        <w:rPr>
+          <w:rFonts w:ascii="맑은 고딕" w:cs="맑은 고딕" w:eastAsia="맑은 고딕" w:hAnsi="맑은 고딕"/>
+          <w:sz w:val="21"/>
+          <w:szCs w:val="21"/>
+        </w:rPr>
+        <w:t>수량을 1 로 고쳐 저장 → "SO-20261002-0005 저장 완료 (합계 12,650원)". 미판매현황에 이 주문이 주문 5 · 판매 1 · 미판매 4 로 남습니다.</w:t>
+      </w:r>
+    </w:p>
+    <w:p>
+      <w:pPr>
+        <w:jc w:val="center"/>
+      </w:pPr>
+      <w:r>
+        <w:drawing>
+          <wp:inline xmlns:a="http://schemas.openxmlformats.org/drawingml/2006/main" xmlns:pic="http://schemas.openxmlformats.org/drawingml/2006/picture">
+            <wp:extent cx="5760000" cy="3240000"/>
+            <wp:docPr id="69" name="Picture 69"/>
+            <wp:cNvGraphicFramePr>
+              <a:graphicFrameLocks noChangeAspect="1"/>
+            </wp:cNvGraphicFramePr>
+            <a:graphic>
+              <a:graphicData uri="http://schemas.openxmlformats.org/drawingml/2006/picture">
+                <pic:pic>
+                  <pic:nvPicPr>
+                    <pic:cNvPr id="0" name="a2-sell-result.png"/>
+                    <pic:cNvPicPr/>
+                  </pic:nvPicPr>
+                  <pic:blipFill>
+                    <a:blip r:embed="rId77"/>
+                    <a:stretch>
+                      <a:fillRect/>
+                    </a:stretch>
+                  </pic:blipFill>
+                  <pic:spPr>
+                    <a:xfrm>
+                      <a:off x="0" y="0"/>
+                      <a:ext cx="5760000" cy="3240000"/>
+                    </a:xfrm>
+                    <a:prstGeom prst="rect"/>
+                  </pic:spPr>
+                </pic:pic>
+              </a:graphicData>
+            </a:graphic>
+          </wp:inline>
+        </w:drawing>
+      </w:r>
+    </w:p>
+    <w:p>
+      <w:pPr>
+        <w:spacing w:after="200"/>
+        <w:jc w:val="center"/>
+      </w:pPr>
+      <w:r>
+        <w:rPr>
+          <w:rFonts w:ascii="맑은 고딕" w:cs="맑은 고딕" w:eastAsia="맑은 고딕" w:hAnsi="맑은 고딕"/>
+          <w:i/>
+          <w:iCs/>
+          <w:color w:val="666666"/>
+          <w:sz w:val="18"/>
+          <w:szCs w:val="18"/>
+        </w:rPr>
+        <w:t>그림 69. 판교물류센터 재고 1 에서 5개 판매 → 재고 부족으로 막힘</w:t>
+      </w:r>
+    </w:p>
+    <w:p>
+      <w:pPr>
+        <w:jc w:val="center"/>
+      </w:pPr>
+      <w:r>
+        <w:drawing>
+          <wp:inline xmlns:a="http://schemas.openxmlformats.org/drawingml/2006/main" xmlns:pic="http://schemas.openxmlformats.org/drawingml/2006/picture">
+            <wp:extent cx="5760000" cy="847059"/>
+            <wp:docPr id="70" name="Picture 70"/>
+            <wp:cNvGraphicFramePr>
+              <a:graphicFrameLocks noChangeAspect="1"/>
+            </wp:cNvGraphicFramePr>
+            <a:graphic>
+              <a:graphicData uri="http://schemas.openxmlformats.org/drawingml/2006/picture">
+                <pic:pic>
+                  <pic:nvPicPr>
+                    <pic:cNvPr id="0" name="b1-unsold.png"/>
+                    <pic:cNvPicPr/>
+                  </pic:nvPicPr>
+                  <pic:blipFill>
+                    <a:blip r:embed="rId78"/>
+                    <a:stretch>
+                      <a:fillRect/>
+                    </a:stretch>
+                  </pic:blipFill>
+                  <pic:spPr>
+                    <a:xfrm>
+                      <a:off x="0" y="0"/>
+                      <a:ext cx="5760000" cy="847059"/>
+                    </a:xfrm>
+                    <a:prstGeom prst="rect"/>
+                  </pic:spPr>
+                </pic:pic>
+              </a:graphicData>
+            </a:graphic>
+          </wp:inline>
+        </w:drawing>
+      </w:r>
+    </w:p>
+    <w:p>
+      <w:pPr>
+        <w:spacing w:after="200"/>
+        <w:jc w:val="center"/>
+      </w:pPr>
+      <w:r>
+        <w:rPr>
+          <w:rFonts w:ascii="맑은 고딕" w:cs="맑은 고딕" w:eastAsia="맑은 고딕" w:hAnsi="맑은 고딕"/>
+          <w:i/>
+          <w:iCs/>
+          <w:color w:val="666666"/>
+          <w:sz w:val="18"/>
+          <w:szCs w:val="18"/>
+        </w:rPr>
+        <w:t>그림 70. 1개만 판 뒤 미판매현황 — 5 · 1 · 4 · 46,000 · 4,600</w:t>
+      </w:r>
+    </w:p>
+    <w:p>
+      <w:pPr>
+        <w:pStyle w:val="Heading2"/>
+        <w:spacing w:after="120" w:before="240"/>
+      </w:pPr>
+      <w:r>
+        <w:rPr>
+          <w:rFonts w:ascii="맑은 고딕" w:cs="맑은 고딕" w:eastAsia="맑은 고딕" w:hAnsi="맑은 고딕"/>
+        </w:rPr>
+        <w:t>33-2. 숫자 맞추기</w:t>
+      </w:r>
+    </w:p>
+    <w:tbl>
+      <w:tblPr>
+        <w:tblW w:type="dxa" w:w="8900"/>
+        <w:tblBorders>
+          <w:top w:val="single" w:color="auto" w:sz="4"/>
+          <w:left w:val="single" w:color="auto" w:sz="4"/>
+          <w:bottom w:val="single" w:color="auto" w:sz="4"/>
+          <w:right w:val="single" w:color="auto" w:sz="4"/>
+          <w:insideH w:val="single" w:color="auto" w:sz="4"/>
+          <w:insideV w:val="single" w:color="auto" w:sz="4"/>
+        </w:tblBorders>
+      </w:tblPr>
+      <w:tblGrid>
+        <w:gridCol w:w="2600"/>
+        <w:gridCol w:w="2000"/>
+        <w:gridCol w:w="2600"/>
+        <w:gridCol w:w="1700"/>
+      </w:tblGrid>
+      <w:tr>
+        <w:trPr>
+          <w:tblHeader/>
+        </w:trPr>
+        <w:tc>
+          <w:tcPr>
+            <w:tcW w:type="dxa" w:w="2600"/>
+            <w:tcBorders>
+              <w:top w:val="single" w:color="BFC5CE" w:sz="4"/>
+              <w:left w:val="single" w:color="BFC5CE" w:sz="4"/>
+              <w:bottom w:val="single" w:color="BFC5CE" w:sz="4"/>
+              <w:right w:val="single" w:color="BFC5CE" w:sz="4"/>
+            </w:tcBorders>
+            <w:shd w:fill="E8EEF9" w:val="clear"/>
+            <w:tcMar>
+              <w:top w:type="dxa" w:w="60"/>
+              <w:left w:type="dxa" w:w="90"/>
+              <w:bottom w:type="dxa" w:w="60"/>
+              <w:right w:type="dxa" w:w="90"/>
+            </w:tcMar>
+          </w:tcPr>
+          <w:p>
+            <w:r>
+              <w:rPr>
+                <w:rFonts w:ascii="맑은 고딕" w:cs="맑은 고딕" w:eastAsia="맑은 고딕" w:hAnsi="맑은 고딕"/>
+                <w:b/>
+                <w:bCs/>
+                <w:sz w:val="18"/>
+                <w:szCs w:val="18"/>
+              </w:rPr>
+              <w:t>확인한 것</w:t>
+            </w:r>
+          </w:p>
+        </w:tc>
+        <w:tc>
+          <w:tcPr>
+            <w:tcW w:type="dxa" w:w="2000"/>
+            <w:tcBorders>
+              <w:top w:val="single" w:color="BFC5CE" w:sz="4"/>
+              <w:left w:val="single" w:color="BFC5CE" w:sz="4"/>
+              <w:bottom w:val="single" w:color="BFC5CE" w:sz="4"/>
+              <w:right w:val="single" w:color="BFC5CE" w:sz="4"/>
+            </w:tcBorders>
+            <w:shd w:fill="E8EEF9" w:val="clear"/>
+            <w:tcMar>
+              <w:top w:type="dxa" w:w="60"/>
+              <w:left w:type="dxa" w:w="90"/>
+              <w:bottom w:type="dxa" w:w="60"/>
+              <w:right w:type="dxa" w:w="90"/>
+            </w:tcMar>
+          </w:tcPr>
+          <w:p>
+            <w:r>
+              <w:rPr>
+                <w:rFonts w:ascii="맑은 고딕" w:cs="맑은 고딕" w:eastAsia="맑은 고딕" w:hAnsi="맑은 고딕"/>
+                <w:b/>
+                <w:bCs/>
+                <w:sz w:val="18"/>
+                <w:szCs w:val="18"/>
+              </w:rPr>
+              <w:t>손계산</w:t>
+            </w:r>
+          </w:p>
+        </w:tc>
+        <w:tc>
+          <w:tcPr>
+            <w:tcW w:type="dxa" w:w="2600"/>
+            <w:tcBorders>
+              <w:top w:val="single" w:color="BFC5CE" w:sz="4"/>
+              <w:left w:val="single" w:color="BFC5CE" w:sz="4"/>
+              <w:bottom w:val="single" w:color="BFC5CE" w:sz="4"/>
+              <w:right w:val="single" w:color="BFC5CE" w:sz="4"/>
+            </w:tcBorders>
+            <w:shd w:fill="E8EEF9" w:val="clear"/>
+            <w:tcMar>
+              <w:top w:type="dxa" w:w="60"/>
+              <w:left w:type="dxa" w:w="90"/>
+              <w:bottom w:type="dxa" w:w="60"/>
+              <w:right w:type="dxa" w:w="90"/>
+            </w:tcMar>
+          </w:tcPr>
+          <w:p>
+            <w:r>
+              <w:rPr>
+                <w:rFonts w:ascii="맑은 고딕" w:cs="맑은 고딕" w:eastAsia="맑은 고딕" w:hAnsi="맑은 고딕"/>
+                <w:b/>
+                <w:bCs/>
+                <w:sz w:val="18"/>
+                <w:szCs w:val="18"/>
+              </w:rPr>
+              <w:t>화면</w:t>
+            </w:r>
+          </w:p>
+        </w:tc>
+        <w:tc>
+          <w:tcPr>
+            <w:tcW w:type="dxa" w:w="1700"/>
+            <w:tcBorders>
+              <w:top w:val="single" w:color="BFC5CE" w:sz="4"/>
+              <w:left w:val="single" w:color="BFC5CE" w:sz="4"/>
+              <w:bottom w:val="single" w:color="BFC5CE" w:sz="4"/>
+              <w:right w:val="single" w:color="BFC5CE" w:sz="4"/>
+            </w:tcBorders>
+            <w:shd w:fill="E8EEF9" w:val="clear"/>
+            <w:tcMar>
+              <w:top w:type="dxa" w:w="60"/>
+              <w:left w:type="dxa" w:w="90"/>
+              <w:bottom w:type="dxa" w:w="60"/>
+              <w:right w:type="dxa" w:w="90"/>
+            </w:tcMar>
+          </w:tcPr>
+          <w:p>
+            <w:r>
+              <w:rPr>
+                <w:rFonts w:ascii="맑은 고딕" w:cs="맑은 고딕" w:eastAsia="맑은 고딕" w:hAnsi="맑은 고딕"/>
+                <w:b/>
+                <w:bCs/>
+                <w:sz w:val="18"/>
+                <w:szCs w:val="18"/>
+              </w:rPr>
+              <w:t>결과</w:t>
+            </w:r>
+          </w:p>
+        </w:tc>
+      </w:tr>
+      <w:tr>
+        <w:tc>
+          <w:tcPr>
+            <w:tcW w:type="dxa" w:w="2600"/>
+            <w:tcBorders>
+              <w:top w:val="single" w:color="BFC5CE" w:sz="4"/>
+              <w:left w:val="single" w:color="BFC5CE" w:sz="4"/>
+              <w:bottom w:val="single" w:color="BFC5CE" w:sz="4"/>
+              <w:right w:val="single" w:color="BFC5CE" w:sz="4"/>
+            </w:tcBorders>
+            <w:tcMar>
+              <w:top w:type="dxa" w:w="60"/>
+              <w:left w:type="dxa" w:w="90"/>
+              <w:bottom w:type="dxa" w:w="60"/>
+              <w:right w:type="dxa" w:w="90"/>
+            </w:tcMar>
+          </w:tcPr>
+          <w:p>
+            <w:r>
+              <w:rPr>
+                <w:rFonts w:ascii="맑은 고딕" w:cs="맑은 고딕" w:eastAsia="맑은 고딕" w:hAnsi="맑은 고딕"/>
+                <w:b w:val="false"/>
+                <w:bCs w:val="false"/>
+                <w:sz w:val="18"/>
+                <w:szCs w:val="18"/>
+              </w:rPr>
+              <w:t>판매</w:t>
+            </w:r>
+          </w:p>
+        </w:tc>
+        <w:tc>
+          <w:tcPr>
+            <w:tcW w:type="dxa" w:w="2000"/>
+            <w:tcBorders>
+              <w:top w:val="single" w:color="BFC5CE" w:sz="4"/>
+              <w:left w:val="single" w:color="BFC5CE" w:sz="4"/>
+              <w:bottom w:val="single" w:color="BFC5CE" w:sz="4"/>
+              <w:right w:val="single" w:color="BFC5CE" w:sz="4"/>
+            </w:tcBorders>
+            <w:tcMar>
+              <w:top w:type="dxa" w:w="60"/>
+              <w:left w:type="dxa" w:w="90"/>
+              <w:bottom w:type="dxa" w:w="60"/>
+              <w:right w:type="dxa" w:w="90"/>
+            </w:tcMar>
+          </w:tcPr>
+          <w:p>
+            <w:r>
+              <w:rPr>
+                <w:rFonts w:ascii="맑은 고딕" w:cs="맑은 고딕" w:eastAsia="맑은 고딕" w:hAnsi="맑은 고딕"/>
+                <w:b w:val="false"/>
+                <w:bCs w:val="false"/>
+                <w:sz w:val="18"/>
+                <w:szCs w:val="18"/>
+              </w:rPr>
+              <w:t>1 × 11,500 = 11,500 · 1,150 · 12,650</w:t>
+            </w:r>
+          </w:p>
+        </w:tc>
+        <w:tc>
+          <w:tcPr>
+            <w:tcW w:type="dxa" w:w="2600"/>
+            <w:tcBorders>
+              <w:top w:val="single" w:color="BFC5CE" w:sz="4"/>
+              <w:left w:val="single" w:color="BFC5CE" w:sz="4"/>
+              <w:bottom w:val="single" w:color="BFC5CE" w:sz="4"/>
+              <w:right w:val="single" w:color="BFC5CE" w:sz="4"/>
+            </w:tcBorders>
+            <w:tcMar>
+              <w:top w:type="dxa" w:w="60"/>
+              <w:left w:type="dxa" w:w="90"/>
+              <w:bottom w:type="dxa" w:w="60"/>
+              <w:right w:type="dxa" w:w="90"/>
+            </w:tcMar>
+          </w:tcPr>
+          <w:p>
+            <w:r>
+              <w:rPr>
+                <w:rFonts w:ascii="맑은 고딕" w:cs="맑은 고딕" w:eastAsia="맑은 고딕" w:hAnsi="맑은 고딕"/>
+                <w:b w:val="false"/>
+                <w:bCs w:val="false"/>
+                <w:sz w:val="18"/>
+                <w:szCs w:val="18"/>
+              </w:rPr>
+              <w:t>12,650</w:t>
+            </w:r>
+          </w:p>
+        </w:tc>
+        <w:tc>
+          <w:tcPr>
+            <w:tcW w:type="dxa" w:w="1700"/>
+            <w:tcBorders>
+              <w:top w:val="single" w:color="BFC5CE" w:sz="4"/>
+              <w:left w:val="single" w:color="BFC5CE" w:sz="4"/>
+              <w:bottom w:val="single" w:color="BFC5CE" w:sz="4"/>
+              <w:right w:val="single" w:color="BFC5CE" w:sz="4"/>
+            </w:tcBorders>
+            <w:tcMar>
+              <w:top w:type="dxa" w:w="60"/>
+              <w:left w:type="dxa" w:w="90"/>
+              <w:bottom w:type="dxa" w:w="60"/>
+              <w:right w:type="dxa" w:w="90"/>
+            </w:tcMar>
+          </w:tcPr>
+          <w:p>
+            <w:r>
+              <w:rPr>
+                <w:rFonts w:ascii="맑은 고딕" w:cs="맑은 고딕" w:eastAsia="맑은 고딕" w:hAnsi="맑은 고딕"/>
+                <w:b w:val="false"/>
+                <w:bCs w:val="false"/>
+                <w:sz w:val="18"/>
+                <w:szCs w:val="18"/>
+              </w:rPr>
+              <w:t>일치</w:t>
+            </w:r>
+          </w:p>
+        </w:tc>
+      </w:tr>
+      <w:tr>
+        <w:tc>
+          <w:tcPr>
+            <w:tcW w:type="dxa" w:w="2600"/>
+            <w:tcBorders>
+              <w:top w:val="single" w:color="BFC5CE" w:sz="4"/>
+              <w:left w:val="single" w:color="BFC5CE" w:sz="4"/>
+              <w:bottom w:val="single" w:color="BFC5CE" w:sz="4"/>
+              <w:right w:val="single" w:color="BFC5CE" w:sz="4"/>
+            </w:tcBorders>
+            <w:tcMar>
+              <w:top w:type="dxa" w:w="60"/>
+              <w:left w:type="dxa" w:w="90"/>
+              <w:bottom w:type="dxa" w:w="60"/>
+              <w:right w:type="dxa" w:w="90"/>
+            </w:tcMar>
+          </w:tcPr>
+          <w:p>
+            <w:r>
+              <w:rPr>
+                <w:rFonts w:ascii="맑은 고딕" w:cs="맑은 고딕" w:eastAsia="맑은 고딕" w:hAnsi="맑은 고딕"/>
+                <w:b w:val="false"/>
+                <w:bCs w:val="false"/>
+                <w:sz w:val="18"/>
+                <w:szCs w:val="18"/>
+              </w:rPr>
+              <w:t>미판매</w:t>
+            </w:r>
+          </w:p>
+        </w:tc>
+        <w:tc>
+          <w:tcPr>
+            <w:tcW w:type="dxa" w:w="2000"/>
+            <w:tcBorders>
+              <w:top w:val="single" w:color="BFC5CE" w:sz="4"/>
+              <w:left w:val="single" w:color="BFC5CE" w:sz="4"/>
+              <w:bottom w:val="single" w:color="BFC5CE" w:sz="4"/>
+              <w:right w:val="single" w:color="BFC5CE" w:sz="4"/>
+            </w:tcBorders>
+            <w:tcMar>
+              <w:top w:type="dxa" w:w="60"/>
+              <w:left w:type="dxa" w:w="90"/>
+              <w:bottom w:type="dxa" w:w="60"/>
+              <w:right w:type="dxa" w:w="90"/>
+            </w:tcMar>
+          </w:tcPr>
+          <w:p>
+            <w:r>
+              <w:rPr>
+                <w:rFonts w:ascii="맑은 고딕" w:cs="맑은 고딕" w:eastAsia="맑은 고딕" w:hAnsi="맑은 고딕"/>
+                <w:b w:val="false"/>
+                <w:bCs w:val="false"/>
+                <w:sz w:val="18"/>
+                <w:szCs w:val="18"/>
+              </w:rPr>
+              <w:t>5 − 1 = 4 · 46,000 · 부가세 4,600</w:t>
+            </w:r>
+          </w:p>
+        </w:tc>
+        <w:tc>
+          <w:tcPr>
+            <w:tcW w:type="dxa" w:w="2600"/>
+            <w:tcBorders>
+              <w:top w:val="single" w:color="BFC5CE" w:sz="4"/>
+              <w:left w:val="single" w:color="BFC5CE" w:sz="4"/>
+              <w:bottom w:val="single" w:color="BFC5CE" w:sz="4"/>
+              <w:right w:val="single" w:color="BFC5CE" w:sz="4"/>
+            </w:tcBorders>
+            <w:tcMar>
+              <w:top w:type="dxa" w:w="60"/>
+              <w:left w:type="dxa" w:w="90"/>
+              <w:bottom w:type="dxa" w:w="60"/>
+              <w:right w:type="dxa" w:w="90"/>
+            </w:tcMar>
+          </w:tcPr>
+          <w:p>
+            <w:r>
+              <w:rPr>
+                <w:rFonts w:ascii="맑은 고딕" w:cs="맑은 고딕" w:eastAsia="맑은 고딕" w:hAnsi="맑은 고딕"/>
+                <w:b w:val="false"/>
+                <w:bCs w:val="false"/>
+                <w:sz w:val="18"/>
+                <w:szCs w:val="18"/>
+              </w:rPr>
+              <w:t>4 · 46,000 · 4,600</w:t>
+            </w:r>
+          </w:p>
+        </w:tc>
+        <w:tc>
+          <w:tcPr>
+            <w:tcW w:type="dxa" w:w="1700"/>
+            <w:tcBorders>
+              <w:top w:val="single" w:color="BFC5CE" w:sz="4"/>
+              <w:left w:val="single" w:color="BFC5CE" w:sz="4"/>
+              <w:bottom w:val="single" w:color="BFC5CE" w:sz="4"/>
+              <w:right w:val="single" w:color="BFC5CE" w:sz="4"/>
+            </w:tcBorders>
+            <w:tcMar>
+              <w:top w:type="dxa" w:w="60"/>
+              <w:left w:type="dxa" w:w="90"/>
+              <w:bottom w:type="dxa" w:w="60"/>
+              <w:right w:type="dxa" w:w="90"/>
+            </w:tcMar>
+          </w:tcPr>
+          <w:p>
+            <w:r>
+              <w:rPr>
+                <w:rFonts w:ascii="맑은 고딕" w:cs="맑은 고딕" w:eastAsia="맑은 고딕" w:hAnsi="맑은 고딕"/>
+                <w:b w:val="false"/>
+                <w:bCs w:val="false"/>
+                <w:sz w:val="18"/>
+                <w:szCs w:val="18"/>
+              </w:rPr>
+              <w:t>일치</w:t>
+            </w:r>
+          </w:p>
+        </w:tc>
+      </w:tr>
+      <w:tr>
+        <w:tc>
+          <w:tcPr>
+            <w:tcW w:type="dxa" w:w="2600"/>
+            <w:tcBorders>
+              <w:top w:val="single" w:color="BFC5CE" w:sz="4"/>
+              <w:left w:val="single" w:color="BFC5CE" w:sz="4"/>
+              <w:bottom w:val="single" w:color="BFC5CE" w:sz="4"/>
+              <w:right w:val="single" w:color="BFC5CE" w:sz="4"/>
+            </w:tcBorders>
+            <w:tcMar>
+              <w:top w:type="dxa" w:w="60"/>
+              <w:left w:type="dxa" w:w="90"/>
+              <w:bottom w:type="dxa" w:w="60"/>
+              <w:right w:type="dxa" w:w="90"/>
+            </w:tcMar>
+          </w:tcPr>
+          <w:p>
+            <w:r>
+              <w:rPr>
+                <w:rFonts w:ascii="맑은 고딕" w:cs="맑은 고딕" w:eastAsia="맑은 고딕" w:hAnsi="맑은 고딕"/>
+                <w:b w:val="false"/>
+                <w:bCs w:val="false"/>
+                <w:sz w:val="18"/>
+                <w:szCs w:val="18"/>
+              </w:rPr>
+              <w:t>재고</w:t>
+            </w:r>
+          </w:p>
+        </w:tc>
+        <w:tc>
+          <w:tcPr>
+            <w:tcW w:type="dxa" w:w="2000"/>
+            <w:tcBorders>
+              <w:top w:val="single" w:color="BFC5CE" w:sz="4"/>
+              <w:left w:val="single" w:color="BFC5CE" w:sz="4"/>
+              <w:bottom w:val="single" w:color="BFC5CE" w:sz="4"/>
+              <w:right w:val="single" w:color="BFC5CE" w:sz="4"/>
+            </w:tcBorders>
+            <w:tcMar>
+              <w:top w:type="dxa" w:w="60"/>
+              <w:left w:type="dxa" w:w="90"/>
+              <w:bottom w:type="dxa" w:w="60"/>
+              <w:right w:type="dxa" w:w="90"/>
+            </w:tcMar>
+          </w:tcPr>
+          <w:p>
+            <w:r>
+              <w:rPr>
+                <w:rFonts w:ascii="맑은 고딕" w:cs="맑은 고딕" w:eastAsia="맑은 고딕" w:hAnsi="맑은 고딕"/>
+                <w:b w:val="false"/>
+                <w:bCs w:val="false"/>
+                <w:sz w:val="18"/>
+                <w:szCs w:val="18"/>
+              </w:rPr>
+              <w:t>판교 1 − 1 = 0, 본사 0</w:t>
+            </w:r>
+          </w:p>
+        </w:tc>
+        <w:tc>
+          <w:tcPr>
+            <w:tcW w:type="dxa" w:w="2600"/>
+            <w:tcBorders>
+              <w:top w:val="single" w:color="BFC5CE" w:sz="4"/>
+              <w:left w:val="single" w:color="BFC5CE" w:sz="4"/>
+              <w:bottom w:val="single" w:color="BFC5CE" w:sz="4"/>
+              <w:right w:val="single" w:color="BFC5CE" w:sz="4"/>
+            </w:tcBorders>
+            <w:tcMar>
+              <w:top w:type="dxa" w:w="60"/>
+              <w:left w:type="dxa" w:w="90"/>
+              <w:bottom w:type="dxa" w:w="60"/>
+              <w:right w:type="dxa" w:w="90"/>
+            </w:tcMar>
+          </w:tcPr>
+          <w:p>
+            <w:r>
+              <w:rPr>
+                <w:rFonts w:ascii="맑은 고딕" w:cs="맑은 고딕" w:eastAsia="맑은 고딕" w:hAnsi="맑은 고딕"/>
+                <w:b w:val="false"/>
+                <w:bCs w:val="false"/>
+                <w:sz w:val="18"/>
+                <w:szCs w:val="18"/>
+              </w:rPr>
+              <w:t>0 · 0</w:t>
+            </w:r>
+          </w:p>
+        </w:tc>
+        <w:tc>
+          <w:tcPr>
+            <w:tcW w:type="dxa" w:w="1700"/>
+            <w:tcBorders>
+              <w:top w:val="single" w:color="BFC5CE" w:sz="4"/>
+              <w:left w:val="single" w:color="BFC5CE" w:sz="4"/>
+              <w:bottom w:val="single" w:color="BFC5CE" w:sz="4"/>
+              <w:right w:val="single" w:color="BFC5CE" w:sz="4"/>
+            </w:tcBorders>
+            <w:tcMar>
+              <w:top w:type="dxa" w:w="60"/>
+              <w:left w:type="dxa" w:w="90"/>
+              <w:bottom w:type="dxa" w:w="60"/>
+              <w:right w:type="dxa" w:w="90"/>
+            </w:tcMar>
+          </w:tcPr>
+          <w:p>
+            <w:r>
+              <w:rPr>
+                <w:rFonts w:ascii="맑은 고딕" w:cs="맑은 고딕" w:eastAsia="맑은 고딕" w:hAnsi="맑은 고딕"/>
+                <w:b w:val="false"/>
+                <w:bCs w:val="false"/>
+                <w:sz w:val="18"/>
+                <w:szCs w:val="18"/>
+              </w:rPr>
+              <w:t>일치</w:t>
+            </w:r>
+          </w:p>
+        </w:tc>
+      </w:tr>
+    </w:tbl>
+    <w:p>
+      <w:pPr>
+        <w:pStyle w:val="Heading2"/>
+        <w:spacing w:after="120" w:before="240"/>
+      </w:pPr>
+      <w:r>
+        <w:rPr>
+          <w:rFonts w:ascii="맑은 고딕" w:cs="맑은 고딕" w:eastAsia="맑은 고딕" w:hAnsi="맑은 고딕"/>
+        </w:rPr>
+        <w:t>33-3. 발견한 문제</w:t>
+      </w:r>
+    </w:p>
+    <w:tbl>
+      <w:tblPr>
+        <w:tblW w:type="dxa" w:w="9000"/>
+        <w:tblBorders>
+          <w:top w:val="single" w:color="auto" w:sz="4"/>
+          <w:left w:val="single" w:color="auto" w:sz="4"/>
+          <w:bottom w:val="single" w:color="auto" w:sz="4"/>
+          <w:right w:val="single" w:color="auto" w:sz="4"/>
+          <w:insideH w:val="single" w:color="auto" w:sz="4"/>
+          <w:insideV w:val="single" w:color="auto" w:sz="4"/>
+        </w:tblBorders>
+      </w:tblPr>
+      <w:tblGrid>
+        <w:gridCol w:w="400"/>
+        <w:gridCol w:w="2300"/>
+        <w:gridCol w:w="2500"/>
+        <w:gridCol w:w="3000"/>
+        <w:gridCol w:w="800"/>
+      </w:tblGrid>
+      <w:tr>
+        <w:trPr>
+          <w:tblHeader/>
+        </w:trPr>
+        <w:tc>
+          <w:tcPr>
+            <w:tcW w:type="dxa" w:w="400"/>
+            <w:tcBorders>
+              <w:top w:val="single" w:color="BFC5CE" w:sz="4"/>
+              <w:left w:val="single" w:color="BFC5CE" w:sz="4"/>
+              <w:bottom w:val="single" w:color="BFC5CE" w:sz="4"/>
+              <w:right w:val="single" w:color="BFC5CE" w:sz="4"/>
+            </w:tcBorders>
+            <w:shd w:fill="E8EEF9" w:val="clear"/>
+            <w:tcMar>
+              <w:top w:type="dxa" w:w="60"/>
+              <w:left w:type="dxa" w:w="90"/>
+              <w:bottom w:type="dxa" w:w="60"/>
+              <w:right w:type="dxa" w:w="90"/>
+            </w:tcMar>
+          </w:tcPr>
+          <w:p>
+            <w:r>
+              <w:rPr>
+                <w:rFonts w:ascii="맑은 고딕" w:cs="맑은 고딕" w:eastAsia="맑은 고딕" w:hAnsi="맑은 고딕"/>
+                <w:b/>
+                <w:bCs/>
+                <w:sz w:val="18"/>
+                <w:szCs w:val="18"/>
+              </w:rPr>
+              <w:t>#</w:t>
+            </w:r>
+          </w:p>
+        </w:tc>
+        <w:tc>
+          <w:tcPr>
+            <w:tcW w:type="dxa" w:w="2300"/>
+            <w:tcBorders>
+              <w:top w:val="single" w:color="BFC5CE" w:sz="4"/>
+              <w:left w:val="single" w:color="BFC5CE" w:sz="4"/>
+              <w:bottom w:val="single" w:color="BFC5CE" w:sz="4"/>
+              <w:right w:val="single" w:color="BFC5CE" w:sz="4"/>
+            </w:tcBorders>
+            <w:shd w:fill="E8EEF9" w:val="clear"/>
+            <w:tcMar>
+              <w:top w:type="dxa" w:w="60"/>
+              <w:left w:type="dxa" w:w="90"/>
+              <w:bottom w:type="dxa" w:w="60"/>
+              <w:right w:type="dxa" w:w="90"/>
+            </w:tcMar>
+          </w:tcPr>
+          <w:p>
+            <w:r>
+              <w:rPr>
+                <w:rFonts w:ascii="맑은 고딕" w:cs="맑은 고딕" w:eastAsia="맑은 고딕" w:hAnsi="맑은 고딕"/>
+                <w:b/>
+                <w:bCs/>
+                <w:sz w:val="18"/>
+                <w:szCs w:val="18"/>
+              </w:rPr>
+              <w:t>증상</w:t>
+            </w:r>
+          </w:p>
+        </w:tc>
+        <w:tc>
+          <w:tcPr>
+            <w:tcW w:type="dxa" w:w="2500"/>
+            <w:tcBorders>
+              <w:top w:val="single" w:color="BFC5CE" w:sz="4"/>
+              <w:left w:val="single" w:color="BFC5CE" w:sz="4"/>
+              <w:bottom w:val="single" w:color="BFC5CE" w:sz="4"/>
+              <w:right w:val="single" w:color="BFC5CE" w:sz="4"/>
+            </w:tcBorders>
+            <w:shd w:fill="E8EEF9" w:val="clear"/>
+            <w:tcMar>
+              <w:top w:type="dxa" w:w="60"/>
+              <w:left w:type="dxa" w:w="90"/>
+              <w:bottom w:type="dxa" w:w="60"/>
+              <w:right w:type="dxa" w:w="90"/>
+            </w:tcMar>
+          </w:tcPr>
+          <w:p>
+            <w:r>
+              <w:rPr>
+                <w:rFonts w:ascii="맑은 고딕" w:cs="맑은 고딕" w:eastAsia="맑은 고딕" w:hAnsi="맑은 고딕"/>
+                <w:b/>
+                <w:bCs/>
+                <w:sz w:val="18"/>
+                <w:szCs w:val="18"/>
+              </w:rPr>
+              <w:t>원인</w:t>
+            </w:r>
+          </w:p>
+        </w:tc>
+        <w:tc>
+          <w:tcPr>
+            <w:tcW w:type="dxa" w:w="3000"/>
+            <w:tcBorders>
+              <w:top w:val="single" w:color="BFC5CE" w:sz="4"/>
+              <w:left w:val="single" w:color="BFC5CE" w:sz="4"/>
+              <w:bottom w:val="single" w:color="BFC5CE" w:sz="4"/>
+              <w:right w:val="single" w:color="BFC5CE" w:sz="4"/>
+            </w:tcBorders>
+            <w:shd w:fill="E8EEF9" w:val="clear"/>
+            <w:tcMar>
+              <w:top w:type="dxa" w:w="60"/>
+              <w:left w:type="dxa" w:w="90"/>
+              <w:bottom w:type="dxa" w:w="60"/>
+              <w:right w:type="dxa" w:w="90"/>
+            </w:tcMar>
+          </w:tcPr>
+          <w:p>
+            <w:r>
+              <w:rPr>
+                <w:rFonts w:ascii="맑은 고딕" w:cs="맑은 고딕" w:eastAsia="맑은 고딕" w:hAnsi="맑은 고딕"/>
+                <w:b/>
+                <w:bCs/>
+                <w:sz w:val="18"/>
+                <w:szCs w:val="18"/>
+              </w:rPr>
+              <w:t>조치</w:t>
+            </w:r>
+          </w:p>
+        </w:tc>
+        <w:tc>
+          <w:tcPr>
+            <w:tcW w:type="dxa" w:w="800"/>
+            <w:tcBorders>
+              <w:top w:val="single" w:color="BFC5CE" w:sz="4"/>
+              <w:left w:val="single" w:color="BFC5CE" w:sz="4"/>
+              <w:bottom w:val="single" w:color="BFC5CE" w:sz="4"/>
+              <w:right w:val="single" w:color="BFC5CE" w:sz="4"/>
+            </w:tcBorders>
+            <w:shd w:fill="E8EEF9" w:val="clear"/>
+            <w:tcMar>
+              <w:top w:type="dxa" w:w="60"/>
+              <w:left w:type="dxa" w:w="90"/>
+              <w:bottom w:type="dxa" w:w="60"/>
+              <w:right w:type="dxa" w:w="90"/>
+            </w:tcMar>
+          </w:tcPr>
+          <w:p>
+            <w:r>
+              <w:rPr>
+                <w:rFonts w:ascii="맑은 고딕" w:cs="맑은 고딕" w:eastAsia="맑은 고딕" w:hAnsi="맑은 고딕"/>
+                <w:b/>
+                <w:bCs/>
+                <w:sz w:val="18"/>
+                <w:szCs w:val="18"/>
+              </w:rPr>
+              <w:t>상태</w:t>
+            </w:r>
+          </w:p>
+        </w:tc>
+      </w:tr>
+      <w:tr>
+        <w:tc>
+          <w:tcPr>
+            <w:tcW w:type="dxa" w:w="400"/>
+            <w:tcBorders>
+              <w:top w:val="single" w:color="BFC5CE" w:sz="4"/>
+              <w:left w:val="single" w:color="BFC5CE" w:sz="4"/>
+              <w:bottom w:val="single" w:color="BFC5CE" w:sz="4"/>
+              <w:right w:val="single" w:color="BFC5CE" w:sz="4"/>
+            </w:tcBorders>
+            <w:tcMar>
+              <w:top w:type="dxa" w:w="60"/>
+              <w:left w:type="dxa" w:w="90"/>
+              <w:bottom w:type="dxa" w:w="60"/>
+              <w:right w:type="dxa" w:w="90"/>
+            </w:tcMar>
+          </w:tcPr>
+          <w:p>
+            <w:r>
+              <w:rPr>
+                <w:rFonts w:ascii="맑은 고딕" w:cs="맑은 고딕" w:eastAsia="맑은 고딕" w:hAnsi="맑은 고딕"/>
+                <w:b w:val="false"/>
+                <w:bCs w:val="false"/>
+                <w:sz w:val="18"/>
+                <w:szCs w:val="18"/>
+              </w:rPr>
+              <w:t>94</w:t>
+            </w:r>
+          </w:p>
+        </w:tc>
+        <w:tc>
+          <w:tcPr>
+            <w:tcW w:type="dxa" w:w="2300"/>
+            <w:tcBorders>
+              <w:top w:val="single" w:color="BFC5CE" w:sz="4"/>
+              <w:left w:val="single" w:color="BFC5CE" w:sz="4"/>
+              <w:bottom w:val="single" w:color="BFC5CE" w:sz="4"/>
+              <w:right w:val="single" w:color="BFC5CE" w:sz="4"/>
+            </w:tcBorders>
+            <w:tcMar>
+              <w:top w:type="dxa" w:w="60"/>
+              <w:left w:type="dxa" w:w="90"/>
+              <w:bottom w:type="dxa" w:w="60"/>
+              <w:right w:type="dxa" w:w="90"/>
+            </w:tcMar>
+          </w:tcPr>
+          <w:p>
+            <w:r>
+              <w:rPr>
+                <w:rFonts w:ascii="맑은 고딕" w:cs="맑은 고딕" w:eastAsia="맑은 고딕" w:hAnsi="맑은 고딕"/>
+                <w:b w:val="false"/>
+                <w:bCs w:val="false"/>
+                <w:sz w:val="18"/>
+                <w:szCs w:val="18"/>
+              </w:rPr>
+              <w:t>재고 부족 안내가 "현재고 1.00, 요청 5" — 한쪽만 소수점.</w:t>
+            </w:r>
+          </w:p>
+        </w:tc>
+        <w:tc>
+          <w:tcPr>
+            <w:tcW w:type="dxa" w:w="2500"/>
+            <w:tcBorders>
+              <w:top w:val="single" w:color="BFC5CE" w:sz="4"/>
+              <w:left w:val="single" w:color="BFC5CE" w:sz="4"/>
+              <w:bottom w:val="single" w:color="BFC5CE" w:sz="4"/>
+              <w:right w:val="single" w:color="BFC5CE" w:sz="4"/>
+            </w:tcBorders>
+            <w:tcMar>
+              <w:top w:type="dxa" w:w="60"/>
+              <w:left w:type="dxa" w:w="90"/>
+              <w:bottom w:type="dxa" w:w="60"/>
+              <w:right w:type="dxa" w:w="90"/>
+            </w:tcMar>
+          </w:tcPr>
+          <w:p>
+            <w:r>
+              <w:rPr>
+                <w:rFonts w:ascii="맑은 고딕" w:cs="맑은 고딕" w:eastAsia="맑은 고딕" w:hAnsi="맑은 고딕"/>
+                <w:b w:val="false"/>
+                <w:bCs w:val="false"/>
+                <w:sz w:val="18"/>
+                <w:szCs w:val="18"/>
+              </w:rPr>
+              <w:t>저장 수량(소수 둘째 자리)을 그대로 찍었다.</w:t>
+            </w:r>
+          </w:p>
+        </w:tc>
+        <w:tc>
+          <w:tcPr>
+            <w:tcW w:type="dxa" w:w="3000"/>
+            <w:tcBorders>
+              <w:top w:val="single" w:color="BFC5CE" w:sz="4"/>
+              <w:left w:val="single" w:color="BFC5CE" w:sz="4"/>
+              <w:bottom w:val="single" w:color="BFC5CE" w:sz="4"/>
+              <w:right w:val="single" w:color="BFC5CE" w:sz="4"/>
+            </w:tcBorders>
+            <w:tcMar>
+              <w:top w:type="dxa" w:w="60"/>
+              <w:left w:type="dxa" w:w="90"/>
+              <w:bottom w:type="dxa" w:w="60"/>
+              <w:right w:type="dxa" w:w="90"/>
+            </w:tcMar>
+          </w:tcPr>
+          <w:p>
+            <w:r>
+              <w:rPr>
+                <w:rFonts w:ascii="맑은 고딕" w:cs="맑은 고딕" w:eastAsia="맑은 고딕" w:hAnsi="맑은 고딕"/>
+                <w:b w:val="false"/>
+                <w:bCs w:val="false"/>
+                <w:sz w:val="18"/>
+                <w:szCs w:val="18"/>
+              </w:rPr>
+              <w:t>끝자리 0 을 떼고 찍는다. 재고·로트·WMS 로케이션 부족 안내 셋 다.</w:t>
+            </w:r>
+          </w:p>
+        </w:tc>
+        <w:tc>
+          <w:tcPr>
+            <w:tcW w:type="dxa" w:w="800"/>
+            <w:tcBorders>
+              <w:top w:val="single" w:color="BFC5CE" w:sz="4"/>
+              <w:left w:val="single" w:color="BFC5CE" w:sz="4"/>
+              <w:bottom w:val="single" w:color="BFC5CE" w:sz="4"/>
+              <w:right w:val="single" w:color="BFC5CE" w:sz="4"/>
+            </w:tcBorders>
+            <w:tcMar>
+              <w:top w:type="dxa" w:w="60"/>
+              <w:left w:type="dxa" w:w="90"/>
+              <w:bottom w:type="dxa" w:w="60"/>
+              <w:right w:type="dxa" w:w="90"/>
+            </w:tcMar>
+          </w:tcPr>
+          <w:p>
+            <w:r>
+              <w:rPr>
+                <w:rFonts w:ascii="맑은 고딕" w:cs="맑은 고딕" w:eastAsia="맑은 고딕" w:hAnsi="맑은 고딕"/>
+                <w:b w:val="false"/>
+                <w:bCs w:val="false"/>
+                <w:sz w:val="18"/>
+                <w:szCs w:val="18"/>
+              </w:rPr>
+              <w:t>수정됨</w:t>
+            </w:r>
+          </w:p>
+        </w:tc>
+      </w:tr>
+    </w:tbl>
+    <w:p>
+      <w:pPr>
+        <w:pStyle w:val="Heading2"/>
+        <w:spacing w:after="120" w:before="240"/>
+      </w:pPr>
+      <w:r>
+        <w:rPr>
+          <w:rFonts w:ascii="맑은 고딕" w:cs="맑은 고딕" w:eastAsia="맑은 고딕" w:hAnsi="맑은 고딕"/>
+        </w:rPr>
+        <w:t>33-4. 다음 할 일</w:t>
+      </w:r>
+    </w:p>
+    <w:p>
+      <w:pPr>
+        <w:pStyle w:val="ListParagraph"/>
+        <w:numPr>
+          <w:ilvl w:val="0"/>
+          <w:numId w:val="2"/>
+        </w:numPr>
+        <w:spacing w:after="60"/>
+      </w:pPr>
+      <w:r>
+        <w:rPr>
+          <w:rFonts w:ascii="맑은 고딕" w:cs="맑은 고딕" w:eastAsia="맑은 고딕" w:hAnsi="맑은 고딕"/>
+          <w:sz w:val="21"/>
+          <w:szCs w:val="21"/>
+        </w:rPr>
+        <w:t>남은 4개: 생산해서 채우는 흐름(작업지시 → 생산입고를 판교물류센터로) — 생산 화면은 다른 작업이 고치는 중이라 그쪽이 끝난 뒤</w:t>
       </w:r>
     </w:p>
     <w:p>

--- a/docs/ERP_사용설명서_QA기록.docx
+++ b/docs/ERP_사용설명서_QA기록.docx
@@ -69,7 +69,7 @@
           <w:sz w:val="21"/>
           <w:szCs w:val="21"/>
         </w:rPr>
-        <w:t>2026-10-02 (33회차)</w:t>
+        <w:t>2026-10-02 (34회차)</w:t>
       </w:r>
     </w:p>
     <w:p>
@@ -48814,6 +48814,2032 @@
           <w:szCs w:val="21"/>
         </w:rPr>
         <w:t>결정 필요 모음: #29 · #43 · #56 · #59~#61 · #68 · #88 · #93</w:t>
+      </w:r>
+    </w:p>
+    <w:p>
+      <w:pPr>
+        <w:pStyle w:val="Heading1"/>
+        <w:spacing w:after="120" w:before="240"/>
+      </w:pPr>
+      <w:r>
+        <w:rPr>
+          <w:rFonts w:ascii="맑은 고딕" w:cs="맑은 고딕" w:eastAsia="맑은 고딕" w:hAnsi="맑은 고딕"/>
+        </w:rPr>
+        <w:t>34회차 — 고정자산과 감가상각: 매달 맞게 상각되는가</w:t>
+      </w:r>
+    </w:p>
+    <w:p>
+      <w:pPr>
+        <w:spacing w:after="120"/>
+      </w:pPr>
+      <w:r>
+        <w:rPr>
+          <w:rFonts w:ascii="맑은 고딕" w:cs="맑은 고딕" w:eastAsia="맑은 고딕" w:hAnsi="맑은 고딕"/>
+          <w:sz w:val="21"/>
+          <w:szCs w:val="21"/>
+        </w:rPr>
+        <w:t>계기: 8월에 SMT 리플로우 장비를 1,000만 원에 샀다고 치고(5년 정액, 잔존가 0) 매달 감가상각을 돌렸습니다. 손계산으로는 매달 10,000,000 ÷ 60 = 166,667원(원 단위), 차) 감가상각비 / 대) 감가상각누계액 이어야 합니다. 바쁜 달에 한 달을 건너뛰고 다음 달을 먼저 돌리는 실수도 해 봤습니다.</w:t>
+      </w:r>
+    </w:p>
+    <w:p>
+      <w:pPr>
+        <w:pStyle w:val="Heading2"/>
+        <w:spacing w:after="120" w:before="240"/>
+      </w:pPr>
+      <w:r>
+        <w:rPr>
+          <w:rFonts w:ascii="맑은 고딕" w:cs="맑은 고딕" w:eastAsia="맑은 고딕" w:hAnsi="맑은 고딕"/>
+        </w:rPr>
+        <w:t>34-1. 사용법</w:t>
+      </w:r>
+    </w:p>
+    <w:p>
+      <w:pPr>
+        <w:pStyle w:val="Heading3"/>
+        <w:spacing w:after="120" w:before="240"/>
+      </w:pPr>
+      <w:r>
+        <w:rPr>
+          <w:rFonts w:ascii="맑은 고딕" w:cs="맑은 고딕" w:eastAsia="맑은 고딕" w:hAnsi="맑은 고딕"/>
+        </w:rPr>
+        <w:t>① 자산등록</w:t>
+      </w:r>
+    </w:p>
+    <w:p>
+      <w:pPr>
+        <w:pStyle w:val="ListParagraph"/>
+        <w:numPr>
+          <w:ilvl w:val="0"/>
+          <w:numId w:val="2"/>
+        </w:numPr>
+        <w:spacing w:after="60"/>
+      </w:pPr>
+      <w:r>
+        <w:rPr>
+          <w:rFonts w:ascii="맑은 고딕" w:cs="맑은 고딕" w:eastAsia="맑은 고딕" w:hAnsi="맑은 고딕"/>
+          <w:sz w:val="21"/>
+          <w:szCs w:val="21"/>
+        </w:rPr>
+        <w:t>회계 I › 고정자산 (/accounting/fixed-assets) → 자산등록(F2) → 자산명 · 자산계정(206 기계장치 · 208 차량운반구 · 212 비품 …) · 취득일 · 취득가액 · 잔존가액 · 내용연수 · 상각방법 → 등록 → 자산번호 FA-20260801-0001.</w:t>
+      </w:r>
+    </w:p>
+    <w:p>
+      <w:pPr>
+        <w:pStyle w:val="ListParagraph"/>
+        <w:numPr>
+          <w:ilvl w:val="0"/>
+          <w:numId w:val="2"/>
+        </w:numPr>
+        <w:spacing w:after="60"/>
+      </w:pPr>
+      <w:r>
+        <w:rPr>
+          <w:rFonts w:ascii="맑은 고딕" w:cs="맑은 고딕" w:eastAsia="맑은 고딕" w:hAnsi="맑은 고딕"/>
+          <w:sz w:val="21"/>
+          <w:szCs w:val="21"/>
+        </w:rPr>
+        <w:t>자산계정 목록에 이제 유형자산(2xx)만 나옵니다. 이번 회차 전에는 현금·외상매출금·원재료까지 나와 거기에 고정자산을 달 수 있었습니다(#95).</w:t>
+      </w:r>
+    </w:p>
+    <w:p>
+      <w:pPr>
+        <w:jc w:val="center"/>
+      </w:pPr>
+      <w:r>
+        <w:drawing>
+          <wp:inline xmlns:a="http://schemas.openxmlformats.org/drawingml/2006/main" xmlns:pic="http://schemas.openxmlformats.org/drawingml/2006/picture">
+            <wp:extent cx="5760000" cy="3240000"/>
+            <wp:docPr id="71" name="Picture 71"/>
+            <wp:cNvGraphicFramePr>
+              <a:graphicFrameLocks noChangeAspect="1"/>
+            </wp:cNvGraphicFramePr>
+            <a:graphic>
+              <a:graphicData uri="http://schemas.openxmlformats.org/drawingml/2006/picture">
+                <pic:pic>
+                  <pic:nvPicPr>
+                    <pic:cNvPr id="0" name="a1-asset-form.png"/>
+                    <pic:cNvPicPr/>
+                  </pic:nvPicPr>
+                  <pic:blipFill>
+                    <a:blip r:embed="rId79"/>
+                    <a:stretch>
+                      <a:fillRect/>
+                    </a:stretch>
+                  </pic:blipFill>
+                  <pic:spPr>
+                    <a:xfrm>
+                      <a:off x="0" y="0"/>
+                      <a:ext cx="5760000" cy="3240000"/>
+                    </a:xfrm>
+                    <a:prstGeom prst="rect"/>
+                  </pic:spPr>
+                </pic:pic>
+              </a:graphicData>
+            </a:graphic>
+          </wp:inline>
+        </w:drawing>
+      </w:r>
+    </w:p>
+    <w:p>
+      <w:pPr>
+        <w:spacing w:after="200"/>
+        <w:jc w:val="center"/>
+      </w:pPr>
+      <w:r>
+        <w:rPr>
+          <w:rFonts w:ascii="맑은 고딕" w:cs="맑은 고딕" w:eastAsia="맑은 고딕" w:hAnsi="맑은 고딕"/>
+          <w:i/>
+          <w:iCs/>
+          <w:color w:val="666666"/>
+          <w:sz w:val="18"/>
+          <w:szCs w:val="18"/>
+        </w:rPr>
+        <w:t>그림 71. 자산등록 — SMT 리플로우 장비 10,000,000 · 5년 정액 · 2026-08-01</w:t>
+      </w:r>
+    </w:p>
+    <w:p>
+      <w:pPr>
+        <w:pStyle w:val="Heading3"/>
+        <w:spacing w:after="120" w:before="240"/>
+      </w:pPr>
+      <w:r>
+        <w:rPr>
+          <w:rFonts w:ascii="맑은 고딕" w:cs="맑은 고딕" w:eastAsia="맑은 고딕" w:hAnsi="맑은 고딕"/>
+        </w:rPr>
+        <w:t>② 감가상각 실행</w:t>
+      </w:r>
+    </w:p>
+    <w:p>
+      <w:pPr>
+        <w:pStyle w:val="ListParagraph"/>
+        <w:numPr>
+          <w:ilvl w:val="0"/>
+          <w:numId w:val="2"/>
+        </w:numPr>
+        <w:spacing w:after="60"/>
+      </w:pPr>
+      <w:r>
+        <w:rPr>
+          <w:rFonts w:ascii="맑은 고딕" w:cs="맑은 고딕" w:eastAsia="맑은 고딕" w:hAnsi="맑은 고딕"/>
+          <w:sz w:val="21"/>
+          <w:szCs w:val="21"/>
+        </w:rPr>
+        <w:t>[감가상각] 탭 → 귀속월 → 감가상각 실행. 사용중 자산 전체를 그 달로 상각하고 회계전표를 만듭니다. 같은 달을 다시 돌려도 이중 상각되지 않습니다.</w:t>
+      </w:r>
+    </w:p>
+    <w:p>
+      <w:pPr>
+        <w:pStyle w:val="ListParagraph"/>
+        <w:numPr>
+          <w:ilvl w:val="0"/>
+          <w:numId w:val="2"/>
+        </w:numPr>
+        <w:spacing w:after="60"/>
+      </w:pPr>
+      <w:r>
+        <w:rPr>
+          <w:rFonts w:ascii="맑은 고딕" w:cs="맑은 고딕" w:eastAsia="맑은 고딕" w:hAnsi="맑은 고딕"/>
+          <w:sz w:val="21"/>
+          <w:szCs w:val="21"/>
+        </w:rPr>
+        <w:t>앞 달을 건너뛰고 돌리면 결과 안내에 "⚠ 앞 달 상각이 빠져 있습니다 — SMT 리플로우 장비: 2026-11, 2027-01. 빠진 달부터 차례로 돌리세요." 가 붙습니다(#97). 막지는 않습니다.</w:t>
+      </w:r>
+    </w:p>
+    <w:p>
+      <w:pPr>
+        <w:jc w:val="center"/>
+      </w:pPr>
+      <w:r>
+        <w:drawing>
+          <wp:inline xmlns:a="http://schemas.openxmlformats.org/drawingml/2006/main" xmlns:pic="http://schemas.openxmlformats.org/drawingml/2006/picture">
+            <wp:extent cx="5760000" cy="3240000"/>
+            <wp:docPr id="72" name="Picture 72"/>
+            <wp:cNvGraphicFramePr>
+              <a:graphicFrameLocks noChangeAspect="1"/>
+            </wp:cNvGraphicFramePr>
+            <a:graphic>
+              <a:graphicData uri="http://schemas.openxmlformats.org/drawingml/2006/picture">
+                <pic:pic>
+                  <pic:nvPicPr>
+                    <pic:cNvPr id="0" name="a2-dep-oct.png"/>
+                    <pic:cNvPicPr/>
+                  </pic:nvPicPr>
+                  <pic:blipFill>
+                    <a:blip r:embed="rId80"/>
+                    <a:stretch>
+                      <a:fillRect/>
+                    </a:stretch>
+                  </pic:blipFill>
+                  <pic:spPr>
+                    <a:xfrm>
+                      <a:off x="0" y="0"/>
+                      <a:ext cx="5760000" cy="3240000"/>
+                    </a:xfrm>
+                    <a:prstGeom prst="rect"/>
+                  </pic:spPr>
+                </pic:pic>
+              </a:graphicData>
+            </a:graphic>
+          </wp:inline>
+        </w:drawing>
+      </w:r>
+    </w:p>
+    <w:p>
+      <w:pPr>
+        <w:spacing w:after="200"/>
+        <w:jc w:val="center"/>
+      </w:pPr>
+      <w:r>
+        <w:rPr>
+          <w:rFonts w:ascii="맑은 고딕" w:cs="맑은 고딕" w:eastAsia="맑은 고딕" w:hAnsi="맑은 고딕"/>
+          <w:i/>
+          <w:iCs/>
+          <w:color w:val="666666"/>
+          <w:sz w:val="18"/>
+          <w:szCs w:val="18"/>
+        </w:rPr>
+        <w:t>그림 72. 고치기 전 — 10월을 먼저 돌리니 166,666.67원(원 미만), 8·9월이 빠진 것을 말하지 않았다</w:t>
+      </w:r>
+    </w:p>
+    <w:p>
+      <w:pPr>
+        <w:jc w:val="center"/>
+      </w:pPr>
+      <w:r>
+        <w:drawing>
+          <wp:inline xmlns:a="http://schemas.openxmlformats.org/drawingml/2006/main" xmlns:pic="http://schemas.openxmlformats.org/drawingml/2006/picture">
+            <wp:extent cx="5760000" cy="1397647"/>
+            <wp:docPr id="73" name="Picture 73"/>
+            <wp:cNvGraphicFramePr>
+              <a:graphicFrameLocks noChangeAspect="1"/>
+            </wp:cNvGraphicFramePr>
+            <a:graphic>
+              <a:graphicData uri="http://schemas.openxmlformats.org/drawingml/2006/picture">
+                <pic:pic>
+                  <pic:nvPicPr>
+                    <pic:cNvPr id="0" name="c1-gap.png"/>
+                    <pic:cNvPicPr/>
+                  </pic:nvPicPr>
+                  <pic:blipFill>
+                    <a:blip r:embed="rId81"/>
+                    <a:stretch>
+                      <a:fillRect/>
+                    </a:stretch>
+                  </pic:blipFill>
+                  <pic:spPr>
+                    <a:xfrm>
+                      <a:off x="0" y="0"/>
+                      <a:ext cx="5760000" cy="1397647"/>
+                    </a:xfrm>
+                    <a:prstGeom prst="rect"/>
+                  </pic:spPr>
+                </pic:pic>
+              </a:graphicData>
+            </a:graphic>
+          </wp:inline>
+        </w:drawing>
+      </w:r>
+    </w:p>
+    <w:p>
+      <w:pPr>
+        <w:spacing w:after="200"/>
+        <w:jc w:val="center"/>
+      </w:pPr>
+      <w:r>
+        <w:rPr>
+          <w:rFonts w:ascii="맑은 고딕" w:cs="맑은 고딕" w:eastAsia="맑은 고딕" w:hAnsi="맑은 고딕"/>
+          <w:i/>
+          <w:iCs/>
+          <w:color w:val="666666"/>
+          <w:sz w:val="18"/>
+          <w:szCs w:val="18"/>
+        </w:rPr>
+        <w:t>그림 73. 고친 뒤 — 166,667원, 빠진 달(2026-11, 2027-01)을 알린다</w:t>
+      </w:r>
+    </w:p>
+    <w:p>
+      <w:pPr>
+        <w:pStyle w:val="Heading2"/>
+        <w:spacing w:after="120" w:before="240"/>
+      </w:pPr>
+      <w:r>
+        <w:rPr>
+          <w:rFonts w:ascii="맑은 고딕" w:cs="맑은 고딕" w:eastAsia="맑은 고딕" w:hAnsi="맑은 고딕"/>
+        </w:rPr>
+        <w:t>34-2. 넣은 시연 자료</w:t>
+      </w:r>
+    </w:p>
+    <w:tbl>
+      <w:tblPr>
+        <w:tblW w:type="dxa" w:w="8900"/>
+        <w:tblBorders>
+          <w:top w:val="single" w:color="auto" w:sz="4"/>
+          <w:left w:val="single" w:color="auto" w:sz="4"/>
+          <w:bottom w:val="single" w:color="auto" w:sz="4"/>
+          <w:right w:val="single" w:color="auto" w:sz="4"/>
+          <w:insideH w:val="single" w:color="auto" w:sz="4"/>
+          <w:insideV w:val="single" w:color="auto" w:sz="4"/>
+        </w:tblBorders>
+      </w:tblPr>
+      <w:tblGrid>
+        <w:gridCol w:w="2600"/>
+        <w:gridCol w:w="2000"/>
+        <w:gridCol w:w="2600"/>
+        <w:gridCol w:w="1700"/>
+      </w:tblGrid>
+      <w:tr>
+        <w:trPr>
+          <w:tblHeader/>
+        </w:trPr>
+        <w:tc>
+          <w:tcPr>
+            <w:tcW w:type="dxa" w:w="2600"/>
+            <w:tcBorders>
+              <w:top w:val="single" w:color="BFC5CE" w:sz="4"/>
+              <w:left w:val="single" w:color="BFC5CE" w:sz="4"/>
+              <w:bottom w:val="single" w:color="BFC5CE" w:sz="4"/>
+              <w:right w:val="single" w:color="BFC5CE" w:sz="4"/>
+            </w:tcBorders>
+            <w:shd w:fill="E8EEF9" w:val="clear"/>
+            <w:tcMar>
+              <w:top w:type="dxa" w:w="60"/>
+              <w:left w:type="dxa" w:w="90"/>
+              <w:bottom w:type="dxa" w:w="60"/>
+              <w:right w:type="dxa" w:w="90"/>
+            </w:tcMar>
+          </w:tcPr>
+          <w:p>
+            <w:r>
+              <w:rPr>
+                <w:rFonts w:ascii="맑은 고딕" w:cs="맑은 고딕" w:eastAsia="맑은 고딕" w:hAnsi="맑은 고딕"/>
+                <w:b/>
+                <w:bCs/>
+                <w:sz w:val="18"/>
+                <w:szCs w:val="18"/>
+              </w:rPr>
+              <w:t>구분</w:t>
+            </w:r>
+          </w:p>
+        </w:tc>
+        <w:tc>
+          <w:tcPr>
+            <w:tcW w:type="dxa" w:w="2000"/>
+            <w:tcBorders>
+              <w:top w:val="single" w:color="BFC5CE" w:sz="4"/>
+              <w:left w:val="single" w:color="BFC5CE" w:sz="4"/>
+              <w:bottom w:val="single" w:color="BFC5CE" w:sz="4"/>
+              <w:right w:val="single" w:color="BFC5CE" w:sz="4"/>
+            </w:tcBorders>
+            <w:shd w:fill="E8EEF9" w:val="clear"/>
+            <w:tcMar>
+              <w:top w:type="dxa" w:w="60"/>
+              <w:left w:type="dxa" w:w="90"/>
+              <w:bottom w:type="dxa" w:w="60"/>
+              <w:right w:type="dxa" w:w="90"/>
+            </w:tcMar>
+          </w:tcPr>
+          <w:p>
+            <w:r>
+              <w:rPr>
+                <w:rFonts w:ascii="맑은 고딕" w:cs="맑은 고딕" w:eastAsia="맑은 고딕" w:hAnsi="맑은 고딕"/>
+                <w:b/>
+                <w:bCs/>
+                <w:sz w:val="18"/>
+                <w:szCs w:val="18"/>
+              </w:rPr>
+              <w:t>번호</w:t>
+            </w:r>
+          </w:p>
+        </w:tc>
+        <w:tc>
+          <w:tcPr>
+            <w:tcW w:type="dxa" w:w="2600"/>
+            <w:tcBorders>
+              <w:top w:val="single" w:color="BFC5CE" w:sz="4"/>
+              <w:left w:val="single" w:color="BFC5CE" w:sz="4"/>
+              <w:bottom w:val="single" w:color="BFC5CE" w:sz="4"/>
+              <w:right w:val="single" w:color="BFC5CE" w:sz="4"/>
+            </w:tcBorders>
+            <w:shd w:fill="E8EEF9" w:val="clear"/>
+            <w:tcMar>
+              <w:top w:type="dxa" w:w="60"/>
+              <w:left w:type="dxa" w:w="90"/>
+              <w:bottom w:type="dxa" w:w="60"/>
+              <w:right w:type="dxa" w:w="90"/>
+            </w:tcMar>
+          </w:tcPr>
+          <w:p>
+            <w:r>
+              <w:rPr>
+                <w:rFonts w:ascii="맑은 고딕" w:cs="맑은 고딕" w:eastAsia="맑은 고딕" w:hAnsi="맑은 고딕"/>
+                <w:b/>
+                <w:bCs/>
+                <w:sz w:val="18"/>
+                <w:szCs w:val="18"/>
+              </w:rPr>
+              <w:t>내용</w:t>
+            </w:r>
+          </w:p>
+        </w:tc>
+        <w:tc>
+          <w:tcPr>
+            <w:tcW w:type="dxa" w:w="1700"/>
+            <w:tcBorders>
+              <w:top w:val="single" w:color="BFC5CE" w:sz="4"/>
+              <w:left w:val="single" w:color="BFC5CE" w:sz="4"/>
+              <w:bottom w:val="single" w:color="BFC5CE" w:sz="4"/>
+              <w:right w:val="single" w:color="BFC5CE" w:sz="4"/>
+            </w:tcBorders>
+            <w:shd w:fill="E8EEF9" w:val="clear"/>
+            <w:tcMar>
+              <w:top w:type="dxa" w:w="60"/>
+              <w:left w:type="dxa" w:w="90"/>
+              <w:bottom w:type="dxa" w:w="60"/>
+              <w:right w:type="dxa" w:w="90"/>
+            </w:tcMar>
+          </w:tcPr>
+          <w:p>
+            <w:r>
+              <w:rPr>
+                <w:rFonts w:ascii="맑은 고딕" w:cs="맑은 고딕" w:eastAsia="맑은 고딕" w:hAnsi="맑은 고딕"/>
+                <w:b/>
+                <w:bCs/>
+                <w:sz w:val="18"/>
+                <w:szCs w:val="18"/>
+              </w:rPr>
+              <w:t>비고</w:t>
+            </w:r>
+          </w:p>
+        </w:tc>
+      </w:tr>
+      <w:tr>
+        <w:tc>
+          <w:tcPr>
+            <w:tcW w:type="dxa" w:w="2600"/>
+            <w:tcBorders>
+              <w:top w:val="single" w:color="BFC5CE" w:sz="4"/>
+              <w:left w:val="single" w:color="BFC5CE" w:sz="4"/>
+              <w:bottom w:val="single" w:color="BFC5CE" w:sz="4"/>
+              <w:right w:val="single" w:color="BFC5CE" w:sz="4"/>
+            </w:tcBorders>
+            <w:tcMar>
+              <w:top w:type="dxa" w:w="60"/>
+              <w:left w:type="dxa" w:w="90"/>
+              <w:bottom w:type="dxa" w:w="60"/>
+              <w:right w:type="dxa" w:w="90"/>
+            </w:tcMar>
+          </w:tcPr>
+          <w:p>
+            <w:r>
+              <w:rPr>
+                <w:rFonts w:ascii="맑은 고딕" w:cs="맑은 고딕" w:eastAsia="맑은 고딕" w:hAnsi="맑은 고딕"/>
+                <w:b w:val="false"/>
+                <w:bCs w:val="false"/>
+                <w:sz w:val="18"/>
+                <w:szCs w:val="18"/>
+              </w:rPr>
+              <w:t>고정자산</w:t>
+            </w:r>
+          </w:p>
+        </w:tc>
+        <w:tc>
+          <w:tcPr>
+            <w:tcW w:type="dxa" w:w="2000"/>
+            <w:tcBorders>
+              <w:top w:val="single" w:color="BFC5CE" w:sz="4"/>
+              <w:left w:val="single" w:color="BFC5CE" w:sz="4"/>
+              <w:bottom w:val="single" w:color="BFC5CE" w:sz="4"/>
+              <w:right w:val="single" w:color="BFC5CE" w:sz="4"/>
+            </w:tcBorders>
+            <w:tcMar>
+              <w:top w:type="dxa" w:w="60"/>
+              <w:left w:type="dxa" w:w="90"/>
+              <w:bottom w:type="dxa" w:w="60"/>
+              <w:right w:type="dxa" w:w="90"/>
+            </w:tcMar>
+          </w:tcPr>
+          <w:p>
+            <w:r>
+              <w:rPr>
+                <w:rFonts w:ascii="맑은 고딕" w:cs="맑은 고딕" w:eastAsia="맑은 고딕" w:hAnsi="맑은 고딕"/>
+                <w:b w:val="false"/>
+                <w:bCs w:val="false"/>
+                <w:sz w:val="18"/>
+                <w:szCs w:val="18"/>
+              </w:rPr>
+              <w:t>FA-20260801-0001</w:t>
+            </w:r>
+          </w:p>
+        </w:tc>
+        <w:tc>
+          <w:tcPr>
+            <w:tcW w:type="dxa" w:w="2600"/>
+            <w:tcBorders>
+              <w:top w:val="single" w:color="BFC5CE" w:sz="4"/>
+              <w:left w:val="single" w:color="BFC5CE" w:sz="4"/>
+              <w:bottom w:val="single" w:color="BFC5CE" w:sz="4"/>
+              <w:right w:val="single" w:color="BFC5CE" w:sz="4"/>
+            </w:tcBorders>
+            <w:tcMar>
+              <w:top w:type="dxa" w:w="60"/>
+              <w:left w:type="dxa" w:w="90"/>
+              <w:bottom w:type="dxa" w:w="60"/>
+              <w:right w:type="dxa" w:w="90"/>
+            </w:tcMar>
+          </w:tcPr>
+          <w:p>
+            <w:r>
+              <w:rPr>
+                <w:rFonts w:ascii="맑은 고딕" w:cs="맑은 고딕" w:eastAsia="맑은 고딕" w:hAnsi="맑은 고딕"/>
+                <w:b w:val="false"/>
+                <w:bCs w:val="false"/>
+                <w:sz w:val="18"/>
+                <w:szCs w:val="18"/>
+              </w:rPr>
+              <w:t>SMT 리플로우 장비 · 206 기계장치 · 10,000,000 · 5년 정액</w:t>
+            </w:r>
+          </w:p>
+        </w:tc>
+        <w:tc>
+          <w:tcPr>
+            <w:tcW w:type="dxa" w:w="1700"/>
+            <w:tcBorders>
+              <w:top w:val="single" w:color="BFC5CE" w:sz="4"/>
+              <w:left w:val="single" w:color="BFC5CE" w:sz="4"/>
+              <w:bottom w:val="single" w:color="BFC5CE" w:sz="4"/>
+              <w:right w:val="single" w:color="BFC5CE" w:sz="4"/>
+            </w:tcBorders>
+            <w:tcMar>
+              <w:top w:type="dxa" w:w="60"/>
+              <w:left w:type="dxa" w:w="90"/>
+              <w:bottom w:type="dxa" w:w="60"/>
+              <w:right w:type="dxa" w:w="90"/>
+            </w:tcMar>
+          </w:tcPr>
+          <w:p>
+            <w:r>
+              <w:rPr>
+                <w:rFonts w:ascii="맑은 고딕" w:cs="맑은 고딕" w:eastAsia="맑은 고딕" w:hAnsi="맑은 고딕"/>
+                <w:b w:val="false"/>
+                <w:bCs w:val="false"/>
+                <w:sz w:val="18"/>
+                <w:szCs w:val="18"/>
+              </w:rPr>
+              <w:t>사용중</w:t>
+            </w:r>
+          </w:p>
+        </w:tc>
+      </w:tr>
+      <w:tr>
+        <w:tc>
+          <w:tcPr>
+            <w:tcW w:type="dxa" w:w="2600"/>
+            <w:tcBorders>
+              <w:top w:val="single" w:color="BFC5CE" w:sz="4"/>
+              <w:left w:val="single" w:color="BFC5CE" w:sz="4"/>
+              <w:bottom w:val="single" w:color="BFC5CE" w:sz="4"/>
+              <w:right w:val="single" w:color="BFC5CE" w:sz="4"/>
+            </w:tcBorders>
+            <w:tcMar>
+              <w:top w:type="dxa" w:w="60"/>
+              <w:left w:type="dxa" w:w="90"/>
+              <w:bottom w:type="dxa" w:w="60"/>
+              <w:right w:type="dxa" w:w="90"/>
+            </w:tcMar>
+          </w:tcPr>
+          <w:p>
+            <w:r>
+              <w:rPr>
+                <w:rFonts w:ascii="맑은 고딕" w:cs="맑은 고딕" w:eastAsia="맑은 고딕" w:hAnsi="맑은 고딕"/>
+                <w:b w:val="false"/>
+                <w:bCs w:val="false"/>
+                <w:sz w:val="18"/>
+                <w:szCs w:val="18"/>
+              </w:rPr>
+              <w:t>감가상각</w:t>
+            </w:r>
+          </w:p>
+        </w:tc>
+        <w:tc>
+          <w:tcPr>
+            <w:tcW w:type="dxa" w:w="2000"/>
+            <w:tcBorders>
+              <w:top w:val="single" w:color="BFC5CE" w:sz="4"/>
+              <w:left w:val="single" w:color="BFC5CE" w:sz="4"/>
+              <w:bottom w:val="single" w:color="BFC5CE" w:sz="4"/>
+              <w:right w:val="single" w:color="BFC5CE" w:sz="4"/>
+            </w:tcBorders>
+            <w:tcMar>
+              <w:top w:type="dxa" w:w="60"/>
+              <w:left w:type="dxa" w:w="90"/>
+              <w:bottom w:type="dxa" w:w="60"/>
+              <w:right w:type="dxa" w:w="90"/>
+            </w:tcMar>
+          </w:tcPr>
+          <w:p>
+            <w:r>
+              <w:rPr>
+                <w:rFonts w:ascii="맑은 고딕" w:cs="맑은 고딕" w:eastAsia="맑은 고딕" w:hAnsi="맑은 고딕"/>
+                <w:b w:val="false"/>
+                <w:bCs w:val="false"/>
+                <w:sz w:val="18"/>
+                <w:szCs w:val="18"/>
+              </w:rPr>
+              <w:t>2026-08 · 09 · 10 · 12 · 2027-02</w:t>
+            </w:r>
+          </w:p>
+        </w:tc>
+        <w:tc>
+          <w:tcPr>
+            <w:tcW w:type="dxa" w:w="2600"/>
+            <w:tcBorders>
+              <w:top w:val="single" w:color="BFC5CE" w:sz="4"/>
+              <w:left w:val="single" w:color="BFC5CE" w:sz="4"/>
+              <w:bottom w:val="single" w:color="BFC5CE" w:sz="4"/>
+              <w:right w:val="single" w:color="BFC5CE" w:sz="4"/>
+            </w:tcBorders>
+            <w:tcMar>
+              <w:top w:type="dxa" w:w="60"/>
+              <w:left w:type="dxa" w:w="90"/>
+              <w:bottom w:type="dxa" w:w="60"/>
+              <w:right w:type="dxa" w:w="90"/>
+            </w:tcMar>
+          </w:tcPr>
+          <w:p>
+            <w:r>
+              <w:rPr>
+                <w:rFonts w:ascii="맑은 고딕" w:cs="맑은 고딕" w:eastAsia="맑은 고딕" w:hAnsi="맑은 고딕"/>
+                <w:b w:val="false"/>
+                <w:bCs w:val="false"/>
+                <w:sz w:val="18"/>
+                <w:szCs w:val="18"/>
+              </w:rPr>
+              <w:t>각 166,667(10월만 고치기 전 166,666.67)</w:t>
+            </w:r>
+          </w:p>
+        </w:tc>
+        <w:tc>
+          <w:tcPr>
+            <w:tcW w:type="dxa" w:w="1700"/>
+            <w:tcBorders>
+              <w:top w:val="single" w:color="BFC5CE" w:sz="4"/>
+              <w:left w:val="single" w:color="BFC5CE" w:sz="4"/>
+              <w:bottom w:val="single" w:color="BFC5CE" w:sz="4"/>
+              <w:right w:val="single" w:color="BFC5CE" w:sz="4"/>
+            </w:tcBorders>
+            <w:tcMar>
+              <w:top w:type="dxa" w:w="60"/>
+              <w:left w:type="dxa" w:w="90"/>
+              <w:bottom w:type="dxa" w:w="60"/>
+              <w:right w:type="dxa" w:w="90"/>
+            </w:tcMar>
+          </w:tcPr>
+          <w:p>
+            <w:r>
+              <w:rPr>
+                <w:rFonts w:ascii="맑은 고딕" w:cs="맑은 고딕" w:eastAsia="맑은 고딕" w:hAnsi="맑은 고딕"/>
+                <w:b w:val="false"/>
+                <w:bCs w:val="false"/>
+                <w:sz w:val="18"/>
+                <w:szCs w:val="18"/>
+              </w:rPr>
+              <w:t>11월·2027-01 은 일부러 건너뜀</w:t>
+            </w:r>
+          </w:p>
+        </w:tc>
+      </w:tr>
+    </w:tbl>
+    <w:p>
+      <w:pPr>
+        <w:pStyle w:val="Heading2"/>
+        <w:spacing w:after="120" w:before="240"/>
+      </w:pPr>
+      <w:r>
+        <w:rPr>
+          <w:rFonts w:ascii="맑은 고딕" w:cs="맑은 고딕" w:eastAsia="맑은 고딕" w:hAnsi="맑은 고딕"/>
+        </w:rPr>
+        <w:t>34-3. 숫자 맞추기</w:t>
+      </w:r>
+    </w:p>
+    <w:tbl>
+      <w:tblPr>
+        <w:tblW w:type="dxa" w:w="8900"/>
+        <w:tblBorders>
+          <w:top w:val="single" w:color="auto" w:sz="4"/>
+          <w:left w:val="single" w:color="auto" w:sz="4"/>
+          <w:bottom w:val="single" w:color="auto" w:sz="4"/>
+          <w:right w:val="single" w:color="auto" w:sz="4"/>
+          <w:insideH w:val="single" w:color="auto" w:sz="4"/>
+          <w:insideV w:val="single" w:color="auto" w:sz="4"/>
+        </w:tblBorders>
+      </w:tblPr>
+      <w:tblGrid>
+        <w:gridCol w:w="2600"/>
+        <w:gridCol w:w="2000"/>
+        <w:gridCol w:w="2600"/>
+        <w:gridCol w:w="1700"/>
+      </w:tblGrid>
+      <w:tr>
+        <w:trPr>
+          <w:tblHeader/>
+        </w:trPr>
+        <w:tc>
+          <w:tcPr>
+            <w:tcW w:type="dxa" w:w="2600"/>
+            <w:tcBorders>
+              <w:top w:val="single" w:color="BFC5CE" w:sz="4"/>
+              <w:left w:val="single" w:color="BFC5CE" w:sz="4"/>
+              <w:bottom w:val="single" w:color="BFC5CE" w:sz="4"/>
+              <w:right w:val="single" w:color="BFC5CE" w:sz="4"/>
+            </w:tcBorders>
+            <w:shd w:fill="E8EEF9" w:val="clear"/>
+            <w:tcMar>
+              <w:top w:type="dxa" w:w="60"/>
+              <w:left w:type="dxa" w:w="90"/>
+              <w:bottom w:type="dxa" w:w="60"/>
+              <w:right w:type="dxa" w:w="90"/>
+            </w:tcMar>
+          </w:tcPr>
+          <w:p>
+            <w:r>
+              <w:rPr>
+                <w:rFonts w:ascii="맑은 고딕" w:cs="맑은 고딕" w:eastAsia="맑은 고딕" w:hAnsi="맑은 고딕"/>
+                <w:b/>
+                <w:bCs/>
+                <w:sz w:val="18"/>
+                <w:szCs w:val="18"/>
+              </w:rPr>
+              <w:t>확인한 것</w:t>
+            </w:r>
+          </w:p>
+        </w:tc>
+        <w:tc>
+          <w:tcPr>
+            <w:tcW w:type="dxa" w:w="2000"/>
+            <w:tcBorders>
+              <w:top w:val="single" w:color="BFC5CE" w:sz="4"/>
+              <w:left w:val="single" w:color="BFC5CE" w:sz="4"/>
+              <w:bottom w:val="single" w:color="BFC5CE" w:sz="4"/>
+              <w:right w:val="single" w:color="BFC5CE" w:sz="4"/>
+            </w:tcBorders>
+            <w:shd w:fill="E8EEF9" w:val="clear"/>
+            <w:tcMar>
+              <w:top w:type="dxa" w:w="60"/>
+              <w:left w:type="dxa" w:w="90"/>
+              <w:bottom w:type="dxa" w:w="60"/>
+              <w:right w:type="dxa" w:w="90"/>
+            </w:tcMar>
+          </w:tcPr>
+          <w:p>
+            <w:r>
+              <w:rPr>
+                <w:rFonts w:ascii="맑은 고딕" w:cs="맑은 고딕" w:eastAsia="맑은 고딕" w:hAnsi="맑은 고딕"/>
+                <w:b/>
+                <w:bCs/>
+                <w:sz w:val="18"/>
+                <w:szCs w:val="18"/>
+              </w:rPr>
+              <w:t>손계산</w:t>
+            </w:r>
+          </w:p>
+        </w:tc>
+        <w:tc>
+          <w:tcPr>
+            <w:tcW w:type="dxa" w:w="2600"/>
+            <w:tcBorders>
+              <w:top w:val="single" w:color="BFC5CE" w:sz="4"/>
+              <w:left w:val="single" w:color="BFC5CE" w:sz="4"/>
+              <w:bottom w:val="single" w:color="BFC5CE" w:sz="4"/>
+              <w:right w:val="single" w:color="BFC5CE" w:sz="4"/>
+            </w:tcBorders>
+            <w:shd w:fill="E8EEF9" w:val="clear"/>
+            <w:tcMar>
+              <w:top w:type="dxa" w:w="60"/>
+              <w:left w:type="dxa" w:w="90"/>
+              <w:bottom w:type="dxa" w:w="60"/>
+              <w:right w:type="dxa" w:w="90"/>
+            </w:tcMar>
+          </w:tcPr>
+          <w:p>
+            <w:r>
+              <w:rPr>
+                <w:rFonts w:ascii="맑은 고딕" w:cs="맑은 고딕" w:eastAsia="맑은 고딕" w:hAnsi="맑은 고딕"/>
+                <w:b/>
+                <w:bCs/>
+                <w:sz w:val="18"/>
+                <w:szCs w:val="18"/>
+              </w:rPr>
+              <w:t>화면</w:t>
+            </w:r>
+          </w:p>
+        </w:tc>
+        <w:tc>
+          <w:tcPr>
+            <w:tcW w:type="dxa" w:w="1700"/>
+            <w:tcBorders>
+              <w:top w:val="single" w:color="BFC5CE" w:sz="4"/>
+              <w:left w:val="single" w:color="BFC5CE" w:sz="4"/>
+              <w:bottom w:val="single" w:color="BFC5CE" w:sz="4"/>
+              <w:right w:val="single" w:color="BFC5CE" w:sz="4"/>
+            </w:tcBorders>
+            <w:shd w:fill="E8EEF9" w:val="clear"/>
+            <w:tcMar>
+              <w:top w:type="dxa" w:w="60"/>
+              <w:left w:type="dxa" w:w="90"/>
+              <w:bottom w:type="dxa" w:w="60"/>
+              <w:right w:type="dxa" w:w="90"/>
+            </w:tcMar>
+          </w:tcPr>
+          <w:p>
+            <w:r>
+              <w:rPr>
+                <w:rFonts w:ascii="맑은 고딕" w:cs="맑은 고딕" w:eastAsia="맑은 고딕" w:hAnsi="맑은 고딕"/>
+                <w:b/>
+                <w:bCs/>
+                <w:sz w:val="18"/>
+                <w:szCs w:val="18"/>
+              </w:rPr>
+              <w:t>결과</w:t>
+            </w:r>
+          </w:p>
+        </w:tc>
+      </w:tr>
+      <w:tr>
+        <w:tc>
+          <w:tcPr>
+            <w:tcW w:type="dxa" w:w="2600"/>
+            <w:tcBorders>
+              <w:top w:val="single" w:color="BFC5CE" w:sz="4"/>
+              <w:left w:val="single" w:color="BFC5CE" w:sz="4"/>
+              <w:bottom w:val="single" w:color="BFC5CE" w:sz="4"/>
+              <w:right w:val="single" w:color="BFC5CE" w:sz="4"/>
+            </w:tcBorders>
+            <w:tcMar>
+              <w:top w:type="dxa" w:w="60"/>
+              <w:left w:type="dxa" w:w="90"/>
+              <w:bottom w:type="dxa" w:w="60"/>
+              <w:right w:type="dxa" w:w="90"/>
+            </w:tcMar>
+          </w:tcPr>
+          <w:p>
+            <w:r>
+              <w:rPr>
+                <w:rFonts w:ascii="맑은 고딕" w:cs="맑은 고딕" w:eastAsia="맑은 고딕" w:hAnsi="맑은 고딕"/>
+                <w:b w:val="false"/>
+                <w:bCs w:val="false"/>
+                <w:sz w:val="18"/>
+                <w:szCs w:val="18"/>
+              </w:rPr>
+              <w:t>월 상각액</w:t>
+            </w:r>
+          </w:p>
+        </w:tc>
+        <w:tc>
+          <w:tcPr>
+            <w:tcW w:type="dxa" w:w="2000"/>
+            <w:tcBorders>
+              <w:top w:val="single" w:color="BFC5CE" w:sz="4"/>
+              <w:left w:val="single" w:color="BFC5CE" w:sz="4"/>
+              <w:bottom w:val="single" w:color="BFC5CE" w:sz="4"/>
+              <w:right w:val="single" w:color="BFC5CE" w:sz="4"/>
+            </w:tcBorders>
+            <w:tcMar>
+              <w:top w:type="dxa" w:w="60"/>
+              <w:left w:type="dxa" w:w="90"/>
+              <w:bottom w:type="dxa" w:w="60"/>
+              <w:right w:type="dxa" w:w="90"/>
+            </w:tcMar>
+          </w:tcPr>
+          <w:p>
+            <w:r>
+              <w:rPr>
+                <w:rFonts w:ascii="맑은 고딕" w:cs="맑은 고딕" w:eastAsia="맑은 고딕" w:hAnsi="맑은 고딕"/>
+                <w:b w:val="false"/>
+                <w:bCs w:val="false"/>
+                <w:sz w:val="18"/>
+                <w:szCs w:val="18"/>
+              </w:rPr>
+              <w:t>10,000,000 ÷ 60 = 166,666.67 → 원 단위 166,667</w:t>
+            </w:r>
+          </w:p>
+        </w:tc>
+        <w:tc>
+          <w:tcPr>
+            <w:tcW w:type="dxa" w:w="2600"/>
+            <w:tcBorders>
+              <w:top w:val="single" w:color="BFC5CE" w:sz="4"/>
+              <w:left w:val="single" w:color="BFC5CE" w:sz="4"/>
+              <w:bottom w:val="single" w:color="BFC5CE" w:sz="4"/>
+              <w:right w:val="single" w:color="BFC5CE" w:sz="4"/>
+            </w:tcBorders>
+            <w:tcMar>
+              <w:top w:type="dxa" w:w="60"/>
+              <w:left w:type="dxa" w:w="90"/>
+              <w:bottom w:type="dxa" w:w="60"/>
+              <w:right w:type="dxa" w:w="90"/>
+            </w:tcMar>
+          </w:tcPr>
+          <w:p>
+            <w:r>
+              <w:rPr>
+                <w:rFonts w:ascii="맑은 고딕" w:cs="맑은 고딕" w:eastAsia="맑은 고딕" w:hAnsi="맑은 고딕"/>
+                <w:b w:val="false"/>
+                <w:bCs w:val="false"/>
+                <w:sz w:val="18"/>
+                <w:szCs w:val="18"/>
+              </w:rPr>
+              <w:t>고치기 전 166,666.67 → 고친 뒤 166,667</w:t>
+            </w:r>
+          </w:p>
+        </w:tc>
+        <w:tc>
+          <w:tcPr>
+            <w:tcW w:type="dxa" w:w="1700"/>
+            <w:tcBorders>
+              <w:top w:val="single" w:color="BFC5CE" w:sz="4"/>
+              <w:left w:val="single" w:color="BFC5CE" w:sz="4"/>
+              <w:bottom w:val="single" w:color="BFC5CE" w:sz="4"/>
+              <w:right w:val="single" w:color="BFC5CE" w:sz="4"/>
+            </w:tcBorders>
+            <w:tcMar>
+              <w:top w:type="dxa" w:w="60"/>
+              <w:left w:type="dxa" w:w="90"/>
+              <w:bottom w:type="dxa" w:w="60"/>
+              <w:right w:type="dxa" w:w="90"/>
+            </w:tcMar>
+          </w:tcPr>
+          <w:p>
+            <w:r>
+              <w:rPr>
+                <w:rFonts w:ascii="맑은 고딕" w:cs="맑은 고딕" w:eastAsia="맑은 고딕" w:hAnsi="맑은 고딕"/>
+                <w:b w:val="false"/>
+                <w:bCs w:val="false"/>
+                <w:sz w:val="18"/>
+                <w:szCs w:val="18"/>
+              </w:rPr>
+              <w:t>고침</w:t>
+            </w:r>
+          </w:p>
+        </w:tc>
+      </w:tr>
+      <w:tr>
+        <w:tc>
+          <w:tcPr>
+            <w:tcW w:type="dxa" w:w="2600"/>
+            <w:tcBorders>
+              <w:top w:val="single" w:color="BFC5CE" w:sz="4"/>
+              <w:left w:val="single" w:color="BFC5CE" w:sz="4"/>
+              <w:bottom w:val="single" w:color="BFC5CE" w:sz="4"/>
+              <w:right w:val="single" w:color="BFC5CE" w:sz="4"/>
+            </w:tcBorders>
+            <w:tcMar>
+              <w:top w:type="dxa" w:w="60"/>
+              <w:left w:type="dxa" w:w="90"/>
+              <w:bottom w:type="dxa" w:w="60"/>
+              <w:right w:type="dxa" w:w="90"/>
+            </w:tcMar>
+          </w:tcPr>
+          <w:p>
+            <w:r>
+              <w:rPr>
+                <w:rFonts w:ascii="맑은 고딕" w:cs="맑은 고딕" w:eastAsia="맑은 고딕" w:hAnsi="맑은 고딕"/>
+                <w:b w:val="false"/>
+                <w:bCs w:val="false"/>
+                <w:sz w:val="18"/>
+                <w:szCs w:val="18"/>
+              </w:rPr>
+              <w:t>두 번째 달 상각</w:t>
+            </w:r>
+          </w:p>
+        </w:tc>
+        <w:tc>
+          <w:tcPr>
+            <w:tcW w:type="dxa" w:w="2000"/>
+            <w:tcBorders>
+              <w:top w:val="single" w:color="BFC5CE" w:sz="4"/>
+              <w:left w:val="single" w:color="BFC5CE" w:sz="4"/>
+              <w:bottom w:val="single" w:color="BFC5CE" w:sz="4"/>
+              <w:right w:val="single" w:color="BFC5CE" w:sz="4"/>
+            </w:tcBorders>
+            <w:tcMar>
+              <w:top w:type="dxa" w:w="60"/>
+              <w:left w:type="dxa" w:w="90"/>
+              <w:bottom w:type="dxa" w:w="60"/>
+              <w:right w:type="dxa" w:w="90"/>
+            </w:tcMar>
+          </w:tcPr>
+          <w:p>
+            <w:r>
+              <w:rPr>
+                <w:rFonts w:ascii="맑은 고딕" w:cs="맑은 고딕" w:eastAsia="맑은 고딕" w:hAnsi="맑은 고딕"/>
+                <w:b w:val="false"/>
+                <w:bCs w:val="false"/>
+                <w:sz w:val="18"/>
+                <w:szCs w:val="18"/>
+              </w:rPr>
+              <w:t>8월도 9월도 상각돼야 한다</w:t>
+            </w:r>
+          </w:p>
+        </w:tc>
+        <w:tc>
+          <w:tcPr>
+            <w:tcW w:type="dxa" w:w="2600"/>
+            <w:tcBorders>
+              <w:top w:val="single" w:color="BFC5CE" w:sz="4"/>
+              <w:left w:val="single" w:color="BFC5CE" w:sz="4"/>
+              <w:bottom w:val="single" w:color="BFC5CE" w:sz="4"/>
+              <w:right w:val="single" w:color="BFC5CE" w:sz="4"/>
+            </w:tcBorders>
+            <w:tcMar>
+              <w:top w:type="dxa" w:w="60"/>
+              <w:left w:type="dxa" w:w="90"/>
+              <w:bottom w:type="dxa" w:w="60"/>
+              <w:right w:type="dxa" w:w="90"/>
+            </w:tcMar>
+          </w:tcPr>
+          <w:p>
+            <w:r>
+              <w:rPr>
+                <w:rFonts w:ascii="맑은 고딕" w:cs="맑은 고딕" w:eastAsia="맑은 고딕" w:hAnsi="맑은 고딕"/>
+                <w:b w:val="false"/>
+                <w:bCs w:val="false"/>
+                <w:sz w:val="18"/>
+                <w:szCs w:val="18"/>
+              </w:rPr>
+              <w:t>고치기 전 409 "이미 같은 값이 등록돼 있습니다" → 고친 뒤 상각</w:t>
+            </w:r>
+          </w:p>
+        </w:tc>
+        <w:tc>
+          <w:tcPr>
+            <w:tcW w:type="dxa" w:w="1700"/>
+            <w:tcBorders>
+              <w:top w:val="single" w:color="BFC5CE" w:sz="4"/>
+              <w:left w:val="single" w:color="BFC5CE" w:sz="4"/>
+              <w:bottom w:val="single" w:color="BFC5CE" w:sz="4"/>
+              <w:right w:val="single" w:color="BFC5CE" w:sz="4"/>
+            </w:tcBorders>
+            <w:tcMar>
+              <w:top w:type="dxa" w:w="60"/>
+              <w:left w:type="dxa" w:w="90"/>
+              <w:bottom w:type="dxa" w:w="60"/>
+              <w:right w:type="dxa" w:w="90"/>
+            </w:tcMar>
+          </w:tcPr>
+          <w:p>
+            <w:r>
+              <w:rPr>
+                <w:rFonts w:ascii="맑은 고딕" w:cs="맑은 고딕" w:eastAsia="맑은 고딕" w:hAnsi="맑은 고딕"/>
+                <w:b w:val="false"/>
+                <w:bCs w:val="false"/>
+                <w:sz w:val="18"/>
+                <w:szCs w:val="18"/>
+              </w:rPr>
+              <w:t>고침</w:t>
+            </w:r>
+          </w:p>
+        </w:tc>
+      </w:tr>
+      <w:tr>
+        <w:tc>
+          <w:tcPr>
+            <w:tcW w:type="dxa" w:w="2600"/>
+            <w:tcBorders>
+              <w:top w:val="single" w:color="BFC5CE" w:sz="4"/>
+              <w:left w:val="single" w:color="BFC5CE" w:sz="4"/>
+              <w:bottom w:val="single" w:color="BFC5CE" w:sz="4"/>
+              <w:right w:val="single" w:color="BFC5CE" w:sz="4"/>
+            </w:tcBorders>
+            <w:tcMar>
+              <w:top w:type="dxa" w:w="60"/>
+              <w:left w:type="dxa" w:w="90"/>
+              <w:bottom w:type="dxa" w:w="60"/>
+              <w:right w:type="dxa" w:w="90"/>
+            </w:tcMar>
+          </w:tcPr>
+          <w:p>
+            <w:r>
+              <w:rPr>
+                <w:rFonts w:ascii="맑은 고딕" w:cs="맑은 고딕" w:eastAsia="맑은 고딕" w:hAnsi="맑은 고딕"/>
+                <w:b w:val="false"/>
+                <w:bCs w:val="false"/>
+                <w:sz w:val="18"/>
+                <w:szCs w:val="18"/>
+              </w:rPr>
+              <w:t>분개</w:t>
+            </w:r>
+          </w:p>
+        </w:tc>
+        <w:tc>
+          <w:tcPr>
+            <w:tcW w:type="dxa" w:w="2000"/>
+            <w:tcBorders>
+              <w:top w:val="single" w:color="BFC5CE" w:sz="4"/>
+              <w:left w:val="single" w:color="BFC5CE" w:sz="4"/>
+              <w:bottom w:val="single" w:color="BFC5CE" w:sz="4"/>
+              <w:right w:val="single" w:color="BFC5CE" w:sz="4"/>
+            </w:tcBorders>
+            <w:tcMar>
+              <w:top w:type="dxa" w:w="60"/>
+              <w:left w:type="dxa" w:w="90"/>
+              <w:bottom w:type="dxa" w:w="60"/>
+              <w:right w:type="dxa" w:w="90"/>
+            </w:tcMar>
+          </w:tcPr>
+          <w:p>
+            <w:r>
+              <w:rPr>
+                <w:rFonts w:ascii="맑은 고딕" w:cs="맑은 고딕" w:eastAsia="맑은 고딕" w:hAnsi="맑은 고딕"/>
+                <w:b w:val="false"/>
+                <w:bCs w:val="false"/>
+                <w:sz w:val="18"/>
+                <w:szCs w:val="18"/>
+              </w:rPr>
+              <w:t>차) 감가상각비(818) / 대) 감가상각누계액(203) 같은 금액</w:t>
+            </w:r>
+          </w:p>
+        </w:tc>
+        <w:tc>
+          <w:tcPr>
+            <w:tcW w:type="dxa" w:w="2600"/>
+            <w:tcBorders>
+              <w:top w:val="single" w:color="BFC5CE" w:sz="4"/>
+              <w:left w:val="single" w:color="BFC5CE" w:sz="4"/>
+              <w:bottom w:val="single" w:color="BFC5CE" w:sz="4"/>
+              <w:right w:val="single" w:color="BFC5CE" w:sz="4"/>
+            </w:tcBorders>
+            <w:tcMar>
+              <w:top w:type="dxa" w:w="60"/>
+              <w:left w:type="dxa" w:w="90"/>
+              <w:bottom w:type="dxa" w:w="60"/>
+              <w:right w:type="dxa" w:w="90"/>
+            </w:tcMar>
+          </w:tcPr>
+          <w:p>
+            <w:r>
+              <w:rPr>
+                <w:rFonts w:ascii="맑은 고딕" w:cs="맑은 고딕" w:eastAsia="맑은 고딕" w:hAnsi="맑은 고딕"/>
+                <w:b w:val="false"/>
+                <w:bCs w:val="false"/>
+                <w:sz w:val="18"/>
+                <w:szCs w:val="18"/>
+              </w:rPr>
+              <w:t>같음</w:t>
+            </w:r>
+          </w:p>
+        </w:tc>
+        <w:tc>
+          <w:tcPr>
+            <w:tcW w:type="dxa" w:w="1700"/>
+            <w:tcBorders>
+              <w:top w:val="single" w:color="BFC5CE" w:sz="4"/>
+              <w:left w:val="single" w:color="BFC5CE" w:sz="4"/>
+              <w:bottom w:val="single" w:color="BFC5CE" w:sz="4"/>
+              <w:right w:val="single" w:color="BFC5CE" w:sz="4"/>
+            </w:tcBorders>
+            <w:tcMar>
+              <w:top w:type="dxa" w:w="60"/>
+              <w:left w:type="dxa" w:w="90"/>
+              <w:bottom w:type="dxa" w:w="60"/>
+              <w:right w:type="dxa" w:w="90"/>
+            </w:tcMar>
+          </w:tcPr>
+          <w:p>
+            <w:r>
+              <w:rPr>
+                <w:rFonts w:ascii="맑은 고딕" w:cs="맑은 고딕" w:eastAsia="맑은 고딕" w:hAnsi="맑은 고딕"/>
+                <w:b w:val="false"/>
+                <w:bCs w:val="false"/>
+                <w:sz w:val="18"/>
+                <w:szCs w:val="18"/>
+              </w:rPr>
+              <w:t>일치</w:t>
+            </w:r>
+          </w:p>
+        </w:tc>
+      </w:tr>
+    </w:tbl>
+    <w:p>
+      <w:pPr>
+        <w:pStyle w:val="Heading2"/>
+        <w:spacing w:after="120" w:before="240"/>
+      </w:pPr>
+      <w:r>
+        <w:rPr>
+          <w:rFonts w:ascii="맑은 고딕" w:cs="맑은 고딕" w:eastAsia="맑은 고딕" w:hAnsi="맑은 고딕"/>
+        </w:rPr>
+        <w:t>34-4. 발견한 문제</w:t>
+      </w:r>
+    </w:p>
+    <w:tbl>
+      <w:tblPr>
+        <w:tblW w:type="dxa" w:w="9000"/>
+        <w:tblBorders>
+          <w:top w:val="single" w:color="auto" w:sz="4"/>
+          <w:left w:val="single" w:color="auto" w:sz="4"/>
+          <w:bottom w:val="single" w:color="auto" w:sz="4"/>
+          <w:right w:val="single" w:color="auto" w:sz="4"/>
+          <w:insideH w:val="single" w:color="auto" w:sz="4"/>
+          <w:insideV w:val="single" w:color="auto" w:sz="4"/>
+        </w:tblBorders>
+      </w:tblPr>
+      <w:tblGrid>
+        <w:gridCol w:w="400"/>
+        <w:gridCol w:w="2300"/>
+        <w:gridCol w:w="2500"/>
+        <w:gridCol w:w="3000"/>
+        <w:gridCol w:w="800"/>
+      </w:tblGrid>
+      <w:tr>
+        <w:trPr>
+          <w:tblHeader/>
+        </w:trPr>
+        <w:tc>
+          <w:tcPr>
+            <w:tcW w:type="dxa" w:w="400"/>
+            <w:tcBorders>
+              <w:top w:val="single" w:color="BFC5CE" w:sz="4"/>
+              <w:left w:val="single" w:color="BFC5CE" w:sz="4"/>
+              <w:bottom w:val="single" w:color="BFC5CE" w:sz="4"/>
+              <w:right w:val="single" w:color="BFC5CE" w:sz="4"/>
+            </w:tcBorders>
+            <w:shd w:fill="E8EEF9" w:val="clear"/>
+            <w:tcMar>
+              <w:top w:type="dxa" w:w="60"/>
+              <w:left w:type="dxa" w:w="90"/>
+              <w:bottom w:type="dxa" w:w="60"/>
+              <w:right w:type="dxa" w:w="90"/>
+            </w:tcMar>
+          </w:tcPr>
+          <w:p>
+            <w:r>
+              <w:rPr>
+                <w:rFonts w:ascii="맑은 고딕" w:cs="맑은 고딕" w:eastAsia="맑은 고딕" w:hAnsi="맑은 고딕"/>
+                <w:b/>
+                <w:bCs/>
+                <w:sz w:val="18"/>
+                <w:szCs w:val="18"/>
+              </w:rPr>
+              <w:t>#</w:t>
+            </w:r>
+          </w:p>
+        </w:tc>
+        <w:tc>
+          <w:tcPr>
+            <w:tcW w:type="dxa" w:w="2300"/>
+            <w:tcBorders>
+              <w:top w:val="single" w:color="BFC5CE" w:sz="4"/>
+              <w:left w:val="single" w:color="BFC5CE" w:sz="4"/>
+              <w:bottom w:val="single" w:color="BFC5CE" w:sz="4"/>
+              <w:right w:val="single" w:color="BFC5CE" w:sz="4"/>
+            </w:tcBorders>
+            <w:shd w:fill="E8EEF9" w:val="clear"/>
+            <w:tcMar>
+              <w:top w:type="dxa" w:w="60"/>
+              <w:left w:type="dxa" w:w="90"/>
+              <w:bottom w:type="dxa" w:w="60"/>
+              <w:right w:type="dxa" w:w="90"/>
+            </w:tcMar>
+          </w:tcPr>
+          <w:p>
+            <w:r>
+              <w:rPr>
+                <w:rFonts w:ascii="맑은 고딕" w:cs="맑은 고딕" w:eastAsia="맑은 고딕" w:hAnsi="맑은 고딕"/>
+                <w:b/>
+                <w:bCs/>
+                <w:sz w:val="18"/>
+                <w:szCs w:val="18"/>
+              </w:rPr>
+              <w:t>증상</w:t>
+            </w:r>
+          </w:p>
+        </w:tc>
+        <w:tc>
+          <w:tcPr>
+            <w:tcW w:type="dxa" w:w="2500"/>
+            <w:tcBorders>
+              <w:top w:val="single" w:color="BFC5CE" w:sz="4"/>
+              <w:left w:val="single" w:color="BFC5CE" w:sz="4"/>
+              <w:bottom w:val="single" w:color="BFC5CE" w:sz="4"/>
+              <w:right w:val="single" w:color="BFC5CE" w:sz="4"/>
+            </w:tcBorders>
+            <w:shd w:fill="E8EEF9" w:val="clear"/>
+            <w:tcMar>
+              <w:top w:type="dxa" w:w="60"/>
+              <w:left w:type="dxa" w:w="90"/>
+              <w:bottom w:type="dxa" w:w="60"/>
+              <w:right w:type="dxa" w:w="90"/>
+            </w:tcMar>
+          </w:tcPr>
+          <w:p>
+            <w:r>
+              <w:rPr>
+                <w:rFonts w:ascii="맑은 고딕" w:cs="맑은 고딕" w:eastAsia="맑은 고딕" w:hAnsi="맑은 고딕"/>
+                <w:b/>
+                <w:bCs/>
+                <w:sz w:val="18"/>
+                <w:szCs w:val="18"/>
+              </w:rPr>
+              <w:t>원인</w:t>
+            </w:r>
+          </w:p>
+        </w:tc>
+        <w:tc>
+          <w:tcPr>
+            <w:tcW w:type="dxa" w:w="3000"/>
+            <w:tcBorders>
+              <w:top w:val="single" w:color="BFC5CE" w:sz="4"/>
+              <w:left w:val="single" w:color="BFC5CE" w:sz="4"/>
+              <w:bottom w:val="single" w:color="BFC5CE" w:sz="4"/>
+              <w:right w:val="single" w:color="BFC5CE" w:sz="4"/>
+            </w:tcBorders>
+            <w:shd w:fill="E8EEF9" w:val="clear"/>
+            <w:tcMar>
+              <w:top w:type="dxa" w:w="60"/>
+              <w:left w:type="dxa" w:w="90"/>
+              <w:bottom w:type="dxa" w:w="60"/>
+              <w:right w:type="dxa" w:w="90"/>
+            </w:tcMar>
+          </w:tcPr>
+          <w:p>
+            <w:r>
+              <w:rPr>
+                <w:rFonts w:ascii="맑은 고딕" w:cs="맑은 고딕" w:eastAsia="맑은 고딕" w:hAnsi="맑은 고딕"/>
+                <w:b/>
+                <w:bCs/>
+                <w:sz w:val="18"/>
+                <w:szCs w:val="18"/>
+              </w:rPr>
+              <w:t>조치</w:t>
+            </w:r>
+          </w:p>
+        </w:tc>
+        <w:tc>
+          <w:tcPr>
+            <w:tcW w:type="dxa" w:w="800"/>
+            <w:tcBorders>
+              <w:top w:val="single" w:color="BFC5CE" w:sz="4"/>
+              <w:left w:val="single" w:color="BFC5CE" w:sz="4"/>
+              <w:bottom w:val="single" w:color="BFC5CE" w:sz="4"/>
+              <w:right w:val="single" w:color="BFC5CE" w:sz="4"/>
+            </w:tcBorders>
+            <w:shd w:fill="E8EEF9" w:val="clear"/>
+            <w:tcMar>
+              <w:top w:type="dxa" w:w="60"/>
+              <w:left w:type="dxa" w:w="90"/>
+              <w:bottom w:type="dxa" w:w="60"/>
+              <w:right w:type="dxa" w:w="90"/>
+            </w:tcMar>
+          </w:tcPr>
+          <w:p>
+            <w:r>
+              <w:rPr>
+                <w:rFonts w:ascii="맑은 고딕" w:cs="맑은 고딕" w:eastAsia="맑은 고딕" w:hAnsi="맑은 고딕"/>
+                <w:b/>
+                <w:bCs/>
+                <w:sz w:val="18"/>
+                <w:szCs w:val="18"/>
+              </w:rPr>
+              <w:t>상태</w:t>
+            </w:r>
+          </w:p>
+        </w:tc>
+      </w:tr>
+      <w:tr>
+        <w:tc>
+          <w:tcPr>
+            <w:tcW w:type="dxa" w:w="400"/>
+            <w:tcBorders>
+              <w:top w:val="single" w:color="BFC5CE" w:sz="4"/>
+              <w:left w:val="single" w:color="BFC5CE" w:sz="4"/>
+              <w:bottom w:val="single" w:color="BFC5CE" w:sz="4"/>
+              <w:right w:val="single" w:color="BFC5CE" w:sz="4"/>
+            </w:tcBorders>
+            <w:tcMar>
+              <w:top w:type="dxa" w:w="60"/>
+              <w:left w:type="dxa" w:w="90"/>
+              <w:bottom w:type="dxa" w:w="60"/>
+              <w:right w:type="dxa" w:w="90"/>
+            </w:tcMar>
+          </w:tcPr>
+          <w:p>
+            <w:r>
+              <w:rPr>
+                <w:rFonts w:ascii="맑은 고딕" w:cs="맑은 고딕" w:eastAsia="맑은 고딕" w:hAnsi="맑은 고딕"/>
+                <w:b w:val="false"/>
+                <w:bCs w:val="false"/>
+                <w:sz w:val="18"/>
+                <w:szCs w:val="18"/>
+              </w:rPr>
+              <w:t>95</w:t>
+            </w:r>
+          </w:p>
+        </w:tc>
+        <w:tc>
+          <w:tcPr>
+            <w:tcW w:type="dxa" w:w="2300"/>
+            <w:tcBorders>
+              <w:top w:val="single" w:color="BFC5CE" w:sz="4"/>
+              <w:left w:val="single" w:color="BFC5CE" w:sz="4"/>
+              <w:bottom w:val="single" w:color="BFC5CE" w:sz="4"/>
+              <w:right w:val="single" w:color="BFC5CE" w:sz="4"/>
+            </w:tcBorders>
+            <w:tcMar>
+              <w:top w:type="dxa" w:w="60"/>
+              <w:left w:type="dxa" w:w="90"/>
+              <w:bottom w:type="dxa" w:w="60"/>
+              <w:right w:type="dxa" w:w="90"/>
+            </w:tcMar>
+          </w:tcPr>
+          <w:p>
+            <w:r>
+              <w:rPr>
+                <w:rFonts w:ascii="맑은 고딕" w:cs="맑은 고딕" w:eastAsia="맑은 고딕" w:hAnsi="맑은 고딕"/>
+                <w:b w:val="false"/>
+                <w:bCs w:val="false"/>
+                <w:sz w:val="18"/>
+                <w:szCs w:val="18"/>
+              </w:rPr>
+              <w:t>자산등록의 자산계정에 현금·외상매출금·원재료까지 나와, 현금에 고정자산을 달아 감가상각할 수 있었다.</w:t>
+            </w:r>
+          </w:p>
+        </w:tc>
+        <w:tc>
+          <w:tcPr>
+            <w:tcW w:type="dxa" w:w="2500"/>
+            <w:tcBorders>
+              <w:top w:val="single" w:color="BFC5CE" w:sz="4"/>
+              <w:left w:val="single" w:color="BFC5CE" w:sz="4"/>
+              <w:bottom w:val="single" w:color="BFC5CE" w:sz="4"/>
+              <w:right w:val="single" w:color="BFC5CE" w:sz="4"/>
+            </w:tcBorders>
+            <w:tcMar>
+              <w:top w:type="dxa" w:w="60"/>
+              <w:left w:type="dxa" w:w="90"/>
+              <w:bottom w:type="dxa" w:w="60"/>
+              <w:right w:type="dxa" w:w="90"/>
+            </w:tcMar>
+          </w:tcPr>
+          <w:p>
+            <w:r>
+              <w:rPr>
+                <w:rFonts w:ascii="맑은 고딕" w:cs="맑은 고딕" w:eastAsia="맑은 고딕" w:hAnsi="맑은 고딕"/>
+                <w:b w:val="false"/>
+                <w:bCs w:val="false"/>
+                <w:sz w:val="18"/>
+                <w:szCs w:val="18"/>
+              </w:rPr>
+              <w:t>자산(ASSET) 계정 전부를 보여 주고 서버도 자산 계정이기만 하면 받았다.</w:t>
+            </w:r>
+          </w:p>
+        </w:tc>
+        <w:tc>
+          <w:tcPr>
+            <w:tcW w:type="dxa" w:w="3000"/>
+            <w:tcBorders>
+              <w:top w:val="single" w:color="BFC5CE" w:sz="4"/>
+              <w:left w:val="single" w:color="BFC5CE" w:sz="4"/>
+              <w:bottom w:val="single" w:color="BFC5CE" w:sz="4"/>
+              <w:right w:val="single" w:color="BFC5CE" w:sz="4"/>
+            </w:tcBorders>
+            <w:tcMar>
+              <w:top w:type="dxa" w:w="60"/>
+              <w:left w:type="dxa" w:w="90"/>
+              <w:bottom w:type="dxa" w:w="60"/>
+              <w:right w:type="dxa" w:w="90"/>
+            </w:tcMar>
+          </w:tcPr>
+          <w:p>
+            <w:r>
+              <w:rPr>
+                <w:rFonts w:ascii="맑은 고딕" w:cs="맑은 고딕" w:eastAsia="맑은 고딕" w:hAnsi="맑은 고딕"/>
+                <w:b w:val="false"/>
+                <w:bCs w:val="false"/>
+                <w:sz w:val="18"/>
+                <w:szCs w:val="18"/>
+              </w:rPr>
+              <w:t>유형자산(2xx, 누계액 제외)만 — 화면과 서버 둘 다. qa.mjs 단언.</w:t>
+            </w:r>
+          </w:p>
+        </w:tc>
+        <w:tc>
+          <w:tcPr>
+            <w:tcW w:type="dxa" w:w="800"/>
+            <w:tcBorders>
+              <w:top w:val="single" w:color="BFC5CE" w:sz="4"/>
+              <w:left w:val="single" w:color="BFC5CE" w:sz="4"/>
+              <w:bottom w:val="single" w:color="BFC5CE" w:sz="4"/>
+              <w:right w:val="single" w:color="BFC5CE" w:sz="4"/>
+            </w:tcBorders>
+            <w:tcMar>
+              <w:top w:type="dxa" w:w="60"/>
+              <w:left w:type="dxa" w:w="90"/>
+              <w:bottom w:type="dxa" w:w="60"/>
+              <w:right w:type="dxa" w:w="90"/>
+            </w:tcMar>
+          </w:tcPr>
+          <w:p>
+            <w:r>
+              <w:rPr>
+                <w:rFonts w:ascii="맑은 고딕" w:cs="맑은 고딕" w:eastAsia="맑은 고딕" w:hAnsi="맑은 고딕"/>
+                <w:b w:val="false"/>
+                <w:bCs w:val="false"/>
+                <w:sz w:val="18"/>
+                <w:szCs w:val="18"/>
+              </w:rPr>
+              <w:t>수정됨</w:t>
+            </w:r>
+          </w:p>
+        </w:tc>
+      </w:tr>
+      <w:tr>
+        <w:tc>
+          <w:tcPr>
+            <w:tcW w:type="dxa" w:w="400"/>
+            <w:tcBorders>
+              <w:top w:val="single" w:color="BFC5CE" w:sz="4"/>
+              <w:left w:val="single" w:color="BFC5CE" w:sz="4"/>
+              <w:bottom w:val="single" w:color="BFC5CE" w:sz="4"/>
+              <w:right w:val="single" w:color="BFC5CE" w:sz="4"/>
+            </w:tcBorders>
+            <w:tcMar>
+              <w:top w:type="dxa" w:w="60"/>
+              <w:left w:type="dxa" w:w="90"/>
+              <w:bottom w:type="dxa" w:w="60"/>
+              <w:right w:type="dxa" w:w="90"/>
+            </w:tcMar>
+          </w:tcPr>
+          <w:p>
+            <w:r>
+              <w:rPr>
+                <w:rFonts w:ascii="맑은 고딕" w:cs="맑은 고딕" w:eastAsia="맑은 고딕" w:hAnsi="맑은 고딕"/>
+                <w:b w:val="false"/>
+                <w:bCs w:val="false"/>
+                <w:sz w:val="18"/>
+                <w:szCs w:val="18"/>
+              </w:rPr>
+              <w:t>96</w:t>
+            </w:r>
+          </w:p>
+        </w:tc>
+        <w:tc>
+          <w:tcPr>
+            <w:tcW w:type="dxa" w:w="2300"/>
+            <w:tcBorders>
+              <w:top w:val="single" w:color="BFC5CE" w:sz="4"/>
+              <w:left w:val="single" w:color="BFC5CE" w:sz="4"/>
+              <w:bottom w:val="single" w:color="BFC5CE" w:sz="4"/>
+              <w:right w:val="single" w:color="BFC5CE" w:sz="4"/>
+            </w:tcBorders>
+            <w:tcMar>
+              <w:top w:type="dxa" w:w="60"/>
+              <w:left w:type="dxa" w:w="90"/>
+              <w:bottom w:type="dxa" w:w="60"/>
+              <w:right w:type="dxa" w:w="90"/>
+            </w:tcMar>
+          </w:tcPr>
+          <w:p>
+            <w:r>
+              <w:rPr>
+                <w:rFonts w:ascii="맑은 고딕" w:cs="맑은 고딕" w:eastAsia="맑은 고딕" w:hAnsi="맑은 고딕"/>
+                <w:b w:val="false"/>
+                <w:bCs w:val="false"/>
+                <w:sz w:val="18"/>
+                <w:szCs w:val="18"/>
+              </w:rPr>
+              <w:t>월 상각액이 166,666.67원 — 원 미만이 분개에 찍힌다.</w:t>
+            </w:r>
+          </w:p>
+        </w:tc>
+        <w:tc>
+          <w:tcPr>
+            <w:tcW w:type="dxa" w:w="2500"/>
+            <w:tcBorders>
+              <w:top w:val="single" w:color="BFC5CE" w:sz="4"/>
+              <w:left w:val="single" w:color="BFC5CE" w:sz="4"/>
+              <w:bottom w:val="single" w:color="BFC5CE" w:sz="4"/>
+              <w:right w:val="single" w:color="BFC5CE" w:sz="4"/>
+            </w:tcBorders>
+            <w:tcMar>
+              <w:top w:type="dxa" w:w="60"/>
+              <w:left w:type="dxa" w:w="90"/>
+              <w:bottom w:type="dxa" w:w="60"/>
+              <w:right w:type="dxa" w:w="90"/>
+            </w:tcMar>
+          </w:tcPr>
+          <w:p>
+            <w:r>
+              <w:rPr>
+                <w:rFonts w:ascii="맑은 고딕" w:cs="맑은 고딕" w:eastAsia="맑은 고딕" w:hAnsi="맑은 고딕"/>
+                <w:b w:val="false"/>
+                <w:bCs w:val="false"/>
+                <w:sz w:val="18"/>
+                <w:szCs w:val="18"/>
+              </w:rPr>
+              <w:t>소수 둘째 자리로 나눴다.</w:t>
+            </w:r>
+          </w:p>
+        </w:tc>
+        <w:tc>
+          <w:tcPr>
+            <w:tcW w:type="dxa" w:w="3000"/>
+            <w:tcBorders>
+              <w:top w:val="single" w:color="BFC5CE" w:sz="4"/>
+              <w:left w:val="single" w:color="BFC5CE" w:sz="4"/>
+              <w:bottom w:val="single" w:color="BFC5CE" w:sz="4"/>
+              <w:right w:val="single" w:color="BFC5CE" w:sz="4"/>
+            </w:tcBorders>
+            <w:tcMar>
+              <w:top w:type="dxa" w:w="60"/>
+              <w:left w:type="dxa" w:w="90"/>
+              <w:bottom w:type="dxa" w:w="60"/>
+              <w:right w:type="dxa" w:w="90"/>
+            </w:tcMar>
+          </w:tcPr>
+          <w:p>
+            <w:r>
+              <w:rPr>
+                <w:rFonts w:ascii="맑은 고딕" w:cs="맑은 고딕" w:eastAsia="맑은 고딕" w:hAnsi="맑은 고딕"/>
+                <w:b w:val="false"/>
+                <w:bCs w:val="false"/>
+                <w:sz w:val="18"/>
+                <w:szCs w:val="18"/>
+              </w:rPr>
+              <w:t>원 단위 반올림. 끝전은 마지막 달이 남은 상각가능액으로 맞춘다.</w:t>
+            </w:r>
+          </w:p>
+        </w:tc>
+        <w:tc>
+          <w:tcPr>
+            <w:tcW w:type="dxa" w:w="800"/>
+            <w:tcBorders>
+              <w:top w:val="single" w:color="BFC5CE" w:sz="4"/>
+              <w:left w:val="single" w:color="BFC5CE" w:sz="4"/>
+              <w:bottom w:val="single" w:color="BFC5CE" w:sz="4"/>
+              <w:right w:val="single" w:color="BFC5CE" w:sz="4"/>
+            </w:tcBorders>
+            <w:tcMar>
+              <w:top w:type="dxa" w:w="60"/>
+              <w:left w:type="dxa" w:w="90"/>
+              <w:bottom w:type="dxa" w:w="60"/>
+              <w:right w:type="dxa" w:w="90"/>
+            </w:tcMar>
+          </w:tcPr>
+          <w:p>
+            <w:r>
+              <w:rPr>
+                <w:rFonts w:ascii="맑은 고딕" w:cs="맑은 고딕" w:eastAsia="맑은 고딕" w:hAnsi="맑은 고딕"/>
+                <w:b w:val="false"/>
+                <w:bCs w:val="false"/>
+                <w:sz w:val="18"/>
+                <w:szCs w:val="18"/>
+              </w:rPr>
+              <w:t>수정됨</w:t>
+            </w:r>
+          </w:p>
+        </w:tc>
+      </w:tr>
+      <w:tr>
+        <w:tc>
+          <w:tcPr>
+            <w:tcW w:type="dxa" w:w="400"/>
+            <w:tcBorders>
+              <w:top w:val="single" w:color="BFC5CE" w:sz="4"/>
+              <w:left w:val="single" w:color="BFC5CE" w:sz="4"/>
+              <w:bottom w:val="single" w:color="BFC5CE" w:sz="4"/>
+              <w:right w:val="single" w:color="BFC5CE" w:sz="4"/>
+            </w:tcBorders>
+            <w:tcMar>
+              <w:top w:type="dxa" w:w="60"/>
+              <w:left w:type="dxa" w:w="90"/>
+              <w:bottom w:type="dxa" w:w="60"/>
+              <w:right w:type="dxa" w:w="90"/>
+            </w:tcMar>
+          </w:tcPr>
+          <w:p>
+            <w:r>
+              <w:rPr>
+                <w:rFonts w:ascii="맑은 고딕" w:cs="맑은 고딕" w:eastAsia="맑은 고딕" w:hAnsi="맑은 고딕"/>
+                <w:b w:val="false"/>
+                <w:bCs w:val="false"/>
+                <w:sz w:val="18"/>
+                <w:szCs w:val="18"/>
+              </w:rPr>
+              <w:t>97</w:t>
+            </w:r>
+          </w:p>
+        </w:tc>
+        <w:tc>
+          <w:tcPr>
+            <w:tcW w:type="dxa" w:w="2300"/>
+            <w:tcBorders>
+              <w:top w:val="single" w:color="BFC5CE" w:sz="4"/>
+              <w:left w:val="single" w:color="BFC5CE" w:sz="4"/>
+              <w:bottom w:val="single" w:color="BFC5CE" w:sz="4"/>
+              <w:right w:val="single" w:color="BFC5CE" w:sz="4"/>
+            </w:tcBorders>
+            <w:tcMar>
+              <w:top w:type="dxa" w:w="60"/>
+              <w:left w:type="dxa" w:w="90"/>
+              <w:bottom w:type="dxa" w:w="60"/>
+              <w:right w:type="dxa" w:w="90"/>
+            </w:tcMar>
+          </w:tcPr>
+          <w:p>
+            <w:r>
+              <w:rPr>
+                <w:rFonts w:ascii="맑은 고딕" w:cs="맑은 고딕" w:eastAsia="맑은 고딕" w:hAnsi="맑은 고딕"/>
+                <w:b w:val="false"/>
+                <w:bCs w:val="false"/>
+                <w:sz w:val="18"/>
+                <w:szCs w:val="18"/>
+              </w:rPr>
+              <w:t>10월을 먼저 돌려 8·9월이 빠져도 아무 말이 없다.</w:t>
+            </w:r>
+          </w:p>
+        </w:tc>
+        <w:tc>
+          <w:tcPr>
+            <w:tcW w:type="dxa" w:w="2500"/>
+            <w:tcBorders>
+              <w:top w:val="single" w:color="BFC5CE" w:sz="4"/>
+              <w:left w:val="single" w:color="BFC5CE" w:sz="4"/>
+              <w:bottom w:val="single" w:color="BFC5CE" w:sz="4"/>
+              <w:right w:val="single" w:color="BFC5CE" w:sz="4"/>
+            </w:tcBorders>
+            <w:tcMar>
+              <w:top w:type="dxa" w:w="60"/>
+              <w:left w:type="dxa" w:w="90"/>
+              <w:bottom w:type="dxa" w:w="60"/>
+              <w:right w:type="dxa" w:w="90"/>
+            </w:tcMar>
+          </w:tcPr>
+          <w:p>
+            <w:r>
+              <w:rPr>
+                <w:rFonts w:ascii="맑은 고딕" w:cs="맑은 고딕" w:eastAsia="맑은 고딕" w:hAnsi="맑은 고딕"/>
+                <w:b w:val="false"/>
+                <w:bCs w:val="false"/>
+                <w:sz w:val="18"/>
+                <w:szCs w:val="18"/>
+              </w:rPr>
+              <w:t>빠진 달을 보지 않았다.</w:t>
+            </w:r>
+          </w:p>
+        </w:tc>
+        <w:tc>
+          <w:tcPr>
+            <w:tcW w:type="dxa" w:w="3000"/>
+            <w:tcBorders>
+              <w:top w:val="single" w:color="BFC5CE" w:sz="4"/>
+              <w:left w:val="single" w:color="BFC5CE" w:sz="4"/>
+              <w:bottom w:val="single" w:color="BFC5CE" w:sz="4"/>
+              <w:right w:val="single" w:color="BFC5CE" w:sz="4"/>
+            </w:tcBorders>
+            <w:tcMar>
+              <w:top w:type="dxa" w:w="60"/>
+              <w:left w:type="dxa" w:w="90"/>
+              <w:bottom w:type="dxa" w:w="60"/>
+              <w:right w:type="dxa" w:w="90"/>
+            </w:tcMar>
+          </w:tcPr>
+          <w:p>
+            <w:r>
+              <w:rPr>
+                <w:rFonts w:ascii="맑은 고딕" w:cs="맑은 고딕" w:eastAsia="맑은 고딕" w:hAnsi="맑은 고딕"/>
+                <w:b w:val="false"/>
+                <w:bCs w:val="false"/>
+                <w:sz w:val="18"/>
+                <w:szCs w:val="18"/>
+              </w:rPr>
+              <w:t>실행 결과에 빠진 달을 알린다(막지는 않음).</w:t>
+            </w:r>
+          </w:p>
+        </w:tc>
+        <w:tc>
+          <w:tcPr>
+            <w:tcW w:type="dxa" w:w="800"/>
+            <w:tcBorders>
+              <w:top w:val="single" w:color="BFC5CE" w:sz="4"/>
+              <w:left w:val="single" w:color="BFC5CE" w:sz="4"/>
+              <w:bottom w:val="single" w:color="BFC5CE" w:sz="4"/>
+              <w:right w:val="single" w:color="BFC5CE" w:sz="4"/>
+            </w:tcBorders>
+            <w:tcMar>
+              <w:top w:type="dxa" w:w="60"/>
+              <w:left w:type="dxa" w:w="90"/>
+              <w:bottom w:type="dxa" w:w="60"/>
+              <w:right w:type="dxa" w:w="90"/>
+            </w:tcMar>
+          </w:tcPr>
+          <w:p>
+            <w:r>
+              <w:rPr>
+                <w:rFonts w:ascii="맑은 고딕" w:cs="맑은 고딕" w:eastAsia="맑은 고딕" w:hAnsi="맑은 고딕"/>
+                <w:b w:val="false"/>
+                <w:bCs w:val="false"/>
+                <w:sz w:val="18"/>
+                <w:szCs w:val="18"/>
+              </w:rPr>
+              <w:t>수정됨</w:t>
+            </w:r>
+          </w:p>
+        </w:tc>
+      </w:tr>
+      <w:tr>
+        <w:tc>
+          <w:tcPr>
+            <w:tcW w:type="dxa" w:w="400"/>
+            <w:tcBorders>
+              <w:top w:val="single" w:color="BFC5CE" w:sz="4"/>
+              <w:left w:val="single" w:color="BFC5CE" w:sz="4"/>
+              <w:bottom w:val="single" w:color="BFC5CE" w:sz="4"/>
+              <w:right w:val="single" w:color="BFC5CE" w:sz="4"/>
+            </w:tcBorders>
+            <w:tcMar>
+              <w:top w:type="dxa" w:w="60"/>
+              <w:left w:type="dxa" w:w="90"/>
+              <w:bottom w:type="dxa" w:w="60"/>
+              <w:right w:type="dxa" w:w="90"/>
+            </w:tcMar>
+          </w:tcPr>
+          <w:p>
+            <w:r>
+              <w:rPr>
+                <w:rFonts w:ascii="맑은 고딕" w:cs="맑은 고딕" w:eastAsia="맑은 고딕" w:hAnsi="맑은 고딕"/>
+                <w:b w:val="false"/>
+                <w:bCs w:val="false"/>
+                <w:sz w:val="18"/>
+                <w:szCs w:val="18"/>
+              </w:rPr>
+              <w:t>98</w:t>
+            </w:r>
+          </w:p>
+        </w:tc>
+        <w:tc>
+          <w:tcPr>
+            <w:tcW w:type="dxa" w:w="2300"/>
+            <w:tcBorders>
+              <w:top w:val="single" w:color="BFC5CE" w:sz="4"/>
+              <w:left w:val="single" w:color="BFC5CE" w:sz="4"/>
+              <w:bottom w:val="single" w:color="BFC5CE" w:sz="4"/>
+              <w:right w:val="single" w:color="BFC5CE" w:sz="4"/>
+            </w:tcBorders>
+            <w:tcMar>
+              <w:top w:type="dxa" w:w="60"/>
+              <w:left w:type="dxa" w:w="90"/>
+              <w:bottom w:type="dxa" w:w="60"/>
+              <w:right w:type="dxa" w:w="90"/>
+            </w:tcMar>
+          </w:tcPr>
+          <w:p>
+            <w:r>
+              <w:rPr>
+                <w:rFonts w:ascii="맑은 고딕" w:cs="맑은 고딕" w:eastAsia="맑은 고딕" w:hAnsi="맑은 고딕"/>
+                <w:b w:val="false"/>
+                <w:bCs w:val="false"/>
+                <w:sz w:val="18"/>
+                <w:szCs w:val="18"/>
+              </w:rPr>
+              <w:t>한 자산은 첫 달 말고는 상각할 수 없다 — 두 번째 달부터 409. 고정자산이 사실상 첫 달 뒤로 멈춰 있었다.</w:t>
+            </w:r>
+          </w:p>
+        </w:tc>
+        <w:tc>
+          <w:tcPr>
+            <w:tcW w:type="dxa" w:w="2500"/>
+            <w:tcBorders>
+              <w:top w:val="single" w:color="BFC5CE" w:sz="4"/>
+              <w:left w:val="single" w:color="BFC5CE" w:sz="4"/>
+              <w:bottom w:val="single" w:color="BFC5CE" w:sz="4"/>
+              <w:right w:val="single" w:color="BFC5CE" w:sz="4"/>
+            </w:tcBorders>
+            <w:tcMar>
+              <w:top w:type="dxa" w:w="60"/>
+              <w:left w:type="dxa" w:w="90"/>
+              <w:bottom w:type="dxa" w:w="60"/>
+              <w:right w:type="dxa" w:w="90"/>
+            </w:tcMar>
+          </w:tcPr>
+          <w:p>
+            <w:r>
+              <w:rPr>
+                <w:rFonts w:ascii="맑은 고딕" w:cs="맑은 고딕" w:eastAsia="맑은 고딕" w:hAnsi="맑은 고딕"/>
+                <w:b w:val="false"/>
+                <w:bCs w:val="false"/>
+                <w:sz w:val="18"/>
+                <w:szCs w:val="18"/>
+              </w:rPr>
+              <w:t>분개의 출처 id 에 자산 id 를 넣어, (출처 종류, 출처 id) 유니크 때문에 자산마다 상각 분개가 한 장만 들어갔다. QA 시험은 한 달만 돌려 몰랐다.</w:t>
+            </w:r>
+          </w:p>
+        </w:tc>
+        <w:tc>
+          <w:tcPr>
+            <w:tcW w:type="dxa" w:w="3000"/>
+            <w:tcBorders>
+              <w:top w:val="single" w:color="BFC5CE" w:sz="4"/>
+              <w:left w:val="single" w:color="BFC5CE" w:sz="4"/>
+              <w:bottom w:val="single" w:color="BFC5CE" w:sz="4"/>
+              <w:right w:val="single" w:color="BFC5CE" w:sz="4"/>
+            </w:tcBorders>
+            <w:tcMar>
+              <w:top w:type="dxa" w:w="60"/>
+              <w:left w:type="dxa" w:w="90"/>
+              <w:bottom w:type="dxa" w:w="60"/>
+              <w:right w:type="dxa" w:w="90"/>
+            </w:tcMar>
+          </w:tcPr>
+          <w:p>
+            <w:r>
+              <w:rPr>
+                <w:rFonts w:ascii="맑은 고딕" w:cs="맑은 고딕" w:eastAsia="맑은 고딕" w:hAnsi="맑은 고딕"/>
+                <w:b w:val="false"/>
+                <w:bCs w:val="false"/>
+                <w:sz w:val="18"/>
+                <w:szCs w:val="18"/>
+              </w:rPr>
+              <w:t>출처를 상각 행 id 로. V224/V97 로 옛 상각 분개 1,237장의 출처를 같은 뜻으로 맞췄다(데이터만, 지운 것 없음). qa.mjs 에 두 달 연속 상각 시험.</w:t>
+            </w:r>
+          </w:p>
+        </w:tc>
+        <w:tc>
+          <w:tcPr>
+            <w:tcW w:type="dxa" w:w="800"/>
+            <w:tcBorders>
+              <w:top w:val="single" w:color="BFC5CE" w:sz="4"/>
+              <w:left w:val="single" w:color="BFC5CE" w:sz="4"/>
+              <w:bottom w:val="single" w:color="BFC5CE" w:sz="4"/>
+              <w:right w:val="single" w:color="BFC5CE" w:sz="4"/>
+            </w:tcBorders>
+            <w:tcMar>
+              <w:top w:type="dxa" w:w="60"/>
+              <w:left w:type="dxa" w:w="90"/>
+              <w:bottom w:type="dxa" w:w="60"/>
+              <w:right w:type="dxa" w:w="90"/>
+            </w:tcMar>
+          </w:tcPr>
+          <w:p>
+            <w:r>
+              <w:rPr>
+                <w:rFonts w:ascii="맑은 고딕" w:cs="맑은 고딕" w:eastAsia="맑은 고딕" w:hAnsi="맑은 고딕"/>
+                <w:b w:val="false"/>
+                <w:bCs w:val="false"/>
+                <w:sz w:val="18"/>
+                <w:szCs w:val="18"/>
+              </w:rPr>
+              <w:t>수정됨</w:t>
+            </w:r>
+          </w:p>
+        </w:tc>
+      </w:tr>
+    </w:tbl>
+    <w:p>
+      <w:pPr>
+        <w:pStyle w:val="Heading2"/>
+        <w:spacing w:after="120" w:before="240"/>
+      </w:pPr>
+      <w:r>
+        <w:rPr>
+          <w:rFonts w:ascii="맑은 고딕" w:cs="맑은 고딕" w:eastAsia="맑은 고딕" w:hAnsi="맑은 고딕"/>
+        </w:rPr>
+        <w:t>34-5. 다음 할 일</w:t>
+      </w:r>
+    </w:p>
+    <w:p>
+      <w:pPr>
+        <w:pStyle w:val="ListParagraph"/>
+        <w:numPr>
+          <w:ilvl w:val="0"/>
+          <w:numId w:val="2"/>
+        </w:numPr>
+        <w:spacing w:after="60"/>
+      </w:pPr>
+      <w:r>
+        <w:rPr>
+          <w:rFonts w:ascii="맑은 고딕" w:cs="맑은 고딕" w:eastAsia="맑은 고딕" w:hAnsi="맑은 고딕"/>
+          <w:sz w:val="21"/>
+          <w:szCs w:val="21"/>
+        </w:rPr>
+        <w:t>10월 상각(166,666.67)은 고치기 전에 들어간 그대로다 — 되돌리는 기능(상각 취소)이 없다. 필요한지 결정(#99)</w:t>
+      </w:r>
+    </w:p>
+    <w:p>
+      <w:pPr>
+        <w:pStyle w:val="ListParagraph"/>
+        <w:numPr>
+          <w:ilvl w:val="0"/>
+          <w:numId w:val="2"/>
+        </w:numPr>
+        <w:spacing w:after="60"/>
+      </w:pPr>
+      <w:r>
+        <w:rPr>
+          <w:rFonts w:ascii="맑은 고딕" w:cs="맑은 고딕" w:eastAsia="맑은 고딕" w:hAnsi="맑은 고딕"/>
+          <w:sz w:val="21"/>
+          <w:szCs w:val="21"/>
+        </w:rPr>
+        <w:t>결정 필요 모음: #29 · #43 · #56 · #59~#61 · #68 · #88 · #93 · #99</w:t>
       </w:r>
     </w:p>
     <w:sectPr>

--- a/docs/ERP_사용설명서_QA기록.docx
+++ b/docs/ERP_사용설명서_QA기록.docx
@@ -69,7 +69,7 @@
           <w:sz w:val="21"/>
           <w:szCs w:val="21"/>
         </w:rPr>
-        <w:t>2026-10-02 (34회차)</w:t>
+        <w:t>2026-10-02 (35회차)</w:t>
       </w:r>
     </w:p>
     <w:p>
@@ -50822,6 +50822,1014 @@
           <w:szCs w:val="21"/>
         </w:rPr>
         <w:t>10월 상각(166,666.67)은 고치기 전에 들어간 그대로다 — 되돌리는 기능(상각 취소)이 없다. 필요한지 결정(#99)</w:t>
+      </w:r>
+    </w:p>
+    <w:p>
+      <w:pPr>
+        <w:pStyle w:val="ListParagraph"/>
+        <w:numPr>
+          <w:ilvl w:val="0"/>
+          <w:numId w:val="2"/>
+        </w:numPr>
+        <w:spacing w:after="60"/>
+      </w:pPr>
+      <w:r>
+        <w:rPr>
+          <w:rFonts w:ascii="맑은 고딕" w:cs="맑은 고딕" w:eastAsia="맑은 고딕" w:hAnsi="맑은 고딕"/>
+          <w:sz w:val="21"/>
+          <w:szCs w:val="21"/>
+        </w:rPr>
+        <w:t>결정 필요 모음: #29 · #43 · #56 · #59~#61 · #68 · #88 · #93 · #99</w:t>
+      </w:r>
+    </w:p>
+    <w:p>
+      <w:pPr>
+        <w:pStyle w:val="Heading1"/>
+        <w:spacing w:after="120" w:before="240"/>
+      </w:pPr>
+      <w:r>
+        <w:rPr>
+          <w:rFonts w:ascii="맑은 고딕" w:cs="맑은 고딕" w:eastAsia="맑은 고딕" w:hAnsi="맑은 고딕"/>
+        </w:rPr>
+        <w:t>35회차 — 휴가신청서 결재: 결재가 끝나면 근태에 남는가</w:t>
+      </w:r>
+    </w:p>
+    <w:p>
+      <w:pPr>
+        <w:spacing w:after="120"/>
+      </w:pPr>
+      <w:r>
+        <w:rPr>
+          <w:rFonts w:ascii="맑은 고딕" w:cs="맑은 고딕" w:eastAsia="맑은 고딕" w:hAnsi="맑은 고딕"/>
+          <w:sz w:val="21"/>
+          <w:szCs w:val="21"/>
+        </w:rPr>
+        <w:t>계기: 시스템 관리자가 10/15 연차를 전자결재 휴가신청서로 올리고 김부장이 승인했습니다. 결재가 끝났으면 근태조회·휴가잔여일수에 그 휴가가 잡혀야 하는데, 아무것도 없었습니다 — 같은 휴가를 근태입력에 또 넣어야 했습니다.</w:t>
+      </w:r>
+    </w:p>
+    <w:p>
+      <w:pPr>
+        <w:pStyle w:val="Heading2"/>
+        <w:spacing w:after="120" w:before="240"/>
+      </w:pPr>
+      <w:r>
+        <w:rPr>
+          <w:rFonts w:ascii="맑은 고딕" w:cs="맑은 고딕" w:eastAsia="맑은 고딕" w:hAnsi="맑은 고딕"/>
+        </w:rPr>
+        <w:t>35-1. 사용법</w:t>
+      </w:r>
+    </w:p>
+    <w:p>
+      <w:pPr>
+        <w:pStyle w:val="ListParagraph"/>
+        <w:numPr>
+          <w:ilvl w:val="0"/>
+          <w:numId w:val="2"/>
+        </w:numPr>
+        <w:spacing w:after="60"/>
+      </w:pPr>
+      <w:r>
+        <w:rPr>
+          <w:rFonts w:ascii="맑은 고딕" w:cs="맑은 고딕" w:eastAsia="맑은 고딕" w:hAnsi="맑은 고딕"/>
+          <w:sz w:val="21"/>
+          <w:szCs w:val="21"/>
+        </w:rPr>
+        <w:t>그룹웨어 › 전자결재 › 기안서작성 (/groupware/approval/draft) → 휴가신청서 → 제목 · 결재자 🔍 김부장 → 확인 → 본문의 신청일자(시작~끝 일시) · 신청내용 · 신청사유 → 저장/결재 → "AP-… 기안서 상신 완료 · 결재자 1명".</w:t>
+      </w:r>
+    </w:p>
+    <w:p>
+      <w:pPr>
+        <w:pStyle w:val="ListParagraph"/>
+        <w:numPr>
+          <w:ilvl w:val="0"/>
+          <w:numId w:val="2"/>
+        </w:numPr>
+        <w:spacing w:after="60"/>
+      </w:pPr>
+      <w:r>
+        <w:rPr>
+          <w:rFonts w:ascii="맑은 고딕" w:cs="맑은 고딕" w:eastAsia="맑은 고딕" w:hAnsi="맑은 고딕"/>
+          <w:sz w:val="21"/>
+          <w:szCs w:val="21"/>
+        </w:rPr>
+        <w:t>결재자(김부장)로 로그인 → 내결재관리 (/groupware/approval/my) → 그 문서의 승인 → 문서 상태 "완료".</w:t>
+      </w:r>
+    </w:p>
+    <w:p>
+      <w:pPr>
+        <w:pStyle w:val="ListParagraph"/>
+        <w:numPr>
+          <w:ilvl w:val="0"/>
+          <w:numId w:val="2"/>
+        </w:numPr>
+        <w:spacing w:after="60"/>
+      </w:pPr>
+      <w:r>
+        <w:rPr>
+          <w:rFonts w:ascii="맑은 고딕" w:cs="맑은 고딕" w:eastAsia="맑은 고딕" w:hAnsi="맑은 고딕"/>
+          <w:sz w:val="21"/>
+          <w:szCs w:val="21"/>
+        </w:rPr>
+        <w:t>최종 결재가 끝나면 근태(휴가)가 저절로 들어갑니다(이번 회차에 이었습니다): 하루 안에서 4시간 이하는 반차 0.5일, 아니면 연차 1일, 여러 날이면 평일 수. 상태는 승인, 사유 끝에 "(전자결재 AP-…)".</w:t>
+      </w:r>
+    </w:p>
+    <w:p>
+      <w:pPr>
+        <w:pStyle w:val="ListParagraph"/>
+        <w:numPr>
+          <w:ilvl w:val="0"/>
+          <w:numId w:val="2"/>
+        </w:numPr>
+        <w:spacing w:after="60"/>
+      </w:pPr>
+      <w:r>
+        <w:rPr>
+          <w:rFonts w:ascii="맑은 고딕" w:cs="맑은 고딕" w:eastAsia="맑은 고딕" w:hAnsi="맑은 고딕"/>
+          <w:sz w:val="21"/>
+          <w:szCs w:val="21"/>
+        </w:rPr>
+        <w:t>인사 › 근태조회 (/hr/leave-list) 에서 확인.</w:t>
+      </w:r>
+    </w:p>
+    <w:p>
+      <w:pPr>
+        <w:jc w:val="center"/>
+      </w:pPr>
+      <w:r>
+        <w:drawing>
+          <wp:inline xmlns:a="http://schemas.openxmlformats.org/drawingml/2006/main" xmlns:pic="http://schemas.openxmlformats.org/drawingml/2006/picture">
+            <wp:extent cx="5760000" cy="3240000"/>
+            <wp:docPr id="74" name="Picture 74"/>
+            <wp:cNvGraphicFramePr>
+              <a:graphicFrameLocks noChangeAspect="1"/>
+            </wp:cNvGraphicFramePr>
+            <a:graphic>
+              <a:graphicData uri="http://schemas.openxmlformats.org/drawingml/2006/picture">
+                <pic:pic>
+                  <pic:nvPicPr>
+                    <pic:cNvPr id="0" name="a1-leave-draft.png"/>
+                    <pic:cNvPicPr/>
+                  </pic:nvPicPr>
+                  <pic:blipFill>
+                    <a:blip r:embed="rId82"/>
+                    <a:stretch>
+                      <a:fillRect/>
+                    </a:stretch>
+                  </pic:blipFill>
+                  <pic:spPr>
+                    <a:xfrm>
+                      <a:off x="0" y="0"/>
+                      <a:ext cx="5760000" cy="3240000"/>
+                    </a:xfrm>
+                    <a:prstGeom prst="rect"/>
+                  </pic:spPr>
+                </pic:pic>
+              </a:graphicData>
+            </a:graphic>
+          </wp:inline>
+        </w:drawing>
+      </w:r>
+    </w:p>
+    <w:p>
+      <w:pPr>
+        <w:spacing w:after="200"/>
+        <w:jc w:val="center"/>
+      </w:pPr>
+      <w:r>
+        <w:rPr>
+          <w:rFonts w:ascii="맑은 고딕" w:cs="맑은 고딕" w:eastAsia="맑은 고딕" w:hAnsi="맑은 고딕"/>
+          <w:i/>
+          <w:iCs/>
+          <w:color w:val="666666"/>
+          <w:sz w:val="18"/>
+          <w:szCs w:val="18"/>
+        </w:rPr>
+        <w:t>그림 74. 휴가신청서 기안 — 결재자 김부장, 신청일자·내용·사유</w:t>
+      </w:r>
+    </w:p>
+    <w:p>
+      <w:pPr>
+        <w:jc w:val="center"/>
+      </w:pPr>
+      <w:r>
+        <w:drawing>
+          <wp:inline xmlns:a="http://schemas.openxmlformats.org/drawingml/2006/main" xmlns:pic="http://schemas.openxmlformats.org/drawingml/2006/picture">
+            <wp:extent cx="5760000" cy="1694118"/>
+            <wp:docPr id="75" name="Picture 75"/>
+            <wp:cNvGraphicFramePr>
+              <a:graphicFrameLocks noChangeAspect="1"/>
+            </wp:cNvGraphicFramePr>
+            <a:graphic>
+              <a:graphicData uri="http://schemas.openxmlformats.org/drawingml/2006/picture">
+                <pic:pic>
+                  <pic:nvPicPr>
+                    <pic:cNvPr id="0" name="b3-leave-list.png"/>
+                    <pic:cNvPicPr/>
+                  </pic:nvPicPr>
+                  <pic:blipFill>
+                    <a:blip r:embed="rId83"/>
+                    <a:stretch>
+                      <a:fillRect/>
+                    </a:stretch>
+                  </pic:blipFill>
+                  <pic:spPr>
+                    <a:xfrm>
+                      <a:off x="0" y="0"/>
+                      <a:ext cx="5760000" cy="1694118"/>
+                    </a:xfrm>
+                    <a:prstGeom prst="rect"/>
+                  </pic:spPr>
+                </pic:pic>
+              </a:graphicData>
+            </a:graphic>
+          </wp:inline>
+        </w:drawing>
+      </w:r>
+    </w:p>
+    <w:p>
+      <w:pPr>
+        <w:spacing w:after="200"/>
+        <w:jc w:val="center"/>
+      </w:pPr>
+      <w:r>
+        <w:rPr>
+          <w:rFonts w:ascii="맑은 고딕" w:cs="맑은 고딕" w:eastAsia="맑은 고딕" w:hAnsi="맑은 고딕"/>
+          <w:i/>
+          <w:iCs/>
+          <w:color w:val="666666"/>
+          <w:sz w:val="18"/>
+          <w:szCs w:val="18"/>
+        </w:rPr>
+        <w:t>그림 75. 고친 뒤 — 10/16 오후 반차 결재(AP-20261002-0003) → 근태 AT-20261016-0001 반차 0.500 승인</w:t>
+      </w:r>
+    </w:p>
+    <w:p>
+      <w:pPr>
+        <w:pStyle w:val="Heading2"/>
+        <w:spacing w:after="120" w:before="240"/>
+      </w:pPr>
+      <w:r>
+        <w:rPr>
+          <w:rFonts w:ascii="맑은 고딕" w:cs="맑은 고딕" w:eastAsia="맑은 고딕" w:hAnsi="맑은 고딕"/>
+        </w:rPr>
+        <w:t>35-2. 숫자 맞추기</w:t>
+      </w:r>
+    </w:p>
+    <w:tbl>
+      <w:tblPr>
+        <w:tblW w:type="dxa" w:w="8900"/>
+        <w:tblBorders>
+          <w:top w:val="single" w:color="auto" w:sz="4"/>
+          <w:left w:val="single" w:color="auto" w:sz="4"/>
+          <w:bottom w:val="single" w:color="auto" w:sz="4"/>
+          <w:right w:val="single" w:color="auto" w:sz="4"/>
+          <w:insideH w:val="single" w:color="auto" w:sz="4"/>
+          <w:insideV w:val="single" w:color="auto" w:sz="4"/>
+        </w:tblBorders>
+      </w:tblPr>
+      <w:tblGrid>
+        <w:gridCol w:w="2600"/>
+        <w:gridCol w:w="2000"/>
+        <w:gridCol w:w="2600"/>
+        <w:gridCol w:w="1700"/>
+      </w:tblGrid>
+      <w:tr>
+        <w:trPr>
+          <w:tblHeader/>
+        </w:trPr>
+        <w:tc>
+          <w:tcPr>
+            <w:tcW w:type="dxa" w:w="2600"/>
+            <w:tcBorders>
+              <w:top w:val="single" w:color="BFC5CE" w:sz="4"/>
+              <w:left w:val="single" w:color="BFC5CE" w:sz="4"/>
+              <w:bottom w:val="single" w:color="BFC5CE" w:sz="4"/>
+              <w:right w:val="single" w:color="BFC5CE" w:sz="4"/>
+            </w:tcBorders>
+            <w:shd w:fill="E8EEF9" w:val="clear"/>
+            <w:tcMar>
+              <w:top w:type="dxa" w:w="60"/>
+              <w:left w:type="dxa" w:w="90"/>
+              <w:bottom w:type="dxa" w:w="60"/>
+              <w:right w:type="dxa" w:w="90"/>
+            </w:tcMar>
+          </w:tcPr>
+          <w:p>
+            <w:r>
+              <w:rPr>
+                <w:rFonts w:ascii="맑은 고딕" w:cs="맑은 고딕" w:eastAsia="맑은 고딕" w:hAnsi="맑은 고딕"/>
+                <w:b/>
+                <w:bCs/>
+                <w:sz w:val="18"/>
+                <w:szCs w:val="18"/>
+              </w:rPr>
+              <w:t>확인한 것</w:t>
+            </w:r>
+          </w:p>
+        </w:tc>
+        <w:tc>
+          <w:tcPr>
+            <w:tcW w:type="dxa" w:w="2000"/>
+            <w:tcBorders>
+              <w:top w:val="single" w:color="BFC5CE" w:sz="4"/>
+              <w:left w:val="single" w:color="BFC5CE" w:sz="4"/>
+              <w:bottom w:val="single" w:color="BFC5CE" w:sz="4"/>
+              <w:right w:val="single" w:color="BFC5CE" w:sz="4"/>
+            </w:tcBorders>
+            <w:shd w:fill="E8EEF9" w:val="clear"/>
+            <w:tcMar>
+              <w:top w:type="dxa" w:w="60"/>
+              <w:left w:type="dxa" w:w="90"/>
+              <w:bottom w:type="dxa" w:w="60"/>
+              <w:right w:type="dxa" w:w="90"/>
+            </w:tcMar>
+          </w:tcPr>
+          <w:p>
+            <w:r>
+              <w:rPr>
+                <w:rFonts w:ascii="맑은 고딕" w:cs="맑은 고딕" w:eastAsia="맑은 고딕" w:hAnsi="맑은 고딕"/>
+                <w:b/>
+                <w:bCs/>
+                <w:sz w:val="18"/>
+                <w:szCs w:val="18"/>
+              </w:rPr>
+              <w:t>기대</w:t>
+            </w:r>
+          </w:p>
+        </w:tc>
+        <w:tc>
+          <w:tcPr>
+            <w:tcW w:type="dxa" w:w="2600"/>
+            <w:tcBorders>
+              <w:top w:val="single" w:color="BFC5CE" w:sz="4"/>
+              <w:left w:val="single" w:color="BFC5CE" w:sz="4"/>
+              <w:bottom w:val="single" w:color="BFC5CE" w:sz="4"/>
+              <w:right w:val="single" w:color="BFC5CE" w:sz="4"/>
+            </w:tcBorders>
+            <w:shd w:fill="E8EEF9" w:val="clear"/>
+            <w:tcMar>
+              <w:top w:type="dxa" w:w="60"/>
+              <w:left w:type="dxa" w:w="90"/>
+              <w:bottom w:type="dxa" w:w="60"/>
+              <w:right w:type="dxa" w:w="90"/>
+            </w:tcMar>
+          </w:tcPr>
+          <w:p>
+            <w:r>
+              <w:rPr>
+                <w:rFonts w:ascii="맑은 고딕" w:cs="맑은 고딕" w:eastAsia="맑은 고딕" w:hAnsi="맑은 고딕"/>
+                <w:b/>
+                <w:bCs/>
+                <w:sz w:val="18"/>
+                <w:szCs w:val="18"/>
+              </w:rPr>
+              <w:t>화면</w:t>
+            </w:r>
+          </w:p>
+        </w:tc>
+        <w:tc>
+          <w:tcPr>
+            <w:tcW w:type="dxa" w:w="1700"/>
+            <w:tcBorders>
+              <w:top w:val="single" w:color="BFC5CE" w:sz="4"/>
+              <w:left w:val="single" w:color="BFC5CE" w:sz="4"/>
+              <w:bottom w:val="single" w:color="BFC5CE" w:sz="4"/>
+              <w:right w:val="single" w:color="BFC5CE" w:sz="4"/>
+            </w:tcBorders>
+            <w:shd w:fill="E8EEF9" w:val="clear"/>
+            <w:tcMar>
+              <w:top w:type="dxa" w:w="60"/>
+              <w:left w:type="dxa" w:w="90"/>
+              <w:bottom w:type="dxa" w:w="60"/>
+              <w:right w:type="dxa" w:w="90"/>
+            </w:tcMar>
+          </w:tcPr>
+          <w:p>
+            <w:r>
+              <w:rPr>
+                <w:rFonts w:ascii="맑은 고딕" w:cs="맑은 고딕" w:eastAsia="맑은 고딕" w:hAnsi="맑은 고딕"/>
+                <w:b/>
+                <w:bCs/>
+                <w:sz w:val="18"/>
+                <w:szCs w:val="18"/>
+              </w:rPr>
+              <w:t>결과</w:t>
+            </w:r>
+          </w:p>
+        </w:tc>
+      </w:tr>
+      <w:tr>
+        <w:tc>
+          <w:tcPr>
+            <w:tcW w:type="dxa" w:w="2600"/>
+            <w:tcBorders>
+              <w:top w:val="single" w:color="BFC5CE" w:sz="4"/>
+              <w:left w:val="single" w:color="BFC5CE" w:sz="4"/>
+              <w:bottom w:val="single" w:color="BFC5CE" w:sz="4"/>
+              <w:right w:val="single" w:color="BFC5CE" w:sz="4"/>
+            </w:tcBorders>
+            <w:tcMar>
+              <w:top w:type="dxa" w:w="60"/>
+              <w:left w:type="dxa" w:w="90"/>
+              <w:bottom w:type="dxa" w:w="60"/>
+              <w:right w:type="dxa" w:w="90"/>
+            </w:tcMar>
+          </w:tcPr>
+          <w:p>
+            <w:r>
+              <w:rPr>
+                <w:rFonts w:ascii="맑은 고딕" w:cs="맑은 고딕" w:eastAsia="맑은 고딕" w:hAnsi="맑은 고딕"/>
+                <w:b w:val="false"/>
+                <w:bCs w:val="false"/>
+                <w:sz w:val="18"/>
+                <w:szCs w:val="18"/>
+              </w:rPr>
+              <w:t>10/15 09:00~18:00 연차 결재(고치기 전)</w:t>
+            </w:r>
+          </w:p>
+        </w:tc>
+        <w:tc>
+          <w:tcPr>
+            <w:tcW w:type="dxa" w:w="2000"/>
+            <w:tcBorders>
+              <w:top w:val="single" w:color="BFC5CE" w:sz="4"/>
+              <w:left w:val="single" w:color="BFC5CE" w:sz="4"/>
+              <w:bottom w:val="single" w:color="BFC5CE" w:sz="4"/>
+              <w:right w:val="single" w:color="BFC5CE" w:sz="4"/>
+            </w:tcBorders>
+            <w:tcMar>
+              <w:top w:type="dxa" w:w="60"/>
+              <w:left w:type="dxa" w:w="90"/>
+              <w:bottom w:type="dxa" w:w="60"/>
+              <w:right w:type="dxa" w:w="90"/>
+            </w:tcMar>
+          </w:tcPr>
+          <w:p>
+            <w:r>
+              <w:rPr>
+                <w:rFonts w:ascii="맑은 고딕" w:cs="맑은 고딕" w:eastAsia="맑은 고딕" w:hAnsi="맑은 고딕"/>
+                <w:b w:val="false"/>
+                <w:bCs w:val="false"/>
+                <w:sz w:val="18"/>
+                <w:szCs w:val="18"/>
+              </w:rPr>
+              <w:t>근태 연차 1일</w:t>
+            </w:r>
+          </w:p>
+        </w:tc>
+        <w:tc>
+          <w:tcPr>
+            <w:tcW w:type="dxa" w:w="2600"/>
+            <w:tcBorders>
+              <w:top w:val="single" w:color="BFC5CE" w:sz="4"/>
+              <w:left w:val="single" w:color="BFC5CE" w:sz="4"/>
+              <w:bottom w:val="single" w:color="BFC5CE" w:sz="4"/>
+              <w:right w:val="single" w:color="BFC5CE" w:sz="4"/>
+            </w:tcBorders>
+            <w:tcMar>
+              <w:top w:type="dxa" w:w="60"/>
+              <w:left w:type="dxa" w:w="90"/>
+              <w:bottom w:type="dxa" w:w="60"/>
+              <w:right w:type="dxa" w:w="90"/>
+            </w:tcMar>
+          </w:tcPr>
+          <w:p>
+            <w:r>
+              <w:rPr>
+                <w:rFonts w:ascii="맑은 고딕" w:cs="맑은 고딕" w:eastAsia="맑은 고딕" w:hAnsi="맑은 고딕"/>
+                <w:b w:val="false"/>
+                <w:bCs w:val="false"/>
+                <w:sz w:val="18"/>
+                <w:szCs w:val="18"/>
+              </w:rPr>
+              <w:t>근태 없음</w:t>
+            </w:r>
+          </w:p>
+        </w:tc>
+        <w:tc>
+          <w:tcPr>
+            <w:tcW w:type="dxa" w:w="1700"/>
+            <w:tcBorders>
+              <w:top w:val="single" w:color="BFC5CE" w:sz="4"/>
+              <w:left w:val="single" w:color="BFC5CE" w:sz="4"/>
+              <w:bottom w:val="single" w:color="BFC5CE" w:sz="4"/>
+              <w:right w:val="single" w:color="BFC5CE" w:sz="4"/>
+            </w:tcBorders>
+            <w:tcMar>
+              <w:top w:type="dxa" w:w="60"/>
+              <w:left w:type="dxa" w:w="90"/>
+              <w:bottom w:type="dxa" w:w="60"/>
+              <w:right w:type="dxa" w:w="90"/>
+            </w:tcMar>
+          </w:tcPr>
+          <w:p>
+            <w:r>
+              <w:rPr>
+                <w:rFonts w:ascii="맑은 고딕" w:cs="맑은 고딕" w:eastAsia="맑은 고딕" w:hAnsi="맑은 고딕"/>
+                <w:b w:val="false"/>
+                <w:bCs w:val="false"/>
+                <w:sz w:val="18"/>
+                <w:szCs w:val="18"/>
+              </w:rPr>
+              <w:t>고침(#100)</w:t>
+            </w:r>
+          </w:p>
+        </w:tc>
+      </w:tr>
+      <w:tr>
+        <w:tc>
+          <w:tcPr>
+            <w:tcW w:type="dxa" w:w="2600"/>
+            <w:tcBorders>
+              <w:top w:val="single" w:color="BFC5CE" w:sz="4"/>
+              <w:left w:val="single" w:color="BFC5CE" w:sz="4"/>
+              <w:bottom w:val="single" w:color="BFC5CE" w:sz="4"/>
+              <w:right w:val="single" w:color="BFC5CE" w:sz="4"/>
+            </w:tcBorders>
+            <w:tcMar>
+              <w:top w:type="dxa" w:w="60"/>
+              <w:left w:type="dxa" w:w="90"/>
+              <w:bottom w:type="dxa" w:w="60"/>
+              <w:right w:type="dxa" w:w="90"/>
+            </w:tcMar>
+          </w:tcPr>
+          <w:p>
+            <w:r>
+              <w:rPr>
+                <w:rFonts w:ascii="맑은 고딕" w:cs="맑은 고딕" w:eastAsia="맑은 고딕" w:hAnsi="맑은 고딕"/>
+                <w:b w:val="false"/>
+                <w:bCs w:val="false"/>
+                <w:sz w:val="18"/>
+                <w:szCs w:val="18"/>
+              </w:rPr>
+              <w:t>10/16 13:00~17:00 반차 결재(고친 뒤)</w:t>
+            </w:r>
+          </w:p>
+        </w:tc>
+        <w:tc>
+          <w:tcPr>
+            <w:tcW w:type="dxa" w:w="2000"/>
+            <w:tcBorders>
+              <w:top w:val="single" w:color="BFC5CE" w:sz="4"/>
+              <w:left w:val="single" w:color="BFC5CE" w:sz="4"/>
+              <w:bottom w:val="single" w:color="BFC5CE" w:sz="4"/>
+              <w:right w:val="single" w:color="BFC5CE" w:sz="4"/>
+            </w:tcBorders>
+            <w:tcMar>
+              <w:top w:type="dxa" w:w="60"/>
+              <w:left w:type="dxa" w:w="90"/>
+              <w:bottom w:type="dxa" w:w="60"/>
+              <w:right w:type="dxa" w:w="90"/>
+            </w:tcMar>
+          </w:tcPr>
+          <w:p>
+            <w:r>
+              <w:rPr>
+                <w:rFonts w:ascii="맑은 고딕" w:cs="맑은 고딕" w:eastAsia="맑은 고딕" w:hAnsi="맑은 고딕"/>
+                <w:b w:val="false"/>
+                <w:bCs w:val="false"/>
+                <w:sz w:val="18"/>
+                <w:szCs w:val="18"/>
+              </w:rPr>
+              <w:t>근태 반차 0.5일 · 승인</w:t>
+            </w:r>
+          </w:p>
+        </w:tc>
+        <w:tc>
+          <w:tcPr>
+            <w:tcW w:type="dxa" w:w="2600"/>
+            <w:tcBorders>
+              <w:top w:val="single" w:color="BFC5CE" w:sz="4"/>
+              <w:left w:val="single" w:color="BFC5CE" w:sz="4"/>
+              <w:bottom w:val="single" w:color="BFC5CE" w:sz="4"/>
+              <w:right w:val="single" w:color="BFC5CE" w:sz="4"/>
+            </w:tcBorders>
+            <w:tcMar>
+              <w:top w:type="dxa" w:w="60"/>
+              <w:left w:type="dxa" w:w="90"/>
+              <w:bottom w:type="dxa" w:w="60"/>
+              <w:right w:type="dxa" w:w="90"/>
+            </w:tcMar>
+          </w:tcPr>
+          <w:p>
+            <w:r>
+              <w:rPr>
+                <w:rFonts w:ascii="맑은 고딕" w:cs="맑은 고딕" w:eastAsia="맑은 고딕" w:hAnsi="맑은 고딕"/>
+                <w:b w:val="false"/>
+                <w:bCs w:val="false"/>
+                <w:sz w:val="18"/>
+                <w:szCs w:val="18"/>
+              </w:rPr>
+              <w:t>AT-20261016-0001 반차 0.500 승인</w:t>
+            </w:r>
+          </w:p>
+        </w:tc>
+        <w:tc>
+          <w:tcPr>
+            <w:tcW w:type="dxa" w:w="1700"/>
+            <w:tcBorders>
+              <w:top w:val="single" w:color="BFC5CE" w:sz="4"/>
+              <w:left w:val="single" w:color="BFC5CE" w:sz="4"/>
+              <w:bottom w:val="single" w:color="BFC5CE" w:sz="4"/>
+              <w:right w:val="single" w:color="BFC5CE" w:sz="4"/>
+            </w:tcBorders>
+            <w:tcMar>
+              <w:top w:type="dxa" w:w="60"/>
+              <w:left w:type="dxa" w:w="90"/>
+              <w:bottom w:type="dxa" w:w="60"/>
+              <w:right w:type="dxa" w:w="90"/>
+            </w:tcMar>
+          </w:tcPr>
+          <w:p>
+            <w:r>
+              <w:rPr>
+                <w:rFonts w:ascii="맑은 고딕" w:cs="맑은 고딕" w:eastAsia="맑은 고딕" w:hAnsi="맑은 고딕"/>
+                <w:b w:val="false"/>
+                <w:bCs w:val="false"/>
+                <w:sz w:val="18"/>
+                <w:szCs w:val="18"/>
+              </w:rPr>
+              <w:t>일치</w:t>
+            </w:r>
+          </w:p>
+        </w:tc>
+      </w:tr>
+    </w:tbl>
+    <w:p>
+      <w:pPr>
+        <w:pStyle w:val="Heading2"/>
+        <w:spacing w:after="120" w:before="240"/>
+      </w:pPr>
+      <w:r>
+        <w:rPr>
+          <w:rFonts w:ascii="맑은 고딕" w:cs="맑은 고딕" w:eastAsia="맑은 고딕" w:hAnsi="맑은 고딕"/>
+        </w:rPr>
+        <w:t>35-3. 발견한 문제</w:t>
+      </w:r>
+    </w:p>
+    <w:tbl>
+      <w:tblPr>
+        <w:tblW w:type="dxa" w:w="9000"/>
+        <w:tblBorders>
+          <w:top w:val="single" w:color="auto" w:sz="4"/>
+          <w:left w:val="single" w:color="auto" w:sz="4"/>
+          <w:bottom w:val="single" w:color="auto" w:sz="4"/>
+          <w:right w:val="single" w:color="auto" w:sz="4"/>
+          <w:insideH w:val="single" w:color="auto" w:sz="4"/>
+          <w:insideV w:val="single" w:color="auto" w:sz="4"/>
+        </w:tblBorders>
+      </w:tblPr>
+      <w:tblGrid>
+        <w:gridCol w:w="400"/>
+        <w:gridCol w:w="2300"/>
+        <w:gridCol w:w="2500"/>
+        <w:gridCol w:w="3000"/>
+        <w:gridCol w:w="800"/>
+      </w:tblGrid>
+      <w:tr>
+        <w:trPr>
+          <w:tblHeader/>
+        </w:trPr>
+        <w:tc>
+          <w:tcPr>
+            <w:tcW w:type="dxa" w:w="400"/>
+            <w:tcBorders>
+              <w:top w:val="single" w:color="BFC5CE" w:sz="4"/>
+              <w:left w:val="single" w:color="BFC5CE" w:sz="4"/>
+              <w:bottom w:val="single" w:color="BFC5CE" w:sz="4"/>
+              <w:right w:val="single" w:color="BFC5CE" w:sz="4"/>
+            </w:tcBorders>
+            <w:shd w:fill="E8EEF9" w:val="clear"/>
+            <w:tcMar>
+              <w:top w:type="dxa" w:w="60"/>
+              <w:left w:type="dxa" w:w="90"/>
+              <w:bottom w:type="dxa" w:w="60"/>
+              <w:right w:type="dxa" w:w="90"/>
+            </w:tcMar>
+          </w:tcPr>
+          <w:p>
+            <w:r>
+              <w:rPr>
+                <w:rFonts w:ascii="맑은 고딕" w:cs="맑은 고딕" w:eastAsia="맑은 고딕" w:hAnsi="맑은 고딕"/>
+                <w:b/>
+                <w:bCs/>
+                <w:sz w:val="18"/>
+                <w:szCs w:val="18"/>
+              </w:rPr>
+              <w:t>#</w:t>
+            </w:r>
+          </w:p>
+        </w:tc>
+        <w:tc>
+          <w:tcPr>
+            <w:tcW w:type="dxa" w:w="2300"/>
+            <w:tcBorders>
+              <w:top w:val="single" w:color="BFC5CE" w:sz="4"/>
+              <w:left w:val="single" w:color="BFC5CE" w:sz="4"/>
+              <w:bottom w:val="single" w:color="BFC5CE" w:sz="4"/>
+              <w:right w:val="single" w:color="BFC5CE" w:sz="4"/>
+            </w:tcBorders>
+            <w:shd w:fill="E8EEF9" w:val="clear"/>
+            <w:tcMar>
+              <w:top w:type="dxa" w:w="60"/>
+              <w:left w:type="dxa" w:w="90"/>
+              <w:bottom w:type="dxa" w:w="60"/>
+              <w:right w:type="dxa" w:w="90"/>
+            </w:tcMar>
+          </w:tcPr>
+          <w:p>
+            <w:r>
+              <w:rPr>
+                <w:rFonts w:ascii="맑은 고딕" w:cs="맑은 고딕" w:eastAsia="맑은 고딕" w:hAnsi="맑은 고딕"/>
+                <w:b/>
+                <w:bCs/>
+                <w:sz w:val="18"/>
+                <w:szCs w:val="18"/>
+              </w:rPr>
+              <w:t>증상</w:t>
+            </w:r>
+          </w:p>
+        </w:tc>
+        <w:tc>
+          <w:tcPr>
+            <w:tcW w:type="dxa" w:w="2500"/>
+            <w:tcBorders>
+              <w:top w:val="single" w:color="BFC5CE" w:sz="4"/>
+              <w:left w:val="single" w:color="BFC5CE" w:sz="4"/>
+              <w:bottom w:val="single" w:color="BFC5CE" w:sz="4"/>
+              <w:right w:val="single" w:color="BFC5CE" w:sz="4"/>
+            </w:tcBorders>
+            <w:shd w:fill="E8EEF9" w:val="clear"/>
+            <w:tcMar>
+              <w:top w:type="dxa" w:w="60"/>
+              <w:left w:type="dxa" w:w="90"/>
+              <w:bottom w:type="dxa" w:w="60"/>
+              <w:right w:type="dxa" w:w="90"/>
+            </w:tcMar>
+          </w:tcPr>
+          <w:p>
+            <w:r>
+              <w:rPr>
+                <w:rFonts w:ascii="맑은 고딕" w:cs="맑은 고딕" w:eastAsia="맑은 고딕" w:hAnsi="맑은 고딕"/>
+                <w:b/>
+                <w:bCs/>
+                <w:sz w:val="18"/>
+                <w:szCs w:val="18"/>
+              </w:rPr>
+              <w:t>원인</w:t>
+            </w:r>
+          </w:p>
+        </w:tc>
+        <w:tc>
+          <w:tcPr>
+            <w:tcW w:type="dxa" w:w="3000"/>
+            <w:tcBorders>
+              <w:top w:val="single" w:color="BFC5CE" w:sz="4"/>
+              <w:left w:val="single" w:color="BFC5CE" w:sz="4"/>
+              <w:bottom w:val="single" w:color="BFC5CE" w:sz="4"/>
+              <w:right w:val="single" w:color="BFC5CE" w:sz="4"/>
+            </w:tcBorders>
+            <w:shd w:fill="E8EEF9" w:val="clear"/>
+            <w:tcMar>
+              <w:top w:type="dxa" w:w="60"/>
+              <w:left w:type="dxa" w:w="90"/>
+              <w:bottom w:type="dxa" w:w="60"/>
+              <w:right w:type="dxa" w:w="90"/>
+            </w:tcMar>
+          </w:tcPr>
+          <w:p>
+            <w:r>
+              <w:rPr>
+                <w:rFonts w:ascii="맑은 고딕" w:cs="맑은 고딕" w:eastAsia="맑은 고딕" w:hAnsi="맑은 고딕"/>
+                <w:b/>
+                <w:bCs/>
+                <w:sz w:val="18"/>
+                <w:szCs w:val="18"/>
+              </w:rPr>
+              <w:t>조치</w:t>
+            </w:r>
+          </w:p>
+        </w:tc>
+        <w:tc>
+          <w:tcPr>
+            <w:tcW w:type="dxa" w:w="800"/>
+            <w:tcBorders>
+              <w:top w:val="single" w:color="BFC5CE" w:sz="4"/>
+              <w:left w:val="single" w:color="BFC5CE" w:sz="4"/>
+              <w:bottom w:val="single" w:color="BFC5CE" w:sz="4"/>
+              <w:right w:val="single" w:color="BFC5CE" w:sz="4"/>
+            </w:tcBorders>
+            <w:shd w:fill="E8EEF9" w:val="clear"/>
+            <w:tcMar>
+              <w:top w:type="dxa" w:w="60"/>
+              <w:left w:type="dxa" w:w="90"/>
+              <w:bottom w:type="dxa" w:w="60"/>
+              <w:right w:type="dxa" w:w="90"/>
+            </w:tcMar>
+          </w:tcPr>
+          <w:p>
+            <w:r>
+              <w:rPr>
+                <w:rFonts w:ascii="맑은 고딕" w:cs="맑은 고딕" w:eastAsia="맑은 고딕" w:hAnsi="맑은 고딕"/>
+                <w:b/>
+                <w:bCs/>
+                <w:sz w:val="18"/>
+                <w:szCs w:val="18"/>
+              </w:rPr>
+              <w:t>상태</w:t>
+            </w:r>
+          </w:p>
+        </w:tc>
+      </w:tr>
+      <w:tr>
+        <w:tc>
+          <w:tcPr>
+            <w:tcW w:type="dxa" w:w="400"/>
+            <w:tcBorders>
+              <w:top w:val="single" w:color="BFC5CE" w:sz="4"/>
+              <w:left w:val="single" w:color="BFC5CE" w:sz="4"/>
+              <w:bottom w:val="single" w:color="BFC5CE" w:sz="4"/>
+              <w:right w:val="single" w:color="BFC5CE" w:sz="4"/>
+            </w:tcBorders>
+            <w:tcMar>
+              <w:top w:type="dxa" w:w="60"/>
+              <w:left w:type="dxa" w:w="90"/>
+              <w:bottom w:type="dxa" w:w="60"/>
+              <w:right w:type="dxa" w:w="90"/>
+            </w:tcMar>
+          </w:tcPr>
+          <w:p>
+            <w:r>
+              <w:rPr>
+                <w:rFonts w:ascii="맑은 고딕" w:cs="맑은 고딕" w:eastAsia="맑은 고딕" w:hAnsi="맑은 고딕"/>
+                <w:b w:val="false"/>
+                <w:bCs w:val="false"/>
+                <w:sz w:val="18"/>
+                <w:szCs w:val="18"/>
+              </w:rPr>
+              <w:t>100</w:t>
+            </w:r>
+          </w:p>
+        </w:tc>
+        <w:tc>
+          <w:tcPr>
+            <w:tcW w:type="dxa" w:w="2300"/>
+            <w:tcBorders>
+              <w:top w:val="single" w:color="BFC5CE" w:sz="4"/>
+              <w:left w:val="single" w:color="BFC5CE" w:sz="4"/>
+              <w:bottom w:val="single" w:color="BFC5CE" w:sz="4"/>
+              <w:right w:val="single" w:color="BFC5CE" w:sz="4"/>
+            </w:tcBorders>
+            <w:tcMar>
+              <w:top w:type="dxa" w:w="60"/>
+              <w:left w:type="dxa" w:w="90"/>
+              <w:bottom w:type="dxa" w:w="60"/>
+              <w:right w:type="dxa" w:w="90"/>
+            </w:tcMar>
+          </w:tcPr>
+          <w:p>
+            <w:r>
+              <w:rPr>
+                <w:rFonts w:ascii="맑은 고딕" w:cs="맑은 고딕" w:eastAsia="맑은 고딕" w:hAnsi="맑은 고딕"/>
+                <w:b w:val="false"/>
+                <w:bCs w:val="false"/>
+                <w:sz w:val="18"/>
+                <w:szCs w:val="18"/>
+              </w:rPr>
+              <w:t>휴가신청서를 최종 결재해도 근태(휴가)에 아무것도 남지 않아, 휴가잔여일수가 그대로였다.</w:t>
+            </w:r>
+          </w:p>
+        </w:tc>
+        <w:tc>
+          <w:tcPr>
+            <w:tcW w:type="dxa" w:w="2500"/>
+            <w:tcBorders>
+              <w:top w:val="single" w:color="BFC5CE" w:sz="4"/>
+              <w:left w:val="single" w:color="BFC5CE" w:sz="4"/>
+              <w:bottom w:val="single" w:color="BFC5CE" w:sz="4"/>
+              <w:right w:val="single" w:color="BFC5CE" w:sz="4"/>
+            </w:tcBorders>
+            <w:tcMar>
+              <w:top w:type="dxa" w:w="60"/>
+              <w:left w:type="dxa" w:w="90"/>
+              <w:bottom w:type="dxa" w:w="60"/>
+              <w:right w:type="dxa" w:w="90"/>
+            </w:tcMar>
+          </w:tcPr>
+          <w:p>
+            <w:r>
+              <w:rPr>
+                <w:rFonts w:ascii="맑은 고딕" w:cs="맑은 고딕" w:eastAsia="맑은 고딕" w:hAnsi="맑은 고딕"/>
+                <w:b w:val="false"/>
+                <w:bCs w:val="false"/>
+                <w:sz w:val="18"/>
+                <w:szCs w:val="18"/>
+              </w:rPr>
+              <w:t>전자결재(groupware)와 근태(hr)가 이어져 있지 않았다. 직접 부르면 모듈 간선이 늘어 규칙(CLAUDE.md 4.1)에 걸린다.</w:t>
+            </w:r>
+          </w:p>
+        </w:tc>
+        <w:tc>
+          <w:tcPr>
+            <w:tcW w:type="dxa" w:w="3000"/>
+            <w:tcBorders>
+              <w:top w:val="single" w:color="BFC5CE" w:sz="4"/>
+              <w:left w:val="single" w:color="BFC5CE" w:sz="4"/>
+              <w:bottom w:val="single" w:color="BFC5CE" w:sz="4"/>
+              <w:right w:val="single" w:color="BFC5CE" w:sz="4"/>
+            </w:tcBorders>
+            <w:tcMar>
+              <w:top w:type="dxa" w:w="60"/>
+              <w:left w:type="dxa" w:w="90"/>
+              <w:bottom w:type="dxa" w:w="60"/>
+              <w:right w:type="dxa" w:w="90"/>
+            </w:tcMar>
+          </w:tcPr>
+          <w:p>
+            <w:r>
+              <w:rPr>
+                <w:rFonts w:ascii="맑은 고딕" w:cs="맑은 고딕" w:eastAsia="맑은 고딕" w:hAnsi="맑은 고딕"/>
+                <w:b w:val="false"/>
+                <w:bCs w:val="false"/>
+                <w:sz w:val="18"/>
+                <w:szCs w:val="18"/>
+              </w:rPr>
+              <w:t>최종 결재 때 공통 이벤트(ApprovalCompletedEvent)를 내고 hr 이 들어 근태를 만든다 — 새 모듈 의존 없음(arch-check). 같은 결재는 두 번 안 들어간다. qa.mjs 시험.</w:t>
+            </w:r>
+          </w:p>
+        </w:tc>
+        <w:tc>
+          <w:tcPr>
+            <w:tcW w:type="dxa" w:w="800"/>
+            <w:tcBorders>
+              <w:top w:val="single" w:color="BFC5CE" w:sz="4"/>
+              <w:left w:val="single" w:color="BFC5CE" w:sz="4"/>
+              <w:bottom w:val="single" w:color="BFC5CE" w:sz="4"/>
+              <w:right w:val="single" w:color="BFC5CE" w:sz="4"/>
+            </w:tcBorders>
+            <w:tcMar>
+              <w:top w:type="dxa" w:w="60"/>
+              <w:left w:type="dxa" w:w="90"/>
+              <w:bottom w:type="dxa" w:w="60"/>
+              <w:right w:type="dxa" w:w="90"/>
+            </w:tcMar>
+          </w:tcPr>
+          <w:p>
+            <w:r>
+              <w:rPr>
+                <w:rFonts w:ascii="맑은 고딕" w:cs="맑은 고딕" w:eastAsia="맑은 고딕" w:hAnsi="맑은 고딕"/>
+                <w:b w:val="false"/>
+                <w:bCs w:val="false"/>
+                <w:sz w:val="18"/>
+                <w:szCs w:val="18"/>
+              </w:rPr>
+              <w:t>수정됨</w:t>
+            </w:r>
+          </w:p>
+        </w:tc>
+      </w:tr>
+    </w:tbl>
+    <w:p>
+      <w:pPr>
+        <w:spacing w:after="120"/>
+      </w:pPr>
+      <w:r>
+        <w:rPr>
+          <w:rFonts w:ascii="맑은 고딕" w:cs="맑은 고딕" w:eastAsia="맑은 고딕" w:hAnsi="맑은 고딕"/>
+          <w:sz w:val="21"/>
+          <w:szCs w:val="21"/>
+        </w:rPr>
+        <w:t>고치기 전에 승인한 AP-20261002-0002(10/15 연차)는 근태가 없습니다 — 근태입력에서 한 번 넣어 주어야 합니다(되짚어 만들지는 않았습니다).</w:t>
+      </w:r>
+    </w:p>
+    <w:p>
+      <w:pPr>
+        <w:pStyle w:val="Heading2"/>
+        <w:spacing w:after="120" w:before="240"/>
+      </w:pPr>
+      <w:r>
+        <w:rPr>
+          <w:rFonts w:ascii="맑은 고딕" w:cs="맑은 고딕" w:eastAsia="맑은 고딕" w:hAnsi="맑은 고딕"/>
+        </w:rPr>
+        <w:t>35-4. 다음 할 일</w:t>
+      </w:r>
+    </w:p>
+    <w:p>
+      <w:pPr>
+        <w:pStyle w:val="ListParagraph"/>
+        <w:numPr>
+          <w:ilvl w:val="0"/>
+          <w:numId w:val="2"/>
+        </w:numPr>
+        <w:spacing w:after="60"/>
+      </w:pPr>
+      <w:r>
+        <w:rPr>
+          <w:rFonts w:ascii="맑은 고딕" w:cs="맑은 고딕" w:eastAsia="맑은 고딕" w:hAnsi="맑은 고딕"/>
+          <w:sz w:val="21"/>
+          <w:szCs w:val="21"/>
+        </w:rPr>
+        <w:t>반려·회수된 휴가신청서는 근태를 안 만든다(지금 그렇다). 승인 뒤에 결재를 되돌리는 기능이 생기면 근태도 지워야 한다</w:t>
       </w:r>
     </w:p>
     <w:p>

--- a/docs/ERP_사용설명서_QA기록.docx
+++ b/docs/ERP_사용설명서_QA기록.docx
@@ -69,7 +69,7 @@
           <w:sz w:val="21"/>
           <w:szCs w:val="21"/>
         </w:rPr>
-        <w:t>2026-10-02 (35회차)</w:t>
+        <w:t>2026-10-02 (36회차)</w:t>
       </w:r>
     </w:p>
     <w:p>
@@ -51848,6 +51848,1933 @@
           <w:szCs w:val="21"/>
         </w:rPr>
         <w:t>결정 필요 모음: #29 · #43 · #56 · #59~#61 · #68 · #88 · #93 · #99</w:t>
+      </w:r>
+    </w:p>
+    <w:p>
+      <w:pPr>
+        <w:pStyle w:val="Heading1"/>
+        <w:spacing w:after="120" w:before="240"/>
+      </w:pPr>
+      <w:r>
+        <w:rPr>
+          <w:rFonts w:ascii="맑은 고딕" w:cs="맑은 고딕" w:eastAsia="맑은 고딕" w:hAnsi="맑은 고딕"/>
+        </w:rPr>
+        <w:t>36회차 — 급여: 4대보험·소득세가 2026년 기준과 국세청 표에 맞는가</w:t>
+      </w:r>
+    </w:p>
+    <w:p>
+      <w:pPr>
+        <w:spacing w:after="120"/>
+      </w:pPr>
+      <w:r>
+        <w:rPr>
+          <w:rFonts w:ascii="맑은 고딕" w:cs="맑은 고딕" w:eastAsia="맑은 고딕" w:hAnsi="맑은 고딕"/>
+          <w:sz w:val="21"/>
+          <w:szCs w:val="21"/>
+        </w:rPr>
+        <w:t>계기: 김철수(기본급 3,200,000, 수당 없음)의 2026년 10월 급여를 계산해 공제를 하나씩 손으로 맞춰 보았습니다. 4대보험은 2026년 요율(국민연금 근로자 4.75% · 건강 3.595% · 장기요양 = 건강보험료의 13.14% · 고용 0.9%), 소득세는 국세청 근로소득 간이세액표(본인 1명), 지방소득세는 소득세의 10% 여야 합니다.</w:t>
+      </w:r>
+    </w:p>
+    <w:p>
+      <w:pPr>
+        <w:pStyle w:val="Heading2"/>
+        <w:spacing w:after="120" w:before="240"/>
+      </w:pPr>
+      <w:r>
+        <w:rPr>
+          <w:rFonts w:ascii="맑은 고딕" w:cs="맑은 고딕" w:eastAsia="맑은 고딕" w:hAnsi="맑은 고딕"/>
+        </w:rPr>
+        <w:t>36-1. 사용법</w:t>
+      </w:r>
+    </w:p>
+    <w:p>
+      <w:pPr>
+        <w:pStyle w:val="ListParagraph"/>
+        <w:numPr>
+          <w:ilvl w:val="0"/>
+          <w:numId w:val="2"/>
+        </w:numPr>
+        <w:spacing w:after="60"/>
+      </w:pPr>
+      <w:r>
+        <w:rPr>
+          <w:rFonts w:ascii="맑은 고딕" w:cs="맑은 고딕" w:eastAsia="맑은 고딕" w:hAnsi="맑은 고딕"/>
+          <w:sz w:val="21"/>
+          <w:szCs w:val="21"/>
+        </w:rPr>
+        <w:t>인사 › 급여계산/대장 (/hr/payroll) → 귀속월 2026-10 → 조회(F8) → 사원 줄의 계산(한 명) 또는 미작성 일괄계산(전원).</w:t>
+      </w:r>
+    </w:p>
+    <w:p>
+      <w:pPr>
+        <w:pStyle w:val="ListParagraph"/>
+        <w:numPr>
+          <w:ilvl w:val="0"/>
+          <w:numId w:val="2"/>
+        </w:numPr>
+        <w:spacing w:after="60"/>
+      </w:pPr>
+      <w:r>
+        <w:rPr>
+          <w:rFonts w:ascii="맑은 고딕" w:cs="맑은 고딕" w:eastAsia="맑은 고딕" w:hAnsi="맑은 고딕"/>
+          <w:sz w:val="21"/>
+          <w:szCs w:val="21"/>
+        </w:rPr>
+        <w:t>명세 로 공제 내역을 봅니다. 확정 하면 고칠 수 없고, 급여이체에 잡힙니다. 미확정은 삭제 후 다시 계산할 수 있습니다.</w:t>
+      </w:r>
+    </w:p>
+    <w:p>
+      <w:pPr>
+        <w:pStyle w:val="ListParagraph"/>
+        <w:numPr>
+          <w:ilvl w:val="0"/>
+          <w:numId w:val="2"/>
+        </w:numPr>
+        <w:spacing w:after="60"/>
+      </w:pPr>
+      <w:r>
+        <w:rPr>
+          <w:rFonts w:ascii="맑은 고딕" w:cs="맑은 고딕" w:eastAsia="맑은 고딕" w:hAnsi="맑은 고딕"/>
+          <w:sz w:val="21"/>
+          <w:szCs w:val="21"/>
+        </w:rPr>
+        <w:t>부양가족이 있는 사원은 소득세를 명세에서 손으로 고칩니다(사원 마스터에 부양가족 칸이 없어 본인 1명으로 셉니다).</w:t>
+      </w:r>
+    </w:p>
+    <w:p>
+      <w:pPr>
+        <w:jc w:val="center"/>
+      </w:pPr>
+      <w:r>
+        <w:drawing>
+          <wp:inline xmlns:a="http://schemas.openxmlformats.org/drawingml/2006/main" xmlns:pic="http://schemas.openxmlformats.org/drawingml/2006/picture">
+            <wp:extent cx="5760000" cy="1397647"/>
+            <wp:docPr id="76" name="Picture 76"/>
+            <wp:cNvGraphicFramePr>
+              <a:graphicFrameLocks noChangeAspect="1"/>
+            </wp:cNvGraphicFramePr>
+            <a:graphic>
+              <a:graphicData uri="http://schemas.openxmlformats.org/drawingml/2006/picture">
+                <pic:pic>
+                  <pic:nvPicPr>
+                    <pic:cNvPr id="0" name="a1-payroll.png"/>
+                    <pic:cNvPicPr/>
+                  </pic:nvPicPr>
+                  <pic:blipFill>
+                    <a:blip r:embed="rId84"/>
+                    <a:stretch>
+                      <a:fillRect/>
+                    </a:stretch>
+                  </pic:blipFill>
+                  <pic:spPr>
+                    <a:xfrm>
+                      <a:off x="0" y="0"/>
+                      <a:ext cx="5760000" cy="1397647"/>
+                    </a:xfrm>
+                    <a:prstGeom prst="rect"/>
+                  </pic:spPr>
+                </pic:pic>
+              </a:graphicData>
+            </a:graphic>
+          </wp:inline>
+        </w:drawing>
+      </w:r>
+    </w:p>
+    <w:p>
+      <w:pPr>
+        <w:spacing w:after="200"/>
+        <w:jc w:val="center"/>
+      </w:pPr>
+      <w:r>
+        <w:rPr>
+          <w:rFonts w:ascii="맑은 고딕" w:cs="맑은 고딕" w:eastAsia="맑은 고딕" w:hAnsi="맑은 고딕"/>
+          <w:i/>
+          <w:iCs/>
+          <w:color w:val="666666"/>
+          <w:sz w:val="18"/>
+          <w:szCs w:val="18"/>
+        </w:rPr>
+        <w:t>그림 76. 고치기 전 — 공제합계 465,863 (소득세 140,825 · 2025년 요율은 이미 고친 뒤)</w:t>
+      </w:r>
+    </w:p>
+    <w:p>
+      <w:pPr>
+        <w:jc w:val="center"/>
+      </w:pPr>
+      <w:r>
+        <w:drawing>
+          <wp:inline xmlns:a="http://schemas.openxmlformats.org/drawingml/2006/main" xmlns:pic="http://schemas.openxmlformats.org/drawingml/2006/picture">
+            <wp:extent cx="5760000" cy="1397647"/>
+            <wp:docPr id="77" name="Picture 77"/>
+            <wp:cNvGraphicFramePr>
+              <a:graphicFrameLocks noChangeAspect="1"/>
+            </wp:cNvGraphicFramePr>
+            <a:graphic>
+              <a:graphicData uri="http://schemas.openxmlformats.org/drawingml/2006/picture">
+                <pic:pic>
+                  <pic:nvPicPr>
+                    <pic:cNvPr id="0" name="b1-payroll.png"/>
+                    <pic:cNvPicPr/>
+                  </pic:nvPicPr>
+                  <pic:blipFill>
+                    <a:blip r:embed="rId85"/>
+                    <a:stretch>
+                      <a:fillRect/>
+                    </a:stretch>
+                  </pic:blipFill>
+                  <pic:spPr>
+                    <a:xfrm>
+                      <a:off x="0" y="0"/>
+                      <a:ext cx="5760000" cy="1397647"/>
+                    </a:xfrm>
+                    <a:prstGeom prst="rect"/>
+                  </pic:spPr>
+                </pic:pic>
+              </a:graphicData>
+            </a:graphic>
+          </wp:inline>
+        </w:drawing>
+      </w:r>
+    </w:p>
+    <w:p>
+      <w:pPr>
+        <w:spacing w:after="200"/>
+        <w:jc w:val="center"/>
+      </w:pPr>
+      <w:r>
+        <w:rPr>
+          <w:rFonts w:ascii="맑은 고딕" w:cs="맑은 고딕" w:eastAsia="맑은 고딕" w:hAnsi="맑은 고딕"/>
+          <w:i/>
+          <w:iCs/>
+          <w:color w:val="666666"/>
+          <w:sz w:val="18"/>
+          <w:szCs w:val="18"/>
+        </w:rPr>
+        <w:t>그림 77. 고친 뒤 — 공제합계 411,562 · 실지급 2,788,438</w:t>
+      </w:r>
+    </w:p>
+    <w:p>
+      <w:pPr>
+        <w:pStyle w:val="Heading2"/>
+        <w:spacing w:after="120" w:before="240"/>
+      </w:pPr>
+      <w:r>
+        <w:rPr>
+          <w:rFonts w:ascii="맑은 고딕" w:cs="맑은 고딕" w:eastAsia="맑은 고딕" w:hAnsi="맑은 고딕"/>
+        </w:rPr>
+        <w:t>36-2. 숫자 맞추기 (김철수 2026-10, 과세소득 3,200,000)</w:t>
+      </w:r>
+    </w:p>
+    <w:tbl>
+      <w:tblPr>
+        <w:tblW w:type="dxa" w:w="8900"/>
+        <w:tblBorders>
+          <w:top w:val="single" w:color="auto" w:sz="4"/>
+          <w:left w:val="single" w:color="auto" w:sz="4"/>
+          <w:bottom w:val="single" w:color="auto" w:sz="4"/>
+          <w:right w:val="single" w:color="auto" w:sz="4"/>
+          <w:insideH w:val="single" w:color="auto" w:sz="4"/>
+          <w:insideV w:val="single" w:color="auto" w:sz="4"/>
+        </w:tblBorders>
+      </w:tblPr>
+      <w:tblGrid>
+        <w:gridCol w:w="2600"/>
+        <w:gridCol w:w="2000"/>
+        <w:gridCol w:w="2600"/>
+        <w:gridCol w:w="1700"/>
+      </w:tblGrid>
+      <w:tr>
+        <w:trPr>
+          <w:tblHeader/>
+        </w:trPr>
+        <w:tc>
+          <w:tcPr>
+            <w:tcW w:type="dxa" w:w="2600"/>
+            <w:tcBorders>
+              <w:top w:val="single" w:color="BFC5CE" w:sz="4"/>
+              <w:left w:val="single" w:color="BFC5CE" w:sz="4"/>
+              <w:bottom w:val="single" w:color="BFC5CE" w:sz="4"/>
+              <w:right w:val="single" w:color="BFC5CE" w:sz="4"/>
+            </w:tcBorders>
+            <w:shd w:fill="E8EEF9" w:val="clear"/>
+            <w:tcMar>
+              <w:top w:type="dxa" w:w="60"/>
+              <w:left w:type="dxa" w:w="90"/>
+              <w:bottom w:type="dxa" w:w="60"/>
+              <w:right w:type="dxa" w:w="90"/>
+            </w:tcMar>
+          </w:tcPr>
+          <w:p>
+            <w:r>
+              <w:rPr>
+                <w:rFonts w:ascii="맑은 고딕" w:cs="맑은 고딕" w:eastAsia="맑은 고딕" w:hAnsi="맑은 고딕"/>
+                <w:b/>
+                <w:bCs/>
+                <w:sz w:val="18"/>
+                <w:szCs w:val="18"/>
+              </w:rPr>
+              <w:t>항목</w:t>
+            </w:r>
+          </w:p>
+        </w:tc>
+        <w:tc>
+          <w:tcPr>
+            <w:tcW w:type="dxa" w:w="2000"/>
+            <w:tcBorders>
+              <w:top w:val="single" w:color="BFC5CE" w:sz="4"/>
+              <w:left w:val="single" w:color="BFC5CE" w:sz="4"/>
+              <w:bottom w:val="single" w:color="BFC5CE" w:sz="4"/>
+              <w:right w:val="single" w:color="BFC5CE" w:sz="4"/>
+            </w:tcBorders>
+            <w:shd w:fill="E8EEF9" w:val="clear"/>
+            <w:tcMar>
+              <w:top w:type="dxa" w:w="60"/>
+              <w:left w:type="dxa" w:w="90"/>
+              <w:bottom w:type="dxa" w:w="60"/>
+              <w:right w:type="dxa" w:w="90"/>
+            </w:tcMar>
+          </w:tcPr>
+          <w:p>
+            <w:r>
+              <w:rPr>
+                <w:rFonts w:ascii="맑은 고딕" w:cs="맑은 고딕" w:eastAsia="맑은 고딕" w:hAnsi="맑은 고딕"/>
+                <w:b/>
+                <w:bCs/>
+                <w:sz w:val="18"/>
+                <w:szCs w:val="18"/>
+              </w:rPr>
+              <w:t>손계산</w:t>
+            </w:r>
+          </w:p>
+        </w:tc>
+        <w:tc>
+          <w:tcPr>
+            <w:tcW w:type="dxa" w:w="2600"/>
+            <w:tcBorders>
+              <w:top w:val="single" w:color="BFC5CE" w:sz="4"/>
+              <w:left w:val="single" w:color="BFC5CE" w:sz="4"/>
+              <w:bottom w:val="single" w:color="BFC5CE" w:sz="4"/>
+              <w:right w:val="single" w:color="BFC5CE" w:sz="4"/>
+            </w:tcBorders>
+            <w:shd w:fill="E8EEF9" w:val="clear"/>
+            <w:tcMar>
+              <w:top w:type="dxa" w:w="60"/>
+              <w:left w:type="dxa" w:w="90"/>
+              <w:bottom w:type="dxa" w:w="60"/>
+              <w:right w:type="dxa" w:w="90"/>
+            </w:tcMar>
+          </w:tcPr>
+          <w:p>
+            <w:r>
+              <w:rPr>
+                <w:rFonts w:ascii="맑은 고딕" w:cs="맑은 고딕" w:eastAsia="맑은 고딕" w:hAnsi="맑은 고딕"/>
+                <w:b/>
+                <w:bCs/>
+                <w:sz w:val="18"/>
+                <w:szCs w:val="18"/>
+              </w:rPr>
+              <w:t>화면</w:t>
+            </w:r>
+          </w:p>
+        </w:tc>
+        <w:tc>
+          <w:tcPr>
+            <w:tcW w:type="dxa" w:w="1700"/>
+            <w:tcBorders>
+              <w:top w:val="single" w:color="BFC5CE" w:sz="4"/>
+              <w:left w:val="single" w:color="BFC5CE" w:sz="4"/>
+              <w:bottom w:val="single" w:color="BFC5CE" w:sz="4"/>
+              <w:right w:val="single" w:color="BFC5CE" w:sz="4"/>
+            </w:tcBorders>
+            <w:shd w:fill="E8EEF9" w:val="clear"/>
+            <w:tcMar>
+              <w:top w:type="dxa" w:w="60"/>
+              <w:left w:type="dxa" w:w="90"/>
+              <w:bottom w:type="dxa" w:w="60"/>
+              <w:right w:type="dxa" w:w="90"/>
+            </w:tcMar>
+          </w:tcPr>
+          <w:p>
+            <w:r>
+              <w:rPr>
+                <w:rFonts w:ascii="맑은 고딕" w:cs="맑은 고딕" w:eastAsia="맑은 고딕" w:hAnsi="맑은 고딕"/>
+                <w:b/>
+                <w:bCs/>
+                <w:sz w:val="18"/>
+                <w:szCs w:val="18"/>
+              </w:rPr>
+              <w:t>결과</w:t>
+            </w:r>
+          </w:p>
+        </w:tc>
+      </w:tr>
+      <w:tr>
+        <w:tc>
+          <w:tcPr>
+            <w:tcW w:type="dxa" w:w="2600"/>
+            <w:tcBorders>
+              <w:top w:val="single" w:color="BFC5CE" w:sz="4"/>
+              <w:left w:val="single" w:color="BFC5CE" w:sz="4"/>
+              <w:bottom w:val="single" w:color="BFC5CE" w:sz="4"/>
+              <w:right w:val="single" w:color="BFC5CE" w:sz="4"/>
+            </w:tcBorders>
+            <w:tcMar>
+              <w:top w:type="dxa" w:w="60"/>
+              <w:left w:type="dxa" w:w="90"/>
+              <w:bottom w:type="dxa" w:w="60"/>
+              <w:right w:type="dxa" w:w="90"/>
+            </w:tcMar>
+          </w:tcPr>
+          <w:p>
+            <w:r>
+              <w:rPr>
+                <w:rFonts w:ascii="맑은 고딕" w:cs="맑은 고딕" w:eastAsia="맑은 고딕" w:hAnsi="맑은 고딕"/>
+                <w:b w:val="false"/>
+                <w:bCs w:val="false"/>
+                <w:sz w:val="18"/>
+                <w:szCs w:val="18"/>
+              </w:rPr>
+              <w:t>국민연금</w:t>
+            </w:r>
+          </w:p>
+        </w:tc>
+        <w:tc>
+          <w:tcPr>
+            <w:tcW w:type="dxa" w:w="2000"/>
+            <w:tcBorders>
+              <w:top w:val="single" w:color="BFC5CE" w:sz="4"/>
+              <w:left w:val="single" w:color="BFC5CE" w:sz="4"/>
+              <w:bottom w:val="single" w:color="BFC5CE" w:sz="4"/>
+              <w:right w:val="single" w:color="BFC5CE" w:sz="4"/>
+            </w:tcBorders>
+            <w:tcMar>
+              <w:top w:type="dxa" w:w="60"/>
+              <w:left w:type="dxa" w:w="90"/>
+              <w:bottom w:type="dxa" w:w="60"/>
+              <w:right w:type="dxa" w:w="90"/>
+            </w:tcMar>
+          </w:tcPr>
+          <w:p>
+            <w:r>
+              <w:rPr>
+                <w:rFonts w:ascii="맑은 고딕" w:cs="맑은 고딕" w:eastAsia="맑은 고딕" w:hAnsi="맑은 고딕"/>
+                <w:b w:val="false"/>
+                <w:bCs w:val="false"/>
+                <w:sz w:val="18"/>
+                <w:szCs w:val="18"/>
+              </w:rPr>
+              <w:t>3,200,000 × 4.75% = 152,000 (고치기 전 4.5% → 144,000)</w:t>
+            </w:r>
+          </w:p>
+        </w:tc>
+        <w:tc>
+          <w:tcPr>
+            <w:tcW w:type="dxa" w:w="2600"/>
+            <w:tcBorders>
+              <w:top w:val="single" w:color="BFC5CE" w:sz="4"/>
+              <w:left w:val="single" w:color="BFC5CE" w:sz="4"/>
+              <w:bottom w:val="single" w:color="BFC5CE" w:sz="4"/>
+              <w:right w:val="single" w:color="BFC5CE" w:sz="4"/>
+            </w:tcBorders>
+            <w:tcMar>
+              <w:top w:type="dxa" w:w="60"/>
+              <w:left w:type="dxa" w:w="90"/>
+              <w:bottom w:type="dxa" w:w="60"/>
+              <w:right w:type="dxa" w:w="90"/>
+            </w:tcMar>
+          </w:tcPr>
+          <w:p>
+            <w:r>
+              <w:rPr>
+                <w:rFonts w:ascii="맑은 고딕" w:cs="맑은 고딕" w:eastAsia="맑은 고딕" w:hAnsi="맑은 고딕"/>
+                <w:b w:val="false"/>
+                <w:bCs w:val="false"/>
+                <w:sz w:val="18"/>
+                <w:szCs w:val="18"/>
+              </w:rPr>
+              <w:t>152,000</w:t>
+            </w:r>
+          </w:p>
+        </w:tc>
+        <w:tc>
+          <w:tcPr>
+            <w:tcW w:type="dxa" w:w="1700"/>
+            <w:tcBorders>
+              <w:top w:val="single" w:color="BFC5CE" w:sz="4"/>
+              <w:left w:val="single" w:color="BFC5CE" w:sz="4"/>
+              <w:bottom w:val="single" w:color="BFC5CE" w:sz="4"/>
+              <w:right w:val="single" w:color="BFC5CE" w:sz="4"/>
+            </w:tcBorders>
+            <w:tcMar>
+              <w:top w:type="dxa" w:w="60"/>
+              <w:left w:type="dxa" w:w="90"/>
+              <w:bottom w:type="dxa" w:w="60"/>
+              <w:right w:type="dxa" w:w="90"/>
+            </w:tcMar>
+          </w:tcPr>
+          <w:p>
+            <w:r>
+              <w:rPr>
+                <w:rFonts w:ascii="맑은 고딕" w:cs="맑은 고딕" w:eastAsia="맑은 고딕" w:hAnsi="맑은 고딕"/>
+                <w:b w:val="false"/>
+                <w:bCs w:val="false"/>
+                <w:sz w:val="18"/>
+                <w:szCs w:val="18"/>
+              </w:rPr>
+              <w:t>일치</w:t>
+            </w:r>
+          </w:p>
+        </w:tc>
+      </w:tr>
+      <w:tr>
+        <w:tc>
+          <w:tcPr>
+            <w:tcW w:type="dxa" w:w="2600"/>
+            <w:tcBorders>
+              <w:top w:val="single" w:color="BFC5CE" w:sz="4"/>
+              <w:left w:val="single" w:color="BFC5CE" w:sz="4"/>
+              <w:bottom w:val="single" w:color="BFC5CE" w:sz="4"/>
+              <w:right w:val="single" w:color="BFC5CE" w:sz="4"/>
+            </w:tcBorders>
+            <w:tcMar>
+              <w:top w:type="dxa" w:w="60"/>
+              <w:left w:type="dxa" w:w="90"/>
+              <w:bottom w:type="dxa" w:w="60"/>
+              <w:right w:type="dxa" w:w="90"/>
+            </w:tcMar>
+          </w:tcPr>
+          <w:p>
+            <w:r>
+              <w:rPr>
+                <w:rFonts w:ascii="맑은 고딕" w:cs="맑은 고딕" w:eastAsia="맑은 고딕" w:hAnsi="맑은 고딕"/>
+                <w:b w:val="false"/>
+                <w:bCs w:val="false"/>
+                <w:sz w:val="18"/>
+                <w:szCs w:val="18"/>
+              </w:rPr>
+              <w:t>건강보험</w:t>
+            </w:r>
+          </w:p>
+        </w:tc>
+        <w:tc>
+          <w:tcPr>
+            <w:tcW w:type="dxa" w:w="2000"/>
+            <w:tcBorders>
+              <w:top w:val="single" w:color="BFC5CE" w:sz="4"/>
+              <w:left w:val="single" w:color="BFC5CE" w:sz="4"/>
+              <w:bottom w:val="single" w:color="BFC5CE" w:sz="4"/>
+              <w:right w:val="single" w:color="BFC5CE" w:sz="4"/>
+            </w:tcBorders>
+            <w:tcMar>
+              <w:top w:type="dxa" w:w="60"/>
+              <w:left w:type="dxa" w:w="90"/>
+              <w:bottom w:type="dxa" w:w="60"/>
+              <w:right w:type="dxa" w:w="90"/>
+            </w:tcMar>
+          </w:tcPr>
+          <w:p>
+            <w:r>
+              <w:rPr>
+                <w:rFonts w:ascii="맑은 고딕" w:cs="맑은 고딕" w:eastAsia="맑은 고딕" w:hAnsi="맑은 고딕"/>
+                <w:b w:val="false"/>
+                <w:bCs w:val="false"/>
+                <w:sz w:val="18"/>
+                <w:szCs w:val="18"/>
+              </w:rPr>
+              <w:t>× 3.595% = 115,040 (고치기 전 3.545% → 113,440)</w:t>
+            </w:r>
+          </w:p>
+        </w:tc>
+        <w:tc>
+          <w:tcPr>
+            <w:tcW w:type="dxa" w:w="2600"/>
+            <w:tcBorders>
+              <w:top w:val="single" w:color="BFC5CE" w:sz="4"/>
+              <w:left w:val="single" w:color="BFC5CE" w:sz="4"/>
+              <w:bottom w:val="single" w:color="BFC5CE" w:sz="4"/>
+              <w:right w:val="single" w:color="BFC5CE" w:sz="4"/>
+            </w:tcBorders>
+            <w:tcMar>
+              <w:top w:type="dxa" w:w="60"/>
+              <w:left w:type="dxa" w:w="90"/>
+              <w:bottom w:type="dxa" w:w="60"/>
+              <w:right w:type="dxa" w:w="90"/>
+            </w:tcMar>
+          </w:tcPr>
+          <w:p>
+            <w:r>
+              <w:rPr>
+                <w:rFonts w:ascii="맑은 고딕" w:cs="맑은 고딕" w:eastAsia="맑은 고딕" w:hAnsi="맑은 고딕"/>
+                <w:b w:val="false"/>
+                <w:bCs w:val="false"/>
+                <w:sz w:val="18"/>
+                <w:szCs w:val="18"/>
+              </w:rPr>
+              <w:t>115,040</w:t>
+            </w:r>
+          </w:p>
+        </w:tc>
+        <w:tc>
+          <w:tcPr>
+            <w:tcW w:type="dxa" w:w="1700"/>
+            <w:tcBorders>
+              <w:top w:val="single" w:color="BFC5CE" w:sz="4"/>
+              <w:left w:val="single" w:color="BFC5CE" w:sz="4"/>
+              <w:bottom w:val="single" w:color="BFC5CE" w:sz="4"/>
+              <w:right w:val="single" w:color="BFC5CE" w:sz="4"/>
+            </w:tcBorders>
+            <w:tcMar>
+              <w:top w:type="dxa" w:w="60"/>
+              <w:left w:type="dxa" w:w="90"/>
+              <w:bottom w:type="dxa" w:w="60"/>
+              <w:right w:type="dxa" w:w="90"/>
+            </w:tcMar>
+          </w:tcPr>
+          <w:p>
+            <w:r>
+              <w:rPr>
+                <w:rFonts w:ascii="맑은 고딕" w:cs="맑은 고딕" w:eastAsia="맑은 고딕" w:hAnsi="맑은 고딕"/>
+                <w:b w:val="false"/>
+                <w:bCs w:val="false"/>
+                <w:sz w:val="18"/>
+                <w:szCs w:val="18"/>
+              </w:rPr>
+              <w:t>일치</w:t>
+            </w:r>
+          </w:p>
+        </w:tc>
+      </w:tr>
+      <w:tr>
+        <w:tc>
+          <w:tcPr>
+            <w:tcW w:type="dxa" w:w="2600"/>
+            <w:tcBorders>
+              <w:top w:val="single" w:color="BFC5CE" w:sz="4"/>
+              <w:left w:val="single" w:color="BFC5CE" w:sz="4"/>
+              <w:bottom w:val="single" w:color="BFC5CE" w:sz="4"/>
+              <w:right w:val="single" w:color="BFC5CE" w:sz="4"/>
+            </w:tcBorders>
+            <w:tcMar>
+              <w:top w:type="dxa" w:w="60"/>
+              <w:left w:type="dxa" w:w="90"/>
+              <w:bottom w:type="dxa" w:w="60"/>
+              <w:right w:type="dxa" w:w="90"/>
+            </w:tcMar>
+          </w:tcPr>
+          <w:p>
+            <w:r>
+              <w:rPr>
+                <w:rFonts w:ascii="맑은 고딕" w:cs="맑은 고딕" w:eastAsia="맑은 고딕" w:hAnsi="맑은 고딕"/>
+                <w:b w:val="false"/>
+                <w:bCs w:val="false"/>
+                <w:sz w:val="18"/>
+                <w:szCs w:val="18"/>
+              </w:rPr>
+              <w:t>장기요양</w:t>
+            </w:r>
+          </w:p>
+        </w:tc>
+        <w:tc>
+          <w:tcPr>
+            <w:tcW w:type="dxa" w:w="2000"/>
+            <w:tcBorders>
+              <w:top w:val="single" w:color="BFC5CE" w:sz="4"/>
+              <w:left w:val="single" w:color="BFC5CE" w:sz="4"/>
+              <w:bottom w:val="single" w:color="BFC5CE" w:sz="4"/>
+              <w:right w:val="single" w:color="BFC5CE" w:sz="4"/>
+            </w:tcBorders>
+            <w:tcMar>
+              <w:top w:type="dxa" w:w="60"/>
+              <w:left w:type="dxa" w:w="90"/>
+              <w:bottom w:type="dxa" w:w="60"/>
+              <w:right w:type="dxa" w:w="90"/>
+            </w:tcMar>
+          </w:tcPr>
+          <w:p>
+            <w:r>
+              <w:rPr>
+                <w:rFonts w:ascii="맑은 고딕" w:cs="맑은 고딕" w:eastAsia="맑은 고딕" w:hAnsi="맑은 고딕"/>
+                <w:b w:val="false"/>
+                <w:bCs w:val="false"/>
+                <w:sz w:val="18"/>
+                <w:szCs w:val="18"/>
+              </w:rPr>
+              <w:t>115,040 × 13.14% = 15,116</w:t>
+            </w:r>
+          </w:p>
+        </w:tc>
+        <w:tc>
+          <w:tcPr>
+            <w:tcW w:type="dxa" w:w="2600"/>
+            <w:tcBorders>
+              <w:top w:val="single" w:color="BFC5CE" w:sz="4"/>
+              <w:left w:val="single" w:color="BFC5CE" w:sz="4"/>
+              <w:bottom w:val="single" w:color="BFC5CE" w:sz="4"/>
+              <w:right w:val="single" w:color="BFC5CE" w:sz="4"/>
+            </w:tcBorders>
+            <w:tcMar>
+              <w:top w:type="dxa" w:w="60"/>
+              <w:left w:type="dxa" w:w="90"/>
+              <w:bottom w:type="dxa" w:w="60"/>
+              <w:right w:type="dxa" w:w="90"/>
+            </w:tcMar>
+          </w:tcPr>
+          <w:p>
+            <w:r>
+              <w:rPr>
+                <w:rFonts w:ascii="맑은 고딕" w:cs="맑은 고딕" w:eastAsia="맑은 고딕" w:hAnsi="맑은 고딕"/>
+                <w:b w:val="false"/>
+                <w:bCs w:val="false"/>
+                <w:sz w:val="18"/>
+                <w:szCs w:val="18"/>
+              </w:rPr>
+              <w:t>15,116</w:t>
+            </w:r>
+          </w:p>
+        </w:tc>
+        <w:tc>
+          <w:tcPr>
+            <w:tcW w:type="dxa" w:w="1700"/>
+            <w:tcBorders>
+              <w:top w:val="single" w:color="BFC5CE" w:sz="4"/>
+              <w:left w:val="single" w:color="BFC5CE" w:sz="4"/>
+              <w:bottom w:val="single" w:color="BFC5CE" w:sz="4"/>
+              <w:right w:val="single" w:color="BFC5CE" w:sz="4"/>
+            </w:tcBorders>
+            <w:tcMar>
+              <w:top w:type="dxa" w:w="60"/>
+              <w:left w:type="dxa" w:w="90"/>
+              <w:bottom w:type="dxa" w:w="60"/>
+              <w:right w:type="dxa" w:w="90"/>
+            </w:tcMar>
+          </w:tcPr>
+          <w:p>
+            <w:r>
+              <w:rPr>
+                <w:rFonts w:ascii="맑은 고딕" w:cs="맑은 고딕" w:eastAsia="맑은 고딕" w:hAnsi="맑은 고딕"/>
+                <w:b w:val="false"/>
+                <w:bCs w:val="false"/>
+                <w:sz w:val="18"/>
+                <w:szCs w:val="18"/>
+              </w:rPr>
+              <w:t>일치</w:t>
+            </w:r>
+          </w:p>
+        </w:tc>
+      </w:tr>
+      <w:tr>
+        <w:tc>
+          <w:tcPr>
+            <w:tcW w:type="dxa" w:w="2600"/>
+            <w:tcBorders>
+              <w:top w:val="single" w:color="BFC5CE" w:sz="4"/>
+              <w:left w:val="single" w:color="BFC5CE" w:sz="4"/>
+              <w:bottom w:val="single" w:color="BFC5CE" w:sz="4"/>
+              <w:right w:val="single" w:color="BFC5CE" w:sz="4"/>
+            </w:tcBorders>
+            <w:tcMar>
+              <w:top w:type="dxa" w:w="60"/>
+              <w:left w:type="dxa" w:w="90"/>
+              <w:bottom w:type="dxa" w:w="60"/>
+              <w:right w:type="dxa" w:w="90"/>
+            </w:tcMar>
+          </w:tcPr>
+          <w:p>
+            <w:r>
+              <w:rPr>
+                <w:rFonts w:ascii="맑은 고딕" w:cs="맑은 고딕" w:eastAsia="맑은 고딕" w:hAnsi="맑은 고딕"/>
+                <w:b w:val="false"/>
+                <w:bCs w:val="false"/>
+                <w:sz w:val="18"/>
+                <w:szCs w:val="18"/>
+              </w:rPr>
+              <w:t>고용보험</w:t>
+            </w:r>
+          </w:p>
+        </w:tc>
+        <w:tc>
+          <w:tcPr>
+            <w:tcW w:type="dxa" w:w="2000"/>
+            <w:tcBorders>
+              <w:top w:val="single" w:color="BFC5CE" w:sz="4"/>
+              <w:left w:val="single" w:color="BFC5CE" w:sz="4"/>
+              <w:bottom w:val="single" w:color="BFC5CE" w:sz="4"/>
+              <w:right w:val="single" w:color="BFC5CE" w:sz="4"/>
+            </w:tcBorders>
+            <w:tcMar>
+              <w:top w:type="dxa" w:w="60"/>
+              <w:left w:type="dxa" w:w="90"/>
+              <w:bottom w:type="dxa" w:w="60"/>
+              <w:right w:type="dxa" w:w="90"/>
+            </w:tcMar>
+          </w:tcPr>
+          <w:p>
+            <w:r>
+              <w:rPr>
+                <w:rFonts w:ascii="맑은 고딕" w:cs="맑은 고딕" w:eastAsia="맑은 고딕" w:hAnsi="맑은 고딕"/>
+                <w:b w:val="false"/>
+                <w:bCs w:val="false"/>
+                <w:sz w:val="18"/>
+                <w:szCs w:val="18"/>
+              </w:rPr>
+              <w:t>× 0.9% = 28,800</w:t>
+            </w:r>
+          </w:p>
+        </w:tc>
+        <w:tc>
+          <w:tcPr>
+            <w:tcW w:type="dxa" w:w="2600"/>
+            <w:tcBorders>
+              <w:top w:val="single" w:color="BFC5CE" w:sz="4"/>
+              <w:left w:val="single" w:color="BFC5CE" w:sz="4"/>
+              <w:bottom w:val="single" w:color="BFC5CE" w:sz="4"/>
+              <w:right w:val="single" w:color="BFC5CE" w:sz="4"/>
+            </w:tcBorders>
+            <w:tcMar>
+              <w:top w:type="dxa" w:w="60"/>
+              <w:left w:type="dxa" w:w="90"/>
+              <w:bottom w:type="dxa" w:w="60"/>
+              <w:right w:type="dxa" w:w="90"/>
+            </w:tcMar>
+          </w:tcPr>
+          <w:p>
+            <w:r>
+              <w:rPr>
+                <w:rFonts w:ascii="맑은 고딕" w:cs="맑은 고딕" w:eastAsia="맑은 고딕" w:hAnsi="맑은 고딕"/>
+                <w:b w:val="false"/>
+                <w:bCs w:val="false"/>
+                <w:sz w:val="18"/>
+                <w:szCs w:val="18"/>
+              </w:rPr>
+              <w:t>28,800</w:t>
+            </w:r>
+          </w:p>
+        </w:tc>
+        <w:tc>
+          <w:tcPr>
+            <w:tcW w:type="dxa" w:w="1700"/>
+            <w:tcBorders>
+              <w:top w:val="single" w:color="BFC5CE" w:sz="4"/>
+              <w:left w:val="single" w:color="BFC5CE" w:sz="4"/>
+              <w:bottom w:val="single" w:color="BFC5CE" w:sz="4"/>
+              <w:right w:val="single" w:color="BFC5CE" w:sz="4"/>
+            </w:tcBorders>
+            <w:tcMar>
+              <w:top w:type="dxa" w:w="60"/>
+              <w:left w:type="dxa" w:w="90"/>
+              <w:bottom w:type="dxa" w:w="60"/>
+              <w:right w:type="dxa" w:w="90"/>
+            </w:tcMar>
+          </w:tcPr>
+          <w:p>
+            <w:r>
+              <w:rPr>
+                <w:rFonts w:ascii="맑은 고딕" w:cs="맑은 고딕" w:eastAsia="맑은 고딕" w:hAnsi="맑은 고딕"/>
+                <w:b w:val="false"/>
+                <w:bCs w:val="false"/>
+                <w:sz w:val="18"/>
+                <w:szCs w:val="18"/>
+              </w:rPr>
+              <w:t>일치</w:t>
+            </w:r>
+          </w:p>
+        </w:tc>
+      </w:tr>
+      <w:tr>
+        <w:tc>
+          <w:tcPr>
+            <w:tcW w:type="dxa" w:w="2600"/>
+            <w:tcBorders>
+              <w:top w:val="single" w:color="BFC5CE" w:sz="4"/>
+              <w:left w:val="single" w:color="BFC5CE" w:sz="4"/>
+              <w:bottom w:val="single" w:color="BFC5CE" w:sz="4"/>
+              <w:right w:val="single" w:color="BFC5CE" w:sz="4"/>
+            </w:tcBorders>
+            <w:tcMar>
+              <w:top w:type="dxa" w:w="60"/>
+              <w:left w:type="dxa" w:w="90"/>
+              <w:bottom w:type="dxa" w:w="60"/>
+              <w:right w:type="dxa" w:w="90"/>
+            </w:tcMar>
+          </w:tcPr>
+          <w:p>
+            <w:r>
+              <w:rPr>
+                <w:rFonts w:ascii="맑은 고딕" w:cs="맑은 고딕" w:eastAsia="맑은 고딕" w:hAnsi="맑은 고딕"/>
+                <w:b w:val="false"/>
+                <w:bCs w:val="false"/>
+                <w:sz w:val="18"/>
+                <w:szCs w:val="18"/>
+              </w:rPr>
+              <w:t>소득세</w:t>
+            </w:r>
+          </w:p>
+        </w:tc>
+        <w:tc>
+          <w:tcPr>
+            <w:tcW w:type="dxa" w:w="2000"/>
+            <w:tcBorders>
+              <w:top w:val="single" w:color="BFC5CE" w:sz="4"/>
+              <w:left w:val="single" w:color="BFC5CE" w:sz="4"/>
+              <w:bottom w:val="single" w:color="BFC5CE" w:sz="4"/>
+              <w:right w:val="single" w:color="BFC5CE" w:sz="4"/>
+            </w:tcBorders>
+            <w:tcMar>
+              <w:top w:type="dxa" w:w="60"/>
+              <w:left w:type="dxa" w:w="90"/>
+              <w:bottom w:type="dxa" w:w="60"/>
+              <w:right w:type="dxa" w:w="90"/>
+            </w:tcMar>
+          </w:tcPr>
+          <w:p>
+            <w:r>
+              <w:rPr>
+                <w:rFonts w:ascii="맑은 고딕" w:cs="맑은 고딕" w:eastAsia="맑은 고딕" w:hAnsi="맑은 고딕"/>
+                <w:b w:val="false"/>
+                <w:bCs w:val="false"/>
+                <w:sz w:val="18"/>
+                <w:szCs w:val="18"/>
+              </w:rPr>
+              <w:t>간이세액표 3,200~3,220천원 · 1명 = 91,460</w:t>
+            </w:r>
+          </w:p>
+        </w:tc>
+        <w:tc>
+          <w:tcPr>
+            <w:tcW w:type="dxa" w:w="2600"/>
+            <w:tcBorders>
+              <w:top w:val="single" w:color="BFC5CE" w:sz="4"/>
+              <w:left w:val="single" w:color="BFC5CE" w:sz="4"/>
+              <w:bottom w:val="single" w:color="BFC5CE" w:sz="4"/>
+              <w:right w:val="single" w:color="BFC5CE" w:sz="4"/>
+            </w:tcBorders>
+            <w:tcMar>
+              <w:top w:type="dxa" w:w="60"/>
+              <w:left w:type="dxa" w:w="90"/>
+              <w:bottom w:type="dxa" w:w="60"/>
+              <w:right w:type="dxa" w:w="90"/>
+            </w:tcMar>
+          </w:tcPr>
+          <w:p>
+            <w:r>
+              <w:rPr>
+                <w:rFonts w:ascii="맑은 고딕" w:cs="맑은 고딕" w:eastAsia="맑은 고딕" w:hAnsi="맑은 고딕"/>
+                <w:b w:val="false"/>
+                <w:bCs w:val="false"/>
+                <w:sz w:val="18"/>
+                <w:szCs w:val="18"/>
+              </w:rPr>
+              <w:t>고치기 전 140,825 → 고친 뒤 91,460</w:t>
+            </w:r>
+          </w:p>
+        </w:tc>
+        <w:tc>
+          <w:tcPr>
+            <w:tcW w:type="dxa" w:w="1700"/>
+            <w:tcBorders>
+              <w:top w:val="single" w:color="BFC5CE" w:sz="4"/>
+              <w:left w:val="single" w:color="BFC5CE" w:sz="4"/>
+              <w:bottom w:val="single" w:color="BFC5CE" w:sz="4"/>
+              <w:right w:val="single" w:color="BFC5CE" w:sz="4"/>
+            </w:tcBorders>
+            <w:tcMar>
+              <w:top w:type="dxa" w:w="60"/>
+              <w:left w:type="dxa" w:w="90"/>
+              <w:bottom w:type="dxa" w:w="60"/>
+              <w:right w:type="dxa" w:w="90"/>
+            </w:tcMar>
+          </w:tcPr>
+          <w:p>
+            <w:r>
+              <w:rPr>
+                <w:rFonts w:ascii="맑은 고딕" w:cs="맑은 고딕" w:eastAsia="맑은 고딕" w:hAnsi="맑은 고딕"/>
+                <w:b w:val="false"/>
+                <w:bCs w:val="false"/>
+                <w:sz w:val="18"/>
+                <w:szCs w:val="18"/>
+              </w:rPr>
+              <w:t>고침</w:t>
+            </w:r>
+          </w:p>
+        </w:tc>
+      </w:tr>
+      <w:tr>
+        <w:tc>
+          <w:tcPr>
+            <w:tcW w:type="dxa" w:w="2600"/>
+            <w:tcBorders>
+              <w:top w:val="single" w:color="BFC5CE" w:sz="4"/>
+              <w:left w:val="single" w:color="BFC5CE" w:sz="4"/>
+              <w:bottom w:val="single" w:color="BFC5CE" w:sz="4"/>
+              <w:right w:val="single" w:color="BFC5CE" w:sz="4"/>
+            </w:tcBorders>
+            <w:tcMar>
+              <w:top w:type="dxa" w:w="60"/>
+              <w:left w:type="dxa" w:w="90"/>
+              <w:bottom w:type="dxa" w:w="60"/>
+              <w:right w:type="dxa" w:w="90"/>
+            </w:tcMar>
+          </w:tcPr>
+          <w:p>
+            <w:r>
+              <w:rPr>
+                <w:rFonts w:ascii="맑은 고딕" w:cs="맑은 고딕" w:eastAsia="맑은 고딕" w:hAnsi="맑은 고딕"/>
+                <w:b w:val="false"/>
+                <w:bCs w:val="false"/>
+                <w:sz w:val="18"/>
+                <w:szCs w:val="18"/>
+              </w:rPr>
+              <w:t>지방소득세</w:t>
+            </w:r>
+          </w:p>
+        </w:tc>
+        <w:tc>
+          <w:tcPr>
+            <w:tcW w:type="dxa" w:w="2000"/>
+            <w:tcBorders>
+              <w:top w:val="single" w:color="BFC5CE" w:sz="4"/>
+              <w:left w:val="single" w:color="BFC5CE" w:sz="4"/>
+              <w:bottom w:val="single" w:color="BFC5CE" w:sz="4"/>
+              <w:right w:val="single" w:color="BFC5CE" w:sz="4"/>
+            </w:tcBorders>
+            <w:tcMar>
+              <w:top w:type="dxa" w:w="60"/>
+              <w:left w:type="dxa" w:w="90"/>
+              <w:bottom w:type="dxa" w:w="60"/>
+              <w:right w:type="dxa" w:w="90"/>
+            </w:tcMar>
+          </w:tcPr>
+          <w:p>
+            <w:r>
+              <w:rPr>
+                <w:rFonts w:ascii="맑은 고딕" w:cs="맑은 고딕" w:eastAsia="맑은 고딕" w:hAnsi="맑은 고딕"/>
+                <w:b w:val="false"/>
+                <w:bCs w:val="false"/>
+                <w:sz w:val="18"/>
+                <w:szCs w:val="18"/>
+              </w:rPr>
+              <w:t>91,460 × 10% = 9,146</w:t>
+            </w:r>
+          </w:p>
+        </w:tc>
+        <w:tc>
+          <w:tcPr>
+            <w:tcW w:type="dxa" w:w="2600"/>
+            <w:tcBorders>
+              <w:top w:val="single" w:color="BFC5CE" w:sz="4"/>
+              <w:left w:val="single" w:color="BFC5CE" w:sz="4"/>
+              <w:bottom w:val="single" w:color="BFC5CE" w:sz="4"/>
+              <w:right w:val="single" w:color="BFC5CE" w:sz="4"/>
+            </w:tcBorders>
+            <w:tcMar>
+              <w:top w:type="dxa" w:w="60"/>
+              <w:left w:type="dxa" w:w="90"/>
+              <w:bottom w:type="dxa" w:w="60"/>
+              <w:right w:type="dxa" w:w="90"/>
+            </w:tcMar>
+          </w:tcPr>
+          <w:p>
+            <w:r>
+              <w:rPr>
+                <w:rFonts w:ascii="맑은 고딕" w:cs="맑은 고딕" w:eastAsia="맑은 고딕" w:hAnsi="맑은 고딕"/>
+                <w:b w:val="false"/>
+                <w:bCs w:val="false"/>
+                <w:sz w:val="18"/>
+                <w:szCs w:val="18"/>
+              </w:rPr>
+              <w:t>9,146</w:t>
+            </w:r>
+          </w:p>
+        </w:tc>
+        <w:tc>
+          <w:tcPr>
+            <w:tcW w:type="dxa" w:w="1700"/>
+            <w:tcBorders>
+              <w:top w:val="single" w:color="BFC5CE" w:sz="4"/>
+              <w:left w:val="single" w:color="BFC5CE" w:sz="4"/>
+              <w:bottom w:val="single" w:color="BFC5CE" w:sz="4"/>
+              <w:right w:val="single" w:color="BFC5CE" w:sz="4"/>
+            </w:tcBorders>
+            <w:tcMar>
+              <w:top w:type="dxa" w:w="60"/>
+              <w:left w:type="dxa" w:w="90"/>
+              <w:bottom w:type="dxa" w:w="60"/>
+              <w:right w:type="dxa" w:w="90"/>
+            </w:tcMar>
+          </w:tcPr>
+          <w:p>
+            <w:r>
+              <w:rPr>
+                <w:rFonts w:ascii="맑은 고딕" w:cs="맑은 고딕" w:eastAsia="맑은 고딕" w:hAnsi="맑은 고딕"/>
+                <w:b w:val="false"/>
+                <w:bCs w:val="false"/>
+                <w:sz w:val="18"/>
+                <w:szCs w:val="18"/>
+              </w:rPr>
+              <w:t>일치</w:t>
+            </w:r>
+          </w:p>
+        </w:tc>
+      </w:tr>
+      <w:tr>
+        <w:tc>
+          <w:tcPr>
+            <w:tcW w:type="dxa" w:w="2600"/>
+            <w:tcBorders>
+              <w:top w:val="single" w:color="BFC5CE" w:sz="4"/>
+              <w:left w:val="single" w:color="BFC5CE" w:sz="4"/>
+              <w:bottom w:val="single" w:color="BFC5CE" w:sz="4"/>
+              <w:right w:val="single" w:color="BFC5CE" w:sz="4"/>
+            </w:tcBorders>
+            <w:tcMar>
+              <w:top w:type="dxa" w:w="60"/>
+              <w:left w:type="dxa" w:w="90"/>
+              <w:bottom w:type="dxa" w:w="60"/>
+              <w:right w:type="dxa" w:w="90"/>
+            </w:tcMar>
+          </w:tcPr>
+          <w:p>
+            <w:r>
+              <w:rPr>
+                <w:rFonts w:ascii="맑은 고딕" w:cs="맑은 고딕" w:eastAsia="맑은 고딕" w:hAnsi="맑은 고딕"/>
+                <w:b w:val="false"/>
+                <w:bCs w:val="false"/>
+                <w:sz w:val="18"/>
+                <w:szCs w:val="18"/>
+              </w:rPr>
+              <w:t>공제합계 · 실지급</w:t>
+            </w:r>
+          </w:p>
+        </w:tc>
+        <w:tc>
+          <w:tcPr>
+            <w:tcW w:type="dxa" w:w="2000"/>
+            <w:tcBorders>
+              <w:top w:val="single" w:color="BFC5CE" w:sz="4"/>
+              <w:left w:val="single" w:color="BFC5CE" w:sz="4"/>
+              <w:bottom w:val="single" w:color="BFC5CE" w:sz="4"/>
+              <w:right w:val="single" w:color="BFC5CE" w:sz="4"/>
+            </w:tcBorders>
+            <w:tcMar>
+              <w:top w:type="dxa" w:w="60"/>
+              <w:left w:type="dxa" w:w="90"/>
+              <w:bottom w:type="dxa" w:w="60"/>
+              <w:right w:type="dxa" w:w="90"/>
+            </w:tcMar>
+          </w:tcPr>
+          <w:p>
+            <w:r>
+              <w:rPr>
+                <w:rFonts w:ascii="맑은 고딕" w:cs="맑은 고딕" w:eastAsia="맑은 고딕" w:hAnsi="맑은 고딕"/>
+                <w:b w:val="false"/>
+                <w:bCs w:val="false"/>
+                <w:sz w:val="18"/>
+                <w:szCs w:val="18"/>
+              </w:rPr>
+              <w:t>411,562 · 2,788,438</w:t>
+            </w:r>
+          </w:p>
+        </w:tc>
+        <w:tc>
+          <w:tcPr>
+            <w:tcW w:type="dxa" w:w="2600"/>
+            <w:tcBorders>
+              <w:top w:val="single" w:color="BFC5CE" w:sz="4"/>
+              <w:left w:val="single" w:color="BFC5CE" w:sz="4"/>
+              <w:bottom w:val="single" w:color="BFC5CE" w:sz="4"/>
+              <w:right w:val="single" w:color="BFC5CE" w:sz="4"/>
+            </w:tcBorders>
+            <w:tcMar>
+              <w:top w:type="dxa" w:w="60"/>
+              <w:left w:type="dxa" w:w="90"/>
+              <w:bottom w:type="dxa" w:w="60"/>
+              <w:right w:type="dxa" w:w="90"/>
+            </w:tcMar>
+          </w:tcPr>
+          <w:p>
+            <w:r>
+              <w:rPr>
+                <w:rFonts w:ascii="맑은 고딕" w:cs="맑은 고딕" w:eastAsia="맑은 고딕" w:hAnsi="맑은 고딕"/>
+                <w:b w:val="false"/>
+                <w:bCs w:val="false"/>
+                <w:sz w:val="18"/>
+                <w:szCs w:val="18"/>
+              </w:rPr>
+              <w:t>411,562 · 2,788,438</w:t>
+            </w:r>
+          </w:p>
+        </w:tc>
+        <w:tc>
+          <w:tcPr>
+            <w:tcW w:type="dxa" w:w="1700"/>
+            <w:tcBorders>
+              <w:top w:val="single" w:color="BFC5CE" w:sz="4"/>
+              <w:left w:val="single" w:color="BFC5CE" w:sz="4"/>
+              <w:bottom w:val="single" w:color="BFC5CE" w:sz="4"/>
+              <w:right w:val="single" w:color="BFC5CE" w:sz="4"/>
+            </w:tcBorders>
+            <w:tcMar>
+              <w:top w:type="dxa" w:w="60"/>
+              <w:left w:type="dxa" w:w="90"/>
+              <w:bottom w:type="dxa" w:w="60"/>
+              <w:right w:type="dxa" w:w="90"/>
+            </w:tcMar>
+          </w:tcPr>
+          <w:p>
+            <w:r>
+              <w:rPr>
+                <w:rFonts w:ascii="맑은 고딕" w:cs="맑은 고딕" w:eastAsia="맑은 고딕" w:hAnsi="맑은 고딕"/>
+                <w:b w:val="false"/>
+                <w:bCs w:val="false"/>
+                <w:sz w:val="18"/>
+                <w:szCs w:val="18"/>
+              </w:rPr>
+              <w:t>일치</w:t>
+            </w:r>
+          </w:p>
+        </w:tc>
+      </w:tr>
+    </w:tbl>
+    <w:p>
+      <w:pPr>
+        <w:pStyle w:val="Heading2"/>
+        <w:spacing w:after="120" w:before="240"/>
+      </w:pPr>
+      <w:r>
+        <w:rPr>
+          <w:rFonts w:ascii="맑은 고딕" w:cs="맑은 고딕" w:eastAsia="맑은 고딕" w:hAnsi="맑은 고딕"/>
+        </w:rPr>
+        <w:t>36-3. 발견한 문제</w:t>
+      </w:r>
+    </w:p>
+    <w:tbl>
+      <w:tblPr>
+        <w:tblW w:type="dxa" w:w="9000"/>
+        <w:tblBorders>
+          <w:top w:val="single" w:color="auto" w:sz="4"/>
+          <w:left w:val="single" w:color="auto" w:sz="4"/>
+          <w:bottom w:val="single" w:color="auto" w:sz="4"/>
+          <w:right w:val="single" w:color="auto" w:sz="4"/>
+          <w:insideH w:val="single" w:color="auto" w:sz="4"/>
+          <w:insideV w:val="single" w:color="auto" w:sz="4"/>
+        </w:tblBorders>
+      </w:tblPr>
+      <w:tblGrid>
+        <w:gridCol w:w="400"/>
+        <w:gridCol w:w="2300"/>
+        <w:gridCol w:w="2500"/>
+        <w:gridCol w:w="3000"/>
+        <w:gridCol w:w="800"/>
+      </w:tblGrid>
+      <w:tr>
+        <w:trPr>
+          <w:tblHeader/>
+        </w:trPr>
+        <w:tc>
+          <w:tcPr>
+            <w:tcW w:type="dxa" w:w="400"/>
+            <w:tcBorders>
+              <w:top w:val="single" w:color="BFC5CE" w:sz="4"/>
+              <w:left w:val="single" w:color="BFC5CE" w:sz="4"/>
+              <w:bottom w:val="single" w:color="BFC5CE" w:sz="4"/>
+              <w:right w:val="single" w:color="BFC5CE" w:sz="4"/>
+            </w:tcBorders>
+            <w:shd w:fill="E8EEF9" w:val="clear"/>
+            <w:tcMar>
+              <w:top w:type="dxa" w:w="60"/>
+              <w:left w:type="dxa" w:w="90"/>
+              <w:bottom w:type="dxa" w:w="60"/>
+              <w:right w:type="dxa" w:w="90"/>
+            </w:tcMar>
+          </w:tcPr>
+          <w:p>
+            <w:r>
+              <w:rPr>
+                <w:rFonts w:ascii="맑은 고딕" w:cs="맑은 고딕" w:eastAsia="맑은 고딕" w:hAnsi="맑은 고딕"/>
+                <w:b/>
+                <w:bCs/>
+                <w:sz w:val="18"/>
+                <w:szCs w:val="18"/>
+              </w:rPr>
+              <w:t>#</w:t>
+            </w:r>
+          </w:p>
+        </w:tc>
+        <w:tc>
+          <w:tcPr>
+            <w:tcW w:type="dxa" w:w="2300"/>
+            <w:tcBorders>
+              <w:top w:val="single" w:color="BFC5CE" w:sz="4"/>
+              <w:left w:val="single" w:color="BFC5CE" w:sz="4"/>
+              <w:bottom w:val="single" w:color="BFC5CE" w:sz="4"/>
+              <w:right w:val="single" w:color="BFC5CE" w:sz="4"/>
+            </w:tcBorders>
+            <w:shd w:fill="E8EEF9" w:val="clear"/>
+            <w:tcMar>
+              <w:top w:type="dxa" w:w="60"/>
+              <w:left w:type="dxa" w:w="90"/>
+              <w:bottom w:type="dxa" w:w="60"/>
+              <w:right w:type="dxa" w:w="90"/>
+            </w:tcMar>
+          </w:tcPr>
+          <w:p>
+            <w:r>
+              <w:rPr>
+                <w:rFonts w:ascii="맑은 고딕" w:cs="맑은 고딕" w:eastAsia="맑은 고딕" w:hAnsi="맑은 고딕"/>
+                <w:b/>
+                <w:bCs/>
+                <w:sz w:val="18"/>
+                <w:szCs w:val="18"/>
+              </w:rPr>
+              <w:t>증상</w:t>
+            </w:r>
+          </w:p>
+        </w:tc>
+        <w:tc>
+          <w:tcPr>
+            <w:tcW w:type="dxa" w:w="2500"/>
+            <w:tcBorders>
+              <w:top w:val="single" w:color="BFC5CE" w:sz="4"/>
+              <w:left w:val="single" w:color="BFC5CE" w:sz="4"/>
+              <w:bottom w:val="single" w:color="BFC5CE" w:sz="4"/>
+              <w:right w:val="single" w:color="BFC5CE" w:sz="4"/>
+            </w:tcBorders>
+            <w:shd w:fill="E8EEF9" w:val="clear"/>
+            <w:tcMar>
+              <w:top w:type="dxa" w:w="60"/>
+              <w:left w:type="dxa" w:w="90"/>
+              <w:bottom w:type="dxa" w:w="60"/>
+              <w:right w:type="dxa" w:w="90"/>
+            </w:tcMar>
+          </w:tcPr>
+          <w:p>
+            <w:r>
+              <w:rPr>
+                <w:rFonts w:ascii="맑은 고딕" w:cs="맑은 고딕" w:eastAsia="맑은 고딕" w:hAnsi="맑은 고딕"/>
+                <w:b/>
+                <w:bCs/>
+                <w:sz w:val="18"/>
+                <w:szCs w:val="18"/>
+              </w:rPr>
+              <w:t>원인</w:t>
+            </w:r>
+          </w:p>
+        </w:tc>
+        <w:tc>
+          <w:tcPr>
+            <w:tcW w:type="dxa" w:w="3000"/>
+            <w:tcBorders>
+              <w:top w:val="single" w:color="BFC5CE" w:sz="4"/>
+              <w:left w:val="single" w:color="BFC5CE" w:sz="4"/>
+              <w:bottom w:val="single" w:color="BFC5CE" w:sz="4"/>
+              <w:right w:val="single" w:color="BFC5CE" w:sz="4"/>
+            </w:tcBorders>
+            <w:shd w:fill="E8EEF9" w:val="clear"/>
+            <w:tcMar>
+              <w:top w:type="dxa" w:w="60"/>
+              <w:left w:type="dxa" w:w="90"/>
+              <w:bottom w:type="dxa" w:w="60"/>
+              <w:right w:type="dxa" w:w="90"/>
+            </w:tcMar>
+          </w:tcPr>
+          <w:p>
+            <w:r>
+              <w:rPr>
+                <w:rFonts w:ascii="맑은 고딕" w:cs="맑은 고딕" w:eastAsia="맑은 고딕" w:hAnsi="맑은 고딕"/>
+                <w:b/>
+                <w:bCs/>
+                <w:sz w:val="18"/>
+                <w:szCs w:val="18"/>
+              </w:rPr>
+              <w:t>조치</w:t>
+            </w:r>
+          </w:p>
+        </w:tc>
+        <w:tc>
+          <w:tcPr>
+            <w:tcW w:type="dxa" w:w="800"/>
+            <w:tcBorders>
+              <w:top w:val="single" w:color="BFC5CE" w:sz="4"/>
+              <w:left w:val="single" w:color="BFC5CE" w:sz="4"/>
+              <w:bottom w:val="single" w:color="BFC5CE" w:sz="4"/>
+              <w:right w:val="single" w:color="BFC5CE" w:sz="4"/>
+            </w:tcBorders>
+            <w:shd w:fill="E8EEF9" w:val="clear"/>
+            <w:tcMar>
+              <w:top w:type="dxa" w:w="60"/>
+              <w:left w:type="dxa" w:w="90"/>
+              <w:bottom w:type="dxa" w:w="60"/>
+              <w:right w:type="dxa" w:w="90"/>
+            </w:tcMar>
+          </w:tcPr>
+          <w:p>
+            <w:r>
+              <w:rPr>
+                <w:rFonts w:ascii="맑은 고딕" w:cs="맑은 고딕" w:eastAsia="맑은 고딕" w:hAnsi="맑은 고딕"/>
+                <w:b/>
+                <w:bCs/>
+                <w:sz w:val="18"/>
+                <w:szCs w:val="18"/>
+              </w:rPr>
+              <w:t>상태</w:t>
+            </w:r>
+          </w:p>
+        </w:tc>
+      </w:tr>
+      <w:tr>
+        <w:tc>
+          <w:tcPr>
+            <w:tcW w:type="dxa" w:w="400"/>
+            <w:tcBorders>
+              <w:top w:val="single" w:color="BFC5CE" w:sz="4"/>
+              <w:left w:val="single" w:color="BFC5CE" w:sz="4"/>
+              <w:bottom w:val="single" w:color="BFC5CE" w:sz="4"/>
+              <w:right w:val="single" w:color="BFC5CE" w:sz="4"/>
+            </w:tcBorders>
+            <w:tcMar>
+              <w:top w:type="dxa" w:w="60"/>
+              <w:left w:type="dxa" w:w="90"/>
+              <w:bottom w:type="dxa" w:w="60"/>
+              <w:right w:type="dxa" w:w="90"/>
+            </w:tcMar>
+          </w:tcPr>
+          <w:p>
+            <w:r>
+              <w:rPr>
+                <w:rFonts w:ascii="맑은 고딕" w:cs="맑은 고딕" w:eastAsia="맑은 고딕" w:hAnsi="맑은 고딕"/>
+                <w:b w:val="false"/>
+                <w:bCs w:val="false"/>
+                <w:sz w:val="18"/>
+                <w:szCs w:val="18"/>
+              </w:rPr>
+              <w:t>101</w:t>
+            </w:r>
+          </w:p>
+        </w:tc>
+        <w:tc>
+          <w:tcPr>
+            <w:tcW w:type="dxa" w:w="2300"/>
+            <w:tcBorders>
+              <w:top w:val="single" w:color="BFC5CE" w:sz="4"/>
+              <w:left w:val="single" w:color="BFC5CE" w:sz="4"/>
+              <w:bottom w:val="single" w:color="BFC5CE" w:sz="4"/>
+              <w:right w:val="single" w:color="BFC5CE" w:sz="4"/>
+            </w:tcBorders>
+            <w:tcMar>
+              <w:top w:type="dxa" w:w="60"/>
+              <w:left w:type="dxa" w:w="90"/>
+              <w:bottom w:type="dxa" w:w="60"/>
+              <w:right w:type="dxa" w:w="90"/>
+            </w:tcMar>
+          </w:tcPr>
+          <w:p>
+            <w:r>
+              <w:rPr>
+                <w:rFonts w:ascii="맑은 고딕" w:cs="맑은 고딕" w:eastAsia="맑은 고딕" w:hAnsi="맑은 고딕"/>
+                <w:b w:val="false"/>
+                <w:bCs w:val="false"/>
+                <w:sz w:val="18"/>
+                <w:szCs w:val="18"/>
+              </w:rPr>
+              <w:t>2026년 급여에 2025년 4대보험 요율(국민연금 4.5% · 건강 3.545% · 장기요양 12.95%)로 공제.</w:t>
+            </w:r>
+          </w:p>
+        </w:tc>
+        <w:tc>
+          <w:tcPr>
+            <w:tcW w:type="dxa" w:w="2500"/>
+            <w:tcBorders>
+              <w:top w:val="single" w:color="BFC5CE" w:sz="4"/>
+              <w:left w:val="single" w:color="BFC5CE" w:sz="4"/>
+              <w:bottom w:val="single" w:color="BFC5CE" w:sz="4"/>
+              <w:right w:val="single" w:color="BFC5CE" w:sz="4"/>
+            </w:tcBorders>
+            <w:tcMar>
+              <w:top w:type="dxa" w:w="60"/>
+              <w:left w:type="dxa" w:w="90"/>
+              <w:bottom w:type="dxa" w:w="60"/>
+              <w:right w:type="dxa" w:w="90"/>
+            </w:tcMar>
+          </w:tcPr>
+          <w:p>
+            <w:r>
+              <w:rPr>
+                <w:rFonts w:ascii="맑은 고딕" w:cs="맑은 고딕" w:eastAsia="맑은 고딕" w:hAnsi="맑은 고딕"/>
+                <w:b w:val="false"/>
+                <w:bCs w:val="false"/>
+                <w:sz w:val="18"/>
+                <w:szCs w:val="18"/>
+              </w:rPr>
+              <w:t>요율을 상수로 박아 뒀다.</w:t>
+            </w:r>
+          </w:p>
+        </w:tc>
+        <w:tc>
+          <w:tcPr>
+            <w:tcW w:type="dxa" w:w="3000"/>
+            <w:tcBorders>
+              <w:top w:val="single" w:color="BFC5CE" w:sz="4"/>
+              <w:left w:val="single" w:color="BFC5CE" w:sz="4"/>
+              <w:bottom w:val="single" w:color="BFC5CE" w:sz="4"/>
+              <w:right w:val="single" w:color="BFC5CE" w:sz="4"/>
+            </w:tcBorders>
+            <w:tcMar>
+              <w:top w:type="dxa" w:w="60"/>
+              <w:left w:type="dxa" w:w="90"/>
+              <w:bottom w:type="dxa" w:w="60"/>
+              <w:right w:type="dxa" w:w="90"/>
+            </w:tcMar>
+          </w:tcPr>
+          <w:p>
+            <w:r>
+              <w:rPr>
+                <w:rFonts w:ascii="맑은 고딕" w:cs="맑은 고딕" w:eastAsia="맑은 고딕" w:hAnsi="맑은 고딕"/>
+                <w:b w:val="false"/>
+                <w:bCs w:val="false"/>
+                <w:sz w:val="18"/>
+                <w:szCs w:val="18"/>
+              </w:rPr>
+              <w:t>귀속월별 요율표(SocialInsuranceRates): 국민연금 2026 4.75% → 해마다 +0.25%p → 2033 6.5%, 건강 2026 3.595%, 장기요양 13.14%. 2027년 이후 건강·장기요양은 고시되면 한 줄 더한다.</w:t>
+            </w:r>
+          </w:p>
+        </w:tc>
+        <w:tc>
+          <w:tcPr>
+            <w:tcW w:type="dxa" w:w="800"/>
+            <w:tcBorders>
+              <w:top w:val="single" w:color="BFC5CE" w:sz="4"/>
+              <w:left w:val="single" w:color="BFC5CE" w:sz="4"/>
+              <w:bottom w:val="single" w:color="BFC5CE" w:sz="4"/>
+              <w:right w:val="single" w:color="BFC5CE" w:sz="4"/>
+            </w:tcBorders>
+            <w:tcMar>
+              <w:top w:type="dxa" w:w="60"/>
+              <w:left w:type="dxa" w:w="90"/>
+              <w:bottom w:type="dxa" w:w="60"/>
+              <w:right w:type="dxa" w:w="90"/>
+            </w:tcMar>
+          </w:tcPr>
+          <w:p>
+            <w:r>
+              <w:rPr>
+                <w:rFonts w:ascii="맑은 고딕" w:cs="맑은 고딕" w:eastAsia="맑은 고딕" w:hAnsi="맑은 고딕"/>
+                <w:b w:val="false"/>
+                <w:bCs w:val="false"/>
+                <w:sz w:val="18"/>
+                <w:szCs w:val="18"/>
+              </w:rPr>
+              <w:t>수정됨</w:t>
+            </w:r>
+          </w:p>
+        </w:tc>
+      </w:tr>
+      <w:tr>
+        <w:tc>
+          <w:tcPr>
+            <w:tcW w:type="dxa" w:w="400"/>
+            <w:tcBorders>
+              <w:top w:val="single" w:color="BFC5CE" w:sz="4"/>
+              <w:left w:val="single" w:color="BFC5CE" w:sz="4"/>
+              <w:bottom w:val="single" w:color="BFC5CE" w:sz="4"/>
+              <w:right w:val="single" w:color="BFC5CE" w:sz="4"/>
+            </w:tcBorders>
+            <w:tcMar>
+              <w:top w:type="dxa" w:w="60"/>
+              <w:left w:type="dxa" w:w="90"/>
+              <w:bottom w:type="dxa" w:w="60"/>
+              <w:right w:type="dxa" w:w="90"/>
+            </w:tcMar>
+          </w:tcPr>
+          <w:p>
+            <w:r>
+              <w:rPr>
+                <w:rFonts w:ascii="맑은 고딕" w:cs="맑은 고딕" w:eastAsia="맑은 고딕" w:hAnsi="맑은 고딕"/>
+                <w:b w:val="false"/>
+                <w:bCs w:val="false"/>
+                <w:sz w:val="18"/>
+                <w:szCs w:val="18"/>
+              </w:rPr>
+              <w:t>102</w:t>
+            </w:r>
+          </w:p>
+        </w:tc>
+        <w:tc>
+          <w:tcPr>
+            <w:tcW w:type="dxa" w:w="2300"/>
+            <w:tcBorders>
+              <w:top w:val="single" w:color="BFC5CE" w:sz="4"/>
+              <w:left w:val="single" w:color="BFC5CE" w:sz="4"/>
+              <w:bottom w:val="single" w:color="BFC5CE" w:sz="4"/>
+              <w:right w:val="single" w:color="BFC5CE" w:sz="4"/>
+            </w:tcBorders>
+            <w:tcMar>
+              <w:top w:type="dxa" w:w="60"/>
+              <w:left w:type="dxa" w:w="90"/>
+              <w:bottom w:type="dxa" w:w="60"/>
+              <w:right w:type="dxa" w:w="90"/>
+            </w:tcMar>
+          </w:tcPr>
+          <w:p>
+            <w:r>
+              <w:rPr>
+                <w:rFonts w:ascii="맑은 고딕" w:cs="맑은 고딕" w:eastAsia="맑은 고딕" w:hAnsi="맑은 고딕"/>
+                <w:b w:val="false"/>
+                <w:bCs w:val="false"/>
+                <w:sz w:val="18"/>
+                <w:szCs w:val="18"/>
+              </w:rPr>
+              <w:t>국민연금에 기준소득월액 상·하한이 없어 고소득자가 상한(659만)을 넘는 소득에도 냈다.</w:t>
+            </w:r>
+          </w:p>
+        </w:tc>
+        <w:tc>
+          <w:tcPr>
+            <w:tcW w:type="dxa" w:w="2500"/>
+            <w:tcBorders>
+              <w:top w:val="single" w:color="BFC5CE" w:sz="4"/>
+              <w:left w:val="single" w:color="BFC5CE" w:sz="4"/>
+              <w:bottom w:val="single" w:color="BFC5CE" w:sz="4"/>
+              <w:right w:val="single" w:color="BFC5CE" w:sz="4"/>
+            </w:tcBorders>
+            <w:tcMar>
+              <w:top w:type="dxa" w:w="60"/>
+              <w:left w:type="dxa" w:w="90"/>
+              <w:bottom w:type="dxa" w:w="60"/>
+              <w:right w:type="dxa" w:w="90"/>
+            </w:tcMar>
+          </w:tcPr>
+          <w:p>
+            <w:r>
+              <w:rPr>
+                <w:rFonts w:ascii="맑은 고딕" w:cs="맑은 고딕" w:eastAsia="맑은 고딕" w:hAnsi="맑은 고딕"/>
+                <w:b w:val="false"/>
+                <w:bCs w:val="false"/>
+                <w:sz w:val="18"/>
+                <w:szCs w:val="18"/>
+              </w:rPr>
+              <w:t>과세소득 전체에 요율을 곱했다.</w:t>
+            </w:r>
+          </w:p>
+        </w:tc>
+        <w:tc>
+          <w:tcPr>
+            <w:tcW w:type="dxa" w:w="3000"/>
+            <w:tcBorders>
+              <w:top w:val="single" w:color="BFC5CE" w:sz="4"/>
+              <w:left w:val="single" w:color="BFC5CE" w:sz="4"/>
+              <w:bottom w:val="single" w:color="BFC5CE" w:sz="4"/>
+              <w:right w:val="single" w:color="BFC5CE" w:sz="4"/>
+            </w:tcBorders>
+            <w:tcMar>
+              <w:top w:type="dxa" w:w="60"/>
+              <w:left w:type="dxa" w:w="90"/>
+              <w:bottom w:type="dxa" w:w="60"/>
+              <w:right w:type="dxa" w:w="90"/>
+            </w:tcMar>
+          </w:tcPr>
+          <w:p>
+            <w:r>
+              <w:rPr>
+                <w:rFonts w:ascii="맑은 고딕" w:cs="맑은 고딕" w:eastAsia="맑은 고딕" w:hAnsi="맑은 고딕"/>
+                <w:b w:val="false"/>
+                <w:bCs w:val="false"/>
+                <w:sz w:val="18"/>
+                <w:szCs w:val="18"/>
+              </w:rPr>
+              <w:t>상·하한 안으로 자른 뒤 곱한다(2025.7~ 40만~637만, 2026.7~ 41만~659만).</w:t>
+            </w:r>
+          </w:p>
+        </w:tc>
+        <w:tc>
+          <w:tcPr>
+            <w:tcW w:type="dxa" w:w="800"/>
+            <w:tcBorders>
+              <w:top w:val="single" w:color="BFC5CE" w:sz="4"/>
+              <w:left w:val="single" w:color="BFC5CE" w:sz="4"/>
+              <w:bottom w:val="single" w:color="BFC5CE" w:sz="4"/>
+              <w:right w:val="single" w:color="BFC5CE" w:sz="4"/>
+            </w:tcBorders>
+            <w:tcMar>
+              <w:top w:type="dxa" w:w="60"/>
+              <w:left w:type="dxa" w:w="90"/>
+              <w:bottom w:type="dxa" w:w="60"/>
+              <w:right w:type="dxa" w:w="90"/>
+            </w:tcMar>
+          </w:tcPr>
+          <w:p>
+            <w:r>
+              <w:rPr>
+                <w:rFonts w:ascii="맑은 고딕" w:cs="맑은 고딕" w:eastAsia="맑은 고딕" w:hAnsi="맑은 고딕"/>
+                <w:b w:val="false"/>
+                <w:bCs w:val="false"/>
+                <w:sz w:val="18"/>
+                <w:szCs w:val="18"/>
+              </w:rPr>
+              <w:t>수정됨</w:t>
+            </w:r>
+          </w:p>
+        </w:tc>
+      </w:tr>
+      <w:tr>
+        <w:tc>
+          <w:tcPr>
+            <w:tcW w:type="dxa" w:w="400"/>
+            <w:tcBorders>
+              <w:top w:val="single" w:color="BFC5CE" w:sz="4"/>
+              <w:left w:val="single" w:color="BFC5CE" w:sz="4"/>
+              <w:bottom w:val="single" w:color="BFC5CE" w:sz="4"/>
+              <w:right w:val="single" w:color="BFC5CE" w:sz="4"/>
+            </w:tcBorders>
+            <w:tcMar>
+              <w:top w:type="dxa" w:w="60"/>
+              <w:left w:type="dxa" w:w="90"/>
+              <w:bottom w:type="dxa" w:w="60"/>
+              <w:right w:type="dxa" w:w="90"/>
+            </w:tcMar>
+          </w:tcPr>
+          <w:p>
+            <w:r>
+              <w:rPr>
+                <w:rFonts w:ascii="맑은 고딕" w:cs="맑은 고딕" w:eastAsia="맑은 고딕" w:hAnsi="맑은 고딕"/>
+                <w:b w:val="false"/>
+                <w:bCs w:val="false"/>
+                <w:sz w:val="18"/>
+                <w:szCs w:val="18"/>
+              </w:rPr>
+              <w:t>103</w:t>
+            </w:r>
+          </w:p>
+        </w:tc>
+        <w:tc>
+          <w:tcPr>
+            <w:tcW w:type="dxa" w:w="2300"/>
+            <w:tcBorders>
+              <w:top w:val="single" w:color="BFC5CE" w:sz="4"/>
+              <w:left w:val="single" w:color="BFC5CE" w:sz="4"/>
+              <w:bottom w:val="single" w:color="BFC5CE" w:sz="4"/>
+              <w:right w:val="single" w:color="BFC5CE" w:sz="4"/>
+            </w:tcBorders>
+            <w:tcMar>
+              <w:top w:type="dxa" w:w="60"/>
+              <w:left w:type="dxa" w:w="90"/>
+              <w:bottom w:type="dxa" w:w="60"/>
+              <w:right w:type="dxa" w:w="90"/>
+            </w:tcMar>
+          </w:tcPr>
+          <w:p>
+            <w:r>
+              <w:rPr>
+                <w:rFonts w:ascii="맑은 고딕" w:cs="맑은 고딕" w:eastAsia="맑은 고딕" w:hAnsi="맑은 고딕"/>
+                <w:b w:val="false"/>
+                <w:bCs w:val="false"/>
+                <w:sz w:val="18"/>
+                <w:szCs w:val="18"/>
+              </w:rPr>
+              <w:t>소득세가 간이세액표보다 크게 나온다 — 월 320만(1명) 140,825원, 표는 91,460원(54% 과다). 모든 급여에서 소득세·지방소득세를 더 떼고 있었다.</w:t>
+            </w:r>
+          </w:p>
+        </w:tc>
+        <w:tc>
+          <w:tcPr>
+            <w:tcW w:type="dxa" w:w="2500"/>
+            <w:tcBorders>
+              <w:top w:val="single" w:color="BFC5CE" w:sz="4"/>
+              <w:left w:val="single" w:color="BFC5CE" w:sz="4"/>
+              <w:bottom w:val="single" w:color="BFC5CE" w:sz="4"/>
+              <w:right w:val="single" w:color="BFC5CE" w:sz="4"/>
+            </w:tcBorders>
+            <w:tcMar>
+              <w:top w:type="dxa" w:w="60"/>
+              <w:left w:type="dxa" w:w="90"/>
+              <w:bottom w:type="dxa" w:w="60"/>
+              <w:right w:type="dxa" w:w="90"/>
+            </w:tcMar>
+          </w:tcPr>
+          <w:p>
+            <w:r>
+              <w:rPr>
+                <w:rFonts w:ascii="맑은 고딕" w:cs="맑은 고딕" w:eastAsia="맑은 고딕" w:hAnsi="맑은 고딕"/>
+                <w:b w:val="false"/>
+                <w:bCs w:val="false"/>
+                <w:sz w:val="18"/>
+                <w:szCs w:val="18"/>
+              </w:rPr>
+              <w:t>표 대신 계산식으로 근사하면서 표가 반영하는 특별소득공제·특별세액공제 일부를 뺐다.</w:t>
+            </w:r>
+          </w:p>
+        </w:tc>
+        <w:tc>
+          <w:tcPr>
+            <w:tcW w:type="dxa" w:w="3000"/>
+            <w:tcBorders>
+              <w:top w:val="single" w:color="BFC5CE" w:sz="4"/>
+              <w:left w:val="single" w:color="BFC5CE" w:sz="4"/>
+              <w:bottom w:val="single" w:color="BFC5CE" w:sz="4"/>
+              <w:right w:val="single" w:color="BFC5CE" w:sz="4"/>
+            </w:tcBorders>
+            <w:tcMar>
+              <w:top w:type="dxa" w:w="60"/>
+              <w:left w:type="dxa" w:w="90"/>
+              <w:bottom w:type="dxa" w:w="60"/>
+              <w:right w:type="dxa" w:w="90"/>
+            </w:tcMar>
+          </w:tcPr>
+          <w:p>
+            <w:r>
+              <w:rPr>
+                <w:rFonts w:ascii="맑은 고딕" w:cs="맑은 고딕" w:eastAsia="맑은 고딕" w:hAnsi="맑은 고딕"/>
+                <w:b w:val="false"/>
+                <w:bCs w:val="false"/>
+                <w:sz w:val="18"/>
+                <w:szCs w:val="18"/>
+              </w:rPr>
+              <w:t>국세청 간이세액표(별표 2, 2024.2.29.)를 그대로 실어 찾는다(646구간 × 가족 1~11명). 1,000만 초과는 별표의 계산식. qa.mjs 네 구간 시험.</w:t>
+            </w:r>
+          </w:p>
+        </w:tc>
+        <w:tc>
+          <w:tcPr>
+            <w:tcW w:type="dxa" w:w="800"/>
+            <w:tcBorders>
+              <w:top w:val="single" w:color="BFC5CE" w:sz="4"/>
+              <w:left w:val="single" w:color="BFC5CE" w:sz="4"/>
+              <w:bottom w:val="single" w:color="BFC5CE" w:sz="4"/>
+              <w:right w:val="single" w:color="BFC5CE" w:sz="4"/>
+            </w:tcBorders>
+            <w:tcMar>
+              <w:top w:type="dxa" w:w="60"/>
+              <w:left w:type="dxa" w:w="90"/>
+              <w:bottom w:type="dxa" w:w="60"/>
+              <w:right w:type="dxa" w:w="90"/>
+            </w:tcMar>
+          </w:tcPr>
+          <w:p>
+            <w:r>
+              <w:rPr>
+                <w:rFonts w:ascii="맑은 고딕" w:cs="맑은 고딕" w:eastAsia="맑은 고딕" w:hAnsi="맑은 고딕"/>
+                <w:b w:val="false"/>
+                <w:bCs w:val="false"/>
+                <w:sz w:val="18"/>
+                <w:szCs w:val="18"/>
+              </w:rPr>
+              <w:t>수정됨</w:t>
+            </w:r>
+          </w:p>
+        </w:tc>
+      </w:tr>
+    </w:tbl>
+    <w:p>
+      <w:pPr>
+        <w:pStyle w:val="Heading2"/>
+        <w:spacing w:after="120" w:before="240"/>
+      </w:pPr>
+      <w:r>
+        <w:rPr>
+          <w:rFonts w:ascii="맑은 고딕" w:cs="맑은 고딕" w:eastAsia="맑은 고딕" w:hAnsi="맑은 고딕"/>
+        </w:rPr>
+        <w:t>36-4. 조사 근거</w:t>
+      </w:r>
+    </w:p>
+    <w:p>
+      <w:pPr>
+        <w:pStyle w:val="ListParagraph"/>
+        <w:numPr>
+          <w:ilvl w:val="0"/>
+          <w:numId w:val="2"/>
+        </w:numPr>
+        <w:spacing w:after="60"/>
+      </w:pPr>
+      <w:r>
+        <w:rPr>
+          <w:rFonts w:ascii="맑은 고딕" w:cs="맑은 고딕" w:eastAsia="맑은 고딕" w:hAnsi="맑은 고딕"/>
+          <w:sz w:val="21"/>
+          <w:szCs w:val="21"/>
+        </w:rPr>
+        <w:t>국민연금 9.5%(근로자 4.75%) · 건강보험 7.19%(근로자 3.595%) · 장기요양 0.9448%(건강보험료의 13.14%) — 2026년 1월 급여부터. 국민연금은 2033년 13%까지 해마다 0.5%p 인상(2025.3 연금개혁).</w:t>
+      </w:r>
+    </w:p>
+    <w:p>
+      <w:pPr>
+        <w:pStyle w:val="ListParagraph"/>
+        <w:numPr>
+          <w:ilvl w:val="0"/>
+          <w:numId w:val="2"/>
+        </w:numPr>
+        <w:spacing w:after="60"/>
+      </w:pPr>
+      <w:r>
+        <w:rPr>
+          <w:rFonts w:ascii="맑은 고딕" w:cs="맑은 고딕" w:eastAsia="맑은 고딕" w:hAnsi="맑은 고딕"/>
+          <w:sz w:val="21"/>
+          <w:szCs w:val="21"/>
+        </w:rPr>
+        <w:t>국민연금 기준소득월액: 2025.7~2026.6 40만~637만, 2026.7~2027.6 41만~659만(국민연금공단 고시).</w:t>
+      </w:r>
+    </w:p>
+    <w:p>
+      <w:pPr>
+        <w:pStyle w:val="ListParagraph"/>
+        <w:numPr>
+          <w:ilvl w:val="0"/>
+          <w:numId w:val="2"/>
+        </w:numPr>
+        <w:spacing w:after="60"/>
+      </w:pPr>
+      <w:r>
+        <w:rPr>
+          <w:rFonts w:ascii="맑은 고딕" w:cs="맑은 고딕" w:eastAsia="맑은 고딕" w:hAnsi="맑은 고딕"/>
+          <w:sz w:val="21"/>
+          <w:szCs w:val="21"/>
+        </w:rPr>
+        <w:t>근로소득 간이세액표: 소득세법 시행령 [별표 2] &lt;개정 2024.2.29.&gt;, 국세청 홈택스 조견표 PDF. 표 머리말: 근로소득공제·기본공제·특별소득공제 및 특별세액공제 중 일부(총급여 3천만 이하 310만+4% …)·연금보험료공제·근로소득세액공제를 반영해 계산.</w:t>
+      </w:r>
+    </w:p>
+    <w:p>
+      <w:pPr>
+        <w:pStyle w:val="Heading2"/>
+        <w:spacing w:after="120" w:before="240"/>
+      </w:pPr>
+      <w:r>
+        <w:rPr>
+          <w:rFonts w:ascii="맑은 고딕" w:cs="맑은 고딕" w:eastAsia="맑은 고딕" w:hAnsi="맑은 고딕"/>
+        </w:rPr>
+        <w:t>36-5. 다음 할 일</w:t>
+      </w:r>
+    </w:p>
+    <w:p>
+      <w:pPr>
+        <w:pStyle w:val="ListParagraph"/>
+        <w:numPr>
+          <w:ilvl w:val="0"/>
+          <w:numId w:val="2"/>
+        </w:numPr>
+        <w:spacing w:after="60"/>
+      </w:pPr>
+      <w:r>
+        <w:rPr>
+          <w:rFonts w:ascii="맑은 고딕" w:cs="맑은 고딕" w:eastAsia="맑은 고딕" w:hAnsi="맑은 고딕"/>
+          <w:sz w:val="21"/>
+          <w:szCs w:val="21"/>
+        </w:rPr>
+        <w:t>사원 마스터에 공제대상가족 수 · 8~20세 자녀 수 칸 — 있으면 표의 그 열과 자녀 공제(12,500/29,160 …)를 바로 쓴다(#104 결정)</w:t>
+      </w:r>
+    </w:p>
+    <w:p>
+      <w:pPr>
+        <w:pStyle w:val="ListParagraph"/>
+        <w:numPr>
+          <w:ilvl w:val="0"/>
+          <w:numId w:val="2"/>
+        </w:numPr>
+        <w:spacing w:after="60"/>
+      </w:pPr>
+      <w:r>
+        <w:rPr>
+          <w:rFonts w:ascii="맑은 고딕" w:cs="맑은 고딕" w:eastAsia="맑은 고딕" w:hAnsi="맑은 고딕"/>
+          <w:sz w:val="21"/>
+          <w:szCs w:val="21"/>
+        </w:rPr>
+        <w:t>이미 확정된 2026년 급여명세는 옛 요율·옛 세액 그대로다 — 연말정산에서 맞춰진다. 다시 계산할지 결정(#105)</w:t>
       </w:r>
     </w:p>
     <w:sectPr>

--- a/docs/ERP_사용설명서_QA기록.docx
+++ b/docs/ERP_사용설명서_QA기록.docx
@@ -69,7 +69,7 @@
           <w:sz w:val="21"/>
           <w:szCs w:val="21"/>
         </w:rPr>
-        <w:t>2026-10-02 (36회차)</w:t>
+        <w:t>2026-10-02 (37회차)</w:t>
       </w:r>
     </w:p>
     <w:p>
@@ -53775,6 +53775,1372 @@
           <w:szCs w:val="21"/>
         </w:rPr>
         <w:t>이미 확정된 2026년 급여명세는 옛 요율·옛 세액 그대로다 — 연말정산에서 맞춰진다. 다시 계산할지 결정(#105)</w:t>
+      </w:r>
+    </w:p>
+    <w:p>
+      <w:pPr>
+        <w:pStyle w:val="Heading1"/>
+        <w:spacing w:after="120" w:before="240"/>
+      </w:pPr>
+      <w:r>
+        <w:rPr>
+          <w:rFonts w:ascii="맑은 고딕" w:cs="맑은 고딕" w:eastAsia="맑은 고딕" w:hAnsi="맑은 고딕"/>
+        </w:rPr>
+        <w:t>37회차 — 근태: 근무시간이 휴게를 빼고 잡히는가</w:t>
+      </w:r>
+    </w:p>
+    <w:p>
+      <w:pPr>
+        <w:spacing w:after="120"/>
+      </w:pPr>
+      <w:r>
+        <w:rPr>
+          <w:rFonts w:ascii="맑은 고딕" w:cs="맑은 고딕" w:eastAsia="맑은 고딕" w:hAnsi="맑은 고딕"/>
+          <w:sz w:val="21"/>
+          <w:szCs w:val="21"/>
+        </w:rPr>
+        <w:t>계기: 36회차 급여에 이어 근태를 봤습니다. 09:00 출근 18:00 퇴근이면 점심 1시간을 빼고 실근무 8시간이어야 하는데, 근무시간이 9시간으로 잡혔습니다 — 정상 근무가 매일 1시간 연장근무처럼 보이는 셈입니다. 근태 쪽은 API 시험도 하나도 없었습니다.</w:t>
+      </w:r>
+    </w:p>
+    <w:p>
+      <w:pPr>
+        <w:pStyle w:val="Heading2"/>
+        <w:spacing w:after="120" w:before="240"/>
+      </w:pPr>
+      <w:r>
+        <w:rPr>
+          <w:rFonts w:ascii="맑은 고딕" w:cs="맑은 고딕" w:eastAsia="맑은 고딕" w:hAnsi="맑은 고딕"/>
+        </w:rPr>
+        <w:t>37-1. 사용법</w:t>
+      </w:r>
+    </w:p>
+    <w:p>
+      <w:pPr>
+        <w:pStyle w:val="ListParagraph"/>
+        <w:numPr>
+          <w:ilvl w:val="0"/>
+          <w:numId w:val="2"/>
+        </w:numPr>
+        <w:spacing w:after="60"/>
+      </w:pPr>
+      <w:r>
+        <w:rPr>
+          <w:rFonts w:ascii="맑은 고딕" w:cs="맑은 고딕" w:eastAsia="맑은 고딕" w:hAnsi="맑은 고딕"/>
+          <w:sz w:val="21"/>
+          <w:szCs w:val="21"/>
+        </w:rPr>
+        <w:t>인사 › 근태입력 (/hr/attendance-input) 에서 일자·사원·출근·퇴근을 넣거나, 그룹웨어 › 출퇴근 에서 [출근]/[퇴근] 을 누릅니다.</w:t>
+      </w:r>
+    </w:p>
+    <w:p>
+      <w:pPr>
+        <w:pStyle w:val="ListParagraph"/>
+        <w:numPr>
+          <w:ilvl w:val="0"/>
+          <w:numId w:val="2"/>
+        </w:numPr>
+        <w:spacing w:after="60"/>
+      </w:pPr>
+      <w:r>
+        <w:rPr>
+          <w:rFonts w:ascii="맑은 고딕" w:cs="맑은 고딕" w:eastAsia="맑은 고딕" w:hAnsi="맑은 고딕"/>
+          <w:sz w:val="21"/>
+          <w:szCs w:val="21"/>
+        </w:rPr>
+        <w:t>근태조회·근태현황·일별근무시간이 실근무 시간과 상태(정상·지각·조퇴·결근)를 보여 줍니다. 09:00 이후 출근은 지각, 18:00 전 퇴근이면서 8시간 미만이면 조퇴.</w:t>
+      </w:r>
+    </w:p>
+    <w:p>
+      <w:pPr>
+        <w:pStyle w:val="ListParagraph"/>
+        <w:numPr>
+          <w:ilvl w:val="0"/>
+          <w:numId w:val="2"/>
+        </w:numPr>
+        <w:spacing w:after="60"/>
+      </w:pPr>
+      <w:r>
+        <w:rPr>
+          <w:rFonts w:ascii="맑은 고딕" w:cs="맑은 고딕" w:eastAsia="맑은 고딕" w:hAnsi="맑은 고딕"/>
+          <w:sz w:val="21"/>
+          <w:szCs w:val="21"/>
+        </w:rPr>
+        <w:t>실근무 = 퇴근 − 출근 − (점심 12:00~13:00 과 겹치는 시간). 오후만 일한 날(13~18시)은 빼지 않습니다.</w:t>
+      </w:r>
+    </w:p>
+    <w:p>
+      <w:pPr>
+        <w:pStyle w:val="Heading2"/>
+        <w:spacing w:after="120" w:before="240"/>
+      </w:pPr>
+      <w:r>
+        <w:rPr>
+          <w:rFonts w:ascii="맑은 고딕" w:cs="맑은 고딕" w:eastAsia="맑은 고딕" w:hAnsi="맑은 고딕"/>
+        </w:rPr>
+        <w:t>37-2. 숫자 맞추기</w:t>
+      </w:r>
+    </w:p>
+    <w:tbl>
+      <w:tblPr>
+        <w:tblW w:type="dxa" w:w="8900"/>
+        <w:tblBorders>
+          <w:top w:val="single" w:color="auto" w:sz="4"/>
+          <w:left w:val="single" w:color="auto" w:sz="4"/>
+          <w:bottom w:val="single" w:color="auto" w:sz="4"/>
+          <w:right w:val="single" w:color="auto" w:sz="4"/>
+          <w:insideH w:val="single" w:color="auto" w:sz="4"/>
+          <w:insideV w:val="single" w:color="auto" w:sz="4"/>
+        </w:tblBorders>
+      </w:tblPr>
+      <w:tblGrid>
+        <w:gridCol w:w="2600"/>
+        <w:gridCol w:w="2000"/>
+        <w:gridCol w:w="2600"/>
+        <w:gridCol w:w="1700"/>
+      </w:tblGrid>
+      <w:tr>
+        <w:trPr>
+          <w:tblHeader/>
+        </w:trPr>
+        <w:tc>
+          <w:tcPr>
+            <w:tcW w:type="dxa" w:w="2600"/>
+            <w:tcBorders>
+              <w:top w:val="single" w:color="BFC5CE" w:sz="4"/>
+              <w:left w:val="single" w:color="BFC5CE" w:sz="4"/>
+              <w:bottom w:val="single" w:color="BFC5CE" w:sz="4"/>
+              <w:right w:val="single" w:color="BFC5CE" w:sz="4"/>
+            </w:tcBorders>
+            <w:shd w:fill="E8EEF9" w:val="clear"/>
+            <w:tcMar>
+              <w:top w:type="dxa" w:w="60"/>
+              <w:left w:type="dxa" w:w="90"/>
+              <w:bottom w:type="dxa" w:w="60"/>
+              <w:right w:type="dxa" w:w="90"/>
+            </w:tcMar>
+          </w:tcPr>
+          <w:p>
+            <w:r>
+              <w:rPr>
+                <w:rFonts w:ascii="맑은 고딕" w:cs="맑은 고딕" w:eastAsia="맑은 고딕" w:hAnsi="맑은 고딕"/>
+                <w:b/>
+                <w:bCs/>
+                <w:sz w:val="18"/>
+                <w:szCs w:val="18"/>
+              </w:rPr>
+              <w:t>출근~퇴근</w:t>
+            </w:r>
+          </w:p>
+        </w:tc>
+        <w:tc>
+          <w:tcPr>
+            <w:tcW w:type="dxa" w:w="2000"/>
+            <w:tcBorders>
+              <w:top w:val="single" w:color="BFC5CE" w:sz="4"/>
+              <w:left w:val="single" w:color="BFC5CE" w:sz="4"/>
+              <w:bottom w:val="single" w:color="BFC5CE" w:sz="4"/>
+              <w:right w:val="single" w:color="BFC5CE" w:sz="4"/>
+            </w:tcBorders>
+            <w:shd w:fill="E8EEF9" w:val="clear"/>
+            <w:tcMar>
+              <w:top w:type="dxa" w:w="60"/>
+              <w:left w:type="dxa" w:w="90"/>
+              <w:bottom w:type="dxa" w:w="60"/>
+              <w:right w:type="dxa" w:w="90"/>
+            </w:tcMar>
+          </w:tcPr>
+          <w:p>
+            <w:r>
+              <w:rPr>
+                <w:rFonts w:ascii="맑은 고딕" w:cs="맑은 고딕" w:eastAsia="맑은 고딕" w:hAnsi="맑은 고딕"/>
+                <w:b/>
+                <w:bCs/>
+                <w:sz w:val="18"/>
+                <w:szCs w:val="18"/>
+              </w:rPr>
+              <w:t>손계산(휴게 제외)</w:t>
+            </w:r>
+          </w:p>
+        </w:tc>
+        <w:tc>
+          <w:tcPr>
+            <w:tcW w:type="dxa" w:w="2600"/>
+            <w:tcBorders>
+              <w:top w:val="single" w:color="BFC5CE" w:sz="4"/>
+              <w:left w:val="single" w:color="BFC5CE" w:sz="4"/>
+              <w:bottom w:val="single" w:color="BFC5CE" w:sz="4"/>
+              <w:right w:val="single" w:color="BFC5CE" w:sz="4"/>
+            </w:tcBorders>
+            <w:shd w:fill="E8EEF9" w:val="clear"/>
+            <w:tcMar>
+              <w:top w:type="dxa" w:w="60"/>
+              <w:left w:type="dxa" w:w="90"/>
+              <w:bottom w:type="dxa" w:w="60"/>
+              <w:right w:type="dxa" w:w="90"/>
+            </w:tcMar>
+          </w:tcPr>
+          <w:p>
+            <w:r>
+              <w:rPr>
+                <w:rFonts w:ascii="맑은 고딕" w:cs="맑은 고딕" w:eastAsia="맑은 고딕" w:hAnsi="맑은 고딕"/>
+                <w:b/>
+                <w:bCs/>
+                <w:sz w:val="18"/>
+                <w:szCs w:val="18"/>
+              </w:rPr>
+              <w:t>고치기 전</w:t>
+            </w:r>
+          </w:p>
+        </w:tc>
+        <w:tc>
+          <w:tcPr>
+            <w:tcW w:type="dxa" w:w="1700"/>
+            <w:tcBorders>
+              <w:top w:val="single" w:color="BFC5CE" w:sz="4"/>
+              <w:left w:val="single" w:color="BFC5CE" w:sz="4"/>
+              <w:bottom w:val="single" w:color="BFC5CE" w:sz="4"/>
+              <w:right w:val="single" w:color="BFC5CE" w:sz="4"/>
+            </w:tcBorders>
+            <w:shd w:fill="E8EEF9" w:val="clear"/>
+            <w:tcMar>
+              <w:top w:type="dxa" w:w="60"/>
+              <w:left w:type="dxa" w:w="90"/>
+              <w:bottom w:type="dxa" w:w="60"/>
+              <w:right w:type="dxa" w:w="90"/>
+            </w:tcMar>
+          </w:tcPr>
+          <w:p>
+            <w:r>
+              <w:rPr>
+                <w:rFonts w:ascii="맑은 고딕" w:cs="맑은 고딕" w:eastAsia="맑은 고딕" w:hAnsi="맑은 고딕"/>
+                <w:b/>
+                <w:bCs/>
+                <w:sz w:val="18"/>
+                <w:szCs w:val="18"/>
+              </w:rPr>
+              <w:t>고친 뒤 · 판정</w:t>
+            </w:r>
+          </w:p>
+        </w:tc>
+      </w:tr>
+      <w:tr>
+        <w:tc>
+          <w:tcPr>
+            <w:tcW w:type="dxa" w:w="2600"/>
+            <w:tcBorders>
+              <w:top w:val="single" w:color="BFC5CE" w:sz="4"/>
+              <w:left w:val="single" w:color="BFC5CE" w:sz="4"/>
+              <w:bottom w:val="single" w:color="BFC5CE" w:sz="4"/>
+              <w:right w:val="single" w:color="BFC5CE" w:sz="4"/>
+            </w:tcBorders>
+            <w:tcMar>
+              <w:top w:type="dxa" w:w="60"/>
+              <w:left w:type="dxa" w:w="90"/>
+              <w:bottom w:type="dxa" w:w="60"/>
+              <w:right w:type="dxa" w:w="90"/>
+            </w:tcMar>
+          </w:tcPr>
+          <w:p>
+            <w:r>
+              <w:rPr>
+                <w:rFonts w:ascii="맑은 고딕" w:cs="맑은 고딕" w:eastAsia="맑은 고딕" w:hAnsi="맑은 고딕"/>
+                <w:b w:val="false"/>
+                <w:bCs w:val="false"/>
+                <w:sz w:val="18"/>
+                <w:szCs w:val="18"/>
+              </w:rPr>
+              <w:t>09:00~18:00</w:t>
+            </w:r>
+          </w:p>
+        </w:tc>
+        <w:tc>
+          <w:tcPr>
+            <w:tcW w:type="dxa" w:w="2000"/>
+            <w:tcBorders>
+              <w:top w:val="single" w:color="BFC5CE" w:sz="4"/>
+              <w:left w:val="single" w:color="BFC5CE" w:sz="4"/>
+              <w:bottom w:val="single" w:color="BFC5CE" w:sz="4"/>
+              <w:right w:val="single" w:color="BFC5CE" w:sz="4"/>
+            </w:tcBorders>
+            <w:tcMar>
+              <w:top w:type="dxa" w:w="60"/>
+              <w:left w:type="dxa" w:w="90"/>
+              <w:bottom w:type="dxa" w:w="60"/>
+              <w:right w:type="dxa" w:w="90"/>
+            </w:tcMar>
+          </w:tcPr>
+          <w:p>
+            <w:r>
+              <w:rPr>
+                <w:rFonts w:ascii="맑은 고딕" w:cs="맑은 고딕" w:eastAsia="맑은 고딕" w:hAnsi="맑은 고딕"/>
+                <w:b w:val="false"/>
+                <w:bCs w:val="false"/>
+                <w:sz w:val="18"/>
+                <w:szCs w:val="18"/>
+              </w:rPr>
+              <w:t>540분 − 60 = 8.0시간</w:t>
+            </w:r>
+          </w:p>
+        </w:tc>
+        <w:tc>
+          <w:tcPr>
+            <w:tcW w:type="dxa" w:w="2600"/>
+            <w:tcBorders>
+              <w:top w:val="single" w:color="BFC5CE" w:sz="4"/>
+              <w:left w:val="single" w:color="BFC5CE" w:sz="4"/>
+              <w:bottom w:val="single" w:color="BFC5CE" w:sz="4"/>
+              <w:right w:val="single" w:color="BFC5CE" w:sz="4"/>
+            </w:tcBorders>
+            <w:tcMar>
+              <w:top w:type="dxa" w:w="60"/>
+              <w:left w:type="dxa" w:w="90"/>
+              <w:bottom w:type="dxa" w:w="60"/>
+              <w:right w:type="dxa" w:w="90"/>
+            </w:tcMar>
+          </w:tcPr>
+          <w:p>
+            <w:r>
+              <w:rPr>
+                <w:rFonts w:ascii="맑은 고딕" w:cs="맑은 고딕" w:eastAsia="맑은 고딕" w:hAnsi="맑은 고딕"/>
+                <w:b w:val="false"/>
+                <w:bCs w:val="false"/>
+                <w:sz w:val="18"/>
+                <w:szCs w:val="18"/>
+              </w:rPr>
+              <w:t>9.0</w:t>
+            </w:r>
+          </w:p>
+        </w:tc>
+        <w:tc>
+          <w:tcPr>
+            <w:tcW w:type="dxa" w:w="1700"/>
+            <w:tcBorders>
+              <w:top w:val="single" w:color="BFC5CE" w:sz="4"/>
+              <w:left w:val="single" w:color="BFC5CE" w:sz="4"/>
+              <w:bottom w:val="single" w:color="BFC5CE" w:sz="4"/>
+              <w:right w:val="single" w:color="BFC5CE" w:sz="4"/>
+            </w:tcBorders>
+            <w:tcMar>
+              <w:top w:type="dxa" w:w="60"/>
+              <w:left w:type="dxa" w:w="90"/>
+              <w:bottom w:type="dxa" w:w="60"/>
+              <w:right w:type="dxa" w:w="90"/>
+            </w:tcMar>
+          </w:tcPr>
+          <w:p>
+            <w:r>
+              <w:rPr>
+                <w:rFonts w:ascii="맑은 고딕" w:cs="맑은 고딕" w:eastAsia="맑은 고딕" w:hAnsi="맑은 고딕"/>
+                <w:b w:val="false"/>
+                <w:bCs w:val="false"/>
+                <w:sz w:val="18"/>
+                <w:szCs w:val="18"/>
+              </w:rPr>
+              <w:t>8.0 · 정상</w:t>
+            </w:r>
+          </w:p>
+        </w:tc>
+      </w:tr>
+      <w:tr>
+        <w:tc>
+          <w:tcPr>
+            <w:tcW w:type="dxa" w:w="2600"/>
+            <w:tcBorders>
+              <w:top w:val="single" w:color="BFC5CE" w:sz="4"/>
+              <w:left w:val="single" w:color="BFC5CE" w:sz="4"/>
+              <w:bottom w:val="single" w:color="BFC5CE" w:sz="4"/>
+              <w:right w:val="single" w:color="BFC5CE" w:sz="4"/>
+            </w:tcBorders>
+            <w:tcMar>
+              <w:top w:type="dxa" w:w="60"/>
+              <w:left w:type="dxa" w:w="90"/>
+              <w:bottom w:type="dxa" w:w="60"/>
+              <w:right w:type="dxa" w:w="90"/>
+            </w:tcMar>
+          </w:tcPr>
+          <w:p>
+            <w:r>
+              <w:rPr>
+                <w:rFonts w:ascii="맑은 고딕" w:cs="맑은 고딕" w:eastAsia="맑은 고딕" w:hAnsi="맑은 고딕"/>
+                <w:b w:val="false"/>
+                <w:bCs w:val="false"/>
+                <w:sz w:val="18"/>
+                <w:szCs w:val="18"/>
+              </w:rPr>
+              <w:t>09:10~18:00</w:t>
+            </w:r>
+          </w:p>
+        </w:tc>
+        <w:tc>
+          <w:tcPr>
+            <w:tcW w:type="dxa" w:w="2000"/>
+            <w:tcBorders>
+              <w:top w:val="single" w:color="BFC5CE" w:sz="4"/>
+              <w:left w:val="single" w:color="BFC5CE" w:sz="4"/>
+              <w:bottom w:val="single" w:color="BFC5CE" w:sz="4"/>
+              <w:right w:val="single" w:color="BFC5CE" w:sz="4"/>
+            </w:tcBorders>
+            <w:tcMar>
+              <w:top w:type="dxa" w:w="60"/>
+              <w:left w:type="dxa" w:w="90"/>
+              <w:bottom w:type="dxa" w:w="60"/>
+              <w:right w:type="dxa" w:w="90"/>
+            </w:tcMar>
+          </w:tcPr>
+          <w:p>
+            <w:r>
+              <w:rPr>
+                <w:rFonts w:ascii="맑은 고딕" w:cs="맑은 고딕" w:eastAsia="맑은 고딕" w:hAnsi="맑은 고딕"/>
+                <w:b w:val="false"/>
+                <w:bCs w:val="false"/>
+                <w:sz w:val="18"/>
+                <w:szCs w:val="18"/>
+              </w:rPr>
+              <w:t>530 − 60 = 470분 = 7.8시간</w:t>
+            </w:r>
+          </w:p>
+        </w:tc>
+        <w:tc>
+          <w:tcPr>
+            <w:tcW w:type="dxa" w:w="2600"/>
+            <w:tcBorders>
+              <w:top w:val="single" w:color="BFC5CE" w:sz="4"/>
+              <w:left w:val="single" w:color="BFC5CE" w:sz="4"/>
+              <w:bottom w:val="single" w:color="BFC5CE" w:sz="4"/>
+              <w:right w:val="single" w:color="BFC5CE" w:sz="4"/>
+            </w:tcBorders>
+            <w:tcMar>
+              <w:top w:type="dxa" w:w="60"/>
+              <w:left w:type="dxa" w:w="90"/>
+              <w:bottom w:type="dxa" w:w="60"/>
+              <w:right w:type="dxa" w:w="90"/>
+            </w:tcMar>
+          </w:tcPr>
+          <w:p>
+            <w:r>
+              <w:rPr>
+                <w:rFonts w:ascii="맑은 고딕" w:cs="맑은 고딕" w:eastAsia="맑은 고딕" w:hAnsi="맑은 고딕"/>
+                <w:b w:val="false"/>
+                <w:bCs w:val="false"/>
+                <w:sz w:val="18"/>
+                <w:szCs w:val="18"/>
+              </w:rPr>
+              <w:t>8.8</w:t>
+            </w:r>
+          </w:p>
+        </w:tc>
+        <w:tc>
+          <w:tcPr>
+            <w:tcW w:type="dxa" w:w="1700"/>
+            <w:tcBorders>
+              <w:top w:val="single" w:color="BFC5CE" w:sz="4"/>
+              <w:left w:val="single" w:color="BFC5CE" w:sz="4"/>
+              <w:bottom w:val="single" w:color="BFC5CE" w:sz="4"/>
+              <w:right w:val="single" w:color="BFC5CE" w:sz="4"/>
+            </w:tcBorders>
+            <w:tcMar>
+              <w:top w:type="dxa" w:w="60"/>
+              <w:left w:type="dxa" w:w="90"/>
+              <w:bottom w:type="dxa" w:w="60"/>
+              <w:right w:type="dxa" w:w="90"/>
+            </w:tcMar>
+          </w:tcPr>
+          <w:p>
+            <w:r>
+              <w:rPr>
+                <w:rFonts w:ascii="맑은 고딕" w:cs="맑은 고딕" w:eastAsia="맑은 고딕" w:hAnsi="맑은 고딕"/>
+                <w:b w:val="false"/>
+                <w:bCs w:val="false"/>
+                <w:sz w:val="18"/>
+                <w:szCs w:val="18"/>
+              </w:rPr>
+              <w:t>7.8 · 지각</w:t>
+            </w:r>
+          </w:p>
+        </w:tc>
+      </w:tr>
+      <w:tr>
+        <w:tc>
+          <w:tcPr>
+            <w:tcW w:type="dxa" w:w="2600"/>
+            <w:tcBorders>
+              <w:top w:val="single" w:color="BFC5CE" w:sz="4"/>
+              <w:left w:val="single" w:color="BFC5CE" w:sz="4"/>
+              <w:bottom w:val="single" w:color="BFC5CE" w:sz="4"/>
+              <w:right w:val="single" w:color="BFC5CE" w:sz="4"/>
+            </w:tcBorders>
+            <w:tcMar>
+              <w:top w:type="dxa" w:w="60"/>
+              <w:left w:type="dxa" w:w="90"/>
+              <w:bottom w:type="dxa" w:w="60"/>
+              <w:right w:type="dxa" w:w="90"/>
+            </w:tcMar>
+          </w:tcPr>
+          <w:p>
+            <w:r>
+              <w:rPr>
+                <w:rFonts w:ascii="맑은 고딕" w:cs="맑은 고딕" w:eastAsia="맑은 고딕" w:hAnsi="맑은 고딕"/>
+                <w:b w:val="false"/>
+                <w:bCs w:val="false"/>
+                <w:sz w:val="18"/>
+                <w:szCs w:val="18"/>
+              </w:rPr>
+              <w:t>09:00~17:30</w:t>
+            </w:r>
+          </w:p>
+        </w:tc>
+        <w:tc>
+          <w:tcPr>
+            <w:tcW w:type="dxa" w:w="2000"/>
+            <w:tcBorders>
+              <w:top w:val="single" w:color="BFC5CE" w:sz="4"/>
+              <w:left w:val="single" w:color="BFC5CE" w:sz="4"/>
+              <w:bottom w:val="single" w:color="BFC5CE" w:sz="4"/>
+              <w:right w:val="single" w:color="BFC5CE" w:sz="4"/>
+            </w:tcBorders>
+            <w:tcMar>
+              <w:top w:type="dxa" w:w="60"/>
+              <w:left w:type="dxa" w:w="90"/>
+              <w:bottom w:type="dxa" w:w="60"/>
+              <w:right w:type="dxa" w:w="90"/>
+            </w:tcMar>
+          </w:tcPr>
+          <w:p>
+            <w:r>
+              <w:rPr>
+                <w:rFonts w:ascii="맑은 고딕" w:cs="맑은 고딕" w:eastAsia="맑은 고딕" w:hAnsi="맑은 고딕"/>
+                <w:b w:val="false"/>
+                <w:bCs w:val="false"/>
+                <w:sz w:val="18"/>
+                <w:szCs w:val="18"/>
+              </w:rPr>
+              <w:t>510 − 60 = 450분 = 7.5시간</w:t>
+            </w:r>
+          </w:p>
+        </w:tc>
+        <w:tc>
+          <w:tcPr>
+            <w:tcW w:type="dxa" w:w="2600"/>
+            <w:tcBorders>
+              <w:top w:val="single" w:color="BFC5CE" w:sz="4"/>
+              <w:left w:val="single" w:color="BFC5CE" w:sz="4"/>
+              <w:bottom w:val="single" w:color="BFC5CE" w:sz="4"/>
+              <w:right w:val="single" w:color="BFC5CE" w:sz="4"/>
+            </w:tcBorders>
+            <w:tcMar>
+              <w:top w:type="dxa" w:w="60"/>
+              <w:left w:type="dxa" w:w="90"/>
+              <w:bottom w:type="dxa" w:w="60"/>
+              <w:right w:type="dxa" w:w="90"/>
+            </w:tcMar>
+          </w:tcPr>
+          <w:p>
+            <w:r>
+              <w:rPr>
+                <w:rFonts w:ascii="맑은 고딕" w:cs="맑은 고딕" w:eastAsia="맑은 고딕" w:hAnsi="맑은 고딕"/>
+                <w:b w:val="false"/>
+                <w:bCs w:val="false"/>
+                <w:sz w:val="18"/>
+                <w:szCs w:val="18"/>
+              </w:rPr>
+              <w:t>8.5 (정상으로 판정)</w:t>
+            </w:r>
+          </w:p>
+        </w:tc>
+        <w:tc>
+          <w:tcPr>
+            <w:tcW w:type="dxa" w:w="1700"/>
+            <w:tcBorders>
+              <w:top w:val="single" w:color="BFC5CE" w:sz="4"/>
+              <w:left w:val="single" w:color="BFC5CE" w:sz="4"/>
+              <w:bottom w:val="single" w:color="BFC5CE" w:sz="4"/>
+              <w:right w:val="single" w:color="BFC5CE" w:sz="4"/>
+            </w:tcBorders>
+            <w:tcMar>
+              <w:top w:type="dxa" w:w="60"/>
+              <w:left w:type="dxa" w:w="90"/>
+              <w:bottom w:type="dxa" w:w="60"/>
+              <w:right w:type="dxa" w:w="90"/>
+            </w:tcMar>
+          </w:tcPr>
+          <w:p>
+            <w:r>
+              <w:rPr>
+                <w:rFonts w:ascii="맑은 고딕" w:cs="맑은 고딕" w:eastAsia="맑은 고딕" w:hAnsi="맑은 고딕"/>
+                <w:b w:val="false"/>
+                <w:bCs w:val="false"/>
+                <w:sz w:val="18"/>
+                <w:szCs w:val="18"/>
+              </w:rPr>
+              <w:t>7.5 · 조퇴</w:t>
+            </w:r>
+          </w:p>
+        </w:tc>
+      </w:tr>
+      <w:tr>
+        <w:tc>
+          <w:tcPr>
+            <w:tcW w:type="dxa" w:w="2600"/>
+            <w:tcBorders>
+              <w:top w:val="single" w:color="BFC5CE" w:sz="4"/>
+              <w:left w:val="single" w:color="BFC5CE" w:sz="4"/>
+              <w:bottom w:val="single" w:color="BFC5CE" w:sz="4"/>
+              <w:right w:val="single" w:color="BFC5CE" w:sz="4"/>
+            </w:tcBorders>
+            <w:tcMar>
+              <w:top w:type="dxa" w:w="60"/>
+              <w:left w:type="dxa" w:w="90"/>
+              <w:bottom w:type="dxa" w:w="60"/>
+              <w:right w:type="dxa" w:w="90"/>
+            </w:tcMar>
+          </w:tcPr>
+          <w:p>
+            <w:r>
+              <w:rPr>
+                <w:rFonts w:ascii="맑은 고딕" w:cs="맑은 고딕" w:eastAsia="맑은 고딕" w:hAnsi="맑은 고딕"/>
+                <w:b w:val="false"/>
+                <w:bCs w:val="false"/>
+                <w:sz w:val="18"/>
+                <w:szCs w:val="18"/>
+              </w:rPr>
+              <w:t>13:00~18:00</w:t>
+            </w:r>
+          </w:p>
+        </w:tc>
+        <w:tc>
+          <w:tcPr>
+            <w:tcW w:type="dxa" w:w="2000"/>
+            <w:tcBorders>
+              <w:top w:val="single" w:color="BFC5CE" w:sz="4"/>
+              <w:left w:val="single" w:color="BFC5CE" w:sz="4"/>
+              <w:bottom w:val="single" w:color="BFC5CE" w:sz="4"/>
+              <w:right w:val="single" w:color="BFC5CE" w:sz="4"/>
+            </w:tcBorders>
+            <w:tcMar>
+              <w:top w:type="dxa" w:w="60"/>
+              <w:left w:type="dxa" w:w="90"/>
+              <w:bottom w:type="dxa" w:w="60"/>
+              <w:right w:type="dxa" w:w="90"/>
+            </w:tcMar>
+          </w:tcPr>
+          <w:p>
+            <w:r>
+              <w:rPr>
+                <w:rFonts w:ascii="맑은 고딕" w:cs="맑은 고딕" w:eastAsia="맑은 고딕" w:hAnsi="맑은 고딕"/>
+                <w:b w:val="false"/>
+                <w:bCs w:val="false"/>
+                <w:sz w:val="18"/>
+                <w:szCs w:val="18"/>
+              </w:rPr>
+              <w:t>300분 = 5.0시간(휴게 안 걸림)</w:t>
+            </w:r>
+          </w:p>
+        </w:tc>
+        <w:tc>
+          <w:tcPr>
+            <w:tcW w:type="dxa" w:w="2600"/>
+            <w:tcBorders>
+              <w:top w:val="single" w:color="BFC5CE" w:sz="4"/>
+              <w:left w:val="single" w:color="BFC5CE" w:sz="4"/>
+              <w:bottom w:val="single" w:color="BFC5CE" w:sz="4"/>
+              <w:right w:val="single" w:color="BFC5CE" w:sz="4"/>
+            </w:tcBorders>
+            <w:tcMar>
+              <w:top w:type="dxa" w:w="60"/>
+              <w:left w:type="dxa" w:w="90"/>
+              <w:bottom w:type="dxa" w:w="60"/>
+              <w:right w:type="dxa" w:w="90"/>
+            </w:tcMar>
+          </w:tcPr>
+          <w:p>
+            <w:r>
+              <w:rPr>
+                <w:rFonts w:ascii="맑은 고딕" w:cs="맑은 고딕" w:eastAsia="맑은 고딕" w:hAnsi="맑은 고딕"/>
+                <w:b w:val="false"/>
+                <w:bCs w:val="false"/>
+                <w:sz w:val="18"/>
+                <w:szCs w:val="18"/>
+              </w:rPr>
+              <w:t>5.0</w:t>
+            </w:r>
+          </w:p>
+        </w:tc>
+        <w:tc>
+          <w:tcPr>
+            <w:tcW w:type="dxa" w:w="1700"/>
+            <w:tcBorders>
+              <w:top w:val="single" w:color="BFC5CE" w:sz="4"/>
+              <w:left w:val="single" w:color="BFC5CE" w:sz="4"/>
+              <w:bottom w:val="single" w:color="BFC5CE" w:sz="4"/>
+              <w:right w:val="single" w:color="BFC5CE" w:sz="4"/>
+            </w:tcBorders>
+            <w:tcMar>
+              <w:top w:type="dxa" w:w="60"/>
+              <w:left w:type="dxa" w:w="90"/>
+              <w:bottom w:type="dxa" w:w="60"/>
+              <w:right w:type="dxa" w:w="90"/>
+            </w:tcMar>
+          </w:tcPr>
+          <w:p>
+            <w:r>
+              <w:rPr>
+                <w:rFonts w:ascii="맑은 고딕" w:cs="맑은 고딕" w:eastAsia="맑은 고딕" w:hAnsi="맑은 고딕"/>
+                <w:b w:val="false"/>
+                <w:bCs w:val="false"/>
+                <w:sz w:val="18"/>
+                <w:szCs w:val="18"/>
+              </w:rPr>
+              <w:t>5.0 · 지각</w:t>
+            </w:r>
+          </w:p>
+        </w:tc>
+      </w:tr>
+      <w:tr>
+        <w:tc>
+          <w:tcPr>
+            <w:tcW w:type="dxa" w:w="2600"/>
+            <w:tcBorders>
+              <w:top w:val="single" w:color="BFC5CE" w:sz="4"/>
+              <w:left w:val="single" w:color="BFC5CE" w:sz="4"/>
+              <w:bottom w:val="single" w:color="BFC5CE" w:sz="4"/>
+              <w:right w:val="single" w:color="BFC5CE" w:sz="4"/>
+            </w:tcBorders>
+            <w:tcMar>
+              <w:top w:type="dxa" w:w="60"/>
+              <w:left w:type="dxa" w:w="90"/>
+              <w:bottom w:type="dxa" w:w="60"/>
+              <w:right w:type="dxa" w:w="90"/>
+            </w:tcMar>
+          </w:tcPr>
+          <w:p>
+            <w:r>
+              <w:rPr>
+                <w:rFonts w:ascii="맑은 고딕" w:cs="맑은 고딕" w:eastAsia="맑은 고딕" w:hAnsi="맑은 고딕"/>
+                <w:b w:val="false"/>
+                <w:bCs w:val="false"/>
+                <w:sz w:val="18"/>
+                <w:szCs w:val="18"/>
+              </w:rPr>
+              <w:t>08:30~12:30</w:t>
+            </w:r>
+          </w:p>
+        </w:tc>
+        <w:tc>
+          <w:tcPr>
+            <w:tcW w:type="dxa" w:w="2000"/>
+            <w:tcBorders>
+              <w:top w:val="single" w:color="BFC5CE" w:sz="4"/>
+              <w:left w:val="single" w:color="BFC5CE" w:sz="4"/>
+              <w:bottom w:val="single" w:color="BFC5CE" w:sz="4"/>
+              <w:right w:val="single" w:color="BFC5CE" w:sz="4"/>
+            </w:tcBorders>
+            <w:tcMar>
+              <w:top w:type="dxa" w:w="60"/>
+              <w:left w:type="dxa" w:w="90"/>
+              <w:bottom w:type="dxa" w:w="60"/>
+              <w:right w:type="dxa" w:w="90"/>
+            </w:tcMar>
+          </w:tcPr>
+          <w:p>
+            <w:r>
+              <w:rPr>
+                <w:rFonts w:ascii="맑은 고딕" w:cs="맑은 고딕" w:eastAsia="맑은 고딕" w:hAnsi="맑은 고딕"/>
+                <w:b w:val="false"/>
+                <w:bCs w:val="false"/>
+                <w:sz w:val="18"/>
+                <w:szCs w:val="18"/>
+              </w:rPr>
+              <w:t>240 − 30 = 210분 = 3.5시간</w:t>
+            </w:r>
+          </w:p>
+        </w:tc>
+        <w:tc>
+          <w:tcPr>
+            <w:tcW w:type="dxa" w:w="2600"/>
+            <w:tcBorders>
+              <w:top w:val="single" w:color="BFC5CE" w:sz="4"/>
+              <w:left w:val="single" w:color="BFC5CE" w:sz="4"/>
+              <w:bottom w:val="single" w:color="BFC5CE" w:sz="4"/>
+              <w:right w:val="single" w:color="BFC5CE" w:sz="4"/>
+            </w:tcBorders>
+            <w:tcMar>
+              <w:top w:type="dxa" w:w="60"/>
+              <w:left w:type="dxa" w:w="90"/>
+              <w:bottom w:type="dxa" w:w="60"/>
+              <w:right w:type="dxa" w:w="90"/>
+            </w:tcMar>
+          </w:tcPr>
+          <w:p>
+            <w:r>
+              <w:rPr>
+                <w:rFonts w:ascii="맑은 고딕" w:cs="맑은 고딕" w:eastAsia="맑은 고딕" w:hAnsi="맑은 고딕"/>
+                <w:b w:val="false"/>
+                <w:bCs w:val="false"/>
+                <w:sz w:val="18"/>
+                <w:szCs w:val="18"/>
+              </w:rPr>
+              <w:t>4.0</w:t>
+            </w:r>
+          </w:p>
+        </w:tc>
+        <w:tc>
+          <w:tcPr>
+            <w:tcW w:type="dxa" w:w="1700"/>
+            <w:tcBorders>
+              <w:top w:val="single" w:color="BFC5CE" w:sz="4"/>
+              <w:left w:val="single" w:color="BFC5CE" w:sz="4"/>
+              <w:bottom w:val="single" w:color="BFC5CE" w:sz="4"/>
+              <w:right w:val="single" w:color="BFC5CE" w:sz="4"/>
+            </w:tcBorders>
+            <w:tcMar>
+              <w:top w:type="dxa" w:w="60"/>
+              <w:left w:type="dxa" w:w="90"/>
+              <w:bottom w:type="dxa" w:w="60"/>
+              <w:right w:type="dxa" w:w="90"/>
+            </w:tcMar>
+          </w:tcPr>
+          <w:p>
+            <w:r>
+              <w:rPr>
+                <w:rFonts w:ascii="맑은 고딕" w:cs="맑은 고딕" w:eastAsia="맑은 고딕" w:hAnsi="맑은 고딕"/>
+                <w:b w:val="false"/>
+                <w:bCs w:val="false"/>
+                <w:sz w:val="18"/>
+                <w:szCs w:val="18"/>
+              </w:rPr>
+              <w:t>3.5 · 조퇴</w:t>
+            </w:r>
+          </w:p>
+        </w:tc>
+      </w:tr>
+    </w:tbl>
+    <w:p>
+      <w:pPr>
+        <w:pStyle w:val="Heading2"/>
+        <w:spacing w:after="120" w:before="240"/>
+      </w:pPr>
+      <w:r>
+        <w:rPr>
+          <w:rFonts w:ascii="맑은 고딕" w:cs="맑은 고딕" w:eastAsia="맑은 고딕" w:hAnsi="맑은 고딕"/>
+        </w:rPr>
+        <w:t>37-3. 발견한 문제</w:t>
+      </w:r>
+    </w:p>
+    <w:tbl>
+      <w:tblPr>
+        <w:tblW w:type="dxa" w:w="9000"/>
+        <w:tblBorders>
+          <w:top w:val="single" w:color="auto" w:sz="4"/>
+          <w:left w:val="single" w:color="auto" w:sz="4"/>
+          <w:bottom w:val="single" w:color="auto" w:sz="4"/>
+          <w:right w:val="single" w:color="auto" w:sz="4"/>
+          <w:insideH w:val="single" w:color="auto" w:sz="4"/>
+          <w:insideV w:val="single" w:color="auto" w:sz="4"/>
+        </w:tblBorders>
+      </w:tblPr>
+      <w:tblGrid>
+        <w:gridCol w:w="400"/>
+        <w:gridCol w:w="2300"/>
+        <w:gridCol w:w="2500"/>
+        <w:gridCol w:w="3000"/>
+        <w:gridCol w:w="800"/>
+      </w:tblGrid>
+      <w:tr>
+        <w:trPr>
+          <w:tblHeader/>
+        </w:trPr>
+        <w:tc>
+          <w:tcPr>
+            <w:tcW w:type="dxa" w:w="400"/>
+            <w:tcBorders>
+              <w:top w:val="single" w:color="BFC5CE" w:sz="4"/>
+              <w:left w:val="single" w:color="BFC5CE" w:sz="4"/>
+              <w:bottom w:val="single" w:color="BFC5CE" w:sz="4"/>
+              <w:right w:val="single" w:color="BFC5CE" w:sz="4"/>
+            </w:tcBorders>
+            <w:shd w:fill="E8EEF9" w:val="clear"/>
+            <w:tcMar>
+              <w:top w:type="dxa" w:w="60"/>
+              <w:left w:type="dxa" w:w="90"/>
+              <w:bottom w:type="dxa" w:w="60"/>
+              <w:right w:type="dxa" w:w="90"/>
+            </w:tcMar>
+          </w:tcPr>
+          <w:p>
+            <w:r>
+              <w:rPr>
+                <w:rFonts w:ascii="맑은 고딕" w:cs="맑은 고딕" w:eastAsia="맑은 고딕" w:hAnsi="맑은 고딕"/>
+                <w:b/>
+                <w:bCs/>
+                <w:sz w:val="18"/>
+                <w:szCs w:val="18"/>
+              </w:rPr>
+              <w:t>#</w:t>
+            </w:r>
+          </w:p>
+        </w:tc>
+        <w:tc>
+          <w:tcPr>
+            <w:tcW w:type="dxa" w:w="2300"/>
+            <w:tcBorders>
+              <w:top w:val="single" w:color="BFC5CE" w:sz="4"/>
+              <w:left w:val="single" w:color="BFC5CE" w:sz="4"/>
+              <w:bottom w:val="single" w:color="BFC5CE" w:sz="4"/>
+              <w:right w:val="single" w:color="BFC5CE" w:sz="4"/>
+            </w:tcBorders>
+            <w:shd w:fill="E8EEF9" w:val="clear"/>
+            <w:tcMar>
+              <w:top w:type="dxa" w:w="60"/>
+              <w:left w:type="dxa" w:w="90"/>
+              <w:bottom w:type="dxa" w:w="60"/>
+              <w:right w:type="dxa" w:w="90"/>
+            </w:tcMar>
+          </w:tcPr>
+          <w:p>
+            <w:r>
+              <w:rPr>
+                <w:rFonts w:ascii="맑은 고딕" w:cs="맑은 고딕" w:eastAsia="맑은 고딕" w:hAnsi="맑은 고딕"/>
+                <w:b/>
+                <w:bCs/>
+                <w:sz w:val="18"/>
+                <w:szCs w:val="18"/>
+              </w:rPr>
+              <w:t>증상</w:t>
+            </w:r>
+          </w:p>
+        </w:tc>
+        <w:tc>
+          <w:tcPr>
+            <w:tcW w:type="dxa" w:w="2500"/>
+            <w:tcBorders>
+              <w:top w:val="single" w:color="BFC5CE" w:sz="4"/>
+              <w:left w:val="single" w:color="BFC5CE" w:sz="4"/>
+              <w:bottom w:val="single" w:color="BFC5CE" w:sz="4"/>
+              <w:right w:val="single" w:color="BFC5CE" w:sz="4"/>
+            </w:tcBorders>
+            <w:shd w:fill="E8EEF9" w:val="clear"/>
+            <w:tcMar>
+              <w:top w:type="dxa" w:w="60"/>
+              <w:left w:type="dxa" w:w="90"/>
+              <w:bottom w:type="dxa" w:w="60"/>
+              <w:right w:type="dxa" w:w="90"/>
+            </w:tcMar>
+          </w:tcPr>
+          <w:p>
+            <w:r>
+              <w:rPr>
+                <w:rFonts w:ascii="맑은 고딕" w:cs="맑은 고딕" w:eastAsia="맑은 고딕" w:hAnsi="맑은 고딕"/>
+                <w:b/>
+                <w:bCs/>
+                <w:sz w:val="18"/>
+                <w:szCs w:val="18"/>
+              </w:rPr>
+              <w:t>원인</w:t>
+            </w:r>
+          </w:p>
+        </w:tc>
+        <w:tc>
+          <w:tcPr>
+            <w:tcW w:type="dxa" w:w="3000"/>
+            <w:tcBorders>
+              <w:top w:val="single" w:color="BFC5CE" w:sz="4"/>
+              <w:left w:val="single" w:color="BFC5CE" w:sz="4"/>
+              <w:bottom w:val="single" w:color="BFC5CE" w:sz="4"/>
+              <w:right w:val="single" w:color="BFC5CE" w:sz="4"/>
+            </w:tcBorders>
+            <w:shd w:fill="E8EEF9" w:val="clear"/>
+            <w:tcMar>
+              <w:top w:type="dxa" w:w="60"/>
+              <w:left w:type="dxa" w:w="90"/>
+              <w:bottom w:type="dxa" w:w="60"/>
+              <w:right w:type="dxa" w:w="90"/>
+            </w:tcMar>
+          </w:tcPr>
+          <w:p>
+            <w:r>
+              <w:rPr>
+                <w:rFonts w:ascii="맑은 고딕" w:cs="맑은 고딕" w:eastAsia="맑은 고딕" w:hAnsi="맑은 고딕"/>
+                <w:b/>
+                <w:bCs/>
+                <w:sz w:val="18"/>
+                <w:szCs w:val="18"/>
+              </w:rPr>
+              <w:t>조치</w:t>
+            </w:r>
+          </w:p>
+        </w:tc>
+        <w:tc>
+          <w:tcPr>
+            <w:tcW w:type="dxa" w:w="800"/>
+            <w:tcBorders>
+              <w:top w:val="single" w:color="BFC5CE" w:sz="4"/>
+              <w:left w:val="single" w:color="BFC5CE" w:sz="4"/>
+              <w:bottom w:val="single" w:color="BFC5CE" w:sz="4"/>
+              <w:right w:val="single" w:color="BFC5CE" w:sz="4"/>
+            </w:tcBorders>
+            <w:shd w:fill="E8EEF9" w:val="clear"/>
+            <w:tcMar>
+              <w:top w:type="dxa" w:w="60"/>
+              <w:left w:type="dxa" w:w="90"/>
+              <w:bottom w:type="dxa" w:w="60"/>
+              <w:right w:type="dxa" w:w="90"/>
+            </w:tcMar>
+          </w:tcPr>
+          <w:p>
+            <w:r>
+              <w:rPr>
+                <w:rFonts w:ascii="맑은 고딕" w:cs="맑은 고딕" w:eastAsia="맑은 고딕" w:hAnsi="맑은 고딕"/>
+                <w:b/>
+                <w:bCs/>
+                <w:sz w:val="18"/>
+                <w:szCs w:val="18"/>
+              </w:rPr>
+              <w:t>상태</w:t>
+            </w:r>
+          </w:p>
+        </w:tc>
+      </w:tr>
+      <w:tr>
+        <w:tc>
+          <w:tcPr>
+            <w:tcW w:type="dxa" w:w="400"/>
+            <w:tcBorders>
+              <w:top w:val="single" w:color="BFC5CE" w:sz="4"/>
+              <w:left w:val="single" w:color="BFC5CE" w:sz="4"/>
+              <w:bottom w:val="single" w:color="BFC5CE" w:sz="4"/>
+              <w:right w:val="single" w:color="BFC5CE" w:sz="4"/>
+            </w:tcBorders>
+            <w:tcMar>
+              <w:top w:type="dxa" w:w="60"/>
+              <w:left w:type="dxa" w:w="90"/>
+              <w:bottom w:type="dxa" w:w="60"/>
+              <w:right w:type="dxa" w:w="90"/>
+            </w:tcMar>
+          </w:tcPr>
+          <w:p>
+            <w:r>
+              <w:rPr>
+                <w:rFonts w:ascii="맑은 고딕" w:cs="맑은 고딕" w:eastAsia="맑은 고딕" w:hAnsi="맑은 고딕"/>
+                <w:b w:val="false"/>
+                <w:bCs w:val="false"/>
+                <w:sz w:val="18"/>
+                <w:szCs w:val="18"/>
+              </w:rPr>
+              <w:t>106</w:t>
+            </w:r>
+          </w:p>
+        </w:tc>
+        <w:tc>
+          <w:tcPr>
+            <w:tcW w:type="dxa" w:w="2300"/>
+            <w:tcBorders>
+              <w:top w:val="single" w:color="BFC5CE" w:sz="4"/>
+              <w:left w:val="single" w:color="BFC5CE" w:sz="4"/>
+              <w:bottom w:val="single" w:color="BFC5CE" w:sz="4"/>
+              <w:right w:val="single" w:color="BFC5CE" w:sz="4"/>
+            </w:tcBorders>
+            <w:tcMar>
+              <w:top w:type="dxa" w:w="60"/>
+              <w:left w:type="dxa" w:w="90"/>
+              <w:bottom w:type="dxa" w:w="60"/>
+              <w:right w:type="dxa" w:w="90"/>
+            </w:tcMar>
+          </w:tcPr>
+          <w:p>
+            <w:r>
+              <w:rPr>
+                <w:rFonts w:ascii="맑은 고딕" w:cs="맑은 고딕" w:eastAsia="맑은 고딕" w:hAnsi="맑은 고딕"/>
+                <w:b w:val="false"/>
+                <w:bCs w:val="false"/>
+                <w:sz w:val="18"/>
+                <w:szCs w:val="18"/>
+              </w:rPr>
+              <w:t>근무시간이 점심 휴게를 빼지 않아 09~18시가 9시간. 09:00~17:30 조퇴도 8.5시간이라 정상으로 판정됐다.</w:t>
+            </w:r>
+          </w:p>
+        </w:tc>
+        <w:tc>
+          <w:tcPr>
+            <w:tcW w:type="dxa" w:w="2500"/>
+            <w:tcBorders>
+              <w:top w:val="single" w:color="BFC5CE" w:sz="4"/>
+              <w:left w:val="single" w:color="BFC5CE" w:sz="4"/>
+              <w:bottom w:val="single" w:color="BFC5CE" w:sz="4"/>
+              <w:right w:val="single" w:color="BFC5CE" w:sz="4"/>
+            </w:tcBorders>
+            <w:tcMar>
+              <w:top w:type="dxa" w:w="60"/>
+              <w:left w:type="dxa" w:w="90"/>
+              <w:bottom w:type="dxa" w:w="60"/>
+              <w:right w:type="dxa" w:w="90"/>
+            </w:tcMar>
+          </w:tcPr>
+          <w:p>
+            <w:r>
+              <w:rPr>
+                <w:rFonts w:ascii="맑은 고딕" w:cs="맑은 고딕" w:eastAsia="맑은 고딕" w:hAnsi="맑은 고딕"/>
+                <w:b w:val="false"/>
+                <w:bCs w:val="false"/>
+                <w:sz w:val="18"/>
+                <w:szCs w:val="18"/>
+              </w:rPr>
+              <w:t>퇴근 − 출근을 그대로 근무시간으로 썼다(두 군데에서 따로).</w:t>
+            </w:r>
+          </w:p>
+        </w:tc>
+        <w:tc>
+          <w:tcPr>
+            <w:tcW w:type="dxa" w:w="3000"/>
+            <w:tcBorders>
+              <w:top w:val="single" w:color="BFC5CE" w:sz="4"/>
+              <w:left w:val="single" w:color="BFC5CE" w:sz="4"/>
+              <w:bottom w:val="single" w:color="BFC5CE" w:sz="4"/>
+              <w:right w:val="single" w:color="BFC5CE" w:sz="4"/>
+            </w:tcBorders>
+            <w:tcMar>
+              <w:top w:type="dxa" w:w="60"/>
+              <w:left w:type="dxa" w:w="90"/>
+              <w:bottom w:type="dxa" w:w="60"/>
+              <w:right w:type="dxa" w:w="90"/>
+            </w:tcMar>
+          </w:tcPr>
+          <w:p>
+            <w:r>
+              <w:rPr>
+                <w:rFonts w:ascii="맑은 고딕" w:cs="맑은 고딕" w:eastAsia="맑은 고딕" w:hAnsi="맑은 고딕"/>
+                <w:b w:val="false"/>
+                <w:bCs w:val="false"/>
+                <w:sz w:val="18"/>
+                <w:szCs w:val="18"/>
+              </w:rPr>
+              <w:t>점심(12~13)과 겹치는 만큼 뺀다 — WorkTime 한 곳에 두고 근무현황·출퇴근 응답이 같이 쓴다.</w:t>
+            </w:r>
+          </w:p>
+        </w:tc>
+        <w:tc>
+          <w:tcPr>
+            <w:tcW w:type="dxa" w:w="800"/>
+            <w:tcBorders>
+              <w:top w:val="single" w:color="BFC5CE" w:sz="4"/>
+              <w:left w:val="single" w:color="BFC5CE" w:sz="4"/>
+              <w:bottom w:val="single" w:color="BFC5CE" w:sz="4"/>
+              <w:right w:val="single" w:color="BFC5CE" w:sz="4"/>
+            </w:tcBorders>
+            <w:tcMar>
+              <w:top w:type="dxa" w:w="60"/>
+              <w:left w:type="dxa" w:w="90"/>
+              <w:bottom w:type="dxa" w:w="60"/>
+              <w:right w:type="dxa" w:w="90"/>
+            </w:tcMar>
+          </w:tcPr>
+          <w:p>
+            <w:r>
+              <w:rPr>
+                <w:rFonts w:ascii="맑은 고딕" w:cs="맑은 고딕" w:eastAsia="맑은 고딕" w:hAnsi="맑은 고딕"/>
+                <w:b w:val="false"/>
+                <w:bCs w:val="false"/>
+                <w:sz w:val="18"/>
+                <w:szCs w:val="18"/>
+              </w:rPr>
+              <w:t>수정됨</w:t>
+            </w:r>
+          </w:p>
+        </w:tc>
+      </w:tr>
+      <w:tr>
+        <w:tc>
+          <w:tcPr>
+            <w:tcW w:type="dxa" w:w="400"/>
+            <w:tcBorders>
+              <w:top w:val="single" w:color="BFC5CE" w:sz="4"/>
+              <w:left w:val="single" w:color="BFC5CE" w:sz="4"/>
+              <w:bottom w:val="single" w:color="BFC5CE" w:sz="4"/>
+              <w:right w:val="single" w:color="BFC5CE" w:sz="4"/>
+            </w:tcBorders>
+            <w:tcMar>
+              <w:top w:type="dxa" w:w="60"/>
+              <w:left w:type="dxa" w:w="90"/>
+              <w:bottom w:type="dxa" w:w="60"/>
+              <w:right w:type="dxa" w:w="90"/>
+            </w:tcMar>
+          </w:tcPr>
+          <w:p>
+            <w:r>
+              <w:rPr>
+                <w:rFonts w:ascii="맑은 고딕" w:cs="맑은 고딕" w:eastAsia="맑은 고딕" w:hAnsi="맑은 고딕"/>
+                <w:b w:val="false"/>
+                <w:bCs w:val="false"/>
+                <w:sz w:val="18"/>
+                <w:szCs w:val="18"/>
+              </w:rPr>
+              <w:t>107</w:t>
+            </w:r>
+          </w:p>
+        </w:tc>
+        <w:tc>
+          <w:tcPr>
+            <w:tcW w:type="dxa" w:w="2300"/>
+            <w:tcBorders>
+              <w:top w:val="single" w:color="BFC5CE" w:sz="4"/>
+              <w:left w:val="single" w:color="BFC5CE" w:sz="4"/>
+              <w:bottom w:val="single" w:color="BFC5CE" w:sz="4"/>
+              <w:right w:val="single" w:color="BFC5CE" w:sz="4"/>
+            </w:tcBorders>
+            <w:tcMar>
+              <w:top w:type="dxa" w:w="60"/>
+              <w:left w:type="dxa" w:w="90"/>
+              <w:bottom w:type="dxa" w:w="60"/>
+              <w:right w:type="dxa" w:w="90"/>
+            </w:tcMar>
+          </w:tcPr>
+          <w:p>
+            <w:r>
+              <w:rPr>
+                <w:rFonts w:ascii="맑은 고딕" w:cs="맑은 고딕" w:eastAsia="맑은 고딕" w:hAnsi="맑은 고딕"/>
+                <w:b w:val="false"/>
+                <w:bCs w:val="false"/>
+                <w:sz w:val="18"/>
+                <w:szCs w:val="18"/>
+              </w:rPr>
+              <w:t>근태 API 시험이 하나도 없었다.</w:t>
+            </w:r>
+          </w:p>
+        </w:tc>
+        <w:tc>
+          <w:tcPr>
+            <w:tcW w:type="dxa" w:w="2500"/>
+            <w:tcBorders>
+              <w:top w:val="single" w:color="BFC5CE" w:sz="4"/>
+              <w:left w:val="single" w:color="BFC5CE" w:sz="4"/>
+              <w:bottom w:val="single" w:color="BFC5CE" w:sz="4"/>
+              <w:right w:val="single" w:color="BFC5CE" w:sz="4"/>
+            </w:tcBorders>
+            <w:tcMar>
+              <w:top w:type="dxa" w:w="60"/>
+              <w:left w:type="dxa" w:w="90"/>
+              <w:bottom w:type="dxa" w:w="60"/>
+              <w:right w:type="dxa" w:w="90"/>
+            </w:tcMar>
+          </w:tcPr>
+          <w:p>
+            <w:r>
+              <w:rPr>
+                <w:rFonts w:ascii="맑은 고딕" w:cs="맑은 고딕" w:eastAsia="맑은 고딕" w:hAnsi="맑은 고딕"/>
+                <w:b w:val="false"/>
+                <w:bCs w:val="false"/>
+                <w:sz w:val="18"/>
+                <w:szCs w:val="18"/>
+              </w:rPr>
+              <w:t>—</w:t>
+            </w:r>
+          </w:p>
+        </w:tc>
+        <w:tc>
+          <w:tcPr>
+            <w:tcW w:type="dxa" w:w="3000"/>
+            <w:tcBorders>
+              <w:top w:val="single" w:color="BFC5CE" w:sz="4"/>
+              <w:left w:val="single" w:color="BFC5CE" w:sz="4"/>
+              <w:bottom w:val="single" w:color="BFC5CE" w:sz="4"/>
+              <w:right w:val="single" w:color="BFC5CE" w:sz="4"/>
+            </w:tcBorders>
+            <w:tcMar>
+              <w:top w:type="dxa" w:w="60"/>
+              <w:left w:type="dxa" w:w="90"/>
+              <w:bottom w:type="dxa" w:w="60"/>
+              <w:right w:type="dxa" w:w="90"/>
+            </w:tcMar>
+          </w:tcPr>
+          <w:p>
+            <w:r>
+              <w:rPr>
+                <w:rFonts w:ascii="맑은 고딕" w:cs="맑은 고딕" w:eastAsia="맑은 고딕" w:hAnsi="맑은 고딕"/>
+                <w:b w:val="false"/>
+                <w:bCs w:val="false"/>
+                <w:sz w:val="18"/>
+                <w:szCs w:val="18"/>
+              </w:rPr>
+              <w:t>qa.mjs 에 다섯 경우(정상·지각·조퇴·오후근무·오전반나절)를 넣었다.</w:t>
+            </w:r>
+          </w:p>
+        </w:tc>
+        <w:tc>
+          <w:tcPr>
+            <w:tcW w:type="dxa" w:w="800"/>
+            <w:tcBorders>
+              <w:top w:val="single" w:color="BFC5CE" w:sz="4"/>
+              <w:left w:val="single" w:color="BFC5CE" w:sz="4"/>
+              <w:bottom w:val="single" w:color="BFC5CE" w:sz="4"/>
+              <w:right w:val="single" w:color="BFC5CE" w:sz="4"/>
+            </w:tcBorders>
+            <w:tcMar>
+              <w:top w:type="dxa" w:w="60"/>
+              <w:left w:type="dxa" w:w="90"/>
+              <w:bottom w:type="dxa" w:w="60"/>
+              <w:right w:type="dxa" w:w="90"/>
+            </w:tcMar>
+          </w:tcPr>
+          <w:p>
+            <w:r>
+              <w:rPr>
+                <w:rFonts w:ascii="맑은 고딕" w:cs="맑은 고딕" w:eastAsia="맑은 고딕" w:hAnsi="맑은 고딕"/>
+                <w:b w:val="false"/>
+                <w:bCs w:val="false"/>
+                <w:sz w:val="18"/>
+                <w:szCs w:val="18"/>
+              </w:rPr>
+              <w:t>수정됨</w:t>
+            </w:r>
+          </w:p>
+        </w:tc>
+      </w:tr>
+    </w:tbl>
+    <w:p>
+      <w:pPr>
+        <w:pStyle w:val="Heading2"/>
+        <w:spacing w:after="120" w:before="240"/>
+      </w:pPr>
+      <w:r>
+        <w:rPr>
+          <w:rFonts w:ascii="맑은 고딕" w:cs="맑은 고딕" w:eastAsia="맑은 고딕" w:hAnsi="맑은 고딕"/>
+        </w:rPr>
+        <w:t>37-4. 다음 할 일</w:t>
+      </w:r>
+    </w:p>
+    <w:p>
+      <w:pPr>
+        <w:pStyle w:val="ListParagraph"/>
+        <w:numPr>
+          <w:ilvl w:val="0"/>
+          <w:numId w:val="2"/>
+        </w:numPr>
+        <w:spacing w:after="60"/>
+      </w:pPr>
+      <w:r>
+        <w:rPr>
+          <w:rFonts w:ascii="맑은 고딕" w:cs="맑은 고딕" w:eastAsia="맑은 고딕" w:hAnsi="맑은 고딕"/>
+          <w:sz w:val="21"/>
+          <w:szCs w:val="21"/>
+        </w:rPr>
+        <w:t>휴게 시각을 회사마다 정할 수 있게(환경설정) — 지금은 12~13시 고정(#108 결정)</w:t>
+      </w:r>
+    </w:p>
+    <w:p>
+      <w:pPr>
+        <w:pStyle w:val="ListParagraph"/>
+        <w:numPr>
+          <w:ilvl w:val="0"/>
+          <w:numId w:val="2"/>
+        </w:numPr>
+        <w:spacing w:after="60"/>
+      </w:pPr>
+      <w:r>
+        <w:rPr>
+          <w:rFonts w:ascii="맑은 고딕" w:cs="맑은 고딕" w:eastAsia="맑은 고딕" w:hAnsi="맑은 고딕"/>
+          <w:sz w:val="21"/>
+          <w:szCs w:val="21"/>
+        </w:rPr>
+        <w:t>연장·야간근무(18시 이후·22시 이후) 시간을 따로 세어 급여 수당으로 — 지금은 안 센다</w:t>
       </w:r>
     </w:p>
     <w:sectPr>

--- a/docs/ERP_사용설명서_QA기록.docx
+++ b/docs/ERP_사용설명서_QA기록.docx
@@ -69,7 +69,7 @@
           <w:sz w:val="21"/>
           <w:szCs w:val="21"/>
         </w:rPr>
-        <w:t>2026-10-02 (37회차)</w:t>
+        <w:t>2026-10-02 (38회차)</w:t>
       </w:r>
     </w:p>
     <w:p>
@@ -55141,6 +55141,658 @@
           <w:szCs w:val="21"/>
         </w:rPr>
         <w:t>연장·야간근무(18시 이후·22시 이후) 시간을 따로 세어 급여 수당으로 — 지금은 안 센다</w:t>
+      </w:r>
+    </w:p>
+    <w:p>
+      <w:pPr>
+        <w:pStyle w:val="Heading1"/>
+        <w:spacing w:after="120" w:before="240"/>
+      </w:pPr>
+      <w:r>
+        <w:rPr>
+          <w:rFonts w:ascii="맑은 고딕" w:cs="맑은 고딕" w:eastAsia="맑은 고딕" w:hAnsi="맑은 고딕"/>
+        </w:rPr>
+        <w:t>38회차 — 판매입력 [할인]: 단가 10% 할인이 공급가액·부가세에 맞게 들어가는가</w:t>
+      </w:r>
+    </w:p>
+    <w:p>
+      <w:pPr>
+        <w:spacing w:after="120"/>
+      </w:pPr>
+      <w:r>
+        <w:rPr>
+          <w:rFonts w:ascii="맑은 고딕" w:cs="맑은 고딕" w:eastAsia="맑은 고딕" w:hAnsi="맑은 고딕"/>
+          <w:sz w:val="21"/>
+          <w:szCs w:val="21"/>
+        </w:rPr>
+        <w:t>계기: 한빛스마트홈에 온습도 센서 10개를 2,500원에 팔면서 10% 깎아 주었습니다. 손계산: 단가 2,250 · 공급가액 22,500 · 부가세 2,250 · 합계 24,750.</w:t>
+      </w:r>
+    </w:p>
+    <w:p>
+      <w:pPr>
+        <w:pStyle w:val="Heading2"/>
+        <w:spacing w:after="120" w:before="240"/>
+      </w:pPr>
+      <w:r>
+        <w:rPr>
+          <w:rFonts w:ascii="맑은 고딕" w:cs="맑은 고딕" w:eastAsia="맑은 고딕" w:hAnsi="맑은 고딕"/>
+        </w:rPr>
+        <w:t>38-1. 사용법</w:t>
+      </w:r>
+    </w:p>
+    <w:p>
+      <w:pPr>
+        <w:pStyle w:val="ListParagraph"/>
+        <w:numPr>
+          <w:ilvl w:val="0"/>
+          <w:numId w:val="2"/>
+        </w:numPr>
+        <w:spacing w:after="60"/>
+      </w:pPr>
+      <w:r>
+        <w:rPr>
+          <w:rFonts w:ascii="맑은 고딕" w:cs="맑은 고딕" w:eastAsia="맑은 고딕" w:hAnsi="맑은 고딕"/>
+          <w:sz w:val="21"/>
+          <w:szCs w:val="21"/>
+        </w:rPr>
+        <w:t>판매입력 (/sales/sell) → 거래처·출하창고·품목·수량·단가를 넣고 툴바의 할인 → 펼쳐진 [조정] 에서 대상(단가/금액) · 값(-10) · 단위(%/액) · 끝전(반올림/버림/올림) → 적용.</w:t>
+      </w:r>
+    </w:p>
+    <w:p>
+      <w:pPr>
+        <w:pStyle w:val="ListParagraph"/>
+        <w:numPr>
+          <w:ilvl w:val="0"/>
+          <w:numId w:val="2"/>
+        </w:numPr>
+        <w:spacing w:after="60"/>
+      </w:pPr>
+      <w:r>
+        <w:rPr>
+          <w:rFonts w:ascii="맑은 고딕" w:cs="맑은 고딕" w:eastAsia="맑은 고딕" w:hAnsi="맑은 고딕"/>
+          <w:sz w:val="21"/>
+          <w:szCs w:val="21"/>
+        </w:rPr>
+        <w:t>명세의 단가가 2,250 으로 바뀌고 공급가액·부가세·합계가 다시 계산됩니다 → 저장(F8) → "SO-20261002-0006 저장 완료 (합계 24,750원)".</w:t>
+      </w:r>
+    </w:p>
+    <w:p>
+      <w:pPr>
+        <w:jc w:val="center"/>
+      </w:pPr>
+      <w:r>
+        <w:drawing>
+          <wp:inline xmlns:a="http://schemas.openxmlformats.org/drawingml/2006/main" xmlns:pic="http://schemas.openxmlformats.org/drawingml/2006/picture">
+            <wp:extent cx="5760000" cy="3240000"/>
+            <wp:docPr id="78" name="Picture 78"/>
+            <wp:cNvGraphicFramePr>
+              <a:graphicFrameLocks noChangeAspect="1"/>
+            </wp:cNvGraphicFramePr>
+            <a:graphic>
+              <a:graphicData uri="http://schemas.openxmlformats.org/drawingml/2006/picture">
+                <pic:pic>
+                  <pic:nvPicPr>
+                    <pic:cNvPr id="0" name="a1-discount.png"/>
+                    <pic:cNvPicPr/>
+                  </pic:nvPicPr>
+                  <pic:blipFill>
+                    <a:blip r:embed="rId86"/>
+                    <a:stretch>
+                      <a:fillRect/>
+                    </a:stretch>
+                  </pic:blipFill>
+                  <pic:spPr>
+                    <a:xfrm>
+                      <a:off x="0" y="0"/>
+                      <a:ext cx="5760000" cy="3240000"/>
+                    </a:xfrm>
+                    <a:prstGeom prst="rect"/>
+                  </pic:spPr>
+                </pic:pic>
+              </a:graphicData>
+            </a:graphic>
+          </wp:inline>
+        </w:drawing>
+      </w:r>
+    </w:p>
+    <w:p>
+      <w:pPr>
+        <w:spacing w:after="200"/>
+        <w:jc w:val="center"/>
+      </w:pPr>
+      <w:r>
+        <w:rPr>
+          <w:rFonts w:ascii="맑은 고딕" w:cs="맑은 고딕" w:eastAsia="맑은 고딕" w:hAnsi="맑은 고딕"/>
+          <w:i/>
+          <w:iCs/>
+          <w:color w:val="666666"/>
+          <w:sz w:val="18"/>
+          <w:szCs w:val="18"/>
+        </w:rPr>
+        <w:t>그림 78. 판매입력 [할인] — 단가 -10% 반올림 적용, 10 × 2,250 = 22,500 · 2,250 · 24,750</w:t>
+      </w:r>
+    </w:p>
+    <w:p>
+      <w:pPr>
+        <w:pStyle w:val="Heading2"/>
+        <w:spacing w:after="120" w:before="240"/>
+      </w:pPr>
+      <w:r>
+        <w:rPr>
+          <w:rFonts w:ascii="맑은 고딕" w:cs="맑은 고딕" w:eastAsia="맑은 고딕" w:hAnsi="맑은 고딕"/>
+        </w:rPr>
+        <w:t>38-2. 숫자 맞추기</w:t>
+      </w:r>
+    </w:p>
+    <w:tbl>
+      <w:tblPr>
+        <w:tblW w:type="dxa" w:w="8900"/>
+        <w:tblBorders>
+          <w:top w:val="single" w:color="auto" w:sz="4"/>
+          <w:left w:val="single" w:color="auto" w:sz="4"/>
+          <w:bottom w:val="single" w:color="auto" w:sz="4"/>
+          <w:right w:val="single" w:color="auto" w:sz="4"/>
+          <w:insideH w:val="single" w:color="auto" w:sz="4"/>
+          <w:insideV w:val="single" w:color="auto" w:sz="4"/>
+        </w:tblBorders>
+      </w:tblPr>
+      <w:tblGrid>
+        <w:gridCol w:w="2600"/>
+        <w:gridCol w:w="2000"/>
+        <w:gridCol w:w="2600"/>
+        <w:gridCol w:w="1700"/>
+      </w:tblGrid>
+      <w:tr>
+        <w:trPr>
+          <w:tblHeader/>
+        </w:trPr>
+        <w:tc>
+          <w:tcPr>
+            <w:tcW w:type="dxa" w:w="2600"/>
+            <w:tcBorders>
+              <w:top w:val="single" w:color="BFC5CE" w:sz="4"/>
+              <w:left w:val="single" w:color="BFC5CE" w:sz="4"/>
+              <w:bottom w:val="single" w:color="BFC5CE" w:sz="4"/>
+              <w:right w:val="single" w:color="BFC5CE" w:sz="4"/>
+            </w:tcBorders>
+            <w:shd w:fill="E8EEF9" w:val="clear"/>
+            <w:tcMar>
+              <w:top w:type="dxa" w:w="60"/>
+              <w:left w:type="dxa" w:w="90"/>
+              <w:bottom w:type="dxa" w:w="60"/>
+              <w:right w:type="dxa" w:w="90"/>
+            </w:tcMar>
+          </w:tcPr>
+          <w:p>
+            <w:r>
+              <w:rPr>
+                <w:rFonts w:ascii="맑은 고딕" w:cs="맑은 고딕" w:eastAsia="맑은 고딕" w:hAnsi="맑은 고딕"/>
+                <w:b/>
+                <w:bCs/>
+                <w:sz w:val="18"/>
+                <w:szCs w:val="18"/>
+              </w:rPr>
+              <w:t>확인한 것</w:t>
+            </w:r>
+          </w:p>
+        </w:tc>
+        <w:tc>
+          <w:tcPr>
+            <w:tcW w:type="dxa" w:w="2000"/>
+            <w:tcBorders>
+              <w:top w:val="single" w:color="BFC5CE" w:sz="4"/>
+              <w:left w:val="single" w:color="BFC5CE" w:sz="4"/>
+              <w:bottom w:val="single" w:color="BFC5CE" w:sz="4"/>
+              <w:right w:val="single" w:color="BFC5CE" w:sz="4"/>
+            </w:tcBorders>
+            <w:shd w:fill="E8EEF9" w:val="clear"/>
+            <w:tcMar>
+              <w:top w:type="dxa" w:w="60"/>
+              <w:left w:type="dxa" w:w="90"/>
+              <w:bottom w:type="dxa" w:w="60"/>
+              <w:right w:type="dxa" w:w="90"/>
+            </w:tcMar>
+          </w:tcPr>
+          <w:p>
+            <w:r>
+              <w:rPr>
+                <w:rFonts w:ascii="맑은 고딕" w:cs="맑은 고딕" w:eastAsia="맑은 고딕" w:hAnsi="맑은 고딕"/>
+                <w:b/>
+                <w:bCs/>
+                <w:sz w:val="18"/>
+                <w:szCs w:val="18"/>
+              </w:rPr>
+              <w:t>손계산</w:t>
+            </w:r>
+          </w:p>
+        </w:tc>
+        <w:tc>
+          <w:tcPr>
+            <w:tcW w:type="dxa" w:w="2600"/>
+            <w:tcBorders>
+              <w:top w:val="single" w:color="BFC5CE" w:sz="4"/>
+              <w:left w:val="single" w:color="BFC5CE" w:sz="4"/>
+              <w:bottom w:val="single" w:color="BFC5CE" w:sz="4"/>
+              <w:right w:val="single" w:color="BFC5CE" w:sz="4"/>
+            </w:tcBorders>
+            <w:shd w:fill="E8EEF9" w:val="clear"/>
+            <w:tcMar>
+              <w:top w:type="dxa" w:w="60"/>
+              <w:left w:type="dxa" w:w="90"/>
+              <w:bottom w:type="dxa" w:w="60"/>
+              <w:right w:type="dxa" w:w="90"/>
+            </w:tcMar>
+          </w:tcPr>
+          <w:p>
+            <w:r>
+              <w:rPr>
+                <w:rFonts w:ascii="맑은 고딕" w:cs="맑은 고딕" w:eastAsia="맑은 고딕" w:hAnsi="맑은 고딕"/>
+                <w:b/>
+                <w:bCs/>
+                <w:sz w:val="18"/>
+                <w:szCs w:val="18"/>
+              </w:rPr>
+              <w:t>화면</w:t>
+            </w:r>
+          </w:p>
+        </w:tc>
+        <w:tc>
+          <w:tcPr>
+            <w:tcW w:type="dxa" w:w="1700"/>
+            <w:tcBorders>
+              <w:top w:val="single" w:color="BFC5CE" w:sz="4"/>
+              <w:left w:val="single" w:color="BFC5CE" w:sz="4"/>
+              <w:bottom w:val="single" w:color="BFC5CE" w:sz="4"/>
+              <w:right w:val="single" w:color="BFC5CE" w:sz="4"/>
+            </w:tcBorders>
+            <w:shd w:fill="E8EEF9" w:val="clear"/>
+            <w:tcMar>
+              <w:top w:type="dxa" w:w="60"/>
+              <w:left w:type="dxa" w:w="90"/>
+              <w:bottom w:type="dxa" w:w="60"/>
+              <w:right w:type="dxa" w:w="90"/>
+            </w:tcMar>
+          </w:tcPr>
+          <w:p>
+            <w:r>
+              <w:rPr>
+                <w:rFonts w:ascii="맑은 고딕" w:cs="맑은 고딕" w:eastAsia="맑은 고딕" w:hAnsi="맑은 고딕"/>
+                <w:b/>
+                <w:bCs/>
+                <w:sz w:val="18"/>
+                <w:szCs w:val="18"/>
+              </w:rPr>
+              <w:t>결과</w:t>
+            </w:r>
+          </w:p>
+        </w:tc>
+      </w:tr>
+      <w:tr>
+        <w:tc>
+          <w:tcPr>
+            <w:tcW w:type="dxa" w:w="2600"/>
+            <w:tcBorders>
+              <w:top w:val="single" w:color="BFC5CE" w:sz="4"/>
+              <w:left w:val="single" w:color="BFC5CE" w:sz="4"/>
+              <w:bottom w:val="single" w:color="BFC5CE" w:sz="4"/>
+              <w:right w:val="single" w:color="BFC5CE" w:sz="4"/>
+            </w:tcBorders>
+            <w:tcMar>
+              <w:top w:type="dxa" w:w="60"/>
+              <w:left w:type="dxa" w:w="90"/>
+              <w:bottom w:type="dxa" w:w="60"/>
+              <w:right w:type="dxa" w:w="90"/>
+            </w:tcMar>
+          </w:tcPr>
+          <w:p>
+            <w:r>
+              <w:rPr>
+                <w:rFonts w:ascii="맑은 고딕" w:cs="맑은 고딕" w:eastAsia="맑은 고딕" w:hAnsi="맑은 고딕"/>
+                <w:b w:val="false"/>
+                <w:bCs w:val="false"/>
+                <w:sz w:val="18"/>
+                <w:szCs w:val="18"/>
+              </w:rPr>
+              <w:t>할인 단가</w:t>
+            </w:r>
+          </w:p>
+        </w:tc>
+        <w:tc>
+          <w:tcPr>
+            <w:tcW w:type="dxa" w:w="2000"/>
+            <w:tcBorders>
+              <w:top w:val="single" w:color="BFC5CE" w:sz="4"/>
+              <w:left w:val="single" w:color="BFC5CE" w:sz="4"/>
+              <w:bottom w:val="single" w:color="BFC5CE" w:sz="4"/>
+              <w:right w:val="single" w:color="BFC5CE" w:sz="4"/>
+            </w:tcBorders>
+            <w:tcMar>
+              <w:top w:type="dxa" w:w="60"/>
+              <w:left w:type="dxa" w:w="90"/>
+              <w:bottom w:type="dxa" w:w="60"/>
+              <w:right w:type="dxa" w:w="90"/>
+            </w:tcMar>
+          </w:tcPr>
+          <w:p>
+            <w:r>
+              <w:rPr>
+                <w:rFonts w:ascii="맑은 고딕" w:cs="맑은 고딕" w:eastAsia="맑은 고딕" w:hAnsi="맑은 고딕"/>
+                <w:b w:val="false"/>
+                <w:bCs w:val="false"/>
+                <w:sz w:val="18"/>
+                <w:szCs w:val="18"/>
+              </w:rPr>
+              <w:t>2,500 × 0.9 = 2,250</w:t>
+            </w:r>
+          </w:p>
+        </w:tc>
+        <w:tc>
+          <w:tcPr>
+            <w:tcW w:type="dxa" w:w="2600"/>
+            <w:tcBorders>
+              <w:top w:val="single" w:color="BFC5CE" w:sz="4"/>
+              <w:left w:val="single" w:color="BFC5CE" w:sz="4"/>
+              <w:bottom w:val="single" w:color="BFC5CE" w:sz="4"/>
+              <w:right w:val="single" w:color="BFC5CE" w:sz="4"/>
+            </w:tcBorders>
+            <w:tcMar>
+              <w:top w:type="dxa" w:w="60"/>
+              <w:left w:type="dxa" w:w="90"/>
+              <w:bottom w:type="dxa" w:w="60"/>
+              <w:right w:type="dxa" w:w="90"/>
+            </w:tcMar>
+          </w:tcPr>
+          <w:p>
+            <w:r>
+              <w:rPr>
+                <w:rFonts w:ascii="맑은 고딕" w:cs="맑은 고딕" w:eastAsia="맑은 고딕" w:hAnsi="맑은 고딕"/>
+                <w:b w:val="false"/>
+                <w:bCs w:val="false"/>
+                <w:sz w:val="18"/>
+                <w:szCs w:val="18"/>
+              </w:rPr>
+              <w:t>2,250</w:t>
+            </w:r>
+          </w:p>
+        </w:tc>
+        <w:tc>
+          <w:tcPr>
+            <w:tcW w:type="dxa" w:w="1700"/>
+            <w:tcBorders>
+              <w:top w:val="single" w:color="BFC5CE" w:sz="4"/>
+              <w:left w:val="single" w:color="BFC5CE" w:sz="4"/>
+              <w:bottom w:val="single" w:color="BFC5CE" w:sz="4"/>
+              <w:right w:val="single" w:color="BFC5CE" w:sz="4"/>
+            </w:tcBorders>
+            <w:tcMar>
+              <w:top w:type="dxa" w:w="60"/>
+              <w:left w:type="dxa" w:w="90"/>
+              <w:bottom w:type="dxa" w:w="60"/>
+              <w:right w:type="dxa" w:w="90"/>
+            </w:tcMar>
+          </w:tcPr>
+          <w:p>
+            <w:r>
+              <w:rPr>
+                <w:rFonts w:ascii="맑은 고딕" w:cs="맑은 고딕" w:eastAsia="맑은 고딕" w:hAnsi="맑은 고딕"/>
+                <w:b w:val="false"/>
+                <w:bCs w:val="false"/>
+                <w:sz w:val="18"/>
+                <w:szCs w:val="18"/>
+              </w:rPr>
+              <w:t>일치</w:t>
+            </w:r>
+          </w:p>
+        </w:tc>
+      </w:tr>
+      <w:tr>
+        <w:tc>
+          <w:tcPr>
+            <w:tcW w:type="dxa" w:w="2600"/>
+            <w:tcBorders>
+              <w:top w:val="single" w:color="BFC5CE" w:sz="4"/>
+              <w:left w:val="single" w:color="BFC5CE" w:sz="4"/>
+              <w:bottom w:val="single" w:color="BFC5CE" w:sz="4"/>
+              <w:right w:val="single" w:color="BFC5CE" w:sz="4"/>
+            </w:tcBorders>
+            <w:tcMar>
+              <w:top w:type="dxa" w:w="60"/>
+              <w:left w:type="dxa" w:w="90"/>
+              <w:bottom w:type="dxa" w:w="60"/>
+              <w:right w:type="dxa" w:w="90"/>
+            </w:tcMar>
+          </w:tcPr>
+          <w:p>
+            <w:r>
+              <w:rPr>
+                <w:rFonts w:ascii="맑은 고딕" w:cs="맑은 고딕" w:eastAsia="맑은 고딕" w:hAnsi="맑은 고딕"/>
+                <w:b w:val="false"/>
+                <w:bCs w:val="false"/>
+                <w:sz w:val="18"/>
+                <w:szCs w:val="18"/>
+              </w:rPr>
+              <w:t>합계</w:t>
+            </w:r>
+          </w:p>
+        </w:tc>
+        <w:tc>
+          <w:tcPr>
+            <w:tcW w:type="dxa" w:w="2000"/>
+            <w:tcBorders>
+              <w:top w:val="single" w:color="BFC5CE" w:sz="4"/>
+              <w:left w:val="single" w:color="BFC5CE" w:sz="4"/>
+              <w:bottom w:val="single" w:color="BFC5CE" w:sz="4"/>
+              <w:right w:val="single" w:color="BFC5CE" w:sz="4"/>
+            </w:tcBorders>
+            <w:tcMar>
+              <w:top w:type="dxa" w:w="60"/>
+              <w:left w:type="dxa" w:w="90"/>
+              <w:bottom w:type="dxa" w:w="60"/>
+              <w:right w:type="dxa" w:w="90"/>
+            </w:tcMar>
+          </w:tcPr>
+          <w:p>
+            <w:r>
+              <w:rPr>
+                <w:rFonts w:ascii="맑은 고딕" w:cs="맑은 고딕" w:eastAsia="맑은 고딕" w:hAnsi="맑은 고딕"/>
+                <w:b w:val="false"/>
+                <w:bCs w:val="false"/>
+                <w:sz w:val="18"/>
+                <w:szCs w:val="18"/>
+              </w:rPr>
+              <w:t>22,500 + 2,250 = 24,750</w:t>
+            </w:r>
+          </w:p>
+        </w:tc>
+        <w:tc>
+          <w:tcPr>
+            <w:tcW w:type="dxa" w:w="2600"/>
+            <w:tcBorders>
+              <w:top w:val="single" w:color="BFC5CE" w:sz="4"/>
+              <w:left w:val="single" w:color="BFC5CE" w:sz="4"/>
+              <w:bottom w:val="single" w:color="BFC5CE" w:sz="4"/>
+              <w:right w:val="single" w:color="BFC5CE" w:sz="4"/>
+            </w:tcBorders>
+            <w:tcMar>
+              <w:top w:type="dxa" w:w="60"/>
+              <w:left w:type="dxa" w:w="90"/>
+              <w:bottom w:type="dxa" w:w="60"/>
+              <w:right w:type="dxa" w:w="90"/>
+            </w:tcMar>
+          </w:tcPr>
+          <w:p>
+            <w:r>
+              <w:rPr>
+                <w:rFonts w:ascii="맑은 고딕" w:cs="맑은 고딕" w:eastAsia="맑은 고딕" w:hAnsi="맑은 고딕"/>
+                <w:b w:val="false"/>
+                <w:bCs w:val="false"/>
+                <w:sz w:val="18"/>
+                <w:szCs w:val="18"/>
+              </w:rPr>
+              <w:t>24,750</w:t>
+            </w:r>
+          </w:p>
+        </w:tc>
+        <w:tc>
+          <w:tcPr>
+            <w:tcW w:type="dxa" w:w="1700"/>
+            <w:tcBorders>
+              <w:top w:val="single" w:color="BFC5CE" w:sz="4"/>
+              <w:left w:val="single" w:color="BFC5CE" w:sz="4"/>
+              <w:bottom w:val="single" w:color="BFC5CE" w:sz="4"/>
+              <w:right w:val="single" w:color="BFC5CE" w:sz="4"/>
+            </w:tcBorders>
+            <w:tcMar>
+              <w:top w:type="dxa" w:w="60"/>
+              <w:left w:type="dxa" w:w="90"/>
+              <w:bottom w:type="dxa" w:w="60"/>
+              <w:right w:type="dxa" w:w="90"/>
+            </w:tcMar>
+          </w:tcPr>
+          <w:p>
+            <w:r>
+              <w:rPr>
+                <w:rFonts w:ascii="맑은 고딕" w:cs="맑은 고딕" w:eastAsia="맑은 고딕" w:hAnsi="맑은 고딕"/>
+                <w:b w:val="false"/>
+                <w:bCs w:val="false"/>
+                <w:sz w:val="18"/>
+                <w:szCs w:val="18"/>
+              </w:rPr>
+              <w:t>일치</w:t>
+            </w:r>
+          </w:p>
+        </w:tc>
+      </w:tr>
+      <w:tr>
+        <w:tc>
+          <w:tcPr>
+            <w:tcW w:type="dxa" w:w="2600"/>
+            <w:tcBorders>
+              <w:top w:val="single" w:color="BFC5CE" w:sz="4"/>
+              <w:left w:val="single" w:color="BFC5CE" w:sz="4"/>
+              <w:bottom w:val="single" w:color="BFC5CE" w:sz="4"/>
+              <w:right w:val="single" w:color="BFC5CE" w:sz="4"/>
+            </w:tcBorders>
+            <w:tcMar>
+              <w:top w:type="dxa" w:w="60"/>
+              <w:left w:type="dxa" w:w="90"/>
+              <w:bottom w:type="dxa" w:w="60"/>
+              <w:right w:type="dxa" w:w="90"/>
+            </w:tcMar>
+          </w:tcPr>
+          <w:p>
+            <w:r>
+              <w:rPr>
+                <w:rFonts w:ascii="맑은 고딕" w:cs="맑은 고딕" w:eastAsia="맑은 고딕" w:hAnsi="맑은 고딕"/>
+                <w:b w:val="false"/>
+                <w:bCs w:val="false"/>
+                <w:sz w:val="18"/>
+                <w:szCs w:val="18"/>
+              </w:rPr>
+              <w:t>온습도 센서 재고</w:t>
+            </w:r>
+          </w:p>
+        </w:tc>
+        <w:tc>
+          <w:tcPr>
+            <w:tcW w:type="dxa" w:w="2000"/>
+            <w:tcBorders>
+              <w:top w:val="single" w:color="BFC5CE" w:sz="4"/>
+              <w:left w:val="single" w:color="BFC5CE" w:sz="4"/>
+              <w:bottom w:val="single" w:color="BFC5CE" w:sz="4"/>
+              <w:right w:val="single" w:color="BFC5CE" w:sz="4"/>
+            </w:tcBorders>
+            <w:tcMar>
+              <w:top w:type="dxa" w:w="60"/>
+              <w:left w:type="dxa" w:w="90"/>
+              <w:bottom w:type="dxa" w:w="60"/>
+              <w:right w:type="dxa" w:w="90"/>
+            </w:tcMar>
+          </w:tcPr>
+          <w:p>
+            <w:r>
+              <w:rPr>
+                <w:rFonts w:ascii="맑은 고딕" w:cs="맑은 고딕" w:eastAsia="맑은 고딕" w:hAnsi="맑은 고딕"/>
+                <w:b w:val="false"/>
+                <w:bCs w:val="false"/>
+                <w:sz w:val="18"/>
+                <w:szCs w:val="18"/>
+              </w:rPr>
+              <w:t>본사창고 60 − 10 = 50</w:t>
+            </w:r>
+          </w:p>
+        </w:tc>
+        <w:tc>
+          <w:tcPr>
+            <w:tcW w:type="dxa" w:w="2600"/>
+            <w:tcBorders>
+              <w:top w:val="single" w:color="BFC5CE" w:sz="4"/>
+              <w:left w:val="single" w:color="BFC5CE" w:sz="4"/>
+              <w:bottom w:val="single" w:color="BFC5CE" w:sz="4"/>
+              <w:right w:val="single" w:color="BFC5CE" w:sz="4"/>
+            </w:tcBorders>
+            <w:tcMar>
+              <w:top w:type="dxa" w:w="60"/>
+              <w:left w:type="dxa" w:w="90"/>
+              <w:bottom w:type="dxa" w:w="60"/>
+              <w:right w:type="dxa" w:w="90"/>
+            </w:tcMar>
+          </w:tcPr>
+          <w:p>
+            <w:r>
+              <w:rPr>
+                <w:rFonts w:ascii="맑은 고딕" w:cs="맑은 고딕" w:eastAsia="맑은 고딕" w:hAnsi="맑은 고딕"/>
+                <w:b w:val="false"/>
+                <w:bCs w:val="false"/>
+                <w:sz w:val="18"/>
+                <w:szCs w:val="18"/>
+              </w:rPr>
+              <w:t>50</w:t>
+            </w:r>
+          </w:p>
+        </w:tc>
+        <w:tc>
+          <w:tcPr>
+            <w:tcW w:type="dxa" w:w="1700"/>
+            <w:tcBorders>
+              <w:top w:val="single" w:color="BFC5CE" w:sz="4"/>
+              <w:left w:val="single" w:color="BFC5CE" w:sz="4"/>
+              <w:bottom w:val="single" w:color="BFC5CE" w:sz="4"/>
+              <w:right w:val="single" w:color="BFC5CE" w:sz="4"/>
+            </w:tcBorders>
+            <w:tcMar>
+              <w:top w:type="dxa" w:w="60"/>
+              <w:left w:type="dxa" w:w="90"/>
+              <w:bottom w:type="dxa" w:w="60"/>
+              <w:right w:type="dxa" w:w="90"/>
+            </w:tcMar>
+          </w:tcPr>
+          <w:p>
+            <w:r>
+              <w:rPr>
+                <w:rFonts w:ascii="맑은 고딕" w:cs="맑은 고딕" w:eastAsia="맑은 고딕" w:hAnsi="맑은 고딕"/>
+                <w:b w:val="false"/>
+                <w:bCs w:val="false"/>
+                <w:sz w:val="18"/>
+                <w:szCs w:val="18"/>
+              </w:rPr>
+              <w:t>일치</w:t>
+            </w:r>
+          </w:p>
+        </w:tc>
+      </w:tr>
+    </w:tbl>
+    <w:p>
+      <w:pPr>
+        <w:spacing w:after="120"/>
+      </w:pPr>
+      <w:r>
+        <w:rPr>
+          <w:rFonts w:ascii="맑은 고딕" w:cs="맑은 고딕" w:eastAsia="맑은 고딕" w:hAnsi="맑은 고딕"/>
+          <w:sz w:val="21"/>
+          <w:szCs w:val="21"/>
+        </w:rPr>
+        <w:t>이번 회차는 고칠 것을 찾지 못했습니다. 참고: [판매할인현황] 은 단가 할인이 아니라 회계반영 금액과의 차액을 보는 화면입니다(원본과 같음).</w:t>
       </w:r>
     </w:p>
     <w:sectPr>

--- a/docs/ERP_사용설명서_QA기록.docx
+++ b/docs/ERP_사용설명서_QA기록.docx
@@ -69,7 +69,7 @@
           <w:sz w:val="21"/>
           <w:szCs w:val="21"/>
         </w:rPr>
-        <w:t>2026-10-02 (38회차)</w:t>
+        <w:t>2026-10-02 (39회차)</w:t>
       </w:r>
     </w:p>
     <w:p>
@@ -55793,6 +55793,1221 @@
           <w:szCs w:val="21"/>
         </w:rPr>
         <w:t>이번 회차는 고칠 것을 찾지 못했습니다. 참고: [판매할인현황] 은 단가 할인이 아니라 회계반영 금액과의 차액을 보는 화면입니다(원본과 같음).</w:t>
+      </w:r>
+    </w:p>
+    <w:p>
+      <w:pPr>
+        <w:pStyle w:val="Heading1"/>
+        <w:spacing w:after="120" w:before="240"/>
+      </w:pPr>
+      <w:r>
+        <w:rPr>
+          <w:rFonts w:ascii="맑은 고딕" w:cs="맑은 고딕" w:eastAsia="맑은 고딕" w:hAnsi="맑은 고딕"/>
+        </w:rPr>
+        <w:t>39회차 — 지출(판관비): 장부에 올라가는가, 통장에서 나가는가</w:t>
+      </w:r>
+    </w:p>
+    <w:p>
+      <w:pPr>
+        <w:spacing w:after="120"/>
+      </w:pPr>
+      <w:r>
+        <w:rPr>
+          <w:rFonts w:ascii="맑은 고딕" w:cs="맑은 고딕" w:eastAsia="맑은 고딕" w:hAnsi="맑은 고딕"/>
+          <w:sz w:val="21"/>
+          <w:szCs w:val="21"/>
+        </w:rPr>
+        <w:t>계기: SMT 리플로우 장비 노즐을 갈면서 소모품비 330,000원을 계좌이체로 냈습니다. 손계산으로 회계전표는 차) 소모품비(830) 330,000 / 대) 보통예금(103) 330,000 이어야 합니다. 찾아보니 지출 34건이 장부에 한 장도 없었습니다.</w:t>
+      </w:r>
+    </w:p>
+    <w:p>
+      <w:pPr>
+        <w:pStyle w:val="Heading2"/>
+        <w:spacing w:after="120" w:before="240"/>
+      </w:pPr>
+      <w:r>
+        <w:rPr>
+          <w:rFonts w:ascii="맑은 고딕" w:cs="맑은 고딕" w:eastAsia="맑은 고딕" w:hAnsi="맑은 고딕"/>
+        </w:rPr>
+        <w:t>39-1. 사용법</w:t>
+      </w:r>
+    </w:p>
+    <w:p>
+      <w:pPr>
+        <w:pStyle w:val="ListParagraph"/>
+        <w:numPr>
+          <w:ilvl w:val="0"/>
+          <w:numId w:val="2"/>
+        </w:numPr>
+        <w:spacing w:after="60"/>
+      </w:pPr>
+      <w:r>
+        <w:rPr>
+          <w:rFonts w:ascii="맑은 고딕" w:cs="맑은 고딕" w:eastAsia="맑은 고딕" w:hAnsi="맑은 고딕"/>
+          <w:sz w:val="21"/>
+          <w:szCs w:val="21"/>
+        </w:rPr>
+        <w:t>회계 › 비용관리 (/accounting/expense) → 지출등록(F2) → 지출일 · 계정과목 · 적요 · 거래처 · 금액 · 결제수단(법인카드/계좌이체/현금) → 저장.</w:t>
+      </w:r>
+    </w:p>
+    <w:p>
+      <w:pPr>
+        <w:pStyle w:val="ListParagraph"/>
+        <w:numPr>
+          <w:ilvl w:val="0"/>
+          <w:numId w:val="2"/>
+        </w:numPr>
+        <w:spacing w:after="60"/>
+      </w:pPr>
+      <w:r>
+        <w:rPr>
+          <w:rFonts w:ascii="맑은 고딕" w:cs="맑은 고딕" w:eastAsia="맑은 고딕" w:hAnsi="맑은 고딕"/>
+          <w:sz w:val="21"/>
+          <w:szCs w:val="21"/>
+        </w:rPr>
+        <w:t>저장하면 "EX-… 저장 · [소모품비] 330,000원 — 회계전표 생성(대변 보통예금)" 이 뜹니다(이번 회차에 붙였습니다). 회계전표는 저장과 함께 만들어지고, 지출을 지우면 같이 지워집니다.</w:t>
+      </w:r>
+    </w:p>
+    <w:p>
+      <w:pPr>
+        <w:pStyle w:val="ListParagraph"/>
+        <w:numPr>
+          <w:ilvl w:val="0"/>
+          <w:numId w:val="2"/>
+        </w:numPr>
+        <w:spacing w:after="60"/>
+      </w:pPr>
+      <w:r>
+        <w:rPr>
+          <w:rFonts w:ascii="맑은 고딕" w:cs="맑은 고딕" w:eastAsia="맑은 고딕" w:hAnsi="맑은 고딕"/>
+          <w:sz w:val="21"/>
+          <w:szCs w:val="21"/>
+        </w:rPr>
+        <w:t>대변: 법인카드·외상 → 미지급금(253), 계좌이체 → 보통예금(103), 현금 → 현금(101).</w:t>
+      </w:r>
+    </w:p>
+    <w:p>
+      <w:pPr>
+        <w:jc w:val="center"/>
+      </w:pPr>
+      <w:r>
+        <w:drawing>
+          <wp:inline xmlns:a="http://schemas.openxmlformats.org/drawingml/2006/main" xmlns:pic="http://schemas.openxmlformats.org/drawingml/2006/picture">
+            <wp:extent cx="5760000" cy="3240000"/>
+            <wp:docPr id="79" name="Picture 79"/>
+            <wp:cNvGraphicFramePr>
+              <a:graphicFrameLocks noChangeAspect="1"/>
+            </wp:cNvGraphicFramePr>
+            <a:graphic>
+              <a:graphicData uri="http://schemas.openxmlformats.org/drawingml/2006/picture">
+                <pic:pic>
+                  <pic:nvPicPr>
+                    <pic:cNvPr id="0" name="a1-expense-form.png"/>
+                    <pic:cNvPicPr/>
+                  </pic:nvPicPr>
+                  <pic:blipFill>
+                    <a:blip r:embed="rId87"/>
+                    <a:stretch>
+                      <a:fillRect/>
+                    </a:stretch>
+                  </pic:blipFill>
+                  <pic:spPr>
+                    <a:xfrm>
+                      <a:off x="0" y="0"/>
+                      <a:ext cx="5760000" cy="3240000"/>
+                    </a:xfrm>
+                    <a:prstGeom prst="rect"/>
+                  </pic:spPr>
+                </pic:pic>
+              </a:graphicData>
+            </a:graphic>
+          </wp:inline>
+        </w:drawing>
+      </w:r>
+    </w:p>
+    <w:p>
+      <w:pPr>
+        <w:spacing w:after="200"/>
+        <w:jc w:val="center"/>
+      </w:pPr>
+      <w:r>
+        <w:rPr>
+          <w:rFonts w:ascii="맑은 고딕" w:cs="맑은 고딕" w:eastAsia="맑은 고딕" w:hAnsi="맑은 고딕"/>
+          <w:i/>
+          <w:iCs/>
+          <w:color w:val="666666"/>
+          <w:sz w:val="18"/>
+          <w:szCs w:val="18"/>
+        </w:rPr>
+        <w:t>그림 79. 지출등록 — 소모품비 330,000 · 계좌이체</w:t>
+      </w:r>
+    </w:p>
+    <w:p>
+      <w:pPr>
+        <w:pStyle w:val="Heading2"/>
+        <w:spacing w:after="120" w:before="240"/>
+      </w:pPr>
+      <w:r>
+        <w:rPr>
+          <w:rFonts w:ascii="맑은 고딕" w:cs="맑은 고딕" w:eastAsia="맑은 고딕" w:hAnsi="맑은 고딕"/>
+        </w:rPr>
+        <w:t>39-2. 숫자 맞추기</w:t>
+      </w:r>
+    </w:p>
+    <w:tbl>
+      <w:tblPr>
+        <w:tblW w:type="dxa" w:w="8900"/>
+        <w:tblBorders>
+          <w:top w:val="single" w:color="auto" w:sz="4"/>
+          <w:left w:val="single" w:color="auto" w:sz="4"/>
+          <w:bottom w:val="single" w:color="auto" w:sz="4"/>
+          <w:right w:val="single" w:color="auto" w:sz="4"/>
+          <w:insideH w:val="single" w:color="auto" w:sz="4"/>
+          <w:insideV w:val="single" w:color="auto" w:sz="4"/>
+        </w:tblBorders>
+      </w:tblPr>
+      <w:tblGrid>
+        <w:gridCol w:w="2600"/>
+        <w:gridCol w:w="2000"/>
+        <w:gridCol w:w="2600"/>
+        <w:gridCol w:w="1700"/>
+      </w:tblGrid>
+      <w:tr>
+        <w:trPr>
+          <w:tblHeader/>
+        </w:trPr>
+        <w:tc>
+          <w:tcPr>
+            <w:tcW w:type="dxa" w:w="2600"/>
+            <w:tcBorders>
+              <w:top w:val="single" w:color="BFC5CE" w:sz="4"/>
+              <w:left w:val="single" w:color="BFC5CE" w:sz="4"/>
+              <w:bottom w:val="single" w:color="BFC5CE" w:sz="4"/>
+              <w:right w:val="single" w:color="BFC5CE" w:sz="4"/>
+            </w:tcBorders>
+            <w:shd w:fill="E8EEF9" w:val="clear"/>
+            <w:tcMar>
+              <w:top w:type="dxa" w:w="60"/>
+              <w:left w:type="dxa" w:w="90"/>
+              <w:bottom w:type="dxa" w:w="60"/>
+              <w:right w:type="dxa" w:w="90"/>
+            </w:tcMar>
+          </w:tcPr>
+          <w:p>
+            <w:r>
+              <w:rPr>
+                <w:rFonts w:ascii="맑은 고딕" w:cs="맑은 고딕" w:eastAsia="맑은 고딕" w:hAnsi="맑은 고딕"/>
+                <w:b/>
+                <w:bCs/>
+                <w:sz w:val="18"/>
+                <w:szCs w:val="18"/>
+              </w:rPr>
+              <w:t>확인한 것</w:t>
+            </w:r>
+          </w:p>
+        </w:tc>
+        <w:tc>
+          <w:tcPr>
+            <w:tcW w:type="dxa" w:w="2000"/>
+            <w:tcBorders>
+              <w:top w:val="single" w:color="BFC5CE" w:sz="4"/>
+              <w:left w:val="single" w:color="BFC5CE" w:sz="4"/>
+              <w:bottom w:val="single" w:color="BFC5CE" w:sz="4"/>
+              <w:right w:val="single" w:color="BFC5CE" w:sz="4"/>
+            </w:tcBorders>
+            <w:shd w:fill="E8EEF9" w:val="clear"/>
+            <w:tcMar>
+              <w:top w:type="dxa" w:w="60"/>
+              <w:left w:type="dxa" w:w="90"/>
+              <w:bottom w:type="dxa" w:w="60"/>
+              <w:right w:type="dxa" w:w="90"/>
+            </w:tcMar>
+          </w:tcPr>
+          <w:p>
+            <w:r>
+              <w:rPr>
+                <w:rFonts w:ascii="맑은 고딕" w:cs="맑은 고딕" w:eastAsia="맑은 고딕" w:hAnsi="맑은 고딕"/>
+                <w:b/>
+                <w:bCs/>
+                <w:sz w:val="18"/>
+                <w:szCs w:val="18"/>
+              </w:rPr>
+              <w:t>손계산</w:t>
+            </w:r>
+          </w:p>
+        </w:tc>
+        <w:tc>
+          <w:tcPr>
+            <w:tcW w:type="dxa" w:w="2600"/>
+            <w:tcBorders>
+              <w:top w:val="single" w:color="BFC5CE" w:sz="4"/>
+              <w:left w:val="single" w:color="BFC5CE" w:sz="4"/>
+              <w:bottom w:val="single" w:color="BFC5CE" w:sz="4"/>
+              <w:right w:val="single" w:color="BFC5CE" w:sz="4"/>
+            </w:tcBorders>
+            <w:shd w:fill="E8EEF9" w:val="clear"/>
+            <w:tcMar>
+              <w:top w:type="dxa" w:w="60"/>
+              <w:left w:type="dxa" w:w="90"/>
+              <w:bottom w:type="dxa" w:w="60"/>
+              <w:right w:type="dxa" w:w="90"/>
+            </w:tcMar>
+          </w:tcPr>
+          <w:p>
+            <w:r>
+              <w:rPr>
+                <w:rFonts w:ascii="맑은 고딕" w:cs="맑은 고딕" w:eastAsia="맑은 고딕" w:hAnsi="맑은 고딕"/>
+                <w:b/>
+                <w:bCs/>
+                <w:sz w:val="18"/>
+                <w:szCs w:val="18"/>
+              </w:rPr>
+              <w:t>화면·장부</w:t>
+            </w:r>
+          </w:p>
+        </w:tc>
+        <w:tc>
+          <w:tcPr>
+            <w:tcW w:type="dxa" w:w="1700"/>
+            <w:tcBorders>
+              <w:top w:val="single" w:color="BFC5CE" w:sz="4"/>
+              <w:left w:val="single" w:color="BFC5CE" w:sz="4"/>
+              <w:bottom w:val="single" w:color="BFC5CE" w:sz="4"/>
+              <w:right w:val="single" w:color="BFC5CE" w:sz="4"/>
+            </w:tcBorders>
+            <w:shd w:fill="E8EEF9" w:val="clear"/>
+            <w:tcMar>
+              <w:top w:type="dxa" w:w="60"/>
+              <w:left w:type="dxa" w:w="90"/>
+              <w:bottom w:type="dxa" w:w="60"/>
+              <w:right w:type="dxa" w:w="90"/>
+            </w:tcMar>
+          </w:tcPr>
+          <w:p>
+            <w:r>
+              <w:rPr>
+                <w:rFonts w:ascii="맑은 고딕" w:cs="맑은 고딕" w:eastAsia="맑은 고딕" w:hAnsi="맑은 고딕"/>
+                <w:b/>
+                <w:bCs/>
+                <w:sz w:val="18"/>
+                <w:szCs w:val="18"/>
+              </w:rPr>
+              <w:t>결과</w:t>
+            </w:r>
+          </w:p>
+        </w:tc>
+      </w:tr>
+      <w:tr>
+        <w:tc>
+          <w:tcPr>
+            <w:tcW w:type="dxa" w:w="2600"/>
+            <w:tcBorders>
+              <w:top w:val="single" w:color="BFC5CE" w:sz="4"/>
+              <w:left w:val="single" w:color="BFC5CE" w:sz="4"/>
+              <w:bottom w:val="single" w:color="BFC5CE" w:sz="4"/>
+              <w:right w:val="single" w:color="BFC5CE" w:sz="4"/>
+            </w:tcBorders>
+            <w:tcMar>
+              <w:top w:type="dxa" w:w="60"/>
+              <w:left w:type="dxa" w:w="90"/>
+              <w:bottom w:type="dxa" w:w="60"/>
+              <w:right w:type="dxa" w:w="90"/>
+            </w:tcMar>
+          </w:tcPr>
+          <w:p>
+            <w:r>
+              <w:rPr>
+                <w:rFonts w:ascii="맑은 고딕" w:cs="맑은 고딕" w:eastAsia="맑은 고딕" w:hAnsi="맑은 고딕"/>
+                <w:b w:val="false"/>
+                <w:bCs w:val="false"/>
+                <w:sz w:val="18"/>
+                <w:szCs w:val="18"/>
+              </w:rPr>
+              <w:t>분개</w:t>
+            </w:r>
+          </w:p>
+        </w:tc>
+        <w:tc>
+          <w:tcPr>
+            <w:tcW w:type="dxa" w:w="2000"/>
+            <w:tcBorders>
+              <w:top w:val="single" w:color="BFC5CE" w:sz="4"/>
+              <w:left w:val="single" w:color="BFC5CE" w:sz="4"/>
+              <w:bottom w:val="single" w:color="BFC5CE" w:sz="4"/>
+              <w:right w:val="single" w:color="BFC5CE" w:sz="4"/>
+            </w:tcBorders>
+            <w:tcMar>
+              <w:top w:type="dxa" w:w="60"/>
+              <w:left w:type="dxa" w:w="90"/>
+              <w:bottom w:type="dxa" w:w="60"/>
+              <w:right w:type="dxa" w:w="90"/>
+            </w:tcMar>
+          </w:tcPr>
+          <w:p>
+            <w:r>
+              <w:rPr>
+                <w:rFonts w:ascii="맑은 고딕" w:cs="맑은 고딕" w:eastAsia="맑은 고딕" w:hAnsi="맑은 고딕"/>
+                <w:b w:val="false"/>
+                <w:bCs w:val="false"/>
+                <w:sz w:val="18"/>
+                <w:szCs w:val="18"/>
+              </w:rPr>
+              <w:t>차) 소모품비 830 330,000 / 대) 보통예금 103 330,000</w:t>
+            </w:r>
+          </w:p>
+        </w:tc>
+        <w:tc>
+          <w:tcPr>
+            <w:tcW w:type="dxa" w:w="2600"/>
+            <w:tcBorders>
+              <w:top w:val="single" w:color="BFC5CE" w:sz="4"/>
+              <w:left w:val="single" w:color="BFC5CE" w:sz="4"/>
+              <w:bottom w:val="single" w:color="BFC5CE" w:sz="4"/>
+              <w:right w:val="single" w:color="BFC5CE" w:sz="4"/>
+            </w:tcBorders>
+            <w:tcMar>
+              <w:top w:type="dxa" w:w="60"/>
+              <w:left w:type="dxa" w:w="90"/>
+              <w:bottom w:type="dxa" w:w="60"/>
+              <w:right w:type="dxa" w:w="90"/>
+            </w:tcMar>
+          </w:tcPr>
+          <w:p>
+            <w:r>
+              <w:rPr>
+                <w:rFonts w:ascii="맑은 고딕" w:cs="맑은 고딕" w:eastAsia="맑은 고딕" w:hAnsi="맑은 고딕"/>
+                <w:b w:val="false"/>
+                <w:bCs w:val="false"/>
+                <w:sz w:val="18"/>
+                <w:szCs w:val="18"/>
+              </w:rPr>
+              <w:t>GL-20261002-0009 같은 금액</w:t>
+            </w:r>
+          </w:p>
+        </w:tc>
+        <w:tc>
+          <w:tcPr>
+            <w:tcW w:type="dxa" w:w="1700"/>
+            <w:tcBorders>
+              <w:top w:val="single" w:color="BFC5CE" w:sz="4"/>
+              <w:left w:val="single" w:color="BFC5CE" w:sz="4"/>
+              <w:bottom w:val="single" w:color="BFC5CE" w:sz="4"/>
+              <w:right w:val="single" w:color="BFC5CE" w:sz="4"/>
+            </w:tcBorders>
+            <w:tcMar>
+              <w:top w:type="dxa" w:w="60"/>
+              <w:left w:type="dxa" w:w="90"/>
+              <w:bottom w:type="dxa" w:w="60"/>
+              <w:right w:type="dxa" w:w="90"/>
+            </w:tcMar>
+          </w:tcPr>
+          <w:p>
+            <w:r>
+              <w:rPr>
+                <w:rFonts w:ascii="맑은 고딕" w:cs="맑은 고딕" w:eastAsia="맑은 고딕" w:hAnsi="맑은 고딕"/>
+                <w:b w:val="false"/>
+                <w:bCs w:val="false"/>
+                <w:sz w:val="18"/>
+                <w:szCs w:val="18"/>
+              </w:rPr>
+              <w:t>일치(고친 뒤)</w:t>
+            </w:r>
+          </w:p>
+        </w:tc>
+      </w:tr>
+      <w:tr>
+        <w:tc>
+          <w:tcPr>
+            <w:tcW w:type="dxa" w:w="2600"/>
+            <w:tcBorders>
+              <w:top w:val="single" w:color="BFC5CE" w:sz="4"/>
+              <w:left w:val="single" w:color="BFC5CE" w:sz="4"/>
+              <w:bottom w:val="single" w:color="BFC5CE" w:sz="4"/>
+              <w:right w:val="single" w:color="BFC5CE" w:sz="4"/>
+            </w:tcBorders>
+            <w:tcMar>
+              <w:top w:type="dxa" w:w="60"/>
+              <w:left w:type="dxa" w:w="90"/>
+              <w:bottom w:type="dxa" w:w="60"/>
+              <w:right w:type="dxa" w:w="90"/>
+            </w:tcMar>
+          </w:tcPr>
+          <w:p>
+            <w:r>
+              <w:rPr>
+                <w:rFonts w:ascii="맑은 고딕" w:cs="맑은 고딕" w:eastAsia="맑은 고딕" w:hAnsi="맑은 고딕"/>
+                <w:b w:val="false"/>
+                <w:bCs w:val="false"/>
+                <w:sz w:val="18"/>
+                <w:szCs w:val="18"/>
+              </w:rPr>
+              <w:t>고치기 전 지출 34건의 분개</w:t>
+            </w:r>
+          </w:p>
+        </w:tc>
+        <w:tc>
+          <w:tcPr>
+            <w:tcW w:type="dxa" w:w="2000"/>
+            <w:tcBorders>
+              <w:top w:val="single" w:color="BFC5CE" w:sz="4"/>
+              <w:left w:val="single" w:color="BFC5CE" w:sz="4"/>
+              <w:bottom w:val="single" w:color="BFC5CE" w:sz="4"/>
+              <w:right w:val="single" w:color="BFC5CE" w:sz="4"/>
+            </w:tcBorders>
+            <w:tcMar>
+              <w:top w:type="dxa" w:w="60"/>
+              <w:left w:type="dxa" w:w="90"/>
+              <w:bottom w:type="dxa" w:w="60"/>
+              <w:right w:type="dxa" w:w="90"/>
+            </w:tcMar>
+          </w:tcPr>
+          <w:p>
+            <w:r>
+              <w:rPr>
+                <w:rFonts w:ascii="맑은 고딕" w:cs="맑은 고딕" w:eastAsia="맑은 고딕" w:hAnsi="맑은 고딕"/>
+                <w:b w:val="false"/>
+                <w:bCs w:val="false"/>
+                <w:sz w:val="18"/>
+                <w:szCs w:val="18"/>
+              </w:rPr>
+              <w:t>34장</w:t>
+            </w:r>
+          </w:p>
+        </w:tc>
+        <w:tc>
+          <w:tcPr>
+            <w:tcW w:type="dxa" w:w="2600"/>
+            <w:tcBorders>
+              <w:top w:val="single" w:color="BFC5CE" w:sz="4"/>
+              <w:left w:val="single" w:color="BFC5CE" w:sz="4"/>
+              <w:bottom w:val="single" w:color="BFC5CE" w:sz="4"/>
+              <w:right w:val="single" w:color="BFC5CE" w:sz="4"/>
+            </w:tcBorders>
+            <w:tcMar>
+              <w:top w:type="dxa" w:w="60"/>
+              <w:left w:type="dxa" w:w="90"/>
+              <w:bottom w:type="dxa" w:w="60"/>
+              <w:right w:type="dxa" w:w="90"/>
+            </w:tcMar>
+          </w:tcPr>
+          <w:p>
+            <w:r>
+              <w:rPr>
+                <w:rFonts w:ascii="맑은 고딕" w:cs="맑은 고딕" w:eastAsia="맑은 고딕" w:hAnsi="맑은 고딕"/>
+                <w:b w:val="false"/>
+                <w:bCs w:val="false"/>
+                <w:sz w:val="18"/>
+                <w:szCs w:val="18"/>
+              </w:rPr>
+              <w:t>0장</w:t>
+            </w:r>
+          </w:p>
+        </w:tc>
+        <w:tc>
+          <w:tcPr>
+            <w:tcW w:type="dxa" w:w="1700"/>
+            <w:tcBorders>
+              <w:top w:val="single" w:color="BFC5CE" w:sz="4"/>
+              <w:left w:val="single" w:color="BFC5CE" w:sz="4"/>
+              <w:bottom w:val="single" w:color="BFC5CE" w:sz="4"/>
+              <w:right w:val="single" w:color="BFC5CE" w:sz="4"/>
+            </w:tcBorders>
+            <w:tcMar>
+              <w:top w:type="dxa" w:w="60"/>
+              <w:left w:type="dxa" w:w="90"/>
+              <w:bottom w:type="dxa" w:w="60"/>
+              <w:right w:type="dxa" w:w="90"/>
+            </w:tcMar>
+          </w:tcPr>
+          <w:p>
+            <w:r>
+              <w:rPr>
+                <w:rFonts w:ascii="맑은 고딕" w:cs="맑은 고딕" w:eastAsia="맑은 고딕" w:hAnsi="맑은 고딕"/>
+                <w:b w:val="false"/>
+                <w:bCs w:val="false"/>
+                <w:sz w:val="18"/>
+                <w:szCs w:val="18"/>
+              </w:rPr>
+              <w:t>고침(#109)</w:t>
+            </w:r>
+          </w:p>
+        </w:tc>
+      </w:tr>
+    </w:tbl>
+    <w:p>
+      <w:pPr>
+        <w:pStyle w:val="Heading2"/>
+        <w:spacing w:after="120" w:before="240"/>
+      </w:pPr>
+      <w:r>
+        <w:rPr>
+          <w:rFonts w:ascii="맑은 고딕" w:cs="맑은 고딕" w:eastAsia="맑은 고딕" w:hAnsi="맑은 고딕"/>
+        </w:rPr>
+        <w:t>39-3. 발견한 문제</w:t>
+      </w:r>
+    </w:p>
+    <w:tbl>
+      <w:tblPr>
+        <w:tblW w:type="dxa" w:w="9000"/>
+        <w:tblBorders>
+          <w:top w:val="single" w:color="auto" w:sz="4"/>
+          <w:left w:val="single" w:color="auto" w:sz="4"/>
+          <w:bottom w:val="single" w:color="auto" w:sz="4"/>
+          <w:right w:val="single" w:color="auto" w:sz="4"/>
+          <w:insideH w:val="single" w:color="auto" w:sz="4"/>
+          <w:insideV w:val="single" w:color="auto" w:sz="4"/>
+        </w:tblBorders>
+      </w:tblPr>
+      <w:tblGrid>
+        <w:gridCol w:w="400"/>
+        <w:gridCol w:w="2300"/>
+        <w:gridCol w:w="2500"/>
+        <w:gridCol w:w="3000"/>
+        <w:gridCol w:w="800"/>
+      </w:tblGrid>
+      <w:tr>
+        <w:trPr>
+          <w:tblHeader/>
+        </w:trPr>
+        <w:tc>
+          <w:tcPr>
+            <w:tcW w:type="dxa" w:w="400"/>
+            <w:tcBorders>
+              <w:top w:val="single" w:color="BFC5CE" w:sz="4"/>
+              <w:left w:val="single" w:color="BFC5CE" w:sz="4"/>
+              <w:bottom w:val="single" w:color="BFC5CE" w:sz="4"/>
+              <w:right w:val="single" w:color="BFC5CE" w:sz="4"/>
+            </w:tcBorders>
+            <w:shd w:fill="E8EEF9" w:val="clear"/>
+            <w:tcMar>
+              <w:top w:type="dxa" w:w="60"/>
+              <w:left w:type="dxa" w:w="90"/>
+              <w:bottom w:type="dxa" w:w="60"/>
+              <w:right w:type="dxa" w:w="90"/>
+            </w:tcMar>
+          </w:tcPr>
+          <w:p>
+            <w:r>
+              <w:rPr>
+                <w:rFonts w:ascii="맑은 고딕" w:cs="맑은 고딕" w:eastAsia="맑은 고딕" w:hAnsi="맑은 고딕"/>
+                <w:b/>
+                <w:bCs/>
+                <w:sz w:val="18"/>
+                <w:szCs w:val="18"/>
+              </w:rPr>
+              <w:t>#</w:t>
+            </w:r>
+          </w:p>
+        </w:tc>
+        <w:tc>
+          <w:tcPr>
+            <w:tcW w:type="dxa" w:w="2300"/>
+            <w:tcBorders>
+              <w:top w:val="single" w:color="BFC5CE" w:sz="4"/>
+              <w:left w:val="single" w:color="BFC5CE" w:sz="4"/>
+              <w:bottom w:val="single" w:color="BFC5CE" w:sz="4"/>
+              <w:right w:val="single" w:color="BFC5CE" w:sz="4"/>
+            </w:tcBorders>
+            <w:shd w:fill="E8EEF9" w:val="clear"/>
+            <w:tcMar>
+              <w:top w:type="dxa" w:w="60"/>
+              <w:left w:type="dxa" w:w="90"/>
+              <w:bottom w:type="dxa" w:w="60"/>
+              <w:right w:type="dxa" w:w="90"/>
+            </w:tcMar>
+          </w:tcPr>
+          <w:p>
+            <w:r>
+              <w:rPr>
+                <w:rFonts w:ascii="맑은 고딕" w:cs="맑은 고딕" w:eastAsia="맑은 고딕" w:hAnsi="맑은 고딕"/>
+                <w:b/>
+                <w:bCs/>
+                <w:sz w:val="18"/>
+                <w:szCs w:val="18"/>
+              </w:rPr>
+              <w:t>증상</w:t>
+            </w:r>
+          </w:p>
+        </w:tc>
+        <w:tc>
+          <w:tcPr>
+            <w:tcW w:type="dxa" w:w="2500"/>
+            <w:tcBorders>
+              <w:top w:val="single" w:color="BFC5CE" w:sz="4"/>
+              <w:left w:val="single" w:color="BFC5CE" w:sz="4"/>
+              <w:bottom w:val="single" w:color="BFC5CE" w:sz="4"/>
+              <w:right w:val="single" w:color="BFC5CE" w:sz="4"/>
+            </w:tcBorders>
+            <w:shd w:fill="E8EEF9" w:val="clear"/>
+            <w:tcMar>
+              <w:top w:type="dxa" w:w="60"/>
+              <w:left w:type="dxa" w:w="90"/>
+              <w:bottom w:type="dxa" w:w="60"/>
+              <w:right w:type="dxa" w:w="90"/>
+            </w:tcMar>
+          </w:tcPr>
+          <w:p>
+            <w:r>
+              <w:rPr>
+                <w:rFonts w:ascii="맑은 고딕" w:cs="맑은 고딕" w:eastAsia="맑은 고딕" w:hAnsi="맑은 고딕"/>
+                <w:b/>
+                <w:bCs/>
+                <w:sz w:val="18"/>
+                <w:szCs w:val="18"/>
+              </w:rPr>
+              <w:t>원인</w:t>
+            </w:r>
+          </w:p>
+        </w:tc>
+        <w:tc>
+          <w:tcPr>
+            <w:tcW w:type="dxa" w:w="3000"/>
+            <w:tcBorders>
+              <w:top w:val="single" w:color="BFC5CE" w:sz="4"/>
+              <w:left w:val="single" w:color="BFC5CE" w:sz="4"/>
+              <w:bottom w:val="single" w:color="BFC5CE" w:sz="4"/>
+              <w:right w:val="single" w:color="BFC5CE" w:sz="4"/>
+            </w:tcBorders>
+            <w:shd w:fill="E8EEF9" w:val="clear"/>
+            <w:tcMar>
+              <w:top w:type="dxa" w:w="60"/>
+              <w:left w:type="dxa" w:w="90"/>
+              <w:bottom w:type="dxa" w:w="60"/>
+              <w:right w:type="dxa" w:w="90"/>
+            </w:tcMar>
+          </w:tcPr>
+          <w:p>
+            <w:r>
+              <w:rPr>
+                <w:rFonts w:ascii="맑은 고딕" w:cs="맑은 고딕" w:eastAsia="맑은 고딕" w:hAnsi="맑은 고딕"/>
+                <w:b/>
+                <w:bCs/>
+                <w:sz w:val="18"/>
+                <w:szCs w:val="18"/>
+              </w:rPr>
+              <w:t>조치</w:t>
+            </w:r>
+          </w:p>
+        </w:tc>
+        <w:tc>
+          <w:tcPr>
+            <w:tcW w:type="dxa" w:w="800"/>
+            <w:tcBorders>
+              <w:top w:val="single" w:color="BFC5CE" w:sz="4"/>
+              <w:left w:val="single" w:color="BFC5CE" w:sz="4"/>
+              <w:bottom w:val="single" w:color="BFC5CE" w:sz="4"/>
+              <w:right w:val="single" w:color="BFC5CE" w:sz="4"/>
+            </w:tcBorders>
+            <w:shd w:fill="E8EEF9" w:val="clear"/>
+            <w:tcMar>
+              <w:top w:type="dxa" w:w="60"/>
+              <w:left w:type="dxa" w:w="90"/>
+              <w:bottom w:type="dxa" w:w="60"/>
+              <w:right w:type="dxa" w:w="90"/>
+            </w:tcMar>
+          </w:tcPr>
+          <w:p>
+            <w:r>
+              <w:rPr>
+                <w:rFonts w:ascii="맑은 고딕" w:cs="맑은 고딕" w:eastAsia="맑은 고딕" w:hAnsi="맑은 고딕"/>
+                <w:b/>
+                <w:bCs/>
+                <w:sz w:val="18"/>
+                <w:szCs w:val="18"/>
+              </w:rPr>
+              <w:t>상태</w:t>
+            </w:r>
+          </w:p>
+        </w:tc>
+      </w:tr>
+      <w:tr>
+        <w:tc>
+          <w:tcPr>
+            <w:tcW w:type="dxa" w:w="400"/>
+            <w:tcBorders>
+              <w:top w:val="single" w:color="BFC5CE" w:sz="4"/>
+              <w:left w:val="single" w:color="BFC5CE" w:sz="4"/>
+              <w:bottom w:val="single" w:color="BFC5CE" w:sz="4"/>
+              <w:right w:val="single" w:color="BFC5CE" w:sz="4"/>
+            </w:tcBorders>
+            <w:tcMar>
+              <w:top w:type="dxa" w:w="60"/>
+              <w:left w:type="dxa" w:w="90"/>
+              <w:bottom w:type="dxa" w:w="60"/>
+              <w:right w:type="dxa" w:w="90"/>
+            </w:tcMar>
+          </w:tcPr>
+          <w:p>
+            <w:r>
+              <w:rPr>
+                <w:rFonts w:ascii="맑은 고딕" w:cs="맑은 고딕" w:eastAsia="맑은 고딕" w:hAnsi="맑은 고딕"/>
+                <w:b w:val="false"/>
+                <w:bCs w:val="false"/>
+                <w:sz w:val="18"/>
+                <w:szCs w:val="18"/>
+              </w:rPr>
+              <w:t>109</w:t>
+            </w:r>
+          </w:p>
+        </w:tc>
+        <w:tc>
+          <w:tcPr>
+            <w:tcW w:type="dxa" w:w="2300"/>
+            <w:tcBorders>
+              <w:top w:val="single" w:color="BFC5CE" w:sz="4"/>
+              <w:left w:val="single" w:color="BFC5CE" w:sz="4"/>
+              <w:bottom w:val="single" w:color="BFC5CE" w:sz="4"/>
+              <w:right w:val="single" w:color="BFC5CE" w:sz="4"/>
+            </w:tcBorders>
+            <w:tcMar>
+              <w:top w:type="dxa" w:w="60"/>
+              <w:left w:type="dxa" w:w="90"/>
+              <w:bottom w:type="dxa" w:w="60"/>
+              <w:right w:type="dxa" w:w="90"/>
+            </w:tcMar>
+          </w:tcPr>
+          <w:p>
+            <w:r>
+              <w:rPr>
+                <w:rFonts w:ascii="맑은 고딕" w:cs="맑은 고딕" w:eastAsia="맑은 고딕" w:hAnsi="맑은 고딕"/>
+                <w:b w:val="false"/>
+                <w:bCs w:val="false"/>
+                <w:sz w:val="18"/>
+                <w:szCs w:val="18"/>
+              </w:rPr>
+              <w:t>지출(판관비)이 회계전표로 한 장도 안 올라갔다 — 34건, 분개 0장. 판관비가 재무제표·손익에서 통째로 빠져 있었다.</w:t>
+            </w:r>
+          </w:p>
+        </w:tc>
+        <w:tc>
+          <w:tcPr>
+            <w:tcW w:type="dxa" w:w="2500"/>
+            <w:tcBorders>
+              <w:top w:val="single" w:color="BFC5CE" w:sz="4"/>
+              <w:left w:val="single" w:color="BFC5CE" w:sz="4"/>
+              <w:bottom w:val="single" w:color="BFC5CE" w:sz="4"/>
+              <w:right w:val="single" w:color="BFC5CE" w:sz="4"/>
+            </w:tcBorders>
+            <w:tcMar>
+              <w:top w:type="dxa" w:w="60"/>
+              <w:left w:type="dxa" w:w="90"/>
+              <w:bottom w:type="dxa" w:w="60"/>
+              <w:right w:type="dxa" w:w="90"/>
+            </w:tcMar>
+          </w:tcPr>
+          <w:p>
+            <w:r>
+              <w:rPr>
+                <w:rFonts w:ascii="맑은 고딕" w:cs="맑은 고딕" w:eastAsia="맑은 고딕" w:hAnsi="맑은 고딕"/>
+                <w:b w:val="false"/>
+                <w:bCs w:val="false"/>
+                <w:sz w:val="18"/>
+                <w:szCs w:val="18"/>
+              </w:rPr>
+              <w:t>분개를 만드는 메서드(createFromExpense)가 있는데 아무도 부르지 않았다.</w:t>
+            </w:r>
+          </w:p>
+        </w:tc>
+        <w:tc>
+          <w:tcPr>
+            <w:tcW w:type="dxa" w:w="3000"/>
+            <w:tcBorders>
+              <w:top w:val="single" w:color="BFC5CE" w:sz="4"/>
+              <w:left w:val="single" w:color="BFC5CE" w:sz="4"/>
+              <w:bottom w:val="single" w:color="BFC5CE" w:sz="4"/>
+              <w:right w:val="single" w:color="BFC5CE" w:sz="4"/>
+            </w:tcBorders>
+            <w:tcMar>
+              <w:top w:type="dxa" w:w="60"/>
+              <w:left w:type="dxa" w:w="90"/>
+              <w:bottom w:type="dxa" w:w="60"/>
+              <w:right w:type="dxa" w:w="90"/>
+            </w:tcMar>
+          </w:tcPr>
+          <w:p>
+            <w:r>
+              <w:rPr>
+                <w:rFonts w:ascii="맑은 고딕" w:cs="맑은 고딕" w:eastAsia="맑은 고딕" w:hAnsi="맑은 고딕"/>
+                <w:b w:val="false"/>
+                <w:bCs w:val="false"/>
+                <w:sz w:val="18"/>
+                <w:szCs w:val="18"/>
+              </w:rPr>
+              <w:t>지출 저장 = 분개 생성, 지출 삭제 = 분개 삭제(같은 트랜잭션). qa.mjs 세 결제수단 시험.</w:t>
+            </w:r>
+          </w:p>
+        </w:tc>
+        <w:tc>
+          <w:tcPr>
+            <w:tcW w:type="dxa" w:w="800"/>
+            <w:tcBorders>
+              <w:top w:val="single" w:color="BFC5CE" w:sz="4"/>
+              <w:left w:val="single" w:color="BFC5CE" w:sz="4"/>
+              <w:bottom w:val="single" w:color="BFC5CE" w:sz="4"/>
+              <w:right w:val="single" w:color="BFC5CE" w:sz="4"/>
+            </w:tcBorders>
+            <w:tcMar>
+              <w:top w:type="dxa" w:w="60"/>
+              <w:left w:type="dxa" w:w="90"/>
+              <w:bottom w:type="dxa" w:w="60"/>
+              <w:right w:type="dxa" w:w="90"/>
+            </w:tcMar>
+          </w:tcPr>
+          <w:p>
+            <w:r>
+              <w:rPr>
+                <w:rFonts w:ascii="맑은 고딕" w:cs="맑은 고딕" w:eastAsia="맑은 고딕" w:hAnsi="맑은 고딕"/>
+                <w:b w:val="false"/>
+                <w:bCs w:val="false"/>
+                <w:sz w:val="18"/>
+                <w:szCs w:val="18"/>
+              </w:rPr>
+              <w:t>수정됨</w:t>
+            </w:r>
+          </w:p>
+        </w:tc>
+      </w:tr>
+      <w:tr>
+        <w:tc>
+          <w:tcPr>
+            <w:tcW w:type="dxa" w:w="400"/>
+            <w:tcBorders>
+              <w:top w:val="single" w:color="BFC5CE" w:sz="4"/>
+              <w:left w:val="single" w:color="BFC5CE" w:sz="4"/>
+              <w:bottom w:val="single" w:color="BFC5CE" w:sz="4"/>
+              <w:right w:val="single" w:color="BFC5CE" w:sz="4"/>
+            </w:tcBorders>
+            <w:tcMar>
+              <w:top w:type="dxa" w:w="60"/>
+              <w:left w:type="dxa" w:w="90"/>
+              <w:bottom w:type="dxa" w:w="60"/>
+              <w:right w:type="dxa" w:w="90"/>
+            </w:tcMar>
+          </w:tcPr>
+          <w:p>
+            <w:r>
+              <w:rPr>
+                <w:rFonts w:ascii="맑은 고딕" w:cs="맑은 고딕" w:eastAsia="맑은 고딕" w:hAnsi="맑은 고딕"/>
+                <w:b w:val="false"/>
+                <w:bCs w:val="false"/>
+                <w:sz w:val="18"/>
+                <w:szCs w:val="18"/>
+              </w:rPr>
+              <w:t>110</w:t>
+            </w:r>
+          </w:p>
+        </w:tc>
+        <w:tc>
+          <w:tcPr>
+            <w:tcW w:type="dxa" w:w="2300"/>
+            <w:tcBorders>
+              <w:top w:val="single" w:color="BFC5CE" w:sz="4"/>
+              <w:left w:val="single" w:color="BFC5CE" w:sz="4"/>
+              <w:bottom w:val="single" w:color="BFC5CE" w:sz="4"/>
+              <w:right w:val="single" w:color="BFC5CE" w:sz="4"/>
+            </w:tcBorders>
+            <w:tcMar>
+              <w:top w:type="dxa" w:w="60"/>
+              <w:left w:type="dxa" w:w="90"/>
+              <w:bottom w:type="dxa" w:w="60"/>
+              <w:right w:type="dxa" w:w="90"/>
+            </w:tcMar>
+          </w:tcPr>
+          <w:p>
+            <w:r>
+              <w:rPr>
+                <w:rFonts w:ascii="맑은 고딕" w:cs="맑은 고딕" w:eastAsia="맑은 고딕" w:hAnsi="맑은 고딕"/>
+                <w:b w:val="false"/>
+                <w:bCs w:val="false"/>
+                <w:sz w:val="18"/>
+                <w:szCs w:val="18"/>
+              </w:rPr>
+              <w:t>같은 메서드가 계좌이체도 대변을 현금(101)으로 잡았다.</w:t>
+            </w:r>
+          </w:p>
+        </w:tc>
+        <w:tc>
+          <w:tcPr>
+            <w:tcW w:type="dxa" w:w="2500"/>
+            <w:tcBorders>
+              <w:top w:val="single" w:color="BFC5CE" w:sz="4"/>
+              <w:left w:val="single" w:color="BFC5CE" w:sz="4"/>
+              <w:bottom w:val="single" w:color="BFC5CE" w:sz="4"/>
+              <w:right w:val="single" w:color="BFC5CE" w:sz="4"/>
+            </w:tcBorders>
+            <w:tcMar>
+              <w:top w:type="dxa" w:w="60"/>
+              <w:left w:type="dxa" w:w="90"/>
+              <w:bottom w:type="dxa" w:w="60"/>
+              <w:right w:type="dxa" w:w="90"/>
+            </w:tcMar>
+          </w:tcPr>
+          <w:p>
+            <w:r>
+              <w:rPr>
+                <w:rFonts w:ascii="맑은 고딕" w:cs="맑은 고딕" w:eastAsia="맑은 고딕" w:hAnsi="맑은 고딕"/>
+                <w:b w:val="false"/>
+                <w:bCs w:val="false"/>
+                <w:sz w:val="18"/>
+                <w:szCs w:val="18"/>
+              </w:rPr>
+              <w:t>결제수단을 카드/그 밖 둘로만 갈랐다.</w:t>
+            </w:r>
+          </w:p>
+        </w:tc>
+        <w:tc>
+          <w:tcPr>
+            <w:tcW w:type="dxa" w:w="3000"/>
+            <w:tcBorders>
+              <w:top w:val="single" w:color="BFC5CE" w:sz="4"/>
+              <w:left w:val="single" w:color="BFC5CE" w:sz="4"/>
+              <w:bottom w:val="single" w:color="BFC5CE" w:sz="4"/>
+              <w:right w:val="single" w:color="BFC5CE" w:sz="4"/>
+            </w:tcBorders>
+            <w:tcMar>
+              <w:top w:type="dxa" w:w="60"/>
+              <w:left w:type="dxa" w:w="90"/>
+              <w:bottom w:type="dxa" w:w="60"/>
+              <w:right w:type="dxa" w:w="90"/>
+            </w:tcMar>
+          </w:tcPr>
+          <w:p>
+            <w:r>
+              <w:rPr>
+                <w:rFonts w:ascii="맑은 고딕" w:cs="맑은 고딕" w:eastAsia="맑은 고딕" w:hAnsi="맑은 고딕"/>
+                <w:b w:val="false"/>
+                <w:bCs w:val="false"/>
+                <w:sz w:val="18"/>
+                <w:szCs w:val="18"/>
+              </w:rPr>
+              <w:t>계좌이체는 보통예금(103) — 수금·지급과 같은 판정.</w:t>
+            </w:r>
+          </w:p>
+        </w:tc>
+        <w:tc>
+          <w:tcPr>
+            <w:tcW w:type="dxa" w:w="800"/>
+            <w:tcBorders>
+              <w:top w:val="single" w:color="BFC5CE" w:sz="4"/>
+              <w:left w:val="single" w:color="BFC5CE" w:sz="4"/>
+              <w:bottom w:val="single" w:color="BFC5CE" w:sz="4"/>
+              <w:right w:val="single" w:color="BFC5CE" w:sz="4"/>
+            </w:tcBorders>
+            <w:tcMar>
+              <w:top w:type="dxa" w:w="60"/>
+              <w:left w:type="dxa" w:w="90"/>
+              <w:bottom w:type="dxa" w:w="60"/>
+              <w:right w:type="dxa" w:w="90"/>
+            </w:tcMar>
+          </w:tcPr>
+          <w:p>
+            <w:r>
+              <w:rPr>
+                <w:rFonts w:ascii="맑은 고딕" w:cs="맑은 고딕" w:eastAsia="맑은 고딕" w:hAnsi="맑은 고딕"/>
+                <w:b w:val="false"/>
+                <w:bCs w:val="false"/>
+                <w:sz w:val="18"/>
+                <w:szCs w:val="18"/>
+              </w:rPr>
+              <w:t>수정됨</w:t>
+            </w:r>
+          </w:p>
+        </w:tc>
+      </w:tr>
+      <w:tr>
+        <w:tc>
+          <w:tcPr>
+            <w:tcW w:type="dxa" w:w="400"/>
+            <w:tcBorders>
+              <w:top w:val="single" w:color="BFC5CE" w:sz="4"/>
+              <w:left w:val="single" w:color="BFC5CE" w:sz="4"/>
+              <w:bottom w:val="single" w:color="BFC5CE" w:sz="4"/>
+              <w:right w:val="single" w:color="BFC5CE" w:sz="4"/>
+            </w:tcBorders>
+            <w:tcMar>
+              <w:top w:type="dxa" w:w="60"/>
+              <w:left w:type="dxa" w:w="90"/>
+              <w:bottom w:type="dxa" w:w="60"/>
+              <w:right w:type="dxa" w:w="90"/>
+            </w:tcMar>
+          </w:tcPr>
+          <w:p>
+            <w:r>
+              <w:rPr>
+                <w:rFonts w:ascii="맑은 고딕" w:cs="맑은 고딕" w:eastAsia="맑은 고딕" w:hAnsi="맑은 고딕"/>
+                <w:b w:val="false"/>
+                <w:bCs w:val="false"/>
+                <w:sz w:val="18"/>
+                <w:szCs w:val="18"/>
+              </w:rPr>
+              <w:t>111</w:t>
+            </w:r>
+          </w:p>
+        </w:tc>
+        <w:tc>
+          <w:tcPr>
+            <w:tcW w:type="dxa" w:w="2300"/>
+            <w:tcBorders>
+              <w:top w:val="single" w:color="BFC5CE" w:sz="4"/>
+              <w:left w:val="single" w:color="BFC5CE" w:sz="4"/>
+              <w:bottom w:val="single" w:color="BFC5CE" w:sz="4"/>
+              <w:right w:val="single" w:color="BFC5CE" w:sz="4"/>
+            </w:tcBorders>
+            <w:tcMar>
+              <w:top w:type="dxa" w:w="60"/>
+              <w:left w:type="dxa" w:w="90"/>
+              <w:bottom w:type="dxa" w:w="60"/>
+              <w:right w:type="dxa" w:w="90"/>
+            </w:tcMar>
+          </w:tcPr>
+          <w:p>
+            <w:r>
+              <w:rPr>
+                <w:rFonts w:ascii="맑은 고딕" w:cs="맑은 고딕" w:eastAsia="맑은 고딕" w:hAnsi="맑은 고딕"/>
+                <w:b w:val="false"/>
+                <w:bCs w:val="false"/>
+                <w:sz w:val="18"/>
+                <w:szCs w:val="18"/>
+              </w:rPr>
+              <w:t>지출을 저장해도 창만 닫히고 아무 말이 없다.</w:t>
+            </w:r>
+          </w:p>
+        </w:tc>
+        <w:tc>
+          <w:tcPr>
+            <w:tcW w:type="dxa" w:w="2500"/>
+            <w:tcBorders>
+              <w:top w:val="single" w:color="BFC5CE" w:sz="4"/>
+              <w:left w:val="single" w:color="BFC5CE" w:sz="4"/>
+              <w:bottom w:val="single" w:color="BFC5CE" w:sz="4"/>
+              <w:right w:val="single" w:color="BFC5CE" w:sz="4"/>
+            </w:tcBorders>
+            <w:tcMar>
+              <w:top w:type="dxa" w:w="60"/>
+              <w:left w:type="dxa" w:w="90"/>
+              <w:bottom w:type="dxa" w:w="60"/>
+              <w:right w:type="dxa" w:w="90"/>
+            </w:tcMar>
+          </w:tcPr>
+          <w:p>
+            <w:r>
+              <w:rPr>
+                <w:rFonts w:ascii="맑은 고딕" w:cs="맑은 고딕" w:eastAsia="맑은 고딕" w:hAnsi="맑은 고딕"/>
+                <w:b w:val="false"/>
+                <w:bCs w:val="false"/>
+                <w:sz w:val="18"/>
+                <w:szCs w:val="18"/>
+              </w:rPr>
+              <w:t>안내가 없었다(9회차 판매입력과 같은 꼴).</w:t>
+            </w:r>
+          </w:p>
+        </w:tc>
+        <w:tc>
+          <w:tcPr>
+            <w:tcW w:type="dxa" w:w="3000"/>
+            <w:tcBorders>
+              <w:top w:val="single" w:color="BFC5CE" w:sz="4"/>
+              <w:left w:val="single" w:color="BFC5CE" w:sz="4"/>
+              <w:bottom w:val="single" w:color="BFC5CE" w:sz="4"/>
+              <w:right w:val="single" w:color="BFC5CE" w:sz="4"/>
+            </w:tcBorders>
+            <w:tcMar>
+              <w:top w:type="dxa" w:w="60"/>
+              <w:left w:type="dxa" w:w="90"/>
+              <w:bottom w:type="dxa" w:w="60"/>
+              <w:right w:type="dxa" w:w="90"/>
+            </w:tcMar>
+          </w:tcPr>
+          <w:p>
+            <w:r>
+              <w:rPr>
+                <w:rFonts w:ascii="맑은 고딕" w:cs="맑은 고딕" w:eastAsia="맑은 고딕" w:hAnsi="맑은 고딕"/>
+                <w:b w:val="false"/>
+                <w:bCs w:val="false"/>
+                <w:sz w:val="18"/>
+                <w:szCs w:val="18"/>
+              </w:rPr>
+              <w:t>번호·계정·금액·대변 안내. 삭제 실패는 alert 대신 화면 안내. qa/flows/expense.json.</w:t>
+            </w:r>
+          </w:p>
+        </w:tc>
+        <w:tc>
+          <w:tcPr>
+            <w:tcW w:type="dxa" w:w="800"/>
+            <w:tcBorders>
+              <w:top w:val="single" w:color="BFC5CE" w:sz="4"/>
+              <w:left w:val="single" w:color="BFC5CE" w:sz="4"/>
+              <w:bottom w:val="single" w:color="BFC5CE" w:sz="4"/>
+              <w:right w:val="single" w:color="BFC5CE" w:sz="4"/>
+            </w:tcBorders>
+            <w:tcMar>
+              <w:top w:type="dxa" w:w="60"/>
+              <w:left w:type="dxa" w:w="90"/>
+              <w:bottom w:type="dxa" w:w="60"/>
+              <w:right w:type="dxa" w:w="90"/>
+            </w:tcMar>
+          </w:tcPr>
+          <w:p>
+            <w:r>
+              <w:rPr>
+                <w:rFonts w:ascii="맑은 고딕" w:cs="맑은 고딕" w:eastAsia="맑은 고딕" w:hAnsi="맑은 고딕"/>
+                <w:b w:val="false"/>
+                <w:bCs w:val="false"/>
+                <w:sz w:val="18"/>
+                <w:szCs w:val="18"/>
+              </w:rPr>
+              <w:t>수정됨</w:t>
+            </w:r>
+          </w:p>
+        </w:tc>
+      </w:tr>
+    </w:tbl>
+    <w:p>
+      <w:pPr>
+        <w:pStyle w:val="Heading2"/>
+        <w:spacing w:after="120" w:before="240"/>
+      </w:pPr>
+      <w:r>
+        <w:rPr>
+          <w:rFonts w:ascii="맑은 고딕" w:cs="맑은 고딕" w:eastAsia="맑은 고딕" w:hAnsi="맑은 고딕"/>
+        </w:rPr>
+        <w:t>39-4. 다음 할 일</w:t>
+      </w:r>
+    </w:p>
+    <w:p>
+      <w:pPr>
+        <w:pStyle w:val="ListParagraph"/>
+        <w:numPr>
+          <w:ilvl w:val="0"/>
+          <w:numId w:val="2"/>
+        </w:numPr>
+        <w:spacing w:after="60"/>
+      </w:pPr>
+      <w:r>
+        <w:rPr>
+          <w:rFonts w:ascii="맑은 고딕" w:cs="맑은 고딕" w:eastAsia="맑은 고딕" w:hAnsi="맑은 고딕"/>
+          <w:sz w:val="21"/>
+          <w:szCs w:val="21"/>
+        </w:rPr>
+        <w:t>고치기 전에 들어간 지출 34건을 장부에 거슬러 올릴지 결정(#112) — 올리면 지난달 손익이 바뀐다</w:t>
+      </w:r>
+    </w:p>
+    <w:p>
+      <w:pPr>
+        <w:pStyle w:val="ListParagraph"/>
+        <w:numPr>
+          <w:ilvl w:val="0"/>
+          <w:numId w:val="2"/>
+        </w:numPr>
+        <w:spacing w:after="60"/>
+      </w:pPr>
+      <w:r>
+        <w:rPr>
+          <w:rFonts w:ascii="맑은 고딕" w:cs="맑은 고딕" w:eastAsia="맑은 고딕" w:hAnsi="맑은 고딕"/>
+          <w:sz w:val="21"/>
+          <w:szCs w:val="21"/>
+        </w:rPr>
+        <w:t>지출에 부가세(매입세액 공제) 칸이 없다 — 세금계산서 받은 비용은 부가세대급금을 갈라야 한다(#113)</w:t>
       </w:r>
     </w:p>
     <w:sectPr>
